--- a/data/outputs/v2/Physics/SS1.4_Energy,_Work,_Power_and_Machines/Physics_Energy,_Work,_Power_and_Machines_CBE_LessonSequence.docx
+++ b/data/outputs/v2/Physics/SS1.4_Energy,_Work,_Power_and_Machines/Physics_Energy,_Work,_Power_and_Machines_CBE_LessonSequence.docx
@@ -3323,7 +3323,7 @@
             <w:pPr>
               <w:spacing w:after="20" w:before="0"/>
             </w:pPr>
-            <w:hyperlink w:history="1" r:id="rIdnkvfnq2oc-hvqmvwsrbs3">
+            <w:hyperlink w:history="1" r:id="rIdeb_f5gocb_ykkgp8cxron">
               <w:r>
                 <w:rPr>
                   <w:rFonts w:ascii="Arial" w:cs="Arial" w:eastAsia="Arial" w:hAnsi="Arial"/>
@@ -3356,7 +3356,7 @@
               <w:spacing w:after="10" w:before="0"/>
               <w:ind w:left="120"/>
             </w:pPr>
-            <w:hyperlink w:history="1" r:id="rIde7jzyuxwcgwmp43n43dl3">
+            <w:hyperlink w:history="1" r:id="rIdvgbptvzeaobdfirnp5p0v">
               <w:r>
                 <w:rPr>
                   <w:rFonts w:ascii="Arial" w:cs="Arial" w:eastAsia="Arial" w:hAnsi="Arial"/>
@@ -3401,7 +3401,7 @@
             <w:pPr>
               <w:spacing w:after="20" w:before="0"/>
             </w:pPr>
-            <w:hyperlink w:history="1" r:id="rIddw1b5dity6l6vgacisfby">
+            <w:hyperlink w:history="1" r:id="rIdqkskma5bq4vvge3g0dvth">
               <w:r>
                 <w:rPr>
                   <w:rFonts w:ascii="Arial" w:cs="Arial" w:eastAsia="Arial" w:hAnsi="Arial"/>
@@ -3410,7 +3410,7 @@
                   <w:szCs w:val="16"/>
                   <w:u w:val="single" w:color="2E75B6"/>
                 </w:rPr>
-                <w:t xml:space="preserve">SI Kinetic Energy Units (Flexbook)</w:t>
+                <w:t xml:space="preserve">Energy Skate Park: Basics</w:t>
               </w:r>
             </w:hyperlink>
           </w:p>
@@ -3426,7 +3426,7 @@
                 <w:sz w:val="14"/>
                 <w:szCs w:val="14"/>
               </w:rPr>
-              <w:t xml:space="preserve">Source: CK-12</w:t>
+              <w:t xml:space="preserve">Source: PhET Interactive Simulations (English)</w:t>
             </w:r>
           </w:p>
           <w:p>
@@ -3434,7 +3434,7 @@
               <w:spacing w:after="10" w:before="0"/>
               <w:ind w:left="120"/>
             </w:pPr>
-            <w:hyperlink w:history="1" r:id="rIdl3qq3m-bdfrz54dnwix2b">
+            <w:hyperlink w:history="1" r:id="rIdqnzkepmspd53dbrx9iq80">
               <w:r>
                 <w:rPr>
                   <w:rFonts w:ascii="Arial" w:cs="Arial" w:eastAsia="Arial" w:hAnsi="Arial"/>
@@ -3629,7 +3629,7 @@
             <w:pPr>
               <w:spacing w:after="20" w:before="0"/>
             </w:pPr>
-            <w:hyperlink w:history="1" r:id="rIdkw9wtu4bl9yna51odepav">
+            <w:hyperlink w:history="1" r:id="rIdoiitnnukgmcwvuokx6ihl">
               <w:r>
                 <w:rPr>
                   <w:rFonts w:ascii="Arial" w:cs="Arial" w:eastAsia="Arial" w:hAnsi="Arial"/>
@@ -3638,7 +3638,7 @@
                   <w:szCs w:val="16"/>
                   <w:u w:val="single" w:color="2E75B6"/>
                 </w:rPr>
-                <w:t xml:space="preserve">Conservation of energy</w:t>
+                <w:t xml:space="preserve">Conservation of energy -dubbed(KY)</w:t>
               </w:r>
             </w:hyperlink>
           </w:p>
@@ -3654,7 +3654,7 @@
                 <w:sz w:val="14"/>
                 <w:szCs w:val="14"/>
               </w:rPr>
-              <w:t xml:space="preserve">Source: Khan Academy (English - US curriculum)</w:t>
+              <w:t xml:space="preserve">Source: Khan Academy (Kiswahili)</w:t>
             </w:r>
           </w:p>
           <w:p>
@@ -3662,7 +3662,7 @@
               <w:spacing w:after="10" w:before="0"/>
               <w:ind w:left="120"/>
             </w:pPr>
-            <w:hyperlink w:history="1" r:id="rIdftygz9ahyeqbmezh9ybu1">
+            <w:hyperlink w:history="1" r:id="rIdmflxubuprqxvbjrh0ww_4">
               <w:r>
                 <w:rPr>
                   <w:rFonts w:ascii="Arial" w:cs="Arial" w:eastAsia="Arial" w:hAnsi="Arial"/>
@@ -3707,7 +3707,7 @@
             <w:pPr>
               <w:spacing w:after="20" w:before="0"/>
             </w:pPr>
-            <w:hyperlink w:history="1" r:id="rIdolmf2phh3ugm8vnwuffjb">
+            <w:hyperlink w:history="1" r:id="rId5_juvhr5rlboaapk7ndgs">
               <w:r>
                 <w:rPr>
                   <w:rFonts w:ascii="Arial" w:cs="Arial" w:eastAsia="Arial" w:hAnsi="Arial"/>
@@ -3716,7 +3716,7 @@
                   <w:szCs w:val="16"/>
                   <w:u w:val="single" w:color="2E75B6"/>
                 </w:rPr>
-                <w:t xml:space="preserve">SI Kinetic Energy Units (Flexbook)</w:t>
+                <w:t xml:space="preserve">Energy Skate Park: Basics</w:t>
               </w:r>
             </w:hyperlink>
           </w:p>
@@ -3732,7 +3732,7 @@
                 <w:sz w:val="14"/>
                 <w:szCs w:val="14"/>
               </w:rPr>
-              <w:t xml:space="preserve">Source: CK-12</w:t>
+              <w:t xml:space="preserve">Source: PhET Interactive Simulations (English)</w:t>
             </w:r>
           </w:p>
           <w:p>
@@ -3740,7 +3740,7 @@
               <w:spacing w:after="10" w:before="0"/>
               <w:ind w:left="120"/>
             </w:pPr>
-            <w:hyperlink w:history="1" r:id="rIdr5flmv5-qqtgrllgsuwew">
+            <w:hyperlink w:history="1" r:id="rIdysxbc39gtqqzfysqpmbxy">
               <w:r>
                 <w:rPr>
                   <w:rFonts w:ascii="Arial" w:cs="Arial" w:eastAsia="Arial" w:hAnsi="Arial"/>
@@ -3935,7 +3935,7 @@
             <w:pPr>
               <w:spacing w:after="20" w:before="0"/>
             </w:pPr>
-            <w:hyperlink w:history="1" r:id="rId7pwr61n-ofksykbcrkoh-">
+            <w:hyperlink w:history="1" r:id="rIdhj1rh3ho3gpdzzt_kweva">
               <w:r>
                 <w:rPr>
                   <w:rFonts w:ascii="Arial" w:cs="Arial" w:eastAsia="Arial" w:hAnsi="Arial"/>
@@ -3944,7 +3944,7 @@
                   <w:szCs w:val="16"/>
                   <w:u w:val="single" w:color="2E75B6"/>
                 </w:rPr>
-                <w:t xml:space="preserve">Conservation of energy</w:t>
+                <w:t xml:space="preserve">Work and the work-energy principle</w:t>
               </w:r>
             </w:hyperlink>
           </w:p>
@@ -3968,7 +3968,7 @@
               <w:spacing w:after="10" w:before="0"/>
               <w:ind w:left="120"/>
             </w:pPr>
-            <w:hyperlink w:history="1" r:id="rIdblb3lk6o9o3gycwew6ucr">
+            <w:hyperlink w:history="1" r:id="rIdmiwqqkfgyas2j0zdbogl2">
               <w:r>
                 <w:rPr>
                   <w:rFonts w:ascii="Arial" w:cs="Arial" w:eastAsia="Arial" w:hAnsi="Arial"/>
@@ -4013,7 +4013,7 @@
             <w:pPr>
               <w:spacing w:after="20" w:before="0"/>
             </w:pPr>
-            <w:hyperlink w:history="1" r:id="rIdmt5wzlt2dmwcrq_8flzyr">
+            <w:hyperlink w:history="1" r:id="rId1atfq9oiqa-bvcvgivatm">
               <w:r>
                 <w:rPr>
                   <w:rFonts w:ascii="Arial" w:cs="Arial" w:eastAsia="Arial" w:hAnsi="Arial"/>
@@ -4022,7 +4022,7 @@
                   <w:szCs w:val="16"/>
                   <w:u w:val="single" w:color="2E75B6"/>
                 </w:rPr>
-                <w:t xml:space="preserve">SI Kinetic Energy Units (Flexbook)</w:t>
+                <w:t xml:space="preserve">Energy Skate Park: Basics</w:t>
               </w:r>
             </w:hyperlink>
           </w:p>
@@ -4038,7 +4038,7 @@
                 <w:sz w:val="14"/>
                 <w:szCs w:val="14"/>
               </w:rPr>
-              <w:t xml:space="preserve">Source: CK-12</w:t>
+              <w:t xml:space="preserve">Source: PhET Interactive Simulations (English)</w:t>
             </w:r>
           </w:p>
           <w:p>
@@ -4046,7 +4046,7 @@
               <w:spacing w:after="10" w:before="0"/>
               <w:ind w:left="120"/>
             </w:pPr>
-            <w:hyperlink w:history="1" r:id="rIdpt2vacjxnb8eec9twvmtc">
+            <w:hyperlink w:history="1" r:id="rIdx9zl_8ae3obnknlwxwkqq">
               <w:r>
                 <w:rPr>
                   <w:rFonts w:ascii="Arial" w:cs="Arial" w:eastAsia="Arial" w:hAnsi="Arial"/>
@@ -4241,7 +4241,7 @@
             <w:pPr>
               <w:spacing w:after="20" w:before="0"/>
             </w:pPr>
-            <w:hyperlink w:history="1" r:id="rId2yyjllopq46qj0h_gfxol">
+            <w:hyperlink w:history="1" r:id="rIdcf-bgzujr_7ker32yoz4k">
               <w:r>
                 <w:rPr>
                   <w:rFonts w:ascii="Arial" w:cs="Arial" w:eastAsia="Arial" w:hAnsi="Arial"/>
@@ -4250,7 +4250,7 @@
                   <w:szCs w:val="16"/>
                   <w:u w:val="single" w:color="2E75B6"/>
                 </w:rPr>
-                <w:t xml:space="preserve">Conservation of energy</w:t>
+                <w:t xml:space="preserve">Video: Energy Skate Park: Basics</w:t>
               </w:r>
             </w:hyperlink>
           </w:p>
@@ -4266,7 +4266,7 @@
                 <w:sz w:val="14"/>
                 <w:szCs w:val="14"/>
               </w:rPr>
-              <w:t xml:space="preserve">Source: Khan Academy (English - US curriculum)</w:t>
+              <w:t xml:space="preserve">Source: PhET Interactive Simulations (English)</w:t>
             </w:r>
           </w:p>
           <w:p>
@@ -4274,7 +4274,7 @@
               <w:spacing w:after="10" w:before="0"/>
               <w:ind w:left="120"/>
             </w:pPr>
-            <w:hyperlink w:history="1" r:id="rIdsfelqyjm4chzhxtfiola5">
+            <w:hyperlink w:history="1" r:id="rIdiez9-vz9ntgudtkg_ghv3">
               <w:r>
                 <w:rPr>
                   <w:rFonts w:ascii="Arial" w:cs="Arial" w:eastAsia="Arial" w:hAnsi="Arial"/>
@@ -4319,7 +4319,7 @@
             <w:pPr>
               <w:spacing w:after="20" w:before="0"/>
             </w:pPr>
-            <w:hyperlink w:history="1" r:id="rIdf-nibzq3pwef8shg8fkck">
+            <w:hyperlink w:history="1" r:id="rIdzocj7vmukgcgh_yi0iyn8">
               <w:r>
                 <w:rPr>
                   <w:rFonts w:ascii="Arial" w:cs="Arial" w:eastAsia="Arial" w:hAnsi="Arial"/>
@@ -4328,7 +4328,7 @@
                   <w:szCs w:val="16"/>
                   <w:u w:val="single" w:color="2E75B6"/>
                 </w:rPr>
-                <w:t xml:space="preserve">SI Kinetic Energy Units (Flexbook)</w:t>
+                <w:t xml:space="preserve">Energy Skate Park: Basics</w:t>
               </w:r>
             </w:hyperlink>
           </w:p>
@@ -4344,7 +4344,7 @@
                 <w:sz w:val="14"/>
                 <w:szCs w:val="14"/>
               </w:rPr>
-              <w:t xml:space="preserve">Source: CK-12</w:t>
+              <w:t xml:space="preserve">Source: PhET Interactive Simulations (English)</w:t>
             </w:r>
           </w:p>
           <w:p>
@@ -4352,7 +4352,7 @@
               <w:spacing w:after="10" w:before="0"/>
               <w:ind w:left="120"/>
             </w:pPr>
-            <w:hyperlink w:history="1" r:id="rIdmrp8lhvmxafwhqswldanj">
+            <w:hyperlink w:history="1" r:id="rIds1aweycaliz4idmqvkx3_">
               <w:r>
                 <w:rPr>
                   <w:rFonts w:ascii="Arial" w:cs="Arial" w:eastAsia="Arial" w:hAnsi="Arial"/>
@@ -4547,7 +4547,7 @@
             <w:pPr>
               <w:spacing w:after="20" w:before="0"/>
             </w:pPr>
-            <w:hyperlink w:history="1" r:id="rIdg9v7uyxpq7a8s2plqaul4">
+            <w:hyperlink w:history="1" r:id="rId6fdlqrfak3y5diyu1q-be">
               <w:r>
                 <w:rPr>
                   <w:rFonts w:ascii="Arial" w:cs="Arial" w:eastAsia="Arial" w:hAnsi="Arial"/>
@@ -4556,7 +4556,7 @@
                   <w:szCs w:val="16"/>
                   <w:u w:val="single" w:color="2E75B6"/>
                 </w:rPr>
-                <w:t xml:space="preserve">Conservation of energy</w:t>
+                <w:t xml:space="preserve">Work and energy (part 2)</w:t>
               </w:r>
             </w:hyperlink>
           </w:p>
@@ -4580,7 +4580,7 @@
               <w:spacing w:after="10" w:before="0"/>
               <w:ind w:left="120"/>
             </w:pPr>
-            <w:hyperlink w:history="1" r:id="rIdql4xmm9jncjy9qurlflbp">
+            <w:hyperlink w:history="1" r:id="rIduz2eg9xrfwdhh0ffytebr">
               <w:r>
                 <w:rPr>
                   <w:rFonts w:ascii="Arial" w:cs="Arial" w:eastAsia="Arial" w:hAnsi="Arial"/>
@@ -4625,7 +4625,7 @@
             <w:pPr>
               <w:spacing w:after="20" w:before="0"/>
             </w:pPr>
-            <w:hyperlink w:history="1" r:id="rIdwfuofjfp0pqbh1scptgod">
+            <w:hyperlink w:history="1" r:id="rIdgtti8ezntrzc9tt5tjtia">
               <w:r>
                 <w:rPr>
                   <w:rFonts w:ascii="Arial" w:cs="Arial" w:eastAsia="Arial" w:hAnsi="Arial"/>
@@ -4634,7 +4634,7 @@
                   <w:szCs w:val="16"/>
                   <w:u w:val="single" w:color="2E75B6"/>
                 </w:rPr>
-                <w:t xml:space="preserve">SI Kinetic Energy Units (Flexbook)</w:t>
+                <w:t xml:space="preserve">Energy Skate Park: Basics</w:t>
               </w:r>
             </w:hyperlink>
           </w:p>
@@ -4650,7 +4650,7 @@
                 <w:sz w:val="14"/>
                 <w:szCs w:val="14"/>
               </w:rPr>
-              <w:t xml:space="preserve">Source: CK-12</w:t>
+              <w:t xml:space="preserve">Source: PhET Interactive Simulations (English)</w:t>
             </w:r>
           </w:p>
           <w:p>
@@ -4658,7 +4658,7 @@
               <w:spacing w:after="10" w:before="0"/>
               <w:ind w:left="120"/>
             </w:pPr>
-            <w:hyperlink w:history="1" r:id="rIdavbefsuwabzvynw8wqmky">
+            <w:hyperlink w:history="1" r:id="rIdviua3xjbftyudk8oe2f_e">
               <w:r>
                 <w:rPr>
                   <w:rFonts w:ascii="Arial" w:cs="Arial" w:eastAsia="Arial" w:hAnsi="Arial"/>
@@ -6145,7 +6145,7 @@
             <w:pPr>
               <w:spacing w:after="20" w:before="0"/>
             </w:pPr>
-            <w:hyperlink w:history="1" r:id="rIdbzydsa6s0oj6hb55wwmo2">
+            <w:hyperlink w:history="1" r:id="rId_xdjaynwmr-wc9h9nrorp">
               <w:r>
                 <w:rPr>
                   <w:rFonts w:ascii="Arial" w:cs="Arial" w:eastAsia="Arial" w:hAnsi="Arial"/>
@@ -6154,7 +6154,7 @@
                   <w:szCs w:val="16"/>
                   <w:u w:val="single" w:color="2E75B6"/>
                 </w:rPr>
-                <w:t xml:space="preserve">Intro to the endocrine system</w:t>
+                <w:t xml:space="preserve">Conservation of energy</w:t>
               </w:r>
             </w:hyperlink>
           </w:p>
@@ -6178,7 +6178,7 @@
               <w:spacing w:after="10" w:before="0"/>
               <w:ind w:left="120"/>
             </w:pPr>
-            <w:hyperlink w:history="1" r:id="rIdntavcvl1wjuzxnybe0qt2">
+            <w:hyperlink w:history="1" r:id="rIdqwmswsxlm35r6vuzwq2mn">
               <w:r>
                 <w:rPr>
                   <w:rFonts w:ascii="Arial" w:cs="Arial" w:eastAsia="Arial" w:hAnsi="Arial"/>
@@ -6223,7 +6223,7 @@
             <w:pPr>
               <w:spacing w:after="20" w:before="0"/>
             </w:pPr>
-            <w:hyperlink w:history="1" r:id="rIdl7nczx71hirfelxlcwfya">
+            <w:hyperlink w:history="1" r:id="rIdobrehaai-7usvfafosgjo">
               <w:r>
                 <w:rPr>
                   <w:rFonts w:ascii="Arial" w:cs="Arial" w:eastAsia="Arial" w:hAnsi="Arial"/>
@@ -6232,7 +6232,7 @@
                   <w:szCs w:val="16"/>
                   <w:u w:val="single" w:color="2E75B6"/>
                 </w:rPr>
-                <w:t xml:space="preserve">Energy Conservation (Flexbook)</w:t>
+                <w:t xml:space="preserve">Energy Skate Park: Basics</w:t>
               </w:r>
             </w:hyperlink>
           </w:p>
@@ -6248,7 +6248,7 @@
                 <w:sz w:val="14"/>
                 <w:szCs w:val="14"/>
               </w:rPr>
-              <w:t xml:space="preserve">Source: CK-12</w:t>
+              <w:t xml:space="preserve">Source: PhET Interactive Simulations (English)</w:t>
             </w:r>
           </w:p>
           <w:p>
@@ -6256,7 +6256,7 @@
               <w:spacing w:after="10" w:before="0"/>
               <w:ind w:left="120"/>
             </w:pPr>
-            <w:hyperlink w:history="1" r:id="rIdhz_24gsbtkval8wyyvjp7">
+            <w:hyperlink w:history="1" r:id="rIdjuqidod36u4gpvcqzfh7d">
               <w:r>
                 <w:rPr>
                   <w:rFonts w:ascii="Arial" w:cs="Arial" w:eastAsia="Arial" w:hAnsi="Arial"/>
@@ -6451,7 +6451,7 @@
             <w:pPr>
               <w:spacing w:after="20" w:before="0"/>
             </w:pPr>
-            <w:hyperlink w:history="1" r:id="rId5mcmcbf3dkk32y9uib3nb">
+            <w:hyperlink w:history="1" r:id="rIdab9j2klwaxgmebushwxys">
               <w:r>
                 <w:rPr>
                   <w:rFonts w:ascii="Arial" w:cs="Arial" w:eastAsia="Arial" w:hAnsi="Arial"/>
@@ -6460,7 +6460,7 @@
                   <w:szCs w:val="16"/>
                   <w:u w:val="single" w:color="2E75B6"/>
                 </w:rPr>
-                <w:t xml:space="preserve">Intro to the endocrine system</w:t>
+                <w:t xml:space="preserve">Conservation of energy -dubbed(KY)</w:t>
               </w:r>
             </w:hyperlink>
           </w:p>
@@ -6476,7 +6476,7 @@
                 <w:sz w:val="14"/>
                 <w:szCs w:val="14"/>
               </w:rPr>
-              <w:t xml:space="preserve">Source: Khan Academy (English - US curriculum)</w:t>
+              <w:t xml:space="preserve">Source: Khan Academy (Kiswahili)</w:t>
             </w:r>
           </w:p>
           <w:p>
@@ -6484,7 +6484,7 @@
               <w:spacing w:after="10" w:before="0"/>
               <w:ind w:left="120"/>
             </w:pPr>
-            <w:hyperlink w:history="1" r:id="rIdnjxpmguntjkf_3q7eyrob">
+            <w:hyperlink w:history="1" r:id="rIdybklvwfm-5vt_vpmea4iq">
               <w:r>
                 <w:rPr>
                   <w:rFonts w:ascii="Arial" w:cs="Arial" w:eastAsia="Arial" w:hAnsi="Arial"/>
@@ -6529,7 +6529,7 @@
             <w:pPr>
               <w:spacing w:after="20" w:before="0"/>
             </w:pPr>
-            <w:hyperlink w:history="1" r:id="rId9oy8ijefxl6ecahzhtlhj">
+            <w:hyperlink w:history="1" r:id="rIdm7yc7tx2wmysyxrw3yk67">
               <w:r>
                 <w:rPr>
                   <w:rFonts w:ascii="Arial" w:cs="Arial" w:eastAsia="Arial" w:hAnsi="Arial"/>
@@ -6538,7 +6538,7 @@
                   <w:szCs w:val="16"/>
                   <w:u w:val="single" w:color="2E75B6"/>
                 </w:rPr>
-                <w:t xml:space="preserve">Energy Conservation (Flexbook)</w:t>
+                <w:t xml:space="preserve">Energy Skate Park: Basics</w:t>
               </w:r>
             </w:hyperlink>
           </w:p>
@@ -6554,7 +6554,7 @@
                 <w:sz w:val="14"/>
                 <w:szCs w:val="14"/>
               </w:rPr>
-              <w:t xml:space="preserve">Source: CK-12</w:t>
+              <w:t xml:space="preserve">Source: PhET Interactive Simulations (English)</w:t>
             </w:r>
           </w:p>
           <w:p>
@@ -6562,7 +6562,7 @@
               <w:spacing w:after="10" w:before="0"/>
               <w:ind w:left="120"/>
             </w:pPr>
-            <w:hyperlink w:history="1" r:id="rIdff6zfhsx9lvgb9blee0wz">
+            <w:hyperlink w:history="1" r:id="rIdw7nipirwrv4n2we8qapfo">
               <w:r>
                 <w:rPr>
                   <w:rFonts w:ascii="Arial" w:cs="Arial" w:eastAsia="Arial" w:hAnsi="Arial"/>
@@ -6757,7 +6757,7 @@
             <w:pPr>
               <w:spacing w:after="20" w:before="0"/>
             </w:pPr>
-            <w:hyperlink w:history="1" r:id="rId7xzg1q1kcqhmy8ic4_exu">
+            <w:hyperlink w:history="1" r:id="rIdkwg_y5zu8hmkt-qtenbab">
               <w:r>
                 <w:rPr>
                   <w:rFonts w:ascii="Arial" w:cs="Arial" w:eastAsia="Arial" w:hAnsi="Arial"/>
@@ -6766,7 +6766,7 @@
                   <w:szCs w:val="16"/>
                   <w:u w:val="single" w:color="2E75B6"/>
                 </w:rPr>
-                <w:t xml:space="preserve">Intro to the endocrine system</w:t>
+                <w:t xml:space="preserve">Work and the work-energy principle</w:t>
               </w:r>
             </w:hyperlink>
           </w:p>
@@ -6790,7 +6790,7 @@
               <w:spacing w:after="10" w:before="0"/>
               <w:ind w:left="120"/>
             </w:pPr>
-            <w:hyperlink w:history="1" r:id="rId-ur8exysft_jbhey16zdn">
+            <w:hyperlink w:history="1" r:id="rIdqtbshqmdlp3hvtasw_xzh">
               <w:r>
                 <w:rPr>
                   <w:rFonts w:ascii="Arial" w:cs="Arial" w:eastAsia="Arial" w:hAnsi="Arial"/>
@@ -6835,7 +6835,7 @@
             <w:pPr>
               <w:spacing w:after="20" w:before="0"/>
             </w:pPr>
-            <w:hyperlink w:history="1" r:id="rIdfwsokjpnbb9qtpwplzgbw">
+            <w:hyperlink w:history="1" r:id="rIdubefccgyriohovccx5heh">
               <w:r>
                 <w:rPr>
                   <w:rFonts w:ascii="Arial" w:cs="Arial" w:eastAsia="Arial" w:hAnsi="Arial"/>
@@ -6844,7 +6844,7 @@
                   <w:szCs w:val="16"/>
                   <w:u w:val="single" w:color="2E75B6"/>
                 </w:rPr>
-                <w:t xml:space="preserve">Energy Conservation (Flexbook)</w:t>
+                <w:t xml:space="preserve">Energy Skate Park: Basics</w:t>
               </w:r>
             </w:hyperlink>
           </w:p>
@@ -6860,7 +6860,7 @@
                 <w:sz w:val="14"/>
                 <w:szCs w:val="14"/>
               </w:rPr>
-              <w:t xml:space="preserve">Source: CK-12</w:t>
+              <w:t xml:space="preserve">Source: PhET Interactive Simulations (English)</w:t>
             </w:r>
           </w:p>
           <w:p>
@@ -6868,7 +6868,7 @@
               <w:spacing w:after="10" w:before="0"/>
               <w:ind w:left="120"/>
             </w:pPr>
-            <w:hyperlink w:history="1" r:id="rId6xrxwdvr97unvguftrswd">
+            <w:hyperlink w:history="1" r:id="rId_mjgkzmnt1lfpuzrkhfed">
               <w:r>
                 <w:rPr>
                   <w:rFonts w:ascii="Arial" w:cs="Arial" w:eastAsia="Arial" w:hAnsi="Arial"/>
@@ -7063,7 +7063,7 @@
             <w:pPr>
               <w:spacing w:after="20" w:before="0"/>
             </w:pPr>
-            <w:hyperlink w:history="1" r:id="rIdoffh9lbsauusyade4ayfe">
+            <w:hyperlink w:history="1" r:id="rIdnhoibb9r-7usx_ufffznp">
               <w:r>
                 <w:rPr>
                   <w:rFonts w:ascii="Arial" w:cs="Arial" w:eastAsia="Arial" w:hAnsi="Arial"/>
@@ -7072,7 +7072,7 @@
                   <w:szCs w:val="16"/>
                   <w:u w:val="single" w:color="2E75B6"/>
                 </w:rPr>
-                <w:t xml:space="preserve">Intro to the endocrine system</w:t>
+                <w:t xml:space="preserve">Work and energy (part 2)</w:t>
               </w:r>
             </w:hyperlink>
           </w:p>
@@ -7096,7 +7096,7 @@
               <w:spacing w:after="10" w:before="0"/>
               <w:ind w:left="120"/>
             </w:pPr>
-            <w:hyperlink w:history="1" r:id="rIdntfqmqut2shp6g1xprgbd">
+            <w:hyperlink w:history="1" r:id="rIdnkxjgtdsfyxiejps9iqkl">
               <w:r>
                 <w:rPr>
                   <w:rFonts w:ascii="Arial" w:cs="Arial" w:eastAsia="Arial" w:hAnsi="Arial"/>
@@ -7141,7 +7141,7 @@
             <w:pPr>
               <w:spacing w:after="20" w:before="0"/>
             </w:pPr>
-            <w:hyperlink w:history="1" r:id="rIdi6ut2xdiecdqf6pxjdkom">
+            <w:hyperlink w:history="1" r:id="rIdfycqbs0evuitjqdpfttih">
               <w:r>
                 <w:rPr>
                   <w:rFonts w:ascii="Arial" w:cs="Arial" w:eastAsia="Arial" w:hAnsi="Arial"/>
@@ -7150,7 +7150,7 @@
                   <w:szCs w:val="16"/>
                   <w:u w:val="single" w:color="2E75B6"/>
                 </w:rPr>
-                <w:t xml:space="preserve">Energy Conservation (Flexbook)</w:t>
+                <w:t xml:space="preserve">Energy Skate Park: Basics</w:t>
               </w:r>
             </w:hyperlink>
           </w:p>
@@ -7166,7 +7166,7 @@
                 <w:sz w:val="14"/>
                 <w:szCs w:val="14"/>
               </w:rPr>
-              <w:t xml:space="preserve">Source: CK-12</w:t>
+              <w:t xml:space="preserve">Source: PhET Interactive Simulations (English)</w:t>
             </w:r>
           </w:p>
           <w:p>
@@ -7174,7 +7174,7 @@
               <w:spacing w:after="10" w:before="0"/>
               <w:ind w:left="120"/>
             </w:pPr>
-            <w:hyperlink w:history="1" r:id="rIdvqo8oowqywzphnarimsza">
+            <w:hyperlink w:history="1" r:id="rIdvtliajl23tdnrlzc_jzpo">
               <w:r>
                 <w:rPr>
                   <w:rFonts w:ascii="Arial" w:cs="Arial" w:eastAsia="Arial" w:hAnsi="Arial"/>
@@ -7369,7 +7369,7 @@
             <w:pPr>
               <w:spacing w:after="20" w:before="0"/>
             </w:pPr>
-            <w:hyperlink w:history="1" r:id="rIdkaf0ct0vlkc1ceevj1g2z">
+            <w:hyperlink w:history="1" r:id="rIdn9txlqfivbgdhmbpnscwa">
               <w:r>
                 <w:rPr>
                   <w:rFonts w:ascii="Arial" w:cs="Arial" w:eastAsia="Arial" w:hAnsi="Arial"/>
@@ -7378,7 +7378,7 @@
                   <w:szCs w:val="16"/>
                   <w:u w:val="single" w:color="2E75B6"/>
                 </w:rPr>
-                <w:t xml:space="preserve">Intro to the endocrine system</w:t>
+                <w:t xml:space="preserve">Work/energy problem with friction</w:t>
               </w:r>
             </w:hyperlink>
           </w:p>
@@ -7402,7 +7402,7 @@
               <w:spacing w:after="10" w:before="0"/>
               <w:ind w:left="120"/>
             </w:pPr>
-            <w:hyperlink w:history="1" r:id="rIdhvy7h71krlcopydtm1vbh">
+            <w:hyperlink w:history="1" r:id="rIdekg5rvh48jatmdcwtkggf">
               <w:r>
                 <w:rPr>
                   <w:rFonts w:ascii="Arial" w:cs="Arial" w:eastAsia="Arial" w:hAnsi="Arial"/>
@@ -7447,7 +7447,7 @@
             <w:pPr>
               <w:spacing w:after="20" w:before="0"/>
             </w:pPr>
-            <w:hyperlink w:history="1" r:id="rIdkzfkitdlftm60upo5s80v">
+            <w:hyperlink w:history="1" r:id="rIdtjxl92cbeip0bw3xcsikb">
               <w:r>
                 <w:rPr>
                   <w:rFonts w:ascii="Arial" w:cs="Arial" w:eastAsia="Arial" w:hAnsi="Arial"/>
@@ -7456,7 +7456,7 @@
                   <w:szCs w:val="16"/>
                   <w:u w:val="single" w:color="2E75B6"/>
                 </w:rPr>
-                <w:t xml:space="preserve">Energy Conservation (Flexbook)</w:t>
+                <w:t xml:space="preserve">Energy Skate Park: Basics</w:t>
               </w:r>
             </w:hyperlink>
           </w:p>
@@ -7472,7 +7472,7 @@
                 <w:sz w:val="14"/>
                 <w:szCs w:val="14"/>
               </w:rPr>
-              <w:t xml:space="preserve">Source: CK-12</w:t>
+              <w:t xml:space="preserve">Source: PhET Interactive Simulations (English)</w:t>
             </w:r>
           </w:p>
           <w:p>
@@ -7480,7 +7480,7 @@
               <w:spacing w:after="10" w:before="0"/>
               <w:ind w:left="120"/>
             </w:pPr>
-            <w:hyperlink w:history="1" r:id="rIdptalwm0ypwgjfzrnpyxdd">
+            <w:hyperlink w:history="1" r:id="rIdsigow6pzjvg4ylamv-aji">
               <w:r>
                 <w:rPr>
                   <w:rFonts w:ascii="Arial" w:cs="Arial" w:eastAsia="Arial" w:hAnsi="Arial"/>
@@ -8967,7 +8967,7 @@
             <w:pPr>
               <w:spacing w:after="20" w:before="0"/>
             </w:pPr>
-            <w:hyperlink w:history="1" r:id="rIdvhpcwhyzz5avh5ckrf_ui">
+            <w:hyperlink w:history="1" r:id="rId6le_vw4gue1ssw0px5oy1">
               <w:r>
                 <w:rPr>
                   <w:rFonts w:ascii="Arial" w:cs="Arial" w:eastAsia="Arial" w:hAnsi="Arial"/>
@@ -8976,7 +8976,7 @@
                   <w:szCs w:val="16"/>
                   <w:u w:val="single" w:color="2E75B6"/>
                 </w:rPr>
-                <w:t xml:space="preserve">Watch Me</w:t>
+                <w:t xml:space="preserve">Work and the work-energy principle</w:t>
               </w:r>
             </w:hyperlink>
           </w:p>
@@ -8992,7 +8992,7 @@
                 <w:sz w:val="14"/>
                 <w:szCs w:val="14"/>
               </w:rPr>
-              <w:t xml:space="preserve">Source: TED-Ed Lessons</w:t>
+              <w:t xml:space="preserve">Source: Khan Academy (English - US curriculum)</w:t>
             </w:r>
           </w:p>
           <w:p>
@@ -9000,7 +9000,7 @@
               <w:spacing w:after="10" w:before="0"/>
               <w:ind w:left="120"/>
             </w:pPr>
-            <w:hyperlink w:history="1" r:id="rIdemcwntrna9bngracnoqsz">
+            <w:hyperlink w:history="1" r:id="rIdli7pu3-rmuzvwotsfzz5i">
               <w:r>
                 <w:rPr>
                   <w:rFonts w:ascii="Arial" w:cs="Arial" w:eastAsia="Arial" w:hAnsi="Arial"/>
@@ -9045,7 +9045,7 @@
             <w:pPr>
               <w:spacing w:after="20" w:before="0"/>
             </w:pPr>
-            <w:hyperlink w:history="1" r:id="rIdnavsf_vmqqtfwlpezrb2e">
+            <w:hyperlink w:history="1" r:id="rIdcvqv1tpxw75_dbjyzo2ij">
               <w:r>
                 <w:rPr>
                   <w:rFonts w:ascii="Arial" w:cs="Arial" w:eastAsia="Arial" w:hAnsi="Arial"/>
@@ -9054,7 +9054,7 @@
                   <w:szCs w:val="16"/>
                   <w:u w:val="single" w:color="2E75B6"/>
                 </w:rPr>
-                <w:t xml:space="preserve">Guess and Check, Work Backward (Flexbook)</w:t>
+                <w:t xml:space="preserve">Hooke's Law</w:t>
               </w:r>
             </w:hyperlink>
           </w:p>
@@ -9070,7 +9070,7 @@
                 <w:sz w:val="14"/>
                 <w:szCs w:val="14"/>
               </w:rPr>
-              <w:t xml:space="preserve">Source: CK-12</w:t>
+              <w:t xml:space="preserve">Source: PhET Interactive Simulations (English)</w:t>
             </w:r>
           </w:p>
           <w:p>
@@ -9078,7 +9078,7 @@
               <w:spacing w:after="10" w:before="0"/>
               <w:ind w:left="120"/>
             </w:pPr>
-            <w:hyperlink w:history="1" r:id="rIdmzd7y43xhv95a1bncoq3b">
+            <w:hyperlink w:history="1" r:id="rIdowjg4ioxujizs4qwteqtz">
               <w:r>
                 <w:rPr>
                   <w:rFonts w:ascii="Arial" w:cs="Arial" w:eastAsia="Arial" w:hAnsi="Arial"/>
@@ -9273,7 +9273,7 @@
             <w:pPr>
               <w:spacing w:after="20" w:before="0"/>
             </w:pPr>
-            <w:hyperlink w:history="1" r:id="rIdbvbk3r1jasyl0ey0onq9a">
+            <w:hyperlink w:history="1" r:id="rIduoddu8iwcydckypwya4ox">
               <w:r>
                 <w:rPr>
                   <w:rFonts w:ascii="Arial" w:cs="Arial" w:eastAsia="Arial" w:hAnsi="Arial"/>
@@ -9282,7 +9282,7 @@
                   <w:szCs w:val="16"/>
                   <w:u w:val="single" w:color="2E75B6"/>
                 </w:rPr>
-                <w:t xml:space="preserve">Watch Me</w:t>
+                <w:t xml:space="preserve">Work/energy problem with friction -dubbed(KY)</w:t>
               </w:r>
             </w:hyperlink>
           </w:p>
@@ -9298,7 +9298,7 @@
                 <w:sz w:val="14"/>
                 <w:szCs w:val="14"/>
               </w:rPr>
-              <w:t xml:space="preserve">Source: TED-Ed Lessons</w:t>
+              <w:t xml:space="preserve">Source: Khan Academy (Kiswahili)</w:t>
             </w:r>
           </w:p>
           <w:p>
@@ -9306,7 +9306,7 @@
               <w:spacing w:after="10" w:before="0"/>
               <w:ind w:left="120"/>
             </w:pPr>
-            <w:hyperlink w:history="1" r:id="rIdp3g48s3o8mhzwyvrvn6yn">
+            <w:hyperlink w:history="1" r:id="rIdbyxkstvqzfuut-e4m7oen">
               <w:r>
                 <w:rPr>
                   <w:rFonts w:ascii="Arial" w:cs="Arial" w:eastAsia="Arial" w:hAnsi="Arial"/>
@@ -9344,14 +9344,14 @@
                 <w:sz w:val="16"/>
                 <w:szCs w:val="16"/>
               </w:rPr>
-              <w:t xml:space="preserve">📖 HTML:</w:t>
+              <w:t xml:space="preserve">📖 EXERCISE:</w:t>
             </w:r>
           </w:p>
           <w:p>
             <w:pPr>
               <w:spacing w:after="20" w:before="0"/>
             </w:pPr>
-            <w:hyperlink w:history="1" r:id="rIdii52-rda45y0rjkckh0j0">
+            <w:hyperlink w:history="1" r:id="rIdy7zztcfxrr7agpmbk0gpc">
               <w:r>
                 <w:rPr>
                   <w:rFonts w:ascii="Arial" w:cs="Arial" w:eastAsia="Arial" w:hAnsi="Arial"/>
@@ -9360,7 +9360,7 @@
                   <w:szCs w:val="16"/>
                   <w:u w:val="single" w:color="2E75B6"/>
                 </w:rPr>
-                <w:t xml:space="preserve">Guess and Check, Work Backward (Flexbook)</w:t>
+                <w:t xml:space="preserve">Moments and Centers of Mass, Work and Force, Fluid Forces Practice</w:t>
               </w:r>
             </w:hyperlink>
           </w:p>
@@ -9384,7 +9384,7 @@
               <w:spacing w:after="10" w:before="0"/>
               <w:ind w:left="120"/>
             </w:pPr>
-            <w:hyperlink w:history="1" r:id="rIdxazyuetatvmw08hczp8w0">
+            <w:hyperlink w:history="1" r:id="rIdzysnfxtwiphouxinxjxvh">
               <w:r>
                 <w:rPr>
                   <w:rFonts w:ascii="Arial" w:cs="Arial" w:eastAsia="Arial" w:hAnsi="Arial"/>
@@ -9579,7 +9579,7 @@
             <w:pPr>
               <w:spacing w:after="20" w:before="0"/>
             </w:pPr>
-            <w:hyperlink w:history="1" r:id="rIdeprxgw8bibask2djmxp9h">
+            <w:hyperlink w:history="1" r:id="rId1q7jfnqyl9dfwnqwyz_u1">
               <w:r>
                 <w:rPr>
                   <w:rFonts w:ascii="Arial" w:cs="Arial" w:eastAsia="Arial" w:hAnsi="Arial"/>
@@ -9588,7 +9588,7 @@
                   <w:szCs w:val="16"/>
                   <w:u w:val="single" w:color="2E75B6"/>
                 </w:rPr>
-                <w:t xml:space="preserve">Watch Me</w:t>
+                <w:t xml:space="preserve">Work/energy problem with friction</w:t>
               </w:r>
             </w:hyperlink>
           </w:p>
@@ -9604,7 +9604,7 @@
                 <w:sz w:val="14"/>
                 <w:szCs w:val="14"/>
               </w:rPr>
-              <w:t xml:space="preserve">Source: TED-Ed Lessons</w:t>
+              <w:t xml:space="preserve">Source: Khan Academy (English - US curriculum)</w:t>
             </w:r>
           </w:p>
           <w:p>
@@ -9612,7 +9612,7 @@
               <w:spacing w:after="10" w:before="0"/>
               <w:ind w:left="120"/>
             </w:pPr>
-            <w:hyperlink w:history="1" r:id="rIdv0nabeyzwgifuyreqxjvd">
+            <w:hyperlink w:history="1" r:id="rId-tpjg4m2sjzzd0lf8widn">
               <w:r>
                 <w:rPr>
                   <w:rFonts w:ascii="Arial" w:cs="Arial" w:eastAsia="Arial" w:hAnsi="Arial"/>
@@ -9657,7 +9657,7 @@
             <w:pPr>
               <w:spacing w:after="20" w:before="0"/>
             </w:pPr>
-            <w:hyperlink w:history="1" r:id="rIdnhra-bqwp8jhzgo4bt6pk">
+            <w:hyperlink w:history="1" r:id="rIdxmzswyv3ie1hukfgdhup4">
               <w:r>
                 <w:rPr>
                   <w:rFonts w:ascii="Arial" w:cs="Arial" w:eastAsia="Arial" w:hAnsi="Arial"/>
@@ -9666,7 +9666,7 @@
                   <w:szCs w:val="16"/>
                   <w:u w:val="single" w:color="2E75B6"/>
                 </w:rPr>
-                <w:t xml:space="preserve">Guess and Check, Work Backward (Flexbook)</w:t>
+                <w:t xml:space="preserve">Masses and Springs</w:t>
               </w:r>
             </w:hyperlink>
           </w:p>
@@ -9682,7 +9682,7 @@
                 <w:sz w:val="14"/>
                 <w:szCs w:val="14"/>
               </w:rPr>
-              <w:t xml:space="preserve">Source: CK-12</w:t>
+              <w:t xml:space="preserve">Source: PhET Interactive Simulations (English)</w:t>
             </w:r>
           </w:p>
           <w:p>
@@ -9690,7 +9690,7 @@
               <w:spacing w:after="10" w:before="0"/>
               <w:ind w:left="120"/>
             </w:pPr>
-            <w:hyperlink w:history="1" r:id="rIdxub8nyfqskmtw68r8zvcl">
+            <w:hyperlink w:history="1" r:id="rIdg9xnnn-cr0ctymzb75ogi">
               <w:r>
                 <w:rPr>
                   <w:rFonts w:ascii="Arial" w:cs="Arial" w:eastAsia="Arial" w:hAnsi="Arial"/>
@@ -9885,7 +9885,7 @@
             <w:pPr>
               <w:spacing w:after="20" w:before="0"/>
             </w:pPr>
-            <w:hyperlink w:history="1" r:id="rIdh8-0kesymqi-mjhcofdpj">
+            <w:hyperlink w:history="1" r:id="rIdcygxmkwktbn_uwr3k37fe">
               <w:r>
                 <w:rPr>
                   <w:rFonts w:ascii="Arial" w:cs="Arial" w:eastAsia="Arial" w:hAnsi="Arial"/>
@@ -9894,7 +9894,7 @@
                   <w:szCs w:val="16"/>
                   <w:u w:val="single" w:color="2E75B6"/>
                 </w:rPr>
-                <w:t xml:space="preserve">Watch Me</w:t>
+                <w:t xml:space="preserve">Potential energy stored in a spring</w:t>
               </w:r>
             </w:hyperlink>
           </w:p>
@@ -9910,7 +9910,7 @@
                 <w:sz w:val="14"/>
                 <w:szCs w:val="14"/>
               </w:rPr>
-              <w:t xml:space="preserve">Source: TED-Ed Lessons</w:t>
+              <w:t xml:space="preserve">Source: Khan Academy (English - US curriculum)</w:t>
             </w:r>
           </w:p>
           <w:p>
@@ -9918,7 +9918,7 @@
               <w:spacing w:after="10" w:before="0"/>
               <w:ind w:left="120"/>
             </w:pPr>
-            <w:hyperlink w:history="1" r:id="rIdst7i_wfjjtdi9sovtpdgc">
+            <w:hyperlink w:history="1" r:id="rIdutvqkvrfifgkfn3vqvedw">
               <w:r>
                 <w:rPr>
                   <w:rFonts w:ascii="Arial" w:cs="Arial" w:eastAsia="Arial" w:hAnsi="Arial"/>
@@ -9963,7 +9963,7 @@
             <w:pPr>
               <w:spacing w:after="20" w:before="0"/>
             </w:pPr>
-            <w:hyperlink w:history="1" r:id="rIdbxyucnrejxo0ymhya1wbw">
+            <w:hyperlink w:history="1" r:id="rIdxjatms6czr_gglgwngp-i">
               <w:r>
                 <w:rPr>
                   <w:rFonts w:ascii="Arial" w:cs="Arial" w:eastAsia="Arial" w:hAnsi="Arial"/>
@@ -9972,7 +9972,7 @@
                   <w:szCs w:val="16"/>
                   <w:u w:val="single" w:color="2E75B6"/>
                 </w:rPr>
-                <w:t xml:space="preserve">Guess and Check, Work Backward (Flexbook)</w:t>
+                <w:t xml:space="preserve">Calculations of Free Energy and Keq (Flexbook)</w:t>
               </w:r>
             </w:hyperlink>
           </w:p>
@@ -9996,7 +9996,7 @@
               <w:spacing w:after="10" w:before="0"/>
               <w:ind w:left="120"/>
             </w:pPr>
-            <w:hyperlink w:history="1" r:id="rIdnu0gacsclfeor36i9vzwd">
+            <w:hyperlink w:history="1" r:id="rId3im-5diyvv1d3g39zuza9">
               <w:r>
                 <w:rPr>
                   <w:rFonts w:ascii="Arial" w:cs="Arial" w:eastAsia="Arial" w:hAnsi="Arial"/>
@@ -10191,7 +10191,7 @@
             <w:pPr>
               <w:spacing w:after="20" w:before="0"/>
             </w:pPr>
-            <w:hyperlink w:history="1" r:id="rIdgazchwxwngoypoaufegwn">
+            <w:hyperlink w:history="1" r:id="rIddcs9jt6p7jdrlkk7lvhii">
               <w:r>
                 <w:rPr>
                   <w:rFonts w:ascii="Arial" w:cs="Arial" w:eastAsia="Arial" w:hAnsi="Arial"/>
@@ -10200,7 +10200,7 @@
                   <w:szCs w:val="16"/>
                   <w:u w:val="single" w:color="2E75B6"/>
                 </w:rPr>
-                <w:t xml:space="preserve">Watch Me</w:t>
+                <w:t xml:space="preserve">Thermal energy from friction</w:t>
               </w:r>
             </w:hyperlink>
           </w:p>
@@ -10216,7 +10216,7 @@
                 <w:sz w:val="14"/>
                 <w:szCs w:val="14"/>
               </w:rPr>
-              <w:t xml:space="preserve">Source: TED-Ed Lessons</w:t>
+              <w:t xml:space="preserve">Source: Khan Academy (English - US curriculum)</w:t>
             </w:r>
           </w:p>
           <w:p>
@@ -10224,7 +10224,7 @@
               <w:spacing w:after="10" w:before="0"/>
               <w:ind w:left="120"/>
             </w:pPr>
-            <w:hyperlink w:history="1" r:id="rIdacmbmh0t7ck_kwaw6rqva">
+            <w:hyperlink w:history="1" r:id="rIdaihfqrygchbdyypymtsku">
               <w:r>
                 <w:rPr>
                   <w:rFonts w:ascii="Arial" w:cs="Arial" w:eastAsia="Arial" w:hAnsi="Arial"/>
@@ -10262,14 +10262,14 @@
                 <w:sz w:val="16"/>
                 <w:szCs w:val="16"/>
               </w:rPr>
-              <w:t xml:space="preserve">📖 HTML:</w:t>
+              <w:t xml:space="preserve">📖 EXERCISE:</w:t>
             </w:r>
           </w:p>
           <w:p>
             <w:pPr>
               <w:spacing w:after="20" w:before="0"/>
             </w:pPr>
-            <w:hyperlink w:history="1" r:id="rIdzlieeuhegmpcszy8ozjyv">
+            <w:hyperlink w:history="1" r:id="rId858zoq1enijfbc-segb4v">
               <w:r>
                 <w:rPr>
                   <w:rFonts w:ascii="Arial" w:cs="Arial" w:eastAsia="Arial" w:hAnsi="Arial"/>
@@ -10278,7 +10278,7 @@
                   <w:szCs w:val="16"/>
                   <w:u w:val="single" w:color="2E75B6"/>
                 </w:rPr>
-                <w:t xml:space="preserve">Guess and Check, Work Backward (Flexbook)</w:t>
+                <w:t xml:space="preserve">Calculations of Free Energy and Keq Practice</w:t>
               </w:r>
             </w:hyperlink>
           </w:p>
@@ -10302,7 +10302,7 @@
               <w:spacing w:after="10" w:before="0"/>
               <w:ind w:left="120"/>
             </w:pPr>
-            <w:hyperlink w:history="1" r:id="rId-gnpt0l5tezbwhqtkorgt">
+            <w:hyperlink w:history="1" r:id="rIdtx0c6_e2m58fimtvaw6i4">
               <w:r>
                 <w:rPr>
                   <w:rFonts w:ascii="Arial" w:cs="Arial" w:eastAsia="Arial" w:hAnsi="Arial"/>
@@ -11789,7 +11789,7 @@
             <w:pPr>
               <w:spacing w:after="20" w:before="0"/>
             </w:pPr>
-            <w:hyperlink w:history="1" r:id="rIdsw4w8o_r9biu_vs6phh7o">
+            <w:hyperlink w:history="1" r:id="rIdtdz7wmmatbklgfjs58wex">
               <w:r>
                 <w:rPr>
                   <w:rFonts w:ascii="Arial" w:cs="Arial" w:eastAsia="Arial" w:hAnsi="Arial"/>
@@ -11798,7 +11798,7 @@
                   <w:szCs w:val="16"/>
                   <w:u w:val="single" w:color="2E75B6"/>
                 </w:rPr>
-                <w:t xml:space="preserve">Watch Me</w:t>
+                <w:t xml:space="preserve">Thermal energy from friction</w:t>
               </w:r>
             </w:hyperlink>
           </w:p>
@@ -11814,7 +11814,7 @@
                 <w:sz w:val="14"/>
                 <w:szCs w:val="14"/>
               </w:rPr>
-              <w:t xml:space="preserve">Source: TED-Ed Lessons</w:t>
+              <w:t xml:space="preserve">Source: Khan Academy (English - US curriculum)</w:t>
             </w:r>
           </w:p>
           <w:p>
@@ -11822,7 +11822,7 @@
               <w:spacing w:after="10" w:before="0"/>
               <w:ind w:left="120"/>
             </w:pPr>
-            <w:hyperlink w:history="1" r:id="rId1qgk8wpvvwi2avazuovll">
+            <w:hyperlink w:history="1" r:id="rId3wkr5coxwtbmrudrbbaj6">
               <w:r>
                 <w:rPr>
                   <w:rFonts w:ascii="Arial" w:cs="Arial" w:eastAsia="Arial" w:hAnsi="Arial"/>
@@ -11867,7 +11867,7 @@
             <w:pPr>
               <w:spacing w:after="20" w:before="0"/>
             </w:pPr>
-            <w:hyperlink w:history="1" r:id="rId7muvrlojz3dph4abeuxua">
+            <w:hyperlink w:history="1" r:id="rIdqy8ob2z8rlxcq57_5h20l">
               <w:r>
                 <w:rPr>
                   <w:rFonts w:ascii="Arial" w:cs="Arial" w:eastAsia="Arial" w:hAnsi="Arial"/>
@@ -11876,7 +11876,7 @@
                   <w:szCs w:val="16"/>
                   <w:u w:val="single" w:color="2E75B6"/>
                 </w:rPr>
-                <w:t xml:space="preserve">Guess and Check, Work Backward (Flexbook)</w:t>
+                <w:t xml:space="preserve">Heat, Temperature, and Thermal Energy Transfer (Flexbook)</w:t>
               </w:r>
             </w:hyperlink>
           </w:p>
@@ -11900,7 +11900,7 @@
               <w:spacing w:after="10" w:before="0"/>
               <w:ind w:left="120"/>
             </w:pPr>
-            <w:hyperlink w:history="1" r:id="rId6leuyc_x2suywcw9v2z9j">
+            <w:hyperlink w:history="1" r:id="rIdr8q8klu7phupxkbwc62bc">
               <w:r>
                 <w:rPr>
                   <w:rFonts w:ascii="Arial" w:cs="Arial" w:eastAsia="Arial" w:hAnsi="Arial"/>
@@ -12095,7 +12095,7 @@
             <w:pPr>
               <w:spacing w:after="20" w:before="0"/>
             </w:pPr>
-            <w:hyperlink w:history="1" r:id="rIdrxqzwcr9lasklppccfcoy">
+            <w:hyperlink w:history="1" r:id="rIdtsrbngie27jz2zx5hhmwh">
               <w:r>
                 <w:rPr>
                   <w:rFonts w:ascii="Arial" w:cs="Arial" w:eastAsia="Arial" w:hAnsi="Arial"/>
@@ -12104,7 +12104,7 @@
                   <w:szCs w:val="16"/>
                   <w:u w:val="single" w:color="2E75B6"/>
                 </w:rPr>
-                <w:t xml:space="preserve">Watch Me</w:t>
+                <w:t xml:space="preserve">Thermal energy from friction</w:t>
               </w:r>
             </w:hyperlink>
           </w:p>
@@ -12120,7 +12120,7 @@
                 <w:sz w:val="14"/>
                 <w:szCs w:val="14"/>
               </w:rPr>
-              <w:t xml:space="preserve">Source: TED-Ed Lessons</w:t>
+              <w:t xml:space="preserve">Source: Khan Academy (English - US curriculum)</w:t>
             </w:r>
           </w:p>
           <w:p>
@@ -12128,7 +12128,7 @@
               <w:spacing w:after="10" w:before="0"/>
               <w:ind w:left="120"/>
             </w:pPr>
-            <w:hyperlink w:history="1" r:id="rIdnc-t5wyb32bsayqmbauxo">
+            <w:hyperlink w:history="1" r:id="rIdbgwahnzdiqwfrqs0j0vvq">
               <w:r>
                 <w:rPr>
                   <w:rFonts w:ascii="Arial" w:cs="Arial" w:eastAsia="Arial" w:hAnsi="Arial"/>
@@ -12166,14 +12166,14 @@
                 <w:sz w:val="16"/>
                 <w:szCs w:val="16"/>
               </w:rPr>
-              <w:t xml:space="preserve">📖 HTML:</w:t>
+              <w:t xml:space="preserve">📖 EXERCISE:</w:t>
             </w:r>
           </w:p>
           <w:p>
             <w:pPr>
               <w:spacing w:after="20" w:before="0"/>
             </w:pPr>
-            <w:hyperlink w:history="1" r:id="rIdho1w5zdxix6tk9p2jyjkf">
+            <w:hyperlink w:history="1" r:id="rId7iwyg328mjqb8o2wvr_xq">
               <w:r>
                 <w:rPr>
                   <w:rFonts w:ascii="Arial" w:cs="Arial" w:eastAsia="Arial" w:hAnsi="Arial"/>
@@ -12182,7 +12182,7 @@
                   <w:szCs w:val="16"/>
                   <w:u w:val="single" w:color="2E75B6"/>
                 </w:rPr>
-                <w:t xml:space="preserve">Guess and Check, Work Backward (Flexbook)</w:t>
+                <w:t xml:space="preserve">Heat, Temperature, and Thermal Energy Transfer Practice</w:t>
               </w:r>
             </w:hyperlink>
           </w:p>
@@ -12206,7 +12206,7 @@
               <w:spacing w:after="10" w:before="0"/>
               <w:ind w:left="120"/>
             </w:pPr>
-            <w:hyperlink w:history="1" r:id="rId0mpi5nhv4tgs84vjiwzdg">
+            <w:hyperlink w:history="1" r:id="rIdykvzxvy6yx80d_-qdohga">
               <w:r>
                 <w:rPr>
                   <w:rFonts w:ascii="Arial" w:cs="Arial" w:eastAsia="Arial" w:hAnsi="Arial"/>
@@ -12401,7 +12401,7 @@
             <w:pPr>
               <w:spacing w:after="20" w:before="0"/>
             </w:pPr>
-            <w:hyperlink w:history="1" r:id="rId0li4t3utdue71fub7nr-h">
+            <w:hyperlink w:history="1" r:id="rIdcbpqqtvqkaausyzqzslpw">
               <w:r>
                 <w:rPr>
                   <w:rFonts w:ascii="Arial" w:cs="Arial" w:eastAsia="Arial" w:hAnsi="Arial"/>
@@ -12410,7 +12410,7 @@
                   <w:szCs w:val="16"/>
                   <w:u w:val="single" w:color="2E75B6"/>
                 </w:rPr>
-                <w:t xml:space="preserve">Watch Me</w:t>
+                <w:t xml:space="preserve">Thermal energy from friction</w:t>
               </w:r>
             </w:hyperlink>
           </w:p>
@@ -12426,7 +12426,7 @@
                 <w:sz w:val="14"/>
                 <w:szCs w:val="14"/>
               </w:rPr>
-              <w:t xml:space="preserve">Source: TED-Ed Lessons</w:t>
+              <w:t xml:space="preserve">Source: Khan Academy (English - US curriculum)</w:t>
             </w:r>
           </w:p>
           <w:p>
@@ -12434,7 +12434,7 @@
               <w:spacing w:after="10" w:before="0"/>
               <w:ind w:left="120"/>
             </w:pPr>
-            <w:hyperlink w:history="1" r:id="rIdlrowkz5f5axt66pz3qba3">
+            <w:hyperlink w:history="1" r:id="rId1x2eaih2j356epaqyfowu">
               <w:r>
                 <w:rPr>
                   <w:rFonts w:ascii="Arial" w:cs="Arial" w:eastAsia="Arial" w:hAnsi="Arial"/>
@@ -12479,7 +12479,7 @@
             <w:pPr>
               <w:spacing w:after="20" w:before="0"/>
             </w:pPr>
-            <w:hyperlink w:history="1" r:id="rIdpq3lztnaybib-jp1fvkz6">
+            <w:hyperlink w:history="1" r:id="rId0s_jhibaz7vjbw9va5jc-">
               <w:r>
                 <w:rPr>
                   <w:rFonts w:ascii="Arial" w:cs="Arial" w:eastAsia="Arial" w:hAnsi="Arial"/>
@@ -12488,7 +12488,7 @@
                   <w:szCs w:val="16"/>
                   <w:u w:val="single" w:color="2E75B6"/>
                 </w:rPr>
-                <w:t xml:space="preserve">Guess and Check, Work Backward (Flexbook)</w:t>
+                <w:t xml:space="preserve">Thermal Energy (Flexbook)</w:t>
               </w:r>
             </w:hyperlink>
           </w:p>
@@ -12512,7 +12512,7 @@
               <w:spacing w:after="10" w:before="0"/>
               <w:ind w:left="120"/>
             </w:pPr>
-            <w:hyperlink w:history="1" r:id="rIdwkckohwv-93-htof0f6k0">
+            <w:hyperlink w:history="1" r:id="rIdf12416knq6jtxy7xrdyxx">
               <w:r>
                 <w:rPr>
                   <w:rFonts w:ascii="Arial" w:cs="Arial" w:eastAsia="Arial" w:hAnsi="Arial"/>
@@ -12707,7 +12707,7 @@
             <w:pPr>
               <w:spacing w:after="20" w:before="0"/>
             </w:pPr>
-            <w:hyperlink w:history="1" r:id="rIdiny5wfthh0oe6m6oxs561">
+            <w:hyperlink w:history="1" r:id="rIdzicorcio3jtvx_qdixl4g">
               <w:r>
                 <w:rPr>
                   <w:rFonts w:ascii="Arial" w:cs="Arial" w:eastAsia="Arial" w:hAnsi="Arial"/>
@@ -12716,7 +12716,7 @@
                   <w:szCs w:val="16"/>
                   <w:u w:val="single" w:color="2E75B6"/>
                 </w:rPr>
-                <w:t xml:space="preserve">Watch Me</w:t>
+                <w:t xml:space="preserve">Thermal energy from friction</w:t>
               </w:r>
             </w:hyperlink>
           </w:p>
@@ -12732,7 +12732,7 @@
                 <w:sz w:val="14"/>
                 <w:szCs w:val="14"/>
               </w:rPr>
-              <w:t xml:space="preserve">Source: TED-Ed Lessons</w:t>
+              <w:t xml:space="preserve">Source: Khan Academy (English - US curriculum)</w:t>
             </w:r>
           </w:p>
           <w:p>
@@ -12740,7 +12740,7 @@
               <w:spacing w:after="10" w:before="0"/>
               <w:ind w:left="120"/>
             </w:pPr>
-            <w:hyperlink w:history="1" r:id="rIdjdta8m4ve-n52cugkcq0t">
+            <w:hyperlink w:history="1" r:id="rIdhz7alvreh16upxevnyela">
               <w:r>
                 <w:rPr>
                   <w:rFonts w:ascii="Arial" w:cs="Arial" w:eastAsia="Arial" w:hAnsi="Arial"/>
@@ -12778,14 +12778,14 @@
                 <w:sz w:val="16"/>
                 <w:szCs w:val="16"/>
               </w:rPr>
-              <w:t xml:space="preserve">📖 HTML:</w:t>
+              <w:t xml:space="preserve">📖 EXERCISE:</w:t>
             </w:r>
           </w:p>
           <w:p>
             <w:pPr>
               <w:spacing w:after="20" w:before="0"/>
             </w:pPr>
-            <w:hyperlink w:history="1" r:id="rIdqvqravjeaey6bewgdd6wb">
+            <w:hyperlink w:history="1" r:id="rId2kmjzzewsk4t_40k1zp-s">
               <w:r>
                 <w:rPr>
                   <w:rFonts w:ascii="Arial" w:cs="Arial" w:eastAsia="Arial" w:hAnsi="Arial"/>
@@ -12794,7 +12794,7 @@
                   <w:szCs w:val="16"/>
                   <w:u w:val="single" w:color="2E75B6"/>
                 </w:rPr>
-                <w:t xml:space="preserve">Guess and Check, Work Backward (Flexbook)</w:t>
+                <w:t xml:space="preserve">Thermal Energy Practice</w:t>
               </w:r>
             </w:hyperlink>
           </w:p>
@@ -12818,7 +12818,7 @@
               <w:spacing w:after="10" w:before="0"/>
               <w:ind w:left="120"/>
             </w:pPr>
-            <w:hyperlink w:history="1" r:id="rIddgbrafcinwleydkno9fgd">
+            <w:hyperlink w:history="1" r:id="rIdz-rgjpb3oyle4un8t63xt">
               <w:r>
                 <w:rPr>
                   <w:rFonts w:ascii="Arial" w:cs="Arial" w:eastAsia="Arial" w:hAnsi="Arial"/>
@@ -13013,7 +13013,7 @@
             <w:pPr>
               <w:spacing w:after="20" w:before="0"/>
             </w:pPr>
-            <w:hyperlink w:history="1" r:id="rIdqvcyr3eapfu8-wuzc9xt6">
+            <w:hyperlink w:history="1" r:id="rIdf7xgiiyli8c6avjrovcd9">
               <w:r>
                 <w:rPr>
                   <w:rFonts w:ascii="Arial" w:cs="Arial" w:eastAsia="Arial" w:hAnsi="Arial"/>
@@ -13022,7 +13022,7 @@
                   <w:szCs w:val="16"/>
                   <w:u w:val="single" w:color="2E75B6"/>
                 </w:rPr>
-                <w:t xml:space="preserve">Watch Me</w:t>
+                <w:t xml:space="preserve">Thermal energy from friction</w:t>
               </w:r>
             </w:hyperlink>
           </w:p>
@@ -13038,7 +13038,7 @@
                 <w:sz w:val="14"/>
                 <w:szCs w:val="14"/>
               </w:rPr>
-              <w:t xml:space="preserve">Source: TED-Ed Lessons</w:t>
+              <w:t xml:space="preserve">Source: Khan Academy (English - US curriculum)</w:t>
             </w:r>
           </w:p>
           <w:p>
@@ -13046,7 +13046,7 @@
               <w:spacing w:after="10" w:before="0"/>
               <w:ind w:left="120"/>
             </w:pPr>
-            <w:hyperlink w:history="1" r:id="rIdosvrwen9ij_ilhhattjid">
+            <w:hyperlink w:history="1" r:id="rIdo5gebzogsw_fn165dzfh1">
               <w:r>
                 <w:rPr>
                   <w:rFonts w:ascii="Arial" w:cs="Arial" w:eastAsia="Arial" w:hAnsi="Arial"/>
@@ -13084,14 +13084,14 @@
                 <w:sz w:val="16"/>
                 <w:szCs w:val="16"/>
               </w:rPr>
-              <w:t xml:space="preserve">📖 HTML:</w:t>
+              <w:t xml:space="preserve">📖 PDF:</w:t>
             </w:r>
           </w:p>
           <w:p>
             <w:pPr>
               <w:spacing w:after="20" w:before="0"/>
             </w:pPr>
-            <w:hyperlink w:history="1" r:id="rIdjupoqvomhgzmo3utnwezq">
+            <w:hyperlink w:history="1" r:id="rIdoxlifyydehra1s70ldlay">
               <w:r>
                 <w:rPr>
                   <w:rFonts w:ascii="Arial" w:cs="Arial" w:eastAsia="Arial" w:hAnsi="Arial"/>
@@ -13100,7 +13100,7 @@
                   <w:szCs w:val="16"/>
                   <w:u w:val="single" w:color="2E75B6"/>
                 </w:rPr>
-                <w:t xml:space="preserve">Guess and Check, Work Backward (Flexbook)</w:t>
+                <w:t xml:space="preserve">Solar Thermal Energy</w:t>
               </w:r>
             </w:hyperlink>
           </w:p>
@@ -13116,7 +13116,7 @@
                 <w:sz w:val="14"/>
                 <w:szCs w:val="14"/>
               </w:rPr>
-              <w:t xml:space="preserve">Source: CK-12</w:t>
+              <w:t xml:space="preserve">Source: practical_action</w:t>
             </w:r>
           </w:p>
           <w:p>
@@ -13124,7 +13124,7 @@
               <w:spacing w:after="10" w:before="0"/>
               <w:ind w:left="120"/>
             </w:pPr>
-            <w:hyperlink w:history="1" r:id="rId7lvba5mrwmy_aambppzlw">
+            <w:hyperlink w:history="1" r:id="rId1inhzs7uvoszqwqb8gwqk">
               <w:r>
                 <w:rPr>
                   <w:rFonts w:ascii="Arial" w:cs="Arial" w:eastAsia="Arial" w:hAnsi="Arial"/>
@@ -14611,7 +14611,7 @@
             <w:pPr>
               <w:spacing w:after="20" w:before="0"/>
             </w:pPr>
-            <w:hyperlink w:history="1" r:id="rIdtxkkwcfk5k-dru00arz9o">
+            <w:hyperlink w:history="1" r:id="rIdxfidlj52gmnwpwjwhj77v">
               <w:r>
                 <w:rPr>
                   <w:rFonts w:ascii="Arial" w:cs="Arial" w:eastAsia="Arial" w:hAnsi="Arial"/>
@@ -14620,7 +14620,7 @@
                   <w:szCs w:val="16"/>
                   <w:u w:val="single" w:color="2E75B6"/>
                 </w:rPr>
-                <w:t xml:space="preserve">AP Physics 1 Review of Charge and Circuits</w:t>
+                <w:t xml:space="preserve">Work as the transfer of energy</w:t>
               </w:r>
             </w:hyperlink>
           </w:p>
@@ -14644,7 +14644,7 @@
               <w:spacing w:after="10" w:before="0"/>
               <w:ind w:left="120"/>
             </w:pPr>
-            <w:hyperlink w:history="1" r:id="rIdvgohycnqjbw6m3u3mwng7">
+            <w:hyperlink w:history="1" r:id="rIdrwqyb7z6o4jqth8r25p_a">
               <w:r>
                 <w:rPr>
                   <w:rFonts w:ascii="Arial" w:cs="Arial" w:eastAsia="Arial" w:hAnsi="Arial"/>
@@ -14689,7 +14689,7 @@
             <w:pPr>
               <w:spacing w:after="20" w:before="0"/>
             </w:pPr>
-            <w:hyperlink w:history="1" r:id="rIdtq-nldedsrm_sx3mfswmr">
+            <w:hyperlink w:history="1" r:id="rIdjvk60_zj6lidiru34qzgv">
               <w:r>
                 <w:rPr>
                   <w:rFonts w:ascii="Arial" w:cs="Arial" w:eastAsia="Arial" w:hAnsi="Arial"/>
@@ -14698,7 +14698,7 @@
                   <w:szCs w:val="16"/>
                   <w:u w:val="single" w:color="2E75B6"/>
                 </w:rPr>
-                <w:t xml:space="preserve">Raising a Product or Quotient to a Power (Flexbook)</w:t>
+                <w:t xml:space="preserve">Energy Transfer in Electric Circuits (Flexbook)</w:t>
               </w:r>
             </w:hyperlink>
           </w:p>
@@ -14722,7 +14722,7 @@
               <w:spacing w:after="10" w:before="0"/>
               <w:ind w:left="120"/>
             </w:pPr>
-            <w:hyperlink w:history="1" r:id="rIdbgmphabrwcfvbnqq574wk">
+            <w:hyperlink w:history="1" r:id="rIdyycbepygqy14kkc63nmso">
               <w:r>
                 <w:rPr>
                   <w:rFonts w:ascii="Arial" w:cs="Arial" w:eastAsia="Arial" w:hAnsi="Arial"/>
@@ -14917,7 +14917,7 @@
             <w:pPr>
               <w:spacing w:after="20" w:before="0"/>
             </w:pPr>
-            <w:hyperlink w:history="1" r:id="rIdibfqmamgyudwlwz5pkxsk">
+            <w:hyperlink w:history="1" r:id="rIdt3r2pvastnlplluildv9v">
               <w:r>
                 <w:rPr>
                   <w:rFonts w:ascii="Arial" w:cs="Arial" w:eastAsia="Arial" w:hAnsi="Arial"/>
@@ -14926,7 +14926,7 @@
                   <w:szCs w:val="16"/>
                   <w:u w:val="single" w:color="2E75B6"/>
                 </w:rPr>
-                <w:t xml:space="preserve">AP Physics 1 Review of Charge and Circuits</w:t>
+                <w:t xml:space="preserve">Power</w:t>
               </w:r>
             </w:hyperlink>
           </w:p>
@@ -14950,7 +14950,7 @@
               <w:spacing w:after="10" w:before="0"/>
               <w:ind w:left="120"/>
             </w:pPr>
-            <w:hyperlink w:history="1" r:id="rIdsreke0duyyk6s-9bu31wi">
+            <w:hyperlink w:history="1" r:id="rId2w-tuwzl3nkz7xoohbuqf">
               <w:r>
                 <w:rPr>
                   <w:rFonts w:ascii="Arial" w:cs="Arial" w:eastAsia="Arial" w:hAnsi="Arial"/>
@@ -14988,14 +14988,14 @@
                 <w:sz w:val="16"/>
                 <w:szCs w:val="16"/>
               </w:rPr>
-              <w:t xml:space="preserve">📖 HTML:</w:t>
+              <w:t xml:space="preserve">📖 EXERCISE:</w:t>
             </w:r>
           </w:p>
           <w:p>
             <w:pPr>
               <w:spacing w:after="20" w:before="0"/>
             </w:pPr>
-            <w:hyperlink w:history="1" r:id="rIdyhdkahkkfxchynxbn7uhx">
+            <w:hyperlink w:history="1" r:id="rIdh755sdif9bczlajimqn5m">
               <w:r>
                 <w:rPr>
                   <w:rFonts w:ascii="Arial" w:cs="Arial" w:eastAsia="Arial" w:hAnsi="Arial"/>
@@ -15004,7 +15004,7 @@
                   <w:szCs w:val="16"/>
                   <w:u w:val="single" w:color="2E75B6"/>
                 </w:rPr>
-                <w:t xml:space="preserve">Raising a Product or Quotient to a Power (Flexbook)</w:t>
+                <w:t xml:space="preserve">Energy Transfer in Electric Circuits Practice</w:t>
               </w:r>
             </w:hyperlink>
           </w:p>
@@ -15028,7 +15028,7 @@
               <w:spacing w:after="10" w:before="0"/>
               <w:ind w:left="120"/>
             </w:pPr>
-            <w:hyperlink w:history="1" r:id="rIddohhclhynymrzvbff3xqt">
+            <w:hyperlink w:history="1" r:id="rIdujyjzujl0ftcegoe2wntf">
               <w:r>
                 <w:rPr>
                   <w:rFonts w:ascii="Arial" w:cs="Arial" w:eastAsia="Arial" w:hAnsi="Arial"/>
@@ -15223,7 +15223,7 @@
             <w:pPr>
               <w:spacing w:after="20" w:before="0"/>
             </w:pPr>
-            <w:hyperlink w:history="1" r:id="rIdeonwxdy_znq5i5rjpdywr">
+            <w:hyperlink w:history="1" r:id="rIdc54u6d3faaewewhtkgl91">
               <w:r>
                 <w:rPr>
                   <w:rFonts w:ascii="Arial" w:cs="Arial" w:eastAsia="Arial" w:hAnsi="Arial"/>
@@ -15232,7 +15232,7 @@
                   <w:szCs w:val="16"/>
                   <w:u w:val="single" w:color="2E75B6"/>
                 </w:rPr>
-                <w:t xml:space="preserve">AP Physics 1 Review of Charge and Circuits</w:t>
+                <w:t xml:space="preserve">Work as the transfer of energy</w:t>
               </w:r>
             </w:hyperlink>
           </w:p>
@@ -15256,7 +15256,7 @@
               <w:spacing w:after="10" w:before="0"/>
               <w:ind w:left="120"/>
             </w:pPr>
-            <w:hyperlink w:history="1" r:id="rIdnxc_rjl3ayiue7w6z5dwm">
+            <w:hyperlink w:history="1" r:id="rIdjyij0dpf7j9brad9sknrx">
               <w:r>
                 <w:rPr>
                   <w:rFonts w:ascii="Arial" w:cs="Arial" w:eastAsia="Arial" w:hAnsi="Arial"/>
@@ -15301,7 +15301,7 @@
             <w:pPr>
               <w:spacing w:after="20" w:before="0"/>
             </w:pPr>
-            <w:hyperlink w:history="1" r:id="rIdssx1s27nkbmv47uevjudm">
+            <w:hyperlink w:history="1" r:id="rId3oytois1yyjtlacltku5p">
               <w:r>
                 <w:rPr>
                   <w:rFonts w:ascii="Arial" w:cs="Arial" w:eastAsia="Arial" w:hAnsi="Arial"/>
@@ -15310,7 +15310,7 @@
                   <w:szCs w:val="16"/>
                   <w:u w:val="single" w:color="2E75B6"/>
                 </w:rPr>
-                <w:t xml:space="preserve">Raising a Product or Quotient to a Power (Flexbook)</w:t>
+                <w:t xml:space="preserve">Heat, Temperature, and Thermal Energy Transfer (Flexbook)</w:t>
               </w:r>
             </w:hyperlink>
           </w:p>
@@ -15334,7 +15334,7 @@
               <w:spacing w:after="10" w:before="0"/>
               <w:ind w:left="120"/>
             </w:pPr>
-            <w:hyperlink w:history="1" r:id="rIdnnzl9thw5fmfagjce12-f">
+            <w:hyperlink w:history="1" r:id="rIdgpod7ewlma7dbjfyfwoun">
               <w:r>
                 <w:rPr>
                   <w:rFonts w:ascii="Arial" w:cs="Arial" w:eastAsia="Arial" w:hAnsi="Arial"/>
@@ -15529,7 +15529,7 @@
             <w:pPr>
               <w:spacing w:after="20" w:before="0"/>
             </w:pPr>
-            <w:hyperlink w:history="1" r:id="rId7i-ewesdyntz5-q_fpljx">
+            <w:hyperlink w:history="1" r:id="rIdafyj33ha2qbhebzeef9xk">
               <w:r>
                 <w:rPr>
                   <w:rFonts w:ascii="Arial" w:cs="Arial" w:eastAsia="Arial" w:hAnsi="Arial"/>
@@ -15538,7 +15538,7 @@
                   <w:szCs w:val="16"/>
                   <w:u w:val="single" w:color="2E75B6"/>
                 </w:rPr>
-                <w:t xml:space="preserve">AP Physics 1 Review of Charge and Circuits</w:t>
+                <w:t xml:space="preserve">Work as the transfer of energy</w:t>
               </w:r>
             </w:hyperlink>
           </w:p>
@@ -15562,7 +15562,7 @@
               <w:spacing w:after="10" w:before="0"/>
               <w:ind w:left="120"/>
             </w:pPr>
-            <w:hyperlink w:history="1" r:id="rIdj9jirtebeeulkqvdlamz4">
+            <w:hyperlink w:history="1" r:id="rIdd01fr59a51oj4hcve8_od">
               <w:r>
                 <w:rPr>
                   <w:rFonts w:ascii="Arial" w:cs="Arial" w:eastAsia="Arial" w:hAnsi="Arial"/>
@@ -15600,14 +15600,14 @@
                 <w:sz w:val="16"/>
                 <w:szCs w:val="16"/>
               </w:rPr>
-              <w:t xml:space="preserve">📖 HTML:</w:t>
+              <w:t xml:space="preserve">📖 EXERCISE:</w:t>
             </w:r>
           </w:p>
           <w:p>
             <w:pPr>
               <w:spacing w:after="20" w:before="0"/>
             </w:pPr>
-            <w:hyperlink w:history="1" r:id="rId2ggbf9lh43aeip6ytmbk3">
+            <w:hyperlink w:history="1" r:id="rIdetod4xv0qfsf374y5zkgh">
               <w:r>
                 <w:rPr>
                   <w:rFonts w:ascii="Arial" w:cs="Arial" w:eastAsia="Arial" w:hAnsi="Arial"/>
@@ -15616,7 +15616,7 @@
                   <w:szCs w:val="16"/>
                   <w:u w:val="single" w:color="2E75B6"/>
                 </w:rPr>
-                <w:t xml:space="preserve">Raising a Product or Quotient to a Power (Flexbook)</w:t>
+                <w:t xml:space="preserve">Heat, Temperature, and Thermal Energy Transfer Practice</w:t>
               </w:r>
             </w:hyperlink>
           </w:p>
@@ -15640,7 +15640,7 @@
               <w:spacing w:after="10" w:before="0"/>
               <w:ind w:left="120"/>
             </w:pPr>
-            <w:hyperlink w:history="1" r:id="rIdoxw2bx7nwptxtqqm-kz59">
+            <w:hyperlink w:history="1" r:id="rIdepxgx0errspei0j89gbif">
               <w:r>
                 <w:rPr>
                   <w:rFonts w:ascii="Arial" w:cs="Arial" w:eastAsia="Arial" w:hAnsi="Arial"/>
@@ -15835,7 +15835,7 @@
             <w:pPr>
               <w:spacing w:after="20" w:before="0"/>
             </w:pPr>
-            <w:hyperlink w:history="1" r:id="rIdcddi2uqldtwro-ofs6f-t">
+            <w:hyperlink w:history="1" r:id="rIddngsdkljiab-v3rbkthob">
               <w:r>
                 <w:rPr>
                   <w:rFonts w:ascii="Arial" w:cs="Arial" w:eastAsia="Arial" w:hAnsi="Arial"/>
@@ -15844,7 +15844,7 @@
                   <w:szCs w:val="16"/>
                   <w:u w:val="single" w:color="2E75B6"/>
                 </w:rPr>
-                <w:t xml:space="preserve">AP Physics 1 Review of Charge and Circuits</w:t>
+                <w:t xml:space="preserve">Work as the transfer of energy</w:t>
               </w:r>
             </w:hyperlink>
           </w:p>
@@ -15868,7 +15868,7 @@
               <w:spacing w:after="10" w:before="0"/>
               <w:ind w:left="120"/>
             </w:pPr>
-            <w:hyperlink w:history="1" r:id="rIdndd1b0qqgaenvsyr8i1my">
+            <w:hyperlink w:history="1" r:id="rIdqkvir0mj-ybp2cvewixxj">
               <w:r>
                 <w:rPr>
                   <w:rFonts w:ascii="Arial" w:cs="Arial" w:eastAsia="Arial" w:hAnsi="Arial"/>
@@ -15913,7 +15913,7 @@
             <w:pPr>
               <w:spacing w:after="20" w:before="0"/>
             </w:pPr>
-            <w:hyperlink w:history="1" r:id="rIdtm4gm-nwsxabsyue4bnia">
+            <w:hyperlink w:history="1" r:id="rIdynynpe32j0b6ed2s3p5oo">
               <w:r>
                 <w:rPr>
                   <w:rFonts w:ascii="Arial" w:cs="Arial" w:eastAsia="Arial" w:hAnsi="Arial"/>
@@ -15922,7 +15922,7 @@
                   <w:szCs w:val="16"/>
                   <w:u w:val="single" w:color="2E75B6"/>
                 </w:rPr>
-                <w:t xml:space="preserve">Raising a Product or Quotient to a Power (Flexbook)</w:t>
+                <w:t xml:space="preserve">Energy Transfer in Electric Circuits (Flexbook)</w:t>
               </w:r>
             </w:hyperlink>
           </w:p>
@@ -15946,7 +15946,7 @@
               <w:spacing w:after="10" w:before="0"/>
               <w:ind w:left="120"/>
             </w:pPr>
-            <w:hyperlink w:history="1" r:id="rIdihr6t4sr36lca7kqhhap2">
+            <w:hyperlink w:history="1" r:id="rIdwkvyylejkultczbgvbms5">
               <w:r>
                 <w:rPr>
                   <w:rFonts w:ascii="Arial" w:cs="Arial" w:eastAsia="Arial" w:hAnsi="Arial"/>
@@ -17528,7 +17528,7 @@
             <w:pPr>
               <w:spacing w:after="20" w:before="0"/>
             </w:pPr>
-            <w:hyperlink w:history="1" r:id="rIdllvtzy54wnvfknksi-f0j">
+            <w:hyperlink w:history="1" r:id="rIdbam0ji8vq9w_18beur2ti">
               <w:r>
                 <w:rPr>
                   <w:rFonts w:ascii="Arial" w:cs="Arial" w:eastAsia="Arial" w:hAnsi="Arial"/>
@@ -17537,7 +17537,7 @@
                   <w:szCs w:val="16"/>
                   <w:u w:val="single" w:color="2E75B6"/>
                 </w:rPr>
-                <w:t xml:space="preserve">Spout's reversing circuit and final assembly</w:t>
+                <w:t xml:space="preserve">Mechanical advantage (part 3)</w:t>
               </w:r>
             </w:hyperlink>
           </w:p>
@@ -17561,7 +17561,7 @@
               <w:spacing w:after="10" w:before="0"/>
               <w:ind w:left="120"/>
             </w:pPr>
-            <w:hyperlink w:history="1" r:id="rIdh4u2etqogwa_qgvbxb_q_">
+            <w:hyperlink w:history="1" r:id="rIdiiog9hx0vgia6qsolmll-">
               <w:r>
                 <w:rPr>
                   <w:rFonts w:ascii="Arial" w:cs="Arial" w:eastAsia="Arial" w:hAnsi="Arial"/>
@@ -17606,7 +17606,7 @@
             <w:pPr>
               <w:spacing w:after="20" w:before="0"/>
             </w:pPr>
-            <w:hyperlink w:history="1" r:id="rIdy3sslsz7rjomqv2a93cij">
+            <w:hyperlink w:history="1" r:id="rIdsxmyfpbb4c1tmthspl9hw">
               <w:r>
                 <w:rPr>
                   <w:rFonts w:ascii="Arial" w:cs="Arial" w:eastAsia="Arial" w:hAnsi="Arial"/>
@@ -17615,7 +17615,7 @@
                   <w:szCs w:val="16"/>
                   <w:u w:val="single" w:color="2E75B6"/>
                 </w:rPr>
-                <w:t xml:space="preserve">Simple Harmonic Motion (Flexbook)</w:t>
+                <w:t xml:space="preserve">Gravitational Force and Inclined Plane (Flexbook)</w:t>
               </w:r>
             </w:hyperlink>
           </w:p>
@@ -17639,7 +17639,7 @@
               <w:spacing w:after="10" w:before="0"/>
               <w:ind w:left="120"/>
             </w:pPr>
-            <w:hyperlink w:history="1" r:id="rIdnaiih9kwx5n2givcofxtu">
+            <w:hyperlink w:history="1" r:id="rId9pq1wqevwsxtlwtwlmv5e">
               <w:r>
                 <w:rPr>
                   <w:rFonts w:ascii="Arial" w:cs="Arial" w:eastAsia="Arial" w:hAnsi="Arial"/>
@@ -17834,7 +17834,7 @@
             <w:pPr>
               <w:spacing w:after="20" w:before="0"/>
             </w:pPr>
-            <w:hyperlink w:history="1" r:id="rId1lugplqi6jrsgevxmrfza">
+            <w:hyperlink w:history="1" r:id="rIdftsjk_7ixoatl3amjuldz">
               <w:r>
                 <w:rPr>
                   <w:rFonts w:ascii="Arial" w:cs="Arial" w:eastAsia="Arial" w:hAnsi="Arial"/>
@@ -17843,7 +17843,7 @@
                   <w:szCs w:val="16"/>
                   <w:u w:val="single" w:color="2E75B6"/>
                 </w:rPr>
-                <w:t xml:space="preserve">Spout's reversing circuit and final assembly</w:t>
+                <w:t xml:space="preserve">Mechanical advantage (part 3) -dubbed(KY)</w:t>
               </w:r>
             </w:hyperlink>
           </w:p>
@@ -17859,7 +17859,7 @@
                 <w:sz w:val="14"/>
                 <w:szCs w:val="14"/>
               </w:rPr>
-              <w:t xml:space="preserve">Source: Khan Academy (English - US curriculum)</w:t>
+              <w:t xml:space="preserve">Source: Khan Academy (Kiswahili)</w:t>
             </w:r>
           </w:p>
           <w:p>
@@ -17867,7 +17867,7 @@
               <w:spacing w:after="10" w:before="0"/>
               <w:ind w:left="120"/>
             </w:pPr>
-            <w:hyperlink w:history="1" r:id="rIdfpqwr4vsyerlvf3f6dvh7">
+            <w:hyperlink w:history="1" r:id="rIdyp9dx97midrcbupzdyjtp">
               <w:r>
                 <w:rPr>
                   <w:rFonts w:ascii="Arial" w:cs="Arial" w:eastAsia="Arial" w:hAnsi="Arial"/>
@@ -17912,7 +17912,7 @@
             <w:pPr>
               <w:spacing w:after="20" w:before="0"/>
             </w:pPr>
-            <w:hyperlink w:history="1" r:id="rIdqzqmvb9qgrdp0e5jmkx5n">
+            <w:hyperlink w:history="1" r:id="rIdyonzb-20bneoo80joiqfa">
               <w:r>
                 <w:rPr>
                   <w:rFonts w:ascii="Arial" w:cs="Arial" w:eastAsia="Arial" w:hAnsi="Arial"/>
@@ -17921,7 +17921,7 @@
                   <w:szCs w:val="16"/>
                   <w:u w:val="single" w:color="2E75B6"/>
                 </w:rPr>
-                <w:t xml:space="preserve">Simple Harmonic Motion (Flexbook)</w:t>
+                <w:t xml:space="preserve">Mechanical Advantage (Flexbook)</w:t>
               </w:r>
             </w:hyperlink>
           </w:p>
@@ -17945,7 +17945,7 @@
               <w:spacing w:after="10" w:before="0"/>
               <w:ind w:left="120"/>
             </w:pPr>
-            <w:hyperlink w:history="1" r:id="rIdiwqz5otyr0bn87sthuicy">
+            <w:hyperlink w:history="1" r:id="rIdg6x9oqbz2fjdzhpcjudvv">
               <w:r>
                 <w:rPr>
                   <w:rFonts w:ascii="Arial" w:cs="Arial" w:eastAsia="Arial" w:hAnsi="Arial"/>
@@ -18406,7 +18406,7 @@
             <w:pPr>
               <w:spacing w:after="20" w:before="0"/>
             </w:pPr>
-            <w:hyperlink w:history="1" r:id="rIdauzmlyavuovib0bescxqw">
+            <w:hyperlink w:history="1" r:id="rId6_fqw-gm3gh-nbpgmmfa9">
               <w:r>
                 <w:rPr>
                   <w:rFonts w:ascii="Arial" w:cs="Arial" w:eastAsia="Arial" w:hAnsi="Arial"/>
@@ -18415,7 +18415,7 @@
                   <w:szCs w:val="16"/>
                   <w:u w:val="single" w:color="2E75B6"/>
                 </w:rPr>
-                <w:t xml:space="preserve">Spout's reversing circuit and final assembly</w:t>
+                <w:t xml:space="preserve">Introduction to mechanical advantage</w:t>
               </w:r>
             </w:hyperlink>
           </w:p>
@@ -18439,7 +18439,7 @@
               <w:spacing w:after="10" w:before="0"/>
               <w:ind w:left="120"/>
             </w:pPr>
-            <w:hyperlink w:history="1" r:id="rIdmm6mcmordyby3d8k3qpbr">
+            <w:hyperlink w:history="1" r:id="rIdtul4aqog5sjgqatfvbcor">
               <w:r>
                 <w:rPr>
                   <w:rFonts w:ascii="Arial" w:cs="Arial" w:eastAsia="Arial" w:hAnsi="Arial"/>
@@ -18477,14 +18477,14 @@
                 <w:sz w:val="16"/>
                 <w:szCs w:val="16"/>
               </w:rPr>
-              <w:t xml:space="preserve">📖 HTML:</w:t>
+              <w:t xml:space="preserve">📖 EXERCISE:</w:t>
             </w:r>
           </w:p>
           <w:p>
             <w:pPr>
               <w:spacing w:after="20" w:before="0"/>
             </w:pPr>
-            <w:hyperlink w:history="1" r:id="rIdwo-_4hmfe6jfppvlqd82w">
+            <w:hyperlink w:history="1" r:id="rIdrfyeaezkjfvaudu4j3hk6">
               <w:r>
                 <w:rPr>
                   <w:rFonts w:ascii="Arial" w:cs="Arial" w:eastAsia="Arial" w:hAnsi="Arial"/>
@@ -18493,7 +18493,7 @@
                   <w:szCs w:val="16"/>
                   <w:u w:val="single" w:color="2E75B6"/>
                 </w:rPr>
-                <w:t xml:space="preserve">Simple Harmonic Motion (Flexbook)</w:t>
+                <w:t xml:space="preserve">Mechanical Advantage Practice</w:t>
               </w:r>
             </w:hyperlink>
           </w:p>
@@ -18517,7 +18517,7 @@
               <w:spacing w:after="10" w:before="0"/>
               <w:ind w:left="120"/>
             </w:pPr>
-            <w:hyperlink w:history="1" r:id="rIdiowsznzy4sqesst7zq7tq">
+            <w:hyperlink w:history="1" r:id="rIdvwvydsjadri5jk3i5hzrm">
               <w:r>
                 <w:rPr>
                   <w:rFonts w:ascii="Arial" w:cs="Arial" w:eastAsia="Arial" w:hAnsi="Arial"/>
@@ -18902,7 +18902,7 @@
             <w:pPr>
               <w:spacing w:after="20" w:before="0"/>
             </w:pPr>
-            <w:hyperlink w:history="1" r:id="rIdcn2cjdqdsdywtnbiqudf1">
+            <w:hyperlink w:history="1" r:id="rIdfaahfvcpcub4qrfkpdstx">
               <w:r>
                 <w:rPr>
                   <w:rFonts w:ascii="Arial" w:cs="Arial" w:eastAsia="Arial" w:hAnsi="Arial"/>
@@ -18911,7 +18911,7 @@
                   <w:szCs w:val="16"/>
                   <w:u w:val="single" w:color="2E75B6"/>
                 </w:rPr>
-                <w:t xml:space="preserve">Spout's reversing circuit and final assembly</w:t>
+                <w:t xml:space="preserve">Introduction to mechanical advantage -dubbed(KY)</w:t>
               </w:r>
             </w:hyperlink>
           </w:p>
@@ -18927,7 +18927,7 @@
                 <w:sz w:val="14"/>
                 <w:szCs w:val="14"/>
               </w:rPr>
-              <w:t xml:space="preserve">Source: Khan Academy (English - US curriculum)</w:t>
+              <w:t xml:space="preserve">Source: Khan Academy (Kiswahili)</w:t>
             </w:r>
           </w:p>
           <w:p>
@@ -18935,7 +18935,7 @@
               <w:spacing w:after="10" w:before="0"/>
               <w:ind w:left="120"/>
             </w:pPr>
-            <w:hyperlink w:history="1" r:id="rId7lkzxga-_kpaafmqcffsu">
+            <w:hyperlink w:history="1" r:id="rIdr9fmmeibk-lonaucsqrkg">
               <w:r>
                 <w:rPr>
                   <w:rFonts w:ascii="Arial" w:cs="Arial" w:eastAsia="Arial" w:hAnsi="Arial"/>
@@ -18980,7 +18980,7 @@
             <w:pPr>
               <w:spacing w:after="20" w:before="0"/>
             </w:pPr>
-            <w:hyperlink w:history="1" r:id="rId0zgb6gilvcf0v8956drbp">
+            <w:hyperlink w:history="1" r:id="rIdrna8vte_o0iq1luqxg_tj">
               <w:r>
                 <w:rPr>
                   <w:rFonts w:ascii="Arial" w:cs="Arial" w:eastAsia="Arial" w:hAnsi="Arial"/>
@@ -18989,7 +18989,7 @@
                   <w:szCs w:val="16"/>
                   <w:u w:val="single" w:color="2E75B6"/>
                 </w:rPr>
-                <w:t xml:space="preserve">Simple Harmonic Motion (Flexbook)</w:t>
+                <w:t xml:space="preserve">Energy Conservation (Flexbook)</w:t>
               </w:r>
             </w:hyperlink>
           </w:p>
@@ -19013,7 +19013,7 @@
               <w:spacing w:after="10" w:before="0"/>
               <w:ind w:left="120"/>
             </w:pPr>
-            <w:hyperlink w:history="1" r:id="rId9kwz02x2ff7tcdkc0dv_i">
+            <w:hyperlink w:history="1" r:id="rIdwutva0_v4zwzo426uq3kq">
               <w:r>
                 <w:rPr>
                   <w:rFonts w:ascii="Arial" w:cs="Arial" w:eastAsia="Arial" w:hAnsi="Arial"/>
@@ -19284,7 +19284,7 @@
             <w:pPr>
               <w:spacing w:after="20" w:before="0"/>
             </w:pPr>
-            <w:hyperlink w:history="1" r:id="rIdsnvwr1w_5romadvm1lvnn">
+            <w:hyperlink w:history="1" r:id="rIdshsrgxvgktiixw1gqn9t0">
               <w:r>
                 <w:rPr>
                   <w:rFonts w:ascii="Arial" w:cs="Arial" w:eastAsia="Arial" w:hAnsi="Arial"/>
@@ -19293,7 +19293,7 @@
                   <w:szCs w:val="16"/>
                   <w:u w:val="single" w:color="2E75B6"/>
                 </w:rPr>
-                <w:t xml:space="preserve">Spout's reversing circuit and final assembly</w:t>
+                <w:t xml:space="preserve">Mechanical advantage (part 2)</w:t>
               </w:r>
             </w:hyperlink>
           </w:p>
@@ -19317,7 +19317,7 @@
               <w:spacing w:after="10" w:before="0"/>
               <w:ind w:left="120"/>
             </w:pPr>
-            <w:hyperlink w:history="1" r:id="rIdtf1qodtxqmotf33o56hsz">
+            <w:hyperlink w:history="1" r:id="rIdxn_xrx-9f-hyox3x6hq6w">
               <w:r>
                 <w:rPr>
                   <w:rFonts w:ascii="Arial" w:cs="Arial" w:eastAsia="Arial" w:hAnsi="Arial"/>
@@ -19355,14 +19355,14 @@
                 <w:sz w:val="16"/>
                 <w:szCs w:val="16"/>
               </w:rPr>
-              <w:t xml:space="preserve">📖 HTML:</w:t>
+              <w:t xml:space="preserve">📖 EXERCISE:</w:t>
             </w:r>
           </w:p>
           <w:p>
             <w:pPr>
               <w:spacing w:after="20" w:before="0"/>
             </w:pPr>
-            <w:hyperlink w:history="1" r:id="rIdptxhiblxo4pnvo6vmjiqb">
+            <w:hyperlink w:history="1" r:id="rIdkon4tnzgxncllsqg3lqec">
               <w:r>
                 <w:rPr>
                   <w:rFonts w:ascii="Arial" w:cs="Arial" w:eastAsia="Arial" w:hAnsi="Arial"/>
@@ -19371,7 +19371,7 @@
                   <w:szCs w:val="16"/>
                   <w:u w:val="single" w:color="2E75B6"/>
                 </w:rPr>
-                <w:t xml:space="preserve">Simple Harmonic Motion (Flexbook)</w:t>
+                <w:t xml:space="preserve">Energy Conservation Practice</w:t>
               </w:r>
             </w:hyperlink>
           </w:p>
@@ -19395,7 +19395,7 @@
               <w:spacing w:after="10" w:before="0"/>
               <w:ind w:left="120"/>
             </w:pPr>
-            <w:hyperlink w:history="1" r:id="rId-7qvuzaikwob2usbnpvr9">
+            <w:hyperlink w:history="1" r:id="rIddfsxqdven8edsfb89la73">
               <w:r>
                 <w:rPr>
                   <w:rFonts w:ascii="Arial" w:cs="Arial" w:eastAsia="Arial" w:hAnsi="Arial"/>
@@ -21167,7 +21167,7 @@
             <w:pPr>
               <w:spacing w:after="20" w:before="0"/>
             </w:pPr>
-            <w:hyperlink w:history="1" r:id="rIdsq8uxh5u57aelx2bcdkym">
+            <w:hyperlink w:history="1" r:id="rIdiaampkker7q9am7v_qonb">
               <w:r>
                 <w:rPr>
                   <w:rFonts w:ascii="Arial" w:cs="Arial" w:eastAsia="Arial" w:hAnsi="Arial"/>
@@ -21176,7 +21176,7 @@
                   <w:szCs w:val="16"/>
                   <w:u w:val="single" w:color="2E75B6"/>
                 </w:rPr>
-                <w:t xml:space="preserve">Automotive mechanic: What I do and how much I make</w:t>
+                <w:t xml:space="preserve">Work/energy problem with friction</w:t>
               </w:r>
             </w:hyperlink>
           </w:p>
@@ -21200,7 +21200,7 @@
               <w:spacing w:after="10" w:before="0"/>
               <w:ind w:left="120"/>
             </w:pPr>
-            <w:hyperlink w:history="1" r:id="rId-bc4s6mdp6cp0txbofw1r">
+            <w:hyperlink w:history="1" r:id="rIdcvyvmmbplavxb56ucfigp">
               <w:r>
                 <w:rPr>
                   <w:rFonts w:ascii="Arial" w:cs="Arial" w:eastAsia="Arial" w:hAnsi="Arial"/>
@@ -21245,7 +21245,7 @@
             <w:pPr>
               <w:spacing w:after="20" w:before="0"/>
             </w:pPr>
-            <w:hyperlink w:history="1" r:id="rIdutzyxvvctaw4vnmywxac2">
+            <w:hyperlink w:history="1" r:id="rIdpdqfaplsmzlhuq20fven2">
               <w:r>
                 <w:rPr>
                   <w:rFonts w:ascii="Arial" w:cs="Arial" w:eastAsia="Arial" w:hAnsi="Arial"/>
@@ -21254,7 +21254,7 @@
                   <w:szCs w:val="16"/>
                   <w:u w:val="single" w:color="2E75B6"/>
                 </w:rPr>
-                <w:t xml:space="preserve">Angular Velocity (Flexbook)</w:t>
+                <w:t xml:space="preserve">Energy Conservation (Flexbook)</w:t>
               </w:r>
             </w:hyperlink>
           </w:p>
@@ -21278,7 +21278,7 @@
               <w:spacing w:after="10" w:before="0"/>
               <w:ind w:left="120"/>
             </w:pPr>
-            <w:hyperlink w:history="1" r:id="rIdpyznezeisecy-bgb0hemx">
+            <w:hyperlink w:history="1" r:id="rIdhrc9yukk5i8nrm-u8xrtr">
               <w:r>
                 <w:rPr>
                   <w:rFonts w:ascii="Arial" w:cs="Arial" w:eastAsia="Arial" w:hAnsi="Arial"/>
@@ -21473,7 +21473,7 @@
             <w:pPr>
               <w:spacing w:after="20" w:before="0"/>
             </w:pPr>
-            <w:hyperlink w:history="1" r:id="rIdq12gfixznzw0lj1idwzxc">
+            <w:hyperlink w:history="1" r:id="rIdean3agrldmohmq4byvhfu">
               <w:r>
                 <w:rPr>
                   <w:rFonts w:ascii="Arial" w:cs="Arial" w:eastAsia="Arial" w:hAnsi="Arial"/>
@@ -21482,7 +21482,7 @@
                   <w:szCs w:val="16"/>
                   <w:u w:val="single" w:color="2E75B6"/>
                 </w:rPr>
-                <w:t xml:space="preserve">Automotive mechanic: What I do and how much I make</w:t>
+                <w:t xml:space="preserve">Work/energy problem with friction -dubbed(KY)</w:t>
               </w:r>
             </w:hyperlink>
           </w:p>
@@ -21498,7 +21498,7 @@
                 <w:sz w:val="14"/>
                 <w:szCs w:val="14"/>
               </w:rPr>
-              <w:t xml:space="preserve">Source: Khan Academy (English - US curriculum)</w:t>
+              <w:t xml:space="preserve">Source: Khan Academy (Kiswahili)</w:t>
             </w:r>
           </w:p>
           <w:p>
@@ -21506,7 +21506,7 @@
               <w:spacing w:after="10" w:before="0"/>
               <w:ind w:left="120"/>
             </w:pPr>
-            <w:hyperlink w:history="1" r:id="rIdcoxppzwa1pfgagaf3kaaz">
+            <w:hyperlink w:history="1" r:id="rIdqlq8irx6zqwsemkf5n__e">
               <w:r>
                 <w:rPr>
                   <w:rFonts w:ascii="Arial" w:cs="Arial" w:eastAsia="Arial" w:hAnsi="Arial"/>
@@ -21544,14 +21544,14 @@
                 <w:sz w:val="16"/>
                 <w:szCs w:val="16"/>
               </w:rPr>
-              <w:t xml:space="preserve">📖 HTML:</w:t>
+              <w:t xml:space="preserve">📖 EXERCISE:</w:t>
             </w:r>
           </w:p>
           <w:p>
             <w:pPr>
               <w:spacing w:after="20" w:before="0"/>
             </w:pPr>
-            <w:hyperlink w:history="1" r:id="rIdxrqqpvch6fp7uknrgzyx6">
+            <w:hyperlink w:history="1" r:id="rIdog8y_hqfqea0cw9joxqab">
               <w:r>
                 <w:rPr>
                   <w:rFonts w:ascii="Arial" w:cs="Arial" w:eastAsia="Arial" w:hAnsi="Arial"/>
@@ -21560,7 +21560,7 @@
                   <w:szCs w:val="16"/>
                   <w:u w:val="single" w:color="2E75B6"/>
                 </w:rPr>
-                <w:t xml:space="preserve">Angular Velocity (Flexbook)</w:t>
+                <w:t xml:space="preserve">Energy Conservation Practice</w:t>
               </w:r>
             </w:hyperlink>
           </w:p>
@@ -21584,7 +21584,7 @@
               <w:spacing w:after="10" w:before="0"/>
               <w:ind w:left="120"/>
             </w:pPr>
-            <w:hyperlink w:history="1" r:id="rId2j6_qljrcjn6syglkg3ax">
+            <w:hyperlink w:history="1" r:id="rIda28cjrauxn0-boic-g7sk">
               <w:r>
                 <w:rPr>
                   <w:rFonts w:ascii="Arial" w:cs="Arial" w:eastAsia="Arial" w:hAnsi="Arial"/>
@@ -21779,7 +21779,7 @@
             <w:pPr>
               <w:spacing w:after="20" w:before="0"/>
             </w:pPr>
-            <w:hyperlink w:history="1" r:id="rIdb3grvln8o_f2x52kdoxfy">
+            <w:hyperlink w:history="1" r:id="rIddbat9f397fxmanym5jz_3">
               <w:r>
                 <w:rPr>
                   <w:rFonts w:ascii="Arial" w:cs="Arial" w:eastAsia="Arial" w:hAnsi="Arial"/>
@@ -21788,7 +21788,7 @@
                   <w:szCs w:val="16"/>
                   <w:u w:val="single" w:color="2E75B6"/>
                 </w:rPr>
-                <w:t xml:space="preserve">Automotive mechanic: What I do and how much I make</w:t>
+                <w:t xml:space="preserve">Vertical springs and energy conservation</w:t>
               </w:r>
             </w:hyperlink>
           </w:p>
@@ -21812,7 +21812,7 @@
               <w:spacing w:after="10" w:before="0"/>
               <w:ind w:left="120"/>
             </w:pPr>
-            <w:hyperlink w:history="1" r:id="rIdohq1r3mio-cczrfd1bbvc">
+            <w:hyperlink w:history="1" r:id="rIdg1fqns5nkeyjnhc0djfs0">
               <w:r>
                 <w:rPr>
                   <w:rFonts w:ascii="Arial" w:cs="Arial" w:eastAsia="Arial" w:hAnsi="Arial"/>
@@ -21857,7 +21857,7 @@
             <w:pPr>
               <w:spacing w:after="20" w:before="0"/>
             </w:pPr>
-            <w:hyperlink w:history="1" r:id="rIdziksiffqagaiat_jty6bi">
+            <w:hyperlink w:history="1" r:id="rId_dgokqyvk4f5b7jehps9o">
               <w:r>
                 <w:rPr>
                   <w:rFonts w:ascii="Arial" w:cs="Arial" w:eastAsia="Arial" w:hAnsi="Arial"/>
@@ -21866,7 +21866,7 @@
                   <w:szCs w:val="16"/>
                   <w:u w:val="single" w:color="2E75B6"/>
                 </w:rPr>
-                <w:t xml:space="preserve">Angular Velocity (Flexbook)</w:t>
+                <w:t xml:space="preserve">Energy Skate Park: Basics</w:t>
               </w:r>
             </w:hyperlink>
           </w:p>
@@ -21882,7 +21882,7 @@
                 <w:sz w:val="14"/>
                 <w:szCs w:val="14"/>
               </w:rPr>
-              <w:t xml:space="preserve">Source: CK-12</w:t>
+              <w:t xml:space="preserve">Source: PhET Interactive Simulations (English)</w:t>
             </w:r>
           </w:p>
           <w:p>
@@ -21890,7 +21890,7 @@
               <w:spacing w:after="10" w:before="0"/>
               <w:ind w:left="120"/>
             </w:pPr>
-            <w:hyperlink w:history="1" r:id="rIddnaigaur2dgump7htmanj">
+            <w:hyperlink w:history="1" r:id="rIdbrzvhfammnn_nhq5n-wph">
               <w:r>
                 <w:rPr>
                   <w:rFonts w:ascii="Arial" w:cs="Arial" w:eastAsia="Arial" w:hAnsi="Arial"/>
@@ -22085,7 +22085,7 @@
             <w:pPr>
               <w:spacing w:after="20" w:before="0"/>
             </w:pPr>
-            <w:hyperlink w:history="1" r:id="rIdvhv8bq7fcmwffbl7vq0zy">
+            <w:hyperlink w:history="1" r:id="rId0srperlg87wfqpiodbkm4">
               <w:r>
                 <w:rPr>
                   <w:rFonts w:ascii="Arial" w:cs="Arial" w:eastAsia="Arial" w:hAnsi="Arial"/>
@@ -22094,7 +22094,7 @@
                   <w:szCs w:val="16"/>
                   <w:u w:val="single" w:color="2E75B6"/>
                 </w:rPr>
-                <w:t xml:space="preserve">Automotive mechanic: What I do and how much I make</w:t>
+                <w:t xml:space="preserve">Conservation of energy</w:t>
               </w:r>
             </w:hyperlink>
           </w:p>
@@ -22118,7 +22118,7 @@
               <w:spacing w:after="10" w:before="0"/>
               <w:ind w:left="120"/>
             </w:pPr>
-            <w:hyperlink w:history="1" r:id="rIdezmtdovvew9f3egwmswab">
+            <w:hyperlink w:history="1" r:id="rId49x1ot9eovii7nx_ctatr">
               <w:r>
                 <w:rPr>
                   <w:rFonts w:ascii="Arial" w:cs="Arial" w:eastAsia="Arial" w:hAnsi="Arial"/>
@@ -22163,7 +22163,7 @@
             <w:pPr>
               <w:spacing w:after="20" w:before="0"/>
             </w:pPr>
-            <w:hyperlink w:history="1" r:id="rIdvkx9ygrsiemeuinqbnfmb">
+            <w:hyperlink w:history="1" r:id="rId7rul7sl8frjposiqvkihn">
               <w:r>
                 <w:rPr>
                   <w:rFonts w:ascii="Arial" w:cs="Arial" w:eastAsia="Arial" w:hAnsi="Arial"/>
@@ -22172,7 +22172,7 @@
                   <w:szCs w:val="16"/>
                   <w:u w:val="single" w:color="2E75B6"/>
                 </w:rPr>
-                <w:t xml:space="preserve">Angular Velocity (Flexbook)</w:t>
+                <w:t xml:space="preserve">Energy Conservation (Flexbook)</w:t>
               </w:r>
             </w:hyperlink>
           </w:p>
@@ -22196,7 +22196,7 @@
               <w:spacing w:after="10" w:before="0"/>
               <w:ind w:left="120"/>
             </w:pPr>
-            <w:hyperlink w:history="1" r:id="rIdrqpqmv4kfndnbqii28krr">
+            <w:hyperlink w:history="1" r:id="rIdtqxfxzdxxwa6jb6m6ijsk">
               <w:r>
                 <w:rPr>
                   <w:rFonts w:ascii="Arial" w:cs="Arial" w:eastAsia="Arial" w:hAnsi="Arial"/>
@@ -22391,7 +22391,7 @@
             <w:pPr>
               <w:spacing w:after="20" w:before="0"/>
             </w:pPr>
-            <w:hyperlink w:history="1" r:id="rIdsvms7wbkptqqzrrf9lfhj">
+            <w:hyperlink w:history="1" r:id="rIdc4xo1ylpp4hn6umkfwes-">
               <w:r>
                 <w:rPr>
                   <w:rFonts w:ascii="Arial" w:cs="Arial" w:eastAsia="Arial" w:hAnsi="Arial"/>
@@ -22400,7 +22400,7 @@
                   <w:szCs w:val="16"/>
                   <w:u w:val="single" w:color="2E75B6"/>
                 </w:rPr>
-                <w:t xml:space="preserve">Automotive mechanic: What I do and how much I make</w:t>
+                <w:t xml:space="preserve">Work/energy problem with friction</w:t>
               </w:r>
             </w:hyperlink>
           </w:p>
@@ -22424,7 +22424,7 @@
               <w:spacing w:after="10" w:before="0"/>
               <w:ind w:left="120"/>
             </w:pPr>
-            <w:hyperlink w:history="1" r:id="rIdmejc-dkorvkig2hlwq3jk">
+            <w:hyperlink w:history="1" r:id="rIdj67f1ouf4f1ebnkl3v0sn">
               <w:r>
                 <w:rPr>
                   <w:rFonts w:ascii="Arial" w:cs="Arial" w:eastAsia="Arial" w:hAnsi="Arial"/>
@@ -22469,7 +22469,7 @@
             <w:pPr>
               <w:spacing w:after="20" w:before="0"/>
             </w:pPr>
-            <w:hyperlink w:history="1" r:id="rIdue_f8tnuogdhqdedzpjri">
+            <w:hyperlink w:history="1" r:id="rIdw6oc3pw06wtx4skzfqvjg">
               <w:r>
                 <w:rPr>
                   <w:rFonts w:ascii="Arial" w:cs="Arial" w:eastAsia="Arial" w:hAnsi="Arial"/>
@@ -22478,7 +22478,7 @@
                   <w:szCs w:val="16"/>
                   <w:u w:val="single" w:color="2E75B6"/>
                 </w:rPr>
-                <w:t xml:space="preserve">Angular Velocity (Flexbook)</w:t>
+                <w:t xml:space="preserve">Energy Conservation (Flexbook)</w:t>
               </w:r>
             </w:hyperlink>
           </w:p>
@@ -22502,7 +22502,7 @@
               <w:spacing w:after="10" w:before="0"/>
               <w:ind w:left="120"/>
             </w:pPr>
-            <w:hyperlink w:history="1" r:id="rIdiccuqb6k80ak-qr-bvkag">
+            <w:hyperlink w:history="1" r:id="rIdgb-7sg9z1a-vwn6kuekh6">
               <w:r>
                 <w:rPr>
                   <w:rFonts w:ascii="Arial" w:cs="Arial" w:eastAsia="Arial" w:hAnsi="Arial"/>
@@ -23989,7 +23989,7 @@
             <w:pPr>
               <w:spacing w:after="20" w:before="0"/>
             </w:pPr>
-            <w:hyperlink w:history="1" r:id="rIdm67czto67ljfllwsdjbxm">
+            <w:hyperlink w:history="1" r:id="rIdyl53sdqmpnnul5vzcuohy">
               <w:r>
                 <w:rPr>
                   <w:rFonts w:ascii="Arial" w:cs="Arial" w:eastAsia="Arial" w:hAnsi="Arial"/>
@@ -23998,7 +23998,7 @@
                   <w:szCs w:val="16"/>
                   <w:u w:val="single" w:color="2E75B6"/>
                 </w:rPr>
-                <w:t xml:space="preserve">Spout's reversing circuit and final assembly</w:t>
+                <w:t xml:space="preserve">Introduction to mechanical advantage</w:t>
               </w:r>
             </w:hyperlink>
           </w:p>
@@ -24022,7 +24022,7 @@
               <w:spacing w:after="10" w:before="0"/>
               <w:ind w:left="120"/>
             </w:pPr>
-            <w:hyperlink w:history="1" r:id="rIdxdz67wgi6c-lkawfmrizv">
+            <w:hyperlink w:history="1" r:id="rIdfoharycec9m66rpksh-nn">
               <w:r>
                 <w:rPr>
                   <w:rFonts w:ascii="Arial" w:cs="Arial" w:eastAsia="Arial" w:hAnsi="Arial"/>
@@ -24067,7 +24067,7 @@
             <w:pPr>
               <w:spacing w:after="20" w:before="0"/>
             </w:pPr>
-            <w:hyperlink w:history="1" r:id="rId0bewimvhykd9ncr_xkmyh">
+            <w:hyperlink w:history="1" r:id="rIdzocbt4ecsdik7guopwhjs">
               <w:r>
                 <w:rPr>
                   <w:rFonts w:ascii="Arial" w:cs="Arial" w:eastAsia="Arial" w:hAnsi="Arial"/>
@@ -24076,7 +24076,7 @@
                   <w:szCs w:val="16"/>
                   <w:u w:val="single" w:color="2E75B6"/>
                 </w:rPr>
-                <w:t xml:space="preserve">Mechanical Wave (Flexbook)</w:t>
+                <w:t xml:space="preserve">Energy Conservation (Flexbook)</w:t>
               </w:r>
             </w:hyperlink>
           </w:p>
@@ -24100,7 +24100,7 @@
               <w:spacing w:after="10" w:before="0"/>
               <w:ind w:left="120"/>
             </w:pPr>
-            <w:hyperlink w:history="1" r:id="rIddag7dn-iumeyhcpisjmri">
+            <w:hyperlink w:history="1" r:id="rIdemoeggkknq-qpxds8wk2t">
               <w:r>
                 <w:rPr>
                   <w:rFonts w:ascii="Arial" w:cs="Arial" w:eastAsia="Arial" w:hAnsi="Arial"/>
@@ -24295,7 +24295,7 @@
             <w:pPr>
               <w:spacing w:after="20" w:before="0"/>
             </w:pPr>
-            <w:hyperlink w:history="1" r:id="rId1kivh5xt_tbrigc-rc0dc">
+            <w:hyperlink w:history="1" r:id="rIdnpewfhhy0qlu6us1zso81">
               <w:r>
                 <w:rPr>
                   <w:rFonts w:ascii="Arial" w:cs="Arial" w:eastAsia="Arial" w:hAnsi="Arial"/>
@@ -24304,7 +24304,7 @@
                   <w:szCs w:val="16"/>
                   <w:u w:val="single" w:color="2E75B6"/>
                 </w:rPr>
-                <w:t xml:space="preserve">Spout's reversing circuit and final assembly</w:t>
+                <w:t xml:space="preserve">Introduction to mechanical advantage -dubbed(KY)</w:t>
               </w:r>
             </w:hyperlink>
           </w:p>
@@ -24320,7 +24320,7 @@
                 <w:sz w:val="14"/>
                 <w:szCs w:val="14"/>
               </w:rPr>
-              <w:t xml:space="preserve">Source: Khan Academy (English - US curriculum)</w:t>
+              <w:t xml:space="preserve">Source: Khan Academy (Kiswahili)</w:t>
             </w:r>
           </w:p>
           <w:p>
@@ -24328,7 +24328,7 @@
               <w:spacing w:after="10" w:before="0"/>
               <w:ind w:left="120"/>
             </w:pPr>
-            <w:hyperlink w:history="1" r:id="rId7l9o-oe4ysy__vmfjgsek">
+            <w:hyperlink w:history="1" r:id="rIdiq60nayexkdk135wmaxs5">
               <w:r>
                 <w:rPr>
                   <w:rFonts w:ascii="Arial" w:cs="Arial" w:eastAsia="Arial" w:hAnsi="Arial"/>
@@ -24366,14 +24366,14 @@
                 <w:sz w:val="16"/>
                 <w:szCs w:val="16"/>
               </w:rPr>
-              <w:t xml:space="preserve">📖 HTML:</w:t>
+              <w:t xml:space="preserve">📖 EXERCISE:</w:t>
             </w:r>
           </w:p>
           <w:p>
             <w:pPr>
               <w:spacing w:after="20" w:before="0"/>
             </w:pPr>
-            <w:hyperlink w:history="1" r:id="rIdai4enw3qyrxzl_qnzvfrs">
+            <w:hyperlink w:history="1" r:id="rIdjxhkejyuy6qdkxycb3pah">
               <w:r>
                 <w:rPr>
                   <w:rFonts w:ascii="Arial" w:cs="Arial" w:eastAsia="Arial" w:hAnsi="Arial"/>
@@ -24382,7 +24382,7 @@
                   <w:szCs w:val="16"/>
                   <w:u w:val="single" w:color="2E75B6"/>
                 </w:rPr>
-                <w:t xml:space="preserve">Mechanical Wave (Flexbook)</w:t>
+                <w:t xml:space="preserve">Energy Conservation Practice</w:t>
               </w:r>
             </w:hyperlink>
           </w:p>
@@ -24406,7 +24406,7 @@
               <w:spacing w:after="10" w:before="0"/>
               <w:ind w:left="120"/>
             </w:pPr>
-            <w:hyperlink w:history="1" r:id="rIdriiqqbru24c9xezjely9m">
+            <w:hyperlink w:history="1" r:id="rIdx0gne0nzjb1chb4ckbd5r">
               <w:r>
                 <w:rPr>
                   <w:rFonts w:ascii="Arial" w:cs="Arial" w:eastAsia="Arial" w:hAnsi="Arial"/>
@@ -24601,7 +24601,7 @@
             <w:pPr>
               <w:spacing w:after="20" w:before="0"/>
             </w:pPr>
-            <w:hyperlink w:history="1" r:id="rIdpagfzalwe2eshjvkwovjw">
+            <w:hyperlink w:history="1" r:id="rIdieafnfz4v8iaxcsqonmnz">
               <w:r>
                 <w:rPr>
                   <w:rFonts w:ascii="Arial" w:cs="Arial" w:eastAsia="Arial" w:hAnsi="Arial"/>
@@ -24610,7 +24610,7 @@
                   <w:szCs w:val="16"/>
                   <w:u w:val="single" w:color="2E75B6"/>
                 </w:rPr>
-                <w:t xml:space="preserve">Spout's reversing circuit and final assembly</w:t>
+                <w:t xml:space="preserve">Work/energy problem with friction</w:t>
               </w:r>
             </w:hyperlink>
           </w:p>
@@ -24634,7 +24634,7 @@
               <w:spacing w:after="10" w:before="0"/>
               <w:ind w:left="120"/>
             </w:pPr>
-            <w:hyperlink w:history="1" r:id="rId_coe6u3ybzkn__yb0exha">
+            <w:hyperlink w:history="1" r:id="rIdz0h1raakjoh0cxwaatwri">
               <w:r>
                 <w:rPr>
                   <w:rFonts w:ascii="Arial" w:cs="Arial" w:eastAsia="Arial" w:hAnsi="Arial"/>
@@ -24679,7 +24679,7 @@
             <w:pPr>
               <w:spacing w:after="20" w:before="0"/>
             </w:pPr>
-            <w:hyperlink w:history="1" r:id="rIdk5bjmlupa1rcnns0uvoh9">
+            <w:hyperlink w:history="1" r:id="rIdtcr1o8no_3feu5l98pj-m">
               <w:r>
                 <w:rPr>
                   <w:rFonts w:ascii="Arial" w:cs="Arial" w:eastAsia="Arial" w:hAnsi="Arial"/>
@@ -24688,7 +24688,7 @@
                   <w:szCs w:val="16"/>
                   <w:u w:val="single" w:color="2E75B6"/>
                 </w:rPr>
-                <w:t xml:space="preserve">Mechanical Wave (Flexbook)</w:t>
+                <w:t xml:space="preserve">Mechanical Advantage (Flexbook)</w:t>
               </w:r>
             </w:hyperlink>
           </w:p>
@@ -24712,7 +24712,7 @@
               <w:spacing w:after="10" w:before="0"/>
               <w:ind w:left="120"/>
             </w:pPr>
-            <w:hyperlink w:history="1" r:id="rIda2zvzcmeatyjb4n5vm_o-">
+            <w:hyperlink w:history="1" r:id="rIdppvkyeooa9yvcfpcp5gv2">
               <w:r>
                 <w:rPr>
                   <w:rFonts w:ascii="Arial" w:cs="Arial" w:eastAsia="Arial" w:hAnsi="Arial"/>
@@ -24907,7 +24907,7 @@
             <w:pPr>
               <w:spacing w:after="20" w:before="0"/>
             </w:pPr>
-            <w:hyperlink w:history="1" r:id="rIdagalwjisi3wuemi3ozwqk">
+            <w:hyperlink w:history="1" r:id="rIdiqjvfilwtllkpqjxkk2kq">
               <w:r>
                 <w:rPr>
                   <w:rFonts w:ascii="Arial" w:cs="Arial" w:eastAsia="Arial" w:hAnsi="Arial"/>
@@ -24916,7 +24916,7 @@
                   <w:szCs w:val="16"/>
                   <w:u w:val="single" w:color="2E75B6"/>
                 </w:rPr>
-                <w:t xml:space="preserve">Spout's reversing circuit and final assembly</w:t>
+                <w:t xml:space="preserve">Work/energy problem with friction -dubbed(KY)</w:t>
               </w:r>
             </w:hyperlink>
           </w:p>
@@ -24932,7 +24932,7 @@
                 <w:sz w:val="14"/>
                 <w:szCs w:val="14"/>
               </w:rPr>
-              <w:t xml:space="preserve">Source: Khan Academy (English - US curriculum)</w:t>
+              <w:t xml:space="preserve">Source: Khan Academy (Kiswahili)</w:t>
             </w:r>
           </w:p>
           <w:p>
@@ -24940,7 +24940,7 @@
               <w:spacing w:after="10" w:before="0"/>
               <w:ind w:left="120"/>
             </w:pPr>
-            <w:hyperlink w:history="1" r:id="rIdhx8mgp4reyf-iysfprkfb">
+            <w:hyperlink w:history="1" r:id="rId5rzzaaiyzjiu-f3opvu5t">
               <w:r>
                 <w:rPr>
                   <w:rFonts w:ascii="Arial" w:cs="Arial" w:eastAsia="Arial" w:hAnsi="Arial"/>
@@ -24978,14 +24978,14 @@
                 <w:sz w:val="16"/>
                 <w:szCs w:val="16"/>
               </w:rPr>
-              <w:t xml:space="preserve">📖 HTML:</w:t>
+              <w:t xml:space="preserve">📖 EXERCISE:</w:t>
             </w:r>
           </w:p>
           <w:p>
             <w:pPr>
               <w:spacing w:after="20" w:before="0"/>
             </w:pPr>
-            <w:hyperlink w:history="1" r:id="rIdrjhztlmwper9ebudaca2w">
+            <w:hyperlink w:history="1" r:id="rIdvsnl5rcm0qpbfuvzxamdp">
               <w:r>
                 <w:rPr>
                   <w:rFonts w:ascii="Arial" w:cs="Arial" w:eastAsia="Arial" w:hAnsi="Arial"/>
@@ -24994,7 +24994,7 @@
                   <w:szCs w:val="16"/>
                   <w:u w:val="single" w:color="2E75B6"/>
                 </w:rPr>
-                <w:t xml:space="preserve">Mechanical Wave (Flexbook)</w:t>
+                <w:t xml:space="preserve">Mechanical Advantage Practice</w:t>
               </w:r>
             </w:hyperlink>
           </w:p>
@@ -25018,7 +25018,7 @@
               <w:spacing w:after="10" w:before="0"/>
               <w:ind w:left="120"/>
             </w:pPr>
-            <w:hyperlink w:history="1" r:id="rIdzbne3z3_alhvr2e5bb4sj">
+            <w:hyperlink w:history="1" r:id="rIdwxfr45i8n8zot5bczpw7g">
               <w:r>
                 <w:rPr>
                   <w:rFonts w:ascii="Arial" w:cs="Arial" w:eastAsia="Arial" w:hAnsi="Arial"/>
@@ -25213,7 +25213,7 @@
             <w:pPr>
               <w:spacing w:after="20" w:before="0"/>
             </w:pPr>
-            <w:hyperlink w:history="1" r:id="rIdn8z5tzvqtazqbm0vr0u3u">
+            <w:hyperlink w:history="1" r:id="rIdnglc9vgbuqr4xac164kpq">
               <w:r>
                 <w:rPr>
                   <w:rFonts w:ascii="Arial" w:cs="Arial" w:eastAsia="Arial" w:hAnsi="Arial"/>
@@ -25222,7 +25222,7 @@
                   <w:szCs w:val="16"/>
                   <w:u w:val="single" w:color="2E75B6"/>
                 </w:rPr>
-                <w:t xml:space="preserve">Spout's reversing circuit and final assembly</w:t>
+                <w:t xml:space="preserve">Mechanical advantage (part 2)</w:t>
               </w:r>
             </w:hyperlink>
           </w:p>
@@ -25246,7 +25246,7 @@
               <w:spacing w:after="10" w:before="0"/>
               <w:ind w:left="120"/>
             </w:pPr>
-            <w:hyperlink w:history="1" r:id="rId06mha7tt9qgeakcfeaqln">
+            <w:hyperlink w:history="1" r:id="rIde2guyzkofzmzqo2gehf0w">
               <w:r>
                 <w:rPr>
                   <w:rFonts w:ascii="Arial" w:cs="Arial" w:eastAsia="Arial" w:hAnsi="Arial"/>
@@ -25291,7 +25291,7 @@
             <w:pPr>
               <w:spacing w:after="20" w:before="0"/>
             </w:pPr>
-            <w:hyperlink w:history="1" r:id="rIdkr5_reafeafcvxoeooyoh">
+            <w:hyperlink w:history="1" r:id="rIdqdfmvbihxl0wctojbfuh2">
               <w:r>
                 <w:rPr>
                   <w:rFonts w:ascii="Arial" w:cs="Arial" w:eastAsia="Arial" w:hAnsi="Arial"/>
@@ -25300,7 +25300,7 @@
                   <w:szCs w:val="16"/>
                   <w:u w:val="single" w:color="2E75B6"/>
                 </w:rPr>
-                <w:t xml:space="preserve">Mechanical Wave (Flexbook)</w:t>
+                <w:t xml:space="preserve">Energy Skate Park: Basics</w:t>
               </w:r>
             </w:hyperlink>
           </w:p>
@@ -25316,7 +25316,7 @@
                 <w:sz w:val="14"/>
                 <w:szCs w:val="14"/>
               </w:rPr>
-              <w:t xml:space="preserve">Source: CK-12</w:t>
+              <w:t xml:space="preserve">Source: PhET Interactive Simulations (English)</w:t>
             </w:r>
           </w:p>
           <w:p>
@@ -25324,7 +25324,7 @@
               <w:spacing w:after="10" w:before="0"/>
               <w:ind w:left="120"/>
             </w:pPr>
-            <w:hyperlink w:history="1" r:id="rId8lmqcesd_2yaikbe6sprx">
+            <w:hyperlink w:history="1" r:id="rIdvls-swhoglssvx6nigtcj">
               <w:r>
                 <w:rPr>
                   <w:rFonts w:ascii="Arial" w:cs="Arial" w:eastAsia="Arial" w:hAnsi="Arial"/>

--- a/data/outputs/v2/Physics/SS1.4_Energy,_Work,_Power_and_Machines/Physics_Energy,_Work,_Power_and_Machines_CBE_LessonSequence.docx
+++ b/data/outputs/v2/Physics/SS1.4_Energy,_Work,_Power_and_Machines/Physics_Energy,_Work,_Power_and_Machines_CBE_LessonSequence.docx
@@ -3323,7 +3323,7 @@
             <w:pPr>
               <w:spacing w:after="20" w:before="0"/>
             </w:pPr>
-            <w:hyperlink w:history="1" r:id="rIdeb_f5gocb_ykkgp8cxron">
+            <w:hyperlink w:history="1" r:id="rIdpmblchjdw4vo0lushbe-c">
               <w:r>
                 <w:rPr>
                   <w:rFonts w:ascii="Arial" w:cs="Arial" w:eastAsia="Arial" w:hAnsi="Arial"/>
@@ -3356,7 +3356,7 @@
               <w:spacing w:after="10" w:before="0"/>
               <w:ind w:left="120"/>
             </w:pPr>
-            <w:hyperlink w:history="1" r:id="rIdvgbptvzeaobdfirnp5p0v">
+            <w:hyperlink w:history="1" r:id="rId2jdnwehzemz60qacayoab">
               <w:r>
                 <w:rPr>
                   <w:rFonts w:ascii="Arial" w:cs="Arial" w:eastAsia="Arial" w:hAnsi="Arial"/>
@@ -3401,7 +3401,7 @@
             <w:pPr>
               <w:spacing w:after="20" w:before="0"/>
             </w:pPr>
-            <w:hyperlink w:history="1" r:id="rIdqkskma5bq4vvge3g0dvth">
+            <w:hyperlink w:history="1" r:id="rIdwidpfwbbllvoc90m-buyl">
               <w:r>
                 <w:rPr>
                   <w:rFonts w:ascii="Arial" w:cs="Arial" w:eastAsia="Arial" w:hAnsi="Arial"/>
@@ -3434,7 +3434,7 @@
               <w:spacing w:after="10" w:before="0"/>
               <w:ind w:left="120"/>
             </w:pPr>
-            <w:hyperlink w:history="1" r:id="rIdqnzkepmspd53dbrx9iq80">
+            <w:hyperlink w:history="1" r:id="rIdt5vcvx-bknmmvoz0c95el">
               <w:r>
                 <w:rPr>
                   <w:rFonts w:ascii="Arial" w:cs="Arial" w:eastAsia="Arial" w:hAnsi="Arial"/>
@@ -3629,7 +3629,7 @@
             <w:pPr>
               <w:spacing w:after="20" w:before="0"/>
             </w:pPr>
-            <w:hyperlink w:history="1" r:id="rIdoiitnnukgmcwvuokx6ihl">
+            <w:hyperlink w:history="1" r:id="rId4l7mbzkhw6fv3k4l_qe98">
               <w:r>
                 <w:rPr>
                   <w:rFonts w:ascii="Arial" w:cs="Arial" w:eastAsia="Arial" w:hAnsi="Arial"/>
@@ -3662,7 +3662,7 @@
               <w:spacing w:after="10" w:before="0"/>
               <w:ind w:left="120"/>
             </w:pPr>
-            <w:hyperlink w:history="1" r:id="rIdmflxubuprqxvbjrh0ww_4">
+            <w:hyperlink w:history="1" r:id="rIdkinfylh8upq0kp6t8eh_k">
               <w:r>
                 <w:rPr>
                   <w:rFonts w:ascii="Arial" w:cs="Arial" w:eastAsia="Arial" w:hAnsi="Arial"/>
@@ -3707,7 +3707,7 @@
             <w:pPr>
               <w:spacing w:after="20" w:before="0"/>
             </w:pPr>
-            <w:hyperlink w:history="1" r:id="rId5_juvhr5rlboaapk7ndgs">
+            <w:hyperlink w:history="1" r:id="rIdxyhqoewnn4shj9dzgbbul">
               <w:r>
                 <w:rPr>
                   <w:rFonts w:ascii="Arial" w:cs="Arial" w:eastAsia="Arial" w:hAnsi="Arial"/>
@@ -3740,7 +3740,7 @@
               <w:spacing w:after="10" w:before="0"/>
               <w:ind w:left="120"/>
             </w:pPr>
-            <w:hyperlink w:history="1" r:id="rIdysxbc39gtqqzfysqpmbxy">
+            <w:hyperlink w:history="1" r:id="rId2mvuccttvyhhqsa_hlwjq">
               <w:r>
                 <w:rPr>
                   <w:rFonts w:ascii="Arial" w:cs="Arial" w:eastAsia="Arial" w:hAnsi="Arial"/>
@@ -3935,7 +3935,7 @@
             <w:pPr>
               <w:spacing w:after="20" w:before="0"/>
             </w:pPr>
-            <w:hyperlink w:history="1" r:id="rIdhj1rh3ho3gpdzzt_kweva">
+            <w:hyperlink w:history="1" r:id="rIdsypud8aulrm__zldnovmo">
               <w:r>
                 <w:rPr>
                   <w:rFonts w:ascii="Arial" w:cs="Arial" w:eastAsia="Arial" w:hAnsi="Arial"/>
@@ -3968,7 +3968,7 @@
               <w:spacing w:after="10" w:before="0"/>
               <w:ind w:left="120"/>
             </w:pPr>
-            <w:hyperlink w:history="1" r:id="rIdmiwqqkfgyas2j0zdbogl2">
+            <w:hyperlink w:history="1" r:id="rId9bvfq2bjv2lylvunvybqf">
               <w:r>
                 <w:rPr>
                   <w:rFonts w:ascii="Arial" w:cs="Arial" w:eastAsia="Arial" w:hAnsi="Arial"/>
@@ -4013,7 +4013,7 @@
             <w:pPr>
               <w:spacing w:after="20" w:before="0"/>
             </w:pPr>
-            <w:hyperlink w:history="1" r:id="rId1atfq9oiqa-bvcvgivatm">
+            <w:hyperlink w:history="1" r:id="rIdpsatvaatsa-atpa-mm5ru">
               <w:r>
                 <w:rPr>
                   <w:rFonts w:ascii="Arial" w:cs="Arial" w:eastAsia="Arial" w:hAnsi="Arial"/>
@@ -4046,7 +4046,7 @@
               <w:spacing w:after="10" w:before="0"/>
               <w:ind w:left="120"/>
             </w:pPr>
-            <w:hyperlink w:history="1" r:id="rIdx9zl_8ae3obnknlwxwkqq">
+            <w:hyperlink w:history="1" r:id="rIdf7tlyggwtwxdrfp3xnmvw">
               <w:r>
                 <w:rPr>
                   <w:rFonts w:ascii="Arial" w:cs="Arial" w:eastAsia="Arial" w:hAnsi="Arial"/>
@@ -4241,7 +4241,7 @@
             <w:pPr>
               <w:spacing w:after="20" w:before="0"/>
             </w:pPr>
-            <w:hyperlink w:history="1" r:id="rIdcf-bgzujr_7ker32yoz4k">
+            <w:hyperlink w:history="1" r:id="rId8djlktudmgucpqjzjvj5f">
               <w:r>
                 <w:rPr>
                   <w:rFonts w:ascii="Arial" w:cs="Arial" w:eastAsia="Arial" w:hAnsi="Arial"/>
@@ -4250,7 +4250,7 @@
                   <w:szCs w:val="16"/>
                   <w:u w:val="single" w:color="2E75B6"/>
                 </w:rPr>
-                <w:t xml:space="preserve">Video: Energy Skate Park: Basics</w:t>
+                <w:t xml:space="preserve">Work and energy (part 2)</w:t>
               </w:r>
             </w:hyperlink>
           </w:p>
@@ -4266,7 +4266,7 @@
                 <w:sz w:val="14"/>
                 <w:szCs w:val="14"/>
               </w:rPr>
-              <w:t xml:space="preserve">Source: PhET Interactive Simulations (English)</w:t>
+              <w:t xml:space="preserve">Source: Khan Academy (English - US curriculum)</w:t>
             </w:r>
           </w:p>
           <w:p>
@@ -4274,7 +4274,7 @@
               <w:spacing w:after="10" w:before="0"/>
               <w:ind w:left="120"/>
             </w:pPr>
-            <w:hyperlink w:history="1" r:id="rIdiez9-vz9ntgudtkg_ghv3">
+            <w:hyperlink w:history="1" r:id="rIdlpqjr2xsqlgxzo8-t9qn-">
               <w:r>
                 <w:rPr>
                   <w:rFonts w:ascii="Arial" w:cs="Arial" w:eastAsia="Arial" w:hAnsi="Arial"/>
@@ -4319,7 +4319,7 @@
             <w:pPr>
               <w:spacing w:after="20" w:before="0"/>
             </w:pPr>
-            <w:hyperlink w:history="1" r:id="rIdzocj7vmukgcgh_yi0iyn8">
+            <w:hyperlink w:history="1" r:id="rIdivxyrcatbksmuwhennxu1">
               <w:r>
                 <w:rPr>
                   <w:rFonts w:ascii="Arial" w:cs="Arial" w:eastAsia="Arial" w:hAnsi="Arial"/>
@@ -4352,7 +4352,7 @@
               <w:spacing w:after="10" w:before="0"/>
               <w:ind w:left="120"/>
             </w:pPr>
-            <w:hyperlink w:history="1" r:id="rIds1aweycaliz4idmqvkx3_">
+            <w:hyperlink w:history="1" r:id="rIdluyemvuo7ghjoa6bobhbt">
               <w:r>
                 <w:rPr>
                   <w:rFonts w:ascii="Arial" w:cs="Arial" w:eastAsia="Arial" w:hAnsi="Arial"/>
@@ -4547,7 +4547,7 @@
             <w:pPr>
               <w:spacing w:after="20" w:before="0"/>
             </w:pPr>
-            <w:hyperlink w:history="1" r:id="rId6fdlqrfak3y5diyu1q-be">
+            <w:hyperlink w:history="1" r:id="rIdxb4td5ng3texj0ikcuf_m">
               <w:r>
                 <w:rPr>
                   <w:rFonts w:ascii="Arial" w:cs="Arial" w:eastAsia="Arial" w:hAnsi="Arial"/>
@@ -4556,7 +4556,7 @@
                   <w:szCs w:val="16"/>
                   <w:u w:val="single" w:color="2E75B6"/>
                 </w:rPr>
-                <w:t xml:space="preserve">Work and energy (part 2)</w:t>
+                <w:t xml:space="preserve">Work/energy problem with friction</w:t>
               </w:r>
             </w:hyperlink>
           </w:p>
@@ -4580,7 +4580,7 @@
               <w:spacing w:after="10" w:before="0"/>
               <w:ind w:left="120"/>
             </w:pPr>
-            <w:hyperlink w:history="1" r:id="rIduz2eg9xrfwdhh0ffytebr">
+            <w:hyperlink w:history="1" r:id="rId3zqye9u8t1xbdpjrifchk">
               <w:r>
                 <w:rPr>
                   <w:rFonts w:ascii="Arial" w:cs="Arial" w:eastAsia="Arial" w:hAnsi="Arial"/>
@@ -4625,7 +4625,7 @@
             <w:pPr>
               <w:spacing w:after="20" w:before="0"/>
             </w:pPr>
-            <w:hyperlink w:history="1" r:id="rIdgtti8ezntrzc9tt5tjtia">
+            <w:hyperlink w:history="1" r:id="rId6e-6rezwn1fm0i0y0_fkr">
               <w:r>
                 <w:rPr>
                   <w:rFonts w:ascii="Arial" w:cs="Arial" w:eastAsia="Arial" w:hAnsi="Arial"/>
@@ -4658,7 +4658,7 @@
               <w:spacing w:after="10" w:before="0"/>
               <w:ind w:left="120"/>
             </w:pPr>
-            <w:hyperlink w:history="1" r:id="rIdviua3xjbftyudk8oe2f_e">
+            <w:hyperlink w:history="1" r:id="rId2n0ncjpfzqn7dq7k-lzqq">
               <w:r>
                 <w:rPr>
                   <w:rFonts w:ascii="Arial" w:cs="Arial" w:eastAsia="Arial" w:hAnsi="Arial"/>
@@ -6145,7 +6145,7 @@
             <w:pPr>
               <w:spacing w:after="20" w:before="0"/>
             </w:pPr>
-            <w:hyperlink w:history="1" r:id="rId_xdjaynwmr-wc9h9nrorp">
+            <w:hyperlink w:history="1" r:id="rIdzss--he5lwjt7k_3cycxh">
               <w:r>
                 <w:rPr>
                   <w:rFonts w:ascii="Arial" w:cs="Arial" w:eastAsia="Arial" w:hAnsi="Arial"/>
@@ -6178,7 +6178,7 @@
               <w:spacing w:after="10" w:before="0"/>
               <w:ind w:left="120"/>
             </w:pPr>
-            <w:hyperlink w:history="1" r:id="rIdqwmswsxlm35r6vuzwq2mn">
+            <w:hyperlink w:history="1" r:id="rIdqcpj66bt2ue1zvtjjdgzk">
               <w:r>
                 <w:rPr>
                   <w:rFonts w:ascii="Arial" w:cs="Arial" w:eastAsia="Arial" w:hAnsi="Arial"/>
@@ -6223,7 +6223,7 @@
             <w:pPr>
               <w:spacing w:after="20" w:before="0"/>
             </w:pPr>
-            <w:hyperlink w:history="1" r:id="rIdobrehaai-7usvfafosgjo">
+            <w:hyperlink w:history="1" r:id="rIdjiydmcloow18qrccytk6j">
               <w:r>
                 <w:rPr>
                   <w:rFonts w:ascii="Arial" w:cs="Arial" w:eastAsia="Arial" w:hAnsi="Arial"/>
@@ -6256,7 +6256,7 @@
               <w:spacing w:after="10" w:before="0"/>
               <w:ind w:left="120"/>
             </w:pPr>
-            <w:hyperlink w:history="1" r:id="rIdjuqidod36u4gpvcqzfh7d">
+            <w:hyperlink w:history="1" r:id="rId9a3_vberbf4xbt5f0ek3n">
               <w:r>
                 <w:rPr>
                   <w:rFonts w:ascii="Arial" w:cs="Arial" w:eastAsia="Arial" w:hAnsi="Arial"/>
@@ -6451,7 +6451,7 @@
             <w:pPr>
               <w:spacing w:after="20" w:before="0"/>
             </w:pPr>
-            <w:hyperlink w:history="1" r:id="rIdab9j2klwaxgmebushwxys">
+            <w:hyperlink w:history="1" r:id="rIdytvzbq5e2h3knsf96dfwx">
               <w:r>
                 <w:rPr>
                   <w:rFonts w:ascii="Arial" w:cs="Arial" w:eastAsia="Arial" w:hAnsi="Arial"/>
@@ -6484,7 +6484,7 @@
               <w:spacing w:after="10" w:before="0"/>
               <w:ind w:left="120"/>
             </w:pPr>
-            <w:hyperlink w:history="1" r:id="rIdybklvwfm-5vt_vpmea4iq">
+            <w:hyperlink w:history="1" r:id="rId1xhhdbkb6wsbasbjq2jvx">
               <w:r>
                 <w:rPr>
                   <w:rFonts w:ascii="Arial" w:cs="Arial" w:eastAsia="Arial" w:hAnsi="Arial"/>
@@ -6522,14 +6522,14 @@
                 <w:sz w:val="16"/>
                 <w:szCs w:val="16"/>
               </w:rPr>
-              <w:t xml:space="preserve">📖 HTML:</w:t>
+              <w:t xml:space="preserve">📖 EXERCISE:</w:t>
             </w:r>
           </w:p>
           <w:p>
             <w:pPr>
               <w:spacing w:after="20" w:before="0"/>
             </w:pPr>
-            <w:hyperlink w:history="1" r:id="rIdm7yc7tx2wmysyxrw3yk67">
+            <w:hyperlink w:history="1" r:id="rIdugostsu7rkj0orhn8h9sj">
               <w:r>
                 <w:rPr>
                   <w:rFonts w:ascii="Arial" w:cs="Arial" w:eastAsia="Arial" w:hAnsi="Arial"/>
@@ -6538,7 +6538,7 @@
                   <w:szCs w:val="16"/>
                   <w:u w:val="single" w:color="2E75B6"/>
                 </w:rPr>
-                <w:t xml:space="preserve">Energy Skate Park: Basics</w:t>
+                <w:t xml:space="preserve">Kinetic Energy Practice</w:t>
               </w:r>
             </w:hyperlink>
           </w:p>
@@ -6554,7 +6554,7 @@
                 <w:sz w:val="14"/>
                 <w:szCs w:val="14"/>
               </w:rPr>
-              <w:t xml:space="preserve">Source: PhET Interactive Simulations (English)</w:t>
+              <w:t xml:space="preserve">Source: CK-12</w:t>
             </w:r>
           </w:p>
           <w:p>
@@ -6562,7 +6562,7 @@
               <w:spacing w:after="10" w:before="0"/>
               <w:ind w:left="120"/>
             </w:pPr>
-            <w:hyperlink w:history="1" r:id="rIdw7nipirwrv4n2we8qapfo">
+            <w:hyperlink w:history="1" r:id="rIdcu_98_j_qna1rl-t_dcv4">
               <w:r>
                 <w:rPr>
                   <w:rFonts w:ascii="Arial" w:cs="Arial" w:eastAsia="Arial" w:hAnsi="Arial"/>
@@ -6757,7 +6757,313 @@
             <w:pPr>
               <w:spacing w:after="20" w:before="0"/>
             </w:pPr>
-            <w:hyperlink w:history="1" r:id="rIdkwg_y5zu8hmkt-qtenbab">
+            <w:hyperlink w:history="1" r:id="rIdoka9bco4iovza1ipzhbus">
+              <w:r>
+                <w:rPr>
+                  <w:rFonts w:ascii="Arial" w:cs="Arial" w:eastAsia="Arial" w:hAnsi="Arial"/>
+                  <w:color w:val="2E75B6"/>
+                  <w:sz w:val="16"/>
+                  <w:szCs w:val="16"/>
+                  <w:u w:val="single" w:color="2E75B6"/>
+                </w:rPr>
+                <w:t xml:space="preserve">Work and energy (part 2)</w:t>
+              </w:r>
+            </w:hyperlink>
+          </w:p>
+          <w:p>
+            <w:pPr>
+              <w:spacing w:after="10" w:before="0"/>
+              <w:ind w:left="120"/>
+            </w:pPr>
+            <w:r>
+              <w:rPr>
+                <w:rFonts w:ascii="Arial" w:cs="Arial" w:eastAsia="Arial" w:hAnsi="Arial"/>
+                <w:color w:val="595959"/>
+                <w:sz w:val="14"/>
+                <w:szCs w:val="14"/>
+              </w:rPr>
+              <w:t xml:space="preserve">Source: Khan Academy (English - US curriculum)</w:t>
+            </w:r>
+          </w:p>
+          <w:p>
+            <w:pPr>
+              <w:spacing w:after="10" w:before="0"/>
+              <w:ind w:left="120"/>
+            </w:pPr>
+            <w:hyperlink w:history="1" r:id="rId5vqaqk2fjwwt9tnrulhts">
+              <w:r>
+                <w:rPr>
+                  <w:rFonts w:ascii="Arial" w:cs="Arial" w:eastAsia="Arial" w:hAnsi="Arial"/>
+                  <w:color w:val="595959"/>
+                  <w:sz w:val="14"/>
+                  <w:szCs w:val="14"/>
+                  <w:u w:val="single" w:color="595959"/>
+                </w:rPr>
+                <w:t xml:space="preserve">🔍 Search ARES for similar videos</w:t>
+              </w:r>
+            </w:hyperlink>
+          </w:p>
+          <w:p>
+            <w:pPr>
+              <w:spacing w:after="40" w:before="0"/>
+            </w:pPr>
+            <w:r>
+              <w:rPr>
+                <w:sz w:val="14"/>
+                <w:szCs w:val="14"/>
+              </w:rPr>
+              <w:t xml:space="preserve"/>
+            </w:r>
+          </w:p>
+          <w:p>
+            <w:pPr>
+              <w:spacing w:after="20" w:before="0"/>
+            </w:pPr>
+            <w:r>
+              <w:rPr>
+                <w:rFonts w:ascii="Arial" w:cs="Arial" w:eastAsia="Arial" w:hAnsi="Arial"/>
+                <w:b/>
+                <w:bCs/>
+                <w:color w:val="1F3864"/>
+                <w:sz w:val="16"/>
+                <w:szCs w:val="16"/>
+              </w:rPr>
+              <w:t xml:space="preserve">📖 HTML:</w:t>
+            </w:r>
+          </w:p>
+          <w:p>
+            <w:pPr>
+              <w:spacing w:after="20" w:before="0"/>
+            </w:pPr>
+            <w:hyperlink w:history="1" r:id="rIdzf9l30r5s95npklbuf6vo">
+              <w:r>
+                <w:rPr>
+                  <w:rFonts w:ascii="Arial" w:cs="Arial" w:eastAsia="Arial" w:hAnsi="Arial"/>
+                  <w:color w:val="2E75B6"/>
+                  <w:sz w:val="16"/>
+                  <w:szCs w:val="16"/>
+                  <w:u w:val="single" w:color="2E75B6"/>
+                </w:rPr>
+                <w:t xml:space="preserve">Kinetic Energy (Flexbook)</w:t>
+              </w:r>
+            </w:hyperlink>
+          </w:p>
+          <w:p>
+            <w:pPr>
+              <w:spacing w:after="10" w:before="0"/>
+              <w:ind w:left="120"/>
+            </w:pPr>
+            <w:r>
+              <w:rPr>
+                <w:rFonts w:ascii="Arial" w:cs="Arial" w:eastAsia="Arial" w:hAnsi="Arial"/>
+                <w:color w:val="595959"/>
+                <w:sz w:val="14"/>
+                <w:szCs w:val="14"/>
+              </w:rPr>
+              <w:t xml:space="preserve">Source: CK-12</w:t>
+            </w:r>
+          </w:p>
+          <w:p>
+            <w:pPr>
+              <w:spacing w:after="10" w:before="0"/>
+              <w:ind w:left="120"/>
+            </w:pPr>
+            <w:hyperlink w:history="1" r:id="rIdh8zb-efrgimbshdkincxt">
+              <w:r>
+                <w:rPr>
+                  <w:rFonts w:ascii="Arial" w:cs="Arial" w:eastAsia="Arial" w:hAnsi="Arial"/>
+                  <w:color w:val="595959"/>
+                  <w:sz w:val="14"/>
+                  <w:szCs w:val="14"/>
+                  <w:u w:val="single" w:color="595959"/>
+                </w:rPr>
+                <w:t xml:space="preserve">🔍 Search ARES for similar readings</w:t>
+              </w:r>
+            </w:hyperlink>
+          </w:p>
+        </w:tc>
+        <w:tc>
+          <w:tcPr>
+            <w:tcW w:type="dxa" w:w="3040"/>
+            <w:shd w:fill="FFFFFF" w:color="auto" w:val="clear"/>
+            <w:tcMar>
+              <w:top w:type="dxa" w:w="60"/>
+              <w:left w:type="dxa" w:w="120"/>
+              <w:bottom w:type="dxa" w:w="60"/>
+              <w:right w:type="dxa" w:w="120"/>
+            </w:tcMar>
+            <w:vAlign w:val="top"/>
+          </w:tcPr>
+          <w:p>
+            <w:pPr>
+              <w:spacing w:after="40" w:before="0"/>
+              <w:jc w:val="left"/>
+            </w:pPr>
+            <w:r>
+              <w:rPr>
+                <w:rFonts w:ascii="Arial" w:cs="Arial" w:eastAsia="Arial" w:hAnsi="Arial"/>
+                <w:b w:val="false"/>
+                <w:bCs w:val="false"/>
+                <w:i w:val="false"/>
+                <w:iCs w:val="false"/>
+                <w:color w:val="000000"/>
+                <w:sz w:val="18"/>
+                <w:szCs w:val="18"/>
+              </w:rPr>
+              <w:t xml:space="preserve">PART A — Vocabulary Anchoring (5 min): Teacher introduces formal definitions using the students' own prediction language from Phase 1. Projecting the two-column board list (MOTION ENERGY | STORED ENERGY), the teacher writes KE = ½mv² next to 'motion energy' and PE = mgh next to 'stored energy', narrating: 'You already had the right idea — we are just giving it a precise name and a precise formula.' Learners copy definitions with a worked example: 'A matatu wheel of mass 12 kg rolling at 4 m/s — what is its KE?' (Answer: ½ × 12 × 16 = 96 J). PART B — Class Energy Transformation Model Diagram (15 min): The teacher draws a large pendulum arc on the board. The class co-constructs the model: teacher calls on individual students (cold-calls, minimum 6 students) to come forward and annotate one feature each — arrow direction of energy flow, label KE/PE at each point, write the conservation equation KE₁ + PE₁ = KE₂ + PE₂. Each annotator must justify their placement in one sentence. PART C — Connecting to the Phenomenon (5 min): Teacher projects the original jua kali mechanic image and asks: 'The mechanic lifts his arm (with the long spanner) up before pushing down. At that highest point — is this KE or PE? As his arm pushes down and the spanner moves, what happens to that energy?' Learners write a 3-sentence explanation in their notebooks connecting the pendulum model to the spanner system.</w:t>
+            </w:r>
+          </w:p>
+        </w:tc>
+        <w:tc>
+          <w:tcPr>
+            <w:tcW w:type="dxa" w:w="3040"/>
+            <w:shd w:fill="F2F2F2" w:color="auto" w:val="clear"/>
+            <w:tcMar>
+              <w:top w:type="dxa" w:w="60"/>
+              <w:left w:type="dxa" w:w="120"/>
+              <w:bottom w:type="dxa" w:w="60"/>
+              <w:right w:type="dxa" w:w="120"/>
+            </w:tcMar>
+            <w:vAlign w:val="top"/>
+          </w:tcPr>
+          <w:p>
+            <w:pPr>
+              <w:spacing w:after="40" w:before="0"/>
+              <w:jc w:val="left"/>
+            </w:pPr>
+            <w:r>
+              <w:rPr>
+                <w:rFonts w:ascii="Arial" w:cs="Arial" w:eastAsia="Arial" w:hAnsi="Arial"/>
+                <w:b w:val="false"/>
+                <w:bCs w:val="false"/>
+                <w:i w:val="false"/>
+                <w:iCs w:val="false"/>
+                <w:color w:val="000000"/>
+                <w:sz w:val="18"/>
+                <w:szCs w:val="18"/>
+              </w:rPr>
+              <w:t xml:space="preserve">During vocabulary anchoring, point explicitly to the board: 'Do you see? You said MOTION ENERGY in your predictions. Scientists call it kinetic energy. Same idea — now we can calculate it.' For the model diagram, use name sticks to cold-call: 'Wanjiru, come and draw an arrow showing which direction energy is flowing as the pendulum rises. Explain to us why.' [WAIT 10 seconds after each student speaks before responding or prompting the next.] After 6 annotations, step back and ask the class: 'Is there anything on this diagram that doesn't match your evidence from the simulation? Anyone disagree with what's written?' [WAIT 15 seconds — silence is acceptable and productive.] For the phenomenon connection, say: 'Write three sentences. Sentence 1: where is the energy stored when the mechanic raises the spanner. Sentence 2: where does it go when he pushes. Sentence 3: what does this tell us about where the EXTRA force comes from.' [Give 4 minutes of individual writing time.]</w:t>
+            </w:r>
+          </w:p>
+        </w:tc>
+        <w:tc>
+          <w:tcPr>
+            <w:tcW w:type="dxa" w:w="3040"/>
+            <w:shd w:fill="FFFFFF" w:color="auto" w:val="clear"/>
+            <w:tcMar>
+              <w:top w:type="dxa" w:w="60"/>
+              <w:left w:type="dxa" w:w="120"/>
+              <w:bottom w:type="dxa" w:w="60"/>
+              <w:right w:type="dxa" w:w="120"/>
+            </w:tcMar>
+            <w:vAlign w:val="top"/>
+          </w:tcPr>
+          <w:p>
+            <w:pPr>
+              <w:spacing w:after="40" w:before="0"/>
+              <w:jc w:val="left"/>
+            </w:pPr>
+            <w:r>
+              <w:rPr>
+                <w:rFonts w:ascii="Arial" w:cs="Arial" w:eastAsia="Arial" w:hAnsi="Arial"/>
+                <w:b w:val="false"/>
+                <w:bCs w:val="false"/>
+                <w:i w:val="false"/>
+                <w:iCs w:val="false"/>
+                <w:color w:val="000000"/>
+                <w:sz w:val="18"/>
+                <w:szCs w:val="18"/>
+              </w:rPr>
+              <w:t xml:space="preserve">Co-constructed annotated model diagram (Science and Engineering Practice: Developing and Using Models): Students physically walk to the board and annotate, making the model a shared class artefact rather than teacher-transmitted information. This externalises reasoning, allows peer critique, and produces a reference diagram that remains on the board for all subsequent lessons. Connecting the model back to the phenomenon (the mechanic's arm) ensures that abstract KE/PE concepts are immediately grounded in the anchoring context.</w:t>
+            </w:r>
+          </w:p>
+        </w:tc>
+        <w:tc>
+          <w:tcPr>
+            <w:tcW w:type="dxa" w:w="3040"/>
+            <w:shd w:fill="F2F2F2" w:color="auto" w:val="clear"/>
+            <w:tcMar>
+              <w:top w:type="dxa" w:w="60"/>
+              <w:left w:type="dxa" w:w="120"/>
+              <w:bottom w:type="dxa" w:w="60"/>
+              <w:right w:type="dxa" w:w="120"/>
+            </w:tcMar>
+            <w:vAlign w:val="top"/>
+          </w:tcPr>
+          <w:p>
+            <w:pPr>
+              <w:spacing w:after="40" w:before="0"/>
+              <w:jc w:val="left"/>
+            </w:pPr>
+            <w:r>
+              <w:rPr>
+                <w:rFonts w:ascii="Arial" w:cs="Arial" w:eastAsia="Arial" w:hAnsi="Arial"/>
+                <w:b w:val="false"/>
+                <w:bCs w:val="false"/>
+                <w:i w:val="false"/>
+                <w:iCs w:val="false"/>
+                <w:color w:val="000000"/>
+                <w:sz w:val="18"/>
+                <w:szCs w:val="18"/>
+              </w:rPr>
+              <w:t xml:space="preserve">Observable indicator: Each learner produces a 3-sentence written explanation connecting KE/PE to the jua kali phenomenon. Teacher reads 5 randomly selected responses during the DQB phase. Success criterion: sentences must use the words 'kinetic energy,' 'potential energy,' and one conservation statement ('energy is not created or destroyed'). Flag learners who write that 'the long spanner creates more energy' — this is a key misconception to address explicitly in Lesson 3 (mechanical advantage does not create energy).</w:t>
+            </w:r>
+          </w:p>
+        </w:tc>
+      </w:tr>
+      <w:tr>
+        <w:tc>
+          <w:tcPr>
+            <w:tcW w:type="dxa" w:w="1520"/>
+            <w:shd w:fill="FCE4D6" w:color="auto" w:val="clear"/>
+            <w:tcMar>
+              <w:top w:type="dxa" w:w="60"/>
+              <w:left w:type="dxa" w:w="120"/>
+              <w:bottom w:type="dxa" w:w="60"/>
+              <w:right w:type="dxa" w:w="120"/>
+            </w:tcMar>
+            <w:vAlign w:val="top"/>
+          </w:tcPr>
+          <w:p>
+            <w:pPr>
+              <w:spacing w:after="40" w:before="0"/>
+              <w:jc w:val="left"/>
+            </w:pPr>
+            <w:r>
+              <w:rPr>
+                <w:rFonts w:ascii="Arial" w:cs="Arial" w:eastAsia="Arial" w:hAnsi="Arial"/>
+                <w:b/>
+                <w:bCs/>
+                <w:i w:val="false"/>
+                <w:iCs w:val="false"/>
+                <w:color w:val="000000"/>
+                <w:sz w:val="18"/>
+                <w:szCs w:val="18"/>
+              </w:rPr>
+              <w:t xml:space="preserve">Driving Question Board (DQB) Creation</w:t>
+            </w:r>
+          </w:p>
+          <w:p>
+            <w:pPr>
+              <w:spacing w:after="20" w:before="0"/>
+            </w:pPr>
+            <w:r>
+              <w:rPr>
+                <w:rFonts w:ascii="Arial" w:cs="Arial" w:eastAsia="Arial" w:hAnsi="Arial"/>
+                <w:b/>
+                <w:bCs/>
+                <w:color w:val="1F3864"/>
+                <w:sz w:val="16"/>
+                <w:szCs w:val="16"/>
+              </w:rPr>
+              <w:t xml:space="preserve">📹 VIDEO:</w:t>
+            </w:r>
+          </w:p>
+          <w:p>
+            <w:pPr>
+              <w:spacing w:after="20" w:before="0"/>
+            </w:pPr>
+            <w:hyperlink w:history="1" r:id="rIdzdvu3pywnsxyon1cwfztb">
               <w:r>
                 <w:rPr>
                   <w:rFonts w:ascii="Arial" w:cs="Arial" w:eastAsia="Arial" w:hAnsi="Arial"/>
@@ -6790,7 +7096,7 @@
               <w:spacing w:after="10" w:before="0"/>
               <w:ind w:left="120"/>
             </w:pPr>
-            <w:hyperlink w:history="1" r:id="rIdqtbshqmdlp3hvtasw_xzh">
+            <w:hyperlink w:history="1" r:id="rIdx1lj5-hr8zg1tsw49cjo3">
               <w:r>
                 <w:rPr>
                   <w:rFonts w:ascii="Arial" w:cs="Arial" w:eastAsia="Arial" w:hAnsi="Arial"/>
@@ -6835,7 +7141,7 @@
             <w:pPr>
               <w:spacing w:after="20" w:before="0"/>
             </w:pPr>
-            <w:hyperlink w:history="1" r:id="rIdubefccgyriohovccx5heh">
+            <w:hyperlink w:history="1" r:id="rIdq_spu3ivcxguzwto7yxo3">
               <w:r>
                 <w:rPr>
                   <w:rFonts w:ascii="Arial" w:cs="Arial" w:eastAsia="Arial" w:hAnsi="Arial"/>
@@ -6844,7 +7150,7 @@
                   <w:szCs w:val="16"/>
                   <w:u w:val="single" w:color="2E75B6"/>
                 </w:rPr>
-                <w:t xml:space="preserve">Energy Skate Park: Basics</w:t>
+                <w:t xml:space="preserve">Average Kinetic Energy (Flexbook)</w:t>
               </w:r>
             </w:hyperlink>
           </w:p>
@@ -6860,7 +7166,7 @@
                 <w:sz w:val="14"/>
                 <w:szCs w:val="14"/>
               </w:rPr>
-              <w:t xml:space="preserve">Source: PhET Interactive Simulations (English)</w:t>
+              <w:t xml:space="preserve">Source: CK-12</w:t>
             </w:r>
           </w:p>
           <w:p>
@@ -6868,7 +7174,7 @@
               <w:spacing w:after="10" w:before="0"/>
               <w:ind w:left="120"/>
             </w:pPr>
-            <w:hyperlink w:history="1" r:id="rId_mjgkzmnt1lfpuzrkhfed">
+            <w:hyperlink w:history="1" r:id="rIdkvaghqo1ku_pa9jldnkbp">
               <w:r>
                 <w:rPr>
                   <w:rFonts w:ascii="Arial" w:cs="Arial" w:eastAsia="Arial" w:hAnsi="Arial"/>
@@ -6910,7 +7216,7 @@
                 <w:sz w:val="18"/>
                 <w:szCs w:val="18"/>
               </w:rPr>
-              <w:t xml:space="preserve">PART A — Vocabulary Anchoring (5 min): Teacher introduces formal definitions using the students' own prediction language from Phase 1. Projecting the two-column board list (MOTION ENERGY | STORED ENERGY), the teacher writes KE = ½mv² next to 'motion energy' and PE = mgh next to 'stored energy', narrating: 'You already had the right idea — we are just giving it a precise name and a precise formula.' Learners copy definitions with a worked example: 'A matatu wheel of mass 12 kg rolling at 4 m/s — what is its KE?' (Answer: ½ × 12 × 16 = 96 J). PART B — Class Energy Transformation Model Diagram (15 min): The teacher draws a large pendulum arc on the board. The class co-constructs the model: teacher calls on individual students (cold-calls, minimum 6 students) to come forward and annotate one feature each — arrow direction of energy flow, label KE/PE at each point, write the conservation equation KE₁ + PE₁ = KE₂ + PE₂. Each annotator must justify their placement in one sentence. PART C — Connecting to the Phenomenon (5 min): Teacher projects the original jua kali mechanic image and asks: 'The mechanic lifts his arm (with the long spanner) up before pushing down. At that highest point — is this KE or PE? As his arm pushes down and the spanner moves, what happens to that energy?' Learners write a 3-sentence explanation in their notebooks connecting the pendulum model to the spanner system.</w:t>
+              <w:t xml:space="preserve">The teacher uncovers the class Driving Question Board (a large sheet of paper or section of the whiteboard that has been maintained since Lesson 1). The existing DQB entries from Lesson 1 are visible (e.g., 'What is work?', 'How does a longer spanner help?'). Learners are each given two sticky notes. On NOTE 1 (green): they write one thing they NOW understand about the driving question that they didn't understand before this lesson. On NOTE 2 (orange): they write one NEW question raised by today's evidence — specifically, something that is still puzzling. Learners post their sticky notes on the DQB under two columns: WHAT WE NOW KNOW | WHAT WE STILL WONDER. The teacher reads 4–5 orange notes aloud. The class votes (show of hands) on which new question is MOST puzzling. The teacher circles the winning question — expected to be a variation of: 'If energy is always conserved, why does the wheel nut get hot? Where does the heat come from?' — and announces: 'That question is EXACTLY where we are going next.'</w:t>
             </w:r>
           </w:p>
         </w:tc>
@@ -6942,7 +7248,7 @@
                 <w:sz w:val="18"/>
                 <w:szCs w:val="18"/>
               </w:rPr>
-              <w:t xml:space="preserve">During vocabulary anchoring, point explicitly to the board: 'Do you see? You said MOTION ENERGY in your predictions. Scientists call it kinetic energy. Same idea — now we can calculate it.' For the model diagram, use name sticks to cold-call: 'Wanjiru, come and draw an arrow showing which direction energy is flowing as the pendulum rises. Explain to us why.' [WAIT 10 seconds after each student speaks before responding or prompting the next.] After 6 annotations, step back and ask the class: 'Is there anything on this diagram that doesn't match your evidence from the simulation? Anyone disagree with what's written?' [WAIT 15 seconds — silence is acceptable and productive.] For the phenomenon connection, say: 'Write three sentences. Sentence 1: where is the energy stored when the mechanic raises the spanner. Sentence 2: where does it go when he pushes. Sentence 3: what does this tell us about where the EXTRA force comes from.' [Give 4 minutes of individual writing time.]</w:t>
+              <w:t xml:space="preserve">Uncover the DQB with deliberate ceremony: 'Let's revisit the board we started last lesson. Read the questions we left here.' [Give 30 seconds of silent reading.] Distribute sticky notes: 'Green note — one thing you NOW know. Orange note — one NEW question today's evidence raised. You have 3 minutes. Go.' [Circulate, prompt quiet students: 'What surprised you most in the simulation?'] After posting, read 5 orange notes aloud without commentary. Then: 'Hands up — which of these questions would you MOST want to investigate next?' Count hands visibly. Circle the winning question and say: 'This is not a mistake — this is exactly how scientists work. Today's answer creates tomorrow's question. That question about heat and energy disappearing? That is Lesson 3.'</w:t>
             </w:r>
           </w:p>
         </w:tc>
@@ -6974,7 +7280,7 @@
                 <w:sz w:val="18"/>
                 <w:szCs w:val="18"/>
               </w:rPr>
-              <w:t xml:space="preserve">Co-constructed annotated model diagram (Science and Engineering Practice: Developing and Using Models): Students physically walk to the board and annotate, making the model a shared class artefact rather than teacher-transmitted information. This externalises reasoning, allows peer critique, and produces a reference diagram that remains on the board for all subsequent lessons. Connecting the model back to the phenomenon (the mechanic's arm) ensures that abstract KE/PE concepts are immediately grounded in the anchoring context.</w:t>
+              <w:t xml:space="preserve">Driving Question Board with colour-coded sticky notes (Science and Engineering Practice: Asking Questions and Defining Problems): The two-colour system explicitly separates consolidated knowledge (green) from productive uncertainty (orange), making the iterative nature of scientific inquiry visible as a physical artefact. The class vote democratises the inquiry direction and increases buy-in for subsequent lessons.</w:t>
             </w:r>
           </w:p>
         </w:tc>
@@ -7006,7 +7312,7 @@
                 <w:sz w:val="18"/>
                 <w:szCs w:val="18"/>
               </w:rPr>
-              <w:t xml:space="preserve">Observable indicator: Each learner produces a 3-sentence written explanation connecting KE/PE to the jua kali phenomenon. Teacher reads 5 randomly selected responses during the DQB phase. Success criterion: sentences must use the words 'kinetic energy,' 'potential energy,' and one conservation statement ('energy is not created or destroyed'). Flag learners who write that 'the long spanner creates more energy' — this is a key misconception to address explicitly in Lesson 3 (mechanical advantage does not create energy).</w:t>
+              <w:t xml:space="preserve">Observable indicator: Every learner posts both a green and an orange sticky note. Teacher scans green notes for quality: acceptable responses reference KE, PE, or conservation; unacceptable responses are vague ('I learned about energy'). Orange notes are the primary diagnostic — teacher photographs the DQB after class to analyse the distribution of new questions and use them to inform the Lesson 3 introduction. Specifically note any learners who write that 'energy is destroyed by friction' — this reveals the critical misconception the unit must address.</w:t>
             </w:r>
           </w:p>
         </w:tc>
@@ -7015,32 +7321,32 @@
         <w:tc>
           <w:tcPr>
             <w:tcW w:type="dxa" w:w="1520"/>
-            <w:shd w:fill="FCE4D6" w:color="auto" w:val="clear"/>
-            <w:tcMar>
-              <w:top w:type="dxa" w:w="60"/>
-              <w:left w:type="dxa" w:w="120"/>
-              <w:bottom w:type="dxa" w:w="60"/>
-              <w:right w:type="dxa" w:w="120"/>
-            </w:tcMar>
-            <w:vAlign w:val="top"/>
-          </w:tcPr>
-          <w:p>
-            <w:pPr>
-              <w:spacing w:after="40" w:before="0"/>
-              <w:jc w:val="left"/>
-            </w:pPr>
-            <w:r>
-              <w:rPr>
-                <w:rFonts w:ascii="Arial" w:cs="Arial" w:eastAsia="Arial" w:hAnsi="Arial"/>
-                <w:b/>
-                <w:bCs/>
-                <w:i w:val="false"/>
-                <w:iCs w:val="false"/>
-                <w:color w:val="000000"/>
-                <w:sz w:val="18"/>
-                <w:szCs w:val="18"/>
-              </w:rPr>
-              <w:t xml:space="preserve">Driving Question Board (DQB) Creation</w:t>
+            <w:shd w:fill="D5E8F0" w:color="auto" w:val="clear"/>
+            <w:tcMar>
+              <w:top w:type="dxa" w:w="60"/>
+              <w:left w:type="dxa" w:w="120"/>
+              <w:bottom w:type="dxa" w:w="60"/>
+              <w:right w:type="dxa" w:w="120"/>
+            </w:tcMar>
+            <w:vAlign w:val="top"/>
+          </w:tcPr>
+          <w:p>
+            <w:pPr>
+              <w:spacing w:after="40" w:before="0"/>
+              <w:jc w:val="left"/>
+            </w:pPr>
+            <w:r>
+              <w:rPr>
+                <w:rFonts w:ascii="Arial" w:cs="Arial" w:eastAsia="Arial" w:hAnsi="Arial"/>
+                <w:b/>
+                <w:bCs/>
+                <w:i w:val="false"/>
+                <w:iCs w:val="false"/>
+                <w:color w:val="000000"/>
+                <w:sz w:val="18"/>
+                <w:szCs w:val="18"/>
+              </w:rPr>
+              <w:t xml:space="preserve">Model Building Phase</w:t>
             </w:r>
           </w:p>
           <w:p>
@@ -7063,7 +7369,7 @@
             <w:pPr>
               <w:spacing w:after="20" w:before="0"/>
             </w:pPr>
-            <w:hyperlink w:history="1" r:id="rIdnhoibb9r-7usx_ufffznp">
+            <w:hyperlink w:history="1" r:id="rIdu4g9tdgbzxde43yrvcdaa">
               <w:r>
                 <w:rPr>
                   <w:rFonts w:ascii="Arial" w:cs="Arial" w:eastAsia="Arial" w:hAnsi="Arial"/>
@@ -7072,7 +7378,7 @@
                   <w:szCs w:val="16"/>
                   <w:u w:val="single" w:color="2E75B6"/>
                 </w:rPr>
-                <w:t xml:space="preserve">Work and energy (part 2)</w:t>
+                <w:t xml:space="preserve">Work/energy problem with friction</w:t>
               </w:r>
             </w:hyperlink>
           </w:p>
@@ -7096,7 +7402,7 @@
               <w:spacing w:after="10" w:before="0"/>
               <w:ind w:left="120"/>
             </w:pPr>
-            <w:hyperlink w:history="1" r:id="rIdnkxjgtdsfyxiejps9iqkl">
+            <w:hyperlink w:history="1" r:id="rIdp4pu0sr2qx7p-jzydh__g">
               <w:r>
                 <w:rPr>
                   <w:rFonts w:ascii="Arial" w:cs="Arial" w:eastAsia="Arial" w:hAnsi="Arial"/>
@@ -7134,14 +7440,14 @@
                 <w:sz w:val="16"/>
                 <w:szCs w:val="16"/>
               </w:rPr>
-              <w:t xml:space="preserve">📖 HTML:</w:t>
+              <w:t xml:space="preserve">📖 EXERCISE:</w:t>
             </w:r>
           </w:p>
           <w:p>
             <w:pPr>
               <w:spacing w:after="20" w:before="0"/>
             </w:pPr>
-            <w:hyperlink w:history="1" r:id="rIdfycqbs0evuitjqdpfttih">
+            <w:hyperlink w:history="1" r:id="rIdclq6gzrpbony9ge0aufeu">
               <w:r>
                 <w:rPr>
                   <w:rFonts w:ascii="Arial" w:cs="Arial" w:eastAsia="Arial" w:hAnsi="Arial"/>
@@ -7150,7 +7456,7 @@
                   <w:szCs w:val="16"/>
                   <w:u w:val="single" w:color="2E75B6"/>
                 </w:rPr>
-                <w:t xml:space="preserve">Energy Skate Park: Basics</w:t>
+                <w:t xml:space="preserve">Average Kinetic Energy Practice</w:t>
               </w:r>
             </w:hyperlink>
           </w:p>
@@ -7166,7 +7472,7 @@
                 <w:sz w:val="14"/>
                 <w:szCs w:val="14"/>
               </w:rPr>
-              <w:t xml:space="preserve">Source: PhET Interactive Simulations (English)</w:t>
+              <w:t xml:space="preserve">Source: CK-12</w:t>
             </w:r>
           </w:p>
           <w:p>
@@ -7174,313 +7480,7 @@
               <w:spacing w:after="10" w:before="0"/>
               <w:ind w:left="120"/>
             </w:pPr>
-            <w:hyperlink w:history="1" r:id="rIdvtliajl23tdnrlzc_jzpo">
-              <w:r>
-                <w:rPr>
-                  <w:rFonts w:ascii="Arial" w:cs="Arial" w:eastAsia="Arial" w:hAnsi="Arial"/>
-                  <w:color w:val="595959"/>
-                  <w:sz w:val="14"/>
-                  <w:szCs w:val="14"/>
-                  <w:u w:val="single" w:color="595959"/>
-                </w:rPr>
-                <w:t xml:space="preserve">🔍 Search ARES for similar readings</w:t>
-              </w:r>
-            </w:hyperlink>
-          </w:p>
-        </w:tc>
-        <w:tc>
-          <w:tcPr>
-            <w:tcW w:type="dxa" w:w="3040"/>
-            <w:shd w:fill="FFFFFF" w:color="auto" w:val="clear"/>
-            <w:tcMar>
-              <w:top w:type="dxa" w:w="60"/>
-              <w:left w:type="dxa" w:w="120"/>
-              <w:bottom w:type="dxa" w:w="60"/>
-              <w:right w:type="dxa" w:w="120"/>
-            </w:tcMar>
-            <w:vAlign w:val="top"/>
-          </w:tcPr>
-          <w:p>
-            <w:pPr>
-              <w:spacing w:after="40" w:before="0"/>
-              <w:jc w:val="left"/>
-            </w:pPr>
-            <w:r>
-              <w:rPr>
-                <w:rFonts w:ascii="Arial" w:cs="Arial" w:eastAsia="Arial" w:hAnsi="Arial"/>
-                <w:b w:val="false"/>
-                <w:bCs w:val="false"/>
-                <w:i w:val="false"/>
-                <w:iCs w:val="false"/>
-                <w:color w:val="000000"/>
-                <w:sz w:val="18"/>
-                <w:szCs w:val="18"/>
-              </w:rPr>
-              <w:t xml:space="preserve">The teacher uncovers the class Driving Question Board (a large sheet of paper or section of the whiteboard that has been maintained since Lesson 1). The existing DQB entries from Lesson 1 are visible (e.g., 'What is work?', 'How does a longer spanner help?'). Learners are each given two sticky notes. On NOTE 1 (green): they write one thing they NOW understand about the driving question that they didn't understand before this lesson. On NOTE 2 (orange): they write one NEW question raised by today's evidence — specifically, something that is still puzzling. Learners post their sticky notes on the DQB under two columns: WHAT WE NOW KNOW | WHAT WE STILL WONDER. The teacher reads 4–5 orange notes aloud. The class votes (show of hands) on which new question is MOST puzzling. The teacher circles the winning question — expected to be a variation of: 'If energy is always conserved, why does the wheel nut get hot? Where does the heat come from?' — and announces: 'That question is EXACTLY where we are going next.'</w:t>
-            </w:r>
-          </w:p>
-        </w:tc>
-        <w:tc>
-          <w:tcPr>
-            <w:tcW w:type="dxa" w:w="3040"/>
-            <w:shd w:fill="F2F2F2" w:color="auto" w:val="clear"/>
-            <w:tcMar>
-              <w:top w:type="dxa" w:w="60"/>
-              <w:left w:type="dxa" w:w="120"/>
-              <w:bottom w:type="dxa" w:w="60"/>
-              <w:right w:type="dxa" w:w="120"/>
-            </w:tcMar>
-            <w:vAlign w:val="top"/>
-          </w:tcPr>
-          <w:p>
-            <w:pPr>
-              <w:spacing w:after="40" w:before="0"/>
-              <w:jc w:val="left"/>
-            </w:pPr>
-            <w:r>
-              <w:rPr>
-                <w:rFonts w:ascii="Arial" w:cs="Arial" w:eastAsia="Arial" w:hAnsi="Arial"/>
-                <w:b w:val="false"/>
-                <w:bCs w:val="false"/>
-                <w:i w:val="false"/>
-                <w:iCs w:val="false"/>
-                <w:color w:val="000000"/>
-                <w:sz w:val="18"/>
-                <w:szCs w:val="18"/>
-              </w:rPr>
-              <w:t xml:space="preserve">Uncover the DQB with deliberate ceremony: 'Let's revisit the board we started last lesson. Read the questions we left here.' [Give 30 seconds of silent reading.] Distribute sticky notes: 'Green note — one thing you NOW know. Orange note — one NEW question today's evidence raised. You have 3 minutes. Go.' [Circulate, prompt quiet students: 'What surprised you most in the simulation?'] After posting, read 5 orange notes aloud without commentary. Then: 'Hands up — which of these questions would you MOST want to investigate next?' Count hands visibly. Circle the winning question and say: 'This is not a mistake — this is exactly how scientists work. Today's answer creates tomorrow's question. That question about heat and energy disappearing? That is Lesson 3.'</w:t>
-            </w:r>
-          </w:p>
-        </w:tc>
-        <w:tc>
-          <w:tcPr>
-            <w:tcW w:type="dxa" w:w="3040"/>
-            <w:shd w:fill="FFFFFF" w:color="auto" w:val="clear"/>
-            <w:tcMar>
-              <w:top w:type="dxa" w:w="60"/>
-              <w:left w:type="dxa" w:w="120"/>
-              <w:bottom w:type="dxa" w:w="60"/>
-              <w:right w:type="dxa" w:w="120"/>
-            </w:tcMar>
-            <w:vAlign w:val="top"/>
-          </w:tcPr>
-          <w:p>
-            <w:pPr>
-              <w:spacing w:after="40" w:before="0"/>
-              <w:jc w:val="left"/>
-            </w:pPr>
-            <w:r>
-              <w:rPr>
-                <w:rFonts w:ascii="Arial" w:cs="Arial" w:eastAsia="Arial" w:hAnsi="Arial"/>
-                <w:b w:val="false"/>
-                <w:bCs w:val="false"/>
-                <w:i w:val="false"/>
-                <w:iCs w:val="false"/>
-                <w:color w:val="000000"/>
-                <w:sz w:val="18"/>
-                <w:szCs w:val="18"/>
-              </w:rPr>
-              <w:t xml:space="preserve">Driving Question Board with colour-coded sticky notes (Science and Engineering Practice: Asking Questions and Defining Problems): The two-colour system explicitly separates consolidated knowledge (green) from productive uncertainty (orange), making the iterative nature of scientific inquiry visible as a physical artefact. The class vote democratises the inquiry direction and increases buy-in for subsequent lessons.</w:t>
-            </w:r>
-          </w:p>
-        </w:tc>
-        <w:tc>
-          <w:tcPr>
-            <w:tcW w:type="dxa" w:w="3040"/>
-            <w:shd w:fill="F2F2F2" w:color="auto" w:val="clear"/>
-            <w:tcMar>
-              <w:top w:type="dxa" w:w="60"/>
-              <w:left w:type="dxa" w:w="120"/>
-              <w:bottom w:type="dxa" w:w="60"/>
-              <w:right w:type="dxa" w:w="120"/>
-            </w:tcMar>
-            <w:vAlign w:val="top"/>
-          </w:tcPr>
-          <w:p>
-            <w:pPr>
-              <w:spacing w:after="40" w:before="0"/>
-              <w:jc w:val="left"/>
-            </w:pPr>
-            <w:r>
-              <w:rPr>
-                <w:rFonts w:ascii="Arial" w:cs="Arial" w:eastAsia="Arial" w:hAnsi="Arial"/>
-                <w:b w:val="false"/>
-                <w:bCs w:val="false"/>
-                <w:i w:val="false"/>
-                <w:iCs w:val="false"/>
-                <w:color w:val="000000"/>
-                <w:sz w:val="18"/>
-                <w:szCs w:val="18"/>
-              </w:rPr>
-              <w:t xml:space="preserve">Observable indicator: Every learner posts both a green and an orange sticky note. Teacher scans green notes for quality: acceptable responses reference KE, PE, or conservation; unacceptable responses are vague ('I learned about energy'). Orange notes are the primary diagnostic — teacher photographs the DQB after class to analyse the distribution of new questions and use them to inform the Lesson 3 introduction. Specifically note any learners who write that 'energy is destroyed by friction' — this reveals the critical misconception the unit must address.</w:t>
-            </w:r>
-          </w:p>
-        </w:tc>
-      </w:tr>
-      <w:tr>
-        <w:tc>
-          <w:tcPr>
-            <w:tcW w:type="dxa" w:w="1520"/>
-            <w:shd w:fill="D5E8F0" w:color="auto" w:val="clear"/>
-            <w:tcMar>
-              <w:top w:type="dxa" w:w="60"/>
-              <w:left w:type="dxa" w:w="120"/>
-              <w:bottom w:type="dxa" w:w="60"/>
-              <w:right w:type="dxa" w:w="120"/>
-            </w:tcMar>
-            <w:vAlign w:val="top"/>
-          </w:tcPr>
-          <w:p>
-            <w:pPr>
-              <w:spacing w:after="40" w:before="0"/>
-              <w:jc w:val="left"/>
-            </w:pPr>
-            <w:r>
-              <w:rPr>
-                <w:rFonts w:ascii="Arial" w:cs="Arial" w:eastAsia="Arial" w:hAnsi="Arial"/>
-                <w:b/>
-                <w:bCs/>
-                <w:i w:val="false"/>
-                <w:iCs w:val="false"/>
-                <w:color w:val="000000"/>
-                <w:sz w:val="18"/>
-                <w:szCs w:val="18"/>
-              </w:rPr>
-              <w:t xml:space="preserve">Model Building Phase</w:t>
-            </w:r>
-          </w:p>
-          <w:p>
-            <w:pPr>
-              <w:spacing w:after="20" w:before="0"/>
-            </w:pPr>
-            <w:r>
-              <w:rPr>
-                <w:rFonts w:ascii="Arial" w:cs="Arial" w:eastAsia="Arial" w:hAnsi="Arial"/>
-                <w:b/>
-                <w:bCs/>
-                <w:color w:val="1F3864"/>
-                <w:sz w:val="16"/>
-                <w:szCs w:val="16"/>
-              </w:rPr>
-              <w:t xml:space="preserve">📹 VIDEO:</w:t>
-            </w:r>
-          </w:p>
-          <w:p>
-            <w:pPr>
-              <w:spacing w:after="20" w:before="0"/>
-            </w:pPr>
-            <w:hyperlink w:history="1" r:id="rIdn9txlqfivbgdhmbpnscwa">
-              <w:r>
-                <w:rPr>
-                  <w:rFonts w:ascii="Arial" w:cs="Arial" w:eastAsia="Arial" w:hAnsi="Arial"/>
-                  <w:color w:val="2E75B6"/>
-                  <w:sz w:val="16"/>
-                  <w:szCs w:val="16"/>
-                  <w:u w:val="single" w:color="2E75B6"/>
-                </w:rPr>
-                <w:t xml:space="preserve">Work/energy problem with friction</w:t>
-              </w:r>
-            </w:hyperlink>
-          </w:p>
-          <w:p>
-            <w:pPr>
-              <w:spacing w:after="10" w:before="0"/>
-              <w:ind w:left="120"/>
-            </w:pPr>
-            <w:r>
-              <w:rPr>
-                <w:rFonts w:ascii="Arial" w:cs="Arial" w:eastAsia="Arial" w:hAnsi="Arial"/>
-                <w:color w:val="595959"/>
-                <w:sz w:val="14"/>
-                <w:szCs w:val="14"/>
-              </w:rPr>
-              <w:t xml:space="preserve">Source: Khan Academy (English - US curriculum)</w:t>
-            </w:r>
-          </w:p>
-          <w:p>
-            <w:pPr>
-              <w:spacing w:after="10" w:before="0"/>
-              <w:ind w:left="120"/>
-            </w:pPr>
-            <w:hyperlink w:history="1" r:id="rIdekg5rvh48jatmdcwtkggf">
-              <w:r>
-                <w:rPr>
-                  <w:rFonts w:ascii="Arial" w:cs="Arial" w:eastAsia="Arial" w:hAnsi="Arial"/>
-                  <w:color w:val="595959"/>
-                  <w:sz w:val="14"/>
-                  <w:szCs w:val="14"/>
-                  <w:u w:val="single" w:color="595959"/>
-                </w:rPr>
-                <w:t xml:space="preserve">🔍 Search ARES for similar videos</w:t>
-              </w:r>
-            </w:hyperlink>
-          </w:p>
-          <w:p>
-            <w:pPr>
-              <w:spacing w:after="40" w:before="0"/>
-            </w:pPr>
-            <w:r>
-              <w:rPr>
-                <w:sz w:val="14"/>
-                <w:szCs w:val="14"/>
-              </w:rPr>
-              <w:t xml:space="preserve"/>
-            </w:r>
-          </w:p>
-          <w:p>
-            <w:pPr>
-              <w:spacing w:after="20" w:before="0"/>
-            </w:pPr>
-            <w:r>
-              <w:rPr>
-                <w:rFonts w:ascii="Arial" w:cs="Arial" w:eastAsia="Arial" w:hAnsi="Arial"/>
-                <w:b/>
-                <w:bCs/>
-                <w:color w:val="1F3864"/>
-                <w:sz w:val="16"/>
-                <w:szCs w:val="16"/>
-              </w:rPr>
-              <w:t xml:space="preserve">📖 HTML:</w:t>
-            </w:r>
-          </w:p>
-          <w:p>
-            <w:pPr>
-              <w:spacing w:after="20" w:before="0"/>
-            </w:pPr>
-            <w:hyperlink w:history="1" r:id="rIdtjxl92cbeip0bw3xcsikb">
-              <w:r>
-                <w:rPr>
-                  <w:rFonts w:ascii="Arial" w:cs="Arial" w:eastAsia="Arial" w:hAnsi="Arial"/>
-                  <w:color w:val="2E75B6"/>
-                  <w:sz w:val="16"/>
-                  <w:szCs w:val="16"/>
-                  <w:u w:val="single" w:color="2E75B6"/>
-                </w:rPr>
-                <w:t xml:space="preserve">Energy Skate Park: Basics</w:t>
-              </w:r>
-            </w:hyperlink>
-          </w:p>
-          <w:p>
-            <w:pPr>
-              <w:spacing w:after="10" w:before="0"/>
-              <w:ind w:left="120"/>
-            </w:pPr>
-            <w:r>
-              <w:rPr>
-                <w:rFonts w:ascii="Arial" w:cs="Arial" w:eastAsia="Arial" w:hAnsi="Arial"/>
-                <w:color w:val="595959"/>
-                <w:sz w:val="14"/>
-                <w:szCs w:val="14"/>
-              </w:rPr>
-              <w:t xml:space="preserve">Source: PhET Interactive Simulations (English)</w:t>
-            </w:r>
-          </w:p>
-          <w:p>
-            <w:pPr>
-              <w:spacing w:after="10" w:before="0"/>
-              <w:ind w:left="120"/>
-            </w:pPr>
-            <w:hyperlink w:history="1" r:id="rIdsigow6pzjvg4ylamv-aji">
+            <w:hyperlink w:history="1" r:id="rIdi53ky7fkks1ejonjbctyd">
               <w:r>
                 <w:rPr>
                   <w:rFonts w:ascii="Arial" w:cs="Arial" w:eastAsia="Arial" w:hAnsi="Arial"/>
@@ -8967,7 +8967,7 @@
             <w:pPr>
               <w:spacing w:after="20" w:before="0"/>
             </w:pPr>
-            <w:hyperlink w:history="1" r:id="rId6le_vw4gue1ssw0px5oy1">
+            <w:hyperlink w:history="1" r:id="rId4ibjskkk_wu9v2itcftw3">
               <w:r>
                 <w:rPr>
                   <w:rFonts w:ascii="Arial" w:cs="Arial" w:eastAsia="Arial" w:hAnsi="Arial"/>
@@ -9000,7 +9000,7 @@
               <w:spacing w:after="10" w:before="0"/>
               <w:ind w:left="120"/>
             </w:pPr>
-            <w:hyperlink w:history="1" r:id="rIdli7pu3-rmuzvwotsfzz5i">
+            <w:hyperlink w:history="1" r:id="rIdtno8o5atnzta-0fqgvotk">
               <w:r>
                 <w:rPr>
                   <w:rFonts w:ascii="Arial" w:cs="Arial" w:eastAsia="Arial" w:hAnsi="Arial"/>
@@ -9038,6 +9038,312 @@
                 <w:sz w:val="16"/>
                 <w:szCs w:val="16"/>
               </w:rPr>
+              <w:t xml:space="preserve">📖 EXERCISE:</w:t>
+            </w:r>
+          </w:p>
+          <w:p>
+            <w:pPr>
+              <w:spacing w:after="20" w:before="0"/>
+            </w:pPr>
+            <w:hyperlink w:history="1" r:id="rIdiwbjed4y6lrmpwjje50jv">
+              <w:r>
+                <w:rPr>
+                  <w:rFonts w:ascii="Arial" w:cs="Arial" w:eastAsia="Arial" w:hAnsi="Arial"/>
+                  <w:color w:val="2E75B6"/>
+                  <w:sz w:val="16"/>
+                  <w:szCs w:val="16"/>
+                  <w:u w:val="single" w:color="2E75B6"/>
+                </w:rPr>
+                <w:t xml:space="preserve">Moments and Centers of Mass, Work and Force, Fluid Forces Practice</w:t>
+              </w:r>
+            </w:hyperlink>
+          </w:p>
+          <w:p>
+            <w:pPr>
+              <w:spacing w:after="10" w:before="0"/>
+              <w:ind w:left="120"/>
+            </w:pPr>
+            <w:r>
+              <w:rPr>
+                <w:rFonts w:ascii="Arial" w:cs="Arial" w:eastAsia="Arial" w:hAnsi="Arial"/>
+                <w:color w:val="595959"/>
+                <w:sz w:val="14"/>
+                <w:szCs w:val="14"/>
+              </w:rPr>
+              <w:t xml:space="preserve">Source: CK-12</w:t>
+            </w:r>
+          </w:p>
+          <w:p>
+            <w:pPr>
+              <w:spacing w:after="10" w:before="0"/>
+              <w:ind w:left="120"/>
+            </w:pPr>
+            <w:hyperlink w:history="1" r:id="rIdy4s0qfx5vtx3-fynlt9zc">
+              <w:r>
+                <w:rPr>
+                  <w:rFonts w:ascii="Arial" w:cs="Arial" w:eastAsia="Arial" w:hAnsi="Arial"/>
+                  <w:color w:val="595959"/>
+                  <w:sz w:val="14"/>
+                  <w:szCs w:val="14"/>
+                  <w:u w:val="single" w:color="595959"/>
+                </w:rPr>
+                <w:t xml:space="preserve">🔍 Search ARES for similar readings</w:t>
+              </w:r>
+            </w:hyperlink>
+          </w:p>
+        </w:tc>
+        <w:tc>
+          <w:tcPr>
+            <w:tcW w:type="dxa" w:w="3040"/>
+            <w:shd w:fill="FFFFFF" w:color="auto" w:val="clear"/>
+            <w:tcMar>
+              <w:top w:type="dxa" w:w="60"/>
+              <w:left w:type="dxa" w:w="120"/>
+              <w:bottom w:type="dxa" w:w="60"/>
+              <w:right w:type="dxa" w:w="120"/>
+            </w:tcMar>
+            <w:vAlign w:val="top"/>
+          </w:tcPr>
+          <w:p>
+            <w:pPr>
+              <w:spacing w:after="40" w:before="0"/>
+              <w:jc w:val="left"/>
+            </w:pPr>
+            <w:r>
+              <w:rPr>
+                <w:rFonts w:ascii="Arial" w:cs="Arial" w:eastAsia="Arial" w:hAnsi="Arial"/>
+                <w:b w:val="false"/>
+                <w:bCs w:val="false"/>
+                <w:i w:val="false"/>
+                <w:iCs w:val="false"/>
+                <w:color w:val="000000"/>
+                <w:sz w:val="18"/>
+                <w:szCs w:val="18"/>
+              </w:rPr>
+              <w:t xml:space="preserve">Learners are shown a projected image of the jua kali mechanic at Gikomba market: in one frame he pushes the short spanner 5 cm without the nut moving; in the second frame he pushes the long spanner 15 cm and the nut turns. Each learner silently writes in their science notebook: (1) In which frame did the mechanic do more 'work' in the everyday sense? (2) In which frame did he do more 'work' in the scientific sense? (3) If he pushed the short spanner with 200 N of force but the nut never moved, how much work did he do scientifically? Learners then share predictions with a partner (Think-Pair-Share) before three cold-call shares to the class.</w:t>
+            </w:r>
+          </w:p>
+        </w:tc>
+        <w:tc>
+          <w:tcPr>
+            <w:tcW w:type="dxa" w:w="3040"/>
+            <w:shd w:fill="F2F2F2" w:color="auto" w:val="clear"/>
+            <w:tcMar>
+              <w:top w:type="dxa" w:w="60"/>
+              <w:left w:type="dxa" w:w="120"/>
+              <w:bottom w:type="dxa" w:w="60"/>
+              <w:right w:type="dxa" w:w="120"/>
+            </w:tcMar>
+            <w:vAlign w:val="top"/>
+          </w:tcPr>
+          <w:p>
+            <w:pPr>
+              <w:spacing w:after="40" w:before="0"/>
+              <w:jc w:val="left"/>
+            </w:pPr>
+            <w:r>
+              <w:rPr>
+                <w:rFonts w:ascii="Arial" w:cs="Arial" w:eastAsia="Arial" w:hAnsi="Arial"/>
+                <w:b w:val="false"/>
+                <w:bCs w:val="false"/>
+                <w:i w:val="false"/>
+                <w:iCs w:val="false"/>
+                <w:color w:val="000000"/>
+                <w:sz w:val="18"/>
+                <w:szCs w:val="18"/>
+              </w:rPr>
+              <w:t xml:space="preserve">Display the two-frame image and say: 'Look carefully at both frames. I want you to think about the word WORK — not the way your parents use it on a Monday morning, but what you think it means scientifically.' Allow 2 minutes silent writing. Then say: 'Turn to your desk partner. You have 90 seconds — share your three answers. Disagree where you disagree.' After pair talk, cold-call exactly 3 learners using name sticks: 'Akinyi, what did your pair decide about Frame 1?' — 'Kipchoge, do you agree or would you change anything?' — 'Fatuma, what about the nut that never moved — did the mechanic do scientific work?' After each response, wait 12 seconds before redirecting. Do NOT confirm or correct yet — say: 'Hold those ideas. We're going to test them today.'</w:t>
+            </w:r>
+          </w:p>
+        </w:tc>
+        <w:tc>
+          <w:tcPr>
+            <w:tcW w:type="dxa" w:w="3040"/>
+            <w:shd w:fill="FFFFFF" w:color="auto" w:val="clear"/>
+            <w:tcMar>
+              <w:top w:type="dxa" w:w="60"/>
+              <w:left w:type="dxa" w:w="120"/>
+              <w:bottom w:type="dxa" w:w="60"/>
+              <w:right w:type="dxa" w:w="120"/>
+            </w:tcMar>
+            <w:vAlign w:val="top"/>
+          </w:tcPr>
+          <w:p>
+            <w:pPr>
+              <w:spacing w:after="40" w:before="0"/>
+              <w:jc w:val="left"/>
+            </w:pPr>
+            <w:r>
+              <w:rPr>
+                <w:rFonts w:ascii="Arial" w:cs="Arial" w:eastAsia="Arial" w:hAnsi="Arial"/>
+                <w:b w:val="false"/>
+                <w:bCs w:val="false"/>
+                <w:i w:val="false"/>
+                <w:iCs w:val="false"/>
+                <w:color w:val="000000"/>
+                <w:sz w:val="18"/>
+                <w:szCs w:val="18"/>
+              </w:rPr>
+              <w:t xml:space="preserve">Think-Pair-Share with Prediction Journaling: Learners externalise their prior conceptions of 'work' in writing before instruction, creating a personal baseline they will explicitly compare against after the activity. This surfaces the common misconception that effort = work and prepares cognitive conflict when the formal definition is introduced.</w:t>
+            </w:r>
+          </w:p>
+        </w:tc>
+        <w:tc>
+          <w:tcPr>
+            <w:tcW w:type="dxa" w:w="3040"/>
+            <w:shd w:fill="F2F2F2" w:color="auto" w:val="clear"/>
+            <w:tcMar>
+              <w:top w:type="dxa" w:w="60"/>
+              <w:left w:type="dxa" w:w="120"/>
+              <w:bottom w:type="dxa" w:w="60"/>
+              <w:right w:type="dxa" w:w="120"/>
+            </w:tcMar>
+            <w:vAlign w:val="top"/>
+          </w:tcPr>
+          <w:p>
+            <w:pPr>
+              <w:spacing w:after="40" w:before="0"/>
+              <w:jc w:val="left"/>
+            </w:pPr>
+            <w:r>
+              <w:rPr>
+                <w:rFonts w:ascii="Arial" w:cs="Arial" w:eastAsia="Arial" w:hAnsi="Arial"/>
+                <w:b w:val="false"/>
+                <w:bCs w:val="false"/>
+                <w:i w:val="false"/>
+                <w:iCs w:val="false"/>
+                <w:color w:val="000000"/>
+                <w:sz w:val="18"/>
+                <w:szCs w:val="18"/>
+              </w:rPr>
+              <w:t xml:space="preserve">Circulate during silent writing and note: (a) how many learners correctly identify that zero displacement = zero work (target: at least 40% before instruction); (b) whether learners conflate force with work. Use this to calibrate depth of the Explain phase. Observable indicator: learner notebooks contain a written prediction for all three prompts.</w:t>
+            </w:r>
+          </w:p>
+        </w:tc>
+      </w:tr>
+      <w:tr>
+        <w:tc>
+          <w:tcPr>
+            <w:tcW w:type="dxa" w:w="1520"/>
+            <w:shd w:fill="D9EEF1" w:color="auto" w:val="clear"/>
+            <w:tcMar>
+              <w:top w:type="dxa" w:w="60"/>
+              <w:left w:type="dxa" w:w="120"/>
+              <w:bottom w:type="dxa" w:w="60"/>
+              <w:right w:type="dxa" w:w="120"/>
+            </w:tcMar>
+            <w:vAlign w:val="top"/>
+          </w:tcPr>
+          <w:p>
+            <w:pPr>
+              <w:spacing w:after="40" w:before="0"/>
+              <w:jc w:val="left"/>
+            </w:pPr>
+            <w:r>
+              <w:rPr>
+                <w:rFonts w:ascii="Arial" w:cs="Arial" w:eastAsia="Arial" w:hAnsi="Arial"/>
+                <w:b/>
+                <w:bCs/>
+                <w:i w:val="false"/>
+                <w:iCs w:val="false"/>
+                <w:color w:val="000000"/>
+                <w:sz w:val="18"/>
+                <w:szCs w:val="18"/>
+              </w:rPr>
+              <w:t xml:space="preserve">Observe Phase</w:t>
+            </w:r>
+          </w:p>
+          <w:p>
+            <w:pPr>
+              <w:spacing w:after="20" w:before="0"/>
+            </w:pPr>
+            <w:r>
+              <w:rPr>
+                <w:rFonts w:ascii="Arial" w:cs="Arial" w:eastAsia="Arial" w:hAnsi="Arial"/>
+                <w:b/>
+                <w:bCs/>
+                <w:color w:val="1F3864"/>
+                <w:sz w:val="16"/>
+                <w:szCs w:val="16"/>
+              </w:rPr>
+              <w:t xml:space="preserve">📹 VIDEO:</w:t>
+            </w:r>
+          </w:p>
+          <w:p>
+            <w:pPr>
+              <w:spacing w:after="20" w:before="0"/>
+            </w:pPr>
+            <w:hyperlink w:history="1" r:id="rIdotwbwawjxz1nhld8emwxa">
+              <w:r>
+                <w:rPr>
+                  <w:rFonts w:ascii="Arial" w:cs="Arial" w:eastAsia="Arial" w:hAnsi="Arial"/>
+                  <w:color w:val="2E75B6"/>
+                  <w:sz w:val="16"/>
+                  <w:szCs w:val="16"/>
+                  <w:u w:val="single" w:color="2E75B6"/>
+                </w:rPr>
+                <w:t xml:space="preserve">Work/energy problem with friction -dubbed(KY)</w:t>
+              </w:r>
+            </w:hyperlink>
+          </w:p>
+          <w:p>
+            <w:pPr>
+              <w:spacing w:after="10" w:before="0"/>
+              <w:ind w:left="120"/>
+            </w:pPr>
+            <w:r>
+              <w:rPr>
+                <w:rFonts w:ascii="Arial" w:cs="Arial" w:eastAsia="Arial" w:hAnsi="Arial"/>
+                <w:color w:val="595959"/>
+                <w:sz w:val="14"/>
+                <w:szCs w:val="14"/>
+              </w:rPr>
+              <w:t xml:space="preserve">Source: Khan Academy (Kiswahili)</w:t>
+            </w:r>
+          </w:p>
+          <w:p>
+            <w:pPr>
+              <w:spacing w:after="10" w:before="0"/>
+              <w:ind w:left="120"/>
+            </w:pPr>
+            <w:hyperlink w:history="1" r:id="rIdhl9sxwlbtagc5xep3v4v_">
+              <w:r>
+                <w:rPr>
+                  <w:rFonts w:ascii="Arial" w:cs="Arial" w:eastAsia="Arial" w:hAnsi="Arial"/>
+                  <w:color w:val="595959"/>
+                  <w:sz w:val="14"/>
+                  <w:szCs w:val="14"/>
+                  <w:u w:val="single" w:color="595959"/>
+                </w:rPr>
+                <w:t xml:space="preserve">🔍 Search ARES for similar videos</w:t>
+              </w:r>
+            </w:hyperlink>
+          </w:p>
+          <w:p>
+            <w:pPr>
+              <w:spacing w:after="40" w:before="0"/>
+            </w:pPr>
+            <w:r>
+              <w:rPr>
+                <w:sz w:val="14"/>
+                <w:szCs w:val="14"/>
+              </w:rPr>
+              <w:t xml:space="preserve"/>
+            </w:r>
+          </w:p>
+          <w:p>
+            <w:pPr>
+              <w:spacing w:after="20" w:before="0"/>
+            </w:pPr>
+            <w:r>
+              <w:rPr>
+                <w:rFonts w:ascii="Arial" w:cs="Arial" w:eastAsia="Arial" w:hAnsi="Arial"/>
+                <w:b/>
+                <w:bCs/>
+                <w:color w:val="1F3864"/>
+                <w:sz w:val="16"/>
+                <w:szCs w:val="16"/>
+              </w:rPr>
               <w:t xml:space="preserve">📖 HTML:</w:t>
             </w:r>
           </w:p>
@@ -9045,7 +9351,7 @@
             <w:pPr>
               <w:spacing w:after="20" w:before="0"/>
             </w:pPr>
-            <w:hyperlink w:history="1" r:id="rIdcvqv1tpxw75_dbjyzo2ij">
+            <w:hyperlink w:history="1" r:id="rIdkjv_3x_rkr7p7bfnbs-x3">
               <w:r>
                 <w:rPr>
                   <w:rFonts w:ascii="Arial" w:cs="Arial" w:eastAsia="Arial" w:hAnsi="Arial"/>
@@ -9078,7 +9384,7 @@
               <w:spacing w:after="10" w:before="0"/>
               <w:ind w:left="120"/>
             </w:pPr>
-            <w:hyperlink w:history="1" r:id="rIdowjg4ioxujizs4qwteqtz">
+            <w:hyperlink w:history="1" r:id="rIdz9cqor75arwta0j6fi8ys">
               <w:r>
                 <w:rPr>
                   <w:rFonts w:ascii="Arial" w:cs="Arial" w:eastAsia="Arial" w:hAnsi="Arial"/>
@@ -9120,7 +9426,7 @@
                 <w:sz w:val="18"/>
                 <w:szCs w:val="18"/>
               </w:rPr>
-              <w:t xml:space="preserve">Learners are shown a projected image of the jua kali mechanic at Gikomba market: in one frame he pushes the short spanner 5 cm without the nut moving; in the second frame he pushes the long spanner 15 cm and the nut turns. Each learner silently writes in their science notebook: (1) In which frame did the mechanic do more 'work' in the everyday sense? (2) In which frame did he do more 'work' in the scientific sense? (3) If he pushed the short spanner with 200 N of force but the nut never moved, how much work did he do scientifically? Learners then share predictions with a partner (Think-Pair-Share) before three cold-call shares to the class.</w:t>
+              <w:t xml:space="preserve">ACTIVITY: 'The Desk-Push Challenge.' Groups of 4 are each assigned one of three tasks: (A) Push a school desk 2 metres across the classroom floor with a steady horizontal force — one learner pushes, one reads the spring balance attached to the desk (or estimates using a bathroom scale held horizontally), one measures displacement with a metre ruler, one records. (B) One learner holds a heavy schoolbag stationary at shoulder height and walks 3 metres horizontally across the room — measure displacement and note that the lifting force is vertical but motion is horizontal. (C) One learner pushes the desk and a second learner (acting as 'friction') leans against the opposite side, resisting motion — record the direction of the friction force relative to displacement. Each group records: the magnitude of force applied (N), the displacement (m), the angle between force and displacement (0°, 90°, or 180°), and their observed result (desk moved / bag moved / desk resisted). Groups then watch a 2-minute teacher-narrated video clip (or teacher live demonstration) showing the jua kali mechanic: short spanner handle = 0.15 m, force = 250 N, nut does NOT turn (displacement = 0); long spanner handle = 0.45 m, force = 80 N, nut turns through an arc of 0.45 m. Learners record these values in a 'Spanner Data Table' in their notebooks.</w:t>
             </w:r>
           </w:p>
         </w:tc>
@@ -9152,7 +9458,7 @@
                 <w:sz w:val="18"/>
                 <w:szCs w:val="18"/>
               </w:rPr>
-              <w:t xml:space="preserve">Display the two-frame image and say: 'Look carefully at both frames. I want you to think about the word WORK — not the way your parents use it on a Monday morning, but what you think it means scientifically.' Allow 2 minutes silent writing. Then say: 'Turn to your desk partner. You have 90 seconds — share your three answers. Disagree where you disagree.' After pair talk, cold-call exactly 3 learners using name sticks: 'Akinyi, what did your pair decide about Frame 1?' — 'Kipchoge, do you agree or would you change anything?' — 'Fatuma, what about the nut that never moved — did the mechanic do scientific work?' After each response, wait 12 seconds before redirecting. Do NOT confirm or correct yet — say: 'Hold those ideas. We're going to test them today.'</w:t>
+              <w:t xml:space="preserve">Before the activity, briefly assign roles: 'Group A — you are the positive work team. Group B — you are the zero work team. Group C — you are the negative work team. Don't tell each other what those labels mean yet.' Circulate during the 12-minute activity. Prompt Group B: 'Which direction is the force holding the bag up? Which direction is the person walking? Draw an arrow for each.' Prompt Group C: 'What direction is friction acting compared to the direction the desk moves?' After groups finish recording, reconvene and say: 'Each group, report your three numbers: force, displacement, and angle. Write them on the board.' Pause 10 seconds. Then say: 'I notice Group B's force and displacement arrows are pointing in different directions — what angle is between them?' Wait 12 seconds for a volunteer. Then narrate the spanner video/demo, pausing to ask: 'Before I tell you, predict: with the short spanner, the nut never moved — what is the displacement of the nut?' Wait 10 seconds. Cold-call 2 learners.</w:t>
             </w:r>
           </w:p>
         </w:tc>
@@ -9184,7 +9490,7 @@
                 <w:sz w:val="18"/>
                 <w:szCs w:val="18"/>
               </w:rPr>
-              <w:t xml:space="preserve">Think-Pair-Share with Prediction Journaling: Learners externalise their prior conceptions of 'work' in writing before instruction, creating a personal baseline they will explicitly compare against after the activity. This surfaces the common misconception that effort = work and prepares cognitive conflict when the formal definition is introduced.</w:t>
+              <w:t xml:space="preserve">Structured Role-Based Data Collection with Comparative Data Board: By assigning each group a qualitatively different scenario (θ = 0°, 90°, 180°) before teaching the formula, learners generate the empirical data that the formula must explain. The shared class data board creates a common evidence base that the Explain phase formalises — building understanding from evidence rather than from definition alone.</w:t>
             </w:r>
           </w:p>
         </w:tc>
@@ -9216,7 +9522,7 @@
                 <w:sz w:val="18"/>
                 <w:szCs w:val="18"/>
               </w:rPr>
-              <w:t xml:space="preserve">Circulate during silent writing and note: (a) how many learners correctly identify that zero displacement = zero work (target: at least 40% before instruction); (b) whether learners conflate force with work. Use this to calibrate depth of the Explain phase. Observable indicator: learner notebooks contain a written prediction for all three prompts.</w:t>
+              <w:t xml:space="preserve">Check each group's recorded data table for: (a) correct identification of force direction and displacement direction; (b) correct angle estimate (Group A: ~0°, Group B: 90°, Group C: ~180°). Observable indicator: all four group members can point to the force arrow and displacement arrow on their diagram and state the angle between them. Flag any group that draws force and displacement as the same arrow — intervene before the Explain phase.</w:t>
             </w:r>
           </w:p>
         </w:tc>
@@ -9225,32 +9531,32 @@
         <w:tc>
           <w:tcPr>
             <w:tcW w:type="dxa" w:w="1520"/>
-            <w:shd w:fill="D9EEF1" w:color="auto" w:val="clear"/>
-            <w:tcMar>
-              <w:top w:type="dxa" w:w="60"/>
-              <w:left w:type="dxa" w:w="120"/>
-              <w:bottom w:type="dxa" w:w="60"/>
-              <w:right w:type="dxa" w:w="120"/>
-            </w:tcMar>
-            <w:vAlign w:val="top"/>
-          </w:tcPr>
-          <w:p>
-            <w:pPr>
-              <w:spacing w:after="40" w:before="0"/>
-              <w:jc w:val="left"/>
-            </w:pPr>
-            <w:r>
-              <w:rPr>
-                <w:rFonts w:ascii="Arial" w:cs="Arial" w:eastAsia="Arial" w:hAnsi="Arial"/>
-                <w:b/>
-                <w:bCs/>
-                <w:i w:val="false"/>
-                <w:iCs w:val="false"/>
-                <w:color w:val="000000"/>
-                <w:sz w:val="18"/>
-                <w:szCs w:val="18"/>
-              </w:rPr>
-              <w:t xml:space="preserve">Observe Phase</w:t>
+            <w:shd w:fill="E2EFDA" w:color="auto" w:val="clear"/>
+            <w:tcMar>
+              <w:top w:type="dxa" w:w="60"/>
+              <w:left w:type="dxa" w:w="120"/>
+              <w:bottom w:type="dxa" w:w="60"/>
+              <w:right w:type="dxa" w:w="120"/>
+            </w:tcMar>
+            <w:vAlign w:val="top"/>
+          </w:tcPr>
+          <w:p>
+            <w:pPr>
+              <w:spacing w:after="40" w:before="0"/>
+              <w:jc w:val="left"/>
+            </w:pPr>
+            <w:r>
+              <w:rPr>
+                <w:rFonts w:ascii="Arial" w:cs="Arial" w:eastAsia="Arial" w:hAnsi="Arial"/>
+                <w:b/>
+                <w:bCs/>
+                <w:i w:val="false"/>
+                <w:iCs w:val="false"/>
+                <w:color w:val="000000"/>
+                <w:sz w:val="18"/>
+                <w:szCs w:val="18"/>
+              </w:rPr>
+              <w:t xml:space="preserve">Explain Phase</w:t>
             </w:r>
           </w:p>
           <w:p>
@@ -9273,7 +9579,7 @@
             <w:pPr>
               <w:spacing w:after="20" w:before="0"/>
             </w:pPr>
-            <w:hyperlink w:history="1" r:id="rIduoddu8iwcydckypwya4ox">
+            <w:hyperlink w:history="1" r:id="rIdj_q4efc8iwuopeckcqdc-">
               <w:r>
                 <w:rPr>
                   <w:rFonts w:ascii="Arial" w:cs="Arial" w:eastAsia="Arial" w:hAnsi="Arial"/>
@@ -9282,7 +9588,7 @@
                   <w:szCs w:val="16"/>
                   <w:u w:val="single" w:color="2E75B6"/>
                 </w:rPr>
-                <w:t xml:space="preserve">Work/energy problem with friction -dubbed(KY)</w:t>
+                <w:t xml:space="preserve">Work/energy problem with friction</w:t>
               </w:r>
             </w:hyperlink>
           </w:p>
@@ -9298,7 +9604,7 @@
                 <w:sz w:val="14"/>
                 <w:szCs w:val="14"/>
               </w:rPr>
-              <w:t xml:space="preserve">Source: Khan Academy (Kiswahili)</w:t>
+              <w:t xml:space="preserve">Source: Khan Academy (English - US curriculum)</w:t>
             </w:r>
           </w:p>
           <w:p>
@@ -9306,7 +9612,7 @@
               <w:spacing w:after="10" w:before="0"/>
               <w:ind w:left="120"/>
             </w:pPr>
-            <w:hyperlink w:history="1" r:id="rIdbyxkstvqzfuut-e4m7oen">
+            <w:hyperlink w:history="1" r:id="rIdvgz4djqklcklz7mprstie">
               <w:r>
                 <w:rPr>
                   <w:rFonts w:ascii="Arial" w:cs="Arial" w:eastAsia="Arial" w:hAnsi="Arial"/>
@@ -9351,7 +9657,7 @@
             <w:pPr>
               <w:spacing w:after="20" w:before="0"/>
             </w:pPr>
-            <w:hyperlink w:history="1" r:id="rIdy7zztcfxrr7agpmbk0gpc">
+            <w:hyperlink w:history="1" r:id="rIdactnigp2ql9sdlwcmoaur">
               <w:r>
                 <w:rPr>
                   <w:rFonts w:ascii="Arial" w:cs="Arial" w:eastAsia="Arial" w:hAnsi="Arial"/>
@@ -9360,7 +9666,7 @@
                   <w:szCs w:val="16"/>
                   <w:u w:val="single" w:color="2E75B6"/>
                 </w:rPr>
-                <w:t xml:space="preserve">Moments and Centers of Mass, Work and Force, Fluid Forces Practice</w:t>
+                <w:t xml:space="preserve">Intramolecular force and potential energy</w:t>
               </w:r>
             </w:hyperlink>
           </w:p>
@@ -9376,7 +9682,7 @@
                 <w:sz w:val="14"/>
                 <w:szCs w:val="14"/>
               </w:rPr>
-              <w:t xml:space="preserve">Source: CK-12</w:t>
+              <w:t xml:space="preserve">Source: Khan Academy (English - US curriculum)</w:t>
             </w:r>
           </w:p>
           <w:p>
@@ -9384,7 +9690,7 @@
               <w:spacing w:after="10" w:before="0"/>
               <w:ind w:left="120"/>
             </w:pPr>
-            <w:hyperlink w:history="1" r:id="rIdzysnfxtwiphouxinxjxvh">
+            <w:hyperlink w:history="1" r:id="rIdylyzoa4hx0p6lf20ohmjw">
               <w:r>
                 <w:rPr>
                   <w:rFonts w:ascii="Arial" w:cs="Arial" w:eastAsia="Arial" w:hAnsi="Arial"/>
@@ -9426,7 +9732,7 @@
                 <w:sz w:val="18"/>
                 <w:szCs w:val="18"/>
               </w:rPr>
-              <w:t xml:space="preserve">ACTIVITY: 'The Desk-Push Challenge.' Groups of 4 are each assigned one of three tasks: (A) Push a school desk 2 metres across the classroom floor with a steady horizontal force — one learner pushes, one reads the spring balance attached to the desk (or estimates using a bathroom scale held horizontally), one measures displacement with a metre ruler, one records. (B) One learner holds a heavy schoolbag stationary at shoulder height and walks 3 metres horizontally across the room — measure displacement and note that the lifting force is vertical but motion is horizontal. (C) One learner pushes the desk and a second learner (acting as 'friction') leans against the opposite side, resisting motion — record the direction of the friction force relative to displacement. Each group records: the magnitude of force applied (N), the displacement (m), the angle between force and displacement (0°, 90°, or 180°), and their observed result (desk moved / bag moved / desk resisted). Groups then watch a 2-minute teacher-narrated video clip (or teacher live demonstration) showing the jua kali mechanic: short spanner handle = 0.15 m, force = 250 N, nut does NOT turn (displacement = 0); long spanner handle = 0.45 m, force = 80 N, nut turns through an arc of 0.45 m. Learners record these values in a 'Spanner Data Table' in their notebooks.</w:t>
+              <w:t xml:space="preserve">The teacher formally introduces W = Fd cosθ using the class data board as the scaffold. Learners apply the formula immediately to: (1) their own desk-push data (Group A), (2) the bag-carrying scenario (Group B — discovering W = 0 because cos 90° = 0), (3) the friction scenario (Group C — discovering W is negative because cos 180° = -1). Learners then work individually to calculate: (a) Work done by the mechanic with the short spanner (W = 250 × 0 × cos 0° = 0 J — nut never moved); (b) Work done with the long spanner (W = 80 × 0.45 × cos 0° = 36 J). They record both calculations and answer: 'Why did the nut feel warm after the failed short-spanner attempts, even though W = 0 J on the nut?' (Guided answer: the mechanic's muscles still consumed chemical energy; friction between spanner and nut converted this to thermal energy even with no net displacement of the nut — energy was dissipated, not usefully transferred.) Learners annotate a printed diagram of the spanner showing: F arrow, d arrow, θ label, W value, and a 'heat lost to friction' wavy arrow.</w:t>
             </w:r>
           </w:p>
         </w:tc>
@@ -9458,7 +9764,7 @@
                 <w:sz w:val="18"/>
                 <w:szCs w:val="18"/>
               </w:rPr>
-              <w:t xml:space="preserve">Before the activity, briefly assign roles: 'Group A — you are the positive work team. Group B — you are the zero work team. Group C — you are the negative work team. Don't tell each other what those labels mean yet.' Circulate during the 12-minute activity. Prompt Group B: 'Which direction is the force holding the bag up? Which direction is the person walking? Draw an arrow for each.' Prompt Group C: 'What direction is friction acting compared to the direction the desk moves?' After groups finish recording, reconvene and say: 'Each group, report your three numbers: force, displacement, and angle. Write them on the board.' Pause 10 seconds. Then say: 'I notice Group B's force and displacement arrows are pointing in different directions — what angle is between them?' Wait 12 seconds for a volunteer. Then narrate the spanner video/demo, pausing to ask: 'Before I tell you, predict: with the short spanner, the nut never moved — what is the displacement of the nut?' Wait 10 seconds. Cold-call 2 learners.</w:t>
+              <w:t xml:space="preserve">Write W = Fd cosθ on the board and say: 'This formula must explain every number on our data board. Let's test it.' Point to Group A's data and ask: 'If force is 40 N, displacement is 2 m, and angle is 0 degrees — what is cos 0°?' Wait 10 seconds. Cold-call one learner. Write the calculation on the board step by step. Then point to Group B and say: 'Same formula. Angle is 90°. What is cos 90°? Use your calculator.' Wait 12 seconds. Ask: 'So what is the work done carrying the bag horizontally? Does that feel right?' Wait 10 seconds — allow cognitive dissonance to surface ('But they were tired!'). Acknowledge: 'You are right that your muscles worked hard. But scientifically, useful work on the bag was zero — your muscles did work fighting gravity, but that force was perpendicular to motion.' Then say: 'Now apply this to the spanner. Work alone for 3 minutes — calculate both cases.' After 3 minutes, pair-share answers, then cold-call 2 learners to present their spanner calculations. When a learner presents W = 0 J for the short spanner, ask the class: 'Then why did the nut get hot? Talk to your partner for 60 seconds.' Cold-call Fatuma or another learner who has not yet spoken.</w:t>
             </w:r>
           </w:p>
         </w:tc>
@@ -9490,7 +9796,7 @@
                 <w:sz w:val="18"/>
                 <w:szCs w:val="18"/>
               </w:rPr>
-              <w:t xml:space="preserve">Structured Role-Based Data Collection with Comparative Data Board: By assigning each group a qualitatively different scenario (θ = 0°, 90°, 180°) before teaching the formula, learners generate the empirical data that the formula must explain. The shared class data board creates a common evidence base that the Explain phase formalises — building understanding from evidence rather than from definition alone.</w:t>
+              <w:t xml:space="preserve">Formula-to-Evidence Mapping with Cognitive Conflict Resolution: Rather than presenting W = Fd cosθ abstractly, the formula is immediately applied to the data the class generated. The zero-work bag scenario creates productive cognitive conflict (effort ≠ work), which is resolved by distinguishing biological energy expenditure from mechanical work done on an object. This directly advances the driving question about where energy 'goes' — it is not lost but transformed.</w:t>
             </w:r>
           </w:p>
         </w:tc>
@@ -9522,7 +9828,7 @@
                 <w:sz w:val="18"/>
                 <w:szCs w:val="18"/>
               </w:rPr>
-              <w:t xml:space="preserve">Check each group's recorded data table for: (a) correct identification of force direction and displacement direction; (b) correct angle estimate (Group A: ~0°, Group B: 90°, Group C: ~180°). Observable indicator: all four group members can point to the force arrow and displacement arrow on their diagram and state the angle between them. Flag any group that draws force and displacement as the same arrow — intervene before the Explain phase.</w:t>
+              <w:t xml:space="preserve">Collect individual spanner calculation notebooks. Look for: (a) correct substitution of d = 0 for the short spanner case; (b) correct answer of 36 J for the long spanner; (c) a written explanation linking friction to heat dissipation. Observable indicator: ≥75% of learners correctly calculate W = 0 J for the short spanner AND provide a sentence explaining the warming of the nut. Learners who conflate 'effort' with 'work' should be flagged for targeted questioning in Phase 4.</w:t>
             </w:r>
           </w:p>
         </w:tc>
@@ -9531,32 +9837,32 @@
         <w:tc>
           <w:tcPr>
             <w:tcW w:type="dxa" w:w="1520"/>
-            <w:shd w:fill="E2EFDA" w:color="auto" w:val="clear"/>
-            <w:tcMar>
-              <w:top w:type="dxa" w:w="60"/>
-              <w:left w:type="dxa" w:w="120"/>
-              <w:bottom w:type="dxa" w:w="60"/>
-              <w:right w:type="dxa" w:w="120"/>
-            </w:tcMar>
-            <w:vAlign w:val="top"/>
-          </w:tcPr>
-          <w:p>
-            <w:pPr>
-              <w:spacing w:after="40" w:before="0"/>
-              <w:jc w:val="left"/>
-            </w:pPr>
-            <w:r>
-              <w:rPr>
-                <w:rFonts w:ascii="Arial" w:cs="Arial" w:eastAsia="Arial" w:hAnsi="Arial"/>
-                <w:b/>
-                <w:bCs/>
-                <w:i w:val="false"/>
-                <w:iCs w:val="false"/>
-                <w:color w:val="000000"/>
-                <w:sz w:val="18"/>
-                <w:szCs w:val="18"/>
-              </w:rPr>
-              <w:t xml:space="preserve">Explain Phase</w:t>
+            <w:shd w:fill="FCE4D6" w:color="auto" w:val="clear"/>
+            <w:tcMar>
+              <w:top w:type="dxa" w:w="60"/>
+              <w:left w:type="dxa" w:w="120"/>
+              <w:bottom w:type="dxa" w:w="60"/>
+              <w:right w:type="dxa" w:w="120"/>
+            </w:tcMar>
+            <w:vAlign w:val="top"/>
+          </w:tcPr>
+          <w:p>
+            <w:pPr>
+              <w:spacing w:after="40" w:before="0"/>
+              <w:jc w:val="left"/>
+            </w:pPr>
+            <w:r>
+              <w:rPr>
+                <w:rFonts w:ascii="Arial" w:cs="Arial" w:eastAsia="Arial" w:hAnsi="Arial"/>
+                <w:b/>
+                <w:bCs/>
+                <w:i w:val="false"/>
+                <w:iCs w:val="false"/>
+                <w:color w:val="000000"/>
+                <w:sz w:val="18"/>
+                <w:szCs w:val="18"/>
+              </w:rPr>
+              <w:t xml:space="preserve">Driving Question Board (DQB) Creation</w:t>
             </w:r>
           </w:p>
           <w:p>
@@ -9579,7 +9885,7 @@
             <w:pPr>
               <w:spacing w:after="20" w:before="0"/>
             </w:pPr>
-            <w:hyperlink w:history="1" r:id="rId1q7jfnqyl9dfwnqwyz_u1">
+            <w:hyperlink w:history="1" r:id="rIdy-xkw6_i7mf8lbyrkqfjg">
               <w:r>
                 <w:rPr>
                   <w:rFonts w:ascii="Arial" w:cs="Arial" w:eastAsia="Arial" w:hAnsi="Arial"/>
@@ -9588,7 +9894,7 @@
                   <w:szCs w:val="16"/>
                   <w:u w:val="single" w:color="2E75B6"/>
                 </w:rPr>
-                <w:t xml:space="preserve">Work/energy problem with friction</w:t>
+                <w:t xml:space="preserve">Potential energy stored in a spring</w:t>
               </w:r>
             </w:hyperlink>
           </w:p>
@@ -9612,7 +9918,7 @@
               <w:spacing w:after="10" w:before="0"/>
               <w:ind w:left="120"/>
             </w:pPr>
-            <w:hyperlink w:history="1" r:id="rId-tpjg4m2sjzzd0lf8widn">
+            <w:hyperlink w:history="1" r:id="rIdlb8qbfcss6mn_bep5yxbn">
               <w:r>
                 <w:rPr>
                   <w:rFonts w:ascii="Arial" w:cs="Arial" w:eastAsia="Arial" w:hAnsi="Arial"/>
@@ -9657,7 +9963,7 @@
             <w:pPr>
               <w:spacing w:after="20" w:before="0"/>
             </w:pPr>
-            <w:hyperlink w:history="1" r:id="rIdxmzswyv3ie1hukfgdhup4">
+            <w:hyperlink w:history="1" r:id="rIdbodghbfem4yhg71yefb5n">
               <w:r>
                 <w:rPr>
                   <w:rFonts w:ascii="Arial" w:cs="Arial" w:eastAsia="Arial" w:hAnsi="Arial"/>
@@ -9666,7 +9972,7 @@
                   <w:szCs w:val="16"/>
                   <w:u w:val="single" w:color="2E75B6"/>
                 </w:rPr>
-                <w:t xml:space="preserve">Masses and Springs</w:t>
+                <w:t xml:space="preserve">Calculations of Free Energy and Keq (Flexbook)</w:t>
               </w:r>
             </w:hyperlink>
           </w:p>
@@ -9682,7 +9988,7 @@
                 <w:sz w:val="14"/>
                 <w:szCs w:val="14"/>
               </w:rPr>
-              <w:t xml:space="preserve">Source: PhET Interactive Simulations (English)</w:t>
+              <w:t xml:space="preserve">Source: CK-12</w:t>
             </w:r>
           </w:p>
           <w:p>
@@ -9690,7 +9996,7 @@
               <w:spacing w:after="10" w:before="0"/>
               <w:ind w:left="120"/>
             </w:pPr>
-            <w:hyperlink w:history="1" r:id="rIdg9xnnn-cr0ctymzb75ogi">
+            <w:hyperlink w:history="1" r:id="rIdu3-ha3okbh8dpsoanjuhh">
               <w:r>
                 <w:rPr>
                   <w:rFonts w:ascii="Arial" w:cs="Arial" w:eastAsia="Arial" w:hAnsi="Arial"/>
@@ -9732,7 +10038,7 @@
                 <w:sz w:val="18"/>
                 <w:szCs w:val="18"/>
               </w:rPr>
-              <w:t xml:space="preserve">The teacher formally introduces W = Fd cosθ using the class data board as the scaffold. Learners apply the formula immediately to: (1) their own desk-push data (Group A), (2) the bag-carrying scenario (Group B — discovering W = 0 because cos 90° = 0), (3) the friction scenario (Group C — discovering W is negative because cos 180° = -1). Learners then work individually to calculate: (a) Work done by the mechanic with the short spanner (W = 250 × 0 × cos 0° = 0 J — nut never moved); (b) Work done with the long spanner (W = 80 × 0.45 × cos 0° = 36 J). They record both calculations and answer: 'Why did the nut feel warm after the failed short-spanner attempts, even though W = 0 J on the nut?' (Guided answer: the mechanic's muscles still consumed chemical energy; friction between spanner and nut converted this to thermal energy even with no net displacement of the nut — energy was dissipated, not usefully transferred.) Learners annotate a printed diagram of the spanner showing: F arrow, d arrow, θ label, W value, and a 'heat lost to friction' wavy arrow.</w:t>
+              <w:t xml:space="preserve">Learners return to the class Driving Question Board displayed at the front of the room. Each learner writes one sticky note answering: 'What new evidence from today helps us answer: WHERE DOES THE ENERGY GO when friction makes the nut hot?' and a second sticky note for: 'What new question has today's lesson raised for you about the spanner, work, or energy?' Sticky notes are posted under the two DQB columns: EVIDENCE WE NOW HAVE and NEW QUESTIONS. The class reads the new evidence notes aloud (teacher selects 4–5) and groups them by theme (e.g., 'friction converts energy to heat', 'zero displacement = zero work', 'longer handle = more displacement = more work done'). Learners update their personal DQB tracker in their notebooks.</w:t>
             </w:r>
           </w:p>
         </w:tc>
@@ -9764,7 +10070,7 @@
                 <w:sz w:val="18"/>
                 <w:szCs w:val="18"/>
               </w:rPr>
-              <w:t xml:space="preserve">Write W = Fd cosθ on the board and say: 'This formula must explain every number on our data board. Let's test it.' Point to Group A's data and ask: 'If force is 40 N, displacement is 2 m, and angle is 0 degrees — what is cos 0°?' Wait 10 seconds. Cold-call one learner. Write the calculation on the board step by step. Then point to Group B and say: 'Same formula. Angle is 90°. What is cos 90°? Use your calculator.' Wait 12 seconds. Ask: 'So what is the work done carrying the bag horizontally? Does that feel right?' Wait 10 seconds — allow cognitive dissonance to surface ('But they were tired!'). Acknowledge: 'You are right that your muscles worked hard. But scientifically, useful work on the bag was zero — your muscles did work fighting gravity, but that force was perpendicular to motion.' Then say: 'Now apply this to the spanner. Work alone for 3 minutes — calculate both cases.' After 3 minutes, pair-share answers, then cold-call 2 learners to present their spanner calculations. When a learner presents W = 0 J for the short spanner, ask the class: 'Then why did the nut get hot? Talk to your partner for 60 seconds.' Cold-call Fatuma or another learner who has not yet spoken.</w:t>
+              <w:t xml:space="preserve">Point to the DQB and say: 'Three lessons ago, you wondered why the nut gets hot and where the energy goes. Today you calculated W = 0 J on the nut with the short spanner — but we know energy went somewhere. On your sticky note, explain where.' Allow 3 minutes silent writing. As learners post notes, read a selection aloud and say: 'I'm seeing a pattern here — several of you are writing about friction. Let's cluster these.' Physically group the sticky notes on the board. Then ask: 'Who has a NEW question today raised that we haven't answered yet?' Cold-call 3 learners. Add their questions to the board in a different colour. Say: 'These new questions are exactly what Lessons 4 and 5 will investigate — efficiency and power. Hold those questions.'</w:t>
             </w:r>
           </w:p>
         </w:tc>
@@ -9796,7 +10102,7 @@
                 <w:sz w:val="18"/>
                 <w:szCs w:val="18"/>
               </w:rPr>
-              <w:t xml:space="preserve">Formula-to-Evidence Mapping with Cognitive Conflict Resolution: Rather than presenting W = Fd cosθ abstractly, the formula is immediately applied to the data the class generated. The zero-work bag scenario creates productive cognitive conflict (effort ≠ work), which is resolved by distinguishing biological energy expenditure from mechanical work done on an object. This directly advances the driving question about where energy 'goes' — it is not lost but transformed.</w:t>
+              <w:t xml:space="preserve">Collaborative DQB Synthesis with Thematic Clustering: The DQB is not a passive display — by physically clustering evidence notes, learners see their collective growing understanding mapped spatially. The two-column structure (evidence vs. new questions) reinforces that science is an ongoing inquiry, not a set of finished answers, and models scientific practice 6 (constructing explanations) and practice 8 (obtaining, evaluating, and communicating information).</w:t>
             </w:r>
           </w:p>
         </w:tc>
@@ -9828,7 +10134,7 @@
                 <w:sz w:val="18"/>
                 <w:szCs w:val="18"/>
               </w:rPr>
-              <w:t xml:space="preserve">Collect individual spanner calculation notebooks. Look for: (a) correct substitution of d = 0 for the short spanner case; (b) correct answer of 36 J for the long spanner; (c) a written explanation linking friction to heat dissipation. Observable indicator: ≥75% of learners correctly calculate W = 0 J for the short spanner AND provide a sentence explaining the warming of the nut. Learners who conflate 'effort' with 'work' should be flagged for targeted questioning in Phase 4.</w:t>
+              <w:t xml:space="preserve">Read all posted sticky notes before the next lesson. Observable indicators: (a) at least 80% of evidence notes correctly reference W = Fd cosθ, friction, or energy dissipation; (b) new-question notes show forward thinking (e.g., 'How much energy is wasted as heat?' or 'Is a longer spanner always better?'). Learners who post vague notes ('work is force times distance') without connecting to the phenomenon should receive a targeted verbal prompt at lesson start next session.</w:t>
             </w:r>
           </w:p>
         </w:tc>
@@ -9837,32 +10143,32 @@
         <w:tc>
           <w:tcPr>
             <w:tcW w:type="dxa" w:w="1520"/>
-            <w:shd w:fill="FCE4D6" w:color="auto" w:val="clear"/>
-            <w:tcMar>
-              <w:top w:type="dxa" w:w="60"/>
-              <w:left w:type="dxa" w:w="120"/>
-              <w:bottom w:type="dxa" w:w="60"/>
-              <w:right w:type="dxa" w:w="120"/>
-            </w:tcMar>
-            <w:vAlign w:val="top"/>
-          </w:tcPr>
-          <w:p>
-            <w:pPr>
-              <w:spacing w:after="40" w:before="0"/>
-              <w:jc w:val="left"/>
-            </w:pPr>
-            <w:r>
-              <w:rPr>
-                <w:rFonts w:ascii="Arial" w:cs="Arial" w:eastAsia="Arial" w:hAnsi="Arial"/>
-                <w:b/>
-                <w:bCs/>
-                <w:i w:val="false"/>
-                <w:iCs w:val="false"/>
-                <w:color w:val="000000"/>
-                <w:sz w:val="18"/>
-                <w:szCs w:val="18"/>
-              </w:rPr>
-              <w:t xml:space="preserve">Driving Question Board (DQB) Creation</w:t>
+            <w:shd w:fill="D5E8F0" w:color="auto" w:val="clear"/>
+            <w:tcMar>
+              <w:top w:type="dxa" w:w="60"/>
+              <w:left w:type="dxa" w:w="120"/>
+              <w:bottom w:type="dxa" w:w="60"/>
+              <w:right w:type="dxa" w:w="120"/>
+            </w:tcMar>
+            <w:vAlign w:val="top"/>
+          </w:tcPr>
+          <w:p>
+            <w:pPr>
+              <w:spacing w:after="40" w:before="0"/>
+              <w:jc w:val="left"/>
+            </w:pPr>
+            <w:r>
+              <w:rPr>
+                <w:rFonts w:ascii="Arial" w:cs="Arial" w:eastAsia="Arial" w:hAnsi="Arial"/>
+                <w:b/>
+                <w:bCs/>
+                <w:i w:val="false"/>
+                <w:iCs w:val="false"/>
+                <w:color w:val="000000"/>
+                <w:sz w:val="18"/>
+                <w:szCs w:val="18"/>
+              </w:rPr>
+              <w:t xml:space="preserve">Model Building Phase</w:t>
             </w:r>
           </w:p>
           <w:p>
@@ -9885,7 +10191,7 @@
             <w:pPr>
               <w:spacing w:after="20" w:before="0"/>
             </w:pPr>
-            <w:hyperlink w:history="1" r:id="rIdcygxmkwktbn_uwr3k37fe">
+            <w:hyperlink w:history="1" r:id="rIdwu59_87bszmcapmocwkrg">
               <w:r>
                 <w:rPr>
                   <w:rFonts w:ascii="Arial" w:cs="Arial" w:eastAsia="Arial" w:hAnsi="Arial"/>
@@ -9894,7 +10200,7 @@
                   <w:szCs w:val="16"/>
                   <w:u w:val="single" w:color="2E75B6"/>
                 </w:rPr>
-                <w:t xml:space="preserve">Potential energy stored in a spring</w:t>
+                <w:t xml:space="preserve">Work as the transfer of energy</w:t>
               </w:r>
             </w:hyperlink>
           </w:p>
@@ -9918,7 +10224,7 @@
               <w:spacing w:after="10" w:before="0"/>
               <w:ind w:left="120"/>
             </w:pPr>
-            <w:hyperlink w:history="1" r:id="rIdutvqkvrfifgkfn3vqvedw">
+            <w:hyperlink w:history="1" r:id="rIdv6pzrwp4ceitkljer0lk7">
               <w:r>
                 <w:rPr>
                   <w:rFonts w:ascii="Arial" w:cs="Arial" w:eastAsia="Arial" w:hAnsi="Arial"/>
@@ -9956,320 +10262,14 @@
                 <w:sz w:val="16"/>
                 <w:szCs w:val="16"/>
               </w:rPr>
-              <w:t xml:space="preserve">📖 HTML:</w:t>
+              <w:t xml:space="preserve">📖 EXERCISE:</w:t>
             </w:r>
           </w:p>
           <w:p>
             <w:pPr>
               <w:spacing w:after="20" w:before="0"/>
             </w:pPr>
-            <w:hyperlink w:history="1" r:id="rIdxjatms6czr_gglgwngp-i">
-              <w:r>
-                <w:rPr>
-                  <w:rFonts w:ascii="Arial" w:cs="Arial" w:eastAsia="Arial" w:hAnsi="Arial"/>
-                  <w:color w:val="2E75B6"/>
-                  <w:sz w:val="16"/>
-                  <w:szCs w:val="16"/>
-                  <w:u w:val="single" w:color="2E75B6"/>
-                </w:rPr>
-                <w:t xml:space="preserve">Calculations of Free Energy and Keq (Flexbook)</w:t>
-              </w:r>
-            </w:hyperlink>
-          </w:p>
-          <w:p>
-            <w:pPr>
-              <w:spacing w:after="10" w:before="0"/>
-              <w:ind w:left="120"/>
-            </w:pPr>
-            <w:r>
-              <w:rPr>
-                <w:rFonts w:ascii="Arial" w:cs="Arial" w:eastAsia="Arial" w:hAnsi="Arial"/>
-                <w:color w:val="595959"/>
-                <w:sz w:val="14"/>
-                <w:szCs w:val="14"/>
-              </w:rPr>
-              <w:t xml:space="preserve">Source: CK-12</w:t>
-            </w:r>
-          </w:p>
-          <w:p>
-            <w:pPr>
-              <w:spacing w:after="10" w:before="0"/>
-              <w:ind w:left="120"/>
-            </w:pPr>
-            <w:hyperlink w:history="1" r:id="rId3im-5diyvv1d3g39zuza9">
-              <w:r>
-                <w:rPr>
-                  <w:rFonts w:ascii="Arial" w:cs="Arial" w:eastAsia="Arial" w:hAnsi="Arial"/>
-                  <w:color w:val="595959"/>
-                  <w:sz w:val="14"/>
-                  <w:szCs w:val="14"/>
-                  <w:u w:val="single" w:color="595959"/>
-                </w:rPr>
-                <w:t xml:space="preserve">🔍 Search ARES for similar readings</w:t>
-              </w:r>
-            </w:hyperlink>
-          </w:p>
-        </w:tc>
-        <w:tc>
-          <w:tcPr>
-            <w:tcW w:type="dxa" w:w="3040"/>
-            <w:shd w:fill="FFFFFF" w:color="auto" w:val="clear"/>
-            <w:tcMar>
-              <w:top w:type="dxa" w:w="60"/>
-              <w:left w:type="dxa" w:w="120"/>
-              <w:bottom w:type="dxa" w:w="60"/>
-              <w:right w:type="dxa" w:w="120"/>
-            </w:tcMar>
-            <w:vAlign w:val="top"/>
-          </w:tcPr>
-          <w:p>
-            <w:pPr>
-              <w:spacing w:after="40" w:before="0"/>
-              <w:jc w:val="left"/>
-            </w:pPr>
-            <w:r>
-              <w:rPr>
-                <w:rFonts w:ascii="Arial" w:cs="Arial" w:eastAsia="Arial" w:hAnsi="Arial"/>
-                <w:b w:val="false"/>
-                <w:bCs w:val="false"/>
-                <w:i w:val="false"/>
-                <w:iCs w:val="false"/>
-                <w:color w:val="000000"/>
-                <w:sz w:val="18"/>
-                <w:szCs w:val="18"/>
-              </w:rPr>
-              <w:t xml:space="preserve">Learners return to the class Driving Question Board displayed at the front of the room. Each learner writes one sticky note answering: 'What new evidence from today helps us answer: WHERE DOES THE ENERGY GO when friction makes the nut hot?' and a second sticky note for: 'What new question has today's lesson raised for you about the spanner, work, or energy?' Sticky notes are posted under the two DQB columns: EVIDENCE WE NOW HAVE and NEW QUESTIONS. The class reads the new evidence notes aloud (teacher selects 4–5) and groups them by theme (e.g., 'friction converts energy to heat', 'zero displacement = zero work', 'longer handle = more displacement = more work done'). Learners update their personal DQB tracker in their notebooks.</w:t>
-            </w:r>
-          </w:p>
-        </w:tc>
-        <w:tc>
-          <w:tcPr>
-            <w:tcW w:type="dxa" w:w="3040"/>
-            <w:shd w:fill="F2F2F2" w:color="auto" w:val="clear"/>
-            <w:tcMar>
-              <w:top w:type="dxa" w:w="60"/>
-              <w:left w:type="dxa" w:w="120"/>
-              <w:bottom w:type="dxa" w:w="60"/>
-              <w:right w:type="dxa" w:w="120"/>
-            </w:tcMar>
-            <w:vAlign w:val="top"/>
-          </w:tcPr>
-          <w:p>
-            <w:pPr>
-              <w:spacing w:after="40" w:before="0"/>
-              <w:jc w:val="left"/>
-            </w:pPr>
-            <w:r>
-              <w:rPr>
-                <w:rFonts w:ascii="Arial" w:cs="Arial" w:eastAsia="Arial" w:hAnsi="Arial"/>
-                <w:b w:val="false"/>
-                <w:bCs w:val="false"/>
-                <w:i w:val="false"/>
-                <w:iCs w:val="false"/>
-                <w:color w:val="000000"/>
-                <w:sz w:val="18"/>
-                <w:szCs w:val="18"/>
-              </w:rPr>
-              <w:t xml:space="preserve">Point to the DQB and say: 'Three lessons ago, you wondered why the nut gets hot and where the energy goes. Today you calculated W = 0 J on the nut with the short spanner — but we know energy went somewhere. On your sticky note, explain where.' Allow 3 minutes silent writing. As learners post notes, read a selection aloud and say: 'I'm seeing a pattern here — several of you are writing about friction. Let's cluster these.' Physically group the sticky notes on the board. Then ask: 'Who has a NEW question today raised that we haven't answered yet?' Cold-call 3 learners. Add their questions to the board in a different colour. Say: 'These new questions are exactly what Lessons 4 and 5 will investigate — efficiency and power. Hold those questions.'</w:t>
-            </w:r>
-          </w:p>
-        </w:tc>
-        <w:tc>
-          <w:tcPr>
-            <w:tcW w:type="dxa" w:w="3040"/>
-            <w:shd w:fill="FFFFFF" w:color="auto" w:val="clear"/>
-            <w:tcMar>
-              <w:top w:type="dxa" w:w="60"/>
-              <w:left w:type="dxa" w:w="120"/>
-              <w:bottom w:type="dxa" w:w="60"/>
-              <w:right w:type="dxa" w:w="120"/>
-            </w:tcMar>
-            <w:vAlign w:val="top"/>
-          </w:tcPr>
-          <w:p>
-            <w:pPr>
-              <w:spacing w:after="40" w:before="0"/>
-              <w:jc w:val="left"/>
-            </w:pPr>
-            <w:r>
-              <w:rPr>
-                <w:rFonts w:ascii="Arial" w:cs="Arial" w:eastAsia="Arial" w:hAnsi="Arial"/>
-                <w:b w:val="false"/>
-                <w:bCs w:val="false"/>
-                <w:i w:val="false"/>
-                <w:iCs w:val="false"/>
-                <w:color w:val="000000"/>
-                <w:sz w:val="18"/>
-                <w:szCs w:val="18"/>
-              </w:rPr>
-              <w:t xml:space="preserve">Collaborative DQB Synthesis with Thematic Clustering: The DQB is not a passive display — by physically clustering evidence notes, learners see their collective growing understanding mapped spatially. The two-column structure (evidence vs. new questions) reinforces that science is an ongoing inquiry, not a set of finished answers, and models scientific practice 6 (constructing explanations) and practice 8 (obtaining, evaluating, and communicating information).</w:t>
-            </w:r>
-          </w:p>
-        </w:tc>
-        <w:tc>
-          <w:tcPr>
-            <w:tcW w:type="dxa" w:w="3040"/>
-            <w:shd w:fill="F2F2F2" w:color="auto" w:val="clear"/>
-            <w:tcMar>
-              <w:top w:type="dxa" w:w="60"/>
-              <w:left w:type="dxa" w:w="120"/>
-              <w:bottom w:type="dxa" w:w="60"/>
-              <w:right w:type="dxa" w:w="120"/>
-            </w:tcMar>
-            <w:vAlign w:val="top"/>
-          </w:tcPr>
-          <w:p>
-            <w:pPr>
-              <w:spacing w:after="40" w:before="0"/>
-              <w:jc w:val="left"/>
-            </w:pPr>
-            <w:r>
-              <w:rPr>
-                <w:rFonts w:ascii="Arial" w:cs="Arial" w:eastAsia="Arial" w:hAnsi="Arial"/>
-                <w:b w:val="false"/>
-                <w:bCs w:val="false"/>
-                <w:i w:val="false"/>
-                <w:iCs w:val="false"/>
-                <w:color w:val="000000"/>
-                <w:sz w:val="18"/>
-                <w:szCs w:val="18"/>
-              </w:rPr>
-              <w:t xml:space="preserve">Read all posted sticky notes before the next lesson. Observable indicators: (a) at least 80% of evidence notes correctly reference W = Fd cosθ, friction, or energy dissipation; (b) new-question notes show forward thinking (e.g., 'How much energy is wasted as heat?' or 'Is a longer spanner always better?'). Learners who post vague notes ('work is force times distance') without connecting to the phenomenon should receive a targeted verbal prompt at lesson start next session.</w:t>
-            </w:r>
-          </w:p>
-        </w:tc>
-      </w:tr>
-      <w:tr>
-        <w:tc>
-          <w:tcPr>
-            <w:tcW w:type="dxa" w:w="1520"/>
-            <w:shd w:fill="D5E8F0" w:color="auto" w:val="clear"/>
-            <w:tcMar>
-              <w:top w:type="dxa" w:w="60"/>
-              <w:left w:type="dxa" w:w="120"/>
-              <w:bottom w:type="dxa" w:w="60"/>
-              <w:right w:type="dxa" w:w="120"/>
-            </w:tcMar>
-            <w:vAlign w:val="top"/>
-          </w:tcPr>
-          <w:p>
-            <w:pPr>
-              <w:spacing w:after="40" w:before="0"/>
-              <w:jc w:val="left"/>
-            </w:pPr>
-            <w:r>
-              <w:rPr>
-                <w:rFonts w:ascii="Arial" w:cs="Arial" w:eastAsia="Arial" w:hAnsi="Arial"/>
-                <w:b/>
-                <w:bCs/>
-                <w:i w:val="false"/>
-                <w:iCs w:val="false"/>
-                <w:color w:val="000000"/>
-                <w:sz w:val="18"/>
-                <w:szCs w:val="18"/>
-              </w:rPr>
-              <w:t xml:space="preserve">Model Building Phase</w:t>
-            </w:r>
-          </w:p>
-          <w:p>
-            <w:pPr>
-              <w:spacing w:after="20" w:before="0"/>
-            </w:pPr>
-            <w:r>
-              <w:rPr>
-                <w:rFonts w:ascii="Arial" w:cs="Arial" w:eastAsia="Arial" w:hAnsi="Arial"/>
-                <w:b/>
-                <w:bCs/>
-                <w:color w:val="1F3864"/>
-                <w:sz w:val="16"/>
-                <w:szCs w:val="16"/>
-              </w:rPr>
-              <w:t xml:space="preserve">📹 VIDEO:</w:t>
-            </w:r>
-          </w:p>
-          <w:p>
-            <w:pPr>
-              <w:spacing w:after="20" w:before="0"/>
-            </w:pPr>
-            <w:hyperlink w:history="1" r:id="rIddcs9jt6p7jdrlkk7lvhii">
-              <w:r>
-                <w:rPr>
-                  <w:rFonts w:ascii="Arial" w:cs="Arial" w:eastAsia="Arial" w:hAnsi="Arial"/>
-                  <w:color w:val="2E75B6"/>
-                  <w:sz w:val="16"/>
-                  <w:szCs w:val="16"/>
-                  <w:u w:val="single" w:color="2E75B6"/>
-                </w:rPr>
-                <w:t xml:space="preserve">Thermal energy from friction</w:t>
-              </w:r>
-            </w:hyperlink>
-          </w:p>
-          <w:p>
-            <w:pPr>
-              <w:spacing w:after="10" w:before="0"/>
-              <w:ind w:left="120"/>
-            </w:pPr>
-            <w:r>
-              <w:rPr>
-                <w:rFonts w:ascii="Arial" w:cs="Arial" w:eastAsia="Arial" w:hAnsi="Arial"/>
-                <w:color w:val="595959"/>
-                <w:sz w:val="14"/>
-                <w:szCs w:val="14"/>
-              </w:rPr>
-              <w:t xml:space="preserve">Source: Khan Academy (English - US curriculum)</w:t>
-            </w:r>
-          </w:p>
-          <w:p>
-            <w:pPr>
-              <w:spacing w:after="10" w:before="0"/>
-              <w:ind w:left="120"/>
-            </w:pPr>
-            <w:hyperlink w:history="1" r:id="rIdaihfqrygchbdyypymtsku">
-              <w:r>
-                <w:rPr>
-                  <w:rFonts w:ascii="Arial" w:cs="Arial" w:eastAsia="Arial" w:hAnsi="Arial"/>
-                  <w:color w:val="595959"/>
-                  <w:sz w:val="14"/>
-                  <w:szCs w:val="14"/>
-                  <w:u w:val="single" w:color="595959"/>
-                </w:rPr>
-                <w:t xml:space="preserve">🔍 Search ARES for similar videos</w:t>
-              </w:r>
-            </w:hyperlink>
-          </w:p>
-          <w:p>
-            <w:pPr>
-              <w:spacing w:after="40" w:before="0"/>
-            </w:pPr>
-            <w:r>
-              <w:rPr>
-                <w:sz w:val="14"/>
-                <w:szCs w:val="14"/>
-              </w:rPr>
-              <w:t xml:space="preserve"/>
-            </w:r>
-          </w:p>
-          <w:p>
-            <w:pPr>
-              <w:spacing w:after="20" w:before="0"/>
-            </w:pPr>
-            <w:r>
-              <w:rPr>
-                <w:rFonts w:ascii="Arial" w:cs="Arial" w:eastAsia="Arial" w:hAnsi="Arial"/>
-                <w:b/>
-                <w:bCs/>
-                <w:color w:val="1F3864"/>
-                <w:sz w:val="16"/>
-                <w:szCs w:val="16"/>
-              </w:rPr>
-              <w:t xml:space="preserve">📖 EXERCISE:</w:t>
-            </w:r>
-          </w:p>
-          <w:p>
-            <w:pPr>
-              <w:spacing w:after="20" w:before="0"/>
-            </w:pPr>
-            <w:hyperlink w:history="1" r:id="rId858zoq1enijfbc-segb4v">
+            <w:hyperlink w:history="1" r:id="rId4yad9fpv69e3tobahq4za">
               <w:r>
                 <w:rPr>
                   <w:rFonts w:ascii="Arial" w:cs="Arial" w:eastAsia="Arial" w:hAnsi="Arial"/>
@@ -10302,7 +10302,7 @@
               <w:spacing w:after="10" w:before="0"/>
               <w:ind w:left="120"/>
             </w:pPr>
-            <w:hyperlink w:history="1" r:id="rIdtx0c6_e2m58fimtvaw6i4">
+            <w:hyperlink w:history="1" r:id="rIday5o8ocpjye_ikeeucaa7">
               <w:r>
                 <w:rPr>
                   <w:rFonts w:ascii="Arial" w:cs="Arial" w:eastAsia="Arial" w:hAnsi="Arial"/>
@@ -11789,7 +11789,7 @@
             <w:pPr>
               <w:spacing w:after="20" w:before="0"/>
             </w:pPr>
-            <w:hyperlink w:history="1" r:id="rIdtdz7wmmatbklgfjs58wex">
+            <w:hyperlink w:history="1" r:id="rId8ycgyue5gqpovlg9c8mdl">
               <w:r>
                 <w:rPr>
                   <w:rFonts w:ascii="Arial" w:cs="Arial" w:eastAsia="Arial" w:hAnsi="Arial"/>
@@ -11822,7 +11822,7 @@
               <w:spacing w:after="10" w:before="0"/>
               <w:ind w:left="120"/>
             </w:pPr>
-            <w:hyperlink w:history="1" r:id="rId3wkr5coxwtbmrudrbbaj6">
+            <w:hyperlink w:history="1" r:id="rId7krkgbgutve8p1yarweu8">
               <w:r>
                 <w:rPr>
                   <w:rFonts w:ascii="Arial" w:cs="Arial" w:eastAsia="Arial" w:hAnsi="Arial"/>
@@ -11867,7 +11867,7 @@
             <w:pPr>
               <w:spacing w:after="20" w:before="0"/>
             </w:pPr>
-            <w:hyperlink w:history="1" r:id="rIdqy8ob2z8rlxcq57_5h20l">
+            <w:hyperlink w:history="1" r:id="rIdh2jy1h6j1cvvxvmtotali">
               <w:r>
                 <w:rPr>
                   <w:rFonts w:ascii="Arial" w:cs="Arial" w:eastAsia="Arial" w:hAnsi="Arial"/>
@@ -11900,7 +11900,7 @@
               <w:spacing w:after="10" w:before="0"/>
               <w:ind w:left="120"/>
             </w:pPr>
-            <w:hyperlink w:history="1" r:id="rIdr8q8klu7phupxkbwc62bc">
+            <w:hyperlink w:history="1" r:id="rIdhdihjjb8j9oltqwqeute5">
               <w:r>
                 <w:rPr>
                   <w:rFonts w:ascii="Arial" w:cs="Arial" w:eastAsia="Arial" w:hAnsi="Arial"/>
@@ -12095,7 +12095,619 @@
             <w:pPr>
               <w:spacing w:after="20" w:before="0"/>
             </w:pPr>
-            <w:hyperlink w:history="1" r:id="rIdtsrbngie27jz2zx5hhmwh">
+            <w:hyperlink w:history="1" r:id="rIdfzsgdblifr8nxqorkw6bh">
+              <w:r>
+                <w:rPr>
+                  <w:rFonts w:ascii="Arial" w:cs="Arial" w:eastAsia="Arial" w:hAnsi="Arial"/>
+                  <w:color w:val="2E75B6"/>
+                  <w:sz w:val="16"/>
+                  <w:szCs w:val="16"/>
+                  <w:u w:val="single" w:color="2E75B6"/>
+                </w:rPr>
+                <w:t xml:space="preserve">Work/energy problem with friction -dubbed(KY)</w:t>
+              </w:r>
+            </w:hyperlink>
+          </w:p>
+          <w:p>
+            <w:pPr>
+              <w:spacing w:after="10" w:before="0"/>
+              <w:ind w:left="120"/>
+            </w:pPr>
+            <w:r>
+              <w:rPr>
+                <w:rFonts w:ascii="Arial" w:cs="Arial" w:eastAsia="Arial" w:hAnsi="Arial"/>
+                <w:color w:val="595959"/>
+                <w:sz w:val="14"/>
+                <w:szCs w:val="14"/>
+              </w:rPr>
+              <w:t xml:space="preserve">Source: Khan Academy (Kiswahili)</w:t>
+            </w:r>
+          </w:p>
+          <w:p>
+            <w:pPr>
+              <w:spacing w:after="10" w:before="0"/>
+              <w:ind w:left="120"/>
+            </w:pPr>
+            <w:hyperlink w:history="1" r:id="rIddhpbza36bm3iclapfittg">
+              <w:r>
+                <w:rPr>
+                  <w:rFonts w:ascii="Arial" w:cs="Arial" w:eastAsia="Arial" w:hAnsi="Arial"/>
+                  <w:color w:val="595959"/>
+                  <w:sz w:val="14"/>
+                  <w:szCs w:val="14"/>
+                  <w:u w:val="single" w:color="595959"/>
+                </w:rPr>
+                <w:t xml:space="preserve">🔍 Search ARES for similar videos</w:t>
+              </w:r>
+            </w:hyperlink>
+          </w:p>
+          <w:p>
+            <w:pPr>
+              <w:spacing w:after="40" w:before="0"/>
+            </w:pPr>
+            <w:r>
+              <w:rPr>
+                <w:sz w:val="14"/>
+                <w:szCs w:val="14"/>
+              </w:rPr>
+              <w:t xml:space="preserve"/>
+            </w:r>
+          </w:p>
+          <w:p>
+            <w:pPr>
+              <w:spacing w:after="20" w:before="0"/>
+            </w:pPr>
+            <w:r>
+              <w:rPr>
+                <w:rFonts w:ascii="Arial" w:cs="Arial" w:eastAsia="Arial" w:hAnsi="Arial"/>
+                <w:b/>
+                <w:bCs/>
+                <w:color w:val="1F3864"/>
+                <w:sz w:val="16"/>
+                <w:szCs w:val="16"/>
+              </w:rPr>
+              <w:t xml:space="preserve">📖 EXERCISE:</w:t>
+            </w:r>
+          </w:p>
+          <w:p>
+            <w:pPr>
+              <w:spacing w:after="20" w:before="0"/>
+            </w:pPr>
+            <w:hyperlink w:history="1" r:id="rIdt_nc_sqhnwlgfdpd6o-ft">
+              <w:r>
+                <w:rPr>
+                  <w:rFonts w:ascii="Arial" w:cs="Arial" w:eastAsia="Arial" w:hAnsi="Arial"/>
+                  <w:color w:val="2E75B6"/>
+                  <w:sz w:val="16"/>
+                  <w:szCs w:val="16"/>
+                  <w:u w:val="single" w:color="2E75B6"/>
+                </w:rPr>
+                <w:t xml:space="preserve">Heat, Temperature, and Thermal Energy Transfer Practice</w:t>
+              </w:r>
+            </w:hyperlink>
+          </w:p>
+          <w:p>
+            <w:pPr>
+              <w:spacing w:after="10" w:before="0"/>
+              <w:ind w:left="120"/>
+            </w:pPr>
+            <w:r>
+              <w:rPr>
+                <w:rFonts w:ascii="Arial" w:cs="Arial" w:eastAsia="Arial" w:hAnsi="Arial"/>
+                <w:color w:val="595959"/>
+                <w:sz w:val="14"/>
+                <w:szCs w:val="14"/>
+              </w:rPr>
+              <w:t xml:space="preserve">Source: CK-12</w:t>
+            </w:r>
+          </w:p>
+          <w:p>
+            <w:pPr>
+              <w:spacing w:after="10" w:before="0"/>
+              <w:ind w:left="120"/>
+            </w:pPr>
+            <w:hyperlink w:history="1" r:id="rIdeihr7c0xhugnlcv1cd9st">
+              <w:r>
+                <w:rPr>
+                  <w:rFonts w:ascii="Arial" w:cs="Arial" w:eastAsia="Arial" w:hAnsi="Arial"/>
+                  <w:color w:val="595959"/>
+                  <w:sz w:val="14"/>
+                  <w:szCs w:val="14"/>
+                  <w:u w:val="single" w:color="595959"/>
+                </w:rPr>
+                <w:t xml:space="preserve">🔍 Search ARES for similar readings</w:t>
+              </w:r>
+            </w:hyperlink>
+          </w:p>
+        </w:tc>
+        <w:tc>
+          <w:tcPr>
+            <w:tcW w:type="dxa" w:w="3040"/>
+            <w:shd w:fill="FFFFFF" w:color="auto" w:val="clear"/>
+            <w:tcMar>
+              <w:top w:type="dxa" w:w="60"/>
+              <w:left w:type="dxa" w:w="120"/>
+              <w:bottom w:type="dxa" w:w="60"/>
+              <w:right w:type="dxa" w:w="120"/>
+            </w:tcMar>
+            <w:vAlign w:val="top"/>
+          </w:tcPr>
+          <w:p>
+            <w:pPr>
+              <w:spacing w:after="40" w:before="0"/>
+              <w:jc w:val="left"/>
+            </w:pPr>
+            <w:r>
+              <w:rPr>
+                <w:rFonts w:ascii="Arial" w:cs="Arial" w:eastAsia="Arial" w:hAnsi="Arial"/>
+                <w:b w:val="false"/>
+                <w:bCs w:val="false"/>
+                <w:i w:val="false"/>
+                <w:iCs w:val="false"/>
+                <w:color w:val="000000"/>
+                <w:sz w:val="18"/>
+                <w:szCs w:val="18"/>
+              </w:rPr>
+              <w:t xml:space="preserve">Each group of four receives: one smooth wooden block (approximately 10 cm x 8 cm x 4 cm, with a hook screwed into one end), one spring balance (0–10 N range), one 30 cm strip of sandpaper (coarse grade), one smooth ceramic tile or laminate offcut, a 30 cm ruler, and a data table printed on a worksheet. Groups follow a structured protocol. Step 1 — Smooth surface: Learner A places the block on the tile and pulls it with the spring balance at a slow, constant speed for exactly 20 cm. Learner B reads and records the spring balance value while the block is moving (not at the moment it starts). Learner C measures the distance with the ruler. Learner D records in the table. The pull is repeated three times and results are averaged. Step 2 — Rough surface: The same protocol is repeated with the sandpaper fixed to the desk beneath the block. Step 3 — Feel the surface: After ten consecutive pulls on the sandpaper, learners carefully press a fingertip on the sandpaper and on the block base for two seconds and record qualitative observations ('warm', 'slightly warm', 'no change'). Step 4 — Calculations: Each learner independently calculates W_f = f_r x d for both surfaces using the average friction force and d = 0.20 m, recording answers in joules.</w:t>
+            </w:r>
+          </w:p>
+        </w:tc>
+        <w:tc>
+          <w:tcPr>
+            <w:tcW w:type="dxa" w:w="3040"/>
+            <w:shd w:fill="F2F2F2" w:color="auto" w:val="clear"/>
+            <w:tcMar>
+              <w:top w:type="dxa" w:w="60"/>
+              <w:left w:type="dxa" w:w="120"/>
+              <w:bottom w:type="dxa" w:w="60"/>
+              <w:right w:type="dxa" w:w="120"/>
+            </w:tcMar>
+            <w:vAlign w:val="top"/>
+          </w:tcPr>
+          <w:p>
+            <w:pPr>
+              <w:spacing w:after="40" w:before="0"/>
+              <w:jc w:val="left"/>
+            </w:pPr>
+            <w:r>
+              <w:rPr>
+                <w:rFonts w:ascii="Arial" w:cs="Arial" w:eastAsia="Arial" w:hAnsi="Arial"/>
+                <w:b w:val="false"/>
+                <w:bCs w:val="false"/>
+                <w:i w:val="false"/>
+                <w:iCs w:val="false"/>
+                <w:color w:val="000000"/>
+                <w:sz w:val="18"/>
+                <w:szCs w:val="18"/>
+              </w:rPr>
+              <w:t xml:space="preserve">Teacher demonstrates the constant-speed pulling technique before groups begin: 'Pull slowly and steadily — we want the block moving at constant speed so that the spring balance reading equals the friction force. If you accelerate, the reading includes the force needed to speed it up and that is not what we want.' Teacher circulates and checks three specific things: (1) that learners are reading the spring balance while the block is in motion, not at rest; (2) that the sandpaper is flat and not bunching under the block; (3) that learners are recording three trials, not just one. When a group finishes early, teacher prompts: 'You have your numbers — now before you calculate, predict: which surface will give a larger value of work done against friction? Write that prediction in your table.' [WAIT TIME after this prompt: 30 seconds for learners to write before teacher moves on.] After the feel-the-surface step, teacher asks the whole class: 'Hands up if your sandpaper felt warmer than the tile after ten pulls.' Teacher notes the show of hands publicly: 'Almost everyone — that is important evidence. What does it tell us?'</w:t>
+            </w:r>
+          </w:p>
+        </w:tc>
+        <w:tc>
+          <w:tcPr>
+            <w:tcW w:type="dxa" w:w="3040"/>
+            <w:shd w:fill="FFFFFF" w:color="auto" w:val="clear"/>
+            <w:tcMar>
+              <w:top w:type="dxa" w:w="60"/>
+              <w:left w:type="dxa" w:w="120"/>
+              <w:bottom w:type="dxa" w:w="60"/>
+              <w:right w:type="dxa" w:w="120"/>
+            </w:tcMar>
+            <w:vAlign w:val="top"/>
+          </w:tcPr>
+          <w:p>
+            <w:pPr>
+              <w:spacing w:after="40" w:before="0"/>
+              <w:jc w:val="left"/>
+            </w:pPr>
+            <w:r>
+              <w:rPr>
+                <w:rFonts w:ascii="Arial" w:cs="Arial" w:eastAsia="Arial" w:hAnsi="Arial"/>
+                <w:b w:val="false"/>
+                <w:bCs w:val="false"/>
+                <w:i w:val="false"/>
+                <w:iCs w:val="false"/>
+                <w:color w:val="000000"/>
+                <w:sz w:val="18"/>
+                <w:szCs w:val="18"/>
+              </w:rPr>
+              <w:t xml:space="preserve">Structured group investigation with assigned roles (Puller, Reader, Measurer, Recorder) ensures all learners are active. Three-trial averaging builds measurement literacy. The tactile warmth observation is a deliberate bridge between the quantitative data and the qualitative phenomenon of the hot wheel nut.</w:t>
+            </w:r>
+          </w:p>
+        </w:tc>
+        <w:tc>
+          <w:tcPr>
+            <w:tcW w:type="dxa" w:w="3040"/>
+            <w:shd w:fill="F2F2F2" w:color="auto" w:val="clear"/>
+            <w:tcMar>
+              <w:top w:type="dxa" w:w="60"/>
+              <w:left w:type="dxa" w:w="120"/>
+              <w:bottom w:type="dxa" w:w="60"/>
+              <w:right w:type="dxa" w:w="120"/>
+            </w:tcMar>
+            <w:vAlign w:val="top"/>
+          </w:tcPr>
+          <w:p>
+            <w:pPr>
+              <w:spacing w:after="40" w:before="0"/>
+              <w:jc w:val="left"/>
+            </w:pPr>
+            <w:r>
+              <w:rPr>
+                <w:rFonts w:ascii="Arial" w:cs="Arial" w:eastAsia="Arial" w:hAnsi="Arial"/>
+                <w:b w:val="false"/>
+                <w:bCs w:val="false"/>
+                <w:i w:val="false"/>
+                <w:iCs w:val="false"/>
+                <w:color w:val="000000"/>
+                <w:sz w:val="18"/>
+                <w:szCs w:val="18"/>
+              </w:rPr>
+              <w:t xml:space="preserve">Teacher checks data tables for two quality indicators: friction force values that are consistent across three trials (variation of more than 1 N suggests the block was not pulled at constant speed — teacher re-demonstrates); and correct unit use (N for force, m for distance, J for work). Teacher asks any group that records 'J/m' or 'Nm' as the unit: 'Tell me what a joule is defined as — what two quantities multiply to give one joule?' to prompt self-correction.</w:t>
+            </w:r>
+          </w:p>
+        </w:tc>
+      </w:tr>
+      <w:tr>
+        <w:tc>
+          <w:tcPr>
+            <w:tcW w:type="dxa" w:w="1520"/>
+            <w:shd w:fill="E2EFDA" w:color="auto" w:val="clear"/>
+            <w:tcMar>
+              <w:top w:type="dxa" w:w="60"/>
+              <w:left w:type="dxa" w:w="120"/>
+              <w:bottom w:type="dxa" w:w="60"/>
+              <w:right w:type="dxa" w:w="120"/>
+            </w:tcMar>
+            <w:vAlign w:val="top"/>
+          </w:tcPr>
+          <w:p>
+            <w:pPr>
+              <w:spacing w:after="40" w:before="0"/>
+              <w:jc w:val="left"/>
+            </w:pPr>
+            <w:r>
+              <w:rPr>
+                <w:rFonts w:ascii="Arial" w:cs="Arial" w:eastAsia="Arial" w:hAnsi="Arial"/>
+                <w:b/>
+                <w:bCs/>
+                <w:i w:val="false"/>
+                <w:iCs w:val="false"/>
+                <w:color w:val="000000"/>
+                <w:sz w:val="18"/>
+                <w:szCs w:val="18"/>
+              </w:rPr>
+              <w:t xml:space="preserve">Explain Phase</w:t>
+            </w:r>
+          </w:p>
+          <w:p>
+            <w:pPr>
+              <w:spacing w:after="20" w:before="0"/>
+            </w:pPr>
+            <w:r>
+              <w:rPr>
+                <w:rFonts w:ascii="Arial" w:cs="Arial" w:eastAsia="Arial" w:hAnsi="Arial"/>
+                <w:b/>
+                <w:bCs/>
+                <w:color w:val="1F3864"/>
+                <w:sz w:val="16"/>
+                <w:szCs w:val="16"/>
+              </w:rPr>
+              <w:t xml:space="preserve">📹 VIDEO:</w:t>
+            </w:r>
+          </w:p>
+          <w:p>
+            <w:pPr>
+              <w:spacing w:after="20" w:before="0"/>
+            </w:pPr>
+            <w:hyperlink w:history="1" r:id="rIdlb1tryydvo9eoz1mucp_e">
+              <w:r>
+                <w:rPr>
+                  <w:rFonts w:ascii="Arial" w:cs="Arial" w:eastAsia="Arial" w:hAnsi="Arial"/>
+                  <w:color w:val="2E75B6"/>
+                  <w:sz w:val="16"/>
+                  <w:szCs w:val="16"/>
+                  <w:u w:val="single" w:color="2E75B6"/>
+                </w:rPr>
+                <w:t xml:space="preserve">Work/energy problem with friction</w:t>
+              </w:r>
+            </w:hyperlink>
+          </w:p>
+          <w:p>
+            <w:pPr>
+              <w:spacing w:after="10" w:before="0"/>
+              <w:ind w:left="120"/>
+            </w:pPr>
+            <w:r>
+              <w:rPr>
+                <w:rFonts w:ascii="Arial" w:cs="Arial" w:eastAsia="Arial" w:hAnsi="Arial"/>
+                <w:color w:val="595959"/>
+                <w:sz w:val="14"/>
+                <w:szCs w:val="14"/>
+              </w:rPr>
+              <w:t xml:space="preserve">Source: Khan Academy (English - US curriculum)</w:t>
+            </w:r>
+          </w:p>
+          <w:p>
+            <w:pPr>
+              <w:spacing w:after="10" w:before="0"/>
+              <w:ind w:left="120"/>
+            </w:pPr>
+            <w:hyperlink w:history="1" r:id="rIdoyvys6ax5i48hoqdiaomf">
+              <w:r>
+                <w:rPr>
+                  <w:rFonts w:ascii="Arial" w:cs="Arial" w:eastAsia="Arial" w:hAnsi="Arial"/>
+                  <w:color w:val="595959"/>
+                  <w:sz w:val="14"/>
+                  <w:szCs w:val="14"/>
+                  <w:u w:val="single" w:color="595959"/>
+                </w:rPr>
+                <w:t xml:space="preserve">🔍 Search ARES for similar videos</w:t>
+              </w:r>
+            </w:hyperlink>
+          </w:p>
+          <w:p>
+            <w:pPr>
+              <w:spacing w:after="40" w:before="0"/>
+            </w:pPr>
+            <w:r>
+              <w:rPr>
+                <w:sz w:val="14"/>
+                <w:szCs w:val="14"/>
+              </w:rPr>
+              <w:t xml:space="preserve"/>
+            </w:r>
+          </w:p>
+          <w:p>
+            <w:pPr>
+              <w:spacing w:after="20" w:before="0"/>
+            </w:pPr>
+            <w:r>
+              <w:rPr>
+                <w:rFonts w:ascii="Arial" w:cs="Arial" w:eastAsia="Arial" w:hAnsi="Arial"/>
+                <w:b/>
+                <w:bCs/>
+                <w:color w:val="1F3864"/>
+                <w:sz w:val="16"/>
+                <w:szCs w:val="16"/>
+              </w:rPr>
+              <w:t xml:space="preserve">📖 HTML:</w:t>
+            </w:r>
+          </w:p>
+          <w:p>
+            <w:pPr>
+              <w:spacing w:after="20" w:before="0"/>
+            </w:pPr>
+            <w:hyperlink w:history="1" r:id="rIdlmxej1clzj_lvhogf2lvz">
+              <w:r>
+                <w:rPr>
+                  <w:rFonts w:ascii="Arial" w:cs="Arial" w:eastAsia="Arial" w:hAnsi="Arial"/>
+                  <w:color w:val="2E75B6"/>
+                  <w:sz w:val="16"/>
+                  <w:szCs w:val="16"/>
+                  <w:u w:val="single" w:color="2E75B6"/>
+                </w:rPr>
+                <w:t xml:space="preserve">Thermal Energy (Flexbook)</w:t>
+              </w:r>
+            </w:hyperlink>
+          </w:p>
+          <w:p>
+            <w:pPr>
+              <w:spacing w:after="10" w:before="0"/>
+              <w:ind w:left="120"/>
+            </w:pPr>
+            <w:r>
+              <w:rPr>
+                <w:rFonts w:ascii="Arial" w:cs="Arial" w:eastAsia="Arial" w:hAnsi="Arial"/>
+                <w:color w:val="595959"/>
+                <w:sz w:val="14"/>
+                <w:szCs w:val="14"/>
+              </w:rPr>
+              <w:t xml:space="preserve">Source: CK-12</w:t>
+            </w:r>
+          </w:p>
+          <w:p>
+            <w:pPr>
+              <w:spacing w:after="10" w:before="0"/>
+              <w:ind w:left="120"/>
+            </w:pPr>
+            <w:hyperlink w:history="1" r:id="rId6h4_0wfb3artlyygvlax0">
+              <w:r>
+                <w:rPr>
+                  <w:rFonts w:ascii="Arial" w:cs="Arial" w:eastAsia="Arial" w:hAnsi="Arial"/>
+                  <w:color w:val="595959"/>
+                  <w:sz w:val="14"/>
+                  <w:szCs w:val="14"/>
+                  <w:u w:val="single" w:color="595959"/>
+                </w:rPr>
+                <w:t xml:space="preserve">🔍 Search ARES for similar readings</w:t>
+              </w:r>
+            </w:hyperlink>
+          </w:p>
+        </w:tc>
+        <w:tc>
+          <w:tcPr>
+            <w:tcW w:type="dxa" w:w="3040"/>
+            <w:shd w:fill="FFFFFF" w:color="auto" w:val="clear"/>
+            <w:tcMar>
+              <w:top w:type="dxa" w:w="60"/>
+              <w:left w:type="dxa" w:w="120"/>
+              <w:bottom w:type="dxa" w:w="60"/>
+              <w:right w:type="dxa" w:w="120"/>
+            </w:tcMar>
+            <w:vAlign w:val="top"/>
+          </w:tcPr>
+          <w:p>
+            <w:pPr>
+              <w:spacing w:after="40" w:before="0"/>
+              <w:jc w:val="left"/>
+            </w:pPr>
+            <w:r>
+              <w:rPr>
+                <w:rFonts w:ascii="Arial" w:cs="Arial" w:eastAsia="Arial" w:hAnsi="Arial"/>
+                <w:b w:val="false"/>
+                <w:bCs w:val="false"/>
+                <w:i w:val="false"/>
+                <w:iCs w:val="false"/>
+                <w:color w:val="000000"/>
+                <w:sz w:val="18"/>
+                <w:szCs w:val="18"/>
+              </w:rPr>
+              <w:t xml:space="preserve">The teacher draws a simple energy-flow diagram on the board with three boxes: [Mechanic's Muscles] → [Mechanical Work on Block] → [?]. Learners are asked to fill in the third box based on their investigation. Groups discuss for 90 seconds, then share. The teacher guides the class to agree: the third box is [Thermal Energy in surfaces]. The teacher then writes the formula W_f = f_r x d on the board and connects it to the class data: 'Using your average friction force on sandpaper and a distance of 0.20 m, what value of work done against friction did you get?' Two or three groups share their calculated values and the class compares them. The teacher then poses the central explanation question: 'The mechanic pushed the wheel nut ten times with the short spanner. The nut did not move, so displacement was zero and work done on the nut was zero joules. Yet the nut got hot. Use today's formula — W_f = f_r x d — to explain where the mechanic's energy went.' Learners write a two-sentence explanation in their notebooks, then two volunteers read theirs aloud. The class refines the explanation together. The teacher formalises: 'Work done against friction converts mechanical energy irreversibly into thermal energy. The total energy is still conserved — it has not disappeared — but it has changed into a form we cannot easily use again to tighten or loosen a nut.' The teacher connects to a local context: 'This is exactly why the brake pads on a Nairobi matatu become very hot going down the Limuru escarpment — the driver is doing work against friction deliberately to slow down, and all that mechanical energy becomes heat in the brakes.'</w:t>
+            </w:r>
+          </w:p>
+        </w:tc>
+        <w:tc>
+          <w:tcPr>
+            <w:tcW w:type="dxa" w:w="3040"/>
+            <w:shd w:fill="F2F2F2" w:color="auto" w:val="clear"/>
+            <w:tcMar>
+              <w:top w:type="dxa" w:w="60"/>
+              <w:left w:type="dxa" w:w="120"/>
+              <w:bottom w:type="dxa" w:w="60"/>
+              <w:right w:type="dxa" w:w="120"/>
+            </w:tcMar>
+            <w:vAlign w:val="top"/>
+          </w:tcPr>
+          <w:p>
+            <w:pPr>
+              <w:spacing w:after="40" w:before="0"/>
+              <w:jc w:val="left"/>
+            </w:pPr>
+            <w:r>
+              <w:rPr>
+                <w:rFonts w:ascii="Arial" w:cs="Arial" w:eastAsia="Arial" w:hAnsi="Arial"/>
+                <w:b w:val="false"/>
+                <w:bCs w:val="false"/>
+                <w:i w:val="false"/>
+                <w:iCs w:val="false"/>
+                <w:color w:val="000000"/>
+                <w:sz w:val="18"/>
+                <w:szCs w:val="18"/>
+              </w:rPr>
+              <w:t xml:space="preserve">Teacher uses a Socratic sequence after learners share their third-box answers. If a group says 'heat', teacher probes: 'Where exactly does the heat go — into which objects?' to push for precision (into both the block surface and the tile or sandpaper). If a group says 'the energy is lost', teacher says: 'Lost means it no longer exists — but our energy conservation principle from Lesson 2 says energy cannot be created or destroyed. So instead of lost, what word should we use?' [WAIT TIME: 10 seconds.] Teacher then writes the two-sentence explanation task: 'Write independently for two minutes — I want two sentences: one using W_f = f_r x d and one mentioning energy conservation.' [WAIT TIME: 2 minutes silent writing — teacher does not speak during this time.] After two volunteers share, teacher asks the class: 'Does this explanation match your original sticky-note prediction? Give me a thumbs up if it matched, sideways if partly, down if you were surprised.' Teacher notes the distribution and briefly validates surprises: 'Being surprised is exactly how science works — our investigation changed our thinking.'</w:t>
+            </w:r>
+          </w:p>
+        </w:tc>
+        <w:tc>
+          <w:tcPr>
+            <w:tcW w:type="dxa" w:w="3040"/>
+            <w:shd w:fill="FFFFFF" w:color="auto" w:val="clear"/>
+            <w:tcMar>
+              <w:top w:type="dxa" w:w="60"/>
+              <w:left w:type="dxa" w:w="120"/>
+              <w:bottom w:type="dxa" w:w="60"/>
+              <w:right w:type="dxa" w:w="120"/>
+            </w:tcMar>
+            <w:vAlign w:val="top"/>
+          </w:tcPr>
+          <w:p>
+            <w:pPr>
+              <w:spacing w:after="40" w:before="0"/>
+              <w:jc w:val="left"/>
+            </w:pPr>
+            <w:r>
+              <w:rPr>
+                <w:rFonts w:ascii="Arial" w:cs="Arial" w:eastAsia="Arial" w:hAnsi="Arial"/>
+                <w:b w:val="false"/>
+                <w:bCs w:val="false"/>
+                <w:i w:val="false"/>
+                <w:iCs w:val="false"/>
+                <w:color w:val="000000"/>
+                <w:sz w:val="18"/>
+                <w:szCs w:val="18"/>
+              </w:rPr>
+              <w:t xml:space="preserve">Energy-flow diagram with a missing box drives learners to construct the explanation before it is given. The two-sentence writing task forces individual consolidation. The thumbs metacognitive check connects back to predictions and models the scientific practice of revising ideas based on evidence.</w:t>
+            </w:r>
+          </w:p>
+        </w:tc>
+        <w:tc>
+          <w:tcPr>
+            <w:tcW w:type="dxa" w:w="3040"/>
+            <w:shd w:fill="F2F2F2" w:color="auto" w:val="clear"/>
+            <w:tcMar>
+              <w:top w:type="dxa" w:w="60"/>
+              <w:left w:type="dxa" w:w="120"/>
+              <w:bottom w:type="dxa" w:w="60"/>
+              <w:right w:type="dxa" w:w="120"/>
+            </w:tcMar>
+            <w:vAlign w:val="top"/>
+          </w:tcPr>
+          <w:p>
+            <w:pPr>
+              <w:spacing w:after="40" w:before="0"/>
+              <w:jc w:val="left"/>
+            </w:pPr>
+            <w:r>
+              <w:rPr>
+                <w:rFonts w:ascii="Arial" w:cs="Arial" w:eastAsia="Arial" w:hAnsi="Arial"/>
+                <w:b w:val="false"/>
+                <w:bCs w:val="false"/>
+                <w:i w:val="false"/>
+                <w:iCs w:val="false"/>
+                <w:color w:val="000000"/>
+                <w:sz w:val="18"/>
+                <w:szCs w:val="18"/>
+              </w:rPr>
+              <w:t xml:space="preserve">Teacher collects two written explanation notebooks from each table (selected at random by asking for the notebook of the person born earliest in the year). These are scanned quickly for: correct use of W_f = f_r x d with units; the phrase 'thermal energy' or 'heat energy'; and an explicit mention that total energy is conserved. Notebooks with missing elements are returned with a single written prompt question before the next lesson.</w:t>
+            </w:r>
+          </w:p>
+        </w:tc>
+      </w:tr>
+      <w:tr>
+        <w:tc>
+          <w:tcPr>
+            <w:tcW w:type="dxa" w:w="1520"/>
+            <w:shd w:fill="FCE4D6" w:color="auto" w:val="clear"/>
+            <w:tcMar>
+              <w:top w:type="dxa" w:w="60"/>
+              <w:left w:type="dxa" w:w="120"/>
+              <w:bottom w:type="dxa" w:w="60"/>
+              <w:right w:type="dxa" w:w="120"/>
+            </w:tcMar>
+            <w:vAlign w:val="top"/>
+          </w:tcPr>
+          <w:p>
+            <w:pPr>
+              <w:spacing w:after="40" w:before="0"/>
+              <w:jc w:val="left"/>
+            </w:pPr>
+            <w:r>
+              <w:rPr>
+                <w:rFonts w:ascii="Arial" w:cs="Arial" w:eastAsia="Arial" w:hAnsi="Arial"/>
+                <w:b/>
+                <w:bCs/>
+                <w:i w:val="false"/>
+                <w:iCs w:val="false"/>
+                <w:color w:val="000000"/>
+                <w:sz w:val="18"/>
+                <w:szCs w:val="18"/>
+              </w:rPr>
+              <w:t xml:space="preserve">Driving Question Board (DQB) Creation</w:t>
+            </w:r>
+          </w:p>
+          <w:p>
+            <w:pPr>
+              <w:spacing w:after="20" w:before="0"/>
+            </w:pPr>
+            <w:r>
+              <w:rPr>
+                <w:rFonts w:ascii="Arial" w:cs="Arial" w:eastAsia="Arial" w:hAnsi="Arial"/>
+                <w:b/>
+                <w:bCs/>
+                <w:color w:val="1F3864"/>
+                <w:sz w:val="16"/>
+                <w:szCs w:val="16"/>
+              </w:rPr>
+              <w:t xml:space="preserve">📹 VIDEO:</w:t>
+            </w:r>
+          </w:p>
+          <w:p>
+            <w:pPr>
+              <w:spacing w:after="20" w:before="0"/>
+            </w:pPr>
+            <w:hyperlink w:history="1" r:id="rIdlslv0hhqp4-4iyfzow_5q">
               <w:r>
                 <w:rPr>
                   <w:rFonts w:ascii="Arial" w:cs="Arial" w:eastAsia="Arial" w:hAnsi="Arial"/>
@@ -12128,7 +12740,7 @@
               <w:spacing w:after="10" w:before="0"/>
               <w:ind w:left="120"/>
             </w:pPr>
-            <w:hyperlink w:history="1" r:id="rIdbgwahnzdiqwfrqs0j0vvq">
+            <w:hyperlink w:history="1" r:id="rIdmuagikt4jmo6zqlmkwatk">
               <w:r>
                 <w:rPr>
                   <w:rFonts w:ascii="Arial" w:cs="Arial" w:eastAsia="Arial" w:hAnsi="Arial"/>
@@ -12173,7 +12785,7 @@
             <w:pPr>
               <w:spacing w:after="20" w:before="0"/>
             </w:pPr>
-            <w:hyperlink w:history="1" r:id="rId7iwyg328mjqb8o2wvr_xq">
+            <w:hyperlink w:history="1" r:id="rIdj0xl-trs4bc2cba7hgfos">
               <w:r>
                 <w:rPr>
                   <w:rFonts w:ascii="Arial" w:cs="Arial" w:eastAsia="Arial" w:hAnsi="Arial"/>
@@ -12182,7 +12794,7 @@
                   <w:szCs w:val="16"/>
                   <w:u w:val="single" w:color="2E75B6"/>
                 </w:rPr>
-                <w:t xml:space="preserve">Heat, Temperature, and Thermal Energy Transfer Practice</w:t>
+                <w:t xml:space="preserve">Thermal Energy Practice</w:t>
               </w:r>
             </w:hyperlink>
           </w:p>
@@ -12206,7 +12818,7 @@
               <w:spacing w:after="10" w:before="0"/>
               <w:ind w:left="120"/>
             </w:pPr>
-            <w:hyperlink w:history="1" r:id="rIdykvzxvy6yx80d_-qdohga">
+            <w:hyperlink w:history="1" r:id="rIdyfupc6amrkvlem5x4yopo">
               <w:r>
                 <w:rPr>
                   <w:rFonts w:ascii="Arial" w:cs="Arial" w:eastAsia="Arial" w:hAnsi="Arial"/>
@@ -12248,7 +12860,7 @@
                 <w:sz w:val="18"/>
                 <w:szCs w:val="18"/>
               </w:rPr>
-              <w:t xml:space="preserve">Each group of four receives: one smooth wooden block (approximately 10 cm x 8 cm x 4 cm, with a hook screwed into one end), one spring balance (0–10 N range), one 30 cm strip of sandpaper (coarse grade), one smooth ceramic tile or laminate offcut, a 30 cm ruler, and a data table printed on a worksheet. Groups follow a structured protocol. Step 1 — Smooth surface: Learner A places the block on the tile and pulls it with the spring balance at a slow, constant speed for exactly 20 cm. Learner B reads and records the spring balance value while the block is moving (not at the moment it starts). Learner C measures the distance with the ruler. Learner D records in the table. The pull is repeated three times and results are averaged. Step 2 — Rough surface: The same protocol is repeated with the sandpaper fixed to the desk beneath the block. Step 3 — Feel the surface: After ten consecutive pulls on the sandpaper, learners carefully press a fingertip on the sandpaper and on the block base for two seconds and record qualitative observations ('warm', 'slightly warm', 'no change'). Step 4 — Calculations: Each learner independently calculates W_f = f_r x d for both surfaces using the average friction force and d = 0.20 m, recording answers in joules.</w:t>
+              <w:t xml:space="preserve">Learners return to the DQB and their sticky-note predictions posted at the start of the lesson. Each group retrieves their own sticky note and adds a second sticky note in a different colour answering: 'What did we actually find out about where the energy goes?' The teacher facilitates a three-minute whole-class review of how the DQB has evolved across lessons 1 to 4. A learner volunteer reads out the original DQB question from Lesson 2: 'If energy is conserved, why does the wheel nut get hot?' The class agrees this question is now answered and the teacher places a green checkmark sticker on it. However, the teacher poses a new unresolved question: 'We now know friction wastes some of the mechanic's work as heat. So when the mechanic uses the long spanner and successfully loosens the nut, is all of his work input going into actually loosening the nut — or is some still wasted as heat even when the nut moves?' This question is added to the DQB as a new yellow sticky note to be answered in Lessons 6 and 7.</w:t>
             </w:r>
           </w:p>
         </w:tc>
@@ -12280,7 +12892,7 @@
                 <w:sz w:val="18"/>
                 <w:szCs w:val="18"/>
               </w:rPr>
-              <w:t xml:space="preserve">Teacher demonstrates the constant-speed pulling technique before groups begin: 'Pull slowly and steadily — we want the block moving at constant speed so that the spring balance reading equals the friction force. If you accelerate, the reading includes the force needed to speed it up and that is not what we want.' Teacher circulates and checks three specific things: (1) that learners are reading the spring balance while the block is in motion, not at rest; (2) that the sandpaper is flat and not bunching under the block; (3) that learners are recording three trials, not just one. When a group finishes early, teacher prompts: 'You have your numbers — now before you calculate, predict: which surface will give a larger value of work done against friction? Write that prediction in your table.' [WAIT TIME after this prompt: 30 seconds for learners to write before teacher moves on.] After the feel-the-surface step, teacher asks the whole class: 'Hands up if your sandpaper felt warmer than the tile after ten pulls.' Teacher notes the show of hands publicly: 'Almost everyone — that is important evidence. What does it tell us?'</w:t>
+              <w:t xml:space="preserve">Teacher says: 'Look at your original prediction sticky note. In one sentence — write whether your prediction was correct, partly correct, or incorrect, and why. Be honest — scientists update their ideas when evidence changes them.' [WAIT TIME: 1 minute.] Teacher then facilitates the DQB review at a brisk pace, pointing to each sticky note cluster and asking: 'Is this question now answered? Partly answered? Still open?' Teacher models intellectual honesty by pointing to any prediction that was completely wrong and saying: 'This group predicted the energy disappeared — and they have now revised that to energy is transformed. That revision is not a mistake — that is exactly what scientists do.' Teacher then adds the new DQB question about efficiency, saying: 'This new question is a bridge to our next lessons on machines and efficiency. Write it in your notebook as a question you now want to answer.'</w:t>
             </w:r>
           </w:p>
         </w:tc>
@@ -12312,7 +12924,7 @@
                 <w:sz w:val="18"/>
                 <w:szCs w:val="18"/>
               </w:rPr>
-              <w:t xml:space="preserve">Structured group investigation with assigned roles (Puller, Reader, Measurer, Recorder) ensures all learners are active. Three-trial averaging builds measurement literacy. The tactile warmth observation is a deliberate bridge between the quantitative data and the qualitative phenomenon of the hot wheel nut.</w:t>
+              <w:t xml:space="preserve">DQB review makes the progression of understanding visible across lessons, reinforcing the storyline. The green-checkmark ritual gives learners a sense of intellectual accomplishment. Adding a new question models that resolving one mystery often generates deeper questions — a key scientific disposition.</w:t>
             </w:r>
           </w:p>
         </w:tc>
@@ -12344,7 +12956,7 @@
                 <w:sz w:val="18"/>
                 <w:szCs w:val="18"/>
               </w:rPr>
-              <w:t xml:space="preserve">Teacher checks data tables for two quality indicators: friction force values that are consistent across three trials (variation of more than 1 N suggests the block was not pulled at constant speed — teacher re-demonstrates); and correct unit use (N for force, m for distance, J for work). Teacher asks any group that records 'J/m' or 'Nm' as the unit: 'Tell me what a joule is defined as — what two quantities multiply to give one joule?' to prompt self-correction.</w:t>
+              <w:t xml:space="preserve">Teacher observes whether learners can correctly identify the Lesson 2 DQB question as now answered. If any group says it is still unanswered, teacher asks: 'What did our investigation today tell us about where the heat comes from?' and uses the response to identify whether the Explain phase explanation was internalised or only surface-level recalled.</w:t>
             </w:r>
           </w:p>
         </w:tc>
@@ -12353,32 +12965,32 @@
         <w:tc>
           <w:tcPr>
             <w:tcW w:type="dxa" w:w="1520"/>
-            <w:shd w:fill="E2EFDA" w:color="auto" w:val="clear"/>
-            <w:tcMar>
-              <w:top w:type="dxa" w:w="60"/>
-              <w:left w:type="dxa" w:w="120"/>
-              <w:bottom w:type="dxa" w:w="60"/>
-              <w:right w:type="dxa" w:w="120"/>
-            </w:tcMar>
-            <w:vAlign w:val="top"/>
-          </w:tcPr>
-          <w:p>
-            <w:pPr>
-              <w:spacing w:after="40" w:before="0"/>
-              <w:jc w:val="left"/>
-            </w:pPr>
-            <w:r>
-              <w:rPr>
-                <w:rFonts w:ascii="Arial" w:cs="Arial" w:eastAsia="Arial" w:hAnsi="Arial"/>
-                <w:b/>
-                <w:bCs/>
-                <w:i w:val="false"/>
-                <w:iCs w:val="false"/>
-                <w:color w:val="000000"/>
-                <w:sz w:val="18"/>
-                <w:szCs w:val="18"/>
-              </w:rPr>
-              <w:t xml:space="preserve">Explain Phase</w:t>
+            <w:shd w:fill="D5E8F0" w:color="auto" w:val="clear"/>
+            <w:tcMar>
+              <w:top w:type="dxa" w:w="60"/>
+              <w:left w:type="dxa" w:w="120"/>
+              <w:bottom w:type="dxa" w:w="60"/>
+              <w:right w:type="dxa" w:w="120"/>
+            </w:tcMar>
+            <w:vAlign w:val="top"/>
+          </w:tcPr>
+          <w:p>
+            <w:pPr>
+              <w:spacing w:after="40" w:before="0"/>
+              <w:jc w:val="left"/>
+            </w:pPr>
+            <w:r>
+              <w:rPr>
+                <w:rFonts w:ascii="Arial" w:cs="Arial" w:eastAsia="Arial" w:hAnsi="Arial"/>
+                <w:b/>
+                <w:bCs/>
+                <w:i w:val="false"/>
+                <w:iCs w:val="false"/>
+                <w:color w:val="000000"/>
+                <w:sz w:val="18"/>
+                <w:szCs w:val="18"/>
+              </w:rPr>
+              <w:t xml:space="preserve">Model Building Phase</w:t>
             </w:r>
           </w:p>
           <w:p>
@@ -12401,7 +13013,7 @@
             <w:pPr>
               <w:spacing w:after="20" w:before="0"/>
             </w:pPr>
-            <w:hyperlink w:history="1" r:id="rIdcbpqqtvqkaausyzqzslpw">
+            <w:hyperlink w:history="1" r:id="rIdwnjumaf1tqnz-n5sfgh6o">
               <w:r>
                 <w:rPr>
                   <w:rFonts w:ascii="Arial" w:cs="Arial" w:eastAsia="Arial" w:hAnsi="Arial"/>
@@ -12434,7 +13046,7 @@
               <w:spacing w:after="10" w:before="0"/>
               <w:ind w:left="120"/>
             </w:pPr>
-            <w:hyperlink w:history="1" r:id="rId1x2eaih2j356epaqyfowu">
+            <w:hyperlink w:history="1" r:id="rId67yzlwtza7souj14aj-7s">
               <w:r>
                 <w:rPr>
                   <w:rFonts w:ascii="Arial" w:cs="Arial" w:eastAsia="Arial" w:hAnsi="Arial"/>
@@ -12472,626 +13084,14 @@
                 <w:sz w:val="16"/>
                 <w:szCs w:val="16"/>
               </w:rPr>
-              <w:t xml:space="preserve">📖 HTML:</w:t>
+              <w:t xml:space="preserve">📖 PDF:</w:t>
             </w:r>
           </w:p>
           <w:p>
             <w:pPr>
               <w:spacing w:after="20" w:before="0"/>
             </w:pPr>
-            <w:hyperlink w:history="1" r:id="rId0s_jhibaz7vjbw9va5jc-">
-              <w:r>
-                <w:rPr>
-                  <w:rFonts w:ascii="Arial" w:cs="Arial" w:eastAsia="Arial" w:hAnsi="Arial"/>
-                  <w:color w:val="2E75B6"/>
-                  <w:sz w:val="16"/>
-                  <w:szCs w:val="16"/>
-                  <w:u w:val="single" w:color="2E75B6"/>
-                </w:rPr>
-                <w:t xml:space="preserve">Thermal Energy (Flexbook)</w:t>
-              </w:r>
-            </w:hyperlink>
-          </w:p>
-          <w:p>
-            <w:pPr>
-              <w:spacing w:after="10" w:before="0"/>
-              <w:ind w:left="120"/>
-            </w:pPr>
-            <w:r>
-              <w:rPr>
-                <w:rFonts w:ascii="Arial" w:cs="Arial" w:eastAsia="Arial" w:hAnsi="Arial"/>
-                <w:color w:val="595959"/>
-                <w:sz w:val="14"/>
-                <w:szCs w:val="14"/>
-              </w:rPr>
-              <w:t xml:space="preserve">Source: CK-12</w:t>
-            </w:r>
-          </w:p>
-          <w:p>
-            <w:pPr>
-              <w:spacing w:after="10" w:before="0"/>
-              <w:ind w:left="120"/>
-            </w:pPr>
-            <w:hyperlink w:history="1" r:id="rIdf12416knq6jtxy7xrdyxx">
-              <w:r>
-                <w:rPr>
-                  <w:rFonts w:ascii="Arial" w:cs="Arial" w:eastAsia="Arial" w:hAnsi="Arial"/>
-                  <w:color w:val="595959"/>
-                  <w:sz w:val="14"/>
-                  <w:szCs w:val="14"/>
-                  <w:u w:val="single" w:color="595959"/>
-                </w:rPr>
-                <w:t xml:space="preserve">🔍 Search ARES for similar readings</w:t>
-              </w:r>
-            </w:hyperlink>
-          </w:p>
-        </w:tc>
-        <w:tc>
-          <w:tcPr>
-            <w:tcW w:type="dxa" w:w="3040"/>
-            <w:shd w:fill="FFFFFF" w:color="auto" w:val="clear"/>
-            <w:tcMar>
-              <w:top w:type="dxa" w:w="60"/>
-              <w:left w:type="dxa" w:w="120"/>
-              <w:bottom w:type="dxa" w:w="60"/>
-              <w:right w:type="dxa" w:w="120"/>
-            </w:tcMar>
-            <w:vAlign w:val="top"/>
-          </w:tcPr>
-          <w:p>
-            <w:pPr>
-              <w:spacing w:after="40" w:before="0"/>
-              <w:jc w:val="left"/>
-            </w:pPr>
-            <w:r>
-              <w:rPr>
-                <w:rFonts w:ascii="Arial" w:cs="Arial" w:eastAsia="Arial" w:hAnsi="Arial"/>
-                <w:b w:val="false"/>
-                <w:bCs w:val="false"/>
-                <w:i w:val="false"/>
-                <w:iCs w:val="false"/>
-                <w:color w:val="000000"/>
-                <w:sz w:val="18"/>
-                <w:szCs w:val="18"/>
-              </w:rPr>
-              <w:t xml:space="preserve">The teacher draws a simple energy-flow diagram on the board with three boxes: [Mechanic's Muscles] → [Mechanical Work on Block] → [?]. Learners are asked to fill in the third box based on their investigation. Groups discuss for 90 seconds, then share. The teacher guides the class to agree: the third box is [Thermal Energy in surfaces]. The teacher then writes the formula W_f = f_r x d on the board and connects it to the class data: 'Using your average friction force on sandpaper and a distance of 0.20 m, what value of work done against friction did you get?' Two or three groups share their calculated values and the class compares them. The teacher then poses the central explanation question: 'The mechanic pushed the wheel nut ten times with the short spanner. The nut did not move, so displacement was zero and work done on the nut was zero joules. Yet the nut got hot. Use today's formula — W_f = f_r x d — to explain where the mechanic's energy went.' Learners write a two-sentence explanation in their notebooks, then two volunteers read theirs aloud. The class refines the explanation together. The teacher formalises: 'Work done against friction converts mechanical energy irreversibly into thermal energy. The total energy is still conserved — it has not disappeared — but it has changed into a form we cannot easily use again to tighten or loosen a nut.' The teacher connects to a local context: 'This is exactly why the brake pads on a Nairobi matatu become very hot going down the Limuru escarpment — the driver is doing work against friction deliberately to slow down, and all that mechanical energy becomes heat in the brakes.'</w:t>
-            </w:r>
-          </w:p>
-        </w:tc>
-        <w:tc>
-          <w:tcPr>
-            <w:tcW w:type="dxa" w:w="3040"/>
-            <w:shd w:fill="F2F2F2" w:color="auto" w:val="clear"/>
-            <w:tcMar>
-              <w:top w:type="dxa" w:w="60"/>
-              <w:left w:type="dxa" w:w="120"/>
-              <w:bottom w:type="dxa" w:w="60"/>
-              <w:right w:type="dxa" w:w="120"/>
-            </w:tcMar>
-            <w:vAlign w:val="top"/>
-          </w:tcPr>
-          <w:p>
-            <w:pPr>
-              <w:spacing w:after="40" w:before="0"/>
-              <w:jc w:val="left"/>
-            </w:pPr>
-            <w:r>
-              <w:rPr>
-                <w:rFonts w:ascii="Arial" w:cs="Arial" w:eastAsia="Arial" w:hAnsi="Arial"/>
-                <w:b w:val="false"/>
-                <w:bCs w:val="false"/>
-                <w:i w:val="false"/>
-                <w:iCs w:val="false"/>
-                <w:color w:val="000000"/>
-                <w:sz w:val="18"/>
-                <w:szCs w:val="18"/>
-              </w:rPr>
-              <w:t xml:space="preserve">Teacher uses a Socratic sequence after learners share their third-box answers. If a group says 'heat', teacher probes: 'Where exactly does the heat go — into which objects?' to push for precision (into both the block surface and the tile or sandpaper). If a group says 'the energy is lost', teacher says: 'Lost means it no longer exists — but our energy conservation principle from Lesson 2 says energy cannot be created or destroyed. So instead of lost, what word should we use?' [WAIT TIME: 10 seconds.] Teacher then writes the two-sentence explanation task: 'Write independently for two minutes — I want two sentences: one using W_f = f_r x d and one mentioning energy conservation.' [WAIT TIME: 2 minutes silent writing — teacher does not speak during this time.] After two volunteers share, teacher asks the class: 'Does this explanation match your original sticky-note prediction? Give me a thumbs up if it matched, sideways if partly, down if you were surprised.' Teacher notes the distribution and briefly validates surprises: 'Being surprised is exactly how science works — our investigation changed our thinking.'</w:t>
-            </w:r>
-          </w:p>
-        </w:tc>
-        <w:tc>
-          <w:tcPr>
-            <w:tcW w:type="dxa" w:w="3040"/>
-            <w:shd w:fill="FFFFFF" w:color="auto" w:val="clear"/>
-            <w:tcMar>
-              <w:top w:type="dxa" w:w="60"/>
-              <w:left w:type="dxa" w:w="120"/>
-              <w:bottom w:type="dxa" w:w="60"/>
-              <w:right w:type="dxa" w:w="120"/>
-            </w:tcMar>
-            <w:vAlign w:val="top"/>
-          </w:tcPr>
-          <w:p>
-            <w:pPr>
-              <w:spacing w:after="40" w:before="0"/>
-              <w:jc w:val="left"/>
-            </w:pPr>
-            <w:r>
-              <w:rPr>
-                <w:rFonts w:ascii="Arial" w:cs="Arial" w:eastAsia="Arial" w:hAnsi="Arial"/>
-                <w:b w:val="false"/>
-                <w:bCs w:val="false"/>
-                <w:i w:val="false"/>
-                <w:iCs w:val="false"/>
-                <w:color w:val="000000"/>
-                <w:sz w:val="18"/>
-                <w:szCs w:val="18"/>
-              </w:rPr>
-              <w:t xml:space="preserve">Energy-flow diagram with a missing box drives learners to construct the explanation before it is given. The two-sentence writing task forces individual consolidation. The thumbs metacognitive check connects back to predictions and models the scientific practice of revising ideas based on evidence.</w:t>
-            </w:r>
-          </w:p>
-        </w:tc>
-        <w:tc>
-          <w:tcPr>
-            <w:tcW w:type="dxa" w:w="3040"/>
-            <w:shd w:fill="F2F2F2" w:color="auto" w:val="clear"/>
-            <w:tcMar>
-              <w:top w:type="dxa" w:w="60"/>
-              <w:left w:type="dxa" w:w="120"/>
-              <w:bottom w:type="dxa" w:w="60"/>
-              <w:right w:type="dxa" w:w="120"/>
-            </w:tcMar>
-            <w:vAlign w:val="top"/>
-          </w:tcPr>
-          <w:p>
-            <w:pPr>
-              <w:spacing w:after="40" w:before="0"/>
-              <w:jc w:val="left"/>
-            </w:pPr>
-            <w:r>
-              <w:rPr>
-                <w:rFonts w:ascii="Arial" w:cs="Arial" w:eastAsia="Arial" w:hAnsi="Arial"/>
-                <w:b w:val="false"/>
-                <w:bCs w:val="false"/>
-                <w:i w:val="false"/>
-                <w:iCs w:val="false"/>
-                <w:color w:val="000000"/>
-                <w:sz w:val="18"/>
-                <w:szCs w:val="18"/>
-              </w:rPr>
-              <w:t xml:space="preserve">Teacher collects two written explanation notebooks from each table (selected at random by asking for the notebook of the person born earliest in the year). These are scanned quickly for: correct use of W_f = f_r x d with units; the phrase 'thermal energy' or 'heat energy'; and an explicit mention that total energy is conserved. Notebooks with missing elements are returned with a single written prompt question before the next lesson.</w:t>
-            </w:r>
-          </w:p>
-        </w:tc>
-      </w:tr>
-      <w:tr>
-        <w:tc>
-          <w:tcPr>
-            <w:tcW w:type="dxa" w:w="1520"/>
-            <w:shd w:fill="FCE4D6" w:color="auto" w:val="clear"/>
-            <w:tcMar>
-              <w:top w:type="dxa" w:w="60"/>
-              <w:left w:type="dxa" w:w="120"/>
-              <w:bottom w:type="dxa" w:w="60"/>
-              <w:right w:type="dxa" w:w="120"/>
-            </w:tcMar>
-            <w:vAlign w:val="top"/>
-          </w:tcPr>
-          <w:p>
-            <w:pPr>
-              <w:spacing w:after="40" w:before="0"/>
-              <w:jc w:val="left"/>
-            </w:pPr>
-            <w:r>
-              <w:rPr>
-                <w:rFonts w:ascii="Arial" w:cs="Arial" w:eastAsia="Arial" w:hAnsi="Arial"/>
-                <w:b/>
-                <w:bCs/>
-                <w:i w:val="false"/>
-                <w:iCs w:val="false"/>
-                <w:color w:val="000000"/>
-                <w:sz w:val="18"/>
-                <w:szCs w:val="18"/>
-              </w:rPr>
-              <w:t xml:space="preserve">Driving Question Board (DQB) Creation</w:t>
-            </w:r>
-          </w:p>
-          <w:p>
-            <w:pPr>
-              <w:spacing w:after="20" w:before="0"/>
-            </w:pPr>
-            <w:r>
-              <w:rPr>
-                <w:rFonts w:ascii="Arial" w:cs="Arial" w:eastAsia="Arial" w:hAnsi="Arial"/>
-                <w:b/>
-                <w:bCs/>
-                <w:color w:val="1F3864"/>
-                <w:sz w:val="16"/>
-                <w:szCs w:val="16"/>
-              </w:rPr>
-              <w:t xml:space="preserve">📹 VIDEO:</w:t>
-            </w:r>
-          </w:p>
-          <w:p>
-            <w:pPr>
-              <w:spacing w:after="20" w:before="0"/>
-            </w:pPr>
-            <w:hyperlink w:history="1" r:id="rIdzicorcio3jtvx_qdixl4g">
-              <w:r>
-                <w:rPr>
-                  <w:rFonts w:ascii="Arial" w:cs="Arial" w:eastAsia="Arial" w:hAnsi="Arial"/>
-                  <w:color w:val="2E75B6"/>
-                  <w:sz w:val="16"/>
-                  <w:szCs w:val="16"/>
-                  <w:u w:val="single" w:color="2E75B6"/>
-                </w:rPr>
-                <w:t xml:space="preserve">Thermal energy from friction</w:t>
-              </w:r>
-            </w:hyperlink>
-          </w:p>
-          <w:p>
-            <w:pPr>
-              <w:spacing w:after="10" w:before="0"/>
-              <w:ind w:left="120"/>
-            </w:pPr>
-            <w:r>
-              <w:rPr>
-                <w:rFonts w:ascii="Arial" w:cs="Arial" w:eastAsia="Arial" w:hAnsi="Arial"/>
-                <w:color w:val="595959"/>
-                <w:sz w:val="14"/>
-                <w:szCs w:val="14"/>
-              </w:rPr>
-              <w:t xml:space="preserve">Source: Khan Academy (English - US curriculum)</w:t>
-            </w:r>
-          </w:p>
-          <w:p>
-            <w:pPr>
-              <w:spacing w:after="10" w:before="0"/>
-              <w:ind w:left="120"/>
-            </w:pPr>
-            <w:hyperlink w:history="1" r:id="rIdhz7alvreh16upxevnyela">
-              <w:r>
-                <w:rPr>
-                  <w:rFonts w:ascii="Arial" w:cs="Arial" w:eastAsia="Arial" w:hAnsi="Arial"/>
-                  <w:color w:val="595959"/>
-                  <w:sz w:val="14"/>
-                  <w:szCs w:val="14"/>
-                  <w:u w:val="single" w:color="595959"/>
-                </w:rPr>
-                <w:t xml:space="preserve">🔍 Search ARES for similar videos</w:t>
-              </w:r>
-            </w:hyperlink>
-          </w:p>
-          <w:p>
-            <w:pPr>
-              <w:spacing w:after="40" w:before="0"/>
-            </w:pPr>
-            <w:r>
-              <w:rPr>
-                <w:sz w:val="14"/>
-                <w:szCs w:val="14"/>
-              </w:rPr>
-              <w:t xml:space="preserve"/>
-            </w:r>
-          </w:p>
-          <w:p>
-            <w:pPr>
-              <w:spacing w:after="20" w:before="0"/>
-            </w:pPr>
-            <w:r>
-              <w:rPr>
-                <w:rFonts w:ascii="Arial" w:cs="Arial" w:eastAsia="Arial" w:hAnsi="Arial"/>
-                <w:b/>
-                <w:bCs/>
-                <w:color w:val="1F3864"/>
-                <w:sz w:val="16"/>
-                <w:szCs w:val="16"/>
-              </w:rPr>
-              <w:t xml:space="preserve">📖 EXERCISE:</w:t>
-            </w:r>
-          </w:p>
-          <w:p>
-            <w:pPr>
-              <w:spacing w:after="20" w:before="0"/>
-            </w:pPr>
-            <w:hyperlink w:history="1" r:id="rId2kmjzzewsk4t_40k1zp-s">
-              <w:r>
-                <w:rPr>
-                  <w:rFonts w:ascii="Arial" w:cs="Arial" w:eastAsia="Arial" w:hAnsi="Arial"/>
-                  <w:color w:val="2E75B6"/>
-                  <w:sz w:val="16"/>
-                  <w:szCs w:val="16"/>
-                  <w:u w:val="single" w:color="2E75B6"/>
-                </w:rPr>
-                <w:t xml:space="preserve">Thermal Energy Practice</w:t>
-              </w:r>
-            </w:hyperlink>
-          </w:p>
-          <w:p>
-            <w:pPr>
-              <w:spacing w:after="10" w:before="0"/>
-              <w:ind w:left="120"/>
-            </w:pPr>
-            <w:r>
-              <w:rPr>
-                <w:rFonts w:ascii="Arial" w:cs="Arial" w:eastAsia="Arial" w:hAnsi="Arial"/>
-                <w:color w:val="595959"/>
-                <w:sz w:val="14"/>
-                <w:szCs w:val="14"/>
-              </w:rPr>
-              <w:t xml:space="preserve">Source: CK-12</w:t>
-            </w:r>
-          </w:p>
-          <w:p>
-            <w:pPr>
-              <w:spacing w:after="10" w:before="0"/>
-              <w:ind w:left="120"/>
-            </w:pPr>
-            <w:hyperlink w:history="1" r:id="rIdz-rgjpb3oyle4un8t63xt">
-              <w:r>
-                <w:rPr>
-                  <w:rFonts w:ascii="Arial" w:cs="Arial" w:eastAsia="Arial" w:hAnsi="Arial"/>
-                  <w:color w:val="595959"/>
-                  <w:sz w:val="14"/>
-                  <w:szCs w:val="14"/>
-                  <w:u w:val="single" w:color="595959"/>
-                </w:rPr>
-                <w:t xml:space="preserve">🔍 Search ARES for similar readings</w:t>
-              </w:r>
-            </w:hyperlink>
-          </w:p>
-        </w:tc>
-        <w:tc>
-          <w:tcPr>
-            <w:tcW w:type="dxa" w:w="3040"/>
-            <w:shd w:fill="FFFFFF" w:color="auto" w:val="clear"/>
-            <w:tcMar>
-              <w:top w:type="dxa" w:w="60"/>
-              <w:left w:type="dxa" w:w="120"/>
-              <w:bottom w:type="dxa" w:w="60"/>
-              <w:right w:type="dxa" w:w="120"/>
-            </w:tcMar>
-            <w:vAlign w:val="top"/>
-          </w:tcPr>
-          <w:p>
-            <w:pPr>
-              <w:spacing w:after="40" w:before="0"/>
-              <w:jc w:val="left"/>
-            </w:pPr>
-            <w:r>
-              <w:rPr>
-                <w:rFonts w:ascii="Arial" w:cs="Arial" w:eastAsia="Arial" w:hAnsi="Arial"/>
-                <w:b w:val="false"/>
-                <w:bCs w:val="false"/>
-                <w:i w:val="false"/>
-                <w:iCs w:val="false"/>
-                <w:color w:val="000000"/>
-                <w:sz w:val="18"/>
-                <w:szCs w:val="18"/>
-              </w:rPr>
-              <w:t xml:space="preserve">Learners return to the DQB and their sticky-note predictions posted at the start of the lesson. Each group retrieves their own sticky note and adds a second sticky note in a different colour answering: 'What did we actually find out about where the energy goes?' The teacher facilitates a three-minute whole-class review of how the DQB has evolved across lessons 1 to 4. A learner volunteer reads out the original DQB question from Lesson 2: 'If energy is conserved, why does the wheel nut get hot?' The class agrees this question is now answered and the teacher places a green checkmark sticker on it. However, the teacher poses a new unresolved question: 'We now know friction wastes some of the mechanic's work as heat. So when the mechanic uses the long spanner and successfully loosens the nut, is all of his work input going into actually loosening the nut — or is some still wasted as heat even when the nut moves?' This question is added to the DQB as a new yellow sticky note to be answered in Lessons 6 and 7.</w:t>
-            </w:r>
-          </w:p>
-        </w:tc>
-        <w:tc>
-          <w:tcPr>
-            <w:tcW w:type="dxa" w:w="3040"/>
-            <w:shd w:fill="F2F2F2" w:color="auto" w:val="clear"/>
-            <w:tcMar>
-              <w:top w:type="dxa" w:w="60"/>
-              <w:left w:type="dxa" w:w="120"/>
-              <w:bottom w:type="dxa" w:w="60"/>
-              <w:right w:type="dxa" w:w="120"/>
-            </w:tcMar>
-            <w:vAlign w:val="top"/>
-          </w:tcPr>
-          <w:p>
-            <w:pPr>
-              <w:spacing w:after="40" w:before="0"/>
-              <w:jc w:val="left"/>
-            </w:pPr>
-            <w:r>
-              <w:rPr>
-                <w:rFonts w:ascii="Arial" w:cs="Arial" w:eastAsia="Arial" w:hAnsi="Arial"/>
-                <w:b w:val="false"/>
-                <w:bCs w:val="false"/>
-                <w:i w:val="false"/>
-                <w:iCs w:val="false"/>
-                <w:color w:val="000000"/>
-                <w:sz w:val="18"/>
-                <w:szCs w:val="18"/>
-              </w:rPr>
-              <w:t xml:space="preserve">Teacher says: 'Look at your original prediction sticky note. In one sentence — write whether your prediction was correct, partly correct, or incorrect, and why. Be honest — scientists update their ideas when evidence changes them.' [WAIT TIME: 1 minute.] Teacher then facilitates the DQB review at a brisk pace, pointing to each sticky note cluster and asking: 'Is this question now answered? Partly answered? Still open?' Teacher models intellectual honesty by pointing to any prediction that was completely wrong and saying: 'This group predicted the energy disappeared — and they have now revised that to energy is transformed. That revision is not a mistake — that is exactly what scientists do.' Teacher then adds the new DQB question about efficiency, saying: 'This new question is a bridge to our next lessons on machines and efficiency. Write it in your notebook as a question you now want to answer.'</w:t>
-            </w:r>
-          </w:p>
-        </w:tc>
-        <w:tc>
-          <w:tcPr>
-            <w:tcW w:type="dxa" w:w="3040"/>
-            <w:shd w:fill="FFFFFF" w:color="auto" w:val="clear"/>
-            <w:tcMar>
-              <w:top w:type="dxa" w:w="60"/>
-              <w:left w:type="dxa" w:w="120"/>
-              <w:bottom w:type="dxa" w:w="60"/>
-              <w:right w:type="dxa" w:w="120"/>
-            </w:tcMar>
-            <w:vAlign w:val="top"/>
-          </w:tcPr>
-          <w:p>
-            <w:pPr>
-              <w:spacing w:after="40" w:before="0"/>
-              <w:jc w:val="left"/>
-            </w:pPr>
-            <w:r>
-              <w:rPr>
-                <w:rFonts w:ascii="Arial" w:cs="Arial" w:eastAsia="Arial" w:hAnsi="Arial"/>
-                <w:b w:val="false"/>
-                <w:bCs w:val="false"/>
-                <w:i w:val="false"/>
-                <w:iCs w:val="false"/>
-                <w:color w:val="000000"/>
-                <w:sz w:val="18"/>
-                <w:szCs w:val="18"/>
-              </w:rPr>
-              <w:t xml:space="preserve">DQB review makes the progression of understanding visible across lessons, reinforcing the storyline. The green-checkmark ritual gives learners a sense of intellectual accomplishment. Adding a new question models that resolving one mystery often generates deeper questions — a key scientific disposition.</w:t>
-            </w:r>
-          </w:p>
-        </w:tc>
-        <w:tc>
-          <w:tcPr>
-            <w:tcW w:type="dxa" w:w="3040"/>
-            <w:shd w:fill="F2F2F2" w:color="auto" w:val="clear"/>
-            <w:tcMar>
-              <w:top w:type="dxa" w:w="60"/>
-              <w:left w:type="dxa" w:w="120"/>
-              <w:bottom w:type="dxa" w:w="60"/>
-              <w:right w:type="dxa" w:w="120"/>
-            </w:tcMar>
-            <w:vAlign w:val="top"/>
-          </w:tcPr>
-          <w:p>
-            <w:pPr>
-              <w:spacing w:after="40" w:before="0"/>
-              <w:jc w:val="left"/>
-            </w:pPr>
-            <w:r>
-              <w:rPr>
-                <w:rFonts w:ascii="Arial" w:cs="Arial" w:eastAsia="Arial" w:hAnsi="Arial"/>
-                <w:b w:val="false"/>
-                <w:bCs w:val="false"/>
-                <w:i w:val="false"/>
-                <w:iCs w:val="false"/>
-                <w:color w:val="000000"/>
-                <w:sz w:val="18"/>
-                <w:szCs w:val="18"/>
-              </w:rPr>
-              <w:t xml:space="preserve">Teacher observes whether learners can correctly identify the Lesson 2 DQB question as now answered. If any group says it is still unanswered, teacher asks: 'What did our investigation today tell us about where the heat comes from?' and uses the response to identify whether the Explain phase explanation was internalised or only surface-level recalled.</w:t>
-            </w:r>
-          </w:p>
-        </w:tc>
-      </w:tr>
-      <w:tr>
-        <w:tc>
-          <w:tcPr>
-            <w:tcW w:type="dxa" w:w="1520"/>
-            <w:shd w:fill="D5E8F0" w:color="auto" w:val="clear"/>
-            <w:tcMar>
-              <w:top w:type="dxa" w:w="60"/>
-              <w:left w:type="dxa" w:w="120"/>
-              <w:bottom w:type="dxa" w:w="60"/>
-              <w:right w:type="dxa" w:w="120"/>
-            </w:tcMar>
-            <w:vAlign w:val="top"/>
-          </w:tcPr>
-          <w:p>
-            <w:pPr>
-              <w:spacing w:after="40" w:before="0"/>
-              <w:jc w:val="left"/>
-            </w:pPr>
-            <w:r>
-              <w:rPr>
-                <w:rFonts w:ascii="Arial" w:cs="Arial" w:eastAsia="Arial" w:hAnsi="Arial"/>
-                <w:b/>
-                <w:bCs/>
-                <w:i w:val="false"/>
-                <w:iCs w:val="false"/>
-                <w:color w:val="000000"/>
-                <w:sz w:val="18"/>
-                <w:szCs w:val="18"/>
-              </w:rPr>
-              <w:t xml:space="preserve">Model Building Phase</w:t>
-            </w:r>
-          </w:p>
-          <w:p>
-            <w:pPr>
-              <w:spacing w:after="20" w:before="0"/>
-            </w:pPr>
-            <w:r>
-              <w:rPr>
-                <w:rFonts w:ascii="Arial" w:cs="Arial" w:eastAsia="Arial" w:hAnsi="Arial"/>
-                <w:b/>
-                <w:bCs/>
-                <w:color w:val="1F3864"/>
-                <w:sz w:val="16"/>
-                <w:szCs w:val="16"/>
-              </w:rPr>
-              <w:t xml:space="preserve">📹 VIDEO:</w:t>
-            </w:r>
-          </w:p>
-          <w:p>
-            <w:pPr>
-              <w:spacing w:after="20" w:before="0"/>
-            </w:pPr>
-            <w:hyperlink w:history="1" r:id="rIdf7xgiiyli8c6avjrovcd9">
-              <w:r>
-                <w:rPr>
-                  <w:rFonts w:ascii="Arial" w:cs="Arial" w:eastAsia="Arial" w:hAnsi="Arial"/>
-                  <w:color w:val="2E75B6"/>
-                  <w:sz w:val="16"/>
-                  <w:szCs w:val="16"/>
-                  <w:u w:val="single" w:color="2E75B6"/>
-                </w:rPr>
-                <w:t xml:space="preserve">Thermal energy from friction</w:t>
-              </w:r>
-            </w:hyperlink>
-          </w:p>
-          <w:p>
-            <w:pPr>
-              <w:spacing w:after="10" w:before="0"/>
-              <w:ind w:left="120"/>
-            </w:pPr>
-            <w:r>
-              <w:rPr>
-                <w:rFonts w:ascii="Arial" w:cs="Arial" w:eastAsia="Arial" w:hAnsi="Arial"/>
-                <w:color w:val="595959"/>
-                <w:sz w:val="14"/>
-                <w:szCs w:val="14"/>
-              </w:rPr>
-              <w:t xml:space="preserve">Source: Khan Academy (English - US curriculum)</w:t>
-            </w:r>
-          </w:p>
-          <w:p>
-            <w:pPr>
-              <w:spacing w:after="10" w:before="0"/>
-              <w:ind w:left="120"/>
-            </w:pPr>
-            <w:hyperlink w:history="1" r:id="rIdo5gebzogsw_fn165dzfh1">
-              <w:r>
-                <w:rPr>
-                  <w:rFonts w:ascii="Arial" w:cs="Arial" w:eastAsia="Arial" w:hAnsi="Arial"/>
-                  <w:color w:val="595959"/>
-                  <w:sz w:val="14"/>
-                  <w:szCs w:val="14"/>
-                  <w:u w:val="single" w:color="595959"/>
-                </w:rPr>
-                <w:t xml:space="preserve">🔍 Search ARES for similar videos</w:t>
-              </w:r>
-            </w:hyperlink>
-          </w:p>
-          <w:p>
-            <w:pPr>
-              <w:spacing w:after="40" w:before="0"/>
-            </w:pPr>
-            <w:r>
-              <w:rPr>
-                <w:sz w:val="14"/>
-                <w:szCs w:val="14"/>
-              </w:rPr>
-              <w:t xml:space="preserve"/>
-            </w:r>
-          </w:p>
-          <w:p>
-            <w:pPr>
-              <w:spacing w:after="20" w:before="0"/>
-            </w:pPr>
-            <w:r>
-              <w:rPr>
-                <w:rFonts w:ascii="Arial" w:cs="Arial" w:eastAsia="Arial" w:hAnsi="Arial"/>
-                <w:b/>
-                <w:bCs/>
-                <w:color w:val="1F3864"/>
-                <w:sz w:val="16"/>
-                <w:szCs w:val="16"/>
-              </w:rPr>
-              <w:t xml:space="preserve">📖 PDF:</w:t>
-            </w:r>
-          </w:p>
-          <w:p>
-            <w:pPr>
-              <w:spacing w:after="20" w:before="0"/>
-            </w:pPr>
-            <w:hyperlink w:history="1" r:id="rIdoxlifyydehra1s70ldlay">
+            <w:hyperlink w:history="1" r:id="rId81nedrzsioprlmbrhbp1-">
               <w:r>
                 <w:rPr>
                   <w:rFonts w:ascii="Arial" w:cs="Arial" w:eastAsia="Arial" w:hAnsi="Arial"/>
@@ -13124,7 +13124,7 @@
               <w:spacing w:after="10" w:before="0"/>
               <w:ind w:left="120"/>
             </w:pPr>
-            <w:hyperlink w:history="1" r:id="rId1inhzs7uvoszqwqb8gwqk">
+            <w:hyperlink w:history="1" r:id="rIdqrcwc3p3z-zh2e5rdsfoi">
               <w:r>
                 <w:rPr>
                   <w:rFonts w:ascii="Arial" w:cs="Arial" w:eastAsia="Arial" w:hAnsi="Arial"/>
@@ -14611,7 +14611,7 @@
             <w:pPr>
               <w:spacing w:after="20" w:before="0"/>
             </w:pPr>
-            <w:hyperlink w:history="1" r:id="rIdxfidlj52gmnwpwjwhj77v">
+            <w:hyperlink w:history="1" r:id="rIdgt00ac1ny2j752zqmld1r">
               <w:r>
                 <w:rPr>
                   <w:rFonts w:ascii="Arial" w:cs="Arial" w:eastAsia="Arial" w:hAnsi="Arial"/>
@@ -14644,7 +14644,7 @@
               <w:spacing w:after="10" w:before="0"/>
               <w:ind w:left="120"/>
             </w:pPr>
-            <w:hyperlink w:history="1" r:id="rIdrwqyb7z6o4jqth8r25p_a">
+            <w:hyperlink w:history="1" r:id="rIdnwvxqjay51ppe3dpsdrsv">
               <w:r>
                 <w:rPr>
                   <w:rFonts w:ascii="Arial" w:cs="Arial" w:eastAsia="Arial" w:hAnsi="Arial"/>
@@ -14689,7 +14689,7 @@
             <w:pPr>
               <w:spacing w:after="20" w:before="0"/>
             </w:pPr>
-            <w:hyperlink w:history="1" r:id="rIdjvk60_zj6lidiru34qzgv">
+            <w:hyperlink w:history="1" r:id="rIdmuftuwczh-76p83z3bd3-">
               <w:r>
                 <w:rPr>
                   <w:rFonts w:ascii="Arial" w:cs="Arial" w:eastAsia="Arial" w:hAnsi="Arial"/>
@@ -14722,7 +14722,7 @@
               <w:spacing w:after="10" w:before="0"/>
               <w:ind w:left="120"/>
             </w:pPr>
-            <w:hyperlink w:history="1" r:id="rIdyycbepygqy14kkc63nmso">
+            <w:hyperlink w:history="1" r:id="rIda_nmnktv-q07p6udo-xla">
               <w:r>
                 <w:rPr>
                   <w:rFonts w:ascii="Arial" w:cs="Arial" w:eastAsia="Arial" w:hAnsi="Arial"/>
@@ -14917,7 +14917,7 @@
             <w:pPr>
               <w:spacing w:after="20" w:before="0"/>
             </w:pPr>
-            <w:hyperlink w:history="1" r:id="rIdt3r2pvastnlplluildv9v">
+            <w:hyperlink w:history="1" r:id="rIdwkcw2da_myglcatdcygkp">
               <w:r>
                 <w:rPr>
                   <w:rFonts w:ascii="Arial" w:cs="Arial" w:eastAsia="Arial" w:hAnsi="Arial"/>
@@ -14950,7 +14950,7 @@
               <w:spacing w:after="10" w:before="0"/>
               <w:ind w:left="120"/>
             </w:pPr>
-            <w:hyperlink w:history="1" r:id="rId2w-tuwzl3nkz7xoohbuqf">
+            <w:hyperlink w:history="1" r:id="rIddpxmkgtfc8qnvwshsy4q_">
               <w:r>
                 <w:rPr>
                   <w:rFonts w:ascii="Arial" w:cs="Arial" w:eastAsia="Arial" w:hAnsi="Arial"/>
@@ -14995,7 +14995,7 @@
             <w:pPr>
               <w:spacing w:after="20" w:before="0"/>
             </w:pPr>
-            <w:hyperlink w:history="1" r:id="rIdh755sdif9bczlajimqn5m">
+            <w:hyperlink w:history="1" r:id="rIdgy6jjhfq9rzmqju5486fo">
               <w:r>
                 <w:rPr>
                   <w:rFonts w:ascii="Arial" w:cs="Arial" w:eastAsia="Arial" w:hAnsi="Arial"/>
@@ -15028,7 +15028,7 @@
               <w:spacing w:after="10" w:before="0"/>
               <w:ind w:left="120"/>
             </w:pPr>
-            <w:hyperlink w:history="1" r:id="rIdujyjzujl0ftcegoe2wntf">
+            <w:hyperlink w:history="1" r:id="rIdrr7bt7lvv4i38hp7oldfx">
               <w:r>
                 <w:rPr>
                   <w:rFonts w:ascii="Arial" w:cs="Arial" w:eastAsia="Arial" w:hAnsi="Arial"/>
@@ -15223,7 +15223,7 @@
             <w:pPr>
               <w:spacing w:after="20" w:before="0"/>
             </w:pPr>
-            <w:hyperlink w:history="1" r:id="rIdc54u6d3faaewewhtkgl91">
+            <w:hyperlink w:history="1" r:id="rIdyj3ya61swhcyvwyi4pivb">
               <w:r>
                 <w:rPr>
                   <w:rFonts w:ascii="Arial" w:cs="Arial" w:eastAsia="Arial" w:hAnsi="Arial"/>
@@ -15256,7 +15256,7 @@
               <w:spacing w:after="10" w:before="0"/>
               <w:ind w:left="120"/>
             </w:pPr>
-            <w:hyperlink w:history="1" r:id="rIdjyij0dpf7j9brad9sknrx">
+            <w:hyperlink w:history="1" r:id="rIdubntcl9dirrbcjcmmut58">
               <w:r>
                 <w:rPr>
                   <w:rFonts w:ascii="Arial" w:cs="Arial" w:eastAsia="Arial" w:hAnsi="Arial"/>
@@ -15301,7 +15301,7 @@
             <w:pPr>
               <w:spacing w:after="20" w:before="0"/>
             </w:pPr>
-            <w:hyperlink w:history="1" r:id="rId3oytois1yyjtlacltku5p">
+            <w:hyperlink w:history="1" r:id="rIdwq-kdhb_yhlw47w2sfczs">
               <w:r>
                 <w:rPr>
                   <w:rFonts w:ascii="Arial" w:cs="Arial" w:eastAsia="Arial" w:hAnsi="Arial"/>
@@ -15334,7 +15334,7 @@
               <w:spacing w:after="10" w:before="0"/>
               <w:ind w:left="120"/>
             </w:pPr>
-            <w:hyperlink w:history="1" r:id="rIdgpod7ewlma7dbjfyfwoun">
+            <w:hyperlink w:history="1" r:id="rIdryz4ynx0moqxi1fetlxxw">
               <w:r>
                 <w:rPr>
                   <w:rFonts w:ascii="Arial" w:cs="Arial" w:eastAsia="Arial" w:hAnsi="Arial"/>
@@ -15529,7 +15529,7 @@
             <w:pPr>
               <w:spacing w:after="20" w:before="0"/>
             </w:pPr>
-            <w:hyperlink w:history="1" r:id="rIdafyj33ha2qbhebzeef9xk">
+            <w:hyperlink w:history="1" r:id="rIdk9kqpd8mnq7c434xzo6kb">
               <w:r>
                 <w:rPr>
                   <w:rFonts w:ascii="Arial" w:cs="Arial" w:eastAsia="Arial" w:hAnsi="Arial"/>
@@ -15562,7 +15562,7 @@
               <w:spacing w:after="10" w:before="0"/>
               <w:ind w:left="120"/>
             </w:pPr>
-            <w:hyperlink w:history="1" r:id="rIdd01fr59a51oj4hcve8_od">
+            <w:hyperlink w:history="1" r:id="rIdfb1cohpagx0jdtxbskicg">
               <w:r>
                 <w:rPr>
                   <w:rFonts w:ascii="Arial" w:cs="Arial" w:eastAsia="Arial" w:hAnsi="Arial"/>
@@ -15607,7 +15607,7 @@
             <w:pPr>
               <w:spacing w:after="20" w:before="0"/>
             </w:pPr>
-            <w:hyperlink w:history="1" r:id="rIdetod4xv0qfsf374y5zkgh">
+            <w:hyperlink w:history="1" r:id="rId0uen7zn8ookcqgsi0j74d">
               <w:r>
                 <w:rPr>
                   <w:rFonts w:ascii="Arial" w:cs="Arial" w:eastAsia="Arial" w:hAnsi="Arial"/>
@@ -15640,7 +15640,7 @@
               <w:spacing w:after="10" w:before="0"/>
               <w:ind w:left="120"/>
             </w:pPr>
-            <w:hyperlink w:history="1" r:id="rIdepxgx0errspei0j89gbif">
+            <w:hyperlink w:history="1" r:id="rIdoost1nzisx0a6donr5wk2">
               <w:r>
                 <w:rPr>
                   <w:rFonts w:ascii="Arial" w:cs="Arial" w:eastAsia="Arial" w:hAnsi="Arial"/>
@@ -15835,7 +15835,7 @@
             <w:pPr>
               <w:spacing w:after="20" w:before="0"/>
             </w:pPr>
-            <w:hyperlink w:history="1" r:id="rIddngsdkljiab-v3rbkthob">
+            <w:hyperlink w:history="1" r:id="rIdhdnhbnxf1yuv4j585zbqe">
               <w:r>
                 <w:rPr>
                   <w:rFonts w:ascii="Arial" w:cs="Arial" w:eastAsia="Arial" w:hAnsi="Arial"/>
@@ -15868,7 +15868,7 @@
               <w:spacing w:after="10" w:before="0"/>
               <w:ind w:left="120"/>
             </w:pPr>
-            <w:hyperlink w:history="1" r:id="rIdqkvir0mj-ybp2cvewixxj">
+            <w:hyperlink w:history="1" r:id="rIdk2a6su2wtjdhnhv9uxdcf">
               <w:r>
                 <w:rPr>
                   <w:rFonts w:ascii="Arial" w:cs="Arial" w:eastAsia="Arial" w:hAnsi="Arial"/>
@@ -15913,7 +15913,7 @@
             <w:pPr>
               <w:spacing w:after="20" w:before="0"/>
             </w:pPr>
-            <w:hyperlink w:history="1" r:id="rIdynynpe32j0b6ed2s3p5oo">
+            <w:hyperlink w:history="1" r:id="rId3jwyjobp9yeykrvcnlxlb">
               <w:r>
                 <w:rPr>
                   <w:rFonts w:ascii="Arial" w:cs="Arial" w:eastAsia="Arial" w:hAnsi="Arial"/>
@@ -15946,7 +15946,7 @@
               <w:spacing w:after="10" w:before="0"/>
               <w:ind w:left="120"/>
             </w:pPr>
-            <w:hyperlink w:history="1" r:id="rIdwkvyylejkultczbgvbms5">
+            <w:hyperlink w:history="1" r:id="rIdlwqlqgw0fx-pvf0ryzpqe">
               <w:r>
                 <w:rPr>
                   <w:rFonts w:ascii="Arial" w:cs="Arial" w:eastAsia="Arial" w:hAnsi="Arial"/>
@@ -17528,7 +17528,7 @@
             <w:pPr>
               <w:spacing w:after="20" w:before="0"/>
             </w:pPr>
-            <w:hyperlink w:history="1" r:id="rIdbam0ji8vq9w_18beur2ti">
+            <w:hyperlink w:history="1" r:id="rId1zmjhbi4bl3gqf6rmgnzk">
               <w:r>
                 <w:rPr>
                   <w:rFonts w:ascii="Arial" w:cs="Arial" w:eastAsia="Arial" w:hAnsi="Arial"/>
@@ -17561,7 +17561,7 @@
               <w:spacing w:after="10" w:before="0"/>
               <w:ind w:left="120"/>
             </w:pPr>
-            <w:hyperlink w:history="1" r:id="rIdiiog9hx0vgia6qsolmll-">
+            <w:hyperlink w:history="1" r:id="rIdqpmww2zigqbwtfy3-ndfr">
               <w:r>
                 <w:rPr>
                   <w:rFonts w:ascii="Arial" w:cs="Arial" w:eastAsia="Arial" w:hAnsi="Arial"/>
@@ -17606,7 +17606,885 @@
             <w:pPr>
               <w:spacing w:after="20" w:before="0"/>
             </w:pPr>
-            <w:hyperlink w:history="1" r:id="rIdsxmyfpbb4c1tmthspl9hw">
+            <w:hyperlink w:history="1" r:id="rIdizqfj4ckyvnhyes1g2wwj">
+              <w:r>
+                <w:rPr>
+                  <w:rFonts w:ascii="Arial" w:cs="Arial" w:eastAsia="Arial" w:hAnsi="Arial"/>
+                  <w:color w:val="2E75B6"/>
+                  <w:sz w:val="16"/>
+                  <w:szCs w:val="16"/>
+                  <w:u w:val="single" w:color="2E75B6"/>
+                </w:rPr>
+                <w:t xml:space="preserve">Energy Conservation (Flexbook)</w:t>
+              </w:r>
+            </w:hyperlink>
+          </w:p>
+          <w:p>
+            <w:pPr>
+              <w:spacing w:after="10" w:before="0"/>
+              <w:ind w:left="120"/>
+            </w:pPr>
+            <w:r>
+              <w:rPr>
+                <w:rFonts w:ascii="Arial" w:cs="Arial" w:eastAsia="Arial" w:hAnsi="Arial"/>
+                <w:color w:val="595959"/>
+                <w:sz w:val="14"/>
+                <w:szCs w:val="14"/>
+              </w:rPr>
+              <w:t xml:space="preserve">Source: CK-12</w:t>
+            </w:r>
+          </w:p>
+          <w:p>
+            <w:pPr>
+              <w:spacing w:after="10" w:before="0"/>
+              <w:ind w:left="120"/>
+            </w:pPr>
+            <w:hyperlink w:history="1" r:id="rIdwbeof8kyonceimj9cngs8">
+              <w:r>
+                <w:rPr>
+                  <w:rFonts w:ascii="Arial" w:cs="Arial" w:eastAsia="Arial" w:hAnsi="Arial"/>
+                  <w:color w:val="595959"/>
+                  <w:sz w:val="14"/>
+                  <w:szCs w:val="14"/>
+                  <w:u w:val="single" w:color="595959"/>
+                </w:rPr>
+                <w:t xml:space="preserve">🔍 Search ARES for similar readings</w:t>
+              </w:r>
+            </w:hyperlink>
+          </w:p>
+        </w:tc>
+        <w:tc>
+          <w:tcPr>
+            <w:tcW w:type="dxa" w:w="3040"/>
+            <w:shd w:fill="FFFFFF" w:color="auto" w:val="clear"/>
+            <w:tcMar>
+              <w:top w:type="dxa" w:w="60"/>
+              <w:left w:type="dxa" w:w="120"/>
+              <w:bottom w:type="dxa" w:w="60"/>
+              <w:right w:type="dxa" w:w="120"/>
+            </w:tcMar>
+            <w:vAlign w:val="top"/>
+          </w:tcPr>
+          <w:p>
+            <w:pPr>
+              <w:spacing w:after="40" w:before="0"/>
+              <w:jc w:val="left"/>
+            </w:pPr>
+            <w:r>
+              <w:rPr>
+                <w:rFonts w:ascii="Arial" w:cs="Arial" w:eastAsia="Arial" w:hAnsi="Arial"/>
+                <w:b w:val="false"/>
+                <w:bCs w:val="false"/>
+                <w:i w:val="false"/>
+                <w:iCs w:val="false"/>
+                <w:color w:val="000000"/>
+                <w:sz w:val="18"/>
+                <w:szCs w:val="18"/>
+              </w:rPr>
+              <w:t xml:space="preserve">Learners are shown a single projected image: the Gikomba jua kali mechanic using the long-pipe spanner extension alongside a side-by-side photograph of five Kenyan tools — a wheelbarrow (lever), a Kisumu harbour block-and-tackle pulley, a Kericho tea-farm loading ramp, a borehole hand-pump, and a panga machete. Each learner silently writes in their exercise book: (1) Which of these tools do you think gives the GREATEST mechanical advantage — i.e., lets you lift or move the heaviest load with the least effort? Rank them 1–5. (2) Predict the MA value for the spanner extension: if the mechanic pushes with 50 N of effort, how many newtons of force do you think acts on the nut? (3) Revisit the driving question on the board — 'Why can the mechanic loosen the nut effortlessly with the long spanner?' — and write one sentence predicting what determines how much easier a machine makes the job. Learners share predictions with a shoulder partner for 2 minutes, then three pairs share aloud with the class. Predictions are not corrected — they are recorded on a 'Prediction Wall' sticky-note section of the Driving Question Board for revisiting at the end of the lesson.</w:t>
+            </w:r>
+          </w:p>
+        </w:tc>
+        <w:tc>
+          <w:tcPr>
+            <w:tcW w:type="dxa" w:w="3040"/>
+            <w:shd w:fill="F2F2F2" w:color="auto" w:val="clear"/>
+            <w:tcMar>
+              <w:top w:type="dxa" w:w="60"/>
+              <w:left w:type="dxa" w:w="120"/>
+              <w:bottom w:type="dxa" w:w="60"/>
+              <w:right w:type="dxa" w:w="120"/>
+            </w:tcMar>
+            <w:vAlign w:val="top"/>
+          </w:tcPr>
+          <w:p>
+            <w:pPr>
+              <w:spacing w:after="40" w:before="0"/>
+              <w:jc w:val="left"/>
+            </w:pPr>
+            <w:r>
+              <w:rPr>
+                <w:rFonts w:ascii="Arial" w:cs="Arial" w:eastAsia="Arial" w:hAnsi="Arial"/>
+                <w:b w:val="false"/>
+                <w:bCs w:val="false"/>
+                <w:i w:val="false"/>
+                <w:iCs w:val="false"/>
+                <w:color w:val="000000"/>
+                <w:sz w:val="18"/>
+                <w:szCs w:val="18"/>
+              </w:rPr>
+              <w:t xml:space="preserve">Display the dual photograph and say: 'Before we touch any equipment today, I want your honest prediction — not a guess based on what you think I want to hear, but your real thinking right now.' Allow 4 minutes of silent individual writing. Circulate and note 2–3 interesting or divergent predictions to use during cold-calling. After partner sharing, cold-call exactly 3 pairs using a name stick: 'Amina and Brian — what did you rank as the highest MA machine and why?' After each pair responds, ask: 'Does anyone have a DIFFERENT ranking? Raise your hand.' Allow 10 seconds WAIT TIME before calling on another learner. Record all predictions (without evaluating them) on sticky notes and place them on the DQB Prediction Wall. Close by saying: 'Keep these predictions in mind — by the end of today's stations, you will have data to test every one of them.'</w:t>
+            </w:r>
+          </w:p>
+        </w:tc>
+        <w:tc>
+          <w:tcPr>
+            <w:tcW w:type="dxa" w:w="3040"/>
+            <w:shd w:fill="FFFFFF" w:color="auto" w:val="clear"/>
+            <w:tcMar>
+              <w:top w:type="dxa" w:w="60"/>
+              <w:left w:type="dxa" w:w="120"/>
+              <w:bottom w:type="dxa" w:w="60"/>
+              <w:right w:type="dxa" w:w="120"/>
+            </w:tcMar>
+            <w:vAlign w:val="top"/>
+          </w:tcPr>
+          <w:p>
+            <w:pPr>
+              <w:spacing w:after="40" w:before="0"/>
+              <w:jc w:val="left"/>
+            </w:pPr>
+            <w:r>
+              <w:rPr>
+                <w:rFonts w:ascii="Arial" w:cs="Arial" w:eastAsia="Arial" w:hAnsi="Arial"/>
+                <w:b w:val="false"/>
+                <w:bCs w:val="false"/>
+                <w:i w:val="false"/>
+                <w:iCs w:val="false"/>
+                <w:color w:val="000000"/>
+                <w:sz w:val="18"/>
+                <w:szCs w:val="18"/>
+              </w:rPr>
+              <w:t xml:space="preserve">Prediction with Public Commitment — By writing and sharing ranked predictions before any instruction, learners activate prior knowledge and surface misconceptions (e.g., 'bigger machine = more MA'). Public posting on the DQB creates accountability and cognitive dissonance when data contradicts predictions, which drives deeper engagement during the observation phase.</w:t>
+            </w:r>
+          </w:p>
+        </w:tc>
+        <w:tc>
+          <w:tcPr>
+            <w:tcW w:type="dxa" w:w="3040"/>
+            <w:shd w:fill="F2F2F2" w:color="auto" w:val="clear"/>
+            <w:tcMar>
+              <w:top w:type="dxa" w:w="60"/>
+              <w:left w:type="dxa" w:w="120"/>
+              <w:bottom w:type="dxa" w:w="60"/>
+              <w:right w:type="dxa" w:w="120"/>
+            </w:tcMar>
+            <w:vAlign w:val="top"/>
+          </w:tcPr>
+          <w:p>
+            <w:pPr>
+              <w:spacing w:after="40" w:before="0"/>
+              <w:jc w:val="left"/>
+            </w:pPr>
+            <w:r>
+              <w:rPr>
+                <w:rFonts w:ascii="Arial" w:cs="Arial" w:eastAsia="Arial" w:hAnsi="Arial"/>
+                <w:b w:val="false"/>
+                <w:bCs w:val="false"/>
+                <w:i w:val="false"/>
+                <w:iCs w:val="false"/>
+                <w:color w:val="000000"/>
+                <w:sz w:val="18"/>
+                <w:szCs w:val="18"/>
+              </w:rPr>
+              <w:t xml:space="preserve">Observable indicator: Every learner has a written ranking and a predicted MA numerical value in their exercise book before station rotation begins. Teacher scans books during circulation; learners who have written only qualitative statements (e.g., 'the pulley is strongest') are prompted: 'Can you give me a number? If effort is 50 N, what is your predicted load force?' This reveals whether learners understand MA as a ratio.</w:t>
+            </w:r>
+          </w:p>
+        </w:tc>
+      </w:tr>
+      <w:tr>
+        <w:tc>
+          <w:tcPr>
+            <w:tcW w:type="dxa" w:w="1520"/>
+            <w:shd w:fill="D9EEF1" w:color="auto" w:val="clear"/>
+            <w:tcMar>
+              <w:top w:type="dxa" w:w="60"/>
+              <w:left w:type="dxa" w:w="120"/>
+              <w:bottom w:type="dxa" w:w="60"/>
+              <w:right w:type="dxa" w:w="120"/>
+            </w:tcMar>
+            <w:vAlign w:val="top"/>
+          </w:tcPr>
+          <w:p>
+            <w:pPr>
+              <w:spacing w:after="40" w:before="0"/>
+              <w:jc w:val="left"/>
+            </w:pPr>
+            <w:r>
+              <w:rPr>
+                <w:rFonts w:ascii="Arial" w:cs="Arial" w:eastAsia="Arial" w:hAnsi="Arial"/>
+                <w:b/>
+                <w:bCs/>
+                <w:i w:val="false"/>
+                <w:iCs w:val="false"/>
+                <w:color w:val="000000"/>
+                <w:sz w:val="18"/>
+                <w:szCs w:val="18"/>
+              </w:rPr>
+              <w:t xml:space="preserve">Observe Phase</w:t>
+            </w:r>
+          </w:p>
+          <w:p>
+            <w:pPr>
+              <w:spacing w:after="20" w:before="0"/>
+            </w:pPr>
+            <w:r>
+              <w:rPr>
+                <w:rFonts w:ascii="Arial" w:cs="Arial" w:eastAsia="Arial" w:hAnsi="Arial"/>
+                <w:b/>
+                <w:bCs/>
+                <w:color w:val="1F3864"/>
+                <w:sz w:val="16"/>
+                <w:szCs w:val="16"/>
+              </w:rPr>
+              <w:t xml:space="preserve">📹 VIDEO:</w:t>
+            </w:r>
+          </w:p>
+          <w:p>
+            <w:pPr>
+              <w:spacing w:after="20" w:before="0"/>
+            </w:pPr>
+            <w:hyperlink w:history="1" r:id="rIdht6j_twy-didkaoybvxon">
+              <w:r>
+                <w:rPr>
+                  <w:rFonts w:ascii="Arial" w:cs="Arial" w:eastAsia="Arial" w:hAnsi="Arial"/>
+                  <w:color w:val="2E75B6"/>
+                  <w:sz w:val="16"/>
+                  <w:szCs w:val="16"/>
+                  <w:u w:val="single" w:color="2E75B6"/>
+                </w:rPr>
+                <w:t xml:space="preserve">Mechanical advantage (part 3) -dubbed(KY)</w:t>
+              </w:r>
+            </w:hyperlink>
+          </w:p>
+          <w:p>
+            <w:pPr>
+              <w:spacing w:after="10" w:before="0"/>
+              <w:ind w:left="120"/>
+            </w:pPr>
+            <w:r>
+              <w:rPr>
+                <w:rFonts w:ascii="Arial" w:cs="Arial" w:eastAsia="Arial" w:hAnsi="Arial"/>
+                <w:color w:val="595959"/>
+                <w:sz w:val="14"/>
+                <w:szCs w:val="14"/>
+              </w:rPr>
+              <w:t xml:space="preserve">Source: Khan Academy (Kiswahili)</w:t>
+            </w:r>
+          </w:p>
+          <w:p>
+            <w:pPr>
+              <w:spacing w:after="10" w:before="0"/>
+              <w:ind w:left="120"/>
+            </w:pPr>
+            <w:hyperlink w:history="1" r:id="rIdjb7bbztnuhnepaiislxdh">
+              <w:r>
+                <w:rPr>
+                  <w:rFonts w:ascii="Arial" w:cs="Arial" w:eastAsia="Arial" w:hAnsi="Arial"/>
+                  <w:color w:val="595959"/>
+                  <w:sz w:val="14"/>
+                  <w:szCs w:val="14"/>
+                  <w:u w:val="single" w:color="595959"/>
+                </w:rPr>
+                <w:t xml:space="preserve">🔍 Search ARES for similar videos</w:t>
+              </w:r>
+            </w:hyperlink>
+          </w:p>
+          <w:p>
+            <w:pPr>
+              <w:spacing w:after="40" w:before="0"/>
+            </w:pPr>
+            <w:r>
+              <w:rPr>
+                <w:sz w:val="14"/>
+                <w:szCs w:val="14"/>
+              </w:rPr>
+              <w:t xml:space="preserve"/>
+            </w:r>
+          </w:p>
+          <w:p>
+            <w:pPr>
+              <w:spacing w:after="20" w:before="0"/>
+            </w:pPr>
+            <w:r>
+              <w:rPr>
+                <w:rFonts w:ascii="Arial" w:cs="Arial" w:eastAsia="Arial" w:hAnsi="Arial"/>
+                <w:b/>
+                <w:bCs/>
+                <w:color w:val="1F3864"/>
+                <w:sz w:val="16"/>
+                <w:szCs w:val="16"/>
+              </w:rPr>
+              <w:t xml:space="preserve">📖 EXERCISE:</w:t>
+            </w:r>
+          </w:p>
+          <w:p>
+            <w:pPr>
+              <w:spacing w:after="20" w:before="0"/>
+            </w:pPr>
+            <w:hyperlink w:history="1" r:id="rId5fjfsh8ylhmlbzanwp924">
+              <w:r>
+                <w:rPr>
+                  <w:rFonts w:ascii="Arial" w:cs="Arial" w:eastAsia="Arial" w:hAnsi="Arial"/>
+                  <w:color w:val="2E75B6"/>
+                  <w:sz w:val="16"/>
+                  <w:szCs w:val="16"/>
+                  <w:u w:val="single" w:color="2E75B6"/>
+                </w:rPr>
+                <w:t xml:space="preserve">Energy Conservation Practice</w:t>
+              </w:r>
+            </w:hyperlink>
+          </w:p>
+          <w:p>
+            <w:pPr>
+              <w:spacing w:after="10" w:before="0"/>
+              <w:ind w:left="120"/>
+            </w:pPr>
+            <w:r>
+              <w:rPr>
+                <w:rFonts w:ascii="Arial" w:cs="Arial" w:eastAsia="Arial" w:hAnsi="Arial"/>
+                <w:color w:val="595959"/>
+                <w:sz w:val="14"/>
+                <w:szCs w:val="14"/>
+              </w:rPr>
+              <w:t xml:space="preserve">Source: CK-12</w:t>
+            </w:r>
+          </w:p>
+          <w:p>
+            <w:pPr>
+              <w:spacing w:after="10" w:before="0"/>
+              <w:ind w:left="120"/>
+            </w:pPr>
+            <w:hyperlink w:history="1" r:id="rIds_97qp70uyso62bprk0a-">
+              <w:r>
+                <w:rPr>
+                  <w:rFonts w:ascii="Arial" w:cs="Arial" w:eastAsia="Arial" w:hAnsi="Arial"/>
+                  <w:color w:val="595959"/>
+                  <w:sz w:val="14"/>
+                  <w:szCs w:val="14"/>
+                  <w:u w:val="single" w:color="595959"/>
+                </w:rPr>
+                <w:t xml:space="preserve">🔍 Search ARES for similar readings</w:t>
+              </w:r>
+            </w:hyperlink>
+          </w:p>
+        </w:tc>
+        <w:tc>
+          <w:tcPr>
+            <w:tcW w:type="dxa" w:w="3040"/>
+            <w:shd w:fill="FFFFFF" w:color="auto" w:val="clear"/>
+            <w:tcMar>
+              <w:top w:type="dxa" w:w="60"/>
+              <w:left w:type="dxa" w:w="120"/>
+              <w:bottom w:type="dxa" w:w="60"/>
+              <w:right w:type="dxa" w:w="120"/>
+            </w:tcMar>
+            <w:vAlign w:val="top"/>
+          </w:tcPr>
+          <w:p>
+            <w:pPr>
+              <w:spacing w:after="40" w:before="0"/>
+              <w:jc w:val="left"/>
+            </w:pPr>
+            <w:r>
+              <w:rPr>
+                <w:rFonts w:ascii="Arial" w:cs="Arial" w:eastAsia="Arial" w:hAnsi="Arial"/>
+                <w:b w:val="false"/>
+                <w:bCs w:val="false"/>
+                <w:i w:val="false"/>
+                <w:iCs w:val="false"/>
+                <w:color w:val="000000"/>
+                <w:sz w:val="18"/>
+                <w:szCs w:val="18"/>
+              </w:rPr>
+              <w:t xml:space="preserve">Learners rotate through six lab stations in groups of four (approximately 8 minutes per station with 1 minute transition). Each station has a photograph card showing the Kenyan context, a physical model or apparatus, a spring balance, a known hanging mass (load), and a data-recording table printed on a card.</w:t>
+            </w:r>
+          </w:p>
+          <w:p>
+            <w:pPr>
+              <w:spacing w:after="40" w:before="0"/>
+              <w:jc w:val="left"/>
+            </w:pPr>
+            <w:r>
+              <w:rPr>
+                <w:rFonts w:ascii="Arial" w:cs="Arial" w:eastAsia="Arial" w:hAnsi="Arial"/>
+                <w:b w:val="false"/>
+                <w:bCs w:val="false"/>
+                <w:i w:val="false"/>
+                <w:iCs w:val="false"/>
+                <w:color w:val="000000"/>
+                <w:sz w:val="18"/>
+                <w:szCs w:val="18"/>
+              </w:rPr>
+              <w:t xml:space="preserve"/>
+            </w:r>
+          </w:p>
+          <w:p>
+            <w:pPr>
+              <w:spacing w:after="40" w:before="0"/>
+              <w:jc w:val="left"/>
+            </w:pPr>
+            <w:r>
+              <w:rPr>
+                <w:rFonts w:ascii="Arial" w:cs="Arial" w:eastAsia="Arial" w:hAnsi="Arial"/>
+                <w:b w:val="false"/>
+                <w:bCs w:val="false"/>
+                <w:i w:val="false"/>
+                <w:iCs w:val="false"/>
+                <w:color w:val="000000"/>
+                <w:sz w:val="18"/>
+                <w:szCs w:val="18"/>
+              </w:rPr>
+              <w:t xml:space="preserve">Station 1 — LEVER (Jua Kali Spanner Model): A 1-metre wooden plank balanced on a triangular fulcrum (pivot block). A 500 g mass hangs as the load. Learners place effort at three different distances from the fulcrum (25 cm, 50 cm, 75 cm) and read the effort spring balance each time. They record Load (N), Effort (N), and calculate MA = Load ÷ Effort for each arm length. Photograph shows the Gikomba mechanic with the pipe extension.</w:t>
+            </w:r>
+          </w:p>
+          <w:p>
+            <w:pPr>
+              <w:spacing w:after="40" w:before="0"/>
+              <w:jc w:val="left"/>
+            </w:pPr>
+            <w:r>
+              <w:rPr>
+                <w:rFonts w:ascii="Arial" w:cs="Arial" w:eastAsia="Arial" w:hAnsi="Arial"/>
+                <w:b w:val="false"/>
+                <w:bCs w:val="false"/>
+                <w:i w:val="false"/>
+                <w:iCs w:val="false"/>
+                <w:color w:val="000000"/>
+                <w:sz w:val="18"/>
+                <w:szCs w:val="18"/>
+              </w:rPr>
+              <w:t xml:space="preserve"/>
+            </w:r>
+          </w:p>
+          <w:p>
+            <w:pPr>
+              <w:spacing w:after="40" w:before="0"/>
+              <w:jc w:val="left"/>
+            </w:pPr>
+            <w:r>
+              <w:rPr>
+                <w:rFonts w:ascii="Arial" w:cs="Arial" w:eastAsia="Arial" w:hAnsi="Arial"/>
+                <w:b w:val="false"/>
+                <w:bCs w:val="false"/>
+                <w:i w:val="false"/>
+                <w:iCs w:val="false"/>
+                <w:color w:val="000000"/>
+                <w:sz w:val="18"/>
+                <w:szCs w:val="18"/>
+              </w:rPr>
+              <w:t xml:space="preserve">Station 2 — PULLEY (Kisumu Harbour Block and Tackle): A single fixed pulley and a double movable pulley system set up on a clamp stand. Learners lift a 1 kg mass using each and record the effort force from the spring balance. They calculate MA for each pulley arrangement and count the number of rope segments supporting the load.</w:t>
+            </w:r>
+          </w:p>
+          <w:p>
+            <w:pPr>
+              <w:spacing w:after="40" w:before="0"/>
+              <w:jc w:val="left"/>
+            </w:pPr>
+            <w:r>
+              <w:rPr>
+                <w:rFonts w:ascii="Arial" w:cs="Arial" w:eastAsia="Arial" w:hAnsi="Arial"/>
+                <w:b w:val="false"/>
+                <w:bCs w:val="false"/>
+                <w:i w:val="false"/>
+                <w:iCs w:val="false"/>
+                <w:color w:val="000000"/>
+                <w:sz w:val="18"/>
+                <w:szCs w:val="18"/>
+              </w:rPr>
+              <w:t xml:space="preserve"/>
+            </w:r>
+          </w:p>
+          <w:p>
+            <w:pPr>
+              <w:spacing w:after="40" w:before="0"/>
+              <w:jc w:val="left"/>
+            </w:pPr>
+            <w:r>
+              <w:rPr>
+                <w:rFonts w:ascii="Arial" w:cs="Arial" w:eastAsia="Arial" w:hAnsi="Arial"/>
+                <w:b w:val="false"/>
+                <w:bCs w:val="false"/>
+                <w:i w:val="false"/>
+                <w:iCs w:val="false"/>
+                <w:color w:val="000000"/>
+                <w:sz w:val="18"/>
+                <w:szCs w:val="18"/>
+              </w:rPr>
+              <w:t xml:space="preserve">Station 3 — INCLINED PLANE (Kericho Tea Farm Ramp): A wooden board propped at three different angles (low, medium, steep) against a stack of books. A 500 g trolley (or block with wheels) is pulled up each incline while the spring balance reads effort. Learners record ramp length, height, effort, and calculate MA = Load ÷ Effort. They also calculate the ratio of ramp length to height.</w:t>
+            </w:r>
+          </w:p>
+          <w:p>
+            <w:pPr>
+              <w:spacing w:after="40" w:before="0"/>
+              <w:jc w:val="left"/>
+            </w:pPr>
+            <w:r>
+              <w:rPr>
+                <w:rFonts w:ascii="Arial" w:cs="Arial" w:eastAsia="Arial" w:hAnsi="Arial"/>
+                <w:b w:val="false"/>
+                <w:bCs w:val="false"/>
+                <w:i w:val="false"/>
+                <w:iCs w:val="false"/>
+                <w:color w:val="000000"/>
+                <w:sz w:val="18"/>
+                <w:szCs w:val="18"/>
+              </w:rPr>
+              <w:t xml:space="preserve"/>
+            </w:r>
+          </w:p>
+          <w:p>
+            <w:pPr>
+              <w:spacing w:after="40" w:before="0"/>
+              <w:jc w:val="left"/>
+            </w:pPr>
+            <w:r>
+              <w:rPr>
+                <w:rFonts w:ascii="Arial" w:cs="Arial" w:eastAsia="Arial" w:hAnsi="Arial"/>
+                <w:b w:val="false"/>
+                <w:bCs w:val="false"/>
+                <w:i w:val="false"/>
+                <w:iCs w:val="false"/>
+                <w:color w:val="000000"/>
+                <w:sz w:val="18"/>
+                <w:szCs w:val="18"/>
+              </w:rPr>
+              <w:t xml:space="preserve">Station 4 — WHEEL AND AXLE (Borehole Hand-Pump): A spool-and-axle model (a large cotton reel with a pencil as axle and a handle rod threaded through). Learners hang a 200 g mass on the axle string and turn the handle, reading effort from a spring balance attached to the rim. They measure the wheel radius and axle radius and calculate MA = wheel radius ÷ axle radius and verify with Load ÷ Effort.</w:t>
+            </w:r>
+          </w:p>
+          <w:p>
+            <w:pPr>
+              <w:spacing w:after="40" w:before="0"/>
+              <w:jc w:val="left"/>
+            </w:pPr>
+            <w:r>
+              <w:rPr>
+                <w:rFonts w:ascii="Arial" w:cs="Arial" w:eastAsia="Arial" w:hAnsi="Arial"/>
+                <w:b w:val="false"/>
+                <w:bCs w:val="false"/>
+                <w:i w:val="false"/>
+                <w:iCs w:val="false"/>
+                <w:color w:val="000000"/>
+                <w:sz w:val="18"/>
+                <w:szCs w:val="18"/>
+              </w:rPr>
+              <w:t xml:space="preserve"/>
+            </w:r>
+          </w:p>
+          <w:p>
+            <w:pPr>
+              <w:spacing w:after="40" w:before="0"/>
+              <w:jc w:val="left"/>
+            </w:pPr>
+            <w:r>
+              <w:rPr>
+                <w:rFonts w:ascii="Arial" w:cs="Arial" w:eastAsia="Arial" w:hAnsi="Arial"/>
+                <w:b w:val="false"/>
+                <w:bCs w:val="false"/>
+                <w:i w:val="false"/>
+                <w:iCs w:val="false"/>
+                <w:color w:val="000000"/>
+                <w:sz w:val="18"/>
+                <w:szCs w:val="18"/>
+              </w:rPr>
+              <w:t xml:space="preserve">Station 5 — SCREW (Sugarcane Press): A large bolt/screw (M12 or M16) with a known pitch (distance per revolution). Learners use a torque wrench or a bar handle to apply effort and lift a known load via the screw mechanism. They record pitch, effort arm, and estimate MA = (2π × effort arm) ÷ pitch. The photograph shows the Kisumu sugarcane screw press.</w:t>
+            </w:r>
+          </w:p>
+          <w:p>
+            <w:pPr>
+              <w:spacing w:after="40" w:before="0"/>
+              <w:jc w:val="left"/>
+            </w:pPr>
+            <w:r>
+              <w:rPr>
+                <w:rFonts w:ascii="Arial" w:cs="Arial" w:eastAsia="Arial" w:hAnsi="Arial"/>
+                <w:b w:val="false"/>
+                <w:bCs w:val="false"/>
+                <w:i w:val="false"/>
+                <w:iCs w:val="false"/>
+                <w:color w:val="000000"/>
+                <w:sz w:val="18"/>
+                <w:szCs w:val="18"/>
+              </w:rPr>
+              <w:t xml:space="preserve"/>
+            </w:r>
+          </w:p>
+          <w:p>
+            <w:pPr>
+              <w:spacing w:after="40" w:before="0"/>
+              <w:jc w:val="left"/>
+            </w:pPr>
+            <w:r>
+              <w:rPr>
+                <w:rFonts w:ascii="Arial" w:cs="Arial" w:eastAsia="Arial" w:hAnsi="Arial"/>
+                <w:b w:val="false"/>
+                <w:bCs w:val="false"/>
+                <w:i w:val="false"/>
+                <w:iCs w:val="false"/>
+                <w:color w:val="000000"/>
+                <w:sz w:val="18"/>
+                <w:szCs w:val="18"/>
+              </w:rPr>
+              <w:t xml:space="preserve">Station 6 — WEDGE (Panga/Machete): A wooden wedge (door-stop shape) with known length and maximum thickness. Learners push the wedge under a heavy book stack using a measured force (spring balance) and observe the upward displacement. They calculate MA = length of wedge ÷ thickness at widest point and record. Photograph shows a panga machete used on a Rift Valley farm.</w:t>
+            </w:r>
+          </w:p>
+          <w:p>
+            <w:pPr>
+              <w:spacing w:after="40" w:before="0"/>
+              <w:jc w:val="left"/>
+            </w:pPr>
+            <w:r>
+              <w:rPr>
+                <w:rFonts w:ascii="Arial" w:cs="Arial" w:eastAsia="Arial" w:hAnsi="Arial"/>
+                <w:b w:val="false"/>
+                <w:bCs w:val="false"/>
+                <w:i w:val="false"/>
+                <w:iCs w:val="false"/>
+                <w:color w:val="000000"/>
+                <w:sz w:val="18"/>
+                <w:szCs w:val="18"/>
+              </w:rPr>
+              <w:t xml:space="preserve"/>
+            </w:r>
+          </w:p>
+          <w:p>
+            <w:pPr>
+              <w:spacing w:after="40" w:before="0"/>
+              <w:jc w:val="left"/>
+            </w:pPr>
+            <w:r>
+              <w:rPr>
+                <w:rFonts w:ascii="Arial" w:cs="Arial" w:eastAsia="Arial" w:hAnsi="Arial"/>
+                <w:b w:val="false"/>
+                <w:bCs w:val="false"/>
+                <w:i w:val="false"/>
+                <w:iCs w:val="false"/>
+                <w:color w:val="000000"/>
+                <w:sz w:val="18"/>
+                <w:szCs w:val="18"/>
+              </w:rPr>
+              <w:t xml:space="preserve">Each group records all data in a shared Group Data Sheet and individually in their exercise books. After all stations, groups return to their home seats and complete a Comparative Data Table showing all six machines side by side.</w:t>
+            </w:r>
+          </w:p>
+        </w:tc>
+        <w:tc>
+          <w:tcPr>
+            <w:tcW w:type="dxa" w:w="3040"/>
+            <w:shd w:fill="F2F2F2" w:color="auto" w:val="clear"/>
+            <w:tcMar>
+              <w:top w:type="dxa" w:w="60"/>
+              <w:left w:type="dxa" w:w="120"/>
+              <w:bottom w:type="dxa" w:w="60"/>
+              <w:right w:type="dxa" w:w="120"/>
+            </w:tcMar>
+            <w:vAlign w:val="top"/>
+          </w:tcPr>
+          <w:p>
+            <w:pPr>
+              <w:spacing w:after="40" w:before="0"/>
+              <w:jc w:val="left"/>
+            </w:pPr>
+            <w:r>
+              <w:rPr>
+                <w:rFonts w:ascii="Arial" w:cs="Arial" w:eastAsia="Arial" w:hAnsi="Arial"/>
+                <w:b w:val="false"/>
+                <w:bCs w:val="false"/>
+                <w:i w:val="false"/>
+                <w:iCs w:val="false"/>
+                <w:color w:val="000000"/>
+                <w:sz w:val="18"/>
+                <w:szCs w:val="18"/>
+              </w:rPr>
+              <w:t xml:space="preserve">Before rotation begins, say: 'You have 8 minutes at each station — that is not a lot of time, so read the instruction card FIRST before touching the apparatus. Every person in the group must read the spring balance at least once. Assign roles before you start: one reader, one recorder, one measurer, one timekeeper.' During rotation, circulate continuously. At Station 1 (Lever), pause and ask: 'What happens to your effort reading as you move further from the fulcrum? Tell me in one word.' Allow 10 seconds WAIT TIME. At Station 3 (Inclined Plane), ask: 'You are getting a higher MA at the shallow angle — but you are pulling the trolley a longer distance. Does that remind you of anything from our earlier lessons on work?' Cold-call one learner by name. At Station 2 (Pulley), prompt: 'Count the rope segments holding the load — what do you notice about that number and your calculated MA?' Allow 15 seconds WAIT TIME before accepting an answer. With 2 minutes remaining at each station, say: 'If you have not yet calculated MA, do that now — do not move until you have a number.' At the end of rotations, say: 'Back in your home groups, complete your Comparative Data Table. You have 5 minutes. Be ready to share the machine with the highest and the lowest MA your group measured.'</w:t>
+            </w:r>
+          </w:p>
+        </w:tc>
+        <w:tc>
+          <w:tcPr>
+            <w:tcW w:type="dxa" w:w="3040"/>
+            <w:shd w:fill="FFFFFF" w:color="auto" w:val="clear"/>
+            <w:tcMar>
+              <w:top w:type="dxa" w:w="60"/>
+              <w:left w:type="dxa" w:w="120"/>
+              <w:bottom w:type="dxa" w:w="60"/>
+              <w:right w:type="dxa" w:w="120"/>
+            </w:tcMar>
+            <w:vAlign w:val="top"/>
+          </w:tcPr>
+          <w:p>
+            <w:pPr>
+              <w:spacing w:after="40" w:before="0"/>
+              <w:jc w:val="left"/>
+            </w:pPr>
+            <w:r>
+              <w:rPr>
+                <w:rFonts w:ascii="Arial" w:cs="Arial" w:eastAsia="Arial" w:hAnsi="Arial"/>
+                <w:b w:val="false"/>
+                <w:bCs w:val="false"/>
+                <w:i w:val="false"/>
+                <w:iCs w:val="false"/>
+                <w:color w:val="000000"/>
+                <w:sz w:val="18"/>
+                <w:szCs w:val="18"/>
+              </w:rPr>
+              <w:t xml:space="preserve">Structured Station Rotation with Comparative Data Table — Rotating through physical models of all six machine types within a single lesson gives learners direct sensory and quantitative experience with each class of simple machine. The Comparative Data Table forces side-by-side synthesis: learners cannot avoid noticing that MA values differ across machines and that some patterns (more rope segments = higher MA; longer ramp = higher MA; longer spanner arm = higher MA) repeat across apparently different machines. This pattern recognition is the conceptual foundation for the Explain phase.</w:t>
+            </w:r>
+          </w:p>
+        </w:tc>
+        <w:tc>
+          <w:tcPr>
+            <w:tcW w:type="dxa" w:w="3040"/>
+            <w:shd w:fill="F2F2F2" w:color="auto" w:val="clear"/>
+            <w:tcMar>
+              <w:top w:type="dxa" w:w="60"/>
+              <w:left w:type="dxa" w:w="120"/>
+              <w:bottom w:type="dxa" w:w="60"/>
+              <w:right w:type="dxa" w:w="120"/>
+            </w:tcMar>
+            <w:vAlign w:val="top"/>
+          </w:tcPr>
+          <w:p>
+            <w:pPr>
+              <w:spacing w:after="40" w:before="0"/>
+              <w:jc w:val="left"/>
+            </w:pPr>
+            <w:r>
+              <w:rPr>
+                <w:rFonts w:ascii="Arial" w:cs="Arial" w:eastAsia="Arial" w:hAnsi="Arial"/>
+                <w:b w:val="false"/>
+                <w:bCs w:val="false"/>
+                <w:i w:val="false"/>
+                <w:iCs w:val="false"/>
+                <w:color w:val="000000"/>
+                <w:sz w:val="18"/>
+                <w:szCs w:val="18"/>
+              </w:rPr>
+              <w:t xml:space="preserve">Observable indicator: Each learner's exercise book contains at least three rows of data per station (load, effort, MA) and a completed Comparative Data Table. Teacher checks: (a) Are MA values greater than 1 for most machines? (b) Has the learner calculated MA as Load ÷ Effort, not the reverse? (c) At Station 1, does the MA increase as the effort arm lengthens? A common error — using effort ÷ load — is flagged immediately during circulation with the prompt: 'Which is bigger in a useful machine — the load or the effort? So which goes on top in the ratio?'</w:t>
+            </w:r>
+          </w:p>
+        </w:tc>
+      </w:tr>
+      <w:tr>
+        <w:tc>
+          <w:tcPr>
+            <w:tcW w:type="dxa" w:w="1520"/>
+            <w:shd w:fill="E2EFDA" w:color="auto" w:val="clear"/>
+            <w:tcMar>
+              <w:top w:type="dxa" w:w="60"/>
+              <w:left w:type="dxa" w:w="120"/>
+              <w:bottom w:type="dxa" w:w="60"/>
+              <w:right w:type="dxa" w:w="120"/>
+            </w:tcMar>
+            <w:vAlign w:val="top"/>
+          </w:tcPr>
+          <w:p>
+            <w:pPr>
+              <w:spacing w:after="40" w:before="0"/>
+              <w:jc w:val="left"/>
+            </w:pPr>
+            <w:r>
+              <w:rPr>
+                <w:rFonts w:ascii="Arial" w:cs="Arial" w:eastAsia="Arial" w:hAnsi="Arial"/>
+                <w:b/>
+                <w:bCs/>
+                <w:i w:val="false"/>
+                <w:iCs w:val="false"/>
+                <w:color w:val="000000"/>
+                <w:sz w:val="18"/>
+                <w:szCs w:val="18"/>
+              </w:rPr>
+              <w:t xml:space="preserve">Explain Phase</w:t>
+            </w:r>
+          </w:p>
+          <w:p>
+            <w:pPr>
+              <w:spacing w:after="20" w:before="0"/>
+            </w:pPr>
+            <w:r>
+              <w:rPr>
+                <w:rFonts w:ascii="Arial" w:cs="Arial" w:eastAsia="Arial" w:hAnsi="Arial"/>
+                <w:b/>
+                <w:bCs/>
+                <w:color w:val="1F3864"/>
+                <w:sz w:val="16"/>
+                <w:szCs w:val="16"/>
+              </w:rPr>
+              <w:t xml:space="preserve">📹 VIDEO:</w:t>
+            </w:r>
+          </w:p>
+          <w:p>
+            <w:pPr>
+              <w:spacing w:after="20" w:before="0"/>
+            </w:pPr>
+            <w:hyperlink w:history="1" r:id="rIdreb-2tbdunf9qcrnb-oj3">
+              <w:r>
+                <w:rPr>
+                  <w:rFonts w:ascii="Arial" w:cs="Arial" w:eastAsia="Arial" w:hAnsi="Arial"/>
+                  <w:color w:val="2E75B6"/>
+                  <w:sz w:val="16"/>
+                  <w:szCs w:val="16"/>
+                  <w:u w:val="single" w:color="2E75B6"/>
+                </w:rPr>
+                <w:t xml:space="preserve">Introduction to mechanical advantage</w:t>
+              </w:r>
+            </w:hyperlink>
+          </w:p>
+          <w:p>
+            <w:pPr>
+              <w:spacing w:after="10" w:before="0"/>
+              <w:ind w:left="120"/>
+            </w:pPr>
+            <w:r>
+              <w:rPr>
+                <w:rFonts w:ascii="Arial" w:cs="Arial" w:eastAsia="Arial" w:hAnsi="Arial"/>
+                <w:color w:val="595959"/>
+                <w:sz w:val="14"/>
+                <w:szCs w:val="14"/>
+              </w:rPr>
+              <w:t xml:space="preserve">Source: Khan Academy (English - US curriculum)</w:t>
+            </w:r>
+          </w:p>
+          <w:p>
+            <w:pPr>
+              <w:spacing w:after="10" w:before="0"/>
+              <w:ind w:left="120"/>
+            </w:pPr>
+            <w:hyperlink w:history="1" r:id="rIdhxgr8ni356a4nyw4ujfzf">
+              <w:r>
+                <w:rPr>
+                  <w:rFonts w:ascii="Arial" w:cs="Arial" w:eastAsia="Arial" w:hAnsi="Arial"/>
+                  <w:color w:val="595959"/>
+                  <w:sz w:val="14"/>
+                  <w:szCs w:val="14"/>
+                  <w:u w:val="single" w:color="595959"/>
+                </w:rPr>
+                <w:t xml:space="preserve">🔍 Search ARES for similar videos</w:t>
+              </w:r>
+            </w:hyperlink>
+          </w:p>
+          <w:p>
+            <w:pPr>
+              <w:spacing w:after="40" w:before="0"/>
+            </w:pPr>
+            <w:r>
+              <w:rPr>
+                <w:sz w:val="14"/>
+                <w:szCs w:val="14"/>
+              </w:rPr>
+              <w:t xml:space="preserve"/>
+            </w:r>
+          </w:p>
+          <w:p>
+            <w:pPr>
+              <w:spacing w:after="20" w:before="0"/>
+            </w:pPr>
+            <w:r>
+              <w:rPr>
+                <w:rFonts w:ascii="Arial" w:cs="Arial" w:eastAsia="Arial" w:hAnsi="Arial"/>
+                <w:b/>
+                <w:bCs/>
+                <w:color w:val="1F3864"/>
+                <w:sz w:val="16"/>
+                <w:szCs w:val="16"/>
+              </w:rPr>
+              <w:t xml:space="preserve">📖 HTML:</w:t>
+            </w:r>
+          </w:p>
+          <w:p>
+            <w:pPr>
+              <w:spacing w:after="20" w:before="0"/>
+            </w:pPr>
+            <w:hyperlink w:history="1" r:id="rId3sz5v4yncomexwxyxvz-l">
               <w:r>
                 <w:rPr>
                   <w:rFonts w:ascii="Arial" w:cs="Arial" w:eastAsia="Arial" w:hAnsi="Arial"/>
@@ -17639,7 +18517,7 @@
               <w:spacing w:after="10" w:before="0"/>
               <w:ind w:left="120"/>
             </w:pPr>
-            <w:hyperlink w:history="1" r:id="rId9pq1wqevwsxtlwtwlmv5e">
+            <w:hyperlink w:history="1" r:id="rIdylfsdmmta6lzl9z98rzko">
               <w:r>
                 <w:rPr>
                   <w:rFonts w:ascii="Arial" w:cs="Arial" w:eastAsia="Arial" w:hAnsi="Arial"/>
@@ -17681,7 +18559,121 @@
                 <w:sz w:val="18"/>
                 <w:szCs w:val="18"/>
               </w:rPr>
-              <w:t xml:space="preserve">Learners are shown a single projected image: the Gikomba jua kali mechanic using the long-pipe spanner extension alongside a side-by-side photograph of five Kenyan tools — a wheelbarrow (lever), a Kisumu harbour block-and-tackle pulley, a Kericho tea-farm loading ramp, a borehole hand-pump, and a panga machete. Each learner silently writes in their exercise book: (1) Which of these tools do you think gives the GREATEST mechanical advantage — i.e., lets you lift or move the heaviest load with the least effort? Rank them 1–5. (2) Predict the MA value for the spanner extension: if the mechanic pushes with 50 N of effort, how many newtons of force do you think acts on the nut? (3) Revisit the driving question on the board — 'Why can the mechanic loosen the nut effortlessly with the long spanner?' — and write one sentence predicting what determines how much easier a machine makes the job. Learners share predictions with a shoulder partner for 2 minutes, then three pairs share aloud with the class. Predictions are not corrected — they are recorded on a 'Prediction Wall' sticky-note section of the Driving Question Board for revisiting at the end of the lesson.</w:t>
+              <w:t xml:space="preserve">Learners remain in home groups. The teacher projects a blank six-row summary table (one row per machine type) with columns: Machine Type | Kenyan Example | Formula for MA | Measured MA | What is traded for the force gain? Learners spend 6 minutes completing this collaboratively using their station data. Groups then participate in a Jigsaw Share-Out: one member from each group moves to a new 'expert group' where each person represents a different station and teaches the others about their machine's MA and what is traded. Expert groups then disband and learners return to home groups to fill any gaps.</w:t>
+            </w:r>
+          </w:p>
+          <w:p>
+            <w:pPr>
+              <w:spacing w:after="40" w:before="0"/>
+              <w:jc w:val="left"/>
+            </w:pPr>
+            <w:r>
+              <w:rPr>
+                <w:rFonts w:ascii="Arial" w:cs="Arial" w:eastAsia="Arial" w:hAnsi="Arial"/>
+                <w:b w:val="false"/>
+                <w:bCs w:val="false"/>
+                <w:i w:val="false"/>
+                <w:iCs w:val="false"/>
+                <w:color w:val="000000"/>
+                <w:sz w:val="18"/>
+                <w:szCs w:val="18"/>
+              </w:rPr>
+              <w:t xml:space="preserve"/>
+            </w:r>
+          </w:p>
+          <w:p>
+            <w:pPr>
+              <w:spacing w:after="40" w:before="0"/>
+              <w:jc w:val="left"/>
+            </w:pPr>
+            <w:r>
+              <w:rPr>
+                <w:rFonts w:ascii="Arial" w:cs="Arial" w:eastAsia="Arial" w:hAnsi="Arial"/>
+                <w:b w:val="false"/>
+                <w:bCs w:val="false"/>
+                <w:i w:val="false"/>
+                <w:iCs w:val="false"/>
+                <w:color w:val="000000"/>
+                <w:sz w:val="18"/>
+                <w:szCs w:val="18"/>
+              </w:rPr>
+              <w:t xml:space="preserve">The teacher then leads a whole-class Claim–Evidence–Reasoning (CER) discussion anchored to the phenomenon: 'Claim: Simple machines make work easier by increasing force — but they do NOT create extra energy. Evidence: Use your data. Reasoning: Connect to Work = Force × Distance from Lesson 3.'</w:t>
+            </w:r>
+          </w:p>
+          <w:p>
+            <w:pPr>
+              <w:spacing w:after="40" w:before="0"/>
+              <w:jc w:val="left"/>
+            </w:pPr>
+            <w:r>
+              <w:rPr>
+                <w:rFonts w:ascii="Arial" w:cs="Arial" w:eastAsia="Arial" w:hAnsi="Arial"/>
+                <w:b w:val="false"/>
+                <w:bCs w:val="false"/>
+                <w:i w:val="false"/>
+                <w:iCs w:val="false"/>
+                <w:color w:val="000000"/>
+                <w:sz w:val="18"/>
+                <w:szCs w:val="18"/>
+              </w:rPr>
+              <w:t xml:space="preserve"/>
+            </w:r>
+          </w:p>
+          <w:p>
+            <w:pPr>
+              <w:spacing w:after="40" w:before="0"/>
+              <w:jc w:val="left"/>
+            </w:pPr>
+            <w:r>
+              <w:rPr>
+                <w:rFonts w:ascii="Arial" w:cs="Arial" w:eastAsia="Arial" w:hAnsi="Arial"/>
+                <w:b w:val="false"/>
+                <w:bCs w:val="false"/>
+                <w:i w:val="false"/>
+                <w:iCs w:val="false"/>
+                <w:color w:val="000000"/>
+                <w:sz w:val="18"/>
+                <w:szCs w:val="18"/>
+              </w:rPr>
+              <w:t xml:space="preserve">Learners individually write a CER paragraph in their exercise books answering: 'Why could the Gikomba mechanic loosen the nut with the long spanner? Use the words mechanical advantage, load, effort, distance, and work done in your answer.' They also annotate a diagram of a lever (drawn in their books) with: fulcrum position, effort arm length, load arm length, effort force arrow, load force arrow, and the calculated MA.</w:t>
+            </w:r>
+          </w:p>
+          <w:p>
+            <w:pPr>
+              <w:spacing w:after="40" w:before="0"/>
+              <w:jc w:val="left"/>
+            </w:pPr>
+            <w:r>
+              <w:rPr>
+                <w:rFonts w:ascii="Arial" w:cs="Arial" w:eastAsia="Arial" w:hAnsi="Arial"/>
+                <w:b w:val="false"/>
+                <w:bCs w:val="false"/>
+                <w:i w:val="false"/>
+                <w:iCs w:val="false"/>
+                <w:color w:val="000000"/>
+                <w:sz w:val="18"/>
+                <w:szCs w:val="18"/>
+              </w:rPr>
+              <w:t xml:space="preserve"/>
+            </w:r>
+          </w:p>
+          <w:p>
+            <w:pPr>
+              <w:spacing w:after="40" w:before="0"/>
+              <w:jc w:val="left"/>
+            </w:pPr>
+            <w:r>
+              <w:rPr>
+                <w:rFonts w:ascii="Arial" w:cs="Arial" w:eastAsia="Arial" w:hAnsi="Arial"/>
+                <w:b w:val="false"/>
+                <w:bCs w:val="false"/>
+                <w:i w:val="false"/>
+                <w:iCs w:val="false"/>
+                <w:color w:val="000000"/>
+                <w:sz w:val="18"/>
+                <w:szCs w:val="18"/>
+              </w:rPr>
+              <w:t xml:space="preserve">Finally, learners revisit the Prediction Wall on the DQB and place a tick or cross next to their earlier predictions, correcting any that were wrong with a brief written justification.</w:t>
             </w:r>
           </w:p>
         </w:tc>
@@ -17713,7 +18705,83 @@
                 <w:sz w:val="18"/>
                 <w:szCs w:val="18"/>
               </w:rPr>
-              <w:t xml:space="preserve">Display the dual photograph and say: 'Before we touch any equipment today, I want your honest prediction — not a guess based on what you think I want to hear, but your real thinking right now.' Allow 4 minutes of silent individual writing. Circulate and note 2–3 interesting or divergent predictions to use during cold-calling. After partner sharing, cold-call exactly 3 pairs using a name stick: 'Amina and Brian — what did you rank as the highest MA machine and why?' After each pair responds, ask: 'Does anyone have a DIFFERENT ranking? Raise your hand.' Allow 10 seconds WAIT TIME before calling on another learner. Record all predictions (without evaluating them) on sticky notes and place them on the DQB Prediction Wall. Close by saying: 'Keep these predictions in mind — by the end of today's stations, you will have data to test every one of them.'</w:t>
+              <w:t xml:space="preserve">After the Jigsaw, project the phenomenon photograph again and say: 'The mechanic's pipe extension makes the spanner arm about 4 times longer. Using your Station 1 data, what MA do you predict that gives him?' Allow 15 seconds WAIT TIME. Cold-call two learners with different answers and ask: 'Walk me through your calculation.' After both respond, say: 'Who agrees with the first answer? Who agrees with the second? Hold up your data card.' Resolve the discrepancy using Station 1 data projected on screen.</w:t>
+            </w:r>
+          </w:p>
+          <w:p>
+            <w:pPr>
+              <w:spacing w:after="40" w:before="0"/>
+              <w:jc w:val="left"/>
+            </w:pPr>
+            <w:r>
+              <w:rPr>
+                <w:rFonts w:ascii="Arial" w:cs="Arial" w:eastAsia="Arial" w:hAnsi="Arial"/>
+                <w:b w:val="false"/>
+                <w:bCs w:val="false"/>
+                <w:i w:val="false"/>
+                <w:iCs w:val="false"/>
+                <w:color w:val="000000"/>
+                <w:sz w:val="18"/>
+                <w:szCs w:val="18"/>
+              </w:rPr>
+              <w:t xml:space="preserve"/>
+            </w:r>
+          </w:p>
+          <w:p>
+            <w:pPr>
+              <w:spacing w:after="40" w:before="0"/>
+              <w:jc w:val="left"/>
+            </w:pPr>
+            <w:r>
+              <w:rPr>
+                <w:rFonts w:ascii="Arial" w:cs="Arial" w:eastAsia="Arial" w:hAnsi="Arial"/>
+                <w:b w:val="false"/>
+                <w:bCs w:val="false"/>
+                <w:i w:val="false"/>
+                <w:iCs w:val="false"/>
+                <w:color w:val="000000"/>
+                <w:sz w:val="18"/>
+                <w:szCs w:val="18"/>
+              </w:rPr>
+              <w:t xml:space="preserve">Then ask the critical conceptual question: 'Here is the puzzle — if the mechanic pushes with only 50 N of effort but gets 200 N on the nut, where did those extra 150 N come from? Did the machine CREATE energy?' Allow 20 seconds WAIT TIME — this is intentional productive struggle. Cold-call three learners. After responses, guide: 'Look at the distance your effort hand travels compared to the distance the nut moves. What do you notice?' Allow 10 seconds. Then say: 'This is the key insight of today's lesson — say it with me: Simple machines trade DISTANCE for FORCE. Work in equals work out — ignoring friction for now.'</w:t>
+            </w:r>
+          </w:p>
+          <w:p>
+            <w:pPr>
+              <w:spacing w:after="40" w:before="0"/>
+              <w:jc w:val="left"/>
+            </w:pPr>
+            <w:r>
+              <w:rPr>
+                <w:rFonts w:ascii="Arial" w:cs="Arial" w:eastAsia="Arial" w:hAnsi="Arial"/>
+                <w:b w:val="false"/>
+                <w:bCs w:val="false"/>
+                <w:i w:val="false"/>
+                <w:iCs w:val="false"/>
+                <w:color w:val="000000"/>
+                <w:sz w:val="18"/>
+                <w:szCs w:val="18"/>
+              </w:rPr>
+              <w:t xml:space="preserve"/>
+            </w:r>
+          </w:p>
+          <w:p>
+            <w:pPr>
+              <w:spacing w:after="40" w:before="0"/>
+              <w:jc w:val="left"/>
+            </w:pPr>
+            <w:r>
+              <w:rPr>
+                <w:rFonts w:ascii="Arial" w:cs="Arial" w:eastAsia="Arial" w:hAnsi="Arial"/>
+                <w:b w:val="false"/>
+                <w:bCs w:val="false"/>
+                <w:i w:val="false"/>
+                <w:iCs w:val="false"/>
+                <w:color w:val="000000"/>
+                <w:sz w:val="18"/>
+                <w:szCs w:val="18"/>
+              </w:rPr>
+              <w:t xml:space="preserve">During CER writing, circulate and stamp or initial books where the reasoning explicitly mentions Work = F × d. Say to learners who have not included distance: 'Your claim and evidence are strong — now tell me WHY. What does work = force × distance have to do with this?'</w:t>
             </w:r>
           </w:p>
         </w:tc>
@@ -17745,7 +18813,7 @@
                 <w:sz w:val="18"/>
                 <w:szCs w:val="18"/>
               </w:rPr>
-              <w:t xml:space="preserve">Prediction with Public Commitment — By writing and sharing ranked predictions before any instruction, learners activate prior knowledge and surface misconceptions (e.g., 'bigger machine = more MA'). Public posting on the DQB creates accountability and cognitive dissonance when data contradicts predictions, which drives deeper engagement during the observation phase.</w:t>
+              <w:t xml:space="preserve">Jigsaw followed by Claim–Evidence–Reasoning (CER) Writing — The Jigsaw ensures every learner becomes a temporary 'expert' on one machine and must articulate its MA clearly enough to teach peers, deepening encoding. The CER writing then demands that learners synthesise all six machines into a single coherent principle (machines trade distance for force; energy is conserved) and apply it directly to the anchoring phenomenon. This dual strategy — peer teaching then independent writing — addresses both collaborative and individual sense-making.</w:t>
             </w:r>
           </w:p>
         </w:tc>
@@ -17777,7 +18845,7 @@
                 <w:sz w:val="18"/>
                 <w:szCs w:val="18"/>
               </w:rPr>
-              <w:t xml:space="preserve">Observable indicator: Every learner has a written ranking and a predicted MA numerical value in their exercise book before station rotation begins. Teacher scans books during circulation; learners who have written only qualitative statements (e.g., 'the pulley is strongest') are prompted: 'Can you give me a number? If effort is 50 N, what is your predicted load force?' This reveals whether learners understand MA as a ratio.</w:t>
+              <w:t xml:space="preserve">Observable indicator: The CER paragraph must contain: (a) a specific MA value calculated from Station 1 data, (b) reference to effort arm length vs. load arm length, (c) an explicit statement that work input = work output (or that energy is conserved), and (d) connection to the Gikomba mechanic phenomenon. Teacher uses a 4-point checklist while circulating: 4 = all four elements; 3 = three elements; 2 = two elements; 1 = only a claim with no evidence or reasoning. Learners scoring 1 or 2 are invited to a 3-minute teacher-led small group during the DQB phase.</w:t>
             </w:r>
           </w:p>
         </w:tc>
@@ -17786,32 +18854,32 @@
         <w:tc>
           <w:tcPr>
             <w:tcW w:type="dxa" w:w="1520"/>
-            <w:shd w:fill="D9EEF1" w:color="auto" w:val="clear"/>
-            <w:tcMar>
-              <w:top w:type="dxa" w:w="60"/>
-              <w:left w:type="dxa" w:w="120"/>
-              <w:bottom w:type="dxa" w:w="60"/>
-              <w:right w:type="dxa" w:w="120"/>
-            </w:tcMar>
-            <w:vAlign w:val="top"/>
-          </w:tcPr>
-          <w:p>
-            <w:pPr>
-              <w:spacing w:after="40" w:before="0"/>
-              <w:jc w:val="left"/>
-            </w:pPr>
-            <w:r>
-              <w:rPr>
-                <w:rFonts w:ascii="Arial" w:cs="Arial" w:eastAsia="Arial" w:hAnsi="Arial"/>
-                <w:b/>
-                <w:bCs/>
-                <w:i w:val="false"/>
-                <w:iCs w:val="false"/>
-                <w:color w:val="000000"/>
-                <w:sz w:val="18"/>
-                <w:szCs w:val="18"/>
-              </w:rPr>
-              <w:t xml:space="preserve">Observe Phase</w:t>
+            <w:shd w:fill="FCE4D6" w:color="auto" w:val="clear"/>
+            <w:tcMar>
+              <w:top w:type="dxa" w:w="60"/>
+              <w:left w:type="dxa" w:w="120"/>
+              <w:bottom w:type="dxa" w:w="60"/>
+              <w:right w:type="dxa" w:w="120"/>
+            </w:tcMar>
+            <w:vAlign w:val="top"/>
+          </w:tcPr>
+          <w:p>
+            <w:pPr>
+              <w:spacing w:after="40" w:before="0"/>
+              <w:jc w:val="left"/>
+            </w:pPr>
+            <w:r>
+              <w:rPr>
+                <w:rFonts w:ascii="Arial" w:cs="Arial" w:eastAsia="Arial" w:hAnsi="Arial"/>
+                <w:b/>
+                <w:bCs/>
+                <w:i w:val="false"/>
+                <w:iCs w:val="false"/>
+                <w:color w:val="000000"/>
+                <w:sz w:val="18"/>
+                <w:szCs w:val="18"/>
+              </w:rPr>
+              <w:t xml:space="preserve">Driving Question Board (DQB) Creation</w:t>
             </w:r>
           </w:p>
           <w:p>
@@ -17834,7 +18902,7 @@
             <w:pPr>
               <w:spacing w:after="20" w:before="0"/>
             </w:pPr>
-            <w:hyperlink w:history="1" r:id="rIdftsjk_7ixoatl3amjuldz">
+            <w:hyperlink w:history="1" r:id="rIdoechg3hkjgk7qsre2sqfu">
               <w:r>
                 <w:rPr>
                   <w:rFonts w:ascii="Arial" w:cs="Arial" w:eastAsia="Arial" w:hAnsi="Arial"/>
@@ -17843,7 +18911,7 @@
                   <w:szCs w:val="16"/>
                   <w:u w:val="single" w:color="2E75B6"/>
                 </w:rPr>
-                <w:t xml:space="preserve">Mechanical advantage (part 3) -dubbed(KY)</w:t>
+                <w:t xml:space="preserve">Introduction to mechanical advantage -dubbed(KY)</w:t>
               </w:r>
             </w:hyperlink>
           </w:p>
@@ -17867,7 +18935,7 @@
               <w:spacing w:after="10" w:before="0"/>
               <w:ind w:left="120"/>
             </w:pPr>
-            <w:hyperlink w:history="1" r:id="rIdyp9dx97midrcbupzdyjtp">
+            <w:hyperlink w:history="1" r:id="rIdwqohvfj1n9fjt-mvo-xxl">
               <w:r>
                 <w:rPr>
                   <w:rFonts w:ascii="Arial" w:cs="Arial" w:eastAsia="Arial" w:hAnsi="Arial"/>
@@ -17912,7 +18980,7 @@
             <w:pPr>
               <w:spacing w:after="20" w:before="0"/>
             </w:pPr>
-            <w:hyperlink w:history="1" r:id="rIdyonzb-20bneoo80joiqfa">
+            <w:hyperlink w:history="1" r:id="rIdfdzjruexw-yoe2znzb_lt">
               <w:r>
                 <w:rPr>
                   <w:rFonts w:ascii="Arial" w:cs="Arial" w:eastAsia="Arial" w:hAnsi="Arial"/>
@@ -17945,7 +19013,7 @@
               <w:spacing w:after="10" w:before="0"/>
               <w:ind w:left="120"/>
             </w:pPr>
-            <w:hyperlink w:history="1" r:id="rIdg6x9oqbz2fjdzhpcjudvv">
+            <w:hyperlink w:history="1" r:id="rId__idmoucbdlrfq7uj4pxj">
               <w:r>
                 <w:rPr>
                   <w:rFonts w:ascii="Arial" w:cs="Arial" w:eastAsia="Arial" w:hAnsi="Arial"/>
@@ -17987,7 +19055,7 @@
                 <w:sz w:val="18"/>
                 <w:szCs w:val="18"/>
               </w:rPr>
-              <w:t xml:space="preserve">Learners rotate through six lab stations in groups of four (approximately 8 minutes per station with 1 minute transition). Each station has a photograph card showing the Kenyan context, a physical model or apparatus, a spring balance, a known hanging mass (load), and a data-recording table printed on a card.</w:t>
+              <w:t xml:space="preserve">Each learner receives two sticky notes. On the GREEN note they write one piece of evidence from today's lesson that helps answer the driving question ('Why can the mechanic loosen the nut effortlessly with the long spanner?'). On the ORANGE note they write one new question today's lesson has raised — for example: 'If MA = Load ÷ Effort, why isn't the MA infinite if I make the spanner infinitely long?' or 'We assumed work in = work out — but the nut gets hot, so is that actually true?'</w:t>
             </w:r>
           </w:p>
           <w:p>
@@ -18025,7 +19093,7 @@
                 <w:sz w:val="18"/>
                 <w:szCs w:val="18"/>
               </w:rPr>
-              <w:t xml:space="preserve">Station 1 — LEVER (Jua Kali Spanner Model): A 1-metre wooden plank balanced on a triangular fulcrum (pivot block). A 500 g mass hangs as the load. Learners place effort at three different distances from the fulcrum (25 cm, 50 cm, 75 cm) and read the effort spring balance each time. They record Load (N), Effort (N), and calculate MA = Load ÷ Effort for each arm length. Photograph shows the Gikomba mechanic with the pipe extension.</w:t>
+              <w:t xml:space="preserve">The class gathers at the DQB (a large poster or section of the classroom wall organised into: What We Know | What We Wonder | Evidence Gathered | Questions Remaining). Learners place their sticky notes in the appropriate sections. The teacher reads aloud three green notes and three orange notes, selected to highlight the strongest evidence and the most generative new questions. The class votes (thumbs up/down) on whether each green note qualifies as genuine evidence or is still just a claim needing more data.</w:t>
             </w:r>
           </w:p>
           <w:p>
@@ -18063,197 +19131,7 @@
                 <w:sz w:val="18"/>
                 <w:szCs w:val="18"/>
               </w:rPr>
-              <w:t xml:space="preserve">Station 2 — PULLEY (Kisumu Harbour Block and Tackle): A single fixed pulley and a double movable pulley system set up on a clamp stand. Learners lift a 1 kg mass using each and record the effort force from the spring balance. They calculate MA for each pulley arrangement and count the number of rope segments supporting the load.</w:t>
-            </w:r>
-          </w:p>
-          <w:p>
-            <w:pPr>
-              <w:spacing w:after="40" w:before="0"/>
-              <w:jc w:val="left"/>
-            </w:pPr>
-            <w:r>
-              <w:rPr>
-                <w:rFonts w:ascii="Arial" w:cs="Arial" w:eastAsia="Arial" w:hAnsi="Arial"/>
-                <w:b w:val="false"/>
-                <w:bCs w:val="false"/>
-                <w:i w:val="false"/>
-                <w:iCs w:val="false"/>
-                <w:color w:val="000000"/>
-                <w:sz w:val="18"/>
-                <w:szCs w:val="18"/>
-              </w:rPr>
-              <w:t xml:space="preserve"/>
-            </w:r>
-          </w:p>
-          <w:p>
-            <w:pPr>
-              <w:spacing w:after="40" w:before="0"/>
-              <w:jc w:val="left"/>
-            </w:pPr>
-            <w:r>
-              <w:rPr>
-                <w:rFonts w:ascii="Arial" w:cs="Arial" w:eastAsia="Arial" w:hAnsi="Arial"/>
-                <w:b w:val="false"/>
-                <w:bCs w:val="false"/>
-                <w:i w:val="false"/>
-                <w:iCs w:val="false"/>
-                <w:color w:val="000000"/>
-                <w:sz w:val="18"/>
-                <w:szCs w:val="18"/>
-              </w:rPr>
-              <w:t xml:space="preserve">Station 3 — INCLINED PLANE (Kericho Tea Farm Ramp): A wooden board propped at three different angles (low, medium, steep) against a stack of books. A 500 g trolley (or block with wheels) is pulled up each incline while the spring balance reads effort. Learners record ramp length, height, effort, and calculate MA = Load ÷ Effort. They also calculate the ratio of ramp length to height.</w:t>
-            </w:r>
-          </w:p>
-          <w:p>
-            <w:pPr>
-              <w:spacing w:after="40" w:before="0"/>
-              <w:jc w:val="left"/>
-            </w:pPr>
-            <w:r>
-              <w:rPr>
-                <w:rFonts w:ascii="Arial" w:cs="Arial" w:eastAsia="Arial" w:hAnsi="Arial"/>
-                <w:b w:val="false"/>
-                <w:bCs w:val="false"/>
-                <w:i w:val="false"/>
-                <w:iCs w:val="false"/>
-                <w:color w:val="000000"/>
-                <w:sz w:val="18"/>
-                <w:szCs w:val="18"/>
-              </w:rPr>
-              <w:t xml:space="preserve"/>
-            </w:r>
-          </w:p>
-          <w:p>
-            <w:pPr>
-              <w:spacing w:after="40" w:before="0"/>
-              <w:jc w:val="left"/>
-            </w:pPr>
-            <w:r>
-              <w:rPr>
-                <w:rFonts w:ascii="Arial" w:cs="Arial" w:eastAsia="Arial" w:hAnsi="Arial"/>
-                <w:b w:val="false"/>
-                <w:bCs w:val="false"/>
-                <w:i w:val="false"/>
-                <w:iCs w:val="false"/>
-                <w:color w:val="000000"/>
-                <w:sz w:val="18"/>
-                <w:szCs w:val="18"/>
-              </w:rPr>
-              <w:t xml:space="preserve">Station 4 — WHEEL AND AXLE (Borehole Hand-Pump): A spool-and-axle model (a large cotton reel with a pencil as axle and a handle rod threaded through). Learners hang a 200 g mass on the axle string and turn the handle, reading effort from a spring balance attached to the rim. They measure the wheel radius and axle radius and calculate MA = wheel radius ÷ axle radius and verify with Load ÷ Effort.</w:t>
-            </w:r>
-          </w:p>
-          <w:p>
-            <w:pPr>
-              <w:spacing w:after="40" w:before="0"/>
-              <w:jc w:val="left"/>
-            </w:pPr>
-            <w:r>
-              <w:rPr>
-                <w:rFonts w:ascii="Arial" w:cs="Arial" w:eastAsia="Arial" w:hAnsi="Arial"/>
-                <w:b w:val="false"/>
-                <w:bCs w:val="false"/>
-                <w:i w:val="false"/>
-                <w:iCs w:val="false"/>
-                <w:color w:val="000000"/>
-                <w:sz w:val="18"/>
-                <w:szCs w:val="18"/>
-              </w:rPr>
-              <w:t xml:space="preserve"/>
-            </w:r>
-          </w:p>
-          <w:p>
-            <w:pPr>
-              <w:spacing w:after="40" w:before="0"/>
-              <w:jc w:val="left"/>
-            </w:pPr>
-            <w:r>
-              <w:rPr>
-                <w:rFonts w:ascii="Arial" w:cs="Arial" w:eastAsia="Arial" w:hAnsi="Arial"/>
-                <w:b w:val="false"/>
-                <w:bCs w:val="false"/>
-                <w:i w:val="false"/>
-                <w:iCs w:val="false"/>
-                <w:color w:val="000000"/>
-                <w:sz w:val="18"/>
-                <w:szCs w:val="18"/>
-              </w:rPr>
-              <w:t xml:space="preserve">Station 5 — SCREW (Sugarcane Press): A large bolt/screw (M12 or M16) with a known pitch (distance per revolution). Learners use a torque wrench or a bar handle to apply effort and lift a known load via the screw mechanism. They record pitch, effort arm, and estimate MA = (2π × effort arm) ÷ pitch. The photograph shows the Kisumu sugarcane screw press.</w:t>
-            </w:r>
-          </w:p>
-          <w:p>
-            <w:pPr>
-              <w:spacing w:after="40" w:before="0"/>
-              <w:jc w:val="left"/>
-            </w:pPr>
-            <w:r>
-              <w:rPr>
-                <w:rFonts w:ascii="Arial" w:cs="Arial" w:eastAsia="Arial" w:hAnsi="Arial"/>
-                <w:b w:val="false"/>
-                <w:bCs w:val="false"/>
-                <w:i w:val="false"/>
-                <w:iCs w:val="false"/>
-                <w:color w:val="000000"/>
-                <w:sz w:val="18"/>
-                <w:szCs w:val="18"/>
-              </w:rPr>
-              <w:t xml:space="preserve"/>
-            </w:r>
-          </w:p>
-          <w:p>
-            <w:pPr>
-              <w:spacing w:after="40" w:before="0"/>
-              <w:jc w:val="left"/>
-            </w:pPr>
-            <w:r>
-              <w:rPr>
-                <w:rFonts w:ascii="Arial" w:cs="Arial" w:eastAsia="Arial" w:hAnsi="Arial"/>
-                <w:b w:val="false"/>
-                <w:bCs w:val="false"/>
-                <w:i w:val="false"/>
-                <w:iCs w:val="false"/>
-                <w:color w:val="000000"/>
-                <w:sz w:val="18"/>
-                <w:szCs w:val="18"/>
-              </w:rPr>
-              <w:t xml:space="preserve">Station 6 — WEDGE (Panga/Machete): A wooden wedge (door-stop shape) with known length and maximum thickness. Learners push the wedge under a heavy book stack using a measured force (spring balance) and observe the upward displacement. They calculate MA = length of wedge ÷ thickness at widest point and record. Photograph shows a panga machete used on a Rift Valley farm.</w:t>
-            </w:r>
-          </w:p>
-          <w:p>
-            <w:pPr>
-              <w:spacing w:after="40" w:before="0"/>
-              <w:jc w:val="left"/>
-            </w:pPr>
-            <w:r>
-              <w:rPr>
-                <w:rFonts w:ascii="Arial" w:cs="Arial" w:eastAsia="Arial" w:hAnsi="Arial"/>
-                <w:b w:val="false"/>
-                <w:bCs w:val="false"/>
-                <w:i w:val="false"/>
-                <w:iCs w:val="false"/>
-                <w:color w:val="000000"/>
-                <w:sz w:val="18"/>
-                <w:szCs w:val="18"/>
-              </w:rPr>
-              <w:t xml:space="preserve"/>
-            </w:r>
-          </w:p>
-          <w:p>
-            <w:pPr>
-              <w:spacing w:after="40" w:before="0"/>
-              <w:jc w:val="left"/>
-            </w:pPr>
-            <w:r>
-              <w:rPr>
-                <w:rFonts w:ascii="Arial" w:cs="Arial" w:eastAsia="Arial" w:hAnsi="Arial"/>
-                <w:b w:val="false"/>
-                <w:bCs w:val="false"/>
-                <w:i w:val="false"/>
-                <w:iCs w:val="false"/>
-                <w:color w:val="000000"/>
-                <w:sz w:val="18"/>
-                <w:szCs w:val="18"/>
-              </w:rPr>
-              <w:t xml:space="preserve">Each group records all data in a shared Group Data Sheet and individually in their exercise books. After all stations, groups return to their home seats and complete a Comparative Data Table showing all six machines side by side.</w:t>
+              <w:t xml:space="preserve">The teacher then draws a red arrow on the DQB from the 'Why does the nut get hot?' question (posted in Lesson 2) to a new orange sticky note reading: 'We now know MA explains the force gain — but we still cannot fully explain the heat. That is Lesson 7.' This explicitly advances the storyline and maintains productive tension.</w:t>
             </w:r>
           </w:p>
         </w:tc>
@@ -18285,7 +19163,7 @@
                 <w:sz w:val="18"/>
                 <w:szCs w:val="18"/>
               </w:rPr>
-              <w:t xml:space="preserve">Before rotation begins, say: 'You have 8 minutes at each station — that is not a lot of time, so read the instruction card FIRST before touching the apparatus. Every person in the group must read the spring balance at least once. Assign roles before you start: one reader, one recorder, one measurer, one timekeeper.' During rotation, circulate continuously. At Station 1 (Lever), pause and ask: 'What happens to your effort reading as you move further from the fulcrum? Tell me in one word.' Allow 10 seconds WAIT TIME. At Station 3 (Inclined Plane), ask: 'You are getting a higher MA at the shallow angle — but you are pulling the trolley a longer distance. Does that remind you of anything from our earlier lessons on work?' Cold-call one learner by name. At Station 2 (Pulley), prompt: 'Count the rope segments holding the load — what do you notice about that number and your calculated MA?' Allow 15 seconds WAIT TIME before accepting an answer. With 2 minutes remaining at each station, say: 'If you have not yet calculated MA, do that now — do not move until you have a number.' At the end of rotations, say: 'Back in your home groups, complete your Comparative Data Table. You have 5 minutes. Be ready to share the machine with the highest and the lowest MA your group measured.'</w:t>
+              <w:t xml:space="preserve">Say: 'Take two minutes — silent, individual — to write your green and orange sticky notes. I will be walking around and I should see everyone writing.' Circulate and prompt any learner with a blank note: 'What is ONE number from your data table that surprised you today? Write that as evidence.' After posting, read aloud the selected notes without attributing them to specific learners to protect psychological safety. When reading an orange 'wonder' question, pause and ask the class: 'Has anyone already gathered evidence that begins to answer this? Raise your hand.' Allow 10 seconds WAIT TIME before taking responses. Close by pointing to the full DQB and saying: 'Look at how much evidence we have now compared to Lesson 1. We are building a case. Two lessons remain — what do we still need to figure out to fully answer our driving question?'</w:t>
             </w:r>
           </w:p>
         </w:tc>
@@ -18317,7 +19195,7 @@
                 <w:sz w:val="18"/>
                 <w:szCs w:val="18"/>
               </w:rPr>
-              <w:t xml:space="preserve">Structured Station Rotation with Comparative Data Table — Rotating through physical models of all six machine types within a single lesson gives learners direct sensory and quantitative experience with each class of simple machine. The Comparative Data Table forces side-by-side synthesis: learners cannot avoid noticing that MA values differ across machines and that some patterns (more rope segments = higher MA; longer ramp = higher MA; longer spanner arm = higher MA) repeat across apparently different machines. This pattern recognition is the conceptual foundation for the Explain phase.</w:t>
+              <w:t xml:space="preserve">Driving Question Board Curation — The DQB is not a passive display; it is a living record of the class's growing epistemic understanding. By distinguishing evidence (green) from new questions (orange), learners practise the science practice of constructing explanations and identifying gaps. The public vote on whether a claim qualifies as evidence develops scientific argumentation skills and reinforces that evidence must be data-based, not opinion-based.</w:t>
             </w:r>
           </w:p>
         </w:tc>
@@ -18349,7 +19227,7 @@
                 <w:sz w:val="18"/>
                 <w:szCs w:val="18"/>
               </w:rPr>
-              <w:t xml:space="preserve">Observable indicator: Each learner's exercise book contains at least three rows of data per station (load, effort, MA) and a completed Comparative Data Table. Teacher checks: (a) Are MA values greater than 1 for most machines? (b) Has the learner calculated MA as Load ÷ Effort, not the reverse? (c) At Station 1, does the MA increase as the effort arm lengthens? A common error — using effort ÷ load — is flagged immediately during circulation with the prompt: 'Which is bigger in a useful machine — the load or the effort? So which goes on top in the ratio?'</w:t>
+              <w:t xml:space="preserve">Observable indicator: Green sticky notes contain a specific measurement or calculated MA value (e.g., 'When the effort arm was 75 cm, our lever gave MA = 4.2') rather than a vague statement ('levers are useful'). If a sticky note is a claim without data, the teacher returns it to the learner and says: 'This is a good claim — now add the number from your data table that proves it.' Orange notes are assessed for generativity: do they point toward the remaining lesson topics (efficiency, energy dissipation) or are they already answered by today's lesson?</w:t>
             </w:r>
           </w:p>
         </w:tc>
@@ -18358,32 +19236,32 @@
         <w:tc>
           <w:tcPr>
             <w:tcW w:type="dxa" w:w="1520"/>
-            <w:shd w:fill="E2EFDA" w:color="auto" w:val="clear"/>
-            <w:tcMar>
-              <w:top w:type="dxa" w:w="60"/>
-              <w:left w:type="dxa" w:w="120"/>
-              <w:bottom w:type="dxa" w:w="60"/>
-              <w:right w:type="dxa" w:w="120"/>
-            </w:tcMar>
-            <w:vAlign w:val="top"/>
-          </w:tcPr>
-          <w:p>
-            <w:pPr>
-              <w:spacing w:after="40" w:before="0"/>
-              <w:jc w:val="left"/>
-            </w:pPr>
-            <w:r>
-              <w:rPr>
-                <w:rFonts w:ascii="Arial" w:cs="Arial" w:eastAsia="Arial" w:hAnsi="Arial"/>
-                <w:b/>
-                <w:bCs/>
-                <w:i w:val="false"/>
-                <w:iCs w:val="false"/>
-                <w:color w:val="000000"/>
-                <w:sz w:val="18"/>
-                <w:szCs w:val="18"/>
-              </w:rPr>
-              <w:t xml:space="preserve">Explain Phase</w:t>
+            <w:shd w:fill="D5E8F0" w:color="auto" w:val="clear"/>
+            <w:tcMar>
+              <w:top w:type="dxa" w:w="60"/>
+              <w:left w:type="dxa" w:w="120"/>
+              <w:bottom w:type="dxa" w:w="60"/>
+              <w:right w:type="dxa" w:w="120"/>
+            </w:tcMar>
+            <w:vAlign w:val="top"/>
+          </w:tcPr>
+          <w:p>
+            <w:pPr>
+              <w:spacing w:after="40" w:before="0"/>
+              <w:jc w:val="left"/>
+            </w:pPr>
+            <w:r>
+              <w:rPr>
+                <w:rFonts w:ascii="Arial" w:cs="Arial" w:eastAsia="Arial" w:hAnsi="Arial"/>
+                <w:b/>
+                <w:bCs/>
+                <w:i w:val="false"/>
+                <w:iCs w:val="false"/>
+                <w:color w:val="000000"/>
+                <w:sz w:val="18"/>
+                <w:szCs w:val="18"/>
+              </w:rPr>
+              <w:t xml:space="preserve">Model Building Phase</w:t>
             </w:r>
           </w:p>
           <w:p>
@@ -18406,7 +19284,7 @@
             <w:pPr>
               <w:spacing w:after="20" w:before="0"/>
             </w:pPr>
-            <w:hyperlink w:history="1" r:id="rId6_fqw-gm3gh-nbpgmmfa9">
+            <w:hyperlink w:history="1" r:id="rIdo_qifwqd6tj3l2oqhyy0m">
               <w:r>
                 <w:rPr>
                   <w:rFonts w:ascii="Arial" w:cs="Arial" w:eastAsia="Arial" w:hAnsi="Arial"/>
@@ -18415,7 +19293,7 @@
                   <w:szCs w:val="16"/>
                   <w:u w:val="single" w:color="2E75B6"/>
                 </w:rPr>
-                <w:t xml:space="preserve">Introduction to mechanical advantage</w:t>
+                <w:t xml:space="preserve">Work as the transfer of energy</w:t>
               </w:r>
             </w:hyperlink>
           </w:p>
@@ -18439,7 +19317,7 @@
               <w:spacing w:after="10" w:before="0"/>
               <w:ind w:left="120"/>
             </w:pPr>
-            <w:hyperlink w:history="1" r:id="rIdtul4aqog5sjgqatfvbcor">
+            <w:hyperlink w:history="1" r:id="rIdaeodlgd8q3jnf-3zs96pp">
               <w:r>
                 <w:rPr>
                   <w:rFonts w:ascii="Arial" w:cs="Arial" w:eastAsia="Arial" w:hAnsi="Arial"/>
@@ -18484,7 +19362,7 @@
             <w:pPr>
               <w:spacing w:after="20" w:before="0"/>
             </w:pPr>
-            <w:hyperlink w:history="1" r:id="rIdrfyeaezkjfvaudu4j3hk6">
+            <w:hyperlink w:history="1" r:id="rIdak39bliqninsjeedki7pj">
               <w:r>
                 <w:rPr>
                   <w:rFonts w:ascii="Arial" w:cs="Arial" w:eastAsia="Arial" w:hAnsi="Arial"/>
@@ -18517,885 +19395,7 @@
               <w:spacing w:after="10" w:before="0"/>
               <w:ind w:left="120"/>
             </w:pPr>
-            <w:hyperlink w:history="1" r:id="rIdvwvydsjadri5jk3i5hzrm">
-              <w:r>
-                <w:rPr>
-                  <w:rFonts w:ascii="Arial" w:cs="Arial" w:eastAsia="Arial" w:hAnsi="Arial"/>
-                  <w:color w:val="595959"/>
-                  <w:sz w:val="14"/>
-                  <w:szCs w:val="14"/>
-                  <w:u w:val="single" w:color="595959"/>
-                </w:rPr>
-                <w:t xml:space="preserve">🔍 Search ARES for similar readings</w:t>
-              </w:r>
-            </w:hyperlink>
-          </w:p>
-        </w:tc>
-        <w:tc>
-          <w:tcPr>
-            <w:tcW w:type="dxa" w:w="3040"/>
-            <w:shd w:fill="FFFFFF" w:color="auto" w:val="clear"/>
-            <w:tcMar>
-              <w:top w:type="dxa" w:w="60"/>
-              <w:left w:type="dxa" w:w="120"/>
-              <w:bottom w:type="dxa" w:w="60"/>
-              <w:right w:type="dxa" w:w="120"/>
-            </w:tcMar>
-            <w:vAlign w:val="top"/>
-          </w:tcPr>
-          <w:p>
-            <w:pPr>
-              <w:spacing w:after="40" w:before="0"/>
-              <w:jc w:val="left"/>
-            </w:pPr>
-            <w:r>
-              <w:rPr>
-                <w:rFonts w:ascii="Arial" w:cs="Arial" w:eastAsia="Arial" w:hAnsi="Arial"/>
-                <w:b w:val="false"/>
-                <w:bCs w:val="false"/>
-                <w:i w:val="false"/>
-                <w:iCs w:val="false"/>
-                <w:color w:val="000000"/>
-                <w:sz w:val="18"/>
-                <w:szCs w:val="18"/>
-              </w:rPr>
-              <w:t xml:space="preserve">Learners remain in home groups. The teacher projects a blank six-row summary table (one row per machine type) with columns: Machine Type | Kenyan Example | Formula for MA | Measured MA | What is traded for the force gain? Learners spend 6 minutes completing this collaboratively using their station data. Groups then participate in a Jigsaw Share-Out: one member from each group moves to a new 'expert group' where each person represents a different station and teaches the others about their machine's MA and what is traded. Expert groups then disband and learners return to home groups to fill any gaps.</w:t>
-            </w:r>
-          </w:p>
-          <w:p>
-            <w:pPr>
-              <w:spacing w:after="40" w:before="0"/>
-              <w:jc w:val="left"/>
-            </w:pPr>
-            <w:r>
-              <w:rPr>
-                <w:rFonts w:ascii="Arial" w:cs="Arial" w:eastAsia="Arial" w:hAnsi="Arial"/>
-                <w:b w:val="false"/>
-                <w:bCs w:val="false"/>
-                <w:i w:val="false"/>
-                <w:iCs w:val="false"/>
-                <w:color w:val="000000"/>
-                <w:sz w:val="18"/>
-                <w:szCs w:val="18"/>
-              </w:rPr>
-              <w:t xml:space="preserve"/>
-            </w:r>
-          </w:p>
-          <w:p>
-            <w:pPr>
-              <w:spacing w:after="40" w:before="0"/>
-              <w:jc w:val="left"/>
-            </w:pPr>
-            <w:r>
-              <w:rPr>
-                <w:rFonts w:ascii="Arial" w:cs="Arial" w:eastAsia="Arial" w:hAnsi="Arial"/>
-                <w:b w:val="false"/>
-                <w:bCs w:val="false"/>
-                <w:i w:val="false"/>
-                <w:iCs w:val="false"/>
-                <w:color w:val="000000"/>
-                <w:sz w:val="18"/>
-                <w:szCs w:val="18"/>
-              </w:rPr>
-              <w:t xml:space="preserve">The teacher then leads a whole-class Claim–Evidence–Reasoning (CER) discussion anchored to the phenomenon: 'Claim: Simple machines make work easier by increasing force — but they do NOT create extra energy. Evidence: Use your data. Reasoning: Connect to Work = Force × Distance from Lesson 3.'</w:t>
-            </w:r>
-          </w:p>
-          <w:p>
-            <w:pPr>
-              <w:spacing w:after="40" w:before="0"/>
-              <w:jc w:val="left"/>
-            </w:pPr>
-            <w:r>
-              <w:rPr>
-                <w:rFonts w:ascii="Arial" w:cs="Arial" w:eastAsia="Arial" w:hAnsi="Arial"/>
-                <w:b w:val="false"/>
-                <w:bCs w:val="false"/>
-                <w:i w:val="false"/>
-                <w:iCs w:val="false"/>
-                <w:color w:val="000000"/>
-                <w:sz w:val="18"/>
-                <w:szCs w:val="18"/>
-              </w:rPr>
-              <w:t xml:space="preserve"/>
-            </w:r>
-          </w:p>
-          <w:p>
-            <w:pPr>
-              <w:spacing w:after="40" w:before="0"/>
-              <w:jc w:val="left"/>
-            </w:pPr>
-            <w:r>
-              <w:rPr>
-                <w:rFonts w:ascii="Arial" w:cs="Arial" w:eastAsia="Arial" w:hAnsi="Arial"/>
-                <w:b w:val="false"/>
-                <w:bCs w:val="false"/>
-                <w:i w:val="false"/>
-                <w:iCs w:val="false"/>
-                <w:color w:val="000000"/>
-                <w:sz w:val="18"/>
-                <w:szCs w:val="18"/>
-              </w:rPr>
-              <w:t xml:space="preserve">Learners individually write a CER paragraph in their exercise books answering: 'Why could the Gikomba mechanic loosen the nut with the long spanner? Use the words mechanical advantage, load, effort, distance, and work done in your answer.' They also annotate a diagram of a lever (drawn in their books) with: fulcrum position, effort arm length, load arm length, effort force arrow, load force arrow, and the calculated MA.</w:t>
-            </w:r>
-          </w:p>
-          <w:p>
-            <w:pPr>
-              <w:spacing w:after="40" w:before="0"/>
-              <w:jc w:val="left"/>
-            </w:pPr>
-            <w:r>
-              <w:rPr>
-                <w:rFonts w:ascii="Arial" w:cs="Arial" w:eastAsia="Arial" w:hAnsi="Arial"/>
-                <w:b w:val="false"/>
-                <w:bCs w:val="false"/>
-                <w:i w:val="false"/>
-                <w:iCs w:val="false"/>
-                <w:color w:val="000000"/>
-                <w:sz w:val="18"/>
-                <w:szCs w:val="18"/>
-              </w:rPr>
-              <w:t xml:space="preserve"/>
-            </w:r>
-          </w:p>
-          <w:p>
-            <w:pPr>
-              <w:spacing w:after="40" w:before="0"/>
-              <w:jc w:val="left"/>
-            </w:pPr>
-            <w:r>
-              <w:rPr>
-                <w:rFonts w:ascii="Arial" w:cs="Arial" w:eastAsia="Arial" w:hAnsi="Arial"/>
-                <w:b w:val="false"/>
-                <w:bCs w:val="false"/>
-                <w:i w:val="false"/>
-                <w:iCs w:val="false"/>
-                <w:color w:val="000000"/>
-                <w:sz w:val="18"/>
-                <w:szCs w:val="18"/>
-              </w:rPr>
-              <w:t xml:space="preserve">Finally, learners revisit the Prediction Wall on the DQB and place a tick or cross next to their earlier predictions, correcting any that were wrong with a brief written justification.</w:t>
-            </w:r>
-          </w:p>
-        </w:tc>
-        <w:tc>
-          <w:tcPr>
-            <w:tcW w:type="dxa" w:w="3040"/>
-            <w:shd w:fill="F2F2F2" w:color="auto" w:val="clear"/>
-            <w:tcMar>
-              <w:top w:type="dxa" w:w="60"/>
-              <w:left w:type="dxa" w:w="120"/>
-              <w:bottom w:type="dxa" w:w="60"/>
-              <w:right w:type="dxa" w:w="120"/>
-            </w:tcMar>
-            <w:vAlign w:val="top"/>
-          </w:tcPr>
-          <w:p>
-            <w:pPr>
-              <w:spacing w:after="40" w:before="0"/>
-              <w:jc w:val="left"/>
-            </w:pPr>
-            <w:r>
-              <w:rPr>
-                <w:rFonts w:ascii="Arial" w:cs="Arial" w:eastAsia="Arial" w:hAnsi="Arial"/>
-                <w:b w:val="false"/>
-                <w:bCs w:val="false"/>
-                <w:i w:val="false"/>
-                <w:iCs w:val="false"/>
-                <w:color w:val="000000"/>
-                <w:sz w:val="18"/>
-                <w:szCs w:val="18"/>
-              </w:rPr>
-              <w:t xml:space="preserve">After the Jigsaw, project the phenomenon photograph again and say: 'The mechanic's pipe extension makes the spanner arm about 4 times longer. Using your Station 1 data, what MA do you predict that gives him?' Allow 15 seconds WAIT TIME. Cold-call two learners with different answers and ask: 'Walk me through your calculation.' After both respond, say: 'Who agrees with the first answer? Who agrees with the second? Hold up your data card.' Resolve the discrepancy using Station 1 data projected on screen.</w:t>
-            </w:r>
-          </w:p>
-          <w:p>
-            <w:pPr>
-              <w:spacing w:after="40" w:before="0"/>
-              <w:jc w:val="left"/>
-            </w:pPr>
-            <w:r>
-              <w:rPr>
-                <w:rFonts w:ascii="Arial" w:cs="Arial" w:eastAsia="Arial" w:hAnsi="Arial"/>
-                <w:b w:val="false"/>
-                <w:bCs w:val="false"/>
-                <w:i w:val="false"/>
-                <w:iCs w:val="false"/>
-                <w:color w:val="000000"/>
-                <w:sz w:val="18"/>
-                <w:szCs w:val="18"/>
-              </w:rPr>
-              <w:t xml:space="preserve"/>
-            </w:r>
-          </w:p>
-          <w:p>
-            <w:pPr>
-              <w:spacing w:after="40" w:before="0"/>
-              <w:jc w:val="left"/>
-            </w:pPr>
-            <w:r>
-              <w:rPr>
-                <w:rFonts w:ascii="Arial" w:cs="Arial" w:eastAsia="Arial" w:hAnsi="Arial"/>
-                <w:b w:val="false"/>
-                <w:bCs w:val="false"/>
-                <w:i w:val="false"/>
-                <w:iCs w:val="false"/>
-                <w:color w:val="000000"/>
-                <w:sz w:val="18"/>
-                <w:szCs w:val="18"/>
-              </w:rPr>
-              <w:t xml:space="preserve">Then ask the critical conceptual question: 'Here is the puzzle — if the mechanic pushes with only 50 N of effort but gets 200 N on the nut, where did those extra 150 N come from? Did the machine CREATE energy?' Allow 20 seconds WAIT TIME — this is intentional productive struggle. Cold-call three learners. After responses, guide: 'Look at the distance your effort hand travels compared to the distance the nut moves. What do you notice?' Allow 10 seconds. Then say: 'This is the key insight of today's lesson — say it with me: Simple machines trade DISTANCE for FORCE. Work in equals work out — ignoring friction for now.'</w:t>
-            </w:r>
-          </w:p>
-          <w:p>
-            <w:pPr>
-              <w:spacing w:after="40" w:before="0"/>
-              <w:jc w:val="left"/>
-            </w:pPr>
-            <w:r>
-              <w:rPr>
-                <w:rFonts w:ascii="Arial" w:cs="Arial" w:eastAsia="Arial" w:hAnsi="Arial"/>
-                <w:b w:val="false"/>
-                <w:bCs w:val="false"/>
-                <w:i w:val="false"/>
-                <w:iCs w:val="false"/>
-                <w:color w:val="000000"/>
-                <w:sz w:val="18"/>
-                <w:szCs w:val="18"/>
-              </w:rPr>
-              <w:t xml:space="preserve"/>
-            </w:r>
-          </w:p>
-          <w:p>
-            <w:pPr>
-              <w:spacing w:after="40" w:before="0"/>
-              <w:jc w:val="left"/>
-            </w:pPr>
-            <w:r>
-              <w:rPr>
-                <w:rFonts w:ascii="Arial" w:cs="Arial" w:eastAsia="Arial" w:hAnsi="Arial"/>
-                <w:b w:val="false"/>
-                <w:bCs w:val="false"/>
-                <w:i w:val="false"/>
-                <w:iCs w:val="false"/>
-                <w:color w:val="000000"/>
-                <w:sz w:val="18"/>
-                <w:szCs w:val="18"/>
-              </w:rPr>
-              <w:t xml:space="preserve">During CER writing, circulate and stamp or initial books where the reasoning explicitly mentions Work = F × d. Say to learners who have not included distance: 'Your claim and evidence are strong — now tell me WHY. What does work = force × distance have to do with this?'</w:t>
-            </w:r>
-          </w:p>
-        </w:tc>
-        <w:tc>
-          <w:tcPr>
-            <w:tcW w:type="dxa" w:w="3040"/>
-            <w:shd w:fill="FFFFFF" w:color="auto" w:val="clear"/>
-            <w:tcMar>
-              <w:top w:type="dxa" w:w="60"/>
-              <w:left w:type="dxa" w:w="120"/>
-              <w:bottom w:type="dxa" w:w="60"/>
-              <w:right w:type="dxa" w:w="120"/>
-            </w:tcMar>
-            <w:vAlign w:val="top"/>
-          </w:tcPr>
-          <w:p>
-            <w:pPr>
-              <w:spacing w:after="40" w:before="0"/>
-              <w:jc w:val="left"/>
-            </w:pPr>
-            <w:r>
-              <w:rPr>
-                <w:rFonts w:ascii="Arial" w:cs="Arial" w:eastAsia="Arial" w:hAnsi="Arial"/>
-                <w:b w:val="false"/>
-                <w:bCs w:val="false"/>
-                <w:i w:val="false"/>
-                <w:iCs w:val="false"/>
-                <w:color w:val="000000"/>
-                <w:sz w:val="18"/>
-                <w:szCs w:val="18"/>
-              </w:rPr>
-              <w:t xml:space="preserve">Jigsaw followed by Claim–Evidence–Reasoning (CER) Writing — The Jigsaw ensures every learner becomes a temporary 'expert' on one machine and must articulate its MA clearly enough to teach peers, deepening encoding. The CER writing then demands that learners synthesise all six machines into a single coherent principle (machines trade distance for force; energy is conserved) and apply it directly to the anchoring phenomenon. This dual strategy — peer teaching then independent writing — addresses both collaborative and individual sense-making.</w:t>
-            </w:r>
-          </w:p>
-        </w:tc>
-        <w:tc>
-          <w:tcPr>
-            <w:tcW w:type="dxa" w:w="3040"/>
-            <w:shd w:fill="F2F2F2" w:color="auto" w:val="clear"/>
-            <w:tcMar>
-              <w:top w:type="dxa" w:w="60"/>
-              <w:left w:type="dxa" w:w="120"/>
-              <w:bottom w:type="dxa" w:w="60"/>
-              <w:right w:type="dxa" w:w="120"/>
-            </w:tcMar>
-            <w:vAlign w:val="top"/>
-          </w:tcPr>
-          <w:p>
-            <w:pPr>
-              <w:spacing w:after="40" w:before="0"/>
-              <w:jc w:val="left"/>
-            </w:pPr>
-            <w:r>
-              <w:rPr>
-                <w:rFonts w:ascii="Arial" w:cs="Arial" w:eastAsia="Arial" w:hAnsi="Arial"/>
-                <w:b w:val="false"/>
-                <w:bCs w:val="false"/>
-                <w:i w:val="false"/>
-                <w:iCs w:val="false"/>
-                <w:color w:val="000000"/>
-                <w:sz w:val="18"/>
-                <w:szCs w:val="18"/>
-              </w:rPr>
-              <w:t xml:space="preserve">Observable indicator: The CER paragraph must contain: (a) a specific MA value calculated from Station 1 data, (b) reference to effort arm length vs. load arm length, (c) an explicit statement that work input = work output (or that energy is conserved), and (d) connection to the Gikomba mechanic phenomenon. Teacher uses a 4-point checklist while circulating: 4 = all four elements; 3 = three elements; 2 = two elements; 1 = only a claim with no evidence or reasoning. Learners scoring 1 or 2 are invited to a 3-minute teacher-led small group during the DQB phase.</w:t>
-            </w:r>
-          </w:p>
-        </w:tc>
-      </w:tr>
-      <w:tr>
-        <w:tc>
-          <w:tcPr>
-            <w:tcW w:type="dxa" w:w="1520"/>
-            <w:shd w:fill="FCE4D6" w:color="auto" w:val="clear"/>
-            <w:tcMar>
-              <w:top w:type="dxa" w:w="60"/>
-              <w:left w:type="dxa" w:w="120"/>
-              <w:bottom w:type="dxa" w:w="60"/>
-              <w:right w:type="dxa" w:w="120"/>
-            </w:tcMar>
-            <w:vAlign w:val="top"/>
-          </w:tcPr>
-          <w:p>
-            <w:pPr>
-              <w:spacing w:after="40" w:before="0"/>
-              <w:jc w:val="left"/>
-            </w:pPr>
-            <w:r>
-              <w:rPr>
-                <w:rFonts w:ascii="Arial" w:cs="Arial" w:eastAsia="Arial" w:hAnsi="Arial"/>
-                <w:b/>
-                <w:bCs/>
-                <w:i w:val="false"/>
-                <w:iCs w:val="false"/>
-                <w:color w:val="000000"/>
-                <w:sz w:val="18"/>
-                <w:szCs w:val="18"/>
-              </w:rPr>
-              <w:t xml:space="preserve">Driving Question Board (DQB) Creation</w:t>
-            </w:r>
-          </w:p>
-          <w:p>
-            <w:pPr>
-              <w:spacing w:after="20" w:before="0"/>
-            </w:pPr>
-            <w:r>
-              <w:rPr>
-                <w:rFonts w:ascii="Arial" w:cs="Arial" w:eastAsia="Arial" w:hAnsi="Arial"/>
-                <w:b/>
-                <w:bCs/>
-                <w:color w:val="1F3864"/>
-                <w:sz w:val="16"/>
-                <w:szCs w:val="16"/>
-              </w:rPr>
-              <w:t xml:space="preserve">📹 VIDEO:</w:t>
-            </w:r>
-          </w:p>
-          <w:p>
-            <w:pPr>
-              <w:spacing w:after="20" w:before="0"/>
-            </w:pPr>
-            <w:hyperlink w:history="1" r:id="rIdfaahfvcpcub4qrfkpdstx">
-              <w:r>
-                <w:rPr>
-                  <w:rFonts w:ascii="Arial" w:cs="Arial" w:eastAsia="Arial" w:hAnsi="Arial"/>
-                  <w:color w:val="2E75B6"/>
-                  <w:sz w:val="16"/>
-                  <w:szCs w:val="16"/>
-                  <w:u w:val="single" w:color="2E75B6"/>
-                </w:rPr>
-                <w:t xml:space="preserve">Introduction to mechanical advantage -dubbed(KY)</w:t>
-              </w:r>
-            </w:hyperlink>
-          </w:p>
-          <w:p>
-            <w:pPr>
-              <w:spacing w:after="10" w:before="0"/>
-              <w:ind w:left="120"/>
-            </w:pPr>
-            <w:r>
-              <w:rPr>
-                <w:rFonts w:ascii="Arial" w:cs="Arial" w:eastAsia="Arial" w:hAnsi="Arial"/>
-                <w:color w:val="595959"/>
-                <w:sz w:val="14"/>
-                <w:szCs w:val="14"/>
-              </w:rPr>
-              <w:t xml:space="preserve">Source: Khan Academy (Kiswahili)</w:t>
-            </w:r>
-          </w:p>
-          <w:p>
-            <w:pPr>
-              <w:spacing w:after="10" w:before="0"/>
-              <w:ind w:left="120"/>
-            </w:pPr>
-            <w:hyperlink w:history="1" r:id="rIdr9fmmeibk-lonaucsqrkg">
-              <w:r>
-                <w:rPr>
-                  <w:rFonts w:ascii="Arial" w:cs="Arial" w:eastAsia="Arial" w:hAnsi="Arial"/>
-                  <w:color w:val="595959"/>
-                  <w:sz w:val="14"/>
-                  <w:szCs w:val="14"/>
-                  <w:u w:val="single" w:color="595959"/>
-                </w:rPr>
-                <w:t xml:space="preserve">🔍 Search ARES for similar videos</w:t>
-              </w:r>
-            </w:hyperlink>
-          </w:p>
-          <w:p>
-            <w:pPr>
-              <w:spacing w:after="40" w:before="0"/>
-            </w:pPr>
-            <w:r>
-              <w:rPr>
-                <w:sz w:val="14"/>
-                <w:szCs w:val="14"/>
-              </w:rPr>
-              <w:t xml:space="preserve"/>
-            </w:r>
-          </w:p>
-          <w:p>
-            <w:pPr>
-              <w:spacing w:after="20" w:before="0"/>
-            </w:pPr>
-            <w:r>
-              <w:rPr>
-                <w:rFonts w:ascii="Arial" w:cs="Arial" w:eastAsia="Arial" w:hAnsi="Arial"/>
-                <w:b/>
-                <w:bCs/>
-                <w:color w:val="1F3864"/>
-                <w:sz w:val="16"/>
-                <w:szCs w:val="16"/>
-              </w:rPr>
-              <w:t xml:space="preserve">📖 HTML:</w:t>
-            </w:r>
-          </w:p>
-          <w:p>
-            <w:pPr>
-              <w:spacing w:after="20" w:before="0"/>
-            </w:pPr>
-            <w:hyperlink w:history="1" r:id="rIdrna8vte_o0iq1luqxg_tj">
-              <w:r>
-                <w:rPr>
-                  <w:rFonts w:ascii="Arial" w:cs="Arial" w:eastAsia="Arial" w:hAnsi="Arial"/>
-                  <w:color w:val="2E75B6"/>
-                  <w:sz w:val="16"/>
-                  <w:szCs w:val="16"/>
-                  <w:u w:val="single" w:color="2E75B6"/>
-                </w:rPr>
-                <w:t xml:space="preserve">Energy Conservation (Flexbook)</w:t>
-              </w:r>
-            </w:hyperlink>
-          </w:p>
-          <w:p>
-            <w:pPr>
-              <w:spacing w:after="10" w:before="0"/>
-              <w:ind w:left="120"/>
-            </w:pPr>
-            <w:r>
-              <w:rPr>
-                <w:rFonts w:ascii="Arial" w:cs="Arial" w:eastAsia="Arial" w:hAnsi="Arial"/>
-                <w:color w:val="595959"/>
-                <w:sz w:val="14"/>
-                <w:szCs w:val="14"/>
-              </w:rPr>
-              <w:t xml:space="preserve">Source: CK-12</w:t>
-            </w:r>
-          </w:p>
-          <w:p>
-            <w:pPr>
-              <w:spacing w:after="10" w:before="0"/>
-              <w:ind w:left="120"/>
-            </w:pPr>
-            <w:hyperlink w:history="1" r:id="rIdwutva0_v4zwzo426uq3kq">
-              <w:r>
-                <w:rPr>
-                  <w:rFonts w:ascii="Arial" w:cs="Arial" w:eastAsia="Arial" w:hAnsi="Arial"/>
-                  <w:color w:val="595959"/>
-                  <w:sz w:val="14"/>
-                  <w:szCs w:val="14"/>
-                  <w:u w:val="single" w:color="595959"/>
-                </w:rPr>
-                <w:t xml:space="preserve">🔍 Search ARES for similar readings</w:t>
-              </w:r>
-            </w:hyperlink>
-          </w:p>
-        </w:tc>
-        <w:tc>
-          <w:tcPr>
-            <w:tcW w:type="dxa" w:w="3040"/>
-            <w:shd w:fill="FFFFFF" w:color="auto" w:val="clear"/>
-            <w:tcMar>
-              <w:top w:type="dxa" w:w="60"/>
-              <w:left w:type="dxa" w:w="120"/>
-              <w:bottom w:type="dxa" w:w="60"/>
-              <w:right w:type="dxa" w:w="120"/>
-            </w:tcMar>
-            <w:vAlign w:val="top"/>
-          </w:tcPr>
-          <w:p>
-            <w:pPr>
-              <w:spacing w:after="40" w:before="0"/>
-              <w:jc w:val="left"/>
-            </w:pPr>
-            <w:r>
-              <w:rPr>
-                <w:rFonts w:ascii="Arial" w:cs="Arial" w:eastAsia="Arial" w:hAnsi="Arial"/>
-                <w:b w:val="false"/>
-                <w:bCs w:val="false"/>
-                <w:i w:val="false"/>
-                <w:iCs w:val="false"/>
-                <w:color w:val="000000"/>
-                <w:sz w:val="18"/>
-                <w:szCs w:val="18"/>
-              </w:rPr>
-              <w:t xml:space="preserve">Each learner receives two sticky notes. On the GREEN note they write one piece of evidence from today's lesson that helps answer the driving question ('Why can the mechanic loosen the nut effortlessly with the long spanner?'). On the ORANGE note they write one new question today's lesson has raised — for example: 'If MA = Load ÷ Effort, why isn't the MA infinite if I make the spanner infinitely long?' or 'We assumed work in = work out — but the nut gets hot, so is that actually true?'</w:t>
-            </w:r>
-          </w:p>
-          <w:p>
-            <w:pPr>
-              <w:spacing w:after="40" w:before="0"/>
-              <w:jc w:val="left"/>
-            </w:pPr>
-            <w:r>
-              <w:rPr>
-                <w:rFonts w:ascii="Arial" w:cs="Arial" w:eastAsia="Arial" w:hAnsi="Arial"/>
-                <w:b w:val="false"/>
-                <w:bCs w:val="false"/>
-                <w:i w:val="false"/>
-                <w:iCs w:val="false"/>
-                <w:color w:val="000000"/>
-                <w:sz w:val="18"/>
-                <w:szCs w:val="18"/>
-              </w:rPr>
-              <w:t xml:space="preserve"/>
-            </w:r>
-          </w:p>
-          <w:p>
-            <w:pPr>
-              <w:spacing w:after="40" w:before="0"/>
-              <w:jc w:val="left"/>
-            </w:pPr>
-            <w:r>
-              <w:rPr>
-                <w:rFonts w:ascii="Arial" w:cs="Arial" w:eastAsia="Arial" w:hAnsi="Arial"/>
-                <w:b w:val="false"/>
-                <w:bCs w:val="false"/>
-                <w:i w:val="false"/>
-                <w:iCs w:val="false"/>
-                <w:color w:val="000000"/>
-                <w:sz w:val="18"/>
-                <w:szCs w:val="18"/>
-              </w:rPr>
-              <w:t xml:space="preserve">The class gathers at the DQB (a large poster or section of the classroom wall organised into: What We Know | What We Wonder | Evidence Gathered | Questions Remaining). Learners place their sticky notes in the appropriate sections. The teacher reads aloud three green notes and three orange notes, selected to highlight the strongest evidence and the most generative new questions. The class votes (thumbs up/down) on whether each green note qualifies as genuine evidence or is still just a claim needing more data.</w:t>
-            </w:r>
-          </w:p>
-          <w:p>
-            <w:pPr>
-              <w:spacing w:after="40" w:before="0"/>
-              <w:jc w:val="left"/>
-            </w:pPr>
-            <w:r>
-              <w:rPr>
-                <w:rFonts w:ascii="Arial" w:cs="Arial" w:eastAsia="Arial" w:hAnsi="Arial"/>
-                <w:b w:val="false"/>
-                <w:bCs w:val="false"/>
-                <w:i w:val="false"/>
-                <w:iCs w:val="false"/>
-                <w:color w:val="000000"/>
-                <w:sz w:val="18"/>
-                <w:szCs w:val="18"/>
-              </w:rPr>
-              <w:t xml:space="preserve"/>
-            </w:r>
-          </w:p>
-          <w:p>
-            <w:pPr>
-              <w:spacing w:after="40" w:before="0"/>
-              <w:jc w:val="left"/>
-            </w:pPr>
-            <w:r>
-              <w:rPr>
-                <w:rFonts w:ascii="Arial" w:cs="Arial" w:eastAsia="Arial" w:hAnsi="Arial"/>
-                <w:b w:val="false"/>
-                <w:bCs w:val="false"/>
-                <w:i w:val="false"/>
-                <w:iCs w:val="false"/>
-                <w:color w:val="000000"/>
-                <w:sz w:val="18"/>
-                <w:szCs w:val="18"/>
-              </w:rPr>
-              <w:t xml:space="preserve">The teacher then draws a red arrow on the DQB from the 'Why does the nut get hot?' question (posted in Lesson 2) to a new orange sticky note reading: 'We now know MA explains the force gain — but we still cannot fully explain the heat. That is Lesson 7.' This explicitly advances the storyline and maintains productive tension.</w:t>
-            </w:r>
-          </w:p>
-        </w:tc>
-        <w:tc>
-          <w:tcPr>
-            <w:tcW w:type="dxa" w:w="3040"/>
-            <w:shd w:fill="F2F2F2" w:color="auto" w:val="clear"/>
-            <w:tcMar>
-              <w:top w:type="dxa" w:w="60"/>
-              <w:left w:type="dxa" w:w="120"/>
-              <w:bottom w:type="dxa" w:w="60"/>
-              <w:right w:type="dxa" w:w="120"/>
-            </w:tcMar>
-            <w:vAlign w:val="top"/>
-          </w:tcPr>
-          <w:p>
-            <w:pPr>
-              <w:spacing w:after="40" w:before="0"/>
-              <w:jc w:val="left"/>
-            </w:pPr>
-            <w:r>
-              <w:rPr>
-                <w:rFonts w:ascii="Arial" w:cs="Arial" w:eastAsia="Arial" w:hAnsi="Arial"/>
-                <w:b w:val="false"/>
-                <w:bCs w:val="false"/>
-                <w:i w:val="false"/>
-                <w:iCs w:val="false"/>
-                <w:color w:val="000000"/>
-                <w:sz w:val="18"/>
-                <w:szCs w:val="18"/>
-              </w:rPr>
-              <w:t xml:space="preserve">Say: 'Take two minutes — silent, individual — to write your green and orange sticky notes. I will be walking around and I should see everyone writing.' Circulate and prompt any learner with a blank note: 'What is ONE number from your data table that surprised you today? Write that as evidence.' After posting, read aloud the selected notes without attributing them to specific learners to protect psychological safety. When reading an orange 'wonder' question, pause and ask the class: 'Has anyone already gathered evidence that begins to answer this? Raise your hand.' Allow 10 seconds WAIT TIME before taking responses. Close by pointing to the full DQB and saying: 'Look at how much evidence we have now compared to Lesson 1. We are building a case. Two lessons remain — what do we still need to figure out to fully answer our driving question?'</w:t>
-            </w:r>
-          </w:p>
-        </w:tc>
-        <w:tc>
-          <w:tcPr>
-            <w:tcW w:type="dxa" w:w="3040"/>
-            <w:shd w:fill="FFFFFF" w:color="auto" w:val="clear"/>
-            <w:tcMar>
-              <w:top w:type="dxa" w:w="60"/>
-              <w:left w:type="dxa" w:w="120"/>
-              <w:bottom w:type="dxa" w:w="60"/>
-              <w:right w:type="dxa" w:w="120"/>
-            </w:tcMar>
-            <w:vAlign w:val="top"/>
-          </w:tcPr>
-          <w:p>
-            <w:pPr>
-              <w:spacing w:after="40" w:before="0"/>
-              <w:jc w:val="left"/>
-            </w:pPr>
-            <w:r>
-              <w:rPr>
-                <w:rFonts w:ascii="Arial" w:cs="Arial" w:eastAsia="Arial" w:hAnsi="Arial"/>
-                <w:b w:val="false"/>
-                <w:bCs w:val="false"/>
-                <w:i w:val="false"/>
-                <w:iCs w:val="false"/>
-                <w:color w:val="000000"/>
-                <w:sz w:val="18"/>
-                <w:szCs w:val="18"/>
-              </w:rPr>
-              <w:t xml:space="preserve">Driving Question Board Curation — The DQB is not a passive display; it is a living record of the class's growing epistemic understanding. By distinguishing evidence (green) from new questions (orange), learners practise the science practice of constructing explanations and identifying gaps. The public vote on whether a claim qualifies as evidence develops scientific argumentation skills and reinforces that evidence must be data-based, not opinion-based.</w:t>
-            </w:r>
-          </w:p>
-        </w:tc>
-        <w:tc>
-          <w:tcPr>
-            <w:tcW w:type="dxa" w:w="3040"/>
-            <w:shd w:fill="F2F2F2" w:color="auto" w:val="clear"/>
-            <w:tcMar>
-              <w:top w:type="dxa" w:w="60"/>
-              <w:left w:type="dxa" w:w="120"/>
-              <w:bottom w:type="dxa" w:w="60"/>
-              <w:right w:type="dxa" w:w="120"/>
-            </w:tcMar>
-            <w:vAlign w:val="top"/>
-          </w:tcPr>
-          <w:p>
-            <w:pPr>
-              <w:spacing w:after="40" w:before="0"/>
-              <w:jc w:val="left"/>
-            </w:pPr>
-            <w:r>
-              <w:rPr>
-                <w:rFonts w:ascii="Arial" w:cs="Arial" w:eastAsia="Arial" w:hAnsi="Arial"/>
-                <w:b w:val="false"/>
-                <w:bCs w:val="false"/>
-                <w:i w:val="false"/>
-                <w:iCs w:val="false"/>
-                <w:color w:val="000000"/>
-                <w:sz w:val="18"/>
-                <w:szCs w:val="18"/>
-              </w:rPr>
-              <w:t xml:space="preserve">Observable indicator: Green sticky notes contain a specific measurement or calculated MA value (e.g., 'When the effort arm was 75 cm, our lever gave MA = 4.2') rather than a vague statement ('levers are useful'). If a sticky note is a claim without data, the teacher returns it to the learner and says: 'This is a good claim — now add the number from your data table that proves it.' Orange notes are assessed for generativity: do they point toward the remaining lesson topics (efficiency, energy dissipation) or are they already answered by today's lesson?</w:t>
-            </w:r>
-          </w:p>
-        </w:tc>
-      </w:tr>
-      <w:tr>
-        <w:tc>
-          <w:tcPr>
-            <w:tcW w:type="dxa" w:w="1520"/>
-            <w:shd w:fill="D5E8F0" w:color="auto" w:val="clear"/>
-            <w:tcMar>
-              <w:top w:type="dxa" w:w="60"/>
-              <w:left w:type="dxa" w:w="120"/>
-              <w:bottom w:type="dxa" w:w="60"/>
-              <w:right w:type="dxa" w:w="120"/>
-            </w:tcMar>
-            <w:vAlign w:val="top"/>
-          </w:tcPr>
-          <w:p>
-            <w:pPr>
-              <w:spacing w:after="40" w:before="0"/>
-              <w:jc w:val="left"/>
-            </w:pPr>
-            <w:r>
-              <w:rPr>
-                <w:rFonts w:ascii="Arial" w:cs="Arial" w:eastAsia="Arial" w:hAnsi="Arial"/>
-                <w:b/>
-                <w:bCs/>
-                <w:i w:val="false"/>
-                <w:iCs w:val="false"/>
-                <w:color w:val="000000"/>
-                <w:sz w:val="18"/>
-                <w:szCs w:val="18"/>
-              </w:rPr>
-              <w:t xml:space="preserve">Model Building Phase</w:t>
-            </w:r>
-          </w:p>
-          <w:p>
-            <w:pPr>
-              <w:spacing w:after="20" w:before="0"/>
-            </w:pPr>
-            <w:r>
-              <w:rPr>
-                <w:rFonts w:ascii="Arial" w:cs="Arial" w:eastAsia="Arial" w:hAnsi="Arial"/>
-                <w:b/>
-                <w:bCs/>
-                <w:color w:val="1F3864"/>
-                <w:sz w:val="16"/>
-                <w:szCs w:val="16"/>
-              </w:rPr>
-              <w:t xml:space="preserve">📹 VIDEO:</w:t>
-            </w:r>
-          </w:p>
-          <w:p>
-            <w:pPr>
-              <w:spacing w:after="20" w:before="0"/>
-            </w:pPr>
-            <w:hyperlink w:history="1" r:id="rIdshsrgxvgktiixw1gqn9t0">
-              <w:r>
-                <w:rPr>
-                  <w:rFonts w:ascii="Arial" w:cs="Arial" w:eastAsia="Arial" w:hAnsi="Arial"/>
-                  <w:color w:val="2E75B6"/>
-                  <w:sz w:val="16"/>
-                  <w:szCs w:val="16"/>
-                  <w:u w:val="single" w:color="2E75B6"/>
-                </w:rPr>
-                <w:t xml:space="preserve">Mechanical advantage (part 2)</w:t>
-              </w:r>
-            </w:hyperlink>
-          </w:p>
-          <w:p>
-            <w:pPr>
-              <w:spacing w:after="10" w:before="0"/>
-              <w:ind w:left="120"/>
-            </w:pPr>
-            <w:r>
-              <w:rPr>
-                <w:rFonts w:ascii="Arial" w:cs="Arial" w:eastAsia="Arial" w:hAnsi="Arial"/>
-                <w:color w:val="595959"/>
-                <w:sz w:val="14"/>
-                <w:szCs w:val="14"/>
-              </w:rPr>
-              <w:t xml:space="preserve">Source: Khan Academy (English - US curriculum)</w:t>
-            </w:r>
-          </w:p>
-          <w:p>
-            <w:pPr>
-              <w:spacing w:after="10" w:before="0"/>
-              <w:ind w:left="120"/>
-            </w:pPr>
-            <w:hyperlink w:history="1" r:id="rIdxn_xrx-9f-hyox3x6hq6w">
-              <w:r>
-                <w:rPr>
-                  <w:rFonts w:ascii="Arial" w:cs="Arial" w:eastAsia="Arial" w:hAnsi="Arial"/>
-                  <w:color w:val="595959"/>
-                  <w:sz w:val="14"/>
-                  <w:szCs w:val="14"/>
-                  <w:u w:val="single" w:color="595959"/>
-                </w:rPr>
-                <w:t xml:space="preserve">🔍 Search ARES for similar videos</w:t>
-              </w:r>
-            </w:hyperlink>
-          </w:p>
-          <w:p>
-            <w:pPr>
-              <w:spacing w:after="40" w:before="0"/>
-            </w:pPr>
-            <w:r>
-              <w:rPr>
-                <w:sz w:val="14"/>
-                <w:szCs w:val="14"/>
-              </w:rPr>
-              <w:t xml:space="preserve"/>
-            </w:r>
-          </w:p>
-          <w:p>
-            <w:pPr>
-              <w:spacing w:after="20" w:before="0"/>
-            </w:pPr>
-            <w:r>
-              <w:rPr>
-                <w:rFonts w:ascii="Arial" w:cs="Arial" w:eastAsia="Arial" w:hAnsi="Arial"/>
-                <w:b/>
-                <w:bCs/>
-                <w:color w:val="1F3864"/>
-                <w:sz w:val="16"/>
-                <w:szCs w:val="16"/>
-              </w:rPr>
-              <w:t xml:space="preserve">📖 EXERCISE:</w:t>
-            </w:r>
-          </w:p>
-          <w:p>
-            <w:pPr>
-              <w:spacing w:after="20" w:before="0"/>
-            </w:pPr>
-            <w:hyperlink w:history="1" r:id="rIdkon4tnzgxncllsqg3lqec">
-              <w:r>
-                <w:rPr>
-                  <w:rFonts w:ascii="Arial" w:cs="Arial" w:eastAsia="Arial" w:hAnsi="Arial"/>
-                  <w:color w:val="2E75B6"/>
-                  <w:sz w:val="16"/>
-                  <w:szCs w:val="16"/>
-                  <w:u w:val="single" w:color="2E75B6"/>
-                </w:rPr>
-                <w:t xml:space="preserve">Energy Conservation Practice</w:t>
-              </w:r>
-            </w:hyperlink>
-          </w:p>
-          <w:p>
-            <w:pPr>
-              <w:spacing w:after="10" w:before="0"/>
-              <w:ind w:left="120"/>
-            </w:pPr>
-            <w:r>
-              <w:rPr>
-                <w:rFonts w:ascii="Arial" w:cs="Arial" w:eastAsia="Arial" w:hAnsi="Arial"/>
-                <w:color w:val="595959"/>
-                <w:sz w:val="14"/>
-                <w:szCs w:val="14"/>
-              </w:rPr>
-              <w:t xml:space="preserve">Source: CK-12</w:t>
-            </w:r>
-          </w:p>
-          <w:p>
-            <w:pPr>
-              <w:spacing w:after="10" w:before="0"/>
-              <w:ind w:left="120"/>
-            </w:pPr>
-            <w:hyperlink w:history="1" r:id="rIddfsxqdven8edsfb89la73">
+            <w:hyperlink w:history="1" r:id="rIdffrlnxbemtludcwvytkcp">
               <w:r>
                 <w:rPr>
                   <w:rFonts w:ascii="Arial" w:cs="Arial" w:eastAsia="Arial" w:hAnsi="Arial"/>
@@ -21167,7 +21167,7 @@
             <w:pPr>
               <w:spacing w:after="20" w:before="0"/>
             </w:pPr>
-            <w:hyperlink w:history="1" r:id="rIdiaampkker7q9am7v_qonb">
+            <w:hyperlink w:history="1" r:id="rIdjr-uprbcjax56srwiorkv">
               <w:r>
                 <w:rPr>
                   <w:rFonts w:ascii="Arial" w:cs="Arial" w:eastAsia="Arial" w:hAnsi="Arial"/>
@@ -21200,7 +21200,7 @@
               <w:spacing w:after="10" w:before="0"/>
               <w:ind w:left="120"/>
             </w:pPr>
-            <w:hyperlink w:history="1" r:id="rIdcvyvmmbplavxb56ucfigp">
+            <w:hyperlink w:history="1" r:id="rIdctty4pp4qebosazah_agi">
               <w:r>
                 <w:rPr>
                   <w:rFonts w:ascii="Arial" w:cs="Arial" w:eastAsia="Arial" w:hAnsi="Arial"/>
@@ -21245,7 +21245,7 @@
             <w:pPr>
               <w:spacing w:after="20" w:before="0"/>
             </w:pPr>
-            <w:hyperlink w:history="1" r:id="rIdpdqfaplsmzlhuq20fven2">
+            <w:hyperlink w:history="1" r:id="rIddli4tfd-86yqhntm7n_h0">
               <w:r>
                 <w:rPr>
                   <w:rFonts w:ascii="Arial" w:cs="Arial" w:eastAsia="Arial" w:hAnsi="Arial"/>
@@ -21278,7 +21278,7 @@
               <w:spacing w:after="10" w:before="0"/>
               <w:ind w:left="120"/>
             </w:pPr>
-            <w:hyperlink w:history="1" r:id="rIdhrc9yukk5i8nrm-u8xrtr">
+            <w:hyperlink w:history="1" r:id="rIdqhdpyhh_g4vih4vizsohe">
               <w:r>
                 <w:rPr>
                   <w:rFonts w:ascii="Arial" w:cs="Arial" w:eastAsia="Arial" w:hAnsi="Arial"/>
@@ -21473,7 +21473,7 @@
             <w:pPr>
               <w:spacing w:after="20" w:before="0"/>
             </w:pPr>
-            <w:hyperlink w:history="1" r:id="rIdean3agrldmohmq4byvhfu">
+            <w:hyperlink w:history="1" r:id="rIdqr_otxqvtcn1vki708ilt">
               <w:r>
                 <w:rPr>
                   <w:rFonts w:ascii="Arial" w:cs="Arial" w:eastAsia="Arial" w:hAnsi="Arial"/>
@@ -21506,7 +21506,7 @@
               <w:spacing w:after="10" w:before="0"/>
               <w:ind w:left="120"/>
             </w:pPr>
-            <w:hyperlink w:history="1" r:id="rIdqlq8irx6zqwsemkf5n__e">
+            <w:hyperlink w:history="1" r:id="rIda99ao6_u7jkagv4bqxgp_">
               <w:r>
                 <w:rPr>
                   <w:rFonts w:ascii="Arial" w:cs="Arial" w:eastAsia="Arial" w:hAnsi="Arial"/>
@@ -21551,7 +21551,7 @@
             <w:pPr>
               <w:spacing w:after="20" w:before="0"/>
             </w:pPr>
-            <w:hyperlink w:history="1" r:id="rIdog8y_hqfqea0cw9joxqab">
+            <w:hyperlink w:history="1" r:id="rIdribfxbzxfz1jpthjpeldh">
               <w:r>
                 <w:rPr>
                   <w:rFonts w:ascii="Arial" w:cs="Arial" w:eastAsia="Arial" w:hAnsi="Arial"/>
@@ -21584,7 +21584,7 @@
               <w:spacing w:after="10" w:before="0"/>
               <w:ind w:left="120"/>
             </w:pPr>
-            <w:hyperlink w:history="1" r:id="rIda28cjrauxn0-boic-g7sk">
+            <w:hyperlink w:history="1" r:id="rIddgpsksdwjupj8nd4v7jfl">
               <w:r>
                 <w:rPr>
                   <w:rFonts w:ascii="Arial" w:cs="Arial" w:eastAsia="Arial" w:hAnsi="Arial"/>
@@ -21779,7 +21779,7 @@
             <w:pPr>
               <w:spacing w:after="20" w:before="0"/>
             </w:pPr>
-            <w:hyperlink w:history="1" r:id="rIddbat9f397fxmanym5jz_3">
+            <w:hyperlink w:history="1" r:id="rIdtp-ewndswfijwc8zzbsfm">
               <w:r>
                 <w:rPr>
                   <w:rFonts w:ascii="Arial" w:cs="Arial" w:eastAsia="Arial" w:hAnsi="Arial"/>
@@ -21788,7 +21788,7 @@
                   <w:szCs w:val="16"/>
                   <w:u w:val="single" w:color="2E75B6"/>
                 </w:rPr>
-                <w:t xml:space="preserve">Vertical springs and energy conservation</w:t>
+                <w:t xml:space="preserve">Work/energy problem with friction</w:t>
               </w:r>
             </w:hyperlink>
           </w:p>
@@ -21812,7 +21812,7 @@
               <w:spacing w:after="10" w:before="0"/>
               <w:ind w:left="120"/>
             </w:pPr>
-            <w:hyperlink w:history="1" r:id="rIdg1fqns5nkeyjnhc0djfs0">
+            <w:hyperlink w:history="1" r:id="rIde5yfksmw-fhqe_evco3wf">
               <w:r>
                 <w:rPr>
                   <w:rFonts w:ascii="Arial" w:cs="Arial" w:eastAsia="Arial" w:hAnsi="Arial"/>
@@ -21857,7 +21857,7 @@
             <w:pPr>
               <w:spacing w:after="20" w:before="0"/>
             </w:pPr>
-            <w:hyperlink w:history="1" r:id="rId_dgokqyvk4f5b7jehps9o">
+            <w:hyperlink w:history="1" r:id="rIdjbqpgbcacocu3_zynyg-x">
               <w:r>
                 <w:rPr>
                   <w:rFonts w:ascii="Arial" w:cs="Arial" w:eastAsia="Arial" w:hAnsi="Arial"/>
@@ -21890,7 +21890,7 @@
               <w:spacing w:after="10" w:before="0"/>
               <w:ind w:left="120"/>
             </w:pPr>
-            <w:hyperlink w:history="1" r:id="rIdbrzvhfammnn_nhq5n-wph">
+            <w:hyperlink w:history="1" r:id="rIdtdgdtt-85ywkh5ntgbh5c">
               <w:r>
                 <w:rPr>
                   <w:rFonts w:ascii="Arial" w:cs="Arial" w:eastAsia="Arial" w:hAnsi="Arial"/>
@@ -22085,7 +22085,7 @@
             <w:pPr>
               <w:spacing w:after="20" w:before="0"/>
             </w:pPr>
-            <w:hyperlink w:history="1" r:id="rId0srperlg87wfqpiodbkm4">
+            <w:hyperlink w:history="1" r:id="rIdzzicznrr-xcrsbvcthpmc">
               <w:r>
                 <w:rPr>
                   <w:rFonts w:ascii="Arial" w:cs="Arial" w:eastAsia="Arial" w:hAnsi="Arial"/>
@@ -22094,7 +22094,7 @@
                   <w:szCs w:val="16"/>
                   <w:u w:val="single" w:color="2E75B6"/>
                 </w:rPr>
-                <w:t xml:space="preserve">Conservation of energy</w:t>
+                <w:t xml:space="preserve">Work/energy problem with friction</w:t>
               </w:r>
             </w:hyperlink>
           </w:p>
@@ -22118,7 +22118,7 @@
               <w:spacing w:after="10" w:before="0"/>
               <w:ind w:left="120"/>
             </w:pPr>
-            <w:hyperlink w:history="1" r:id="rId49x1ot9eovii7nx_ctatr">
+            <w:hyperlink w:history="1" r:id="rIdkz1xjlnk5phkyxuciym9t">
               <w:r>
                 <w:rPr>
                   <w:rFonts w:ascii="Arial" w:cs="Arial" w:eastAsia="Arial" w:hAnsi="Arial"/>
@@ -22163,7 +22163,7 @@
             <w:pPr>
               <w:spacing w:after="20" w:before="0"/>
             </w:pPr>
-            <w:hyperlink w:history="1" r:id="rId7rul7sl8frjposiqvkihn">
+            <w:hyperlink w:history="1" r:id="rIdtmedf7x0mkodhukd5ljuj">
               <w:r>
                 <w:rPr>
                   <w:rFonts w:ascii="Arial" w:cs="Arial" w:eastAsia="Arial" w:hAnsi="Arial"/>
@@ -22196,7 +22196,7 @@
               <w:spacing w:after="10" w:before="0"/>
               <w:ind w:left="120"/>
             </w:pPr>
-            <w:hyperlink w:history="1" r:id="rIdtqxfxzdxxwa6jb6m6ijsk">
+            <w:hyperlink w:history="1" r:id="rIdzqumauhmla6za_qanp0w8">
               <w:r>
                 <w:rPr>
                   <w:rFonts w:ascii="Arial" w:cs="Arial" w:eastAsia="Arial" w:hAnsi="Arial"/>
@@ -22391,7 +22391,7 @@
             <w:pPr>
               <w:spacing w:after="20" w:before="0"/>
             </w:pPr>
-            <w:hyperlink w:history="1" r:id="rIdc4xo1ylpp4hn6umkfwes-">
+            <w:hyperlink w:history="1" r:id="rIdparcya6nkat7nhprho76c">
               <w:r>
                 <w:rPr>
                   <w:rFonts w:ascii="Arial" w:cs="Arial" w:eastAsia="Arial" w:hAnsi="Arial"/>
@@ -22424,7 +22424,7 @@
               <w:spacing w:after="10" w:before="0"/>
               <w:ind w:left="120"/>
             </w:pPr>
-            <w:hyperlink w:history="1" r:id="rIdj67f1ouf4f1ebnkl3v0sn">
+            <w:hyperlink w:history="1" r:id="rIdbyfezmpl4p3d90886auqa">
               <w:r>
                 <w:rPr>
                   <w:rFonts w:ascii="Arial" w:cs="Arial" w:eastAsia="Arial" w:hAnsi="Arial"/>
@@ -22469,7 +22469,7 @@
             <w:pPr>
               <w:spacing w:after="20" w:before="0"/>
             </w:pPr>
-            <w:hyperlink w:history="1" r:id="rIdw6oc3pw06wtx4skzfqvjg">
+            <w:hyperlink w:history="1" r:id="rIdbw0szhsl2cnspo_udwbjp">
               <w:r>
                 <w:rPr>
                   <w:rFonts w:ascii="Arial" w:cs="Arial" w:eastAsia="Arial" w:hAnsi="Arial"/>
@@ -22502,7 +22502,7 @@
               <w:spacing w:after="10" w:before="0"/>
               <w:ind w:left="120"/>
             </w:pPr>
-            <w:hyperlink w:history="1" r:id="rIdgb-7sg9z1a-vwn6kuekh6">
+            <w:hyperlink w:history="1" r:id="rIdtmc2wmt1xgsplqaigol7t">
               <w:r>
                 <w:rPr>
                   <w:rFonts w:ascii="Arial" w:cs="Arial" w:eastAsia="Arial" w:hAnsi="Arial"/>
@@ -23989,7 +23989,619 @@
             <w:pPr>
               <w:spacing w:after="20" w:before="0"/>
             </w:pPr>
-            <w:hyperlink w:history="1" r:id="rIdyl53sdqmpnnul5vzcuohy">
+            <w:hyperlink w:history="1" r:id="rIdq6vdie8lnbmwo6scbdm1t">
+              <w:r>
+                <w:rPr>
+                  <w:rFonts w:ascii="Arial" w:cs="Arial" w:eastAsia="Arial" w:hAnsi="Arial"/>
+                  <w:color w:val="2E75B6"/>
+                  <w:sz w:val="16"/>
+                  <w:szCs w:val="16"/>
+                  <w:u w:val="single" w:color="2E75B6"/>
+                </w:rPr>
+                <w:t xml:space="preserve">Work/energy problem with friction</w:t>
+              </w:r>
+            </w:hyperlink>
+          </w:p>
+          <w:p>
+            <w:pPr>
+              <w:spacing w:after="10" w:before="0"/>
+              <w:ind w:left="120"/>
+            </w:pPr>
+            <w:r>
+              <w:rPr>
+                <w:rFonts w:ascii="Arial" w:cs="Arial" w:eastAsia="Arial" w:hAnsi="Arial"/>
+                <w:color w:val="595959"/>
+                <w:sz w:val="14"/>
+                <w:szCs w:val="14"/>
+              </w:rPr>
+              <w:t xml:space="preserve">Source: Khan Academy (English - US curriculum)</w:t>
+            </w:r>
+          </w:p>
+          <w:p>
+            <w:pPr>
+              <w:spacing w:after="10" w:before="0"/>
+              <w:ind w:left="120"/>
+            </w:pPr>
+            <w:hyperlink w:history="1" r:id="rIddbandevkhxmtgv3ybjjga">
+              <w:r>
+                <w:rPr>
+                  <w:rFonts w:ascii="Arial" w:cs="Arial" w:eastAsia="Arial" w:hAnsi="Arial"/>
+                  <w:color w:val="595959"/>
+                  <w:sz w:val="14"/>
+                  <w:szCs w:val="14"/>
+                  <w:u w:val="single" w:color="595959"/>
+                </w:rPr>
+                <w:t xml:space="preserve">🔍 Search ARES for similar videos</w:t>
+              </w:r>
+            </w:hyperlink>
+          </w:p>
+          <w:p>
+            <w:pPr>
+              <w:spacing w:after="40" w:before="0"/>
+            </w:pPr>
+            <w:r>
+              <w:rPr>
+                <w:sz w:val="14"/>
+                <w:szCs w:val="14"/>
+              </w:rPr>
+              <w:t xml:space="preserve"/>
+            </w:r>
+          </w:p>
+          <w:p>
+            <w:pPr>
+              <w:spacing w:after="20" w:before="0"/>
+            </w:pPr>
+            <w:r>
+              <w:rPr>
+                <w:rFonts w:ascii="Arial" w:cs="Arial" w:eastAsia="Arial" w:hAnsi="Arial"/>
+                <w:b/>
+                <w:bCs/>
+                <w:color w:val="1F3864"/>
+                <w:sz w:val="16"/>
+                <w:szCs w:val="16"/>
+              </w:rPr>
+              <w:t xml:space="preserve">📖 HTML:</w:t>
+            </w:r>
+          </w:p>
+          <w:p>
+            <w:pPr>
+              <w:spacing w:after="20" w:before="0"/>
+            </w:pPr>
+            <w:hyperlink w:history="1" r:id="rIdq0rxwy-xudrk1lnq3blgy">
+              <w:r>
+                <w:rPr>
+                  <w:rFonts w:ascii="Arial" w:cs="Arial" w:eastAsia="Arial" w:hAnsi="Arial"/>
+                  <w:color w:val="2E75B6"/>
+                  <w:sz w:val="16"/>
+                  <w:szCs w:val="16"/>
+                  <w:u w:val="single" w:color="2E75B6"/>
+                </w:rPr>
+                <w:t xml:space="preserve">Energy Conservation (Flexbook)</w:t>
+              </w:r>
+            </w:hyperlink>
+          </w:p>
+          <w:p>
+            <w:pPr>
+              <w:spacing w:after="10" w:before="0"/>
+              <w:ind w:left="120"/>
+            </w:pPr>
+            <w:r>
+              <w:rPr>
+                <w:rFonts w:ascii="Arial" w:cs="Arial" w:eastAsia="Arial" w:hAnsi="Arial"/>
+                <w:color w:val="595959"/>
+                <w:sz w:val="14"/>
+                <w:szCs w:val="14"/>
+              </w:rPr>
+              <w:t xml:space="preserve">Source: CK-12</w:t>
+            </w:r>
+          </w:p>
+          <w:p>
+            <w:pPr>
+              <w:spacing w:after="10" w:before="0"/>
+              <w:ind w:left="120"/>
+            </w:pPr>
+            <w:hyperlink w:history="1" r:id="rIdjquyskskbc8h05gclugfq">
+              <w:r>
+                <w:rPr>
+                  <w:rFonts w:ascii="Arial" w:cs="Arial" w:eastAsia="Arial" w:hAnsi="Arial"/>
+                  <w:color w:val="595959"/>
+                  <w:sz w:val="14"/>
+                  <w:szCs w:val="14"/>
+                  <w:u w:val="single" w:color="595959"/>
+                </w:rPr>
+                <w:t xml:space="preserve">🔍 Search ARES for similar readings</w:t>
+              </w:r>
+            </w:hyperlink>
+          </w:p>
+        </w:tc>
+        <w:tc>
+          <w:tcPr>
+            <w:tcW w:type="dxa" w:w="3040"/>
+            <w:shd w:fill="FFFFFF" w:color="auto" w:val="clear"/>
+            <w:tcMar>
+              <w:top w:type="dxa" w:w="60"/>
+              <w:left w:type="dxa" w:w="120"/>
+              <w:bottom w:type="dxa" w:w="60"/>
+              <w:right w:type="dxa" w:w="120"/>
+            </w:tcMar>
+            <w:vAlign w:val="top"/>
+          </w:tcPr>
+          <w:p>
+            <w:pPr>
+              <w:spacing w:after="40" w:before="0"/>
+              <w:jc w:val="left"/>
+            </w:pPr>
+            <w:r>
+              <w:rPr>
+                <w:rFonts w:ascii="Arial" w:cs="Arial" w:eastAsia="Arial" w:hAnsi="Arial"/>
+                <w:b w:val="false"/>
+                <w:bCs w:val="false"/>
+                <w:i w:val="false"/>
+                <w:iCs w:val="false"/>
+                <w:color w:val="000000"/>
+                <w:sz w:val="18"/>
+                <w:szCs w:val="18"/>
+              </w:rPr>
+              <w:t xml:space="preserve">Learners receive a printed copy of their own Lesson 1 prediction card (or see it projected). They read it silently for 2 minutes, then write in a different colour pen what they now know that their Lesson 1 self did not. In pairs, they share: 'The biggest thing I got wrong or incomplete in Lesson 1 was ___.' The class hears 4–5 pairs share aloud. The teacher re-plays the 60-second anchoring phenomenon video/image of the Gikomba mechanic using the pipe-extended spanner, and asks: 'Before we close this unit, use one sentence to describe what is happening using science — no maths yet, just mechanisms.' Learners write independently for 90 seconds. This activates retrieval of the full conceptual arc before group work begins.</w:t>
+            </w:r>
+          </w:p>
+        </w:tc>
+        <w:tc>
+          <w:tcPr>
+            <w:tcW w:type="dxa" w:w="3040"/>
+            <w:shd w:fill="F2F2F2" w:color="auto" w:val="clear"/>
+            <w:tcMar>
+              <w:top w:type="dxa" w:w="60"/>
+              <w:left w:type="dxa" w:w="120"/>
+              <w:bottom w:type="dxa" w:w="60"/>
+              <w:right w:type="dxa" w:w="120"/>
+            </w:tcMar>
+            <w:vAlign w:val="top"/>
+          </w:tcPr>
+          <w:p>
+            <w:pPr>
+              <w:spacing w:after="40" w:before="0"/>
+              <w:jc w:val="left"/>
+            </w:pPr>
+            <w:r>
+              <w:rPr>
+                <w:rFonts w:ascii="Arial" w:cs="Arial" w:eastAsia="Arial" w:hAnsi="Arial"/>
+                <w:b w:val="false"/>
+                <w:bCs w:val="false"/>
+                <w:i w:val="false"/>
+                <w:iCs w:val="false"/>
+                <w:color w:val="000000"/>
+                <w:sz w:val="18"/>
+                <w:szCs w:val="18"/>
+              </w:rPr>
+              <w:t xml:space="preserve">Display the Lesson 1 phenomenon image alongside the question: 'What did you think was happening then? What do you know now?' Distribute or project Lesson 1 prediction cards. Say: 'Read your own Lesson 1 words. Do not change them yet — just notice what is missing.' Wait 2 minutes in silence. Then say: 'In your pairs, share the one biggest gap in your Lesson 1 thinking. You have 90 seconds — go.' After sharing, cold-call 4 pairs using the name sticks: 'Amina, what gap did you find in your Lesson 1 thinking?' After each response, push with: 'And what evidence from which lesson changed that thinking?' WAIT TIME: 12 seconds after each cold-call before accepting answers. Re-show the phenomenon and say: 'Now write one mechanism sentence — not a formula, a cause-and-effect sentence — explaining the mechanic's success.' Collect via show-of-hands for 3 volunteers to read aloud. Affirm scientific language use.</w:t>
+            </w:r>
+          </w:p>
+        </w:tc>
+        <w:tc>
+          <w:tcPr>
+            <w:tcW w:type="dxa" w:w="3040"/>
+            <w:shd w:fill="FFFFFF" w:color="auto" w:val="clear"/>
+            <w:tcMar>
+              <w:top w:type="dxa" w:w="60"/>
+              <w:left w:type="dxa" w:w="120"/>
+              <w:bottom w:type="dxa" w:w="60"/>
+              <w:right w:type="dxa" w:w="120"/>
+            </w:tcMar>
+            <w:vAlign w:val="top"/>
+          </w:tcPr>
+          <w:p>
+            <w:pPr>
+              <w:spacing w:after="40" w:before="0"/>
+              <w:jc w:val="left"/>
+            </w:pPr>
+            <w:r>
+              <w:rPr>
+                <w:rFonts w:ascii="Arial" w:cs="Arial" w:eastAsia="Arial" w:hAnsi="Arial"/>
+                <w:b w:val="false"/>
+                <w:bCs w:val="false"/>
+                <w:i w:val="false"/>
+                <w:iCs w:val="false"/>
+                <w:color w:val="000000"/>
+                <w:sz w:val="18"/>
+                <w:szCs w:val="18"/>
+              </w:rPr>
+              <w:t xml:space="preserve">Retrieval + Contrastive Analysis. By explicitly comparing their Lesson 1 naive model with current knowledge, learners consolidate the conceptual journey of the unit. Research shows that noticing the gap between prior and current understanding strengthens long-term retention and reveals residual misconceptions for the teacher to address in Phase 3.</w:t>
+            </w:r>
+          </w:p>
+        </w:tc>
+        <w:tc>
+          <w:tcPr>
+            <w:tcW w:type="dxa" w:w="3040"/>
+            <w:shd w:fill="F2F2F2" w:color="auto" w:val="clear"/>
+            <w:tcMar>
+              <w:top w:type="dxa" w:w="60"/>
+              <w:left w:type="dxa" w:w="120"/>
+              <w:bottom w:type="dxa" w:w="60"/>
+              <w:right w:type="dxa" w:w="120"/>
+            </w:tcMar>
+            <w:vAlign w:val="top"/>
+          </w:tcPr>
+          <w:p>
+            <w:pPr>
+              <w:spacing w:after="40" w:before="0"/>
+              <w:jc w:val="left"/>
+            </w:pPr>
+            <w:r>
+              <w:rPr>
+                <w:rFonts w:ascii="Arial" w:cs="Arial" w:eastAsia="Arial" w:hAnsi="Arial"/>
+                <w:b w:val="false"/>
+                <w:bCs w:val="false"/>
+                <w:i w:val="false"/>
+                <w:iCs w:val="false"/>
+                <w:color w:val="000000"/>
+                <w:sz w:val="18"/>
+                <w:szCs w:val="18"/>
+              </w:rPr>
+              <w:t xml:space="preserve">Observable indicator: Learners' one-sentence mechanism statements use at least two unit terms (e.g., 'effort arm', 'mechanical advantage', 'friction', 'energy dissipation', 'conservation', 'efficiency'). Teacher listens for residual misconceptions — e.g., 'the long spanner creates more energy' — and notes which learners to target in Phase 3 cold-calls. A learner who says 'the longer arm means less effort for the same turning effect, so energy is not created but redistributed' is at the target level.</w:t>
+            </w:r>
+          </w:p>
+        </w:tc>
+      </w:tr>
+      <w:tr>
+        <w:tc>
+          <w:tcPr>
+            <w:tcW w:type="dxa" w:w="1520"/>
+            <w:shd w:fill="D9EEF1" w:color="auto" w:val="clear"/>
+            <w:tcMar>
+              <w:top w:type="dxa" w:w="60"/>
+              <w:left w:type="dxa" w:w="120"/>
+              <w:bottom w:type="dxa" w:w="60"/>
+              <w:right w:type="dxa" w:w="120"/>
+            </w:tcMar>
+            <w:vAlign w:val="top"/>
+          </w:tcPr>
+          <w:p>
+            <w:pPr>
+              <w:spacing w:after="40" w:before="0"/>
+              <w:jc w:val="left"/>
+            </w:pPr>
+            <w:r>
+              <w:rPr>
+                <w:rFonts w:ascii="Arial" w:cs="Arial" w:eastAsia="Arial" w:hAnsi="Arial"/>
+                <w:b/>
+                <w:bCs/>
+                <w:i w:val="false"/>
+                <w:iCs w:val="false"/>
+                <w:color w:val="000000"/>
+                <w:sz w:val="18"/>
+                <w:szCs w:val="18"/>
+              </w:rPr>
+              <w:t xml:space="preserve">Observe Phase</w:t>
+            </w:r>
+          </w:p>
+          <w:p>
+            <w:pPr>
+              <w:spacing w:after="20" w:before="0"/>
+            </w:pPr>
+            <w:r>
+              <w:rPr>
+                <w:rFonts w:ascii="Arial" w:cs="Arial" w:eastAsia="Arial" w:hAnsi="Arial"/>
+                <w:b/>
+                <w:bCs/>
+                <w:color w:val="1F3864"/>
+                <w:sz w:val="16"/>
+                <w:szCs w:val="16"/>
+              </w:rPr>
+              <w:t xml:space="preserve">📹 VIDEO:</w:t>
+            </w:r>
+          </w:p>
+          <w:p>
+            <w:pPr>
+              <w:spacing w:after="20" w:before="0"/>
+            </w:pPr>
+            <w:hyperlink w:history="1" r:id="rIdpdxv5wtjavddhivxxem8x">
+              <w:r>
+                <w:rPr>
+                  <w:rFonts w:ascii="Arial" w:cs="Arial" w:eastAsia="Arial" w:hAnsi="Arial"/>
+                  <w:color w:val="2E75B6"/>
+                  <w:sz w:val="16"/>
+                  <w:szCs w:val="16"/>
+                  <w:u w:val="single" w:color="2E75B6"/>
+                </w:rPr>
+                <w:t xml:space="preserve">Work/energy problem with friction -dubbed(KY)</w:t>
+              </w:r>
+            </w:hyperlink>
+          </w:p>
+          <w:p>
+            <w:pPr>
+              <w:spacing w:after="10" w:before="0"/>
+              <w:ind w:left="120"/>
+            </w:pPr>
+            <w:r>
+              <w:rPr>
+                <w:rFonts w:ascii="Arial" w:cs="Arial" w:eastAsia="Arial" w:hAnsi="Arial"/>
+                <w:color w:val="595959"/>
+                <w:sz w:val="14"/>
+                <w:szCs w:val="14"/>
+              </w:rPr>
+              <w:t xml:space="preserve">Source: Khan Academy (Kiswahili)</w:t>
+            </w:r>
+          </w:p>
+          <w:p>
+            <w:pPr>
+              <w:spacing w:after="10" w:before="0"/>
+              <w:ind w:left="120"/>
+            </w:pPr>
+            <w:hyperlink w:history="1" r:id="rIdcqlbtchnt3rpivdk-5nmw">
+              <w:r>
+                <w:rPr>
+                  <w:rFonts w:ascii="Arial" w:cs="Arial" w:eastAsia="Arial" w:hAnsi="Arial"/>
+                  <w:color w:val="595959"/>
+                  <w:sz w:val="14"/>
+                  <w:szCs w:val="14"/>
+                  <w:u w:val="single" w:color="595959"/>
+                </w:rPr>
+                <w:t xml:space="preserve">🔍 Search ARES for similar videos</w:t>
+              </w:r>
+            </w:hyperlink>
+          </w:p>
+          <w:p>
+            <w:pPr>
+              <w:spacing w:after="40" w:before="0"/>
+            </w:pPr>
+            <w:r>
+              <w:rPr>
+                <w:sz w:val="14"/>
+                <w:szCs w:val="14"/>
+              </w:rPr>
+              <w:t xml:space="preserve"/>
+            </w:r>
+          </w:p>
+          <w:p>
+            <w:pPr>
+              <w:spacing w:after="20" w:before="0"/>
+            </w:pPr>
+            <w:r>
+              <w:rPr>
+                <w:rFonts w:ascii="Arial" w:cs="Arial" w:eastAsia="Arial" w:hAnsi="Arial"/>
+                <w:b/>
+                <w:bCs/>
+                <w:color w:val="1F3864"/>
+                <w:sz w:val="16"/>
+                <w:szCs w:val="16"/>
+              </w:rPr>
+              <w:t xml:space="preserve">📖 EXERCISE:</w:t>
+            </w:r>
+          </w:p>
+          <w:p>
+            <w:pPr>
+              <w:spacing w:after="20" w:before="0"/>
+            </w:pPr>
+            <w:hyperlink w:history="1" r:id="rIdlpetxlsfiqeqlrrthqhe3">
+              <w:r>
+                <w:rPr>
+                  <w:rFonts w:ascii="Arial" w:cs="Arial" w:eastAsia="Arial" w:hAnsi="Arial"/>
+                  <w:color w:val="2E75B6"/>
+                  <w:sz w:val="16"/>
+                  <w:szCs w:val="16"/>
+                  <w:u w:val="single" w:color="2E75B6"/>
+                </w:rPr>
+                <w:t xml:space="preserve">Energy Conservation Practice</w:t>
+              </w:r>
+            </w:hyperlink>
+          </w:p>
+          <w:p>
+            <w:pPr>
+              <w:spacing w:after="10" w:before="0"/>
+              <w:ind w:left="120"/>
+            </w:pPr>
+            <w:r>
+              <w:rPr>
+                <w:rFonts w:ascii="Arial" w:cs="Arial" w:eastAsia="Arial" w:hAnsi="Arial"/>
+                <w:color w:val="595959"/>
+                <w:sz w:val="14"/>
+                <w:szCs w:val="14"/>
+              </w:rPr>
+              <w:t xml:space="preserve">Source: CK-12</w:t>
+            </w:r>
+          </w:p>
+          <w:p>
+            <w:pPr>
+              <w:spacing w:after="10" w:before="0"/>
+              <w:ind w:left="120"/>
+            </w:pPr>
+            <w:hyperlink w:history="1" r:id="rIdqpakq6ic6zrn68sdkoaog">
+              <w:r>
+                <w:rPr>
+                  <w:rFonts w:ascii="Arial" w:cs="Arial" w:eastAsia="Arial" w:hAnsi="Arial"/>
+                  <w:color w:val="595959"/>
+                  <w:sz w:val="14"/>
+                  <w:szCs w:val="14"/>
+                  <w:u w:val="single" w:color="595959"/>
+                </w:rPr>
+                <w:t xml:space="preserve">🔍 Search ARES for similar readings</w:t>
+              </w:r>
+            </w:hyperlink>
+          </w:p>
+        </w:tc>
+        <w:tc>
+          <w:tcPr>
+            <w:tcW w:type="dxa" w:w="3040"/>
+            <w:shd w:fill="FFFFFF" w:color="auto" w:val="clear"/>
+            <w:tcMar>
+              <w:top w:type="dxa" w:w="60"/>
+              <w:left w:type="dxa" w:w="120"/>
+              <w:bottom w:type="dxa" w:w="60"/>
+              <w:right w:type="dxa" w:w="120"/>
+            </w:tcMar>
+            <w:vAlign w:val="top"/>
+          </w:tcPr>
+          <w:p>
+            <w:pPr>
+              <w:spacing w:after="40" w:before="0"/>
+              <w:jc w:val="left"/>
+            </w:pPr>
+            <w:r>
+              <w:rPr>
+                <w:rFonts w:ascii="Arial" w:cs="Arial" w:eastAsia="Arial" w:hAnsi="Arial"/>
+                <w:b w:val="false"/>
+                <w:bCs w:val="false"/>
+                <w:i w:val="false"/>
+                <w:iCs w:val="false"/>
+                <w:color w:val="000000"/>
+                <w:sz w:val="18"/>
+                <w:szCs w:val="18"/>
+              </w:rPr>
+              <w:t xml:space="preserve">Seven evidence stations are posted around the room, one per previous lesson. Each station has a large A3 sheet with: the key data, diagram, or graph from that lesson, and a prompt question connecting it to the phenomenon. Groups of 3–4 rotate every 4 minutes (timer displayed). At each station, one learner reads the artefact, one writes a sticky-note response to the prompt, and one records one 'lingering question' on the DQB panel. Station contents: Station 1 — Work calculation comparing short vs long spanner (W = F × d); Station 2 — Lever diagram with effort arm and load arm labelled, MA = Load/Effort; Station 3 — Energy transformation flow diagram (chemical → kinetic → mechanical → heat); Station 4 — Efficiency calculation showing η &lt; 100% for the spanner system; Station 5 — Power comparison (same work, faster vs slower mechanic); Station 6 — Friction as a force: graph of temperature vs number of failed attempts; Station 7 — LabXchange/Khan Academy screenshot of a pulley system showing VR vs MA. Groups add their sticky note to the station before rotating.</w:t>
+            </w:r>
+          </w:p>
+        </w:tc>
+        <w:tc>
+          <w:tcPr>
+            <w:tcW w:type="dxa" w:w="3040"/>
+            <w:shd w:fill="F2F2F2" w:color="auto" w:val="clear"/>
+            <w:tcMar>
+              <w:top w:type="dxa" w:w="60"/>
+              <w:left w:type="dxa" w:w="120"/>
+              <w:bottom w:type="dxa" w:w="60"/>
+              <w:right w:type="dxa" w:w="120"/>
+            </w:tcMar>
+            <w:vAlign w:val="top"/>
+          </w:tcPr>
+          <w:p>
+            <w:pPr>
+              <w:spacing w:after="40" w:before="0"/>
+              <w:jc w:val="left"/>
+            </w:pPr>
+            <w:r>
+              <w:rPr>
+                <w:rFonts w:ascii="Arial" w:cs="Arial" w:eastAsia="Arial" w:hAnsi="Arial"/>
+                <w:b w:val="false"/>
+                <w:bCs w:val="false"/>
+                <w:i w:val="false"/>
+                <w:iCs w:val="false"/>
+                <w:color w:val="000000"/>
+                <w:sz w:val="18"/>
+                <w:szCs w:val="18"/>
+              </w:rPr>
+              <w:t xml:space="preserve">Set up stations before class. Say: 'Each station holds evidence your class collected or studied in a previous lesson. Your job is not to re-learn it — your job is to connect each piece of evidence back to the mechanic's problem. Read, discuss, and leave your sticky note answering the prompt.' Display a 4-minute countdown timer on the board. Circulate during rotations. At Station 1, prompt: 'How does this calculation show why the short spanner failed?' At Station 3, ask: 'Where does the heat energy in the nut come from in this diagram?' At Station 4, ask: 'If efficiency is always less than 100%, can the mechanic ever get more work out than he puts in?' WAIT TIME: 10 seconds after each probe question. After all rotations, bring the class back: 'Which station gave your group the clearest answer to our driving question? Cold-call 3 groups: Ochieng's group — Station?' Affirm connections; challenge vague answers: 'You said the energy goes to heat — show me which arrow on the Station 3 diagram proves that.'</w:t>
+            </w:r>
+          </w:p>
+        </w:tc>
+        <w:tc>
+          <w:tcPr>
+            <w:tcW w:type="dxa" w:w="3040"/>
+            <w:shd w:fill="FFFFFF" w:color="auto" w:val="clear"/>
+            <w:tcMar>
+              <w:top w:type="dxa" w:w="60"/>
+              <w:left w:type="dxa" w:w="120"/>
+              <w:bottom w:type="dxa" w:w="60"/>
+              <w:right w:type="dxa" w:w="120"/>
+            </w:tcMar>
+            <w:vAlign w:val="top"/>
+          </w:tcPr>
+          <w:p>
+            <w:pPr>
+              <w:spacing w:after="40" w:before="0"/>
+              <w:jc w:val="left"/>
+            </w:pPr>
+            <w:r>
+              <w:rPr>
+                <w:rFonts w:ascii="Arial" w:cs="Arial" w:eastAsia="Arial" w:hAnsi="Arial"/>
+                <w:b w:val="false"/>
+                <w:bCs w:val="false"/>
+                <w:i w:val="false"/>
+                <w:iCs w:val="false"/>
+                <w:color w:val="000000"/>
+                <w:sz w:val="18"/>
+                <w:szCs w:val="18"/>
+              </w:rPr>
+              <w:t xml:space="preserve">Evidence Gallery Walk with Claim-Evidence Linking. This strategy makes all seven lessons' worth of evidence simultaneously visible and forces learners to construct cross-lesson connections rather than treating each lesson as isolated content. The sticky-note protocol makes thinking visible and gives the teacher real-time formative data.</w:t>
+            </w:r>
+          </w:p>
+        </w:tc>
+        <w:tc>
+          <w:tcPr>
+            <w:tcW w:type="dxa" w:w="3040"/>
+            <w:shd w:fill="F2F2F2" w:color="auto" w:val="clear"/>
+            <w:tcMar>
+              <w:top w:type="dxa" w:w="60"/>
+              <w:left w:type="dxa" w:w="120"/>
+              <w:bottom w:type="dxa" w:w="60"/>
+              <w:right w:type="dxa" w:w="120"/>
+            </w:tcMar>
+            <w:vAlign w:val="top"/>
+          </w:tcPr>
+          <w:p>
+            <w:pPr>
+              <w:spacing w:after="40" w:before="0"/>
+              <w:jc w:val="left"/>
+            </w:pPr>
+            <w:r>
+              <w:rPr>
+                <w:rFonts w:ascii="Arial" w:cs="Arial" w:eastAsia="Arial" w:hAnsi="Arial"/>
+                <w:b w:val="false"/>
+                <w:bCs w:val="false"/>
+                <w:i w:val="false"/>
+                <w:iCs w:val="false"/>
+                <w:color w:val="000000"/>
+                <w:sz w:val="18"/>
+                <w:szCs w:val="18"/>
+              </w:rPr>
+              <w:t xml:space="preserve">Observable indicator: Sticky notes at each station contain a phenomenon-linked claim with a reference to specific data (e.g., 'At Station 1, W_in = 120 J both ways, so the machine does not add energy — it only changes the force and distance'). Groups that write only vague generalities ('energy is conserved') without referencing numbers or diagrams are identified for targeted support in Phase 3. Teacher collects all sticky notes after the gallery for review.</w:t>
+            </w:r>
+          </w:p>
+        </w:tc>
+      </w:tr>
+      <w:tr>
+        <w:tc>
+          <w:tcPr>
+            <w:tcW w:type="dxa" w:w="1520"/>
+            <w:shd w:fill="E2EFDA" w:color="auto" w:val="clear"/>
+            <w:tcMar>
+              <w:top w:type="dxa" w:w="60"/>
+              <w:left w:type="dxa" w:w="120"/>
+              <w:bottom w:type="dxa" w:w="60"/>
+              <w:right w:type="dxa" w:w="120"/>
+            </w:tcMar>
+            <w:vAlign w:val="top"/>
+          </w:tcPr>
+          <w:p>
+            <w:pPr>
+              <w:spacing w:after="40" w:before="0"/>
+              <w:jc w:val="left"/>
+            </w:pPr>
+            <w:r>
+              <w:rPr>
+                <w:rFonts w:ascii="Arial" w:cs="Arial" w:eastAsia="Arial" w:hAnsi="Arial"/>
+                <w:b/>
+                <w:bCs/>
+                <w:i w:val="false"/>
+                <w:iCs w:val="false"/>
+                <w:color w:val="000000"/>
+                <w:sz w:val="18"/>
+                <w:szCs w:val="18"/>
+              </w:rPr>
+              <w:t xml:space="preserve">Explain Phase</w:t>
+            </w:r>
+          </w:p>
+          <w:p>
+            <w:pPr>
+              <w:spacing w:after="20" w:before="0"/>
+            </w:pPr>
+            <w:r>
+              <w:rPr>
+                <w:rFonts w:ascii="Arial" w:cs="Arial" w:eastAsia="Arial" w:hAnsi="Arial"/>
+                <w:b/>
+                <w:bCs/>
+                <w:color w:val="1F3864"/>
+                <w:sz w:val="16"/>
+                <w:szCs w:val="16"/>
+              </w:rPr>
+              <w:t xml:space="preserve">📹 VIDEO:</w:t>
+            </w:r>
+          </w:p>
+          <w:p>
+            <w:pPr>
+              <w:spacing w:after="20" w:before="0"/>
+            </w:pPr>
+            <w:hyperlink w:history="1" r:id="rIdkopuovmyd3mtyzm8ig7jn">
               <w:r>
                 <w:rPr>
                   <w:rFonts w:ascii="Arial" w:cs="Arial" w:eastAsia="Arial" w:hAnsi="Arial"/>
@@ -24022,7 +24634,7 @@
               <w:spacing w:after="10" w:before="0"/>
               <w:ind w:left="120"/>
             </w:pPr>
-            <w:hyperlink w:history="1" r:id="rIdfoharycec9m66rpksh-nn">
+            <w:hyperlink w:history="1" r:id="rIdthhrlkf4ztiwbarq6btra">
               <w:r>
                 <w:rPr>
                   <w:rFonts w:ascii="Arial" w:cs="Arial" w:eastAsia="Arial" w:hAnsi="Arial"/>
@@ -24067,7 +24679,7 @@
             <w:pPr>
               <w:spacing w:after="20" w:before="0"/>
             </w:pPr>
-            <w:hyperlink w:history="1" r:id="rIdzocbt4ecsdik7guopwhjs">
+            <w:hyperlink w:history="1" r:id="rIdcvggufuhtuqywwbhotbpq">
               <w:r>
                 <w:rPr>
                   <w:rFonts w:ascii="Arial" w:cs="Arial" w:eastAsia="Arial" w:hAnsi="Arial"/>
@@ -24076,7 +24688,7 @@
                   <w:szCs w:val="16"/>
                   <w:u w:val="single" w:color="2E75B6"/>
                 </w:rPr>
-                <w:t xml:space="preserve">Energy Conservation (Flexbook)</w:t>
+                <w:t xml:space="preserve">Mechanical Advantage (Flexbook)</w:t>
               </w:r>
             </w:hyperlink>
           </w:p>
@@ -24100,7 +24712,7 @@
               <w:spacing w:after="10" w:before="0"/>
               <w:ind w:left="120"/>
             </w:pPr>
-            <w:hyperlink w:history="1" r:id="rIdemoeggkknq-qpxds8wk2t">
+            <w:hyperlink w:history="1" r:id="rIdr1-2deyhlcvuqunr9jrml">
               <w:r>
                 <w:rPr>
                   <w:rFonts w:ascii="Arial" w:cs="Arial" w:eastAsia="Arial" w:hAnsi="Arial"/>
@@ -24142,7 +24754,7 @@
                 <w:sz w:val="18"/>
                 <w:szCs w:val="18"/>
               </w:rPr>
-              <w:t xml:space="preserve">Learners receive a printed copy of their own Lesson 1 prediction card (or see it projected). They read it silently for 2 minutes, then write in a different colour pen what they now know that their Lesson 1 self did not. In pairs, they share: 'The biggest thing I got wrong or incomplete in Lesson 1 was ___.' The class hears 4–5 pairs share aloud. The teacher re-plays the 60-second anchoring phenomenon video/image of the Gikomba mechanic using the pipe-extended spanner, and asks: 'Before we close this unit, use one sentence to describe what is happening using science — no maths yet, just mechanisms.' Learners write independently for 90 seconds. This activates retrieval of the full conceptual arc before group work begins.</w:t>
+              <w:t xml:space="preserve">Each group (4–5 groups of 6 learners) presents their final annotated model of the jua kali phenomenon — a poster or digital slide showing: (a) a labelled lever diagram with effort arm (long spanner + pipe), load arm (nut radius), effort force, load force, MA calculation, and VR; (b) an energy flow diagram showing chemical energy (mechanic's muscles) → kinetic energy (arm movement) → mechanical work (on nut) + heat energy (friction); (c) an efficiency statement ('Because of friction, only ___% of the input work tightens the nut; the rest heats the metal'); (d) a power statement ('A stronger or faster mechanic does the same work in less time, increasing power output'). Each group has 3 minutes to present; the class has 2 minutes of structured peer questioning. After all groups, the teacher leads a 10-minute whole-class synthesis: 'What is the one sentence that ties mechanical advantage, energy conservation, and friction together for the mechanic's problem?' The class co-writes this sentence on the board.</w:t>
             </w:r>
           </w:p>
         </w:tc>
@@ -24174,7 +24786,7 @@
                 <w:sz w:val="18"/>
                 <w:szCs w:val="18"/>
               </w:rPr>
-              <w:t xml:space="preserve">Display the Lesson 1 phenomenon image alongside the question: 'What did you think was happening then? What do you know now?' Distribute or project Lesson 1 prediction cards. Say: 'Read your own Lesson 1 words. Do not change them yet — just notice what is missing.' Wait 2 minutes in silence. Then say: 'In your pairs, share the one biggest gap in your Lesson 1 thinking. You have 90 seconds — go.' After sharing, cold-call 4 pairs using the name sticks: 'Amina, what gap did you find in your Lesson 1 thinking?' After each response, push with: 'And what evidence from which lesson changed that thinking?' WAIT TIME: 12 seconds after each cold-call before accepting answers. Re-show the phenomenon and say: 'Now write one mechanism sentence — not a formula, a cause-and-effect sentence — explaining the mechanic's success.' Collect via show-of-hands for 3 volunteers to read aloud. Affirm scientific language use.</w:t>
+              <w:t xml:space="preserve">Introduce the presentation protocol: 'Each group will present for exactly 3 minutes. You must address three questions: (1) How does the long spanner create mechanical advantage? (2) Where does the energy go? (3) Why can't the mechanic get more work out than he puts in? After each group, I will call on two learners from other groups — not the presenter group — to ask a peer question or add evidence.' Cold-call peer questioners by name: 'Wanjiru, you are on questioning duty for Group 2. Prepare one question during their presentation.' WAIT TIME: 12 seconds after asking 'What is the mechanism?' before accepting an answer. During synthesis, write the class sentence on the board in stages, filling in blanks: 'The long spanner increases _______ by increasing the _______ arm, so the mechanic applies less _______ over a greater _______ to do the same _______. Because friction dissipates energy as _______, the nut gets _______ and efficiency is always less than _______%. No machine can create _______.' Correct residual misconceptions explicitly: 'I heard someone say the long spanner makes more energy — let's test that with numbers from Station 1.'</w:t>
             </w:r>
           </w:p>
         </w:tc>
@@ -24206,7 +24818,7 @@
                 <w:sz w:val="18"/>
                 <w:szCs w:val="18"/>
               </w:rPr>
-              <w:t xml:space="preserve">Retrieval + Contrastive Analysis. By explicitly comparing their Lesson 1 naive model with current knowledge, learners consolidate the conceptual journey of the unit. Research shows that noticing the gap between prior and current understanding strengthens long-term retention and reveals residual misconceptions for the teacher to address in Phase 3.</w:t>
+              <w:t xml:space="preserve">Structured Academic Controversy / Press-for-Mechanism Presentation Protocol. Requiring groups to explain mechanism (not just state facts) and exposing them to peer questioning forces deep elaboration. The co-constructed synthesis sentence is a whole-class sensemaking anchor that integrates all unit concepts into one causal narrative tied to the phenomenon.</w:t>
             </w:r>
           </w:p>
         </w:tc>
@@ -24238,7 +24850,7 @@
                 <w:sz w:val="18"/>
                 <w:szCs w:val="18"/>
               </w:rPr>
-              <w:t xml:space="preserve">Observable indicator: Learners' one-sentence mechanism statements use at least two unit terms (e.g., 'effort arm', 'mechanical advantage', 'friction', 'energy dissipation', 'conservation', 'efficiency'). Teacher listens for residual misconceptions — e.g., 'the long spanner creates more energy' — and notes which learners to target in Phase 3 cold-calls. A learner who says 'the longer arm means less effort for the same turning effect, so energy is not created but redistributed' is at the target level.</w:t>
+              <w:t xml:space="preserve">Observable indicator: Final models correctly show: MA &gt; 1 for the long spanner (e.g., MA = 3.5); W_in &gt; W_out with the difference accounted for by heat; efficiency &lt; 100%; and power as work/time. The synthesis sentence on the board is evaluated by the teacher for causal completeness. Learners who cannot distinguish between 'less force needed' and 'less work done' are identified for individual follow-up. Teacher notes whether the energy flow diagram shows heat as a product of friction — not a mysterious disappearance.</w:t>
             </w:r>
           </w:p>
         </w:tc>
@@ -24247,32 +24859,32 @@
         <w:tc>
           <w:tcPr>
             <w:tcW w:type="dxa" w:w="1520"/>
-            <w:shd w:fill="D9EEF1" w:color="auto" w:val="clear"/>
-            <w:tcMar>
-              <w:top w:type="dxa" w:w="60"/>
-              <w:left w:type="dxa" w:w="120"/>
-              <w:bottom w:type="dxa" w:w="60"/>
-              <w:right w:type="dxa" w:w="120"/>
-            </w:tcMar>
-            <w:vAlign w:val="top"/>
-          </w:tcPr>
-          <w:p>
-            <w:pPr>
-              <w:spacing w:after="40" w:before="0"/>
-              <w:jc w:val="left"/>
-            </w:pPr>
-            <w:r>
-              <w:rPr>
-                <w:rFonts w:ascii="Arial" w:cs="Arial" w:eastAsia="Arial" w:hAnsi="Arial"/>
-                <w:b/>
-                <w:bCs/>
-                <w:i w:val="false"/>
-                <w:iCs w:val="false"/>
-                <w:color w:val="000000"/>
-                <w:sz w:val="18"/>
-                <w:szCs w:val="18"/>
-              </w:rPr>
-              <w:t xml:space="preserve">Observe Phase</w:t>
+            <w:shd w:fill="FCE4D6" w:color="auto" w:val="clear"/>
+            <w:tcMar>
+              <w:top w:type="dxa" w:w="60"/>
+              <w:left w:type="dxa" w:w="120"/>
+              <w:bottom w:type="dxa" w:w="60"/>
+              <w:right w:type="dxa" w:w="120"/>
+            </w:tcMar>
+            <w:vAlign w:val="top"/>
+          </w:tcPr>
+          <w:p>
+            <w:pPr>
+              <w:spacing w:after="40" w:before="0"/>
+              <w:jc w:val="left"/>
+            </w:pPr>
+            <w:r>
+              <w:rPr>
+                <w:rFonts w:ascii="Arial" w:cs="Arial" w:eastAsia="Arial" w:hAnsi="Arial"/>
+                <w:b/>
+                <w:bCs/>
+                <w:i w:val="false"/>
+                <w:iCs w:val="false"/>
+                <w:color w:val="000000"/>
+                <w:sz w:val="18"/>
+                <w:szCs w:val="18"/>
+              </w:rPr>
+              <w:t xml:space="preserve">Driving Question Board (DQB) Creation</w:t>
             </w:r>
           </w:p>
           <w:p>
@@ -24295,7 +24907,7 @@
             <w:pPr>
               <w:spacing w:after="20" w:before="0"/>
             </w:pPr>
-            <w:hyperlink w:history="1" r:id="rIdnpewfhhy0qlu6us1zso81">
+            <w:hyperlink w:history="1" r:id="rIddghdc6aanoizczxiq7gax">
               <w:r>
                 <w:rPr>
                   <w:rFonts w:ascii="Arial" w:cs="Arial" w:eastAsia="Arial" w:hAnsi="Arial"/>
@@ -24328,7 +24940,7 @@
               <w:spacing w:after="10" w:before="0"/>
               <w:ind w:left="120"/>
             </w:pPr>
-            <w:hyperlink w:history="1" r:id="rIdiq60nayexkdk135wmaxs5">
+            <w:hyperlink w:history="1" r:id="rIdnltj6usyhpfwdzukdi0lv">
               <w:r>
                 <w:rPr>
                   <w:rFonts w:ascii="Arial" w:cs="Arial" w:eastAsia="Arial" w:hAnsi="Arial"/>
@@ -24373,7 +24985,7 @@
             <w:pPr>
               <w:spacing w:after="20" w:before="0"/>
             </w:pPr>
-            <w:hyperlink w:history="1" r:id="rIdjxhkejyuy6qdkxycb3pah">
+            <w:hyperlink w:history="1" r:id="rIdyx6xhi0nxyv2wuvfoah6h">
               <w:r>
                 <w:rPr>
                   <w:rFonts w:ascii="Arial" w:cs="Arial" w:eastAsia="Arial" w:hAnsi="Arial"/>
@@ -24382,7 +24994,7 @@
                   <w:szCs w:val="16"/>
                   <w:u w:val="single" w:color="2E75B6"/>
                 </w:rPr>
-                <w:t xml:space="preserve">Energy Conservation Practice</w:t>
+                <w:t xml:space="preserve">Mechanical Advantage Practice</w:t>
               </w:r>
             </w:hyperlink>
           </w:p>
@@ -24406,7 +25018,7 @@
               <w:spacing w:after="10" w:before="0"/>
               <w:ind w:left="120"/>
             </w:pPr>
-            <w:hyperlink w:history="1" r:id="rIdx0gne0nzjb1chb4ckbd5r">
+            <w:hyperlink w:history="1" r:id="rIdrs5dzya7p7ev3ked2p2fp">
               <w:r>
                 <w:rPr>
                   <w:rFonts w:ascii="Arial" w:cs="Arial" w:eastAsia="Arial" w:hAnsi="Arial"/>
@@ -24448,7 +25060,7 @@
                 <w:sz w:val="18"/>
                 <w:szCs w:val="18"/>
               </w:rPr>
-              <w:t xml:space="preserve">Seven evidence stations are posted around the room, one per previous lesson. Each station has a large A3 sheet with: the key data, diagram, or graph from that lesson, and a prompt question connecting it to the phenomenon. Groups of 3–4 rotate every 4 minutes (timer displayed). At each station, one learner reads the artefact, one writes a sticky-note response to the prompt, and one records one 'lingering question' on the DQB panel. Station contents: Station 1 — Work calculation comparing short vs long spanner (W = F × d); Station 2 — Lever diagram with effort arm and load arm labelled, MA = Load/Effort; Station 3 — Energy transformation flow diagram (chemical → kinetic → mechanical → heat); Station 4 — Efficiency calculation showing η &lt; 100% for the spanner system; Station 5 — Power comparison (same work, faster vs slower mechanic); Station 6 — Friction as a force: graph of temperature vs number of failed attempts; Station 7 — LabXchange/Khan Academy screenshot of a pulley system showing VR vs MA. Groups add their sticky note to the station before rotating.</w:t>
+              <w:t xml:space="preserve">The full DQB from all eight lessons is displayed at the front. Each sticky note question is read aloud by the learner who posted it (or by the teacher if the author is unknown). The class votes — thumbs up, sideways, or down — on whether the question is: (A) fully answered by our unit, (B) partially answered, or (C) beyond our current unit (redirected to a future topic). For Category A questions, a volunteer states the answer in one sentence using unit vocabulary. For Category B, the teacher acknowledges the partial explanation and names the gap. For Category C, the teacher writes 'To Strand 2.0 / 3.0 / Future Learning' next to the question and says: 'This is how science works — one answered question opens new ones.' The mechanic's original two mysteries — mechanical advantage and heat — are given a formal 'resolution moment': the teacher reads the original driving question aloud, and three learners each answer one part of it in sequence.</w:t>
             </w:r>
           </w:p>
         </w:tc>
@@ -24480,7 +25092,7 @@
                 <w:sz w:val="18"/>
                 <w:szCs w:val="18"/>
               </w:rPr>
-              <w:t xml:space="preserve">Set up stations before class. Say: 'Each station holds evidence your class collected or studied in a previous lesson. Your job is not to re-learn it — your job is to connect each piece of evidence back to the mechanic's problem. Read, discuss, and leave your sticky note answering the prompt.' Display a 4-minute countdown timer on the board. Circulate during rotations. At Station 1, prompt: 'How does this calculation show why the short spanner failed?' At Station 3, ask: 'Where does the heat energy in the nut come from in this diagram?' At Station 4, ask: 'If efficiency is always less than 100%, can the mechanic ever get more work out than he puts in?' WAIT TIME: 10 seconds after each probe question. After all rotations, bring the class back: 'Which station gave your group the clearest answer to our driving question? Cold-call 3 groups: Ochieng's group — Station?' Affirm connections; challenge vague answers: 'You said the energy goes to heat — show me which arrow on the Station 3 diagram proves that.'</w:t>
+              <w:t xml:space="preserve">Stand at the DQB and say: 'This board holds every question we've asked about the mechanic's problem since Lesson 1. Today we close it — or we redirect it. I'll read each question. You vote with your thumbs.' Model the three categories with one example each before starting. For Category A resolutions, cold-call learners who posted the original question: 'Kipchoge, you asked this in Lesson 2 — do you have the answer now?' WAIT TIME: 10 seconds. For unresolved questions, validate intellectual honesty: 'It is a sign of a good scientist to know what they don't yet know.' For the driving question resolution, say: 'The question that started this whole unit was: Why can a jua kali mechanic loosen a wheel nut effortlessly with a long spanner when a short one fails — and where does the energy go when friction makes the nut hot? Three of you will each answer one part. Zawadi — the spanner. Otieno — the energy. Amara — the friction.' Give each 30 seconds. Applaud the closure. Physically remove answered sticky notes and place them in a 'Resolved' envelope.</w:t>
             </w:r>
           </w:p>
         </w:tc>
@@ -24512,7 +25124,7 @@
                 <w:sz w:val="18"/>
                 <w:szCs w:val="18"/>
               </w:rPr>
-              <w:t xml:space="preserve">Evidence Gallery Walk with Claim-Evidence Linking. This strategy makes all seven lessons' worth of evidence simultaneously visible and forces learners to construct cross-lesson connections rather than treating each lesson as isolated content. The sticky-note protocol makes thinking visible and gives the teacher real-time formative data.</w:t>
+              <w:t xml:space="preserve">Driving Question Board Resolution (Metacognitive Closure Protocol). Formally resolving each question makes the arc of scientific inquiry visible and gives learners ownership of their learning journey. Redirecting unanswered questions to future strands models authentic scientific practice — science is cumulative and open-ended. The 'resolution moment' for the anchoring phenomenon creates an emotionally satisfying narrative closure tied to the real-world Kenyan context.</w:t>
             </w:r>
           </w:p>
         </w:tc>
@@ -24544,7 +25156,7 @@
                 <w:sz w:val="18"/>
                 <w:szCs w:val="18"/>
               </w:rPr>
-              <w:t xml:space="preserve">Observable indicator: Sticky notes at each station contain a phenomenon-linked claim with a reference to specific data (e.g., 'At Station 1, W_in = 120 J both ways, so the machine does not add energy — it only changes the force and distance'). Groups that write only vague generalities ('energy is conserved') without referencing numbers or diagrams are identified for targeted support in Phase 3. Teacher collects all sticky notes after the gallery for review.</w:t>
+              <w:t xml:space="preserve">Observable indicator: At least 80% of DQB questions are categorised by learner consensus (not just teacher direction). Learner answers for Category A questions include unit-specific vocabulary and a mechanism (not just a formula). Teacher listens for whether learners can articulate why energy conservation means MA &gt; 1 does not imply free energy — this is the key conceptual target of the entire unit.</w:t>
             </w:r>
           </w:p>
         </w:tc>
@@ -24553,32 +25165,32 @@
         <w:tc>
           <w:tcPr>
             <w:tcW w:type="dxa" w:w="1520"/>
-            <w:shd w:fill="E2EFDA" w:color="auto" w:val="clear"/>
-            <w:tcMar>
-              <w:top w:type="dxa" w:w="60"/>
-              <w:left w:type="dxa" w:w="120"/>
-              <w:bottom w:type="dxa" w:w="60"/>
-              <w:right w:type="dxa" w:w="120"/>
-            </w:tcMar>
-            <w:vAlign w:val="top"/>
-          </w:tcPr>
-          <w:p>
-            <w:pPr>
-              <w:spacing w:after="40" w:before="0"/>
-              <w:jc w:val="left"/>
-            </w:pPr>
-            <w:r>
-              <w:rPr>
-                <w:rFonts w:ascii="Arial" w:cs="Arial" w:eastAsia="Arial" w:hAnsi="Arial"/>
-                <w:b/>
-                <w:bCs/>
-                <w:i w:val="false"/>
-                <w:iCs w:val="false"/>
-                <w:color w:val="000000"/>
-                <w:sz w:val="18"/>
-                <w:szCs w:val="18"/>
-              </w:rPr>
-              <w:t xml:space="preserve">Explain Phase</w:t>
+            <w:shd w:fill="D5E8F0" w:color="auto" w:val="clear"/>
+            <w:tcMar>
+              <w:top w:type="dxa" w:w="60"/>
+              <w:left w:type="dxa" w:w="120"/>
+              <w:bottom w:type="dxa" w:w="60"/>
+              <w:right w:type="dxa" w:w="120"/>
+            </w:tcMar>
+            <w:vAlign w:val="top"/>
+          </w:tcPr>
+          <w:p>
+            <w:pPr>
+              <w:spacing w:after="40" w:before="0"/>
+              <w:jc w:val="left"/>
+            </w:pPr>
+            <w:r>
+              <w:rPr>
+                <w:rFonts w:ascii="Arial" w:cs="Arial" w:eastAsia="Arial" w:hAnsi="Arial"/>
+                <w:b/>
+                <w:bCs/>
+                <w:i w:val="false"/>
+                <w:iCs w:val="false"/>
+                <w:color w:val="000000"/>
+                <w:sz w:val="18"/>
+                <w:szCs w:val="18"/>
+              </w:rPr>
+              <w:t xml:space="preserve">Model Building Phase</w:t>
             </w:r>
           </w:p>
           <w:p>
@@ -24601,7 +25213,7 @@
             <w:pPr>
               <w:spacing w:after="20" w:before="0"/>
             </w:pPr>
-            <w:hyperlink w:history="1" r:id="rIdieafnfz4v8iaxcsqonmnz">
+            <w:hyperlink w:history="1" r:id="rIdpcsrqfjrqrqjqrdidn8zz">
               <w:r>
                 <w:rPr>
                   <w:rFonts w:ascii="Arial" w:cs="Arial" w:eastAsia="Arial" w:hAnsi="Arial"/>
@@ -24610,7 +25222,7 @@
                   <w:szCs w:val="16"/>
                   <w:u w:val="single" w:color="2E75B6"/>
                 </w:rPr>
-                <w:t xml:space="preserve">Work/energy problem with friction</w:t>
+                <w:t xml:space="preserve">Work and the work-energy principle</w:t>
               </w:r>
             </w:hyperlink>
           </w:p>
@@ -24634,7 +25246,7 @@
               <w:spacing w:after="10" w:before="0"/>
               <w:ind w:left="120"/>
             </w:pPr>
-            <w:hyperlink w:history="1" r:id="rIdz0h1raakjoh0cxwaatwri">
+            <w:hyperlink w:history="1" r:id="rIdaj7lvlybz6e4oxaaxlzom">
               <w:r>
                 <w:rPr>
                   <w:rFonts w:ascii="Arial" w:cs="Arial" w:eastAsia="Arial" w:hAnsi="Arial"/>
@@ -24679,619 +25291,7 @@
             <w:pPr>
               <w:spacing w:after="20" w:before="0"/>
             </w:pPr>
-            <w:hyperlink w:history="1" r:id="rIdtcr1o8no_3feu5l98pj-m">
-              <w:r>
-                <w:rPr>
-                  <w:rFonts w:ascii="Arial" w:cs="Arial" w:eastAsia="Arial" w:hAnsi="Arial"/>
-                  <w:color w:val="2E75B6"/>
-                  <w:sz w:val="16"/>
-                  <w:szCs w:val="16"/>
-                  <w:u w:val="single" w:color="2E75B6"/>
-                </w:rPr>
-                <w:t xml:space="preserve">Mechanical Advantage (Flexbook)</w:t>
-              </w:r>
-            </w:hyperlink>
-          </w:p>
-          <w:p>
-            <w:pPr>
-              <w:spacing w:after="10" w:before="0"/>
-              <w:ind w:left="120"/>
-            </w:pPr>
-            <w:r>
-              <w:rPr>
-                <w:rFonts w:ascii="Arial" w:cs="Arial" w:eastAsia="Arial" w:hAnsi="Arial"/>
-                <w:color w:val="595959"/>
-                <w:sz w:val="14"/>
-                <w:szCs w:val="14"/>
-              </w:rPr>
-              <w:t xml:space="preserve">Source: CK-12</w:t>
-            </w:r>
-          </w:p>
-          <w:p>
-            <w:pPr>
-              <w:spacing w:after="10" w:before="0"/>
-              <w:ind w:left="120"/>
-            </w:pPr>
-            <w:hyperlink w:history="1" r:id="rIdppvkyeooa9yvcfpcp5gv2">
-              <w:r>
-                <w:rPr>
-                  <w:rFonts w:ascii="Arial" w:cs="Arial" w:eastAsia="Arial" w:hAnsi="Arial"/>
-                  <w:color w:val="595959"/>
-                  <w:sz w:val="14"/>
-                  <w:szCs w:val="14"/>
-                  <w:u w:val="single" w:color="595959"/>
-                </w:rPr>
-                <w:t xml:space="preserve">🔍 Search ARES for similar readings</w:t>
-              </w:r>
-            </w:hyperlink>
-          </w:p>
-        </w:tc>
-        <w:tc>
-          <w:tcPr>
-            <w:tcW w:type="dxa" w:w="3040"/>
-            <w:shd w:fill="FFFFFF" w:color="auto" w:val="clear"/>
-            <w:tcMar>
-              <w:top w:type="dxa" w:w="60"/>
-              <w:left w:type="dxa" w:w="120"/>
-              <w:bottom w:type="dxa" w:w="60"/>
-              <w:right w:type="dxa" w:w="120"/>
-            </w:tcMar>
-            <w:vAlign w:val="top"/>
-          </w:tcPr>
-          <w:p>
-            <w:pPr>
-              <w:spacing w:after="40" w:before="0"/>
-              <w:jc w:val="left"/>
-            </w:pPr>
-            <w:r>
-              <w:rPr>
-                <w:rFonts w:ascii="Arial" w:cs="Arial" w:eastAsia="Arial" w:hAnsi="Arial"/>
-                <w:b w:val="false"/>
-                <w:bCs w:val="false"/>
-                <w:i w:val="false"/>
-                <w:iCs w:val="false"/>
-                <w:color w:val="000000"/>
-                <w:sz w:val="18"/>
-                <w:szCs w:val="18"/>
-              </w:rPr>
-              <w:t xml:space="preserve">Each group (4–5 groups of 6 learners) presents their final annotated model of the jua kali phenomenon — a poster or digital slide showing: (a) a labelled lever diagram with effort arm (long spanner + pipe), load arm (nut radius), effort force, load force, MA calculation, and VR; (b) an energy flow diagram showing chemical energy (mechanic's muscles) → kinetic energy (arm movement) → mechanical work (on nut) + heat energy (friction); (c) an efficiency statement ('Because of friction, only ___% of the input work tightens the nut; the rest heats the metal'); (d) a power statement ('A stronger or faster mechanic does the same work in less time, increasing power output'). Each group has 3 minutes to present; the class has 2 minutes of structured peer questioning. After all groups, the teacher leads a 10-minute whole-class synthesis: 'What is the one sentence that ties mechanical advantage, energy conservation, and friction together for the mechanic's problem?' The class co-writes this sentence on the board.</w:t>
-            </w:r>
-          </w:p>
-        </w:tc>
-        <w:tc>
-          <w:tcPr>
-            <w:tcW w:type="dxa" w:w="3040"/>
-            <w:shd w:fill="F2F2F2" w:color="auto" w:val="clear"/>
-            <w:tcMar>
-              <w:top w:type="dxa" w:w="60"/>
-              <w:left w:type="dxa" w:w="120"/>
-              <w:bottom w:type="dxa" w:w="60"/>
-              <w:right w:type="dxa" w:w="120"/>
-            </w:tcMar>
-            <w:vAlign w:val="top"/>
-          </w:tcPr>
-          <w:p>
-            <w:pPr>
-              <w:spacing w:after="40" w:before="0"/>
-              <w:jc w:val="left"/>
-            </w:pPr>
-            <w:r>
-              <w:rPr>
-                <w:rFonts w:ascii="Arial" w:cs="Arial" w:eastAsia="Arial" w:hAnsi="Arial"/>
-                <w:b w:val="false"/>
-                <w:bCs w:val="false"/>
-                <w:i w:val="false"/>
-                <w:iCs w:val="false"/>
-                <w:color w:val="000000"/>
-                <w:sz w:val="18"/>
-                <w:szCs w:val="18"/>
-              </w:rPr>
-              <w:t xml:space="preserve">Introduce the presentation protocol: 'Each group will present for exactly 3 minutes. You must address three questions: (1) How does the long spanner create mechanical advantage? (2) Where does the energy go? (3) Why can't the mechanic get more work out than he puts in? After each group, I will call on two learners from other groups — not the presenter group — to ask a peer question or add evidence.' Cold-call peer questioners by name: 'Wanjiru, you are on questioning duty for Group 2. Prepare one question during their presentation.' WAIT TIME: 12 seconds after asking 'What is the mechanism?' before accepting an answer. During synthesis, write the class sentence on the board in stages, filling in blanks: 'The long spanner increases _______ by increasing the _______ arm, so the mechanic applies less _______ over a greater _______ to do the same _______. Because friction dissipates energy as _______, the nut gets _______ and efficiency is always less than _______%. No machine can create _______.' Correct residual misconceptions explicitly: 'I heard someone say the long spanner makes more energy — let's test that with numbers from Station 1.'</w:t>
-            </w:r>
-          </w:p>
-        </w:tc>
-        <w:tc>
-          <w:tcPr>
-            <w:tcW w:type="dxa" w:w="3040"/>
-            <w:shd w:fill="FFFFFF" w:color="auto" w:val="clear"/>
-            <w:tcMar>
-              <w:top w:type="dxa" w:w="60"/>
-              <w:left w:type="dxa" w:w="120"/>
-              <w:bottom w:type="dxa" w:w="60"/>
-              <w:right w:type="dxa" w:w="120"/>
-            </w:tcMar>
-            <w:vAlign w:val="top"/>
-          </w:tcPr>
-          <w:p>
-            <w:pPr>
-              <w:spacing w:after="40" w:before="0"/>
-              <w:jc w:val="left"/>
-            </w:pPr>
-            <w:r>
-              <w:rPr>
-                <w:rFonts w:ascii="Arial" w:cs="Arial" w:eastAsia="Arial" w:hAnsi="Arial"/>
-                <w:b w:val="false"/>
-                <w:bCs w:val="false"/>
-                <w:i w:val="false"/>
-                <w:iCs w:val="false"/>
-                <w:color w:val="000000"/>
-                <w:sz w:val="18"/>
-                <w:szCs w:val="18"/>
-              </w:rPr>
-              <w:t xml:space="preserve">Structured Academic Controversy / Press-for-Mechanism Presentation Protocol. Requiring groups to explain mechanism (not just state facts) and exposing them to peer questioning forces deep elaboration. The co-constructed synthesis sentence is a whole-class sensemaking anchor that integrates all unit concepts into one causal narrative tied to the phenomenon.</w:t>
-            </w:r>
-          </w:p>
-        </w:tc>
-        <w:tc>
-          <w:tcPr>
-            <w:tcW w:type="dxa" w:w="3040"/>
-            <w:shd w:fill="F2F2F2" w:color="auto" w:val="clear"/>
-            <w:tcMar>
-              <w:top w:type="dxa" w:w="60"/>
-              <w:left w:type="dxa" w:w="120"/>
-              <w:bottom w:type="dxa" w:w="60"/>
-              <w:right w:type="dxa" w:w="120"/>
-            </w:tcMar>
-            <w:vAlign w:val="top"/>
-          </w:tcPr>
-          <w:p>
-            <w:pPr>
-              <w:spacing w:after="40" w:before="0"/>
-              <w:jc w:val="left"/>
-            </w:pPr>
-            <w:r>
-              <w:rPr>
-                <w:rFonts w:ascii="Arial" w:cs="Arial" w:eastAsia="Arial" w:hAnsi="Arial"/>
-                <w:b w:val="false"/>
-                <w:bCs w:val="false"/>
-                <w:i w:val="false"/>
-                <w:iCs w:val="false"/>
-                <w:color w:val="000000"/>
-                <w:sz w:val="18"/>
-                <w:szCs w:val="18"/>
-              </w:rPr>
-              <w:t xml:space="preserve">Observable indicator: Final models correctly show: MA &gt; 1 for the long spanner (e.g., MA = 3.5); W_in &gt; W_out with the difference accounted for by heat; efficiency &lt; 100%; and power as work/time. The synthesis sentence on the board is evaluated by the teacher for causal completeness. Learners who cannot distinguish between 'less force needed' and 'less work done' are identified for individual follow-up. Teacher notes whether the energy flow diagram shows heat as a product of friction — not a mysterious disappearance.</w:t>
-            </w:r>
-          </w:p>
-        </w:tc>
-      </w:tr>
-      <w:tr>
-        <w:tc>
-          <w:tcPr>
-            <w:tcW w:type="dxa" w:w="1520"/>
-            <w:shd w:fill="FCE4D6" w:color="auto" w:val="clear"/>
-            <w:tcMar>
-              <w:top w:type="dxa" w:w="60"/>
-              <w:left w:type="dxa" w:w="120"/>
-              <w:bottom w:type="dxa" w:w="60"/>
-              <w:right w:type="dxa" w:w="120"/>
-            </w:tcMar>
-            <w:vAlign w:val="top"/>
-          </w:tcPr>
-          <w:p>
-            <w:pPr>
-              <w:spacing w:after="40" w:before="0"/>
-              <w:jc w:val="left"/>
-            </w:pPr>
-            <w:r>
-              <w:rPr>
-                <w:rFonts w:ascii="Arial" w:cs="Arial" w:eastAsia="Arial" w:hAnsi="Arial"/>
-                <w:b/>
-                <w:bCs/>
-                <w:i w:val="false"/>
-                <w:iCs w:val="false"/>
-                <w:color w:val="000000"/>
-                <w:sz w:val="18"/>
-                <w:szCs w:val="18"/>
-              </w:rPr>
-              <w:t xml:space="preserve">Driving Question Board (DQB) Creation</w:t>
-            </w:r>
-          </w:p>
-          <w:p>
-            <w:pPr>
-              <w:spacing w:after="20" w:before="0"/>
-            </w:pPr>
-            <w:r>
-              <w:rPr>
-                <w:rFonts w:ascii="Arial" w:cs="Arial" w:eastAsia="Arial" w:hAnsi="Arial"/>
-                <w:b/>
-                <w:bCs/>
-                <w:color w:val="1F3864"/>
-                <w:sz w:val="16"/>
-                <w:szCs w:val="16"/>
-              </w:rPr>
-              <w:t xml:space="preserve">📹 VIDEO:</w:t>
-            </w:r>
-          </w:p>
-          <w:p>
-            <w:pPr>
-              <w:spacing w:after="20" w:before="0"/>
-            </w:pPr>
-            <w:hyperlink w:history="1" r:id="rIdiqjvfilwtllkpqjxkk2kq">
-              <w:r>
-                <w:rPr>
-                  <w:rFonts w:ascii="Arial" w:cs="Arial" w:eastAsia="Arial" w:hAnsi="Arial"/>
-                  <w:color w:val="2E75B6"/>
-                  <w:sz w:val="16"/>
-                  <w:szCs w:val="16"/>
-                  <w:u w:val="single" w:color="2E75B6"/>
-                </w:rPr>
-                <w:t xml:space="preserve">Work/energy problem with friction -dubbed(KY)</w:t>
-              </w:r>
-            </w:hyperlink>
-          </w:p>
-          <w:p>
-            <w:pPr>
-              <w:spacing w:after="10" w:before="0"/>
-              <w:ind w:left="120"/>
-            </w:pPr>
-            <w:r>
-              <w:rPr>
-                <w:rFonts w:ascii="Arial" w:cs="Arial" w:eastAsia="Arial" w:hAnsi="Arial"/>
-                <w:color w:val="595959"/>
-                <w:sz w:val="14"/>
-                <w:szCs w:val="14"/>
-              </w:rPr>
-              <w:t xml:space="preserve">Source: Khan Academy (Kiswahili)</w:t>
-            </w:r>
-          </w:p>
-          <w:p>
-            <w:pPr>
-              <w:spacing w:after="10" w:before="0"/>
-              <w:ind w:left="120"/>
-            </w:pPr>
-            <w:hyperlink w:history="1" r:id="rId5rzzaaiyzjiu-f3opvu5t">
-              <w:r>
-                <w:rPr>
-                  <w:rFonts w:ascii="Arial" w:cs="Arial" w:eastAsia="Arial" w:hAnsi="Arial"/>
-                  <w:color w:val="595959"/>
-                  <w:sz w:val="14"/>
-                  <w:szCs w:val="14"/>
-                  <w:u w:val="single" w:color="595959"/>
-                </w:rPr>
-                <w:t xml:space="preserve">🔍 Search ARES for similar videos</w:t>
-              </w:r>
-            </w:hyperlink>
-          </w:p>
-          <w:p>
-            <w:pPr>
-              <w:spacing w:after="40" w:before="0"/>
-            </w:pPr>
-            <w:r>
-              <w:rPr>
-                <w:sz w:val="14"/>
-                <w:szCs w:val="14"/>
-              </w:rPr>
-              <w:t xml:space="preserve"/>
-            </w:r>
-          </w:p>
-          <w:p>
-            <w:pPr>
-              <w:spacing w:after="20" w:before="0"/>
-            </w:pPr>
-            <w:r>
-              <w:rPr>
-                <w:rFonts w:ascii="Arial" w:cs="Arial" w:eastAsia="Arial" w:hAnsi="Arial"/>
-                <w:b/>
-                <w:bCs/>
-                <w:color w:val="1F3864"/>
-                <w:sz w:val="16"/>
-                <w:szCs w:val="16"/>
-              </w:rPr>
-              <w:t xml:space="preserve">📖 EXERCISE:</w:t>
-            </w:r>
-          </w:p>
-          <w:p>
-            <w:pPr>
-              <w:spacing w:after="20" w:before="0"/>
-            </w:pPr>
-            <w:hyperlink w:history="1" r:id="rIdvsnl5rcm0qpbfuvzxamdp">
-              <w:r>
-                <w:rPr>
-                  <w:rFonts w:ascii="Arial" w:cs="Arial" w:eastAsia="Arial" w:hAnsi="Arial"/>
-                  <w:color w:val="2E75B6"/>
-                  <w:sz w:val="16"/>
-                  <w:szCs w:val="16"/>
-                  <w:u w:val="single" w:color="2E75B6"/>
-                </w:rPr>
-                <w:t xml:space="preserve">Mechanical Advantage Practice</w:t>
-              </w:r>
-            </w:hyperlink>
-          </w:p>
-          <w:p>
-            <w:pPr>
-              <w:spacing w:after="10" w:before="0"/>
-              <w:ind w:left="120"/>
-            </w:pPr>
-            <w:r>
-              <w:rPr>
-                <w:rFonts w:ascii="Arial" w:cs="Arial" w:eastAsia="Arial" w:hAnsi="Arial"/>
-                <w:color w:val="595959"/>
-                <w:sz w:val="14"/>
-                <w:szCs w:val="14"/>
-              </w:rPr>
-              <w:t xml:space="preserve">Source: CK-12</w:t>
-            </w:r>
-          </w:p>
-          <w:p>
-            <w:pPr>
-              <w:spacing w:after="10" w:before="0"/>
-              <w:ind w:left="120"/>
-            </w:pPr>
-            <w:hyperlink w:history="1" r:id="rIdwxfr45i8n8zot5bczpw7g">
-              <w:r>
-                <w:rPr>
-                  <w:rFonts w:ascii="Arial" w:cs="Arial" w:eastAsia="Arial" w:hAnsi="Arial"/>
-                  <w:color w:val="595959"/>
-                  <w:sz w:val="14"/>
-                  <w:szCs w:val="14"/>
-                  <w:u w:val="single" w:color="595959"/>
-                </w:rPr>
-                <w:t xml:space="preserve">🔍 Search ARES for similar readings</w:t>
-              </w:r>
-            </w:hyperlink>
-          </w:p>
-        </w:tc>
-        <w:tc>
-          <w:tcPr>
-            <w:tcW w:type="dxa" w:w="3040"/>
-            <w:shd w:fill="FFFFFF" w:color="auto" w:val="clear"/>
-            <w:tcMar>
-              <w:top w:type="dxa" w:w="60"/>
-              <w:left w:type="dxa" w:w="120"/>
-              <w:bottom w:type="dxa" w:w="60"/>
-              <w:right w:type="dxa" w:w="120"/>
-            </w:tcMar>
-            <w:vAlign w:val="top"/>
-          </w:tcPr>
-          <w:p>
-            <w:pPr>
-              <w:spacing w:after="40" w:before="0"/>
-              <w:jc w:val="left"/>
-            </w:pPr>
-            <w:r>
-              <w:rPr>
-                <w:rFonts w:ascii="Arial" w:cs="Arial" w:eastAsia="Arial" w:hAnsi="Arial"/>
-                <w:b w:val="false"/>
-                <w:bCs w:val="false"/>
-                <w:i w:val="false"/>
-                <w:iCs w:val="false"/>
-                <w:color w:val="000000"/>
-                <w:sz w:val="18"/>
-                <w:szCs w:val="18"/>
-              </w:rPr>
-              <w:t xml:space="preserve">The full DQB from all eight lessons is displayed at the front. Each sticky note question is read aloud by the learner who posted it (or by the teacher if the author is unknown). The class votes — thumbs up, sideways, or down — on whether the question is: (A) fully answered by our unit, (B) partially answered, or (C) beyond our current unit (redirected to a future topic). For Category A questions, a volunteer states the answer in one sentence using unit vocabulary. For Category B, the teacher acknowledges the partial explanation and names the gap. For Category C, the teacher writes 'To Strand 2.0 / 3.0 / Future Learning' next to the question and says: 'This is how science works — one answered question opens new ones.' The mechanic's original two mysteries — mechanical advantage and heat — are given a formal 'resolution moment': the teacher reads the original driving question aloud, and three learners each answer one part of it in sequence.</w:t>
-            </w:r>
-          </w:p>
-        </w:tc>
-        <w:tc>
-          <w:tcPr>
-            <w:tcW w:type="dxa" w:w="3040"/>
-            <w:shd w:fill="F2F2F2" w:color="auto" w:val="clear"/>
-            <w:tcMar>
-              <w:top w:type="dxa" w:w="60"/>
-              <w:left w:type="dxa" w:w="120"/>
-              <w:bottom w:type="dxa" w:w="60"/>
-              <w:right w:type="dxa" w:w="120"/>
-            </w:tcMar>
-            <w:vAlign w:val="top"/>
-          </w:tcPr>
-          <w:p>
-            <w:pPr>
-              <w:spacing w:after="40" w:before="0"/>
-              <w:jc w:val="left"/>
-            </w:pPr>
-            <w:r>
-              <w:rPr>
-                <w:rFonts w:ascii="Arial" w:cs="Arial" w:eastAsia="Arial" w:hAnsi="Arial"/>
-                <w:b w:val="false"/>
-                <w:bCs w:val="false"/>
-                <w:i w:val="false"/>
-                <w:iCs w:val="false"/>
-                <w:color w:val="000000"/>
-                <w:sz w:val="18"/>
-                <w:szCs w:val="18"/>
-              </w:rPr>
-              <w:t xml:space="preserve">Stand at the DQB and say: 'This board holds every question we've asked about the mechanic's problem since Lesson 1. Today we close it — or we redirect it. I'll read each question. You vote with your thumbs.' Model the three categories with one example each before starting. For Category A resolutions, cold-call learners who posted the original question: 'Kipchoge, you asked this in Lesson 2 — do you have the answer now?' WAIT TIME: 10 seconds. For unresolved questions, validate intellectual honesty: 'It is a sign of a good scientist to know what they don't yet know.' For the driving question resolution, say: 'The question that started this whole unit was: Why can a jua kali mechanic loosen a wheel nut effortlessly with a long spanner when a short one fails — and where does the energy go when friction makes the nut hot? Three of you will each answer one part. Zawadi — the spanner. Otieno — the energy. Amara — the friction.' Give each 30 seconds. Applaud the closure. Physically remove answered sticky notes and place them in a 'Resolved' envelope.</w:t>
-            </w:r>
-          </w:p>
-        </w:tc>
-        <w:tc>
-          <w:tcPr>
-            <w:tcW w:type="dxa" w:w="3040"/>
-            <w:shd w:fill="FFFFFF" w:color="auto" w:val="clear"/>
-            <w:tcMar>
-              <w:top w:type="dxa" w:w="60"/>
-              <w:left w:type="dxa" w:w="120"/>
-              <w:bottom w:type="dxa" w:w="60"/>
-              <w:right w:type="dxa" w:w="120"/>
-            </w:tcMar>
-            <w:vAlign w:val="top"/>
-          </w:tcPr>
-          <w:p>
-            <w:pPr>
-              <w:spacing w:after="40" w:before="0"/>
-              <w:jc w:val="left"/>
-            </w:pPr>
-            <w:r>
-              <w:rPr>
-                <w:rFonts w:ascii="Arial" w:cs="Arial" w:eastAsia="Arial" w:hAnsi="Arial"/>
-                <w:b w:val="false"/>
-                <w:bCs w:val="false"/>
-                <w:i w:val="false"/>
-                <w:iCs w:val="false"/>
-                <w:color w:val="000000"/>
-                <w:sz w:val="18"/>
-                <w:szCs w:val="18"/>
-              </w:rPr>
-              <w:t xml:space="preserve">Driving Question Board Resolution (Metacognitive Closure Protocol). Formally resolving each question makes the arc of scientific inquiry visible and gives learners ownership of their learning journey. Redirecting unanswered questions to future strands models authentic scientific practice — science is cumulative and open-ended. The 'resolution moment' for the anchoring phenomenon creates an emotionally satisfying narrative closure tied to the real-world Kenyan context.</w:t>
-            </w:r>
-          </w:p>
-        </w:tc>
-        <w:tc>
-          <w:tcPr>
-            <w:tcW w:type="dxa" w:w="3040"/>
-            <w:shd w:fill="F2F2F2" w:color="auto" w:val="clear"/>
-            <w:tcMar>
-              <w:top w:type="dxa" w:w="60"/>
-              <w:left w:type="dxa" w:w="120"/>
-              <w:bottom w:type="dxa" w:w="60"/>
-              <w:right w:type="dxa" w:w="120"/>
-            </w:tcMar>
-            <w:vAlign w:val="top"/>
-          </w:tcPr>
-          <w:p>
-            <w:pPr>
-              <w:spacing w:after="40" w:before="0"/>
-              <w:jc w:val="left"/>
-            </w:pPr>
-            <w:r>
-              <w:rPr>
-                <w:rFonts w:ascii="Arial" w:cs="Arial" w:eastAsia="Arial" w:hAnsi="Arial"/>
-                <w:b w:val="false"/>
-                <w:bCs w:val="false"/>
-                <w:i w:val="false"/>
-                <w:iCs w:val="false"/>
-                <w:color w:val="000000"/>
-                <w:sz w:val="18"/>
-                <w:szCs w:val="18"/>
-              </w:rPr>
-              <w:t xml:space="preserve">Observable indicator: At least 80% of DQB questions are categorised by learner consensus (not just teacher direction). Learner answers for Category A questions include unit-specific vocabulary and a mechanism (not just a formula). Teacher listens for whether learners can articulate why energy conservation means MA &gt; 1 does not imply free energy — this is the key conceptual target of the entire unit.</w:t>
-            </w:r>
-          </w:p>
-        </w:tc>
-      </w:tr>
-      <w:tr>
-        <w:tc>
-          <w:tcPr>
-            <w:tcW w:type="dxa" w:w="1520"/>
-            <w:shd w:fill="D5E8F0" w:color="auto" w:val="clear"/>
-            <w:tcMar>
-              <w:top w:type="dxa" w:w="60"/>
-              <w:left w:type="dxa" w:w="120"/>
-              <w:bottom w:type="dxa" w:w="60"/>
-              <w:right w:type="dxa" w:w="120"/>
-            </w:tcMar>
-            <w:vAlign w:val="top"/>
-          </w:tcPr>
-          <w:p>
-            <w:pPr>
-              <w:spacing w:after="40" w:before="0"/>
-              <w:jc w:val="left"/>
-            </w:pPr>
-            <w:r>
-              <w:rPr>
-                <w:rFonts w:ascii="Arial" w:cs="Arial" w:eastAsia="Arial" w:hAnsi="Arial"/>
-                <w:b/>
-                <w:bCs/>
-                <w:i w:val="false"/>
-                <w:iCs w:val="false"/>
-                <w:color w:val="000000"/>
-                <w:sz w:val="18"/>
-                <w:szCs w:val="18"/>
-              </w:rPr>
-              <w:t xml:space="preserve">Model Building Phase</w:t>
-            </w:r>
-          </w:p>
-          <w:p>
-            <w:pPr>
-              <w:spacing w:after="20" w:before="0"/>
-            </w:pPr>
-            <w:r>
-              <w:rPr>
-                <w:rFonts w:ascii="Arial" w:cs="Arial" w:eastAsia="Arial" w:hAnsi="Arial"/>
-                <w:b/>
-                <w:bCs/>
-                <w:color w:val="1F3864"/>
-                <w:sz w:val="16"/>
-                <w:szCs w:val="16"/>
-              </w:rPr>
-              <w:t xml:space="preserve">📹 VIDEO:</w:t>
-            </w:r>
-          </w:p>
-          <w:p>
-            <w:pPr>
-              <w:spacing w:after="20" w:before="0"/>
-            </w:pPr>
-            <w:hyperlink w:history="1" r:id="rIdnglc9vgbuqr4xac164kpq">
-              <w:r>
-                <w:rPr>
-                  <w:rFonts w:ascii="Arial" w:cs="Arial" w:eastAsia="Arial" w:hAnsi="Arial"/>
-                  <w:color w:val="2E75B6"/>
-                  <w:sz w:val="16"/>
-                  <w:szCs w:val="16"/>
-                  <w:u w:val="single" w:color="2E75B6"/>
-                </w:rPr>
-                <w:t xml:space="preserve">Mechanical advantage (part 2)</w:t>
-              </w:r>
-            </w:hyperlink>
-          </w:p>
-          <w:p>
-            <w:pPr>
-              <w:spacing w:after="10" w:before="0"/>
-              <w:ind w:left="120"/>
-            </w:pPr>
-            <w:r>
-              <w:rPr>
-                <w:rFonts w:ascii="Arial" w:cs="Arial" w:eastAsia="Arial" w:hAnsi="Arial"/>
-                <w:color w:val="595959"/>
-                <w:sz w:val="14"/>
-                <w:szCs w:val="14"/>
-              </w:rPr>
-              <w:t xml:space="preserve">Source: Khan Academy (English - US curriculum)</w:t>
-            </w:r>
-          </w:p>
-          <w:p>
-            <w:pPr>
-              <w:spacing w:after="10" w:before="0"/>
-              <w:ind w:left="120"/>
-            </w:pPr>
-            <w:hyperlink w:history="1" r:id="rIde2guyzkofzmzqo2gehf0w">
-              <w:r>
-                <w:rPr>
-                  <w:rFonts w:ascii="Arial" w:cs="Arial" w:eastAsia="Arial" w:hAnsi="Arial"/>
-                  <w:color w:val="595959"/>
-                  <w:sz w:val="14"/>
-                  <w:szCs w:val="14"/>
-                  <w:u w:val="single" w:color="595959"/>
-                </w:rPr>
-                <w:t xml:space="preserve">🔍 Search ARES for similar videos</w:t>
-              </w:r>
-            </w:hyperlink>
-          </w:p>
-          <w:p>
-            <w:pPr>
-              <w:spacing w:after="40" w:before="0"/>
-            </w:pPr>
-            <w:r>
-              <w:rPr>
-                <w:sz w:val="14"/>
-                <w:szCs w:val="14"/>
-              </w:rPr>
-              <w:t xml:space="preserve"/>
-            </w:r>
-          </w:p>
-          <w:p>
-            <w:pPr>
-              <w:spacing w:after="20" w:before="0"/>
-            </w:pPr>
-            <w:r>
-              <w:rPr>
-                <w:rFonts w:ascii="Arial" w:cs="Arial" w:eastAsia="Arial" w:hAnsi="Arial"/>
-                <w:b/>
-                <w:bCs/>
-                <w:color w:val="1F3864"/>
-                <w:sz w:val="16"/>
-                <w:szCs w:val="16"/>
-              </w:rPr>
-              <w:t xml:space="preserve">📖 HTML:</w:t>
-            </w:r>
-          </w:p>
-          <w:p>
-            <w:pPr>
-              <w:spacing w:after="20" w:before="0"/>
-            </w:pPr>
-            <w:hyperlink w:history="1" r:id="rIdqdfmvbihxl0wctojbfuh2">
+            <w:hyperlink w:history="1" r:id="rIdx4_8ss95ax3jkylcglacg">
               <w:r>
                 <w:rPr>
                   <w:rFonts w:ascii="Arial" w:cs="Arial" w:eastAsia="Arial" w:hAnsi="Arial"/>
@@ -25324,7 +25324,7 @@
               <w:spacing w:after="10" w:before="0"/>
               <w:ind w:left="120"/>
             </w:pPr>
-            <w:hyperlink w:history="1" r:id="rIdvls-swhoglssvx6nigtcj">
+            <w:hyperlink w:history="1" r:id="rId5hpfcixphujxakha5sxge">
               <w:r>
                 <w:rPr>
                   <w:rFonts w:ascii="Arial" w:cs="Arial" w:eastAsia="Arial" w:hAnsi="Arial"/>

--- a/data/outputs/v2/Physics/SS1.4_Energy,_Work,_Power_and_Machines/Physics_Energy,_Work,_Power_and_Machines_CBE_LessonSequence.docx
+++ b/data/outputs/v2/Physics/SS1.4_Energy,_Work,_Power_and_Machines/Physics_Energy,_Work,_Power_and_Machines_CBE_LessonSequence.docx
@@ -42,6 +42,177 @@
     </w:p>
     <w:p>
       <w:pPr>
+        <w:spacing w:after="80" w:before="120"/>
+      </w:pPr>
+      <w:r>
+        <w:rPr>
+          <w:rFonts w:ascii="Arial" w:cs="Arial" w:eastAsia="Arial" w:hAnsi="Arial"/>
+          <w:b/>
+          <w:bCs/>
+          <w:color w:val="1F3864"/>
+          <w:sz w:val="20"/>
+          <w:szCs w:val="20"/>
+        </w:rPr>
+        <w:t xml:space="preserve">ATTRIBUTION AND LICENSING</w:t>
+      </w:r>
+    </w:p>
+    <w:p>
+      <w:pPr>
+        <w:spacing w:after="60" w:before="0"/>
+      </w:pPr>
+      <w:r>
+        <w:rPr>
+          <w:rFonts w:ascii="Arial" w:cs="Arial" w:eastAsia="Arial" w:hAnsi="Arial"/>
+          <w:b/>
+          <w:bCs/>
+          <w:sz w:val="17"/>
+          <w:szCs w:val="17"/>
+        </w:rPr>
+        <w:t xml:space="preserve">Curriculum Alignment: </w:t>
+      </w:r>
+      <w:r>
+        <w:rPr>
+          <w:rFonts w:ascii="Arial" w:cs="Arial" w:eastAsia="Arial" w:hAnsi="Arial"/>
+          <w:sz w:val="17"/>
+          <w:szCs w:val="17"/>
+        </w:rPr>
+        <w:t xml:space="preserve">Structured in pedagogical alignment with the competence-based curriculum format and learning outcomes established by the Kenya Institute of Curriculum Development (KICD). This material is independently developed and is not officially endorsed or published by KICD.</w:t>
+      </w:r>
+    </w:p>
+    <w:p>
+      <w:pPr>
+        <w:spacing w:after="60" w:before="0"/>
+      </w:pPr>
+      <w:r>
+        <w:rPr>
+          <w:rFonts w:ascii="Arial" w:cs="Arial" w:eastAsia="Arial" w:hAnsi="Arial"/>
+          <w:b/>
+          <w:bCs/>
+          <w:sz w:val="17"/>
+          <w:szCs w:val="17"/>
+        </w:rPr>
+        <w:t xml:space="preserve">Content &amp; Pedagogy: </w:t>
+      </w:r>
+      <w:r>
+        <w:rPr>
+          <w:rFonts w:ascii="Arial" w:cs="Arial" w:eastAsia="Arial" w:hAnsi="Arial"/>
+          <w:sz w:val="17"/>
+          <w:szCs w:val="17"/>
+        </w:rPr>
+        <w:t xml:space="preserve">Developed and adapted by the educator team at SeaVuria (registered 501(c)(3) in the United States and registered NGO in Kenya, No. 872-850A-BF11), who designed the pedagogical framework, lesson templates and exemplar lessons on which this material is based.</w:t>
+      </w:r>
+    </w:p>
+    <w:p>
+      <w:pPr>
+        <w:spacing w:after="60" w:before="0"/>
+      </w:pPr>
+      <w:r>
+        <w:rPr>
+          <w:rFonts w:ascii="Arial" w:cs="Arial" w:eastAsia="Arial" w:hAnsi="Arial"/>
+          <w:b/>
+          <w:bCs/>
+          <w:sz w:val="17"/>
+          <w:szCs w:val="17"/>
+        </w:rPr>
+        <w:t xml:space="preserve">Production &amp; Layout: </w:t>
+      </w:r>
+      <w:r>
+        <w:rPr>
+          <w:rFonts w:ascii="Arial" w:cs="Arial" w:eastAsia="Arial" w:hAnsi="Arial"/>
+          <w:sz w:val="17"/>
+          <w:szCs w:val="17"/>
+        </w:rPr>
+        <w:t xml:space="preserve">Educational design and curriculum sequencing by SeaVuria. Technical layout, structural formatting, and digital optimization/implementation executed in partnership with ARES Education (registered 501(c)(3) in the United States and Canada (as Afretech Aid) and registered NGO in Kenya), with lesson drafting and compilation assisted by AI (Claude, Anthropic).</w:t>
+      </w:r>
+    </w:p>
+    <w:p>
+      <w:pPr>
+        <w:pBdr>
+          <w:bottom w:val="single" w:color="1F3864" w:sz="6" w:space="6"/>
+        </w:pBdr>
+        <w:spacing w:after="60" w:before="0"/>
+      </w:pPr>
+      <w:r>
+        <w:rPr>
+          <w:rFonts w:ascii="Arial" w:cs="Arial" w:eastAsia="Arial" w:hAnsi="Arial"/>
+          <w:b/>
+          <w:bCs/>
+          <w:sz w:val="17"/>
+          <w:szCs w:val="17"/>
+        </w:rPr>
+        <w:t xml:space="preserve">Licensing &amp; Copyright: </w:t>
+      </w:r>
+      <w:r>
+        <w:rPr>
+          <w:rFonts w:ascii="Arial" w:cs="Arial" w:eastAsia="Arial" w:hAnsi="Arial"/>
+          <w:sz w:val="17"/>
+          <w:szCs w:val="17"/>
+        </w:rPr>
+        <w:t xml:space="preserve">© 2026 SeaVuria and ARES. This work is licensed under a </w:t>
+      </w:r>
+      <w:hyperlink w:history="1" r:id="rIdn5shrhd497afkmk_f1rrk">
+        <w:r>
+          <w:rPr>
+            <w:rFonts w:ascii="Arial" w:cs="Arial" w:eastAsia="Arial" w:hAnsi="Arial"/>
+            <w:color w:val="1F6B75"/>
+            <w:sz w:val="17"/>
+            <w:szCs w:val="17"/>
+            <w:u w:val="single" w:color="1F6B75"/>
+          </w:rPr>
+          <w:t xml:space="preserve">Creative Commons Attribution-NonCommercial 4.0 International License</w:t>
+        </w:r>
+      </w:hyperlink>
+      <w:r>
+        <w:rPr>
+          <w:rFonts w:ascii="Arial" w:cs="Arial" w:eastAsia="Arial" w:hAnsi="Arial"/>
+          <w:sz w:val="17"/>
+          <w:szCs w:val="17"/>
+        </w:rPr>
+        <w:t xml:space="preserve"> (</w:t>
+      </w:r>
+      <w:hyperlink w:history="1" r:id="rId-jvyeoip1z3aow1strszr">
+        <w:r>
+          <w:rPr>
+            <w:rFonts w:ascii="Arial" w:cs="Arial" w:eastAsia="Arial" w:hAnsi="Arial"/>
+            <w:color w:val="1F6B75"/>
+            <w:sz w:val="17"/>
+            <w:szCs w:val="17"/>
+            <w:u w:val="single" w:color="1F6B75"/>
+          </w:rPr>
+          <w:t xml:space="preserve">CC BY-NC 4.0</w:t>
+        </w:r>
+      </w:hyperlink>
+      <w:r>
+        <w:rPr>
+          <w:rFonts w:ascii="Arial" w:cs="Arial" w:eastAsia="Arial" w:hAnsi="Arial"/>
+          <w:sz w:val="17"/>
+          <w:szCs w:val="17"/>
+        </w:rPr>
+        <w:t xml:space="preserve">). To view a copy of this license, visit </w:t>
+      </w:r>
+      <w:hyperlink w:history="1" r:id="rIdpiaehvdpqd4lfgdjqq-3u">
+        <w:r>
+          <w:rPr>
+            <w:rFonts w:ascii="Arial" w:cs="Arial" w:eastAsia="Arial" w:hAnsi="Arial"/>
+            <w:color w:val="1F6B75"/>
+            <w:sz w:val="17"/>
+            <w:szCs w:val="17"/>
+            <w:u w:val="single" w:color="1F6B75"/>
+          </w:rPr>
+          <w:t xml:space="preserve">https://creativecommons.org/licenses/by-nc/4.0/</w:t>
+        </w:r>
+      </w:hyperlink>
+      <w:r>
+        <w:rPr>
+          <w:rFonts w:ascii="Arial" w:cs="Arial" w:eastAsia="Arial" w:hAnsi="Arial"/>
+          <w:sz w:val="17"/>
+          <w:szCs w:val="17"/>
+        </w:rPr>
+        <w:t xml:space="preserve">. You are free to copy, redistribute, and adapt this material in any medium or format, provided appropriate credit is given and the material is not used for commercial purposes. KICD learning outcomes and curriculum designations reproduced here for alignment purposes remain the property of KICD and are not covered by this license. Linked external resources (e.g. CK-12, Khan Academy, PhET) are subject to their own licenses.</w:t>
+      </w:r>
+    </w:p>
+    <w:p>
+      <w:pPr>
         <w:spacing w:after="120"/>
       </w:pPr>
       <w:r>
@@ -3323,7 +3494,7 @@
             <w:pPr>
               <w:spacing w:after="20" w:before="0"/>
             </w:pPr>
-            <w:hyperlink w:history="1" r:id="rIdpmblchjdw4vo0lushbe-c">
+            <w:hyperlink w:history="1" r:id="rId0o0tgmrd9gqfgsa-wgeml">
               <w:r>
                 <w:rPr>
                   <w:rFonts w:ascii="Arial" w:cs="Arial" w:eastAsia="Arial" w:hAnsi="Arial"/>
@@ -3356,7 +3527,7 @@
               <w:spacing w:after="10" w:before="0"/>
               <w:ind w:left="120"/>
             </w:pPr>
-            <w:hyperlink w:history="1" r:id="rId2jdnwehzemz60qacayoab">
+            <w:hyperlink w:history="1" r:id="rIdfsgcelcnwgmua1dk4xdth">
               <w:r>
                 <w:rPr>
                   <w:rFonts w:ascii="Arial" w:cs="Arial" w:eastAsia="Arial" w:hAnsi="Arial"/>
@@ -3401,7 +3572,7 @@
             <w:pPr>
               <w:spacing w:after="20" w:before="0"/>
             </w:pPr>
-            <w:hyperlink w:history="1" r:id="rIdwidpfwbbllvoc90m-buyl">
+            <w:hyperlink w:history="1" r:id="rIdiddceprf900to--2asmwm">
               <w:r>
                 <w:rPr>
                   <w:rFonts w:ascii="Arial" w:cs="Arial" w:eastAsia="Arial" w:hAnsi="Arial"/>
@@ -3434,7 +3605,7 @@
               <w:spacing w:after="10" w:before="0"/>
               <w:ind w:left="120"/>
             </w:pPr>
-            <w:hyperlink w:history="1" r:id="rIdt5vcvx-bknmmvoz0c95el">
+            <w:hyperlink w:history="1" r:id="rIdxwlryoz1lxifc7upvvrrt">
               <w:r>
                 <w:rPr>
                   <w:rFonts w:ascii="Arial" w:cs="Arial" w:eastAsia="Arial" w:hAnsi="Arial"/>
@@ -3629,7 +3800,7 @@
             <w:pPr>
               <w:spacing w:after="20" w:before="0"/>
             </w:pPr>
-            <w:hyperlink w:history="1" r:id="rId4l7mbzkhw6fv3k4l_qe98">
+            <w:hyperlink w:history="1" r:id="rIdcin0vtwbdrn8q9gkvsdvq">
               <w:r>
                 <w:rPr>
                   <w:rFonts w:ascii="Arial" w:cs="Arial" w:eastAsia="Arial" w:hAnsi="Arial"/>
@@ -3662,7 +3833,7 @@
               <w:spacing w:after="10" w:before="0"/>
               <w:ind w:left="120"/>
             </w:pPr>
-            <w:hyperlink w:history="1" r:id="rIdkinfylh8upq0kp6t8eh_k">
+            <w:hyperlink w:history="1" r:id="rIddtdwixkqrqsf9f4lrndal">
               <w:r>
                 <w:rPr>
                   <w:rFonts w:ascii="Arial" w:cs="Arial" w:eastAsia="Arial" w:hAnsi="Arial"/>
@@ -3707,7 +3878,7 @@
             <w:pPr>
               <w:spacing w:after="20" w:before="0"/>
             </w:pPr>
-            <w:hyperlink w:history="1" r:id="rIdxyhqoewnn4shj9dzgbbul">
+            <w:hyperlink w:history="1" r:id="rIdl9lrddl6ajll2m8wimtkz">
               <w:r>
                 <w:rPr>
                   <w:rFonts w:ascii="Arial" w:cs="Arial" w:eastAsia="Arial" w:hAnsi="Arial"/>
@@ -3740,7 +3911,7 @@
               <w:spacing w:after="10" w:before="0"/>
               <w:ind w:left="120"/>
             </w:pPr>
-            <w:hyperlink w:history="1" r:id="rId2mvuccttvyhhqsa_hlwjq">
+            <w:hyperlink w:history="1" r:id="rIda0bj2uberhevwjvrrzgxo">
               <w:r>
                 <w:rPr>
                   <w:rFonts w:ascii="Arial" w:cs="Arial" w:eastAsia="Arial" w:hAnsi="Arial"/>
@@ -3935,7 +4106,7 @@
             <w:pPr>
               <w:spacing w:after="20" w:before="0"/>
             </w:pPr>
-            <w:hyperlink w:history="1" r:id="rIdsypud8aulrm__zldnovmo">
+            <w:hyperlink w:history="1" r:id="rId1rvdi1ghgqp-5bctnsl9i">
               <w:r>
                 <w:rPr>
                   <w:rFonts w:ascii="Arial" w:cs="Arial" w:eastAsia="Arial" w:hAnsi="Arial"/>
@@ -3968,7 +4139,7 @@
               <w:spacing w:after="10" w:before="0"/>
               <w:ind w:left="120"/>
             </w:pPr>
-            <w:hyperlink w:history="1" r:id="rId9bvfq2bjv2lylvunvybqf">
+            <w:hyperlink w:history="1" r:id="rIdzm7elm2gozdfkvq3mpcnw">
               <w:r>
                 <w:rPr>
                   <w:rFonts w:ascii="Arial" w:cs="Arial" w:eastAsia="Arial" w:hAnsi="Arial"/>
@@ -4013,7 +4184,7 @@
             <w:pPr>
               <w:spacing w:after="20" w:before="0"/>
             </w:pPr>
-            <w:hyperlink w:history="1" r:id="rIdpsatvaatsa-atpa-mm5ru">
+            <w:hyperlink w:history="1" r:id="rIdfqjy16rmrjpzpcmbagssw">
               <w:r>
                 <w:rPr>
                   <w:rFonts w:ascii="Arial" w:cs="Arial" w:eastAsia="Arial" w:hAnsi="Arial"/>
@@ -4046,7 +4217,7 @@
               <w:spacing w:after="10" w:before="0"/>
               <w:ind w:left="120"/>
             </w:pPr>
-            <w:hyperlink w:history="1" r:id="rIdf7tlyggwtwxdrfp3xnmvw">
+            <w:hyperlink w:history="1" r:id="rIdvrxbpbbezpkt7vgdidiro">
               <w:r>
                 <w:rPr>
                   <w:rFonts w:ascii="Arial" w:cs="Arial" w:eastAsia="Arial" w:hAnsi="Arial"/>
@@ -4241,7 +4412,7 @@
             <w:pPr>
               <w:spacing w:after="20" w:before="0"/>
             </w:pPr>
-            <w:hyperlink w:history="1" r:id="rId8djlktudmgucpqjzjvj5f">
+            <w:hyperlink w:history="1" r:id="rIduqjuv71w1ixuewdfubzu7">
               <w:r>
                 <w:rPr>
                   <w:rFonts w:ascii="Arial" w:cs="Arial" w:eastAsia="Arial" w:hAnsi="Arial"/>
@@ -4274,7 +4445,7 @@
               <w:spacing w:after="10" w:before="0"/>
               <w:ind w:left="120"/>
             </w:pPr>
-            <w:hyperlink w:history="1" r:id="rIdlpqjr2xsqlgxzo8-t9qn-">
+            <w:hyperlink w:history="1" r:id="rIdb4qb6o3slqdv5lafd0avh">
               <w:r>
                 <w:rPr>
                   <w:rFonts w:ascii="Arial" w:cs="Arial" w:eastAsia="Arial" w:hAnsi="Arial"/>
@@ -4319,7 +4490,7 @@
             <w:pPr>
               <w:spacing w:after="20" w:before="0"/>
             </w:pPr>
-            <w:hyperlink w:history="1" r:id="rIdivxyrcatbksmuwhennxu1">
+            <w:hyperlink w:history="1" r:id="rIdenm-uwvqizhrru0d5gqkr">
               <w:r>
                 <w:rPr>
                   <w:rFonts w:ascii="Arial" w:cs="Arial" w:eastAsia="Arial" w:hAnsi="Arial"/>
@@ -4352,7 +4523,7 @@
               <w:spacing w:after="10" w:before="0"/>
               <w:ind w:left="120"/>
             </w:pPr>
-            <w:hyperlink w:history="1" r:id="rIdluyemvuo7ghjoa6bobhbt">
+            <w:hyperlink w:history="1" r:id="rIdesbnwtrilsolv3txuu0jl">
               <w:r>
                 <w:rPr>
                   <w:rFonts w:ascii="Arial" w:cs="Arial" w:eastAsia="Arial" w:hAnsi="Arial"/>
@@ -4547,7 +4718,7 @@
             <w:pPr>
               <w:spacing w:after="20" w:before="0"/>
             </w:pPr>
-            <w:hyperlink w:history="1" r:id="rIdxb4td5ng3texj0ikcuf_m">
+            <w:hyperlink w:history="1" r:id="rIdph6nddpebfksx2pxl_g9b">
               <w:r>
                 <w:rPr>
                   <w:rFonts w:ascii="Arial" w:cs="Arial" w:eastAsia="Arial" w:hAnsi="Arial"/>
@@ -4580,7 +4751,7 @@
               <w:spacing w:after="10" w:before="0"/>
               <w:ind w:left="120"/>
             </w:pPr>
-            <w:hyperlink w:history="1" r:id="rId3zqye9u8t1xbdpjrifchk">
+            <w:hyperlink w:history="1" r:id="rIdcwz3rhuu8j9wig4wliajs">
               <w:r>
                 <w:rPr>
                   <w:rFonts w:ascii="Arial" w:cs="Arial" w:eastAsia="Arial" w:hAnsi="Arial"/>
@@ -4625,7 +4796,7 @@
             <w:pPr>
               <w:spacing w:after="20" w:before="0"/>
             </w:pPr>
-            <w:hyperlink w:history="1" r:id="rId6e-6rezwn1fm0i0y0_fkr">
+            <w:hyperlink w:history="1" r:id="rIdl3qdi3nkvk299yai-k-ln">
               <w:r>
                 <w:rPr>
                   <w:rFonts w:ascii="Arial" w:cs="Arial" w:eastAsia="Arial" w:hAnsi="Arial"/>
@@ -4658,7 +4829,7 @@
               <w:spacing w:after="10" w:before="0"/>
               <w:ind w:left="120"/>
             </w:pPr>
-            <w:hyperlink w:history="1" r:id="rId2n0ncjpfzqn7dq7k-lzqq">
+            <w:hyperlink w:history="1" r:id="rIdgbtc3onvhk8zt1tzwhoxd">
               <w:r>
                 <w:rPr>
                   <w:rFonts w:ascii="Arial" w:cs="Arial" w:eastAsia="Arial" w:hAnsi="Arial"/>
@@ -5154,6 +5325,65 @@
         </w:tc>
       </w:tr>
     </w:tbl>
+    <w:p>
+      <w:pPr>
+        <w:pBdr>
+          <w:top w:val="single" w:color="BBBBBB" w:sz="4" w:space="4"/>
+        </w:pBdr>
+        <w:spacing w:after="0" w:before="160"/>
+      </w:pPr>
+      <w:r>
+        <w:rPr>
+          <w:rFonts w:ascii="Arial" w:cs="Arial" w:eastAsia="Arial" w:hAnsi="Arial"/>
+          <w:color w:val="666666"/>
+          <w:sz w:val="14"/>
+          <w:szCs w:val="14"/>
+        </w:rPr>
+        <w:t xml:space="preserve">© 2026 SeaVuria and ARES. Aligned with KICD objectives. Developed by SeaVuria; technical implementation by ARES (with AI assistance from Claude). Licensed under </w:t>
+      </w:r>
+      <w:hyperlink w:history="1" r:id="rId4ci2myz7itupplcrisim_">
+        <w:r>
+          <w:rPr>
+            <w:rFonts w:ascii="Arial" w:cs="Arial" w:eastAsia="Arial" w:hAnsi="Arial"/>
+            <w:color w:val="1F6B75"/>
+            <w:sz w:val="14"/>
+            <w:szCs w:val="14"/>
+            <w:u w:val="single" w:color="1F6B75"/>
+          </w:rPr>
+          <w:t xml:space="preserve">CC BY-NC 4.0</w:t>
+        </w:r>
+      </w:hyperlink>
+      <w:r>
+        <w:rPr>
+          <w:rFonts w:ascii="Arial" w:cs="Arial" w:eastAsia="Arial" w:hAnsi="Arial"/>
+          <w:color w:val="666666"/>
+          <w:sz w:val="14"/>
+          <w:szCs w:val="14"/>
+        </w:rPr>
+        <w:t xml:space="preserve"> (</w:t>
+      </w:r>
+      <w:hyperlink w:history="1" r:id="rIdg63dyxnlndnves_8txwai">
+        <w:r>
+          <w:rPr>
+            <w:rFonts w:ascii="Arial" w:cs="Arial" w:eastAsia="Arial" w:hAnsi="Arial"/>
+            <w:color w:val="1F6B75"/>
+            <w:sz w:val="14"/>
+            <w:szCs w:val="14"/>
+            <w:u w:val="single" w:color="1F6B75"/>
+          </w:rPr>
+          <w:t xml:space="preserve">https://creativecommons.org/licenses/by-nc/4.0/</w:t>
+        </w:r>
+      </w:hyperlink>
+      <w:r>
+        <w:rPr>
+          <w:rFonts w:ascii="Arial" w:cs="Arial" w:eastAsia="Arial" w:hAnsi="Arial"/>
+          <w:color w:val="666666"/>
+          <w:sz w:val="14"/>
+          <w:szCs w:val="14"/>
+        </w:rPr>
+        <w:t xml:space="preserve">).</w:t>
+      </w:r>
+    </w:p>
     <w:p>
       <w:r>
         <w:br w:type="page"/>
@@ -6145,7 +6375,7 @@
             <w:pPr>
               <w:spacing w:after="20" w:before="0"/>
             </w:pPr>
-            <w:hyperlink w:history="1" r:id="rIdzss--he5lwjt7k_3cycxh">
+            <w:hyperlink w:history="1" r:id="rIdumnh47hih1vx3llavt89i">
               <w:r>
                 <w:rPr>
                   <w:rFonts w:ascii="Arial" w:cs="Arial" w:eastAsia="Arial" w:hAnsi="Arial"/>
@@ -6178,7 +6408,7 @@
               <w:spacing w:after="10" w:before="0"/>
               <w:ind w:left="120"/>
             </w:pPr>
-            <w:hyperlink w:history="1" r:id="rIdqcpj66bt2ue1zvtjjdgzk">
+            <w:hyperlink w:history="1" r:id="rIde7aarpz6dbj6zfggmcynu">
               <w:r>
                 <w:rPr>
                   <w:rFonts w:ascii="Arial" w:cs="Arial" w:eastAsia="Arial" w:hAnsi="Arial"/>
@@ -6223,7 +6453,7 @@
             <w:pPr>
               <w:spacing w:after="20" w:before="0"/>
             </w:pPr>
-            <w:hyperlink w:history="1" r:id="rIdjiydmcloow18qrccytk6j">
+            <w:hyperlink w:history="1" r:id="rIdrfjwo0n9ruwmtanwfzpvr">
               <w:r>
                 <w:rPr>
                   <w:rFonts w:ascii="Arial" w:cs="Arial" w:eastAsia="Arial" w:hAnsi="Arial"/>
@@ -6256,7 +6486,7 @@
               <w:spacing w:after="10" w:before="0"/>
               <w:ind w:left="120"/>
             </w:pPr>
-            <w:hyperlink w:history="1" r:id="rId9a3_vberbf4xbt5f0ek3n">
+            <w:hyperlink w:history="1" r:id="rIdgur01pn-cylxqlv5rknuw">
               <w:r>
                 <w:rPr>
                   <w:rFonts w:ascii="Arial" w:cs="Arial" w:eastAsia="Arial" w:hAnsi="Arial"/>
@@ -6451,7 +6681,7 @@
             <w:pPr>
               <w:spacing w:after="20" w:before="0"/>
             </w:pPr>
-            <w:hyperlink w:history="1" r:id="rIdytvzbq5e2h3knsf96dfwx">
+            <w:hyperlink w:history="1" r:id="rId8zv2pgc-1hxu7xxoibpck">
               <w:r>
                 <w:rPr>
                   <w:rFonts w:ascii="Arial" w:cs="Arial" w:eastAsia="Arial" w:hAnsi="Arial"/>
@@ -6484,7 +6714,7 @@
               <w:spacing w:after="10" w:before="0"/>
               <w:ind w:left="120"/>
             </w:pPr>
-            <w:hyperlink w:history="1" r:id="rId1xhhdbkb6wsbasbjq2jvx">
+            <w:hyperlink w:history="1" r:id="rIdtmcq1lfrnd5lhizh7pj9j">
               <w:r>
                 <w:rPr>
                   <w:rFonts w:ascii="Arial" w:cs="Arial" w:eastAsia="Arial" w:hAnsi="Arial"/>
@@ -6529,7 +6759,7 @@
             <w:pPr>
               <w:spacing w:after="20" w:before="0"/>
             </w:pPr>
-            <w:hyperlink w:history="1" r:id="rIdugostsu7rkj0orhn8h9sj">
+            <w:hyperlink w:history="1" r:id="rIduzdnqndgwjdouah6osctr">
               <w:r>
                 <w:rPr>
                   <w:rFonts w:ascii="Arial" w:cs="Arial" w:eastAsia="Arial" w:hAnsi="Arial"/>
@@ -6562,7 +6792,7 @@
               <w:spacing w:after="10" w:before="0"/>
               <w:ind w:left="120"/>
             </w:pPr>
-            <w:hyperlink w:history="1" r:id="rIdcu_98_j_qna1rl-t_dcv4">
+            <w:hyperlink w:history="1" r:id="rIdtdazm2wzfhzrjarfvd-t7">
               <w:r>
                 <w:rPr>
                   <w:rFonts w:ascii="Arial" w:cs="Arial" w:eastAsia="Arial" w:hAnsi="Arial"/>
@@ -6757,7 +6987,7 @@
             <w:pPr>
               <w:spacing w:after="20" w:before="0"/>
             </w:pPr>
-            <w:hyperlink w:history="1" r:id="rIdoka9bco4iovza1ipzhbus">
+            <w:hyperlink w:history="1" r:id="rIdbipmfqoinf8f-90er1vyf">
               <w:r>
                 <w:rPr>
                   <w:rFonts w:ascii="Arial" w:cs="Arial" w:eastAsia="Arial" w:hAnsi="Arial"/>
@@ -6790,7 +7020,7 @@
               <w:spacing w:after="10" w:before="0"/>
               <w:ind w:left="120"/>
             </w:pPr>
-            <w:hyperlink w:history="1" r:id="rId5vqaqk2fjwwt9tnrulhts">
+            <w:hyperlink w:history="1" r:id="rIdochd55wuq1j8woagajqru">
               <w:r>
                 <w:rPr>
                   <w:rFonts w:ascii="Arial" w:cs="Arial" w:eastAsia="Arial" w:hAnsi="Arial"/>
@@ -6835,7 +7065,7 @@
             <w:pPr>
               <w:spacing w:after="20" w:before="0"/>
             </w:pPr>
-            <w:hyperlink w:history="1" r:id="rIdzf9l30r5s95npklbuf6vo">
+            <w:hyperlink w:history="1" r:id="rIdgbvsdtdxiibihgcrqrp3_">
               <w:r>
                 <w:rPr>
                   <w:rFonts w:ascii="Arial" w:cs="Arial" w:eastAsia="Arial" w:hAnsi="Arial"/>
@@ -6868,7 +7098,7 @@
               <w:spacing w:after="10" w:before="0"/>
               <w:ind w:left="120"/>
             </w:pPr>
-            <w:hyperlink w:history="1" r:id="rIdh8zb-efrgimbshdkincxt">
+            <w:hyperlink w:history="1" r:id="rIdyycflwtqj5sc8yzos11rj">
               <w:r>
                 <w:rPr>
                   <w:rFonts w:ascii="Arial" w:cs="Arial" w:eastAsia="Arial" w:hAnsi="Arial"/>
@@ -7063,7 +7293,7 @@
             <w:pPr>
               <w:spacing w:after="20" w:before="0"/>
             </w:pPr>
-            <w:hyperlink w:history="1" r:id="rIdzdvu3pywnsxyon1cwfztb">
+            <w:hyperlink w:history="1" r:id="rIdpm1sfxfawbeitojofzi7n">
               <w:r>
                 <w:rPr>
                   <w:rFonts w:ascii="Arial" w:cs="Arial" w:eastAsia="Arial" w:hAnsi="Arial"/>
@@ -7096,7 +7326,7 @@
               <w:spacing w:after="10" w:before="0"/>
               <w:ind w:left="120"/>
             </w:pPr>
-            <w:hyperlink w:history="1" r:id="rIdx1lj5-hr8zg1tsw49cjo3">
+            <w:hyperlink w:history="1" r:id="rIdxd7t92s7m9gegmmknesu0">
               <w:r>
                 <w:rPr>
                   <w:rFonts w:ascii="Arial" w:cs="Arial" w:eastAsia="Arial" w:hAnsi="Arial"/>
@@ -7141,7 +7371,7 @@
             <w:pPr>
               <w:spacing w:after="20" w:before="0"/>
             </w:pPr>
-            <w:hyperlink w:history="1" r:id="rIdq_spu3ivcxguzwto7yxo3">
+            <w:hyperlink w:history="1" r:id="rIddg9p_aq3e04uveg58b7t0">
               <w:r>
                 <w:rPr>
                   <w:rFonts w:ascii="Arial" w:cs="Arial" w:eastAsia="Arial" w:hAnsi="Arial"/>
@@ -7174,7 +7404,7 @@
               <w:spacing w:after="10" w:before="0"/>
               <w:ind w:left="120"/>
             </w:pPr>
-            <w:hyperlink w:history="1" r:id="rIdkvaghqo1ku_pa9jldnkbp">
+            <w:hyperlink w:history="1" r:id="rIdekdszs5o1a788d5likr-q">
               <w:r>
                 <w:rPr>
                   <w:rFonts w:ascii="Arial" w:cs="Arial" w:eastAsia="Arial" w:hAnsi="Arial"/>
@@ -7369,7 +7599,7 @@
             <w:pPr>
               <w:spacing w:after="20" w:before="0"/>
             </w:pPr>
-            <w:hyperlink w:history="1" r:id="rIdu4g9tdgbzxde43yrvcdaa">
+            <w:hyperlink w:history="1" r:id="rId7ndmjejqilzled9sc0ifg">
               <w:r>
                 <w:rPr>
                   <w:rFonts w:ascii="Arial" w:cs="Arial" w:eastAsia="Arial" w:hAnsi="Arial"/>
@@ -7402,7 +7632,7 @@
               <w:spacing w:after="10" w:before="0"/>
               <w:ind w:left="120"/>
             </w:pPr>
-            <w:hyperlink w:history="1" r:id="rIdp4pu0sr2qx7p-jzydh__g">
+            <w:hyperlink w:history="1" r:id="rIdg71jwd86wsulizxtzvmfy">
               <w:r>
                 <w:rPr>
                   <w:rFonts w:ascii="Arial" w:cs="Arial" w:eastAsia="Arial" w:hAnsi="Arial"/>
@@ -7447,7 +7677,7 @@
             <w:pPr>
               <w:spacing w:after="20" w:before="0"/>
             </w:pPr>
-            <w:hyperlink w:history="1" r:id="rIdclq6gzrpbony9ge0aufeu">
+            <w:hyperlink w:history="1" r:id="rIdiiw9mmffryusiyzkwtz6u">
               <w:r>
                 <w:rPr>
                   <w:rFonts w:ascii="Arial" w:cs="Arial" w:eastAsia="Arial" w:hAnsi="Arial"/>
@@ -7480,7 +7710,7 @@
               <w:spacing w:after="10" w:before="0"/>
               <w:ind w:left="120"/>
             </w:pPr>
-            <w:hyperlink w:history="1" r:id="rIdi53ky7fkks1ejonjbctyd">
+            <w:hyperlink w:history="1" r:id="rIdpyehijtfh9o1g6-ycuwfh">
               <w:r>
                 <w:rPr>
                   <w:rFonts w:ascii="Arial" w:cs="Arial" w:eastAsia="Arial" w:hAnsi="Arial"/>
@@ -7976,6 +8206,65 @@
         </w:tc>
       </w:tr>
     </w:tbl>
+    <w:p>
+      <w:pPr>
+        <w:pBdr>
+          <w:top w:val="single" w:color="BBBBBB" w:sz="4" w:space="4"/>
+        </w:pBdr>
+        <w:spacing w:after="0" w:before="160"/>
+      </w:pPr>
+      <w:r>
+        <w:rPr>
+          <w:rFonts w:ascii="Arial" w:cs="Arial" w:eastAsia="Arial" w:hAnsi="Arial"/>
+          <w:color w:val="666666"/>
+          <w:sz w:val="14"/>
+          <w:szCs w:val="14"/>
+        </w:rPr>
+        <w:t xml:space="preserve">© 2026 SeaVuria and ARES. Aligned with KICD objectives. Developed by SeaVuria; technical implementation by ARES (with AI assistance from Claude). Licensed under </w:t>
+      </w:r>
+      <w:hyperlink w:history="1" r:id="rIdl1mpftjyjglqoiehlnyd8">
+        <w:r>
+          <w:rPr>
+            <w:rFonts w:ascii="Arial" w:cs="Arial" w:eastAsia="Arial" w:hAnsi="Arial"/>
+            <w:color w:val="1F6B75"/>
+            <w:sz w:val="14"/>
+            <w:szCs w:val="14"/>
+            <w:u w:val="single" w:color="1F6B75"/>
+          </w:rPr>
+          <w:t xml:space="preserve">CC BY-NC 4.0</w:t>
+        </w:r>
+      </w:hyperlink>
+      <w:r>
+        <w:rPr>
+          <w:rFonts w:ascii="Arial" w:cs="Arial" w:eastAsia="Arial" w:hAnsi="Arial"/>
+          <w:color w:val="666666"/>
+          <w:sz w:val="14"/>
+          <w:szCs w:val="14"/>
+        </w:rPr>
+        <w:t xml:space="preserve"> (</w:t>
+      </w:r>
+      <w:hyperlink w:history="1" r:id="rIddtnoywz98_ehmddnc2z-4">
+        <w:r>
+          <w:rPr>
+            <w:rFonts w:ascii="Arial" w:cs="Arial" w:eastAsia="Arial" w:hAnsi="Arial"/>
+            <w:color w:val="1F6B75"/>
+            <w:sz w:val="14"/>
+            <w:szCs w:val="14"/>
+            <w:u w:val="single" w:color="1F6B75"/>
+          </w:rPr>
+          <w:t xml:space="preserve">https://creativecommons.org/licenses/by-nc/4.0/</w:t>
+        </w:r>
+      </w:hyperlink>
+      <w:r>
+        <w:rPr>
+          <w:rFonts w:ascii="Arial" w:cs="Arial" w:eastAsia="Arial" w:hAnsi="Arial"/>
+          <w:color w:val="666666"/>
+          <w:sz w:val="14"/>
+          <w:szCs w:val="14"/>
+        </w:rPr>
+        <w:t xml:space="preserve">).</w:t>
+      </w:r>
+    </w:p>
     <w:p>
       <w:r>
         <w:br w:type="page"/>
@@ -8967,7 +9256,7 @@
             <w:pPr>
               <w:spacing w:after="20" w:before="0"/>
             </w:pPr>
-            <w:hyperlink w:history="1" r:id="rId4ibjskkk_wu9v2itcftw3">
+            <w:hyperlink w:history="1" r:id="rIdf1o3s7bogh1vv6dkwevs5">
               <w:r>
                 <w:rPr>
                   <w:rFonts w:ascii="Arial" w:cs="Arial" w:eastAsia="Arial" w:hAnsi="Arial"/>
@@ -9000,7 +9289,7 @@
               <w:spacing w:after="10" w:before="0"/>
               <w:ind w:left="120"/>
             </w:pPr>
-            <w:hyperlink w:history="1" r:id="rIdtno8o5atnzta-0fqgvotk">
+            <w:hyperlink w:history="1" r:id="rIdvhzdvybgkmidchn8hjg8b">
               <w:r>
                 <w:rPr>
                   <w:rFonts w:ascii="Arial" w:cs="Arial" w:eastAsia="Arial" w:hAnsi="Arial"/>
@@ -9045,7 +9334,7 @@
             <w:pPr>
               <w:spacing w:after="20" w:before="0"/>
             </w:pPr>
-            <w:hyperlink w:history="1" r:id="rIdiwbjed4y6lrmpwjje50jv">
+            <w:hyperlink w:history="1" r:id="rId6x7elgy_cgjwbhzq19zdi">
               <w:r>
                 <w:rPr>
                   <w:rFonts w:ascii="Arial" w:cs="Arial" w:eastAsia="Arial" w:hAnsi="Arial"/>
@@ -9078,7 +9367,7 @@
               <w:spacing w:after="10" w:before="0"/>
               <w:ind w:left="120"/>
             </w:pPr>
-            <w:hyperlink w:history="1" r:id="rIdy4s0qfx5vtx3-fynlt9zc">
+            <w:hyperlink w:history="1" r:id="rIdg6hv4f8crjm4vaks1tsvs">
               <w:r>
                 <w:rPr>
                   <w:rFonts w:ascii="Arial" w:cs="Arial" w:eastAsia="Arial" w:hAnsi="Arial"/>
@@ -9273,7 +9562,7 @@
             <w:pPr>
               <w:spacing w:after="20" w:before="0"/>
             </w:pPr>
-            <w:hyperlink w:history="1" r:id="rIdotwbwawjxz1nhld8emwxa">
+            <w:hyperlink w:history="1" r:id="rIdoqx3djbbl1hhkacbvta2x">
               <w:r>
                 <w:rPr>
                   <w:rFonts w:ascii="Arial" w:cs="Arial" w:eastAsia="Arial" w:hAnsi="Arial"/>
@@ -9306,7 +9595,7 @@
               <w:spacing w:after="10" w:before="0"/>
               <w:ind w:left="120"/>
             </w:pPr>
-            <w:hyperlink w:history="1" r:id="rIdhl9sxwlbtagc5xep3v4v_">
+            <w:hyperlink w:history="1" r:id="rIdqcrymij3dvpihm2qqjfbj">
               <w:r>
                 <w:rPr>
                   <w:rFonts w:ascii="Arial" w:cs="Arial" w:eastAsia="Arial" w:hAnsi="Arial"/>
@@ -9351,7 +9640,7 @@
             <w:pPr>
               <w:spacing w:after="20" w:before="0"/>
             </w:pPr>
-            <w:hyperlink w:history="1" r:id="rIdkjv_3x_rkr7p7bfnbs-x3">
+            <w:hyperlink w:history="1" r:id="rIddab6bohihx0gxkec9er8e">
               <w:r>
                 <w:rPr>
                   <w:rFonts w:ascii="Arial" w:cs="Arial" w:eastAsia="Arial" w:hAnsi="Arial"/>
@@ -9384,7 +9673,7 @@
               <w:spacing w:after="10" w:before="0"/>
               <w:ind w:left="120"/>
             </w:pPr>
-            <w:hyperlink w:history="1" r:id="rIdz9cqor75arwta0j6fi8ys">
+            <w:hyperlink w:history="1" r:id="rIddkdrotbcfdsw_69bvs1ki">
               <w:r>
                 <w:rPr>
                   <w:rFonts w:ascii="Arial" w:cs="Arial" w:eastAsia="Arial" w:hAnsi="Arial"/>
@@ -9579,7 +9868,7 @@
             <w:pPr>
               <w:spacing w:after="20" w:before="0"/>
             </w:pPr>
-            <w:hyperlink w:history="1" r:id="rIdj_q4efc8iwuopeckcqdc-">
+            <w:hyperlink w:history="1" r:id="rIdg8kfcgw9eovwqeogtiutf">
               <w:r>
                 <w:rPr>
                   <w:rFonts w:ascii="Arial" w:cs="Arial" w:eastAsia="Arial" w:hAnsi="Arial"/>
@@ -9612,7 +9901,7 @@
               <w:spacing w:after="10" w:before="0"/>
               <w:ind w:left="120"/>
             </w:pPr>
-            <w:hyperlink w:history="1" r:id="rIdvgz4djqklcklz7mprstie">
+            <w:hyperlink w:history="1" r:id="rId-iyrnnztu6ldbsfabfawt">
               <w:r>
                 <w:rPr>
                   <w:rFonts w:ascii="Arial" w:cs="Arial" w:eastAsia="Arial" w:hAnsi="Arial"/>
@@ -9657,7 +9946,7 @@
             <w:pPr>
               <w:spacing w:after="20" w:before="0"/>
             </w:pPr>
-            <w:hyperlink w:history="1" r:id="rIdactnigp2ql9sdlwcmoaur">
+            <w:hyperlink w:history="1" r:id="rId9mieea6bqwr0q0bns8u0q">
               <w:r>
                 <w:rPr>
                   <w:rFonts w:ascii="Arial" w:cs="Arial" w:eastAsia="Arial" w:hAnsi="Arial"/>
@@ -9690,7 +9979,7 @@
               <w:spacing w:after="10" w:before="0"/>
               <w:ind w:left="120"/>
             </w:pPr>
-            <w:hyperlink w:history="1" r:id="rIdylyzoa4hx0p6lf20ohmjw">
+            <w:hyperlink w:history="1" r:id="rIds7qv-_zjzvw1k3i9-sqfo">
               <w:r>
                 <w:rPr>
                   <w:rFonts w:ascii="Arial" w:cs="Arial" w:eastAsia="Arial" w:hAnsi="Arial"/>
@@ -9885,7 +10174,7 @@
             <w:pPr>
               <w:spacing w:after="20" w:before="0"/>
             </w:pPr>
-            <w:hyperlink w:history="1" r:id="rIdy-xkw6_i7mf8lbyrkqfjg">
+            <w:hyperlink w:history="1" r:id="rIdy7xugkc0gd30vjw4lz5x7">
               <w:r>
                 <w:rPr>
                   <w:rFonts w:ascii="Arial" w:cs="Arial" w:eastAsia="Arial" w:hAnsi="Arial"/>
@@ -9918,7 +10207,7 @@
               <w:spacing w:after="10" w:before="0"/>
               <w:ind w:left="120"/>
             </w:pPr>
-            <w:hyperlink w:history="1" r:id="rIdlb8qbfcss6mn_bep5yxbn">
+            <w:hyperlink w:history="1" r:id="rIdf-hyhy2qe1hlqg0-70nzs">
               <w:r>
                 <w:rPr>
                   <w:rFonts w:ascii="Arial" w:cs="Arial" w:eastAsia="Arial" w:hAnsi="Arial"/>
@@ -9963,7 +10252,7 @@
             <w:pPr>
               <w:spacing w:after="20" w:before="0"/>
             </w:pPr>
-            <w:hyperlink w:history="1" r:id="rIdbodghbfem4yhg71yefb5n">
+            <w:hyperlink w:history="1" r:id="rIdszrcvhsuhpsj2yizili7i">
               <w:r>
                 <w:rPr>
                   <w:rFonts w:ascii="Arial" w:cs="Arial" w:eastAsia="Arial" w:hAnsi="Arial"/>
@@ -9996,7 +10285,7 @@
               <w:spacing w:after="10" w:before="0"/>
               <w:ind w:left="120"/>
             </w:pPr>
-            <w:hyperlink w:history="1" r:id="rIdu3-ha3okbh8dpsoanjuhh">
+            <w:hyperlink w:history="1" r:id="rIdr5maclglzfvqn0xhlrv38">
               <w:r>
                 <w:rPr>
                   <w:rFonts w:ascii="Arial" w:cs="Arial" w:eastAsia="Arial" w:hAnsi="Arial"/>
@@ -10191,7 +10480,7 @@
             <w:pPr>
               <w:spacing w:after="20" w:before="0"/>
             </w:pPr>
-            <w:hyperlink w:history="1" r:id="rIdwu59_87bszmcapmocwkrg">
+            <w:hyperlink w:history="1" r:id="rIdu2h6issjxwp67lizcs8nr">
               <w:r>
                 <w:rPr>
                   <w:rFonts w:ascii="Arial" w:cs="Arial" w:eastAsia="Arial" w:hAnsi="Arial"/>
@@ -10224,7 +10513,7 @@
               <w:spacing w:after="10" w:before="0"/>
               <w:ind w:left="120"/>
             </w:pPr>
-            <w:hyperlink w:history="1" r:id="rIdv6pzrwp4ceitkljer0lk7">
+            <w:hyperlink w:history="1" r:id="rIdj7t2al8mch3gxolkudv-c">
               <w:r>
                 <w:rPr>
                   <w:rFonts w:ascii="Arial" w:cs="Arial" w:eastAsia="Arial" w:hAnsi="Arial"/>
@@ -10269,7 +10558,7 @@
             <w:pPr>
               <w:spacing w:after="20" w:before="0"/>
             </w:pPr>
-            <w:hyperlink w:history="1" r:id="rId4yad9fpv69e3tobahq4za">
+            <w:hyperlink w:history="1" r:id="rIdoxjnkwrby39phxozn2b_p">
               <w:r>
                 <w:rPr>
                   <w:rFonts w:ascii="Arial" w:cs="Arial" w:eastAsia="Arial" w:hAnsi="Arial"/>
@@ -10302,7 +10591,7 @@
               <w:spacing w:after="10" w:before="0"/>
               <w:ind w:left="120"/>
             </w:pPr>
-            <w:hyperlink w:history="1" r:id="rIday5o8ocpjye_ikeeucaa7">
+            <w:hyperlink w:history="1" r:id="rIdhb6nxfskx7jkoaqyt7-kr">
               <w:r>
                 <w:rPr>
                   <w:rFonts w:ascii="Arial" w:cs="Arial" w:eastAsia="Arial" w:hAnsi="Arial"/>
@@ -10798,6 +11087,65 @@
         </w:tc>
       </w:tr>
     </w:tbl>
+    <w:p>
+      <w:pPr>
+        <w:pBdr>
+          <w:top w:val="single" w:color="BBBBBB" w:sz="4" w:space="4"/>
+        </w:pBdr>
+        <w:spacing w:after="0" w:before="160"/>
+      </w:pPr>
+      <w:r>
+        <w:rPr>
+          <w:rFonts w:ascii="Arial" w:cs="Arial" w:eastAsia="Arial" w:hAnsi="Arial"/>
+          <w:color w:val="666666"/>
+          <w:sz w:val="14"/>
+          <w:szCs w:val="14"/>
+        </w:rPr>
+        <w:t xml:space="preserve">© 2026 SeaVuria and ARES. Aligned with KICD objectives. Developed by SeaVuria; technical implementation by ARES (with AI assistance from Claude). Licensed under </w:t>
+      </w:r>
+      <w:hyperlink w:history="1" r:id="rId8j4tvrsyln9ygtt_srn4_">
+        <w:r>
+          <w:rPr>
+            <w:rFonts w:ascii="Arial" w:cs="Arial" w:eastAsia="Arial" w:hAnsi="Arial"/>
+            <w:color w:val="1F6B75"/>
+            <w:sz w:val="14"/>
+            <w:szCs w:val="14"/>
+            <w:u w:val="single" w:color="1F6B75"/>
+          </w:rPr>
+          <w:t xml:space="preserve">CC BY-NC 4.0</w:t>
+        </w:r>
+      </w:hyperlink>
+      <w:r>
+        <w:rPr>
+          <w:rFonts w:ascii="Arial" w:cs="Arial" w:eastAsia="Arial" w:hAnsi="Arial"/>
+          <w:color w:val="666666"/>
+          <w:sz w:val="14"/>
+          <w:szCs w:val="14"/>
+        </w:rPr>
+        <w:t xml:space="preserve"> (</w:t>
+      </w:r>
+      <w:hyperlink w:history="1" r:id="rId71q-ne-vpitt1lsww4f5b">
+        <w:r>
+          <w:rPr>
+            <w:rFonts w:ascii="Arial" w:cs="Arial" w:eastAsia="Arial" w:hAnsi="Arial"/>
+            <w:color w:val="1F6B75"/>
+            <w:sz w:val="14"/>
+            <w:szCs w:val="14"/>
+            <w:u w:val="single" w:color="1F6B75"/>
+          </w:rPr>
+          <w:t xml:space="preserve">https://creativecommons.org/licenses/by-nc/4.0/</w:t>
+        </w:r>
+      </w:hyperlink>
+      <w:r>
+        <w:rPr>
+          <w:rFonts w:ascii="Arial" w:cs="Arial" w:eastAsia="Arial" w:hAnsi="Arial"/>
+          <w:color w:val="666666"/>
+          <w:sz w:val="14"/>
+          <w:szCs w:val="14"/>
+        </w:rPr>
+        <w:t xml:space="preserve">).</w:t>
+      </w:r>
+    </w:p>
     <w:p>
       <w:r>
         <w:br w:type="page"/>
@@ -11789,7 +12137,7 @@
             <w:pPr>
               <w:spacing w:after="20" w:before="0"/>
             </w:pPr>
-            <w:hyperlink w:history="1" r:id="rId8ycgyue5gqpovlg9c8mdl">
+            <w:hyperlink w:history="1" r:id="rId7y5aismyundaopazpm6nw">
               <w:r>
                 <w:rPr>
                   <w:rFonts w:ascii="Arial" w:cs="Arial" w:eastAsia="Arial" w:hAnsi="Arial"/>
@@ -11822,7 +12170,7 @@
               <w:spacing w:after="10" w:before="0"/>
               <w:ind w:left="120"/>
             </w:pPr>
-            <w:hyperlink w:history="1" r:id="rId7krkgbgutve8p1yarweu8">
+            <w:hyperlink w:history="1" r:id="rIdvx3rzrps_aeywyworxpqn">
               <w:r>
                 <w:rPr>
                   <w:rFonts w:ascii="Arial" w:cs="Arial" w:eastAsia="Arial" w:hAnsi="Arial"/>
@@ -11867,7 +12215,7 @@
             <w:pPr>
               <w:spacing w:after="20" w:before="0"/>
             </w:pPr>
-            <w:hyperlink w:history="1" r:id="rIdh2jy1h6j1cvvxvmtotali">
+            <w:hyperlink w:history="1" r:id="rIdj5ocqd60eo3gxy4lkzn2h">
               <w:r>
                 <w:rPr>
                   <w:rFonts w:ascii="Arial" w:cs="Arial" w:eastAsia="Arial" w:hAnsi="Arial"/>
@@ -11900,7 +12248,7 @@
               <w:spacing w:after="10" w:before="0"/>
               <w:ind w:left="120"/>
             </w:pPr>
-            <w:hyperlink w:history="1" r:id="rIdhdihjjb8j9oltqwqeute5">
+            <w:hyperlink w:history="1" r:id="rId2f_xafealps3ew6mvfozx">
               <w:r>
                 <w:rPr>
                   <w:rFonts w:ascii="Arial" w:cs="Arial" w:eastAsia="Arial" w:hAnsi="Arial"/>
@@ -12095,7 +12443,7 @@
             <w:pPr>
               <w:spacing w:after="20" w:before="0"/>
             </w:pPr>
-            <w:hyperlink w:history="1" r:id="rIdfzsgdblifr8nxqorkw6bh">
+            <w:hyperlink w:history="1" r:id="rIdwsuwfcq_9sieyni8cesux">
               <w:r>
                 <w:rPr>
                   <w:rFonts w:ascii="Arial" w:cs="Arial" w:eastAsia="Arial" w:hAnsi="Arial"/>
@@ -12128,7 +12476,7 @@
               <w:spacing w:after="10" w:before="0"/>
               <w:ind w:left="120"/>
             </w:pPr>
-            <w:hyperlink w:history="1" r:id="rIddhpbza36bm3iclapfittg">
+            <w:hyperlink w:history="1" r:id="rIdgm-pllt6qh4xgk6so3cb0">
               <w:r>
                 <w:rPr>
                   <w:rFonts w:ascii="Arial" w:cs="Arial" w:eastAsia="Arial" w:hAnsi="Arial"/>
@@ -12173,7 +12521,7 @@
             <w:pPr>
               <w:spacing w:after="20" w:before="0"/>
             </w:pPr>
-            <w:hyperlink w:history="1" r:id="rIdt_nc_sqhnwlgfdpd6o-ft">
+            <w:hyperlink w:history="1" r:id="rId97cz6zv4r_sw73fuuql4w">
               <w:r>
                 <w:rPr>
                   <w:rFonts w:ascii="Arial" w:cs="Arial" w:eastAsia="Arial" w:hAnsi="Arial"/>
@@ -12206,7 +12554,7 @@
               <w:spacing w:after="10" w:before="0"/>
               <w:ind w:left="120"/>
             </w:pPr>
-            <w:hyperlink w:history="1" r:id="rIdeihr7c0xhugnlcv1cd9st">
+            <w:hyperlink w:history="1" r:id="rIdpcp1rvvowmyrhvqdryxwc">
               <w:r>
                 <w:rPr>
                   <w:rFonts w:ascii="Arial" w:cs="Arial" w:eastAsia="Arial" w:hAnsi="Arial"/>
@@ -12401,7 +12749,7 @@
             <w:pPr>
               <w:spacing w:after="20" w:before="0"/>
             </w:pPr>
-            <w:hyperlink w:history="1" r:id="rIdlb1tryydvo9eoz1mucp_e">
+            <w:hyperlink w:history="1" r:id="rId3tsb9lea9xgzehdx2lpbt">
               <w:r>
                 <w:rPr>
                   <w:rFonts w:ascii="Arial" w:cs="Arial" w:eastAsia="Arial" w:hAnsi="Arial"/>
@@ -12434,7 +12782,7 @@
               <w:spacing w:after="10" w:before="0"/>
               <w:ind w:left="120"/>
             </w:pPr>
-            <w:hyperlink w:history="1" r:id="rIdoyvys6ax5i48hoqdiaomf">
+            <w:hyperlink w:history="1" r:id="rIdzy3ur3wp_3w4xtphaqtky">
               <w:r>
                 <w:rPr>
                   <w:rFonts w:ascii="Arial" w:cs="Arial" w:eastAsia="Arial" w:hAnsi="Arial"/>
@@ -12479,7 +12827,7 @@
             <w:pPr>
               <w:spacing w:after="20" w:before="0"/>
             </w:pPr>
-            <w:hyperlink w:history="1" r:id="rIdlmxej1clzj_lvhogf2lvz">
+            <w:hyperlink w:history="1" r:id="rIdp6ur7guubkwtqhaml5wzd">
               <w:r>
                 <w:rPr>
                   <w:rFonts w:ascii="Arial" w:cs="Arial" w:eastAsia="Arial" w:hAnsi="Arial"/>
@@ -12512,7 +12860,7 @@
               <w:spacing w:after="10" w:before="0"/>
               <w:ind w:left="120"/>
             </w:pPr>
-            <w:hyperlink w:history="1" r:id="rId6h4_0wfb3artlyygvlax0">
+            <w:hyperlink w:history="1" r:id="rIdydzfd-4k0xhi2aeak82rf">
               <w:r>
                 <w:rPr>
                   <w:rFonts w:ascii="Arial" w:cs="Arial" w:eastAsia="Arial" w:hAnsi="Arial"/>
@@ -12707,7 +13055,7 @@
             <w:pPr>
               <w:spacing w:after="20" w:before="0"/>
             </w:pPr>
-            <w:hyperlink w:history="1" r:id="rIdlslv0hhqp4-4iyfzow_5q">
+            <w:hyperlink w:history="1" r:id="rIdu4hx3fy2kzrhzkutqpdsw">
               <w:r>
                 <w:rPr>
                   <w:rFonts w:ascii="Arial" w:cs="Arial" w:eastAsia="Arial" w:hAnsi="Arial"/>
@@ -12740,7 +13088,7 @@
               <w:spacing w:after="10" w:before="0"/>
               <w:ind w:left="120"/>
             </w:pPr>
-            <w:hyperlink w:history="1" r:id="rIdmuagikt4jmo6zqlmkwatk">
+            <w:hyperlink w:history="1" r:id="rIdijlpdrl4mxmg1pad5q_we">
               <w:r>
                 <w:rPr>
                   <w:rFonts w:ascii="Arial" w:cs="Arial" w:eastAsia="Arial" w:hAnsi="Arial"/>
@@ -12785,7 +13133,7 @@
             <w:pPr>
               <w:spacing w:after="20" w:before="0"/>
             </w:pPr>
-            <w:hyperlink w:history="1" r:id="rIdj0xl-trs4bc2cba7hgfos">
+            <w:hyperlink w:history="1" r:id="rIdyiovjldl6p4zi1tgc2zlt">
               <w:r>
                 <w:rPr>
                   <w:rFonts w:ascii="Arial" w:cs="Arial" w:eastAsia="Arial" w:hAnsi="Arial"/>
@@ -12818,7 +13166,7 @@
               <w:spacing w:after="10" w:before="0"/>
               <w:ind w:left="120"/>
             </w:pPr>
-            <w:hyperlink w:history="1" r:id="rIdyfupc6amrkvlem5x4yopo">
+            <w:hyperlink w:history="1" r:id="rIdpuugzqa_eltm3kkcelput">
               <w:r>
                 <w:rPr>
                   <w:rFonts w:ascii="Arial" w:cs="Arial" w:eastAsia="Arial" w:hAnsi="Arial"/>
@@ -13013,7 +13361,7 @@
             <w:pPr>
               <w:spacing w:after="20" w:before="0"/>
             </w:pPr>
-            <w:hyperlink w:history="1" r:id="rIdwnjumaf1tqnz-n5sfgh6o">
+            <w:hyperlink w:history="1" r:id="rIdcqvkn2lc-kw0xza_xus-t">
               <w:r>
                 <w:rPr>
                   <w:rFonts w:ascii="Arial" w:cs="Arial" w:eastAsia="Arial" w:hAnsi="Arial"/>
@@ -13046,7 +13394,7 @@
               <w:spacing w:after="10" w:before="0"/>
               <w:ind w:left="120"/>
             </w:pPr>
-            <w:hyperlink w:history="1" r:id="rId67yzlwtza7souj14aj-7s">
+            <w:hyperlink w:history="1" r:id="rIdond-lyzgkhyyc3t9dmdna">
               <w:r>
                 <w:rPr>
                   <w:rFonts w:ascii="Arial" w:cs="Arial" w:eastAsia="Arial" w:hAnsi="Arial"/>
@@ -13091,7 +13439,7 @@
             <w:pPr>
               <w:spacing w:after="20" w:before="0"/>
             </w:pPr>
-            <w:hyperlink w:history="1" r:id="rId81nedrzsioprlmbrhbp1-">
+            <w:hyperlink w:history="1" r:id="rIdsqiaoofrwdjxpcv0aaxdf">
               <w:r>
                 <w:rPr>
                   <w:rFonts w:ascii="Arial" w:cs="Arial" w:eastAsia="Arial" w:hAnsi="Arial"/>
@@ -13124,7 +13472,7 @@
               <w:spacing w:after="10" w:before="0"/>
               <w:ind w:left="120"/>
             </w:pPr>
-            <w:hyperlink w:history="1" r:id="rIdqrcwc3p3z-zh2e5rdsfoi">
+            <w:hyperlink w:history="1" r:id="rIdszvgznyj58ag1vfakvi7g">
               <w:r>
                 <w:rPr>
                   <w:rFonts w:ascii="Arial" w:cs="Arial" w:eastAsia="Arial" w:hAnsi="Arial"/>
@@ -13620,6 +13968,65 @@
         </w:tc>
       </w:tr>
     </w:tbl>
+    <w:p>
+      <w:pPr>
+        <w:pBdr>
+          <w:top w:val="single" w:color="BBBBBB" w:sz="4" w:space="4"/>
+        </w:pBdr>
+        <w:spacing w:after="0" w:before="160"/>
+      </w:pPr>
+      <w:r>
+        <w:rPr>
+          <w:rFonts w:ascii="Arial" w:cs="Arial" w:eastAsia="Arial" w:hAnsi="Arial"/>
+          <w:color w:val="666666"/>
+          <w:sz w:val="14"/>
+          <w:szCs w:val="14"/>
+        </w:rPr>
+        <w:t xml:space="preserve">© 2026 SeaVuria and ARES. Aligned with KICD objectives. Developed by SeaVuria; technical implementation by ARES (with AI assistance from Claude). Licensed under </w:t>
+      </w:r>
+      <w:hyperlink w:history="1" r:id="rIdj39bx6syfrkakoyvxcvc7">
+        <w:r>
+          <w:rPr>
+            <w:rFonts w:ascii="Arial" w:cs="Arial" w:eastAsia="Arial" w:hAnsi="Arial"/>
+            <w:color w:val="1F6B75"/>
+            <w:sz w:val="14"/>
+            <w:szCs w:val="14"/>
+            <w:u w:val="single" w:color="1F6B75"/>
+          </w:rPr>
+          <w:t xml:space="preserve">CC BY-NC 4.0</w:t>
+        </w:r>
+      </w:hyperlink>
+      <w:r>
+        <w:rPr>
+          <w:rFonts w:ascii="Arial" w:cs="Arial" w:eastAsia="Arial" w:hAnsi="Arial"/>
+          <w:color w:val="666666"/>
+          <w:sz w:val="14"/>
+          <w:szCs w:val="14"/>
+        </w:rPr>
+        <w:t xml:space="preserve"> (</w:t>
+      </w:r>
+      <w:hyperlink w:history="1" r:id="rIdyggknhplhbr6g8zcsatps">
+        <w:r>
+          <w:rPr>
+            <w:rFonts w:ascii="Arial" w:cs="Arial" w:eastAsia="Arial" w:hAnsi="Arial"/>
+            <w:color w:val="1F6B75"/>
+            <w:sz w:val="14"/>
+            <w:szCs w:val="14"/>
+            <w:u w:val="single" w:color="1F6B75"/>
+          </w:rPr>
+          <w:t xml:space="preserve">https://creativecommons.org/licenses/by-nc/4.0/</w:t>
+        </w:r>
+      </w:hyperlink>
+      <w:r>
+        <w:rPr>
+          <w:rFonts w:ascii="Arial" w:cs="Arial" w:eastAsia="Arial" w:hAnsi="Arial"/>
+          <w:color w:val="666666"/>
+          <w:sz w:val="14"/>
+          <w:szCs w:val="14"/>
+        </w:rPr>
+        <w:t xml:space="preserve">).</w:t>
+      </w:r>
+    </w:p>
     <w:p>
       <w:r>
         <w:br w:type="page"/>
@@ -14611,7 +15018,7 @@
             <w:pPr>
               <w:spacing w:after="20" w:before="0"/>
             </w:pPr>
-            <w:hyperlink w:history="1" r:id="rIdgt00ac1ny2j752zqmld1r">
+            <w:hyperlink w:history="1" r:id="rIdvzm7js_zkhw88uljyov40">
               <w:r>
                 <w:rPr>
                   <w:rFonts w:ascii="Arial" w:cs="Arial" w:eastAsia="Arial" w:hAnsi="Arial"/>
@@ -14644,7 +15051,7 @@
               <w:spacing w:after="10" w:before="0"/>
               <w:ind w:left="120"/>
             </w:pPr>
-            <w:hyperlink w:history="1" r:id="rIdnwvxqjay51ppe3dpsdrsv">
+            <w:hyperlink w:history="1" r:id="rIdxalwofrql_egoxiazb_uy">
               <w:r>
                 <w:rPr>
                   <w:rFonts w:ascii="Arial" w:cs="Arial" w:eastAsia="Arial" w:hAnsi="Arial"/>
@@ -14689,7 +15096,7 @@
             <w:pPr>
               <w:spacing w:after="20" w:before="0"/>
             </w:pPr>
-            <w:hyperlink w:history="1" r:id="rIdmuftuwczh-76p83z3bd3-">
+            <w:hyperlink w:history="1" r:id="rIdw-qkn3ep9o_j0fkzcymjz">
               <w:r>
                 <w:rPr>
                   <w:rFonts w:ascii="Arial" w:cs="Arial" w:eastAsia="Arial" w:hAnsi="Arial"/>
@@ -14722,7 +15129,7 @@
               <w:spacing w:after="10" w:before="0"/>
               <w:ind w:left="120"/>
             </w:pPr>
-            <w:hyperlink w:history="1" r:id="rIda_nmnktv-q07p6udo-xla">
+            <w:hyperlink w:history="1" r:id="rIdaekjlguyoi19smqau947_">
               <w:r>
                 <w:rPr>
                   <w:rFonts w:ascii="Arial" w:cs="Arial" w:eastAsia="Arial" w:hAnsi="Arial"/>
@@ -14917,7 +15324,7 @@
             <w:pPr>
               <w:spacing w:after="20" w:before="0"/>
             </w:pPr>
-            <w:hyperlink w:history="1" r:id="rIdwkcw2da_myglcatdcygkp">
+            <w:hyperlink w:history="1" r:id="rIdkd5wn4xeqezggi4lj9n5-">
               <w:r>
                 <w:rPr>
                   <w:rFonts w:ascii="Arial" w:cs="Arial" w:eastAsia="Arial" w:hAnsi="Arial"/>
@@ -14950,7 +15357,7 @@
               <w:spacing w:after="10" w:before="0"/>
               <w:ind w:left="120"/>
             </w:pPr>
-            <w:hyperlink w:history="1" r:id="rIddpxmkgtfc8qnvwshsy4q_">
+            <w:hyperlink w:history="1" r:id="rIdnayuasaaoqfkpracde-2v">
               <w:r>
                 <w:rPr>
                   <w:rFonts w:ascii="Arial" w:cs="Arial" w:eastAsia="Arial" w:hAnsi="Arial"/>
@@ -14995,7 +15402,7 @@
             <w:pPr>
               <w:spacing w:after="20" w:before="0"/>
             </w:pPr>
-            <w:hyperlink w:history="1" r:id="rIdgy6jjhfq9rzmqju5486fo">
+            <w:hyperlink w:history="1" r:id="rIdf3cydo3byb0acwjx9kdlr">
               <w:r>
                 <w:rPr>
                   <w:rFonts w:ascii="Arial" w:cs="Arial" w:eastAsia="Arial" w:hAnsi="Arial"/>
@@ -15028,7 +15435,7 @@
               <w:spacing w:after="10" w:before="0"/>
               <w:ind w:left="120"/>
             </w:pPr>
-            <w:hyperlink w:history="1" r:id="rIdrr7bt7lvv4i38hp7oldfx">
+            <w:hyperlink w:history="1" r:id="rIdoykuapby1brmzniqiruvi">
               <w:r>
                 <w:rPr>
                   <w:rFonts w:ascii="Arial" w:cs="Arial" w:eastAsia="Arial" w:hAnsi="Arial"/>
@@ -15223,7 +15630,7 @@
             <w:pPr>
               <w:spacing w:after="20" w:before="0"/>
             </w:pPr>
-            <w:hyperlink w:history="1" r:id="rIdyj3ya61swhcyvwyi4pivb">
+            <w:hyperlink w:history="1" r:id="rId-2sb6_5iu4-lmyucecf5m">
               <w:r>
                 <w:rPr>
                   <w:rFonts w:ascii="Arial" w:cs="Arial" w:eastAsia="Arial" w:hAnsi="Arial"/>
@@ -15256,7 +15663,7 @@
               <w:spacing w:after="10" w:before="0"/>
               <w:ind w:left="120"/>
             </w:pPr>
-            <w:hyperlink w:history="1" r:id="rIdubntcl9dirrbcjcmmut58">
+            <w:hyperlink w:history="1" r:id="rId3h2m8hbkjqrxixbseaeh5">
               <w:r>
                 <w:rPr>
                   <w:rFonts w:ascii="Arial" w:cs="Arial" w:eastAsia="Arial" w:hAnsi="Arial"/>
@@ -15301,7 +15708,7 @@
             <w:pPr>
               <w:spacing w:after="20" w:before="0"/>
             </w:pPr>
-            <w:hyperlink w:history="1" r:id="rIdwq-kdhb_yhlw47w2sfczs">
+            <w:hyperlink w:history="1" r:id="rIdwl-9_bw3xf_yuqaz7zrzc">
               <w:r>
                 <w:rPr>
                   <w:rFonts w:ascii="Arial" w:cs="Arial" w:eastAsia="Arial" w:hAnsi="Arial"/>
@@ -15334,7 +15741,7 @@
               <w:spacing w:after="10" w:before="0"/>
               <w:ind w:left="120"/>
             </w:pPr>
-            <w:hyperlink w:history="1" r:id="rIdryz4ynx0moqxi1fetlxxw">
+            <w:hyperlink w:history="1" r:id="rIdwisi4mrgrl1gh6dio9_oe">
               <w:r>
                 <w:rPr>
                   <w:rFonts w:ascii="Arial" w:cs="Arial" w:eastAsia="Arial" w:hAnsi="Arial"/>
@@ -15529,7 +15936,7 @@
             <w:pPr>
               <w:spacing w:after="20" w:before="0"/>
             </w:pPr>
-            <w:hyperlink w:history="1" r:id="rIdk9kqpd8mnq7c434xzo6kb">
+            <w:hyperlink w:history="1" r:id="rIdtcugc1zj6ggmoqd0usu3o">
               <w:r>
                 <w:rPr>
                   <w:rFonts w:ascii="Arial" w:cs="Arial" w:eastAsia="Arial" w:hAnsi="Arial"/>
@@ -15562,7 +15969,7 @@
               <w:spacing w:after="10" w:before="0"/>
               <w:ind w:left="120"/>
             </w:pPr>
-            <w:hyperlink w:history="1" r:id="rIdfb1cohpagx0jdtxbskicg">
+            <w:hyperlink w:history="1" r:id="rId3rwzpabcjowzblbjjwnaq">
               <w:r>
                 <w:rPr>
                   <w:rFonts w:ascii="Arial" w:cs="Arial" w:eastAsia="Arial" w:hAnsi="Arial"/>
@@ -15607,7 +16014,7 @@
             <w:pPr>
               <w:spacing w:after="20" w:before="0"/>
             </w:pPr>
-            <w:hyperlink w:history="1" r:id="rId0uen7zn8ookcqgsi0j74d">
+            <w:hyperlink w:history="1" r:id="rId_5nvnxzsljvknblbjw85h">
               <w:r>
                 <w:rPr>
                   <w:rFonts w:ascii="Arial" w:cs="Arial" w:eastAsia="Arial" w:hAnsi="Arial"/>
@@ -15640,7 +16047,7 @@
               <w:spacing w:after="10" w:before="0"/>
               <w:ind w:left="120"/>
             </w:pPr>
-            <w:hyperlink w:history="1" r:id="rIdoost1nzisx0a6donr5wk2">
+            <w:hyperlink w:history="1" r:id="rIdpwhosy7dt5exq_ptwlze6">
               <w:r>
                 <w:rPr>
                   <w:rFonts w:ascii="Arial" w:cs="Arial" w:eastAsia="Arial" w:hAnsi="Arial"/>
@@ -15835,7 +16242,7 @@
             <w:pPr>
               <w:spacing w:after="20" w:before="0"/>
             </w:pPr>
-            <w:hyperlink w:history="1" r:id="rIdhdnhbnxf1yuv4j585zbqe">
+            <w:hyperlink w:history="1" r:id="rId7bq62ncm1vcbotjb5jqa3">
               <w:r>
                 <w:rPr>
                   <w:rFonts w:ascii="Arial" w:cs="Arial" w:eastAsia="Arial" w:hAnsi="Arial"/>
@@ -15868,7 +16275,7 @@
               <w:spacing w:after="10" w:before="0"/>
               <w:ind w:left="120"/>
             </w:pPr>
-            <w:hyperlink w:history="1" r:id="rIdk2a6su2wtjdhnhv9uxdcf">
+            <w:hyperlink w:history="1" r:id="rId7j4vpygv6ojvjjaak4ivk">
               <w:r>
                 <w:rPr>
                   <w:rFonts w:ascii="Arial" w:cs="Arial" w:eastAsia="Arial" w:hAnsi="Arial"/>
@@ -15913,7 +16320,7 @@
             <w:pPr>
               <w:spacing w:after="20" w:before="0"/>
             </w:pPr>
-            <w:hyperlink w:history="1" r:id="rId3jwyjobp9yeykrvcnlxlb">
+            <w:hyperlink w:history="1" r:id="rIdwy7mb89mzpmbl7bcsif61">
               <w:r>
                 <w:rPr>
                   <w:rFonts w:ascii="Arial" w:cs="Arial" w:eastAsia="Arial" w:hAnsi="Arial"/>
@@ -15946,7 +16353,7 @@
               <w:spacing w:after="10" w:before="0"/>
               <w:ind w:left="120"/>
             </w:pPr>
-            <w:hyperlink w:history="1" r:id="rIdlwqlqgw0fx-pvf0ryzpqe">
+            <w:hyperlink w:history="1" r:id="rIdsjjrpq-g8uuqkb-0taik9">
               <w:r>
                 <w:rPr>
                   <w:rFonts w:ascii="Arial" w:cs="Arial" w:eastAsia="Arial" w:hAnsi="Arial"/>
@@ -16537,6 +16944,65 @@
         </w:tc>
       </w:tr>
     </w:tbl>
+    <w:p>
+      <w:pPr>
+        <w:pBdr>
+          <w:top w:val="single" w:color="BBBBBB" w:sz="4" w:space="4"/>
+        </w:pBdr>
+        <w:spacing w:after="0" w:before="160"/>
+      </w:pPr>
+      <w:r>
+        <w:rPr>
+          <w:rFonts w:ascii="Arial" w:cs="Arial" w:eastAsia="Arial" w:hAnsi="Arial"/>
+          <w:color w:val="666666"/>
+          <w:sz w:val="14"/>
+          <w:szCs w:val="14"/>
+        </w:rPr>
+        <w:t xml:space="preserve">© 2026 SeaVuria and ARES. Aligned with KICD objectives. Developed by SeaVuria; technical implementation by ARES (with AI assistance from Claude). Licensed under </w:t>
+      </w:r>
+      <w:hyperlink w:history="1" r:id="rIdpu_zg8xmwusryrj5xy3m5">
+        <w:r>
+          <w:rPr>
+            <w:rFonts w:ascii="Arial" w:cs="Arial" w:eastAsia="Arial" w:hAnsi="Arial"/>
+            <w:color w:val="1F6B75"/>
+            <w:sz w:val="14"/>
+            <w:szCs w:val="14"/>
+            <w:u w:val="single" w:color="1F6B75"/>
+          </w:rPr>
+          <w:t xml:space="preserve">CC BY-NC 4.0</w:t>
+        </w:r>
+      </w:hyperlink>
+      <w:r>
+        <w:rPr>
+          <w:rFonts w:ascii="Arial" w:cs="Arial" w:eastAsia="Arial" w:hAnsi="Arial"/>
+          <w:color w:val="666666"/>
+          <w:sz w:val="14"/>
+          <w:szCs w:val="14"/>
+        </w:rPr>
+        <w:t xml:space="preserve"> (</w:t>
+      </w:r>
+      <w:hyperlink w:history="1" r:id="rIdjx9g4yo5luq4c4jatsvfa">
+        <w:r>
+          <w:rPr>
+            <w:rFonts w:ascii="Arial" w:cs="Arial" w:eastAsia="Arial" w:hAnsi="Arial"/>
+            <w:color w:val="1F6B75"/>
+            <w:sz w:val="14"/>
+            <w:szCs w:val="14"/>
+            <w:u w:val="single" w:color="1F6B75"/>
+          </w:rPr>
+          <w:t xml:space="preserve">https://creativecommons.org/licenses/by-nc/4.0/</w:t>
+        </w:r>
+      </w:hyperlink>
+      <w:r>
+        <w:rPr>
+          <w:rFonts w:ascii="Arial" w:cs="Arial" w:eastAsia="Arial" w:hAnsi="Arial"/>
+          <w:color w:val="666666"/>
+          <w:sz w:val="14"/>
+          <w:szCs w:val="14"/>
+        </w:rPr>
+        <w:t xml:space="preserve">).</w:t>
+      </w:r>
+    </w:p>
     <w:p>
       <w:r>
         <w:br w:type="page"/>
@@ -17528,7 +17994,7 @@
             <w:pPr>
               <w:spacing w:after="20" w:before="0"/>
             </w:pPr>
-            <w:hyperlink w:history="1" r:id="rId1zmjhbi4bl3gqf6rmgnzk">
+            <w:hyperlink w:history="1" r:id="rIdge8srhiypgob5wk8c9fa-">
               <w:r>
                 <w:rPr>
                   <w:rFonts w:ascii="Arial" w:cs="Arial" w:eastAsia="Arial" w:hAnsi="Arial"/>
@@ -17561,7 +18027,7 @@
               <w:spacing w:after="10" w:before="0"/>
               <w:ind w:left="120"/>
             </w:pPr>
-            <w:hyperlink w:history="1" r:id="rIdqpmww2zigqbwtfy3-ndfr">
+            <w:hyperlink w:history="1" r:id="rIdlcvgnmyllxftnchy2lnam">
               <w:r>
                 <w:rPr>
                   <w:rFonts w:ascii="Arial" w:cs="Arial" w:eastAsia="Arial" w:hAnsi="Arial"/>
@@ -17606,7 +18072,7 @@
             <w:pPr>
               <w:spacing w:after="20" w:before="0"/>
             </w:pPr>
-            <w:hyperlink w:history="1" r:id="rIdizqfj4ckyvnhyes1g2wwj">
+            <w:hyperlink w:history="1" r:id="rIdw0oojcjysalqadim6v54u">
               <w:r>
                 <w:rPr>
                   <w:rFonts w:ascii="Arial" w:cs="Arial" w:eastAsia="Arial" w:hAnsi="Arial"/>
@@ -17639,7 +18105,7 @@
               <w:spacing w:after="10" w:before="0"/>
               <w:ind w:left="120"/>
             </w:pPr>
-            <w:hyperlink w:history="1" r:id="rIdwbeof8kyonceimj9cngs8">
+            <w:hyperlink w:history="1" r:id="rIdmnup_f-b3s5zurxedeaiz">
               <w:r>
                 <w:rPr>
                   <w:rFonts w:ascii="Arial" w:cs="Arial" w:eastAsia="Arial" w:hAnsi="Arial"/>
@@ -17834,7 +18300,7 @@
             <w:pPr>
               <w:spacing w:after="20" w:before="0"/>
             </w:pPr>
-            <w:hyperlink w:history="1" r:id="rIdht6j_twy-didkaoybvxon">
+            <w:hyperlink w:history="1" r:id="rId5udpy_vu9bvvqry44riyo">
               <w:r>
                 <w:rPr>
                   <w:rFonts w:ascii="Arial" w:cs="Arial" w:eastAsia="Arial" w:hAnsi="Arial"/>
@@ -17867,7 +18333,7 @@
               <w:spacing w:after="10" w:before="0"/>
               <w:ind w:left="120"/>
             </w:pPr>
-            <w:hyperlink w:history="1" r:id="rIdjb7bbztnuhnepaiislxdh">
+            <w:hyperlink w:history="1" r:id="rIdp8lio3pbwve2gtyqpoqtl">
               <w:r>
                 <w:rPr>
                   <w:rFonts w:ascii="Arial" w:cs="Arial" w:eastAsia="Arial" w:hAnsi="Arial"/>
@@ -17912,7 +18378,7 @@
             <w:pPr>
               <w:spacing w:after="20" w:before="0"/>
             </w:pPr>
-            <w:hyperlink w:history="1" r:id="rId5fjfsh8ylhmlbzanwp924">
+            <w:hyperlink w:history="1" r:id="rIdy_pkc9rqtezjwvnuvbu4t">
               <w:r>
                 <w:rPr>
                   <w:rFonts w:ascii="Arial" w:cs="Arial" w:eastAsia="Arial" w:hAnsi="Arial"/>
@@ -17945,7 +18411,7 @@
               <w:spacing w:after="10" w:before="0"/>
               <w:ind w:left="120"/>
             </w:pPr>
-            <w:hyperlink w:history="1" r:id="rIds_97qp70uyso62bprk0a-">
+            <w:hyperlink w:history="1" r:id="rIdclvs79wk6mq81ji2r7vzq">
               <w:r>
                 <w:rPr>
                   <w:rFonts w:ascii="Arial" w:cs="Arial" w:eastAsia="Arial" w:hAnsi="Arial"/>
@@ -18406,7 +18872,7 @@
             <w:pPr>
               <w:spacing w:after="20" w:before="0"/>
             </w:pPr>
-            <w:hyperlink w:history="1" r:id="rIdreb-2tbdunf9qcrnb-oj3">
+            <w:hyperlink w:history="1" r:id="rId7gpvaekl_vartc9-feicc">
               <w:r>
                 <w:rPr>
                   <w:rFonts w:ascii="Arial" w:cs="Arial" w:eastAsia="Arial" w:hAnsi="Arial"/>
@@ -18439,7 +18905,7 @@
               <w:spacing w:after="10" w:before="0"/>
               <w:ind w:left="120"/>
             </w:pPr>
-            <w:hyperlink w:history="1" r:id="rIdhxgr8ni356a4nyw4ujfzf">
+            <w:hyperlink w:history="1" r:id="rIdtytvywpyjlkugzvemtxdw">
               <w:r>
                 <w:rPr>
                   <w:rFonts w:ascii="Arial" w:cs="Arial" w:eastAsia="Arial" w:hAnsi="Arial"/>
@@ -18484,7 +18950,7 @@
             <w:pPr>
               <w:spacing w:after="20" w:before="0"/>
             </w:pPr>
-            <w:hyperlink w:history="1" r:id="rId3sz5v4yncomexwxyxvz-l">
+            <w:hyperlink w:history="1" r:id="rIdvkpvijzzzwgao8l7wgwpq">
               <w:r>
                 <w:rPr>
                   <w:rFonts w:ascii="Arial" w:cs="Arial" w:eastAsia="Arial" w:hAnsi="Arial"/>
@@ -18517,7 +18983,7 @@
               <w:spacing w:after="10" w:before="0"/>
               <w:ind w:left="120"/>
             </w:pPr>
-            <w:hyperlink w:history="1" r:id="rIdylfsdmmta6lzl9z98rzko">
+            <w:hyperlink w:history="1" r:id="rId6dycrhuiuvz7kpizwkqvz">
               <w:r>
                 <w:rPr>
                   <w:rFonts w:ascii="Arial" w:cs="Arial" w:eastAsia="Arial" w:hAnsi="Arial"/>
@@ -18902,7 +19368,7 @@
             <w:pPr>
               <w:spacing w:after="20" w:before="0"/>
             </w:pPr>
-            <w:hyperlink w:history="1" r:id="rIdoechg3hkjgk7qsre2sqfu">
+            <w:hyperlink w:history="1" r:id="rIdc7rrlmbagbblrlixuin96">
               <w:r>
                 <w:rPr>
                   <w:rFonts w:ascii="Arial" w:cs="Arial" w:eastAsia="Arial" w:hAnsi="Arial"/>
@@ -18935,7 +19401,7 @@
               <w:spacing w:after="10" w:before="0"/>
               <w:ind w:left="120"/>
             </w:pPr>
-            <w:hyperlink w:history="1" r:id="rIdwqohvfj1n9fjt-mvo-xxl">
+            <w:hyperlink w:history="1" r:id="rIdspk60gppppvasfycpcuca">
               <w:r>
                 <w:rPr>
                   <w:rFonts w:ascii="Arial" w:cs="Arial" w:eastAsia="Arial" w:hAnsi="Arial"/>
@@ -18980,7 +19446,7 @@
             <w:pPr>
               <w:spacing w:after="20" w:before="0"/>
             </w:pPr>
-            <w:hyperlink w:history="1" r:id="rIdfdzjruexw-yoe2znzb_lt">
+            <w:hyperlink w:history="1" r:id="rIdgo0-ev_p3qjio6isxv2mx">
               <w:r>
                 <w:rPr>
                   <w:rFonts w:ascii="Arial" w:cs="Arial" w:eastAsia="Arial" w:hAnsi="Arial"/>
@@ -19013,7 +19479,7 @@
               <w:spacing w:after="10" w:before="0"/>
               <w:ind w:left="120"/>
             </w:pPr>
-            <w:hyperlink w:history="1" r:id="rId__idmoucbdlrfq7uj4pxj">
+            <w:hyperlink w:history="1" r:id="rIdkjlqt5dt3vhd7-3o-7gsb">
               <w:r>
                 <w:rPr>
                   <w:rFonts w:ascii="Arial" w:cs="Arial" w:eastAsia="Arial" w:hAnsi="Arial"/>
@@ -19284,7 +19750,7 @@
             <w:pPr>
               <w:spacing w:after="20" w:before="0"/>
             </w:pPr>
-            <w:hyperlink w:history="1" r:id="rIdo_qifwqd6tj3l2oqhyy0m">
+            <w:hyperlink w:history="1" r:id="rIdw1zbkqzhkwdgjrkb6opwh">
               <w:r>
                 <w:rPr>
                   <w:rFonts w:ascii="Arial" w:cs="Arial" w:eastAsia="Arial" w:hAnsi="Arial"/>
@@ -19317,7 +19783,7 @@
               <w:spacing w:after="10" w:before="0"/>
               <w:ind w:left="120"/>
             </w:pPr>
-            <w:hyperlink w:history="1" r:id="rIdaeodlgd8q3jnf-3zs96pp">
+            <w:hyperlink w:history="1" r:id="rId_r_pnvjrn9najstiiljmk">
               <w:r>
                 <w:rPr>
                   <w:rFonts w:ascii="Arial" w:cs="Arial" w:eastAsia="Arial" w:hAnsi="Arial"/>
@@ -19362,7 +19828,7 @@
             <w:pPr>
               <w:spacing w:after="20" w:before="0"/>
             </w:pPr>
-            <w:hyperlink w:history="1" r:id="rIdak39bliqninsjeedki7pj">
+            <w:hyperlink w:history="1" r:id="rIdcu36j43wrtteh2jgeyp8b">
               <w:r>
                 <w:rPr>
                   <w:rFonts w:ascii="Arial" w:cs="Arial" w:eastAsia="Arial" w:hAnsi="Arial"/>
@@ -19395,7 +19861,7 @@
               <w:spacing w:after="10" w:before="0"/>
               <w:ind w:left="120"/>
             </w:pPr>
-            <w:hyperlink w:history="1" r:id="rIdffrlnxbemtludcwvytkcp">
+            <w:hyperlink w:history="1" r:id="rIdnmtbi2xzhc7vh6jxavurz">
               <w:r>
                 <w:rPr>
                   <w:rFonts w:ascii="Arial" w:cs="Arial" w:eastAsia="Arial" w:hAnsi="Arial"/>
@@ -20176,6 +20642,65 @@
         </w:tc>
       </w:tr>
     </w:tbl>
+    <w:p>
+      <w:pPr>
+        <w:pBdr>
+          <w:top w:val="single" w:color="BBBBBB" w:sz="4" w:space="4"/>
+        </w:pBdr>
+        <w:spacing w:after="0" w:before="160"/>
+      </w:pPr>
+      <w:r>
+        <w:rPr>
+          <w:rFonts w:ascii="Arial" w:cs="Arial" w:eastAsia="Arial" w:hAnsi="Arial"/>
+          <w:color w:val="666666"/>
+          <w:sz w:val="14"/>
+          <w:szCs w:val="14"/>
+        </w:rPr>
+        <w:t xml:space="preserve">© 2026 SeaVuria and ARES. Aligned with KICD objectives. Developed by SeaVuria; technical implementation by ARES (with AI assistance from Claude). Licensed under </w:t>
+      </w:r>
+      <w:hyperlink w:history="1" r:id="rIdmv0jchj5z74890iwsxbnr">
+        <w:r>
+          <w:rPr>
+            <w:rFonts w:ascii="Arial" w:cs="Arial" w:eastAsia="Arial" w:hAnsi="Arial"/>
+            <w:color w:val="1F6B75"/>
+            <w:sz w:val="14"/>
+            <w:szCs w:val="14"/>
+            <w:u w:val="single" w:color="1F6B75"/>
+          </w:rPr>
+          <w:t xml:space="preserve">CC BY-NC 4.0</w:t>
+        </w:r>
+      </w:hyperlink>
+      <w:r>
+        <w:rPr>
+          <w:rFonts w:ascii="Arial" w:cs="Arial" w:eastAsia="Arial" w:hAnsi="Arial"/>
+          <w:color w:val="666666"/>
+          <w:sz w:val="14"/>
+          <w:szCs w:val="14"/>
+        </w:rPr>
+        <w:t xml:space="preserve"> (</w:t>
+      </w:r>
+      <w:hyperlink w:history="1" r:id="rIdca9suz_e7zdyqcja-xig4">
+        <w:r>
+          <w:rPr>
+            <w:rFonts w:ascii="Arial" w:cs="Arial" w:eastAsia="Arial" w:hAnsi="Arial"/>
+            <w:color w:val="1F6B75"/>
+            <w:sz w:val="14"/>
+            <w:szCs w:val="14"/>
+            <w:u w:val="single" w:color="1F6B75"/>
+          </w:rPr>
+          <w:t xml:space="preserve">https://creativecommons.org/licenses/by-nc/4.0/</w:t>
+        </w:r>
+      </w:hyperlink>
+      <w:r>
+        <w:rPr>
+          <w:rFonts w:ascii="Arial" w:cs="Arial" w:eastAsia="Arial" w:hAnsi="Arial"/>
+          <w:color w:val="666666"/>
+          <w:sz w:val="14"/>
+          <w:szCs w:val="14"/>
+        </w:rPr>
+        <w:t xml:space="preserve">).</w:t>
+      </w:r>
+    </w:p>
     <w:p>
       <w:r>
         <w:br w:type="page"/>
@@ -21167,7 +21692,7 @@
             <w:pPr>
               <w:spacing w:after="20" w:before="0"/>
             </w:pPr>
-            <w:hyperlink w:history="1" r:id="rIdjr-uprbcjax56srwiorkv">
+            <w:hyperlink w:history="1" r:id="rIdjaccojprcylattf6smofd">
               <w:r>
                 <w:rPr>
                   <w:rFonts w:ascii="Arial" w:cs="Arial" w:eastAsia="Arial" w:hAnsi="Arial"/>
@@ -21200,7 +21725,7 @@
               <w:spacing w:after="10" w:before="0"/>
               <w:ind w:left="120"/>
             </w:pPr>
-            <w:hyperlink w:history="1" r:id="rIdctty4pp4qebosazah_agi">
+            <w:hyperlink w:history="1" r:id="rIdzl2y8bmukmfcvz-xiwj8j">
               <w:r>
                 <w:rPr>
                   <w:rFonts w:ascii="Arial" w:cs="Arial" w:eastAsia="Arial" w:hAnsi="Arial"/>
@@ -21245,7 +21770,7 @@
             <w:pPr>
               <w:spacing w:after="20" w:before="0"/>
             </w:pPr>
-            <w:hyperlink w:history="1" r:id="rIddli4tfd-86yqhntm7n_h0">
+            <w:hyperlink w:history="1" r:id="rIdh6utffydigqtip8ca32_o">
               <w:r>
                 <w:rPr>
                   <w:rFonts w:ascii="Arial" w:cs="Arial" w:eastAsia="Arial" w:hAnsi="Arial"/>
@@ -21278,7 +21803,7 @@
               <w:spacing w:after="10" w:before="0"/>
               <w:ind w:left="120"/>
             </w:pPr>
-            <w:hyperlink w:history="1" r:id="rIdqhdpyhh_g4vih4vizsohe">
+            <w:hyperlink w:history="1" r:id="rIdamdyabk2bgbimwctzdz9c">
               <w:r>
                 <w:rPr>
                   <w:rFonts w:ascii="Arial" w:cs="Arial" w:eastAsia="Arial" w:hAnsi="Arial"/>
@@ -21473,7 +21998,7 @@
             <w:pPr>
               <w:spacing w:after="20" w:before="0"/>
             </w:pPr>
-            <w:hyperlink w:history="1" r:id="rIdqr_otxqvtcn1vki708ilt">
+            <w:hyperlink w:history="1" r:id="rIdrgduti88yhx_gafy1uot2">
               <w:r>
                 <w:rPr>
                   <w:rFonts w:ascii="Arial" w:cs="Arial" w:eastAsia="Arial" w:hAnsi="Arial"/>
@@ -21506,7 +22031,7 @@
               <w:spacing w:after="10" w:before="0"/>
               <w:ind w:left="120"/>
             </w:pPr>
-            <w:hyperlink w:history="1" r:id="rIda99ao6_u7jkagv4bqxgp_">
+            <w:hyperlink w:history="1" r:id="rIdu_aznuklljqs2rbhgbemp">
               <w:r>
                 <w:rPr>
                   <w:rFonts w:ascii="Arial" w:cs="Arial" w:eastAsia="Arial" w:hAnsi="Arial"/>
@@ -21551,7 +22076,7 @@
             <w:pPr>
               <w:spacing w:after="20" w:before="0"/>
             </w:pPr>
-            <w:hyperlink w:history="1" r:id="rIdribfxbzxfz1jpthjpeldh">
+            <w:hyperlink w:history="1" r:id="rIdtq1irkidnvofuelc082ug">
               <w:r>
                 <w:rPr>
                   <w:rFonts w:ascii="Arial" w:cs="Arial" w:eastAsia="Arial" w:hAnsi="Arial"/>
@@ -21584,7 +22109,7 @@
               <w:spacing w:after="10" w:before="0"/>
               <w:ind w:left="120"/>
             </w:pPr>
-            <w:hyperlink w:history="1" r:id="rIddgpsksdwjupj8nd4v7jfl">
+            <w:hyperlink w:history="1" r:id="rIduhmkujcdnwizukwo4cksc">
               <w:r>
                 <w:rPr>
                   <w:rFonts w:ascii="Arial" w:cs="Arial" w:eastAsia="Arial" w:hAnsi="Arial"/>
@@ -21779,7 +22304,7 @@
             <w:pPr>
               <w:spacing w:after="20" w:before="0"/>
             </w:pPr>
-            <w:hyperlink w:history="1" r:id="rIdtp-ewndswfijwc8zzbsfm">
+            <w:hyperlink w:history="1" r:id="rIdzoijao5msbb5uktahqvee">
               <w:r>
                 <w:rPr>
                   <w:rFonts w:ascii="Arial" w:cs="Arial" w:eastAsia="Arial" w:hAnsi="Arial"/>
@@ -21812,7 +22337,7 @@
               <w:spacing w:after="10" w:before="0"/>
               <w:ind w:left="120"/>
             </w:pPr>
-            <w:hyperlink w:history="1" r:id="rIde5yfksmw-fhqe_evco3wf">
+            <w:hyperlink w:history="1" r:id="rIddxv85wwrl1plmny5dbf0o">
               <w:r>
                 <w:rPr>
                   <w:rFonts w:ascii="Arial" w:cs="Arial" w:eastAsia="Arial" w:hAnsi="Arial"/>
@@ -21857,7 +22382,7 @@
             <w:pPr>
               <w:spacing w:after="20" w:before="0"/>
             </w:pPr>
-            <w:hyperlink w:history="1" r:id="rIdjbqpgbcacocu3_zynyg-x">
+            <w:hyperlink w:history="1" r:id="rIdhuvvpgtgn27soz3fxxaqv">
               <w:r>
                 <w:rPr>
                   <w:rFonts w:ascii="Arial" w:cs="Arial" w:eastAsia="Arial" w:hAnsi="Arial"/>
@@ -21890,7 +22415,7 @@
               <w:spacing w:after="10" w:before="0"/>
               <w:ind w:left="120"/>
             </w:pPr>
-            <w:hyperlink w:history="1" r:id="rIdtdgdtt-85ywkh5ntgbh5c">
+            <w:hyperlink w:history="1" r:id="rIdh44k92hmtmftwjk9xwzbn">
               <w:r>
                 <w:rPr>
                   <w:rFonts w:ascii="Arial" w:cs="Arial" w:eastAsia="Arial" w:hAnsi="Arial"/>
@@ -22085,7 +22610,7 @@
             <w:pPr>
               <w:spacing w:after="20" w:before="0"/>
             </w:pPr>
-            <w:hyperlink w:history="1" r:id="rIdzzicznrr-xcrsbvcthpmc">
+            <w:hyperlink w:history="1" r:id="rIdjlrjbsx7krpidqoex60vx">
               <w:r>
                 <w:rPr>
                   <w:rFonts w:ascii="Arial" w:cs="Arial" w:eastAsia="Arial" w:hAnsi="Arial"/>
@@ -22118,7 +22643,7 @@
               <w:spacing w:after="10" w:before="0"/>
               <w:ind w:left="120"/>
             </w:pPr>
-            <w:hyperlink w:history="1" r:id="rIdkz1xjlnk5phkyxuciym9t">
+            <w:hyperlink w:history="1" r:id="rIdb-tkbvhy-hplxhruscgtu">
               <w:r>
                 <w:rPr>
                   <w:rFonts w:ascii="Arial" w:cs="Arial" w:eastAsia="Arial" w:hAnsi="Arial"/>
@@ -22163,7 +22688,7 @@
             <w:pPr>
               <w:spacing w:after="20" w:before="0"/>
             </w:pPr>
-            <w:hyperlink w:history="1" r:id="rIdtmedf7x0mkodhukd5ljuj">
+            <w:hyperlink w:history="1" r:id="rIdygrfzdisdx-vshsuwe-9o">
               <w:r>
                 <w:rPr>
                   <w:rFonts w:ascii="Arial" w:cs="Arial" w:eastAsia="Arial" w:hAnsi="Arial"/>
@@ -22196,7 +22721,7 @@
               <w:spacing w:after="10" w:before="0"/>
               <w:ind w:left="120"/>
             </w:pPr>
-            <w:hyperlink w:history="1" r:id="rIdzqumauhmla6za_qanp0w8">
+            <w:hyperlink w:history="1" r:id="rIdbdhqmv_tjz4fqrh7vzwid">
               <w:r>
                 <w:rPr>
                   <w:rFonts w:ascii="Arial" w:cs="Arial" w:eastAsia="Arial" w:hAnsi="Arial"/>
@@ -22391,7 +22916,7 @@
             <w:pPr>
               <w:spacing w:after="20" w:before="0"/>
             </w:pPr>
-            <w:hyperlink w:history="1" r:id="rIdparcya6nkat7nhprho76c">
+            <w:hyperlink w:history="1" r:id="rId45qvffecbnt6aiq8v6o1u">
               <w:r>
                 <w:rPr>
                   <w:rFonts w:ascii="Arial" w:cs="Arial" w:eastAsia="Arial" w:hAnsi="Arial"/>
@@ -22424,7 +22949,7 @@
               <w:spacing w:after="10" w:before="0"/>
               <w:ind w:left="120"/>
             </w:pPr>
-            <w:hyperlink w:history="1" r:id="rIdbyfezmpl4p3d90886auqa">
+            <w:hyperlink w:history="1" r:id="rId69thqjqrg26hu-3cipxkm">
               <w:r>
                 <w:rPr>
                   <w:rFonts w:ascii="Arial" w:cs="Arial" w:eastAsia="Arial" w:hAnsi="Arial"/>
@@ -22469,7 +22994,7 @@
             <w:pPr>
               <w:spacing w:after="20" w:before="0"/>
             </w:pPr>
-            <w:hyperlink w:history="1" r:id="rIdbw0szhsl2cnspo_udwbjp">
+            <w:hyperlink w:history="1" r:id="rId8u0ok2sgarqzm67zlqi57">
               <w:r>
                 <w:rPr>
                   <w:rFonts w:ascii="Arial" w:cs="Arial" w:eastAsia="Arial" w:hAnsi="Arial"/>
@@ -22502,7 +23027,7 @@
               <w:spacing w:after="10" w:before="0"/>
               <w:ind w:left="120"/>
             </w:pPr>
-            <w:hyperlink w:history="1" r:id="rIdtmc2wmt1xgsplqaigol7t">
+            <w:hyperlink w:history="1" r:id="rIde6kvik8kfv2eppo2oscaq">
               <w:r>
                 <w:rPr>
                   <w:rFonts w:ascii="Arial" w:cs="Arial" w:eastAsia="Arial" w:hAnsi="Arial"/>
@@ -22998,6 +23523,65 @@
         </w:tc>
       </w:tr>
     </w:tbl>
+    <w:p>
+      <w:pPr>
+        <w:pBdr>
+          <w:top w:val="single" w:color="BBBBBB" w:sz="4" w:space="4"/>
+        </w:pBdr>
+        <w:spacing w:after="0" w:before="160"/>
+      </w:pPr>
+      <w:r>
+        <w:rPr>
+          <w:rFonts w:ascii="Arial" w:cs="Arial" w:eastAsia="Arial" w:hAnsi="Arial"/>
+          <w:color w:val="666666"/>
+          <w:sz w:val="14"/>
+          <w:szCs w:val="14"/>
+        </w:rPr>
+        <w:t xml:space="preserve">© 2026 SeaVuria and ARES. Aligned with KICD objectives. Developed by SeaVuria; technical implementation by ARES (with AI assistance from Claude). Licensed under </w:t>
+      </w:r>
+      <w:hyperlink w:history="1" r:id="rIdrztzzfgbabae4sku57hz2">
+        <w:r>
+          <w:rPr>
+            <w:rFonts w:ascii="Arial" w:cs="Arial" w:eastAsia="Arial" w:hAnsi="Arial"/>
+            <w:color w:val="1F6B75"/>
+            <w:sz w:val="14"/>
+            <w:szCs w:val="14"/>
+            <w:u w:val="single" w:color="1F6B75"/>
+          </w:rPr>
+          <w:t xml:space="preserve">CC BY-NC 4.0</w:t>
+        </w:r>
+      </w:hyperlink>
+      <w:r>
+        <w:rPr>
+          <w:rFonts w:ascii="Arial" w:cs="Arial" w:eastAsia="Arial" w:hAnsi="Arial"/>
+          <w:color w:val="666666"/>
+          <w:sz w:val="14"/>
+          <w:szCs w:val="14"/>
+        </w:rPr>
+        <w:t xml:space="preserve"> (</w:t>
+      </w:r>
+      <w:hyperlink w:history="1" r:id="rId_2kway8drvnlscs3e5yef">
+        <w:r>
+          <w:rPr>
+            <w:rFonts w:ascii="Arial" w:cs="Arial" w:eastAsia="Arial" w:hAnsi="Arial"/>
+            <w:color w:val="1F6B75"/>
+            <w:sz w:val="14"/>
+            <w:szCs w:val="14"/>
+            <w:u w:val="single" w:color="1F6B75"/>
+          </w:rPr>
+          <w:t xml:space="preserve">https://creativecommons.org/licenses/by-nc/4.0/</w:t>
+        </w:r>
+      </w:hyperlink>
+      <w:r>
+        <w:rPr>
+          <w:rFonts w:ascii="Arial" w:cs="Arial" w:eastAsia="Arial" w:hAnsi="Arial"/>
+          <w:color w:val="666666"/>
+          <w:sz w:val="14"/>
+          <w:szCs w:val="14"/>
+        </w:rPr>
+        <w:t xml:space="preserve">).</w:t>
+      </w:r>
+    </w:p>
     <w:p>
       <w:r>
         <w:br w:type="page"/>
@@ -23989,7 +24573,7 @@
             <w:pPr>
               <w:spacing w:after="20" w:before="0"/>
             </w:pPr>
-            <w:hyperlink w:history="1" r:id="rIdq6vdie8lnbmwo6scbdm1t">
+            <w:hyperlink w:history="1" r:id="rIdu4hdp9f1rujb4dbtwqlq0">
               <w:r>
                 <w:rPr>
                   <w:rFonts w:ascii="Arial" w:cs="Arial" w:eastAsia="Arial" w:hAnsi="Arial"/>
@@ -24022,7 +24606,7 @@
               <w:spacing w:after="10" w:before="0"/>
               <w:ind w:left="120"/>
             </w:pPr>
-            <w:hyperlink w:history="1" r:id="rIddbandevkhxmtgv3ybjjga">
+            <w:hyperlink w:history="1" r:id="rIdbsao9mzl82jbzdc6bqah2">
               <w:r>
                 <w:rPr>
                   <w:rFonts w:ascii="Arial" w:cs="Arial" w:eastAsia="Arial" w:hAnsi="Arial"/>
@@ -24067,7 +24651,7 @@
             <w:pPr>
               <w:spacing w:after="20" w:before="0"/>
             </w:pPr>
-            <w:hyperlink w:history="1" r:id="rIdq0rxwy-xudrk1lnq3blgy">
+            <w:hyperlink w:history="1" r:id="rIduv-aowbzajydrna6tsz4s">
               <w:r>
                 <w:rPr>
                   <w:rFonts w:ascii="Arial" w:cs="Arial" w:eastAsia="Arial" w:hAnsi="Arial"/>
@@ -24100,7 +24684,7 @@
               <w:spacing w:after="10" w:before="0"/>
               <w:ind w:left="120"/>
             </w:pPr>
-            <w:hyperlink w:history="1" r:id="rIdjquyskskbc8h05gclugfq">
+            <w:hyperlink w:history="1" r:id="rIdbumwiiqxsdi9hsl5dby_h">
               <w:r>
                 <w:rPr>
                   <w:rFonts w:ascii="Arial" w:cs="Arial" w:eastAsia="Arial" w:hAnsi="Arial"/>
@@ -24295,7 +24879,7 @@
             <w:pPr>
               <w:spacing w:after="20" w:before="0"/>
             </w:pPr>
-            <w:hyperlink w:history="1" r:id="rIdpdxv5wtjavddhivxxem8x">
+            <w:hyperlink w:history="1" r:id="rId01lafoot4tzyivjopgx3n">
               <w:r>
                 <w:rPr>
                   <w:rFonts w:ascii="Arial" w:cs="Arial" w:eastAsia="Arial" w:hAnsi="Arial"/>
@@ -24328,7 +24912,7 @@
               <w:spacing w:after="10" w:before="0"/>
               <w:ind w:left="120"/>
             </w:pPr>
-            <w:hyperlink w:history="1" r:id="rIdcqlbtchnt3rpivdk-5nmw">
+            <w:hyperlink w:history="1" r:id="rIdmvcqfnenvq5_apmrsnqwk">
               <w:r>
                 <w:rPr>
                   <w:rFonts w:ascii="Arial" w:cs="Arial" w:eastAsia="Arial" w:hAnsi="Arial"/>
@@ -24373,7 +24957,7 @@
             <w:pPr>
               <w:spacing w:after="20" w:before="0"/>
             </w:pPr>
-            <w:hyperlink w:history="1" r:id="rIdlpetxlsfiqeqlrrthqhe3">
+            <w:hyperlink w:history="1" r:id="rId1qfb3b7ztsfvvyokaswr6">
               <w:r>
                 <w:rPr>
                   <w:rFonts w:ascii="Arial" w:cs="Arial" w:eastAsia="Arial" w:hAnsi="Arial"/>
@@ -24406,7 +24990,7 @@
               <w:spacing w:after="10" w:before="0"/>
               <w:ind w:left="120"/>
             </w:pPr>
-            <w:hyperlink w:history="1" r:id="rIdqpakq6ic6zrn68sdkoaog">
+            <w:hyperlink w:history="1" r:id="rIdq7kyhjntarwz3okeaz-4t">
               <w:r>
                 <w:rPr>
                   <w:rFonts w:ascii="Arial" w:cs="Arial" w:eastAsia="Arial" w:hAnsi="Arial"/>
@@ -24601,7 +25185,7 @@
             <w:pPr>
               <w:spacing w:after="20" w:before="0"/>
             </w:pPr>
-            <w:hyperlink w:history="1" r:id="rIdkopuovmyd3mtyzm8ig7jn">
+            <w:hyperlink w:history="1" r:id="rId6bd7cfa9shh9a5lq5p-nc">
               <w:r>
                 <w:rPr>
                   <w:rFonts w:ascii="Arial" w:cs="Arial" w:eastAsia="Arial" w:hAnsi="Arial"/>
@@ -24634,7 +25218,7 @@
               <w:spacing w:after="10" w:before="0"/>
               <w:ind w:left="120"/>
             </w:pPr>
-            <w:hyperlink w:history="1" r:id="rIdthhrlkf4ztiwbarq6btra">
+            <w:hyperlink w:history="1" r:id="rIdjo20u6h4zmlhrraedpw1d">
               <w:r>
                 <w:rPr>
                   <w:rFonts w:ascii="Arial" w:cs="Arial" w:eastAsia="Arial" w:hAnsi="Arial"/>
@@ -24679,7 +25263,7 @@
             <w:pPr>
               <w:spacing w:after="20" w:before="0"/>
             </w:pPr>
-            <w:hyperlink w:history="1" r:id="rIdcvggufuhtuqywwbhotbpq">
+            <w:hyperlink w:history="1" r:id="rIdlq_rpbbpflejhamesfo8h">
               <w:r>
                 <w:rPr>
                   <w:rFonts w:ascii="Arial" w:cs="Arial" w:eastAsia="Arial" w:hAnsi="Arial"/>
@@ -24712,7 +25296,7 @@
               <w:spacing w:after="10" w:before="0"/>
               <w:ind w:left="120"/>
             </w:pPr>
-            <w:hyperlink w:history="1" r:id="rIdr1-2deyhlcvuqunr9jrml">
+            <w:hyperlink w:history="1" r:id="rIdu54ru-mtptad_dd3hooao">
               <w:r>
                 <w:rPr>
                   <w:rFonts w:ascii="Arial" w:cs="Arial" w:eastAsia="Arial" w:hAnsi="Arial"/>
@@ -24907,7 +25491,7 @@
             <w:pPr>
               <w:spacing w:after="20" w:before="0"/>
             </w:pPr>
-            <w:hyperlink w:history="1" r:id="rIddghdc6aanoizczxiq7gax">
+            <w:hyperlink w:history="1" r:id="rIds8up4jcpm1spugbiip4az">
               <w:r>
                 <w:rPr>
                   <w:rFonts w:ascii="Arial" w:cs="Arial" w:eastAsia="Arial" w:hAnsi="Arial"/>
@@ -24940,7 +25524,7 @@
               <w:spacing w:after="10" w:before="0"/>
               <w:ind w:left="120"/>
             </w:pPr>
-            <w:hyperlink w:history="1" r:id="rIdnltj6usyhpfwdzukdi0lv">
+            <w:hyperlink w:history="1" r:id="rId0arx1tsqr9pyuxpzi-bc1">
               <w:r>
                 <w:rPr>
                   <w:rFonts w:ascii="Arial" w:cs="Arial" w:eastAsia="Arial" w:hAnsi="Arial"/>
@@ -24985,7 +25569,7 @@
             <w:pPr>
               <w:spacing w:after="20" w:before="0"/>
             </w:pPr>
-            <w:hyperlink w:history="1" r:id="rIdyx6xhi0nxyv2wuvfoah6h">
+            <w:hyperlink w:history="1" r:id="rId3d3dgz3gffjmqc3r0-pzo">
               <w:r>
                 <w:rPr>
                   <w:rFonts w:ascii="Arial" w:cs="Arial" w:eastAsia="Arial" w:hAnsi="Arial"/>
@@ -25018,7 +25602,7 @@
               <w:spacing w:after="10" w:before="0"/>
               <w:ind w:left="120"/>
             </w:pPr>
-            <w:hyperlink w:history="1" r:id="rIdrs5dzya7p7ev3ked2p2fp">
+            <w:hyperlink w:history="1" r:id="rIdbt3nnkrtuggdt7qns3i2h">
               <w:r>
                 <w:rPr>
                   <w:rFonts w:ascii="Arial" w:cs="Arial" w:eastAsia="Arial" w:hAnsi="Arial"/>
@@ -25213,7 +25797,7 @@
             <w:pPr>
               <w:spacing w:after="20" w:before="0"/>
             </w:pPr>
-            <w:hyperlink w:history="1" r:id="rIdpcsrqfjrqrqjqrdidn8zz">
+            <w:hyperlink w:history="1" r:id="rIdoxfdo1ok8-7hdqa8hlqtd">
               <w:r>
                 <w:rPr>
                   <w:rFonts w:ascii="Arial" w:cs="Arial" w:eastAsia="Arial" w:hAnsi="Arial"/>
@@ -25246,7 +25830,7 @@
               <w:spacing w:after="10" w:before="0"/>
               <w:ind w:left="120"/>
             </w:pPr>
-            <w:hyperlink w:history="1" r:id="rIdaj7lvlybz6e4oxaaxlzom">
+            <w:hyperlink w:history="1" r:id="rIdrilbebk-ks2vw5cyfepi3">
               <w:r>
                 <w:rPr>
                   <w:rFonts w:ascii="Arial" w:cs="Arial" w:eastAsia="Arial" w:hAnsi="Arial"/>
@@ -25291,7 +25875,7 @@
             <w:pPr>
               <w:spacing w:after="20" w:before="0"/>
             </w:pPr>
-            <w:hyperlink w:history="1" r:id="rIdx4_8ss95ax3jkylcglacg">
+            <w:hyperlink w:history="1" r:id="rIdf_roy123ileo6tohlt8uk">
               <w:r>
                 <w:rPr>
                   <w:rFonts w:ascii="Arial" w:cs="Arial" w:eastAsia="Arial" w:hAnsi="Arial"/>
@@ -25324,7 +25908,7 @@
               <w:spacing w:after="10" w:before="0"/>
               <w:ind w:left="120"/>
             </w:pPr>
-            <w:hyperlink w:history="1" r:id="rId5hpfcixphujxakha5sxge">
+            <w:hyperlink w:history="1" r:id="rIdcgt5ewf0_4pgsopkytans">
               <w:r>
                 <w:rPr>
                   <w:rFonts w:ascii="Arial" w:cs="Arial" w:eastAsia="Arial" w:hAnsi="Arial"/>
@@ -26048,6 +26632,65 @@
         </w:tc>
       </w:tr>
     </w:tbl>
+    <w:p>
+      <w:pPr>
+        <w:pBdr>
+          <w:top w:val="single" w:color="BBBBBB" w:sz="4" w:space="4"/>
+        </w:pBdr>
+        <w:spacing w:after="0" w:before="160"/>
+      </w:pPr>
+      <w:r>
+        <w:rPr>
+          <w:rFonts w:ascii="Arial" w:cs="Arial" w:eastAsia="Arial" w:hAnsi="Arial"/>
+          <w:color w:val="666666"/>
+          <w:sz w:val="14"/>
+          <w:szCs w:val="14"/>
+        </w:rPr>
+        <w:t xml:space="preserve">© 2026 SeaVuria and ARES. Aligned with KICD objectives. Developed by SeaVuria; technical implementation by ARES (with AI assistance from Claude). Licensed under </w:t>
+      </w:r>
+      <w:hyperlink w:history="1" r:id="rIdgiko9m5bw7qf23vkza4gr">
+        <w:r>
+          <w:rPr>
+            <w:rFonts w:ascii="Arial" w:cs="Arial" w:eastAsia="Arial" w:hAnsi="Arial"/>
+            <w:color w:val="1F6B75"/>
+            <w:sz w:val="14"/>
+            <w:szCs w:val="14"/>
+            <w:u w:val="single" w:color="1F6B75"/>
+          </w:rPr>
+          <w:t xml:space="preserve">CC BY-NC 4.0</w:t>
+        </w:r>
+      </w:hyperlink>
+      <w:r>
+        <w:rPr>
+          <w:rFonts w:ascii="Arial" w:cs="Arial" w:eastAsia="Arial" w:hAnsi="Arial"/>
+          <w:color w:val="666666"/>
+          <w:sz w:val="14"/>
+          <w:szCs w:val="14"/>
+        </w:rPr>
+        <w:t xml:space="preserve"> (</w:t>
+      </w:r>
+      <w:hyperlink w:history="1" r:id="rIdm_h9jwrplumqt6ppfma5e">
+        <w:r>
+          <w:rPr>
+            <w:rFonts w:ascii="Arial" w:cs="Arial" w:eastAsia="Arial" w:hAnsi="Arial"/>
+            <w:color w:val="1F6B75"/>
+            <w:sz w:val="14"/>
+            <w:szCs w:val="14"/>
+            <w:u w:val="single" w:color="1F6B75"/>
+          </w:rPr>
+          <w:t xml:space="preserve">https://creativecommons.org/licenses/by-nc/4.0/</w:t>
+        </w:r>
+      </w:hyperlink>
+      <w:r>
+        <w:rPr>
+          <w:rFonts w:ascii="Arial" w:cs="Arial" w:eastAsia="Arial" w:hAnsi="Arial"/>
+          <w:color w:val="666666"/>
+          <w:sz w:val="14"/>
+          <w:szCs w:val="14"/>
+        </w:rPr>
+        <w:t xml:space="preserve">).</w:t>
+      </w:r>
+    </w:p>
     <w:p>
       <w:r>
         <w:br w:type="page"/>

--- a/data/outputs/v2/Physics/SS1.4_Energy,_Work,_Power_and_Machines/Physics_Energy,_Work,_Power_and_Machines_CBE_LessonSequence.docx
+++ b/data/outputs/v2/Physics/SS1.4_Energy,_Work,_Power_and_Machines/Physics_Energy,_Work,_Power_and_Machines_CBE_LessonSequence.docx
@@ -38,6 +38,2298 @@
           <w:szCs w:val="22"/>
         </w:rPr>
         <w:t xml:space="preserve">CBE Phenomenon-Driven Lesson Sequence — Sub-Strand 1.4 (8 Lessons)</w:t>
+      </w:r>
+    </w:p>
+    <w:p>
+      <w:pPr>
+        <w:spacing w:after="120"/>
+      </w:pPr>
+      <w:r>
+        <w:t xml:space="preserve"/>
+      </w:r>
+    </w:p>
+    <w:tbl>
+      <w:tblPr>
+        <w:tblW w:type="dxa" w:w="13680"/>
+        <w:tblBorders>
+          <w:top w:val="single" w:color="AAAAAA" w:sz="4"/>
+          <w:left w:val="single" w:color="AAAAAA" w:sz="4"/>
+          <w:bottom w:val="single" w:color="AAAAAA" w:sz="4"/>
+          <w:right w:val="single" w:color="AAAAAA" w:sz="4"/>
+          <w:insideH w:val="single" w:color="auto" w:sz="4"/>
+          <w:insideV w:val="single" w:color="auto" w:sz="4"/>
+        </w:tblBorders>
+        <w:tblLayout w:type="fixed"/>
+      </w:tblPr>
+      <w:tblGrid>
+        <w:gridCol w:w="3000"/>
+        <w:gridCol w:w="10680"/>
+      </w:tblGrid>
+      <w:tr>
+        <w:tc>
+          <w:tcPr>
+            <w:tcW w:type="dxa" w:w="13680"/>
+            <w:gridSpan w:val="2"/>
+            <w:shd w:fill="1F3864" w:color="auto" w:val="clear"/>
+            <w:tcMar>
+              <w:top w:type="dxa" w:w="60"/>
+              <w:left w:type="dxa" w:w="120"/>
+              <w:bottom w:type="dxa" w:w="60"/>
+              <w:right w:type="dxa" w:w="120"/>
+            </w:tcMar>
+            <w:vAlign w:val="top"/>
+          </w:tcPr>
+          <w:p>
+            <w:pPr>
+              <w:spacing w:after="40" w:before="0"/>
+              <w:jc w:val="center"/>
+            </w:pPr>
+            <w:r>
+              <w:rPr>
+                <w:rFonts w:ascii="Arial" w:cs="Arial" w:eastAsia="Arial" w:hAnsi="Arial"/>
+                <w:b/>
+                <w:bCs/>
+                <w:i w:val="false"/>
+                <w:iCs w:val="false"/>
+                <w:color w:val="FFFFFF"/>
+                <w:sz w:val="22"/>
+                <w:szCs w:val="22"/>
+              </w:rPr>
+              <w:t xml:space="preserve">SUB-STRAND OVERVIEW</w:t>
+            </w:r>
+          </w:p>
+        </w:tc>
+      </w:tr>
+      <w:tr>
+        <w:tc>
+          <w:tcPr>
+            <w:tcW w:type="dxa" w:w="3000"/>
+            <w:shd w:fill="D5E8F0" w:color="auto" w:val="clear"/>
+            <w:tcMar>
+              <w:top w:type="dxa" w:w="60"/>
+              <w:left w:type="dxa" w:w="120"/>
+              <w:bottom w:type="dxa" w:w="60"/>
+              <w:right w:type="dxa" w:w="120"/>
+            </w:tcMar>
+            <w:vAlign w:val="top"/>
+          </w:tcPr>
+          <w:p>
+            <w:pPr>
+              <w:spacing w:after="40" w:before="0"/>
+              <w:jc w:val="left"/>
+            </w:pPr>
+            <w:r>
+              <w:rPr>
+                <w:rFonts w:ascii="Arial" w:cs="Arial" w:eastAsia="Arial" w:hAnsi="Arial"/>
+                <w:b/>
+                <w:bCs/>
+                <w:i w:val="false"/>
+                <w:iCs w:val="false"/>
+                <w:color w:val="000000"/>
+                <w:sz w:val="18"/>
+                <w:szCs w:val="18"/>
+              </w:rPr>
+              <w:t xml:space="preserve">Grade Level</w:t>
+            </w:r>
+          </w:p>
+        </w:tc>
+        <w:tc>
+          <w:tcPr>
+            <w:tcW w:type="dxa" w:w="10680"/>
+            <w:shd w:fill="FFFFFF" w:color="auto" w:val="clear"/>
+            <w:tcMar>
+              <w:top w:type="dxa" w:w="60"/>
+              <w:left w:type="dxa" w:w="120"/>
+              <w:bottom w:type="dxa" w:w="60"/>
+              <w:right w:type="dxa" w:w="120"/>
+            </w:tcMar>
+            <w:vAlign w:val="top"/>
+          </w:tcPr>
+          <w:p>
+            <w:pPr>
+              <w:spacing w:after="40" w:before="0"/>
+              <w:jc w:val="left"/>
+            </w:pPr>
+            <w:r>
+              <w:rPr>
+                <w:rFonts w:ascii="Arial" w:cs="Arial" w:eastAsia="Arial" w:hAnsi="Arial"/>
+                <w:b w:val="false"/>
+                <w:bCs w:val="false"/>
+                <w:i w:val="false"/>
+                <w:iCs w:val="false"/>
+                <w:color w:val="000000"/>
+                <w:sz w:val="18"/>
+                <w:szCs w:val="18"/>
+              </w:rPr>
+              <w:t xml:space="preserve">10</w:t>
+            </w:r>
+          </w:p>
+        </w:tc>
+      </w:tr>
+      <w:tr>
+        <w:tc>
+          <w:tcPr>
+            <w:tcW w:type="dxa" w:w="3000"/>
+            <w:shd w:fill="D5E8F0" w:color="auto" w:val="clear"/>
+            <w:tcMar>
+              <w:top w:type="dxa" w:w="60"/>
+              <w:left w:type="dxa" w:w="120"/>
+              <w:bottom w:type="dxa" w:w="60"/>
+              <w:right w:type="dxa" w:w="120"/>
+            </w:tcMar>
+            <w:vAlign w:val="top"/>
+          </w:tcPr>
+          <w:p>
+            <w:pPr>
+              <w:spacing w:after="40" w:before="0"/>
+              <w:jc w:val="left"/>
+            </w:pPr>
+            <w:r>
+              <w:rPr>
+                <w:rFonts w:ascii="Arial" w:cs="Arial" w:eastAsia="Arial" w:hAnsi="Arial"/>
+                <w:b/>
+                <w:bCs/>
+                <w:i w:val="false"/>
+                <w:iCs w:val="false"/>
+                <w:color w:val="000000"/>
+                <w:sz w:val="18"/>
+                <w:szCs w:val="18"/>
+              </w:rPr>
+              <w:t xml:space="preserve">Subject</w:t>
+            </w:r>
+          </w:p>
+        </w:tc>
+        <w:tc>
+          <w:tcPr>
+            <w:tcW w:type="dxa" w:w="10680"/>
+            <w:shd w:fill="FFFFFF" w:color="auto" w:val="clear"/>
+            <w:tcMar>
+              <w:top w:type="dxa" w:w="60"/>
+              <w:left w:type="dxa" w:w="120"/>
+              <w:bottom w:type="dxa" w:w="60"/>
+              <w:right w:type="dxa" w:w="120"/>
+            </w:tcMar>
+            <w:vAlign w:val="top"/>
+          </w:tcPr>
+          <w:p>
+            <w:pPr>
+              <w:spacing w:after="40" w:before="0"/>
+              <w:jc w:val="left"/>
+            </w:pPr>
+            <w:r>
+              <w:rPr>
+                <w:rFonts w:ascii="Arial" w:cs="Arial" w:eastAsia="Arial" w:hAnsi="Arial"/>
+                <w:b w:val="false"/>
+                <w:bCs w:val="false"/>
+                <w:i w:val="false"/>
+                <w:iCs w:val="false"/>
+                <w:color w:val="000000"/>
+                <w:sz w:val="18"/>
+                <w:szCs w:val="18"/>
+              </w:rPr>
+              <w:t xml:space="preserve">Physics</w:t>
+            </w:r>
+          </w:p>
+        </w:tc>
+      </w:tr>
+      <w:tr>
+        <w:tc>
+          <w:tcPr>
+            <w:tcW w:type="dxa" w:w="3000"/>
+            <w:shd w:fill="D5E8F0" w:color="auto" w:val="clear"/>
+            <w:tcMar>
+              <w:top w:type="dxa" w:w="60"/>
+              <w:left w:type="dxa" w:w="120"/>
+              <w:bottom w:type="dxa" w:w="60"/>
+              <w:right w:type="dxa" w:w="120"/>
+            </w:tcMar>
+            <w:vAlign w:val="top"/>
+          </w:tcPr>
+          <w:p>
+            <w:pPr>
+              <w:spacing w:after="40" w:before="0"/>
+              <w:jc w:val="left"/>
+            </w:pPr>
+            <w:r>
+              <w:rPr>
+                <w:rFonts w:ascii="Arial" w:cs="Arial" w:eastAsia="Arial" w:hAnsi="Arial"/>
+                <w:b/>
+                <w:bCs/>
+                <w:i w:val="false"/>
+                <w:iCs w:val="false"/>
+                <w:color w:val="000000"/>
+                <w:sz w:val="18"/>
+                <w:szCs w:val="18"/>
+              </w:rPr>
+              <w:t xml:space="preserve">Strand</w:t>
+            </w:r>
+          </w:p>
+        </w:tc>
+        <w:tc>
+          <w:tcPr>
+            <w:tcW w:type="dxa" w:w="10680"/>
+            <w:shd w:fill="FFFFFF" w:color="auto" w:val="clear"/>
+            <w:tcMar>
+              <w:top w:type="dxa" w:w="60"/>
+              <w:left w:type="dxa" w:w="120"/>
+              <w:bottom w:type="dxa" w:w="60"/>
+              <w:right w:type="dxa" w:w="120"/>
+            </w:tcMar>
+            <w:vAlign w:val="top"/>
+          </w:tcPr>
+          <w:p>
+            <w:pPr>
+              <w:spacing w:after="40" w:before="0"/>
+              <w:jc w:val="left"/>
+            </w:pPr>
+            <w:r>
+              <w:rPr>
+                <w:rFonts w:ascii="Arial" w:cs="Arial" w:eastAsia="Arial" w:hAnsi="Arial"/>
+                <w:b w:val="false"/>
+                <w:bCs w:val="false"/>
+                <w:i w:val="false"/>
+                <w:iCs w:val="false"/>
+                <w:color w:val="000000"/>
+                <w:sz w:val="18"/>
+                <w:szCs w:val="18"/>
+              </w:rPr>
+              <w:t xml:space="preserve">Strand 1.0: Mechanics and Thermal Physics</w:t>
+            </w:r>
+          </w:p>
+        </w:tc>
+      </w:tr>
+      <w:tr>
+        <w:tc>
+          <w:tcPr>
+            <w:tcW w:type="dxa" w:w="3000"/>
+            <w:shd w:fill="D5E8F0" w:color="auto" w:val="clear"/>
+            <w:tcMar>
+              <w:top w:type="dxa" w:w="60"/>
+              <w:left w:type="dxa" w:w="120"/>
+              <w:bottom w:type="dxa" w:w="60"/>
+              <w:right w:type="dxa" w:w="120"/>
+            </w:tcMar>
+            <w:vAlign w:val="top"/>
+          </w:tcPr>
+          <w:p>
+            <w:pPr>
+              <w:spacing w:after="40" w:before="0"/>
+              <w:jc w:val="left"/>
+            </w:pPr>
+            <w:r>
+              <w:rPr>
+                <w:rFonts w:ascii="Arial" w:cs="Arial" w:eastAsia="Arial" w:hAnsi="Arial"/>
+                <w:b/>
+                <w:bCs/>
+                <w:i w:val="false"/>
+                <w:iCs w:val="false"/>
+                <w:color w:val="000000"/>
+                <w:sz w:val="18"/>
+                <w:szCs w:val="18"/>
+              </w:rPr>
+              <w:t xml:space="preserve">Sub-Strand</w:t>
+            </w:r>
+          </w:p>
+        </w:tc>
+        <w:tc>
+          <w:tcPr>
+            <w:tcW w:type="dxa" w:w="10680"/>
+            <w:shd w:fill="FFFFFF" w:color="auto" w:val="clear"/>
+            <w:tcMar>
+              <w:top w:type="dxa" w:w="60"/>
+              <w:left w:type="dxa" w:w="120"/>
+              <w:bottom w:type="dxa" w:w="60"/>
+              <w:right w:type="dxa" w:w="120"/>
+            </w:tcMar>
+            <w:vAlign w:val="top"/>
+          </w:tcPr>
+          <w:p>
+            <w:pPr>
+              <w:spacing w:after="40" w:before="0"/>
+              <w:jc w:val="left"/>
+            </w:pPr>
+            <w:r>
+              <w:rPr>
+                <w:rFonts w:ascii="Arial" w:cs="Arial" w:eastAsia="Arial" w:hAnsi="Arial"/>
+                <w:b w:val="false"/>
+                <w:bCs w:val="false"/>
+                <w:i w:val="false"/>
+                <w:iCs w:val="false"/>
+                <w:color w:val="000000"/>
+                <w:sz w:val="18"/>
+                <w:szCs w:val="18"/>
+              </w:rPr>
+              <w:t xml:space="preserve">Sub-Strand 1.6: Energy, Work, Power and Machines</w:t>
+            </w:r>
+          </w:p>
+        </w:tc>
+      </w:tr>
+      <w:tr>
+        <w:tc>
+          <w:tcPr>
+            <w:tcW w:type="dxa" w:w="3000"/>
+            <w:shd w:fill="D5E8F0" w:color="auto" w:val="clear"/>
+            <w:tcMar>
+              <w:top w:type="dxa" w:w="60"/>
+              <w:left w:type="dxa" w:w="120"/>
+              <w:bottom w:type="dxa" w:w="60"/>
+              <w:right w:type="dxa" w:w="120"/>
+            </w:tcMar>
+            <w:vAlign w:val="top"/>
+          </w:tcPr>
+          <w:p>
+            <w:pPr>
+              <w:spacing w:after="40" w:before="0"/>
+              <w:jc w:val="left"/>
+            </w:pPr>
+            <w:r>
+              <w:rPr>
+                <w:rFonts w:ascii="Arial" w:cs="Arial" w:eastAsia="Arial" w:hAnsi="Arial"/>
+                <w:b/>
+                <w:bCs/>
+                <w:i w:val="false"/>
+                <w:iCs w:val="false"/>
+                <w:color w:val="000000"/>
+                <w:sz w:val="18"/>
+                <w:szCs w:val="18"/>
+              </w:rPr>
+              <w:t xml:space="preserve">Total Duration</w:t>
+            </w:r>
+          </w:p>
+        </w:tc>
+        <w:tc>
+          <w:tcPr>
+            <w:tcW w:type="dxa" w:w="10680"/>
+            <w:shd w:fill="FFFFFF" w:color="auto" w:val="clear"/>
+            <w:tcMar>
+              <w:top w:type="dxa" w:w="60"/>
+              <w:left w:type="dxa" w:w="120"/>
+              <w:bottom w:type="dxa" w:w="60"/>
+              <w:right w:type="dxa" w:w="120"/>
+            </w:tcMar>
+            <w:vAlign w:val="top"/>
+          </w:tcPr>
+          <w:p>
+            <w:pPr>
+              <w:spacing w:after="40" w:before="0"/>
+              <w:jc w:val="left"/>
+            </w:pPr>
+            <w:r>
+              <w:rPr>
+                <w:rFonts w:ascii="Arial" w:cs="Arial" w:eastAsia="Arial" w:hAnsi="Arial"/>
+                <w:b w:val="false"/>
+                <w:bCs w:val="false"/>
+                <w:i w:val="false"/>
+                <w:iCs w:val="false"/>
+                <w:color w:val="000000"/>
+                <w:sz w:val="18"/>
+                <w:szCs w:val="18"/>
+              </w:rPr>
+              <w:t xml:space="preserve">8 lessons × 40 minutes = 320 minutes total</w:t>
+            </w:r>
+          </w:p>
+        </w:tc>
+      </w:tr>
+      <w:tr>
+        <w:tc>
+          <w:tcPr>
+            <w:tcW w:type="dxa" w:w="3000"/>
+            <w:shd w:fill="D5E8F0" w:color="auto" w:val="clear"/>
+            <w:tcMar>
+              <w:top w:type="dxa" w:w="60"/>
+              <w:left w:type="dxa" w:w="120"/>
+              <w:bottom w:type="dxa" w:w="60"/>
+              <w:right w:type="dxa" w:w="120"/>
+            </w:tcMar>
+            <w:vAlign w:val="top"/>
+          </w:tcPr>
+          <w:p>
+            <w:pPr>
+              <w:spacing w:after="40" w:before="0"/>
+              <w:jc w:val="left"/>
+            </w:pPr>
+            <w:r>
+              <w:rPr>
+                <w:rFonts w:ascii="Arial" w:cs="Arial" w:eastAsia="Arial" w:hAnsi="Arial"/>
+                <w:b/>
+                <w:bCs/>
+                <w:i w:val="false"/>
+                <w:iCs w:val="false"/>
+                <w:color w:val="000000"/>
+                <w:sz w:val="18"/>
+                <w:szCs w:val="18"/>
+              </w:rPr>
+              <w:t xml:space="preserve">Sub-Strand Content</w:t>
+            </w:r>
+          </w:p>
+        </w:tc>
+        <w:tc>
+          <w:tcPr>
+            <w:tcW w:type="dxa" w:w="10680"/>
+            <w:shd w:fill="FFFFFF" w:color="auto" w:val="clear"/>
+            <w:tcMar>
+              <w:top w:type="dxa" w:w="60"/>
+              <w:left w:type="dxa" w:w="120"/>
+              <w:bottom w:type="dxa" w:w="60"/>
+              <w:right w:type="dxa" w:w="120"/>
+            </w:tcMar>
+            <w:vAlign w:val="top"/>
+          </w:tcPr>
+          <w:p>
+            <w:pPr>
+              <w:spacing w:after="30" w:before="0"/>
+              <w:ind w:left="360" w:hanging="180"/>
+              <w:jc w:val="left"/>
+            </w:pPr>
+            <w:r>
+              <w:rPr>
+                <w:rFonts w:ascii="Arial" w:cs="Arial" w:eastAsia="Arial" w:hAnsi="Arial"/>
+                <w:b w:val="false"/>
+                <w:bCs w:val="false"/>
+                <w:i w:val="false"/>
+                <w:iCs w:val="false"/>
+                <w:color w:val="000000"/>
+                <w:sz w:val="18"/>
+                <w:szCs w:val="18"/>
+              </w:rPr>
+              <w:t xml:space="preserve">–  Forms of energy: kinetic energy and gravitational potential energy (definitions, formulae, and calculations)</w:t>
+            </w:r>
+          </w:p>
+          <w:p>
+            <w:pPr>
+              <w:spacing w:after="30" w:before="0"/>
+              <w:ind w:left="360" w:hanging="180"/>
+              <w:jc w:val="left"/>
+            </w:pPr>
+            <w:r>
+              <w:rPr>
+                <w:rFonts w:ascii="Arial" w:cs="Arial" w:eastAsia="Arial" w:hAnsi="Arial"/>
+                <w:b w:val="false"/>
+                <w:bCs w:val="false"/>
+                <w:i w:val="false"/>
+                <w:iCs w:val="false"/>
+                <w:color w:val="000000"/>
+                <w:sz w:val="18"/>
+                <w:szCs w:val="18"/>
+              </w:rPr>
+              <w:t xml:space="preserve">–  Conservation of mechanical energy: transformation between kinetic and potential energy in closed systems</w:t>
+            </w:r>
+          </w:p>
+          <w:p>
+            <w:pPr>
+              <w:spacing w:after="30" w:before="0"/>
+              <w:ind w:left="360" w:hanging="180"/>
+              <w:jc w:val="left"/>
+            </w:pPr>
+            <w:r>
+              <w:rPr>
+                <w:rFonts w:ascii="Arial" w:cs="Arial" w:eastAsia="Arial" w:hAnsi="Arial"/>
+                <w:b w:val="false"/>
+                <w:bCs w:val="false"/>
+                <w:i w:val="false"/>
+                <w:iCs w:val="false"/>
+                <w:color w:val="000000"/>
+                <w:sz w:val="18"/>
+                <w:szCs w:val="18"/>
+              </w:rPr>
+              <w:t xml:space="preserve">–  Work: definition, formula (W = Fd cosθ), positive work, negative work, and zero work</w:t>
+            </w:r>
+          </w:p>
+          <w:p>
+            <w:pPr>
+              <w:spacing w:after="30" w:before="0"/>
+              <w:ind w:left="360" w:hanging="180"/>
+              <w:jc w:val="left"/>
+            </w:pPr>
+            <w:r>
+              <w:rPr>
+                <w:rFonts w:ascii="Arial" w:cs="Arial" w:eastAsia="Arial" w:hAnsi="Arial"/>
+                <w:b w:val="false"/>
+                <w:bCs w:val="false"/>
+                <w:i w:val="false"/>
+                <w:iCs w:val="false"/>
+                <w:color w:val="000000"/>
+                <w:sz w:val="18"/>
+                <w:szCs w:val="18"/>
+              </w:rPr>
+              <w:t xml:space="preserve">–  Work done against friction: energy losses and heat generation in real-world systems</w:t>
+            </w:r>
+          </w:p>
+          <w:p>
+            <w:pPr>
+              <w:spacing w:after="30" w:before="0"/>
+              <w:ind w:left="360" w:hanging="180"/>
+              <w:jc w:val="left"/>
+            </w:pPr>
+            <w:r>
+              <w:rPr>
+                <w:rFonts w:ascii="Arial" w:cs="Arial" w:eastAsia="Arial" w:hAnsi="Arial"/>
+                <w:b w:val="false"/>
+                <w:bCs w:val="false"/>
+                <w:i w:val="false"/>
+                <w:iCs w:val="false"/>
+                <w:color w:val="000000"/>
+                <w:sz w:val="18"/>
+                <w:szCs w:val="18"/>
+              </w:rPr>
+              <w:t xml:space="preserve">–  Power: definition, formula (P = W/t), units (watts, kilowatts), and everyday applications</w:t>
+            </w:r>
+          </w:p>
+          <w:p>
+            <w:pPr>
+              <w:spacing w:after="30" w:before="0"/>
+              <w:ind w:left="360" w:hanging="180"/>
+              <w:jc w:val="left"/>
+            </w:pPr>
+            <w:r>
+              <w:rPr>
+                <w:rFonts w:ascii="Arial" w:cs="Arial" w:eastAsia="Arial" w:hAnsi="Arial"/>
+                <w:b w:val="false"/>
+                <w:bCs w:val="false"/>
+                <w:i w:val="false"/>
+                <w:iCs w:val="false"/>
+                <w:color w:val="000000"/>
+                <w:sz w:val="18"/>
+                <w:szCs w:val="18"/>
+              </w:rPr>
+              <w:t xml:space="preserve">–  Simple machines: types (lever, pulley, inclined plane, wheel and axle, screw, wedge) and their functions</w:t>
+            </w:r>
+          </w:p>
+          <w:p>
+            <w:pPr>
+              <w:spacing w:after="30" w:before="0"/>
+              <w:ind w:left="360" w:hanging="180"/>
+              <w:jc w:val="left"/>
+            </w:pPr>
+            <w:r>
+              <w:rPr>
+                <w:rFonts w:ascii="Arial" w:cs="Arial" w:eastAsia="Arial" w:hAnsi="Arial"/>
+                <w:b w:val="false"/>
+                <w:bCs w:val="false"/>
+                <w:i w:val="false"/>
+                <w:iCs w:val="false"/>
+                <w:color w:val="000000"/>
+                <w:sz w:val="18"/>
+                <w:szCs w:val="18"/>
+              </w:rPr>
+              <w:t xml:space="preserve">–  Mechanical advantage (MA), velocity ratio (VR), and efficiency of machines</w:t>
+            </w:r>
+          </w:p>
+          <w:p>
+            <w:pPr>
+              <w:spacing w:after="30" w:before="0"/>
+              <w:ind w:left="360" w:hanging="180"/>
+              <w:jc w:val="left"/>
+            </w:pPr>
+            <w:r>
+              <w:rPr>
+                <w:rFonts w:ascii="Arial" w:cs="Arial" w:eastAsia="Arial" w:hAnsi="Arial"/>
+                <w:b w:val="false"/>
+                <w:bCs w:val="false"/>
+                <w:i w:val="false"/>
+                <w:iCs w:val="false"/>
+                <w:color w:val="000000"/>
+                <w:sz w:val="18"/>
+                <w:szCs w:val="18"/>
+              </w:rPr>
+              <w:t xml:space="preserve">–  Applications of simple machines in Kenyan agriculture, construction, and transport contexts</w:t>
+            </w:r>
+          </w:p>
+        </w:tc>
+      </w:tr>
+      <w:tr>
+        <w:tc>
+          <w:tcPr>
+            <w:tcW w:type="dxa" w:w="3000"/>
+            <w:shd w:fill="D5E8F0" w:color="auto" w:val="clear"/>
+            <w:tcMar>
+              <w:top w:type="dxa" w:w="60"/>
+              <w:left w:type="dxa" w:w="120"/>
+              <w:bottom w:type="dxa" w:w="60"/>
+              <w:right w:type="dxa" w:w="120"/>
+            </w:tcMar>
+            <w:vAlign w:val="top"/>
+          </w:tcPr>
+          <w:p>
+            <w:pPr>
+              <w:spacing w:after="40" w:before="0"/>
+              <w:jc w:val="left"/>
+            </w:pPr>
+            <w:r>
+              <w:rPr>
+                <w:rFonts w:ascii="Arial" w:cs="Arial" w:eastAsia="Arial" w:hAnsi="Arial"/>
+                <w:b/>
+                <w:bCs/>
+                <w:i w:val="false"/>
+                <w:iCs w:val="false"/>
+                <w:color w:val="000000"/>
+                <w:sz w:val="18"/>
+                <w:szCs w:val="18"/>
+              </w:rPr>
+              <w:t xml:space="preserve">Learning Outcomes</w:t>
+            </w:r>
+          </w:p>
+        </w:tc>
+        <w:tc>
+          <w:tcPr>
+            <w:tcW w:type="dxa" w:w="10680"/>
+            <w:shd w:fill="FFFFFF" w:color="auto" w:val="clear"/>
+            <w:tcMar>
+              <w:top w:type="dxa" w:w="60"/>
+              <w:left w:type="dxa" w:w="120"/>
+              <w:bottom w:type="dxa" w:w="60"/>
+              <w:right w:type="dxa" w:w="120"/>
+            </w:tcMar>
+            <w:vAlign w:val="top"/>
+          </w:tcPr>
+          <w:p>
+            <w:pPr>
+              <w:spacing w:after="40" w:before="0"/>
+              <w:jc w:val="left"/>
+            </w:pPr>
+            <w:r>
+              <w:rPr>
+                <w:rFonts w:ascii="Arial" w:cs="Arial" w:eastAsia="Arial" w:hAnsi="Arial"/>
+                <w:b w:val="false"/>
+                <w:bCs w:val="false"/>
+                <w:i w:val="false"/>
+                <w:iCs w:val="false"/>
+                <w:color w:val="000000"/>
+                <w:sz w:val="18"/>
+                <w:szCs w:val="18"/>
+              </w:rPr>
+              <w:t xml:space="preserve">By the end of the sub-strand, the learner should be able to:</w:t>
+            </w:r>
+          </w:p>
+          <w:p>
+            <w:pPr>
+              <w:spacing w:after="40" w:before="0"/>
+              <w:jc w:val="left"/>
+            </w:pPr>
+            <w:r>
+              <w:rPr>
+                <w:rFonts w:ascii="Arial" w:cs="Arial" w:eastAsia="Arial" w:hAnsi="Arial"/>
+                <w:b w:val="false"/>
+                <w:bCs w:val="false"/>
+                <w:i w:val="false"/>
+                <w:iCs w:val="false"/>
+                <w:color w:val="000000"/>
+                <w:sz w:val="18"/>
+                <w:szCs w:val="18"/>
+              </w:rPr>
+              <w:t xml:space="preserve">a) define kinetic energy and gravitational potential energy and apply their formulae to solve numerical problems,</w:t>
+            </w:r>
+          </w:p>
+          <w:p>
+            <w:pPr>
+              <w:spacing w:after="40" w:before="0"/>
+              <w:jc w:val="left"/>
+            </w:pPr>
+            <w:r>
+              <w:rPr>
+                <w:rFonts w:ascii="Arial" w:cs="Arial" w:eastAsia="Arial" w:hAnsi="Arial"/>
+                <w:b w:val="false"/>
+                <w:bCs w:val="false"/>
+                <w:i w:val="false"/>
+                <w:iCs w:val="false"/>
+                <w:color w:val="000000"/>
+                <w:sz w:val="18"/>
+                <w:szCs w:val="18"/>
+              </w:rPr>
+              <w:t xml:space="preserve">b) explain the principle of conservation of mechanical energy and demonstrate energy transformations between kinetic and potential forms,</w:t>
+            </w:r>
+          </w:p>
+          <w:p>
+            <w:pPr>
+              <w:spacing w:after="40" w:before="0"/>
+              <w:jc w:val="left"/>
+            </w:pPr>
+            <w:r>
+              <w:rPr>
+                <w:rFonts w:ascii="Arial" w:cs="Arial" w:eastAsia="Arial" w:hAnsi="Arial"/>
+                <w:b w:val="false"/>
+                <w:bCs w:val="false"/>
+                <w:i w:val="false"/>
+                <w:iCs w:val="false"/>
+                <w:color w:val="000000"/>
+                <w:sz w:val="18"/>
+                <w:szCs w:val="18"/>
+              </w:rPr>
+              <w:t xml:space="preserve">c) define work, state its SI unit, and calculate work done including cases of positive, negative, and zero work,</w:t>
+            </w:r>
+          </w:p>
+          <w:p>
+            <w:pPr>
+              <w:spacing w:after="40" w:before="0"/>
+              <w:jc w:val="left"/>
+            </w:pPr>
+            <w:r>
+              <w:rPr>
+                <w:rFonts w:ascii="Arial" w:cs="Arial" w:eastAsia="Arial" w:hAnsi="Arial"/>
+                <w:b w:val="false"/>
+                <w:bCs w:val="false"/>
+                <w:i w:val="false"/>
+                <w:iCs w:val="false"/>
+                <w:color w:val="000000"/>
+                <w:sz w:val="18"/>
+                <w:szCs w:val="18"/>
+              </w:rPr>
+              <w:t xml:space="preserve">d) calculate work done against friction and explain how friction leads to energy dissipation as heat,</w:t>
+            </w:r>
+          </w:p>
+          <w:p>
+            <w:pPr>
+              <w:spacing w:after="40" w:before="0"/>
+              <w:jc w:val="left"/>
+            </w:pPr>
+            <w:r>
+              <w:rPr>
+                <w:rFonts w:ascii="Arial" w:cs="Arial" w:eastAsia="Arial" w:hAnsi="Arial"/>
+                <w:b w:val="false"/>
+                <w:bCs w:val="false"/>
+                <w:i w:val="false"/>
+                <w:iCs w:val="false"/>
+                <w:color w:val="000000"/>
+                <w:sz w:val="18"/>
+                <w:szCs w:val="18"/>
+              </w:rPr>
+              <w:t xml:space="preserve">e) define power, state its SI unit, and solve problems involving power in everyday contexts such as Kenyan athletes running and water pumping,</w:t>
+            </w:r>
+          </w:p>
+          <w:p>
+            <w:pPr>
+              <w:spacing w:after="40" w:before="0"/>
+              <w:jc w:val="left"/>
+            </w:pPr>
+            <w:r>
+              <w:rPr>
+                <w:rFonts w:ascii="Arial" w:cs="Arial" w:eastAsia="Arial" w:hAnsi="Arial"/>
+                <w:b w:val="false"/>
+                <w:bCs w:val="false"/>
+                <w:i w:val="false"/>
+                <w:iCs w:val="false"/>
+                <w:color w:val="000000"/>
+                <w:sz w:val="18"/>
+                <w:szCs w:val="18"/>
+              </w:rPr>
+              <w:t xml:space="preserve">f) identify and describe the types of simple machines and explain how they make work easier,</w:t>
+            </w:r>
+          </w:p>
+          <w:p>
+            <w:pPr>
+              <w:spacing w:after="40" w:before="0"/>
+              <w:jc w:val="left"/>
+            </w:pPr>
+            <w:r>
+              <w:rPr>
+                <w:rFonts w:ascii="Arial" w:cs="Arial" w:eastAsia="Arial" w:hAnsi="Arial"/>
+                <w:b w:val="false"/>
+                <w:bCs w:val="false"/>
+                <w:i w:val="false"/>
+                <w:iCs w:val="false"/>
+                <w:color w:val="000000"/>
+                <w:sz w:val="18"/>
+                <w:szCs w:val="18"/>
+              </w:rPr>
+              <w:t xml:space="preserve">g) calculate the mechanical advantage, velocity ratio, and efficiency of simple machines,</w:t>
+            </w:r>
+          </w:p>
+          <w:p>
+            <w:pPr>
+              <w:spacing w:after="40" w:before="0"/>
+              <w:jc w:val="left"/>
+            </w:pPr>
+            <w:r>
+              <w:rPr>
+                <w:rFonts w:ascii="Arial" w:cs="Arial" w:eastAsia="Arial" w:hAnsi="Arial"/>
+                <w:b w:val="false"/>
+                <w:bCs w:val="false"/>
+                <w:i w:val="false"/>
+                <w:iCs w:val="false"/>
+                <w:color w:val="000000"/>
+                <w:sz w:val="18"/>
+                <w:szCs w:val="18"/>
+              </w:rPr>
+              <w:t xml:space="preserve">h) appreciate the role of energy, work, power, and machines in solving real-world problems in Kenyan society.</w:t>
+            </w:r>
+          </w:p>
+        </w:tc>
+      </w:tr>
+      <w:tr>
+        <w:tc>
+          <w:tcPr>
+            <w:tcW w:type="dxa" w:w="3000"/>
+            <w:shd w:fill="D5E8F0" w:color="auto" w:val="clear"/>
+            <w:tcMar>
+              <w:top w:type="dxa" w:w="60"/>
+              <w:left w:type="dxa" w:w="120"/>
+              <w:bottom w:type="dxa" w:w="60"/>
+              <w:right w:type="dxa" w:w="120"/>
+            </w:tcMar>
+            <w:vAlign w:val="top"/>
+          </w:tcPr>
+          <w:p>
+            <w:pPr>
+              <w:spacing w:after="40" w:before="0"/>
+              <w:jc w:val="left"/>
+            </w:pPr>
+            <w:r>
+              <w:rPr>
+                <w:rFonts w:ascii="Arial" w:cs="Arial" w:eastAsia="Arial" w:hAnsi="Arial"/>
+                <w:b/>
+                <w:bCs/>
+                <w:i w:val="false"/>
+                <w:iCs w:val="false"/>
+                <w:color w:val="000000"/>
+                <w:sz w:val="18"/>
+                <w:szCs w:val="18"/>
+              </w:rPr>
+              <w:t xml:space="preserve">Core Competencies</w:t>
+            </w:r>
+          </w:p>
+        </w:tc>
+        <w:tc>
+          <w:tcPr>
+            <w:tcW w:type="dxa" w:w="10680"/>
+            <w:shd w:fill="FFFFFF" w:color="auto" w:val="clear"/>
+            <w:tcMar>
+              <w:top w:type="dxa" w:w="60"/>
+              <w:left w:type="dxa" w:w="120"/>
+              <w:bottom w:type="dxa" w:w="60"/>
+              <w:right w:type="dxa" w:w="120"/>
+            </w:tcMar>
+            <w:vAlign w:val="top"/>
+          </w:tcPr>
+          <w:p>
+            <w:pPr>
+              <w:spacing w:after="30" w:before="0"/>
+              <w:ind w:left="360" w:hanging="180"/>
+              <w:jc w:val="left"/>
+            </w:pPr>
+            <w:r>
+              <w:rPr>
+                <w:rFonts w:ascii="Arial" w:cs="Arial" w:eastAsia="Arial" w:hAnsi="Arial"/>
+                <w:b w:val="false"/>
+                <w:bCs w:val="false"/>
+                <w:i w:val="false"/>
+                <w:iCs w:val="false"/>
+                <w:color w:val="000000"/>
+                <w:sz w:val="18"/>
+                <w:szCs w:val="18"/>
+              </w:rPr>
+              <w:t xml:space="preserve">–  Communication and Collaboration: Learners work in groups to investigate simple machines (e.g., constructing a model lever or pulley using locally available materials) and present their findings on mechanical advantage and efficiency to the class, embracing teamwork and shared decision-making.</w:t>
+            </w:r>
+          </w:p>
+          <w:p>
+            <w:pPr>
+              <w:spacing w:after="30" w:before="0"/>
+              <w:ind w:left="360" w:hanging="180"/>
+              <w:jc w:val="left"/>
+            </w:pPr>
+            <w:r>
+              <w:rPr>
+                <w:rFonts w:ascii="Arial" w:cs="Arial" w:eastAsia="Arial" w:hAnsi="Arial"/>
+                <w:b w:val="false"/>
+                <w:bCs w:val="false"/>
+                <w:i w:val="false"/>
+                <w:iCs w:val="false"/>
+                <w:color w:val="000000"/>
+                <w:sz w:val="18"/>
+                <w:szCs w:val="18"/>
+              </w:rPr>
+              <w:t xml:space="preserve">–  Critical Thinking and Problem Solving: Learners analyse energy transformation scenarios (e.g., a maize grain falling from a grain store in Kitale) and solve multi-step numerical problems involving work, power, KE, PE, and machine efficiency.</w:t>
+            </w:r>
+          </w:p>
+          <w:p>
+            <w:pPr>
+              <w:spacing w:after="30" w:before="0"/>
+              <w:ind w:left="360" w:hanging="180"/>
+              <w:jc w:val="left"/>
+            </w:pPr>
+            <w:r>
+              <w:rPr>
+                <w:rFonts w:ascii="Arial" w:cs="Arial" w:eastAsia="Arial" w:hAnsi="Arial"/>
+                <w:b w:val="false"/>
+                <w:bCs w:val="false"/>
+                <w:i w:val="false"/>
+                <w:iCs w:val="false"/>
+                <w:color w:val="000000"/>
+                <w:sz w:val="18"/>
+                <w:szCs w:val="18"/>
+              </w:rPr>
+              <w:t xml:space="preserve">–  Learning to Learn: Learners use PhET simulations (Energy Skate Park, Pendulum Lab) and Khan Academy interactive exercises to independently consolidate understanding of energy conservation and power, practising self-directed knowledge construction.</w:t>
+            </w:r>
+          </w:p>
+          <w:p>
+            <w:pPr>
+              <w:spacing w:after="30" w:before="0"/>
+              <w:ind w:left="360" w:hanging="180"/>
+              <w:jc w:val="left"/>
+            </w:pPr>
+            <w:r>
+              <w:rPr>
+                <w:rFonts w:ascii="Arial" w:cs="Arial" w:eastAsia="Arial" w:hAnsi="Arial"/>
+                <w:b w:val="false"/>
+                <w:bCs w:val="false"/>
+                <w:i w:val="false"/>
+                <w:iCs w:val="false"/>
+                <w:color w:val="000000"/>
+                <w:sz w:val="18"/>
+                <w:szCs w:val="18"/>
+              </w:rPr>
+              <w:t xml:space="preserve">–  Digital Literacy: Learners interact with PhET simulations, LabXchange modules, and YouTube videos on energy transformations and simple machines, developing competence in using digital tools for science learning.</w:t>
+            </w:r>
+          </w:p>
+          <w:p>
+            <w:pPr>
+              <w:spacing w:after="30" w:before="0"/>
+              <w:ind w:left="360" w:hanging="180"/>
+              <w:jc w:val="left"/>
+            </w:pPr>
+            <w:r>
+              <w:rPr>
+                <w:rFonts w:ascii="Arial" w:cs="Arial" w:eastAsia="Arial" w:hAnsi="Arial"/>
+                <w:b w:val="false"/>
+                <w:bCs w:val="false"/>
+                <w:i w:val="false"/>
+                <w:iCs w:val="false"/>
+                <w:color w:val="000000"/>
+                <w:sz w:val="18"/>
+                <w:szCs w:val="18"/>
+              </w:rPr>
+              <w:t xml:space="preserve">–  Creativity and Imagination: Learners design and build simple machines from locally sourced materials (e.g., a wheelbarrow model or an inclined plane using planks) to creatively solve a given load-lifting challenge in the school environment.</w:t>
+            </w:r>
+          </w:p>
+        </w:tc>
+      </w:tr>
+      <w:tr>
+        <w:tc>
+          <w:tcPr>
+            <w:tcW w:type="dxa" w:w="3000"/>
+            <w:shd w:fill="E2EFDA" w:color="auto" w:val="clear"/>
+            <w:tcMar>
+              <w:top w:type="dxa" w:w="60"/>
+              <w:left w:type="dxa" w:w="120"/>
+              <w:bottom w:type="dxa" w:w="60"/>
+              <w:right w:type="dxa" w:w="120"/>
+            </w:tcMar>
+            <w:vAlign w:val="top"/>
+          </w:tcPr>
+          <w:p>
+            <w:pPr>
+              <w:spacing w:after="40" w:before="0"/>
+              <w:jc w:val="left"/>
+            </w:pPr>
+            <w:r>
+              <w:rPr>
+                <w:rFonts w:ascii="Arial" w:cs="Arial" w:eastAsia="Arial" w:hAnsi="Arial"/>
+                <w:b/>
+                <w:bCs/>
+                <w:i w:val="false"/>
+                <w:iCs w:val="false"/>
+                <w:color w:val="000000"/>
+                <w:sz w:val="18"/>
+                <w:szCs w:val="18"/>
+              </w:rPr>
+              <w:t xml:space="preserve">Core Values</w:t>
+            </w:r>
+          </w:p>
+        </w:tc>
+        <w:tc>
+          <w:tcPr>
+            <w:tcW w:type="dxa" w:w="10680"/>
+            <w:shd w:fill="FFFFFF" w:color="auto" w:val="clear"/>
+            <w:tcMar>
+              <w:top w:type="dxa" w:w="60"/>
+              <w:left w:type="dxa" w:w="120"/>
+              <w:bottom w:type="dxa" w:w="60"/>
+              <w:right w:type="dxa" w:w="120"/>
+            </w:tcMar>
+            <w:vAlign w:val="top"/>
+          </w:tcPr>
+          <w:p>
+            <w:pPr>
+              <w:spacing w:after="30" w:before="0"/>
+              <w:ind w:left="360" w:hanging="180"/>
+              <w:jc w:val="left"/>
+            </w:pPr>
+            <w:r>
+              <w:rPr>
+                <w:rFonts w:ascii="Arial" w:cs="Arial" w:eastAsia="Arial" w:hAnsi="Arial"/>
+                <w:b w:val="false"/>
+                <w:bCs w:val="false"/>
+                <w:i w:val="false"/>
+                <w:iCs w:val="false"/>
+                <w:color w:val="000000"/>
+                <w:sz w:val="18"/>
+                <w:szCs w:val="18"/>
+              </w:rPr>
+              <w:t xml:space="preserve">–  Responsibility: Learners take ownership of their roles during group investigations of simple machines and energy experiments, ensuring accurate data collection and honest reporting of results.</w:t>
+            </w:r>
+          </w:p>
+          <w:p>
+            <w:pPr>
+              <w:spacing w:after="30" w:before="0"/>
+              <w:ind w:left="360" w:hanging="180"/>
+              <w:jc w:val="left"/>
+            </w:pPr>
+            <w:r>
+              <w:rPr>
+                <w:rFonts w:ascii="Arial" w:cs="Arial" w:eastAsia="Arial" w:hAnsi="Arial"/>
+                <w:b w:val="false"/>
+                <w:bCs w:val="false"/>
+                <w:i w:val="false"/>
+                <w:iCs w:val="false"/>
+                <w:color w:val="000000"/>
+                <w:sz w:val="18"/>
+                <w:szCs w:val="18"/>
+              </w:rPr>
+              <w:t xml:space="preserve">–  Respect: Learners demonstrate open-mindedness and appreciation for diverse approaches when peer groups present different machine designs and efficiency calculations.</w:t>
+            </w:r>
+          </w:p>
+          <w:p>
+            <w:pPr>
+              <w:spacing w:after="30" w:before="0"/>
+              <w:ind w:left="360" w:hanging="180"/>
+              <w:jc w:val="left"/>
+            </w:pPr>
+            <w:r>
+              <w:rPr>
+                <w:rFonts w:ascii="Arial" w:cs="Arial" w:eastAsia="Arial" w:hAnsi="Arial"/>
+                <w:b w:val="false"/>
+                <w:bCs w:val="false"/>
+                <w:i w:val="false"/>
+                <w:iCs w:val="false"/>
+                <w:color w:val="000000"/>
+                <w:sz w:val="18"/>
+                <w:szCs w:val="18"/>
+              </w:rPr>
+              <w:t xml:space="preserve">–  Unity: Learners collaborate across different backgrounds and abilities during hands-on machine-building activities, recognising that collective effort produces better outcomes — mirroring how community members in Kenyan villages cooperate to use pulleys and levers on construction projects.</w:t>
+            </w:r>
+          </w:p>
+          <w:p>
+            <w:pPr>
+              <w:spacing w:after="30" w:before="0"/>
+              <w:ind w:left="360" w:hanging="180"/>
+              <w:jc w:val="left"/>
+            </w:pPr>
+            <w:r>
+              <w:rPr>
+                <w:rFonts w:ascii="Arial" w:cs="Arial" w:eastAsia="Arial" w:hAnsi="Arial"/>
+                <w:b w:val="false"/>
+                <w:bCs w:val="false"/>
+                <w:i w:val="false"/>
+                <w:iCs w:val="false"/>
+                <w:color w:val="000000"/>
+                <w:sz w:val="18"/>
+                <w:szCs w:val="18"/>
+              </w:rPr>
+              <w:t xml:space="preserve">–  Social Justice: Learners examine how access to simple machines and energy-saving technologies can reduce the physical burden on women and children who carry heavy loads in rural Kenya, connecting physics to equity concerns.</w:t>
+            </w:r>
+          </w:p>
+        </w:tc>
+      </w:tr>
+      <w:tr>
+        <w:tc>
+          <w:tcPr>
+            <w:tcW w:type="dxa" w:w="3000"/>
+            <w:shd w:fill="D5E8F0" w:color="auto" w:val="clear"/>
+            <w:tcMar>
+              <w:top w:type="dxa" w:w="60"/>
+              <w:left w:type="dxa" w:w="120"/>
+              <w:bottom w:type="dxa" w:w="60"/>
+              <w:right w:type="dxa" w:w="120"/>
+            </w:tcMar>
+            <w:vAlign w:val="top"/>
+          </w:tcPr>
+          <w:p>
+            <w:pPr>
+              <w:spacing w:after="40" w:before="0"/>
+              <w:jc w:val="left"/>
+            </w:pPr>
+            <w:r>
+              <w:rPr>
+                <w:rFonts w:ascii="Arial" w:cs="Arial" w:eastAsia="Arial" w:hAnsi="Arial"/>
+                <w:b/>
+                <w:bCs/>
+                <w:i w:val="false"/>
+                <w:iCs w:val="false"/>
+                <w:color w:val="000000"/>
+                <w:sz w:val="18"/>
+                <w:szCs w:val="18"/>
+              </w:rPr>
+              <w:t xml:space="preserve">Science &amp; Engineering Practices</w:t>
+            </w:r>
+          </w:p>
+        </w:tc>
+        <w:tc>
+          <w:tcPr>
+            <w:tcW w:type="dxa" w:w="10680"/>
+            <w:shd w:fill="FFFFFF" w:color="auto" w:val="clear"/>
+            <w:tcMar>
+              <w:top w:type="dxa" w:w="60"/>
+              <w:left w:type="dxa" w:w="120"/>
+              <w:bottom w:type="dxa" w:w="60"/>
+              <w:right w:type="dxa" w:w="120"/>
+            </w:tcMar>
+            <w:vAlign w:val="top"/>
+          </w:tcPr>
+          <w:p>
+            <w:pPr>
+              <w:spacing w:after="30" w:before="0"/>
+              <w:ind w:left="360" w:hanging="180"/>
+              <w:jc w:val="left"/>
+            </w:pPr>
+            <w:r>
+              <w:rPr>
+                <w:rFonts w:ascii="Arial" w:cs="Arial" w:eastAsia="Arial" w:hAnsi="Arial"/>
+                <w:b w:val="false"/>
+                <w:bCs w:val="false"/>
+                <w:i w:val="false"/>
+                <w:iCs w:val="false"/>
+                <w:color w:val="000000"/>
+                <w:sz w:val="18"/>
+                <w:szCs w:val="18"/>
+              </w:rPr>
+              <w:t xml:space="preserve">–  Asking Questions and Defining Problems: Learners generate investigable questions from the anchoring phenomenon (e.g., "Why does the jua kali mechanic use a long-handled spanner rather than a short one?") and refine them into testable problems about force, distance, and work.</w:t>
+            </w:r>
+          </w:p>
+          <w:p>
+            <w:pPr>
+              <w:spacing w:after="30" w:before="0"/>
+              <w:ind w:left="360" w:hanging="180"/>
+              <w:jc w:val="left"/>
+            </w:pPr>
+            <w:r>
+              <w:rPr>
+                <w:rFonts w:ascii="Arial" w:cs="Arial" w:eastAsia="Arial" w:hAnsi="Arial"/>
+                <w:b w:val="false"/>
+                <w:bCs w:val="false"/>
+                <w:i w:val="false"/>
+                <w:iCs w:val="false"/>
+                <w:color w:val="000000"/>
+                <w:sz w:val="18"/>
+                <w:szCs w:val="18"/>
+              </w:rPr>
+              <w:t xml:space="preserve">–  Planning and Carrying Out Investigations: Learners design and conduct experiments to measure the mechanical advantage and efficiency of a pulley system or inclined plane using spring balances, rulers, and locally sourced loads (e.g., bags of sand or stones).</w:t>
+            </w:r>
+          </w:p>
+          <w:p>
+            <w:pPr>
+              <w:spacing w:after="30" w:before="0"/>
+              <w:ind w:left="360" w:hanging="180"/>
+              <w:jc w:val="left"/>
+            </w:pPr>
+            <w:r>
+              <w:rPr>
+                <w:rFonts w:ascii="Arial" w:cs="Arial" w:eastAsia="Arial" w:hAnsi="Arial"/>
+                <w:b w:val="false"/>
+                <w:bCs w:val="false"/>
+                <w:i w:val="false"/>
+                <w:iCs w:val="false"/>
+                <w:color w:val="000000"/>
+                <w:sz w:val="18"/>
+                <w:szCs w:val="18"/>
+              </w:rPr>
+              <w:t xml:space="preserve">–  Analysing and Interpreting Data: Learners record force and distance data from machine experiments, calculate MA, VR, and efficiency, plot graphs (e.g., load vs. effort), and identify patterns and sources of energy loss.</w:t>
+            </w:r>
+          </w:p>
+          <w:p>
+            <w:pPr>
+              <w:spacing w:after="30" w:before="0"/>
+              <w:ind w:left="360" w:hanging="180"/>
+              <w:jc w:val="left"/>
+            </w:pPr>
+            <w:r>
+              <w:rPr>
+                <w:rFonts w:ascii="Arial" w:cs="Arial" w:eastAsia="Arial" w:hAnsi="Arial"/>
+                <w:b w:val="false"/>
+                <w:bCs w:val="false"/>
+                <w:i w:val="false"/>
+                <w:iCs w:val="false"/>
+                <w:color w:val="000000"/>
+                <w:sz w:val="18"/>
+                <w:szCs w:val="18"/>
+              </w:rPr>
+              <w:t xml:space="preserve">–  Using Mathematics and Computational Thinking: Learners apply formulae for KE, PE, W, P, MA, VR, and efficiency in structured and open-ended numerical problems set in Kenyan contexts (e.g., a farmer in Kericho lifting tea bales using a pulley).</w:t>
+            </w:r>
+          </w:p>
+          <w:p>
+            <w:pPr>
+              <w:spacing w:after="30" w:before="0"/>
+              <w:ind w:left="360" w:hanging="180"/>
+              <w:jc w:val="left"/>
+            </w:pPr>
+            <w:r>
+              <w:rPr>
+                <w:rFonts w:ascii="Arial" w:cs="Arial" w:eastAsia="Arial" w:hAnsi="Arial"/>
+                <w:b w:val="false"/>
+                <w:bCs w:val="false"/>
+                <w:i w:val="false"/>
+                <w:iCs w:val="false"/>
+                <w:color w:val="000000"/>
+                <w:sz w:val="18"/>
+                <w:szCs w:val="18"/>
+              </w:rPr>
+              <w:t xml:space="preserve">–  Constructing Explanations: Learners construct written and oral explanations of why machines cannot be 100% efficient by referencing friction and energy dissipation observed in their investigations.</w:t>
+            </w:r>
+          </w:p>
+          <w:p>
+            <w:pPr>
+              <w:spacing w:after="30" w:before="0"/>
+              <w:ind w:left="360" w:hanging="180"/>
+              <w:jc w:val="left"/>
+            </w:pPr>
+            <w:r>
+              <w:rPr>
+                <w:rFonts w:ascii="Arial" w:cs="Arial" w:eastAsia="Arial" w:hAnsi="Arial"/>
+                <w:b w:val="false"/>
+                <w:bCs w:val="false"/>
+                <w:i w:val="false"/>
+                <w:iCs w:val="false"/>
+                <w:color w:val="000000"/>
+                <w:sz w:val="18"/>
+                <w:szCs w:val="18"/>
+              </w:rPr>
+              <w:t xml:space="preserve">–  Obtaining, Evaluating, and Communicating Information: Learners evaluate video demonstrations (YouTube), PhET simulations, and LabXchange modules, then communicate their understanding through model diagrams, summary tables, and class presentations.</w:t>
+            </w:r>
+          </w:p>
+        </w:tc>
+      </w:tr>
+      <w:tr>
+        <w:tc>
+          <w:tcPr>
+            <w:tcW w:type="dxa" w:w="3000"/>
+            <w:shd w:fill="FCE4D6" w:color="auto" w:val="clear"/>
+            <w:tcMar>
+              <w:top w:type="dxa" w:w="60"/>
+              <w:left w:type="dxa" w:w="120"/>
+              <w:bottom w:type="dxa" w:w="60"/>
+              <w:right w:type="dxa" w:w="120"/>
+            </w:tcMar>
+            <w:vAlign w:val="top"/>
+          </w:tcPr>
+          <w:p>
+            <w:pPr>
+              <w:spacing w:after="40" w:before="0"/>
+              <w:jc w:val="left"/>
+            </w:pPr>
+            <w:r>
+              <w:rPr>
+                <w:rFonts w:ascii="Arial" w:cs="Arial" w:eastAsia="Arial" w:hAnsi="Arial"/>
+                <w:b/>
+                <w:bCs/>
+                <w:i w:val="false"/>
+                <w:iCs w:val="false"/>
+                <w:color w:val="000000"/>
+                <w:sz w:val="18"/>
+                <w:szCs w:val="18"/>
+              </w:rPr>
+              <w:t xml:space="preserve">Pertinent &amp; Contemporary Issues (PCIs)</w:t>
+            </w:r>
+          </w:p>
+        </w:tc>
+        <w:tc>
+          <w:tcPr>
+            <w:tcW w:type="dxa" w:w="10680"/>
+            <w:shd w:fill="FFFFFF" w:color="auto" w:val="clear"/>
+            <w:tcMar>
+              <w:top w:type="dxa" w:w="60"/>
+              <w:left w:type="dxa" w:w="120"/>
+              <w:bottom w:type="dxa" w:w="60"/>
+              <w:right w:type="dxa" w:w="120"/>
+            </w:tcMar>
+            <w:vAlign w:val="top"/>
+          </w:tcPr>
+          <w:p>
+            <w:pPr>
+              <w:spacing w:after="30" w:before="0"/>
+              <w:ind w:left="360" w:hanging="180"/>
+              <w:jc w:val="left"/>
+            </w:pPr>
+            <w:r>
+              <w:rPr>
+                <w:rFonts w:ascii="Arial" w:cs="Arial" w:eastAsia="Arial" w:hAnsi="Arial"/>
+                <w:b w:val="false"/>
+                <w:bCs w:val="false"/>
+                <w:i w:val="false"/>
+                <w:iCs w:val="false"/>
+                <w:color w:val="000000"/>
+                <w:sz w:val="18"/>
+                <w:szCs w:val="18"/>
+              </w:rPr>
+              <w:t xml:space="preserve">–  Life Skills Education (LSE) — Health and Physical Activity: Learners connect the concept of power to human physical exertion, exploring how Kenyan athletes such as marathon runners (e.g., Eliud Kipchoge) generate mechanical power and how energy efficiency relates to physical fitness and healthy lifestyles.</w:t>
+            </w:r>
+          </w:p>
+          <w:p>
+            <w:pPr>
+              <w:spacing w:after="30" w:before="0"/>
+              <w:ind w:left="360" w:hanging="180"/>
+              <w:jc w:val="left"/>
+            </w:pPr>
+            <w:r>
+              <w:rPr>
+                <w:rFonts w:ascii="Arial" w:cs="Arial" w:eastAsia="Arial" w:hAnsi="Arial"/>
+                <w:b w:val="false"/>
+                <w:bCs w:val="false"/>
+                <w:i w:val="false"/>
+                <w:iCs w:val="false"/>
+                <w:color w:val="000000"/>
+                <w:sz w:val="18"/>
+                <w:szCs w:val="18"/>
+              </w:rPr>
+              <w:t xml:space="preserve">–  Environmental Education: Learners examine how energy losses due to friction and heat generation contribute to inefficiency, linking this to the importance of energy conservation in Kenya's context of rising electricity costs and the push for renewable energy sources.</w:t>
+            </w:r>
+          </w:p>
+          <w:p>
+            <w:pPr>
+              <w:spacing w:after="30" w:before="0"/>
+              <w:ind w:left="360" w:hanging="180"/>
+              <w:jc w:val="left"/>
+            </w:pPr>
+            <w:r>
+              <w:rPr>
+                <w:rFonts w:ascii="Arial" w:cs="Arial" w:eastAsia="Arial" w:hAnsi="Arial"/>
+                <w:b w:val="false"/>
+                <w:bCs w:val="false"/>
+                <w:i w:val="false"/>
+                <w:iCs w:val="false"/>
+                <w:color w:val="000000"/>
+                <w:sz w:val="18"/>
+                <w:szCs w:val="18"/>
+              </w:rPr>
+              <w:t xml:space="preserve">–  Financial Literacy: Learners calculate the cost implications of using machines of different efficiencies (e.g., comparing a manual water pump to an electric pump in a rural setting), developing awareness of economic decision-making linked to energy and power use.</w:t>
+            </w:r>
+          </w:p>
+          <w:p>
+            <w:pPr>
+              <w:spacing w:after="30" w:before="0"/>
+              <w:ind w:left="360" w:hanging="180"/>
+              <w:jc w:val="left"/>
+            </w:pPr>
+            <w:r>
+              <w:rPr>
+                <w:rFonts w:ascii="Arial" w:cs="Arial" w:eastAsia="Arial" w:hAnsi="Arial"/>
+                <w:b w:val="false"/>
+                <w:bCs w:val="false"/>
+                <w:i w:val="false"/>
+                <w:iCs w:val="false"/>
+                <w:color w:val="000000"/>
+                <w:sz w:val="18"/>
+                <w:szCs w:val="18"/>
+              </w:rPr>
+              <w:t xml:space="preserve">–  Gender Disparity: Learners discuss how simple machines can reduce the disproportionate physical burden borne by women and girls in Kenya (e.g., fetching water, grinding grain), exploring how technology and physics knowledge can promote gender equity in labour.</w:t>
+            </w:r>
+          </w:p>
+        </w:tc>
+      </w:tr>
+      <w:tr>
+        <w:tc>
+          <w:tcPr>
+            <w:tcW w:type="dxa" w:w="3000"/>
+            <w:shd w:fill="D9EEF1" w:color="auto" w:val="clear"/>
+            <w:tcMar>
+              <w:top w:type="dxa" w:w="60"/>
+              <w:left w:type="dxa" w:w="120"/>
+              <w:bottom w:type="dxa" w:w="60"/>
+              <w:right w:type="dxa" w:w="120"/>
+            </w:tcMar>
+            <w:vAlign w:val="top"/>
+          </w:tcPr>
+          <w:p>
+            <w:pPr>
+              <w:spacing w:after="40" w:before="0"/>
+              <w:jc w:val="left"/>
+            </w:pPr>
+            <w:r>
+              <w:rPr>
+                <w:rFonts w:ascii="Arial" w:cs="Arial" w:eastAsia="Arial" w:hAnsi="Arial"/>
+                <w:b/>
+                <w:bCs/>
+                <w:i w:val="false"/>
+                <w:iCs w:val="false"/>
+                <w:color w:val="000000"/>
+                <w:sz w:val="18"/>
+                <w:szCs w:val="18"/>
+              </w:rPr>
+              <w:t xml:space="preserve">Career Connections</w:t>
+            </w:r>
+          </w:p>
+        </w:tc>
+        <w:tc>
+          <w:tcPr>
+            <w:tcW w:type="dxa" w:w="10680"/>
+            <w:shd w:fill="FFFFFF" w:color="auto" w:val="clear"/>
+            <w:tcMar>
+              <w:top w:type="dxa" w:w="60"/>
+              <w:left w:type="dxa" w:w="120"/>
+              <w:bottom w:type="dxa" w:w="60"/>
+              <w:right w:type="dxa" w:w="120"/>
+            </w:tcMar>
+            <w:vAlign w:val="top"/>
+          </w:tcPr>
+          <w:p>
+            <w:pPr>
+              <w:spacing w:after="30" w:before="0"/>
+              <w:ind w:left="360" w:hanging="180"/>
+              <w:jc w:val="left"/>
+            </w:pPr>
+            <w:r>
+              <w:rPr>
+                <w:rFonts w:ascii="Arial" w:cs="Arial" w:eastAsia="Arial" w:hAnsi="Arial"/>
+                <w:b w:val="false"/>
+                <w:bCs w:val="false"/>
+                <w:i w:val="false"/>
+                <w:iCs w:val="false"/>
+                <w:color w:val="000000"/>
+                <w:sz w:val="18"/>
+                <w:szCs w:val="18"/>
+              </w:rPr>
+              <w:t xml:space="preserve">–  Mechanical Engineering: This sub-strand directly underpins the design and analysis of machines, engines, and mechanical systems used in Kenya's manufacturing and construction industries.</w:t>
+            </w:r>
+          </w:p>
+          <w:p>
+            <w:pPr>
+              <w:spacing w:after="30" w:before="0"/>
+              <w:ind w:left="360" w:hanging="180"/>
+              <w:jc w:val="left"/>
+            </w:pPr>
+            <w:r>
+              <w:rPr>
+                <w:rFonts w:ascii="Arial" w:cs="Arial" w:eastAsia="Arial" w:hAnsi="Arial"/>
+                <w:b w:val="false"/>
+                <w:bCs w:val="false"/>
+                <w:i w:val="false"/>
+                <w:iCs w:val="false"/>
+                <w:color w:val="000000"/>
+                <w:sz w:val="18"/>
+                <w:szCs w:val="18"/>
+              </w:rPr>
+              <w:t xml:space="preserve">–  Agricultural Engineering: Understanding simple machines, efficiency, and power is essential for designing and operating farm machinery such as ox-ploughs, grain mills, and irrigation pumps used across Kenya's Rift Valley and Central regions.</w:t>
+            </w:r>
+          </w:p>
+          <w:p>
+            <w:pPr>
+              <w:spacing w:after="30" w:before="0"/>
+              <w:ind w:left="360" w:hanging="180"/>
+              <w:jc w:val="left"/>
+            </w:pPr>
+            <w:r>
+              <w:rPr>
+                <w:rFonts w:ascii="Arial" w:cs="Arial" w:eastAsia="Arial" w:hAnsi="Arial"/>
+                <w:b w:val="false"/>
+                <w:bCs w:val="false"/>
+                <w:i w:val="false"/>
+                <w:iCs w:val="false"/>
+                <w:color w:val="000000"/>
+                <w:sz w:val="18"/>
+                <w:szCs w:val="18"/>
+              </w:rPr>
+              <w:t xml:space="preserve">–  Civil Engineering and Construction: Work, force, and machine principles apply directly to the use of cranes, pulleys, inclined planes, and levers on Kenyan construction sites.</w:t>
+            </w:r>
+          </w:p>
+          <w:p>
+            <w:pPr>
+              <w:spacing w:after="30" w:before="0"/>
+              <w:ind w:left="360" w:hanging="180"/>
+              <w:jc w:val="left"/>
+            </w:pPr>
+            <w:r>
+              <w:rPr>
+                <w:rFonts w:ascii="Arial" w:cs="Arial" w:eastAsia="Arial" w:hAnsi="Arial"/>
+                <w:b w:val="false"/>
+                <w:bCs w:val="false"/>
+                <w:i w:val="false"/>
+                <w:iCs w:val="false"/>
+                <w:color w:val="000000"/>
+                <w:sz w:val="18"/>
+                <w:szCs w:val="18"/>
+              </w:rPr>
+              <w:t xml:space="preserve">–  Sports Science and Physiotherapy: The concepts of kinetic energy, power, and work relate to biomechanics — informing training programmes for Kenyan athletes at institutions such as the High Altitude Training Centre in Iten.</w:t>
+            </w:r>
+          </w:p>
+          <w:p>
+            <w:pPr>
+              <w:spacing w:after="30" w:before="0"/>
+              <w:ind w:left="360" w:hanging="180"/>
+              <w:jc w:val="left"/>
+            </w:pPr>
+            <w:r>
+              <w:rPr>
+                <w:rFonts w:ascii="Arial" w:cs="Arial" w:eastAsia="Arial" w:hAnsi="Arial"/>
+                <w:b w:val="false"/>
+                <w:bCs w:val="false"/>
+                <w:i w:val="false"/>
+                <w:iCs w:val="false"/>
+                <w:color w:val="000000"/>
+                <w:sz w:val="18"/>
+                <w:szCs w:val="18"/>
+              </w:rPr>
+              <w:t xml:space="preserve">–  Renewable Energy Technology: Understanding energy transformation and power calculations is foundational for careers in solar, wind, and hydroelectric energy sectors — all of which are growing rapidly in Kenya.</w:t>
+            </w:r>
+          </w:p>
+          <w:p>
+            <w:pPr>
+              <w:spacing w:after="30" w:before="0"/>
+              <w:ind w:left="360" w:hanging="180"/>
+              <w:jc w:val="left"/>
+            </w:pPr>
+            <w:r>
+              <w:rPr>
+                <w:rFonts w:ascii="Arial" w:cs="Arial" w:eastAsia="Arial" w:hAnsi="Arial"/>
+                <w:b w:val="false"/>
+                <w:bCs w:val="false"/>
+                <w:i w:val="false"/>
+                <w:iCs w:val="false"/>
+                <w:color w:val="000000"/>
+                <w:sz w:val="18"/>
+                <w:szCs w:val="18"/>
+              </w:rPr>
+              <w:t xml:space="preserve">–  Physics Teaching: Mastery of core mechanics concepts equips learners to become physics educators, addressing the shortage of qualified science teachers in Kenyan secondary schools.</w:t>
+            </w:r>
+          </w:p>
+        </w:tc>
+      </w:tr>
+      <w:tr>
+        <w:tc>
+          <w:tcPr>
+            <w:tcW w:type="dxa" w:w="3000"/>
+            <w:shd w:fill="D5E8F0" w:color="auto" w:val="clear"/>
+            <w:tcMar>
+              <w:top w:type="dxa" w:w="60"/>
+              <w:left w:type="dxa" w:w="120"/>
+              <w:bottom w:type="dxa" w:w="60"/>
+              <w:right w:type="dxa" w:w="120"/>
+            </w:tcMar>
+            <w:vAlign w:val="top"/>
+          </w:tcPr>
+          <w:p>
+            <w:pPr>
+              <w:spacing w:after="40" w:before="0"/>
+              <w:jc w:val="left"/>
+            </w:pPr>
+            <w:r>
+              <w:rPr>
+                <w:rFonts w:ascii="Arial" w:cs="Arial" w:eastAsia="Arial" w:hAnsi="Arial"/>
+                <w:b/>
+                <w:bCs/>
+                <w:i w:val="false"/>
+                <w:iCs w:val="false"/>
+                <w:color w:val="000000"/>
+                <w:sz w:val="18"/>
+                <w:szCs w:val="18"/>
+              </w:rPr>
+              <w:t xml:space="preserve">Focus for Lessons</w:t>
+            </w:r>
+          </w:p>
+        </w:tc>
+        <w:tc>
+          <w:tcPr>
+            <w:tcW w:type="dxa" w:w="10680"/>
+            <w:shd w:fill="FFFFFF" w:color="auto" w:val="clear"/>
+            <w:tcMar>
+              <w:top w:type="dxa" w:w="60"/>
+              <w:left w:type="dxa" w:w="120"/>
+              <w:bottom w:type="dxa" w:w="60"/>
+              <w:right w:type="dxa" w:w="120"/>
+            </w:tcMar>
+            <w:vAlign w:val="top"/>
+          </w:tcPr>
+          <w:p>
+            <w:pPr>
+              <w:spacing w:after="40" w:before="0"/>
+              <w:jc w:val="left"/>
+            </w:pPr>
+            <w:r>
+              <w:rPr>
+                <w:rFonts w:ascii="Arial" w:cs="Arial" w:eastAsia="Arial" w:hAnsi="Arial"/>
+                <w:b w:val="false"/>
+                <w:bCs w:val="false"/>
+                <w:i w:val="false"/>
+                <w:iCs w:val="false"/>
+                <w:color w:val="000000"/>
+                <w:sz w:val="18"/>
+                <w:szCs w:val="18"/>
+              </w:rPr>
+              <w:t xml:space="preserve">This unit develops learners' understanding of mechanical energy (kinetic and potential), the principle of conservation of energy, and the concepts of work and power — building towards an analysis of how simple machines exploit these principles to make tasks easier in everyday Kenyan life. Learners engage with phenomena drawn from familiar local contexts — jua kali workshops, tea farms in Kericho, and athletes in Iten — to ground abstract physics principles in tangible, meaningful experiences. The pedagogical approach combines PhET simulations, LabXchange modules, Khan Academy practice, and hands-on machine investigations using locally available materials, culminating in a cumulative model that explains why no machine is perfectly efficient.</w:t>
+            </w:r>
+          </w:p>
+        </w:tc>
+      </w:tr>
+      <w:tr>
+        <w:tc>
+          <w:tcPr>
+            <w:tcW w:type="dxa" w:w="3000"/>
+            <w:shd w:fill="EAD1F5" w:color="auto" w:val="clear"/>
+            <w:tcMar>
+              <w:top w:type="dxa" w:w="60"/>
+              <w:left w:type="dxa" w:w="120"/>
+              <w:bottom w:type="dxa" w:w="60"/>
+              <w:right w:type="dxa" w:w="120"/>
+            </w:tcMar>
+            <w:vAlign w:val="top"/>
+          </w:tcPr>
+          <w:p>
+            <w:pPr>
+              <w:spacing w:after="40" w:before="0"/>
+              <w:jc w:val="left"/>
+            </w:pPr>
+            <w:r>
+              <w:rPr>
+                <w:rFonts w:ascii="Arial" w:cs="Arial" w:eastAsia="Arial" w:hAnsi="Arial"/>
+                <w:b/>
+                <w:bCs/>
+                <w:i w:val="false"/>
+                <w:iCs w:val="false"/>
+                <w:color w:val="000000"/>
+                <w:sz w:val="18"/>
+                <w:szCs w:val="18"/>
+              </w:rPr>
+              <w:t xml:space="preserve">Driving Question / Key Inquiry Questions</w:t>
+            </w:r>
+          </w:p>
+        </w:tc>
+        <w:tc>
+          <w:tcPr>
+            <w:tcW w:type="dxa" w:w="10680"/>
+            <w:shd w:fill="FFFFFF" w:color="auto" w:val="clear"/>
+            <w:tcMar>
+              <w:top w:type="dxa" w:w="60"/>
+              <w:left w:type="dxa" w:w="120"/>
+              <w:bottom w:type="dxa" w:w="60"/>
+              <w:right w:type="dxa" w:w="120"/>
+            </w:tcMar>
+            <w:vAlign w:val="top"/>
+          </w:tcPr>
+          <w:p>
+            <w:pPr>
+              <w:spacing w:after="40" w:before="0"/>
+              <w:jc w:val="left"/>
+            </w:pPr>
+            <w:r>
+              <w:rPr>
+                <w:rFonts w:ascii="Arial" w:cs="Arial" w:eastAsia="Arial" w:hAnsi="Arial"/>
+                <w:b w:val="false"/>
+                <w:bCs w:val="false"/>
+                <w:i w:val="false"/>
+                <w:iCs w:val="false"/>
+                <w:color w:val="000000"/>
+                <w:sz w:val="18"/>
+                <w:szCs w:val="18"/>
+              </w:rPr>
+              <w:t xml:space="preserve">DRIVING QUESTION: Why can a jua kali mechanic in Nairobi loosen a wheel nut effortlessly with a long spanner when a short one fails — and where does the energy go when friction makes the nut hot?</w:t>
+            </w:r>
+          </w:p>
+          <w:p>
+            <w:pPr>
+              <w:spacing w:after="40" w:before="0"/>
+              <w:jc w:val="left"/>
+            </w:pPr>
+            <w:r>
+              <w:rPr>
+                <w:rFonts w:ascii="Arial" w:cs="Arial" w:eastAsia="Arial" w:hAnsi="Arial"/>
+                <w:b w:val="false"/>
+                <w:bCs w:val="false"/>
+                <w:i w:val="false"/>
+                <w:iCs w:val="false"/>
+                <w:color w:val="000000"/>
+                <w:sz w:val="18"/>
+                <w:szCs w:val="18"/>
+              </w:rPr>
+              <w:t xml:space="preserve"/>
+            </w:r>
+          </w:p>
+          <w:p>
+            <w:pPr>
+              <w:spacing w:after="40" w:before="0"/>
+              <w:jc w:val="left"/>
+            </w:pPr>
+            <w:r>
+              <w:rPr>
+                <w:rFonts w:ascii="Arial" w:cs="Arial" w:eastAsia="Arial" w:hAnsi="Arial"/>
+                <w:b w:val="false"/>
+                <w:bCs w:val="false"/>
+                <w:i w:val="false"/>
+                <w:iCs w:val="false"/>
+                <w:color w:val="000000"/>
+                <w:sz w:val="18"/>
+                <w:szCs w:val="18"/>
+              </w:rPr>
+              <w:t xml:space="preserve">KICD KEY INQUIRY QUESTIONS:</w:t>
+            </w:r>
+          </w:p>
+          <w:p>
+            <w:pPr>
+              <w:spacing w:after="40" w:before="0"/>
+              <w:jc w:val="left"/>
+            </w:pPr>
+            <w:r>
+              <w:rPr>
+                <w:rFonts w:ascii="Arial" w:cs="Arial" w:eastAsia="Arial" w:hAnsi="Arial"/>
+                <w:b w:val="false"/>
+                <w:bCs w:val="false"/>
+                <w:i w:val="false"/>
+                <w:iCs w:val="false"/>
+                <w:color w:val="000000"/>
+                <w:sz w:val="18"/>
+                <w:szCs w:val="18"/>
+              </w:rPr>
+              <w:t xml:space="preserve">1. How is energy conserved and transformed in mechanical systems?</w:t>
+            </w:r>
+          </w:p>
+          <w:p>
+            <w:pPr>
+              <w:spacing w:after="40" w:before="0"/>
+              <w:jc w:val="left"/>
+            </w:pPr>
+            <w:r>
+              <w:rPr>
+                <w:rFonts w:ascii="Arial" w:cs="Arial" w:eastAsia="Arial" w:hAnsi="Arial"/>
+                <w:b w:val="false"/>
+                <w:bCs w:val="false"/>
+                <w:i w:val="false"/>
+                <w:iCs w:val="false"/>
+                <w:color w:val="000000"/>
+                <w:sz w:val="18"/>
+                <w:szCs w:val="18"/>
+              </w:rPr>
+              <w:t xml:space="preserve">2. How do simple machines make work easier without creating extra energy?</w:t>
+            </w:r>
+          </w:p>
+        </w:tc>
+      </w:tr>
+      <w:tr>
+        <w:tc>
+          <w:tcPr>
+            <w:tcW w:type="dxa" w:w="3000"/>
+            <w:shd w:fill="EAD1F5" w:color="auto" w:val="clear"/>
+            <w:tcMar>
+              <w:top w:type="dxa" w:w="60"/>
+              <w:left w:type="dxa" w:w="120"/>
+              <w:bottom w:type="dxa" w:w="60"/>
+              <w:right w:type="dxa" w:w="120"/>
+            </w:tcMar>
+            <w:vAlign w:val="top"/>
+          </w:tcPr>
+          <w:p>
+            <w:pPr>
+              <w:spacing w:after="40" w:before="0"/>
+              <w:jc w:val="left"/>
+            </w:pPr>
+            <w:r>
+              <w:rPr>
+                <w:rFonts w:ascii="Arial" w:cs="Arial" w:eastAsia="Arial" w:hAnsi="Arial"/>
+                <w:b/>
+                <w:bCs/>
+                <w:i w:val="false"/>
+                <w:iCs w:val="false"/>
+                <w:color w:val="000000"/>
+                <w:sz w:val="18"/>
+                <w:szCs w:val="18"/>
+              </w:rPr>
+              <w:t xml:space="preserve">Anchoring Phenomenon</w:t>
+            </w:r>
+          </w:p>
+        </w:tc>
+        <w:tc>
+          <w:tcPr>
+            <w:tcW w:type="dxa" w:w="10680"/>
+            <w:shd w:fill="FFFFFF" w:color="auto" w:val="clear"/>
+            <w:tcMar>
+              <w:top w:type="dxa" w:w="60"/>
+              <w:left w:type="dxa" w:w="120"/>
+              <w:bottom w:type="dxa" w:w="60"/>
+              <w:right w:type="dxa" w:w="120"/>
+            </w:tcMar>
+            <w:vAlign w:val="top"/>
+          </w:tcPr>
+          <w:p>
+            <w:pPr>
+              <w:spacing w:after="40" w:before="0"/>
+              <w:jc w:val="left"/>
+            </w:pPr>
+            <w:r>
+              <w:rPr>
+                <w:rFonts w:ascii="Arial" w:cs="Arial" w:eastAsia="Arial" w:hAnsi="Arial"/>
+                <w:b w:val="false"/>
+                <w:bCs w:val="false"/>
+                <w:i w:val="false"/>
+                <w:iCs w:val="false"/>
+                <w:color w:val="000000"/>
+                <w:sz w:val="18"/>
+                <w:szCs w:val="18"/>
+              </w:rPr>
+              <w:t xml:space="preserve">A jua kali (informal sector) mechanic in Gikomba market, Nairobi, is removing a stubborn wheel nut from a matatu using an extra-long spanner handle extended with a metal pipe. Despite pushing hard with a short spanner and failing, he succeeds effortlessly with the long extension. Meanwhile, a nearby apprentice notices that the wheel nut feels warm after several failed attempts with the short spanner. Students observe that: (1) the same nut is loosened with far less muscular effort when the spanner arm is made longer; and (2) energy seems to "disappear" as heat during the struggle. This is puzzling because: if the machine (the spanner-lever system) makes the job easier, where does the extra force come from? And if energy is conserved, why does the nut get hot and why can't we get more work out than we put in? These two intertwined mysteries — mechanical advantage and energy dissipation — anchor the entire unit's investigation into energy, work, power, and machines.</w:t>
+            </w:r>
+          </w:p>
+        </w:tc>
+      </w:tr>
+      <w:tr>
+        <w:tc>
+          <w:tcPr>
+            <w:tcW w:type="dxa" w:w="3000"/>
+            <w:shd w:fill="D9EEF1" w:color="auto" w:val="clear"/>
+            <w:tcMar>
+              <w:top w:type="dxa" w:w="60"/>
+              <w:left w:type="dxa" w:w="120"/>
+              <w:bottom w:type="dxa" w:w="60"/>
+              <w:right w:type="dxa" w:w="120"/>
+            </w:tcMar>
+            <w:vAlign w:val="top"/>
+          </w:tcPr>
+          <w:p>
+            <w:pPr>
+              <w:spacing w:after="40" w:before="0"/>
+              <w:jc w:val="left"/>
+            </w:pPr>
+            <w:r>
+              <w:rPr>
+                <w:rFonts w:ascii="Arial" w:cs="Arial" w:eastAsia="Arial" w:hAnsi="Arial"/>
+                <w:b/>
+                <w:bCs/>
+                <w:i w:val="false"/>
+                <w:iCs w:val="false"/>
+                <w:color w:val="000000"/>
+                <w:sz w:val="18"/>
+                <w:szCs w:val="18"/>
+              </w:rPr>
+              <w:t xml:space="preserve">Storyline Thread</w:t>
+            </w:r>
+          </w:p>
+        </w:tc>
+        <w:tc>
+          <w:tcPr>
+            <w:tcW w:type="dxa" w:w="10680"/>
+            <w:shd w:fill="FFFFFF" w:color="auto" w:val="clear"/>
+            <w:tcMar>
+              <w:top w:type="dxa" w:w="60"/>
+              <w:left w:type="dxa" w:w="120"/>
+              <w:bottom w:type="dxa" w:w="60"/>
+              <w:right w:type="dxa" w:w="120"/>
+            </w:tcMar>
+            <w:vAlign w:val="top"/>
+          </w:tcPr>
+          <w:p>
+            <w:pPr>
+              <w:spacing w:after="40" w:before="0"/>
+              <w:jc w:val="left"/>
+            </w:pPr>
+            <w:r>
+              <w:rPr>
+                <w:rFonts w:ascii="Arial" w:cs="Arial" w:eastAsia="Arial" w:hAnsi="Arial"/>
+                <w:b w:val="false"/>
+                <w:bCs w:val="false"/>
+                <w:i w:val="false"/>
+                <w:iCs w:val="false"/>
+                <w:color w:val="000000"/>
+                <w:sz w:val="18"/>
+                <w:szCs w:val="18"/>
+              </w:rPr>
+              <w:t xml:space="preserve">Lesson 1 — Kinetic Energy and Gravitational Potential Energy: Learners observe a video of a Kenyan athlete sprinting and a stone falling from a grain store roof in Kitale. They predict which has more energy and why, then derive KE = ½mv² and PE = mgh through guided inquiry using the PhET Energy Skate Park simulation. Students add their first "wonder" questions to the Driving Question Board (DQB).</w:t>
+            </w:r>
+          </w:p>
+          <w:p>
+            <w:pPr>
+              <w:spacing w:after="40" w:before="0"/>
+              <w:jc w:val="left"/>
+            </w:pPr>
+            <w:r>
+              <w:rPr>
+                <w:rFonts w:ascii="Arial" w:cs="Arial" w:eastAsia="Arial" w:hAnsi="Arial"/>
+                <w:b w:val="false"/>
+                <w:bCs w:val="false"/>
+                <w:i w:val="false"/>
+                <w:iCs w:val="false"/>
+                <w:color w:val="000000"/>
+                <w:sz w:val="18"/>
+                <w:szCs w:val="18"/>
+              </w:rPr>
+              <w:t xml:space="preserve"/>
+            </w:r>
+          </w:p>
+          <w:p>
+            <w:pPr>
+              <w:spacing w:after="40" w:before="0"/>
+              <w:jc w:val="left"/>
+            </w:pPr>
+            <w:r>
+              <w:rPr>
+                <w:rFonts w:ascii="Arial" w:cs="Arial" w:eastAsia="Arial" w:hAnsi="Arial"/>
+                <w:b w:val="false"/>
+                <w:bCs w:val="false"/>
+                <w:i w:val="false"/>
+                <w:iCs w:val="false"/>
+                <w:color w:val="000000"/>
+                <w:sz w:val="18"/>
+                <w:szCs w:val="18"/>
+              </w:rPr>
+              <w:t xml:space="preserve">Lesson 2 — Conservation of Mechanical Energy: Using the PhET Pendulum Lab and a YouTube pendulum-and-roller-coaster demonstration, learners investigate how KE and PE continuously interchange. They observe that the total mechanical energy remains constant in a frictionless system, building a class energy transformation model diagram. The DQB is updated: "But if energy is conserved, why does the wheel nut get hot?"</w:t>
+            </w:r>
+          </w:p>
+          <w:p>
+            <w:pPr>
+              <w:spacing w:after="40" w:before="0"/>
+              <w:jc w:val="left"/>
+            </w:pPr>
+            <w:r>
+              <w:rPr>
+                <w:rFonts w:ascii="Arial" w:cs="Arial" w:eastAsia="Arial" w:hAnsi="Arial"/>
+                <w:b w:val="false"/>
+                <w:bCs w:val="false"/>
+                <w:i w:val="false"/>
+                <w:iCs w:val="false"/>
+                <w:color w:val="000000"/>
+                <w:sz w:val="18"/>
+                <w:szCs w:val="18"/>
+              </w:rPr>
+              <w:t xml:space="preserve"/>
+            </w:r>
+          </w:p>
+          <w:p>
+            <w:pPr>
+              <w:spacing w:after="40" w:before="0"/>
+              <w:jc w:val="left"/>
+            </w:pPr>
+            <w:r>
+              <w:rPr>
+                <w:rFonts w:ascii="Arial" w:cs="Arial" w:eastAsia="Arial" w:hAnsi="Arial"/>
+                <w:b w:val="false"/>
+                <w:bCs w:val="false"/>
+                <w:i w:val="false"/>
+                <w:iCs w:val="false"/>
+                <w:color w:val="000000"/>
+                <w:sz w:val="18"/>
+                <w:szCs w:val="18"/>
+              </w:rPr>
+              <w:t xml:space="preserve">Lesson 3 — Work: Definition and Calculation: Learners are formally introduced to W = Fd cosθ. Through a structured activity (pushing a school desk across the classroom floor), they distinguish positive work (push in direction of motion), negative work (friction opposing motion), and zero work (carrying a bag horizontally). The jua kali spanner scenario is revisited: how much work does the mechanic do with the short vs. long handle?</w:t>
+            </w:r>
+          </w:p>
+          <w:p>
+            <w:pPr>
+              <w:spacing w:after="40" w:before="0"/>
+              <w:jc w:val="left"/>
+            </w:pPr>
+            <w:r>
+              <w:rPr>
+                <w:rFonts w:ascii="Arial" w:cs="Arial" w:eastAsia="Arial" w:hAnsi="Arial"/>
+                <w:b w:val="false"/>
+                <w:bCs w:val="false"/>
+                <w:i w:val="false"/>
+                <w:iCs w:val="false"/>
+                <w:color w:val="000000"/>
+                <w:sz w:val="18"/>
+                <w:szCs w:val="18"/>
+              </w:rPr>
+              <w:t xml:space="preserve"/>
+            </w:r>
+          </w:p>
+          <w:p>
+            <w:pPr>
+              <w:spacing w:after="40" w:before="0"/>
+              <w:jc w:val="left"/>
+            </w:pPr>
+            <w:r>
+              <w:rPr>
+                <w:rFonts w:ascii="Arial" w:cs="Arial" w:eastAsia="Arial" w:hAnsi="Arial"/>
+                <w:b w:val="false"/>
+                <w:bCs w:val="false"/>
+                <w:i w:val="false"/>
+                <w:iCs w:val="false"/>
+                <w:color w:val="000000"/>
+                <w:sz w:val="18"/>
+                <w:szCs w:val="18"/>
+              </w:rPr>
+              <w:t xml:space="preserve">Lesson 4 — Work Done Against Friction: Learners conduct an investigation using a wooden block, a spring balance, and surfaces of different roughness (smooth tile, sandpaper) to measure the force needed to overcome friction and calculate work done against friction. They explain why the wheel nut heats up: work done against friction converts mechanical energy to thermal energy. The class model is updated to include an energy dissipation "leak" arrow.</w:t>
+            </w:r>
+          </w:p>
+          <w:p>
+            <w:pPr>
+              <w:spacing w:after="40" w:before="0"/>
+              <w:jc w:val="left"/>
+            </w:pPr>
+            <w:r>
+              <w:rPr>
+                <w:rFonts w:ascii="Arial" w:cs="Arial" w:eastAsia="Arial" w:hAnsi="Arial"/>
+                <w:b w:val="false"/>
+                <w:bCs w:val="false"/>
+                <w:i w:val="false"/>
+                <w:iCs w:val="false"/>
+                <w:color w:val="000000"/>
+                <w:sz w:val="18"/>
+                <w:szCs w:val="18"/>
+              </w:rPr>
+              <w:t xml:space="preserve"/>
+            </w:r>
+          </w:p>
+          <w:p>
+            <w:pPr>
+              <w:spacing w:after="40" w:before="0"/>
+              <w:jc w:val="left"/>
+            </w:pPr>
+            <w:r>
+              <w:rPr>
+                <w:rFonts w:ascii="Arial" w:cs="Arial" w:eastAsia="Arial" w:hAnsi="Arial"/>
+                <w:b w:val="false"/>
+                <w:bCs w:val="false"/>
+                <w:i w:val="false"/>
+                <w:iCs w:val="false"/>
+                <w:color w:val="000000"/>
+                <w:sz w:val="18"/>
+                <w:szCs w:val="18"/>
+              </w:rPr>
+              <w:t xml:space="preserve">Lesson 5 — Power: Definition, Calculation, and Everyday Applications: Learners watch a YouTube stair-climbing demo and calculate the power output of a student vs. a teacher climbing the same staircase at different speeds. They connect this to Kipchoge's marathon power output and to the wattage rating of the Mwea irrigation pump. Khan Academy interactive problems consolidate calculations. The DQB is revisited: "So a more powerful machine does the same work faster — but is it more efficient?"</w:t>
+            </w:r>
+          </w:p>
+          <w:p>
+            <w:pPr>
+              <w:spacing w:after="40" w:before="0"/>
+              <w:jc w:val="left"/>
+            </w:pPr>
+            <w:r>
+              <w:rPr>
+                <w:rFonts w:ascii="Arial" w:cs="Arial" w:eastAsia="Arial" w:hAnsi="Arial"/>
+                <w:b w:val="false"/>
+                <w:bCs w:val="false"/>
+                <w:i w:val="false"/>
+                <w:iCs w:val="false"/>
+                <w:color w:val="000000"/>
+                <w:sz w:val="18"/>
+                <w:szCs w:val="18"/>
+              </w:rPr>
+              <w:t xml:space="preserve"/>
+            </w:r>
+          </w:p>
+          <w:p>
+            <w:pPr>
+              <w:spacing w:after="40" w:before="0"/>
+              <w:jc w:val="left"/>
+            </w:pPr>
+            <w:r>
+              <w:rPr>
+                <w:rFonts w:ascii="Arial" w:cs="Arial" w:eastAsia="Arial" w:hAnsi="Arial"/>
+                <w:b w:val="false"/>
+                <w:bCs w:val="false"/>
+                <w:i w:val="false"/>
+                <w:iCs w:val="false"/>
+                <w:color w:val="000000"/>
+                <w:sz w:val="18"/>
+                <w:szCs w:val="18"/>
+              </w:rPr>
+              <w:t xml:space="preserve">Lesson 6 — Simple Machines: Types and Mechanical Advantage: Learners identify six types of simple machines in photographs of Kenyan contexts (a jua kali workshop lever, a Kisumu harbour pulley, a Kericho tea farm inclined ramp, a borehole hand-pump wheel and axle, a screw press for sugarcane, and a wedge-shaped panga/machete). They measure MA = Load ÷ Effort using spring balances and constructed models, linking back to why the long spanner handle works.</w:t>
+            </w:r>
+          </w:p>
+          <w:p>
+            <w:pPr>
+              <w:spacing w:after="40" w:before="0"/>
+              <w:jc w:val="left"/>
+            </w:pPr>
+            <w:r>
+              <w:rPr>
+                <w:rFonts w:ascii="Arial" w:cs="Arial" w:eastAsia="Arial" w:hAnsi="Arial"/>
+                <w:b w:val="false"/>
+                <w:bCs w:val="false"/>
+                <w:i w:val="false"/>
+                <w:iCs w:val="false"/>
+                <w:color w:val="000000"/>
+                <w:sz w:val="18"/>
+                <w:szCs w:val="18"/>
+              </w:rPr>
+              <w:t xml:space="preserve"/>
+            </w:r>
+          </w:p>
+          <w:p>
+            <w:pPr>
+              <w:spacing w:after="40" w:before="0"/>
+              <w:jc w:val="left"/>
+            </w:pPr>
+            <w:r>
+              <w:rPr>
+                <w:rFonts w:ascii="Arial" w:cs="Arial" w:eastAsia="Arial" w:hAnsi="Arial"/>
+                <w:b w:val="false"/>
+                <w:bCs w:val="false"/>
+                <w:i w:val="false"/>
+                <w:iCs w:val="false"/>
+                <w:color w:val="000000"/>
+                <w:sz w:val="18"/>
+                <w:szCs w:val="18"/>
+              </w:rPr>
+              <w:t xml:space="preserve">Lesson 7 — Velocity Ratio and Efficiency: Learners derive VR from distance measurements on their machine models and calculate efficiency = (MA/VR) × 100%. They discover no machine achieves 100% efficiency and connect this to their earlier finding about friction converting work to heat. The cumulative class model is updated to show that machines redistribute force and distance but cannot create energy — and friction always "steals" some.</w:t>
+            </w:r>
+          </w:p>
+          <w:p>
+            <w:pPr>
+              <w:spacing w:after="40" w:before="0"/>
+              <w:jc w:val="left"/>
+            </w:pPr>
+            <w:r>
+              <w:rPr>
+                <w:rFonts w:ascii="Arial" w:cs="Arial" w:eastAsia="Arial" w:hAnsi="Arial"/>
+                <w:b w:val="false"/>
+                <w:bCs w:val="false"/>
+                <w:i w:val="false"/>
+                <w:iCs w:val="false"/>
+                <w:color w:val="000000"/>
+                <w:sz w:val="18"/>
+                <w:szCs w:val="18"/>
+              </w:rPr>
+              <w:t xml:space="preserve"/>
+            </w:r>
+          </w:p>
+          <w:p>
+            <w:pPr>
+              <w:spacing w:after="40" w:before="0"/>
+              <w:jc w:val="left"/>
+            </w:pPr>
+            <w:r>
+              <w:rPr>
+                <w:rFonts w:ascii="Arial" w:cs="Arial" w:eastAsia="Arial" w:hAnsi="Arial"/>
+                <w:b w:val="false"/>
+                <w:bCs w:val="false"/>
+                <w:i w:val="false"/>
+                <w:iCs w:val="false"/>
+                <w:color w:val="000000"/>
+                <w:sz w:val="18"/>
+                <w:szCs w:val="18"/>
+              </w:rPr>
+              <w:t xml:space="preserve">Lesson 8 — Synthesis, Model Finalisation, and DQB Resolution: Learners revisit the anchoring phenomenon (the jua kali mechanic) and use their full conceptual model to explain: (1) why the long spanner creates mechanical advantage through leverage, (2) why the nut gets hot due to work done against friction, and (3) why the mechanic cannot get more work out than he puts in. Groups present their final annotated models. The DQB is reviewed and all original questions are answered or redirected to future learning. A summary table of energy, work, power, and machine formulae is co-constructed with the class.</w:t>
+            </w:r>
+          </w:p>
+        </w:tc>
+      </w:tr>
+      <w:tr>
+        <w:tc>
+          <w:tcPr>
+            <w:tcW w:type="dxa" w:w="3000"/>
+            <w:shd w:fill="EAD1F5" w:color="auto" w:val="clear"/>
+            <w:tcMar>
+              <w:top w:type="dxa" w:w="60"/>
+              <w:left w:type="dxa" w:w="120"/>
+              <w:bottom w:type="dxa" w:w="60"/>
+              <w:right w:type="dxa" w:w="120"/>
+            </w:tcMar>
+            <w:vAlign w:val="top"/>
+          </w:tcPr>
+          <w:p>
+            <w:pPr>
+              <w:spacing w:after="40" w:before="0"/>
+              <w:jc w:val="left"/>
+            </w:pPr>
+            <w:r>
+              <w:rPr>
+                <w:rFonts w:ascii="Arial" w:cs="Arial" w:eastAsia="Arial" w:hAnsi="Arial"/>
+                <w:b/>
+                <w:bCs/>
+                <w:i w:val="false"/>
+                <w:iCs w:val="false"/>
+                <w:color w:val="000000"/>
+                <w:sz w:val="18"/>
+                <w:szCs w:val="18"/>
+              </w:rPr>
+              <w:t xml:space="preserve">Supporting Phenomena</w:t>
+            </w:r>
+          </w:p>
+        </w:tc>
+        <w:tc>
+          <w:tcPr>
+            <w:tcW w:type="dxa" w:w="10680"/>
+            <w:shd w:fill="FFFFFF" w:color="auto" w:val="clear"/>
+            <w:tcMar>
+              <w:top w:type="dxa" w:w="60"/>
+              <w:left w:type="dxa" w:w="120"/>
+              <w:bottom w:type="dxa" w:w="60"/>
+              <w:right w:type="dxa" w:w="120"/>
+            </w:tcMar>
+            <w:vAlign w:val="top"/>
+          </w:tcPr>
+          <w:p>
+            <w:pPr>
+              <w:spacing w:after="30" w:before="0"/>
+              <w:ind w:left="360" w:hanging="180"/>
+              <w:jc w:val="left"/>
+            </w:pPr>
+            <w:r>
+              <w:rPr>
+                <w:rFonts w:ascii="Arial" w:cs="Arial" w:eastAsia="Arial" w:hAnsi="Arial"/>
+                <w:b w:val="false"/>
+                <w:bCs w:val="false"/>
+                <w:i w:val="false"/>
+                <w:iCs w:val="false"/>
+                <w:color w:val="000000"/>
+                <w:sz w:val="18"/>
+                <w:szCs w:val="18"/>
+              </w:rPr>
+              <w:t xml:space="preserve">–  A Kericho tea farmer uses a simple rope-and-pulley system to hoist heavy sacks of picked tea leaves from the base of a hillside to a collection point above — using less force but pulling a much longer length of rope. Why does this "feel" easier even though the sack weighs the same?</w:t>
+            </w:r>
+          </w:p>
+          <w:p>
+            <w:pPr>
+              <w:spacing w:after="30" w:before="0"/>
+              <w:ind w:left="360" w:hanging="180"/>
+              <w:jc w:val="left"/>
+            </w:pPr>
+            <w:r>
+              <w:rPr>
+                <w:rFonts w:ascii="Arial" w:cs="Arial" w:eastAsia="Arial" w:hAnsi="Arial"/>
+                <w:b w:val="false"/>
+                <w:bCs w:val="false"/>
+                <w:i w:val="false"/>
+                <w:iCs w:val="false"/>
+                <w:color w:val="000000"/>
+                <w:sz w:val="18"/>
+                <w:szCs w:val="18"/>
+              </w:rPr>
+              <w:t xml:space="preserve">–  Eliud Kipchoge running the Nairobi Marathon sustains an extraordinary rate of energy output (power) for over two hours. A physics student climbing the same stairs as Kipchoge at a slower pace does the same total work but takes much longer — what does this reveal about the difference between work and power?</w:t>
+            </w:r>
+          </w:p>
+          <w:p>
+            <w:pPr>
+              <w:spacing w:after="30" w:before="0"/>
+              <w:ind w:left="360" w:hanging="180"/>
+              <w:jc w:val="left"/>
+            </w:pPr>
+            <w:r>
+              <w:rPr>
+                <w:rFonts w:ascii="Arial" w:cs="Arial" w:eastAsia="Arial" w:hAnsi="Arial"/>
+                <w:b w:val="false"/>
+                <w:bCs w:val="false"/>
+                <w:i w:val="false"/>
+                <w:iCs w:val="false"/>
+                <w:color w:val="000000"/>
+                <w:sz w:val="18"/>
+                <w:szCs w:val="18"/>
+              </w:rPr>
+              <w:t xml:space="preserve">–  A water pump on a smallholder farm in Mwea Irrigation Scheme is rated at 500 W but only lifts water at 60% of its theoretical maximum rate. Where does the "missing" 40% of energy go, and how does this connect to what the mechanic's warm wheel nut tells us about friction?</w:t>
+            </w:r>
+          </w:p>
+          <w:p>
+            <w:pPr>
+              <w:spacing w:after="30" w:before="0"/>
+              <w:ind w:left="360" w:hanging="180"/>
+              <w:jc w:val="left"/>
+            </w:pPr>
+            <w:r>
+              <w:rPr>
+                <w:rFonts w:ascii="Arial" w:cs="Arial" w:eastAsia="Arial" w:hAnsi="Arial"/>
+                <w:b w:val="false"/>
+                <w:bCs w:val="false"/>
+                <w:i w:val="false"/>
+                <w:iCs w:val="false"/>
+                <w:color w:val="000000"/>
+                <w:sz w:val="18"/>
+                <w:szCs w:val="18"/>
+              </w:rPr>
+              <w:t xml:space="preserve">–  A child in Kisumu rolls a metal barrel up an inclined ramp onto a truck bed rather than lifting it straight up. The child exerts less force over a longer distance. How does the inclined plane "trade" force for distance, and is any energy actually saved?</w:t>
+            </w:r>
+          </w:p>
+        </w:tc>
+      </w:tr>
+    </w:tbl>
+    <w:p>
+      <w:pPr>
+        <w:spacing w:after="120"/>
+      </w:pPr>
+      <w:r>
+        <w:t xml:space="preserve"/>
       </w:r>
     </w:p>
     <w:p>
@@ -150,7 +2442,7 @@
         </w:rPr>
         <w:t xml:space="preserve">© 2026 SeaVuria and ARES. This work is licensed under a </w:t>
       </w:r>
-      <w:hyperlink w:history="1" r:id="rIdn5shrhd497afkmk_f1rrk">
+      <w:hyperlink w:history="1" r:id="rIdqftj5z2jn1wkwgkdpqqjr">
         <w:r>
           <w:rPr>
             <w:rFonts w:ascii="Arial" w:cs="Arial" w:eastAsia="Arial" w:hAnsi="Arial"/>
@@ -170,7 +2462,7 @@
         </w:rPr>
         <w:t xml:space="preserve"> (</w:t>
       </w:r>
-      <w:hyperlink w:history="1" r:id="rId-jvyeoip1z3aow1strszr">
+      <w:hyperlink w:history="1" r:id="rIdz3lve37ky6m2-tc8xrzox">
         <w:r>
           <w:rPr>
             <w:rFonts w:ascii="Arial" w:cs="Arial" w:eastAsia="Arial" w:hAnsi="Arial"/>
@@ -190,7 +2482,7 @@
         </w:rPr>
         <w:t xml:space="preserve">). To view a copy of this license, visit </w:t>
       </w:r>
-      <w:hyperlink w:history="1" r:id="rIdpiaehvdpqd4lfgdjqq-3u">
+      <w:hyperlink w:history="1" r:id="rId29vlmgerxkqrwptzsi4zw">
         <w:r>
           <w:rPr>
             <w:rFonts w:ascii="Arial" w:cs="Arial" w:eastAsia="Arial" w:hAnsi="Arial"/>
@@ -209,2298 +2501,6 @@
           <w:szCs w:val="17"/>
         </w:rPr>
         <w:t xml:space="preserve">. You are free to copy, redistribute, and adapt this material in any medium or format, provided appropriate credit is given and the material is not used for commercial purposes. KICD learning outcomes and curriculum designations reproduced here for alignment purposes remain the property of KICD and are not covered by this license. Linked external resources (e.g. CK-12, Khan Academy, PhET) are subject to their own licenses.</w:t>
-      </w:r>
-    </w:p>
-    <w:p>
-      <w:pPr>
-        <w:spacing w:after="120"/>
-      </w:pPr>
-      <w:r>
-        <w:t xml:space="preserve"/>
-      </w:r>
-    </w:p>
-    <w:tbl>
-      <w:tblPr>
-        <w:tblW w:type="dxa" w:w="13680"/>
-        <w:tblBorders>
-          <w:top w:val="single" w:color="AAAAAA" w:sz="4"/>
-          <w:left w:val="single" w:color="AAAAAA" w:sz="4"/>
-          <w:bottom w:val="single" w:color="AAAAAA" w:sz="4"/>
-          <w:right w:val="single" w:color="AAAAAA" w:sz="4"/>
-          <w:insideH w:val="single" w:color="auto" w:sz="4"/>
-          <w:insideV w:val="single" w:color="auto" w:sz="4"/>
-        </w:tblBorders>
-        <w:tblLayout w:type="fixed"/>
-      </w:tblPr>
-      <w:tblGrid>
-        <w:gridCol w:w="3000"/>
-        <w:gridCol w:w="10680"/>
-      </w:tblGrid>
-      <w:tr>
-        <w:tc>
-          <w:tcPr>
-            <w:tcW w:type="dxa" w:w="13680"/>
-            <w:gridSpan w:val="2"/>
-            <w:shd w:fill="1F3864" w:color="auto" w:val="clear"/>
-            <w:tcMar>
-              <w:top w:type="dxa" w:w="60"/>
-              <w:left w:type="dxa" w:w="120"/>
-              <w:bottom w:type="dxa" w:w="60"/>
-              <w:right w:type="dxa" w:w="120"/>
-            </w:tcMar>
-            <w:vAlign w:val="top"/>
-          </w:tcPr>
-          <w:p>
-            <w:pPr>
-              <w:spacing w:after="40" w:before="0"/>
-              <w:jc w:val="center"/>
-            </w:pPr>
-            <w:r>
-              <w:rPr>
-                <w:rFonts w:ascii="Arial" w:cs="Arial" w:eastAsia="Arial" w:hAnsi="Arial"/>
-                <w:b/>
-                <w:bCs/>
-                <w:i w:val="false"/>
-                <w:iCs w:val="false"/>
-                <w:color w:val="FFFFFF"/>
-                <w:sz w:val="22"/>
-                <w:szCs w:val="22"/>
-              </w:rPr>
-              <w:t xml:space="preserve">SUB-STRAND OVERVIEW</w:t>
-            </w:r>
-          </w:p>
-        </w:tc>
-      </w:tr>
-      <w:tr>
-        <w:tc>
-          <w:tcPr>
-            <w:tcW w:type="dxa" w:w="3000"/>
-            <w:shd w:fill="D5E8F0" w:color="auto" w:val="clear"/>
-            <w:tcMar>
-              <w:top w:type="dxa" w:w="60"/>
-              <w:left w:type="dxa" w:w="120"/>
-              <w:bottom w:type="dxa" w:w="60"/>
-              <w:right w:type="dxa" w:w="120"/>
-            </w:tcMar>
-            <w:vAlign w:val="top"/>
-          </w:tcPr>
-          <w:p>
-            <w:pPr>
-              <w:spacing w:after="40" w:before="0"/>
-              <w:jc w:val="left"/>
-            </w:pPr>
-            <w:r>
-              <w:rPr>
-                <w:rFonts w:ascii="Arial" w:cs="Arial" w:eastAsia="Arial" w:hAnsi="Arial"/>
-                <w:b/>
-                <w:bCs/>
-                <w:i w:val="false"/>
-                <w:iCs w:val="false"/>
-                <w:color w:val="000000"/>
-                <w:sz w:val="18"/>
-                <w:szCs w:val="18"/>
-              </w:rPr>
-              <w:t xml:space="preserve">Grade Level</w:t>
-            </w:r>
-          </w:p>
-        </w:tc>
-        <w:tc>
-          <w:tcPr>
-            <w:tcW w:type="dxa" w:w="10680"/>
-            <w:shd w:fill="FFFFFF" w:color="auto" w:val="clear"/>
-            <w:tcMar>
-              <w:top w:type="dxa" w:w="60"/>
-              <w:left w:type="dxa" w:w="120"/>
-              <w:bottom w:type="dxa" w:w="60"/>
-              <w:right w:type="dxa" w:w="120"/>
-            </w:tcMar>
-            <w:vAlign w:val="top"/>
-          </w:tcPr>
-          <w:p>
-            <w:pPr>
-              <w:spacing w:after="40" w:before="0"/>
-              <w:jc w:val="left"/>
-            </w:pPr>
-            <w:r>
-              <w:rPr>
-                <w:rFonts w:ascii="Arial" w:cs="Arial" w:eastAsia="Arial" w:hAnsi="Arial"/>
-                <w:b w:val="false"/>
-                <w:bCs w:val="false"/>
-                <w:i w:val="false"/>
-                <w:iCs w:val="false"/>
-                <w:color w:val="000000"/>
-                <w:sz w:val="18"/>
-                <w:szCs w:val="18"/>
-              </w:rPr>
-              <w:t xml:space="preserve">10</w:t>
-            </w:r>
-          </w:p>
-        </w:tc>
-      </w:tr>
-      <w:tr>
-        <w:tc>
-          <w:tcPr>
-            <w:tcW w:type="dxa" w:w="3000"/>
-            <w:shd w:fill="D5E8F0" w:color="auto" w:val="clear"/>
-            <w:tcMar>
-              <w:top w:type="dxa" w:w="60"/>
-              <w:left w:type="dxa" w:w="120"/>
-              <w:bottom w:type="dxa" w:w="60"/>
-              <w:right w:type="dxa" w:w="120"/>
-            </w:tcMar>
-            <w:vAlign w:val="top"/>
-          </w:tcPr>
-          <w:p>
-            <w:pPr>
-              <w:spacing w:after="40" w:before="0"/>
-              <w:jc w:val="left"/>
-            </w:pPr>
-            <w:r>
-              <w:rPr>
-                <w:rFonts w:ascii="Arial" w:cs="Arial" w:eastAsia="Arial" w:hAnsi="Arial"/>
-                <w:b/>
-                <w:bCs/>
-                <w:i w:val="false"/>
-                <w:iCs w:val="false"/>
-                <w:color w:val="000000"/>
-                <w:sz w:val="18"/>
-                <w:szCs w:val="18"/>
-              </w:rPr>
-              <w:t xml:space="preserve">Subject</w:t>
-            </w:r>
-          </w:p>
-        </w:tc>
-        <w:tc>
-          <w:tcPr>
-            <w:tcW w:type="dxa" w:w="10680"/>
-            <w:shd w:fill="FFFFFF" w:color="auto" w:val="clear"/>
-            <w:tcMar>
-              <w:top w:type="dxa" w:w="60"/>
-              <w:left w:type="dxa" w:w="120"/>
-              <w:bottom w:type="dxa" w:w="60"/>
-              <w:right w:type="dxa" w:w="120"/>
-            </w:tcMar>
-            <w:vAlign w:val="top"/>
-          </w:tcPr>
-          <w:p>
-            <w:pPr>
-              <w:spacing w:after="40" w:before="0"/>
-              <w:jc w:val="left"/>
-            </w:pPr>
-            <w:r>
-              <w:rPr>
-                <w:rFonts w:ascii="Arial" w:cs="Arial" w:eastAsia="Arial" w:hAnsi="Arial"/>
-                <w:b w:val="false"/>
-                <w:bCs w:val="false"/>
-                <w:i w:val="false"/>
-                <w:iCs w:val="false"/>
-                <w:color w:val="000000"/>
-                <w:sz w:val="18"/>
-                <w:szCs w:val="18"/>
-              </w:rPr>
-              <w:t xml:space="preserve">Physics</w:t>
-            </w:r>
-          </w:p>
-        </w:tc>
-      </w:tr>
-      <w:tr>
-        <w:tc>
-          <w:tcPr>
-            <w:tcW w:type="dxa" w:w="3000"/>
-            <w:shd w:fill="D5E8F0" w:color="auto" w:val="clear"/>
-            <w:tcMar>
-              <w:top w:type="dxa" w:w="60"/>
-              <w:left w:type="dxa" w:w="120"/>
-              <w:bottom w:type="dxa" w:w="60"/>
-              <w:right w:type="dxa" w:w="120"/>
-            </w:tcMar>
-            <w:vAlign w:val="top"/>
-          </w:tcPr>
-          <w:p>
-            <w:pPr>
-              <w:spacing w:after="40" w:before="0"/>
-              <w:jc w:val="left"/>
-            </w:pPr>
-            <w:r>
-              <w:rPr>
-                <w:rFonts w:ascii="Arial" w:cs="Arial" w:eastAsia="Arial" w:hAnsi="Arial"/>
-                <w:b/>
-                <w:bCs/>
-                <w:i w:val="false"/>
-                <w:iCs w:val="false"/>
-                <w:color w:val="000000"/>
-                <w:sz w:val="18"/>
-                <w:szCs w:val="18"/>
-              </w:rPr>
-              <w:t xml:space="preserve">Strand</w:t>
-            </w:r>
-          </w:p>
-        </w:tc>
-        <w:tc>
-          <w:tcPr>
-            <w:tcW w:type="dxa" w:w="10680"/>
-            <w:shd w:fill="FFFFFF" w:color="auto" w:val="clear"/>
-            <w:tcMar>
-              <w:top w:type="dxa" w:w="60"/>
-              <w:left w:type="dxa" w:w="120"/>
-              <w:bottom w:type="dxa" w:w="60"/>
-              <w:right w:type="dxa" w:w="120"/>
-            </w:tcMar>
-            <w:vAlign w:val="top"/>
-          </w:tcPr>
-          <w:p>
-            <w:pPr>
-              <w:spacing w:after="40" w:before="0"/>
-              <w:jc w:val="left"/>
-            </w:pPr>
-            <w:r>
-              <w:rPr>
-                <w:rFonts w:ascii="Arial" w:cs="Arial" w:eastAsia="Arial" w:hAnsi="Arial"/>
-                <w:b w:val="false"/>
-                <w:bCs w:val="false"/>
-                <w:i w:val="false"/>
-                <w:iCs w:val="false"/>
-                <w:color w:val="000000"/>
-                <w:sz w:val="18"/>
-                <w:szCs w:val="18"/>
-              </w:rPr>
-              <w:t xml:space="preserve">Strand 1.0: Mechanics and Thermal Physics</w:t>
-            </w:r>
-          </w:p>
-        </w:tc>
-      </w:tr>
-      <w:tr>
-        <w:tc>
-          <w:tcPr>
-            <w:tcW w:type="dxa" w:w="3000"/>
-            <w:shd w:fill="D5E8F0" w:color="auto" w:val="clear"/>
-            <w:tcMar>
-              <w:top w:type="dxa" w:w="60"/>
-              <w:left w:type="dxa" w:w="120"/>
-              <w:bottom w:type="dxa" w:w="60"/>
-              <w:right w:type="dxa" w:w="120"/>
-            </w:tcMar>
-            <w:vAlign w:val="top"/>
-          </w:tcPr>
-          <w:p>
-            <w:pPr>
-              <w:spacing w:after="40" w:before="0"/>
-              <w:jc w:val="left"/>
-            </w:pPr>
-            <w:r>
-              <w:rPr>
-                <w:rFonts w:ascii="Arial" w:cs="Arial" w:eastAsia="Arial" w:hAnsi="Arial"/>
-                <w:b/>
-                <w:bCs/>
-                <w:i w:val="false"/>
-                <w:iCs w:val="false"/>
-                <w:color w:val="000000"/>
-                <w:sz w:val="18"/>
-                <w:szCs w:val="18"/>
-              </w:rPr>
-              <w:t xml:space="preserve">Sub-Strand</w:t>
-            </w:r>
-          </w:p>
-        </w:tc>
-        <w:tc>
-          <w:tcPr>
-            <w:tcW w:type="dxa" w:w="10680"/>
-            <w:shd w:fill="FFFFFF" w:color="auto" w:val="clear"/>
-            <w:tcMar>
-              <w:top w:type="dxa" w:w="60"/>
-              <w:left w:type="dxa" w:w="120"/>
-              <w:bottom w:type="dxa" w:w="60"/>
-              <w:right w:type="dxa" w:w="120"/>
-            </w:tcMar>
-            <w:vAlign w:val="top"/>
-          </w:tcPr>
-          <w:p>
-            <w:pPr>
-              <w:spacing w:after="40" w:before="0"/>
-              <w:jc w:val="left"/>
-            </w:pPr>
-            <w:r>
-              <w:rPr>
-                <w:rFonts w:ascii="Arial" w:cs="Arial" w:eastAsia="Arial" w:hAnsi="Arial"/>
-                <w:b w:val="false"/>
-                <w:bCs w:val="false"/>
-                <w:i w:val="false"/>
-                <w:iCs w:val="false"/>
-                <w:color w:val="000000"/>
-                <w:sz w:val="18"/>
-                <w:szCs w:val="18"/>
-              </w:rPr>
-              <w:t xml:space="preserve">Sub-Strand 1.6: Energy, Work, Power and Machines</w:t>
-            </w:r>
-          </w:p>
-        </w:tc>
-      </w:tr>
-      <w:tr>
-        <w:tc>
-          <w:tcPr>
-            <w:tcW w:type="dxa" w:w="3000"/>
-            <w:shd w:fill="D5E8F0" w:color="auto" w:val="clear"/>
-            <w:tcMar>
-              <w:top w:type="dxa" w:w="60"/>
-              <w:left w:type="dxa" w:w="120"/>
-              <w:bottom w:type="dxa" w:w="60"/>
-              <w:right w:type="dxa" w:w="120"/>
-            </w:tcMar>
-            <w:vAlign w:val="top"/>
-          </w:tcPr>
-          <w:p>
-            <w:pPr>
-              <w:spacing w:after="40" w:before="0"/>
-              <w:jc w:val="left"/>
-            </w:pPr>
-            <w:r>
-              <w:rPr>
-                <w:rFonts w:ascii="Arial" w:cs="Arial" w:eastAsia="Arial" w:hAnsi="Arial"/>
-                <w:b/>
-                <w:bCs/>
-                <w:i w:val="false"/>
-                <w:iCs w:val="false"/>
-                <w:color w:val="000000"/>
-                <w:sz w:val="18"/>
-                <w:szCs w:val="18"/>
-              </w:rPr>
-              <w:t xml:space="preserve">Total Duration</w:t>
-            </w:r>
-          </w:p>
-        </w:tc>
-        <w:tc>
-          <w:tcPr>
-            <w:tcW w:type="dxa" w:w="10680"/>
-            <w:shd w:fill="FFFFFF" w:color="auto" w:val="clear"/>
-            <w:tcMar>
-              <w:top w:type="dxa" w:w="60"/>
-              <w:left w:type="dxa" w:w="120"/>
-              <w:bottom w:type="dxa" w:w="60"/>
-              <w:right w:type="dxa" w:w="120"/>
-            </w:tcMar>
-            <w:vAlign w:val="top"/>
-          </w:tcPr>
-          <w:p>
-            <w:pPr>
-              <w:spacing w:after="40" w:before="0"/>
-              <w:jc w:val="left"/>
-            </w:pPr>
-            <w:r>
-              <w:rPr>
-                <w:rFonts w:ascii="Arial" w:cs="Arial" w:eastAsia="Arial" w:hAnsi="Arial"/>
-                <w:b w:val="false"/>
-                <w:bCs w:val="false"/>
-                <w:i w:val="false"/>
-                <w:iCs w:val="false"/>
-                <w:color w:val="000000"/>
-                <w:sz w:val="18"/>
-                <w:szCs w:val="18"/>
-              </w:rPr>
-              <w:t xml:space="preserve">8 lessons × 40 minutes = 320 minutes total</w:t>
-            </w:r>
-          </w:p>
-        </w:tc>
-      </w:tr>
-      <w:tr>
-        <w:tc>
-          <w:tcPr>
-            <w:tcW w:type="dxa" w:w="3000"/>
-            <w:shd w:fill="D5E8F0" w:color="auto" w:val="clear"/>
-            <w:tcMar>
-              <w:top w:type="dxa" w:w="60"/>
-              <w:left w:type="dxa" w:w="120"/>
-              <w:bottom w:type="dxa" w:w="60"/>
-              <w:right w:type="dxa" w:w="120"/>
-            </w:tcMar>
-            <w:vAlign w:val="top"/>
-          </w:tcPr>
-          <w:p>
-            <w:pPr>
-              <w:spacing w:after="40" w:before="0"/>
-              <w:jc w:val="left"/>
-            </w:pPr>
-            <w:r>
-              <w:rPr>
-                <w:rFonts w:ascii="Arial" w:cs="Arial" w:eastAsia="Arial" w:hAnsi="Arial"/>
-                <w:b/>
-                <w:bCs/>
-                <w:i w:val="false"/>
-                <w:iCs w:val="false"/>
-                <w:color w:val="000000"/>
-                <w:sz w:val="18"/>
-                <w:szCs w:val="18"/>
-              </w:rPr>
-              <w:t xml:space="preserve">Sub-Strand Content</w:t>
-            </w:r>
-          </w:p>
-        </w:tc>
-        <w:tc>
-          <w:tcPr>
-            <w:tcW w:type="dxa" w:w="10680"/>
-            <w:shd w:fill="FFFFFF" w:color="auto" w:val="clear"/>
-            <w:tcMar>
-              <w:top w:type="dxa" w:w="60"/>
-              <w:left w:type="dxa" w:w="120"/>
-              <w:bottom w:type="dxa" w:w="60"/>
-              <w:right w:type="dxa" w:w="120"/>
-            </w:tcMar>
-            <w:vAlign w:val="top"/>
-          </w:tcPr>
-          <w:p>
-            <w:pPr>
-              <w:spacing w:after="30" w:before="0"/>
-              <w:ind w:left="360" w:hanging="180"/>
-              <w:jc w:val="left"/>
-            </w:pPr>
-            <w:r>
-              <w:rPr>
-                <w:rFonts w:ascii="Arial" w:cs="Arial" w:eastAsia="Arial" w:hAnsi="Arial"/>
-                <w:b w:val="false"/>
-                <w:bCs w:val="false"/>
-                <w:i w:val="false"/>
-                <w:iCs w:val="false"/>
-                <w:color w:val="000000"/>
-                <w:sz w:val="18"/>
-                <w:szCs w:val="18"/>
-              </w:rPr>
-              <w:t xml:space="preserve">–  Forms of energy: kinetic energy and gravitational potential energy (definitions, formulae, and calculations)</w:t>
-            </w:r>
-          </w:p>
-          <w:p>
-            <w:pPr>
-              <w:spacing w:after="30" w:before="0"/>
-              <w:ind w:left="360" w:hanging="180"/>
-              <w:jc w:val="left"/>
-            </w:pPr>
-            <w:r>
-              <w:rPr>
-                <w:rFonts w:ascii="Arial" w:cs="Arial" w:eastAsia="Arial" w:hAnsi="Arial"/>
-                <w:b w:val="false"/>
-                <w:bCs w:val="false"/>
-                <w:i w:val="false"/>
-                <w:iCs w:val="false"/>
-                <w:color w:val="000000"/>
-                <w:sz w:val="18"/>
-                <w:szCs w:val="18"/>
-              </w:rPr>
-              <w:t xml:space="preserve">–  Conservation of mechanical energy: transformation between kinetic and potential energy in closed systems</w:t>
-            </w:r>
-          </w:p>
-          <w:p>
-            <w:pPr>
-              <w:spacing w:after="30" w:before="0"/>
-              <w:ind w:left="360" w:hanging="180"/>
-              <w:jc w:val="left"/>
-            </w:pPr>
-            <w:r>
-              <w:rPr>
-                <w:rFonts w:ascii="Arial" w:cs="Arial" w:eastAsia="Arial" w:hAnsi="Arial"/>
-                <w:b w:val="false"/>
-                <w:bCs w:val="false"/>
-                <w:i w:val="false"/>
-                <w:iCs w:val="false"/>
-                <w:color w:val="000000"/>
-                <w:sz w:val="18"/>
-                <w:szCs w:val="18"/>
-              </w:rPr>
-              <w:t xml:space="preserve">–  Work: definition, formula (W = Fd cosθ), positive work, negative work, and zero work</w:t>
-            </w:r>
-          </w:p>
-          <w:p>
-            <w:pPr>
-              <w:spacing w:after="30" w:before="0"/>
-              <w:ind w:left="360" w:hanging="180"/>
-              <w:jc w:val="left"/>
-            </w:pPr>
-            <w:r>
-              <w:rPr>
-                <w:rFonts w:ascii="Arial" w:cs="Arial" w:eastAsia="Arial" w:hAnsi="Arial"/>
-                <w:b w:val="false"/>
-                <w:bCs w:val="false"/>
-                <w:i w:val="false"/>
-                <w:iCs w:val="false"/>
-                <w:color w:val="000000"/>
-                <w:sz w:val="18"/>
-                <w:szCs w:val="18"/>
-              </w:rPr>
-              <w:t xml:space="preserve">–  Work done against friction: energy losses and heat generation in real-world systems</w:t>
-            </w:r>
-          </w:p>
-          <w:p>
-            <w:pPr>
-              <w:spacing w:after="30" w:before="0"/>
-              <w:ind w:left="360" w:hanging="180"/>
-              <w:jc w:val="left"/>
-            </w:pPr>
-            <w:r>
-              <w:rPr>
-                <w:rFonts w:ascii="Arial" w:cs="Arial" w:eastAsia="Arial" w:hAnsi="Arial"/>
-                <w:b w:val="false"/>
-                <w:bCs w:val="false"/>
-                <w:i w:val="false"/>
-                <w:iCs w:val="false"/>
-                <w:color w:val="000000"/>
-                <w:sz w:val="18"/>
-                <w:szCs w:val="18"/>
-              </w:rPr>
-              <w:t xml:space="preserve">–  Power: definition, formula (P = W/t), units (watts, kilowatts), and everyday applications</w:t>
-            </w:r>
-          </w:p>
-          <w:p>
-            <w:pPr>
-              <w:spacing w:after="30" w:before="0"/>
-              <w:ind w:left="360" w:hanging="180"/>
-              <w:jc w:val="left"/>
-            </w:pPr>
-            <w:r>
-              <w:rPr>
-                <w:rFonts w:ascii="Arial" w:cs="Arial" w:eastAsia="Arial" w:hAnsi="Arial"/>
-                <w:b w:val="false"/>
-                <w:bCs w:val="false"/>
-                <w:i w:val="false"/>
-                <w:iCs w:val="false"/>
-                <w:color w:val="000000"/>
-                <w:sz w:val="18"/>
-                <w:szCs w:val="18"/>
-              </w:rPr>
-              <w:t xml:space="preserve">–  Simple machines: types (lever, pulley, inclined plane, wheel and axle, screw, wedge) and their functions</w:t>
-            </w:r>
-          </w:p>
-          <w:p>
-            <w:pPr>
-              <w:spacing w:after="30" w:before="0"/>
-              <w:ind w:left="360" w:hanging="180"/>
-              <w:jc w:val="left"/>
-            </w:pPr>
-            <w:r>
-              <w:rPr>
-                <w:rFonts w:ascii="Arial" w:cs="Arial" w:eastAsia="Arial" w:hAnsi="Arial"/>
-                <w:b w:val="false"/>
-                <w:bCs w:val="false"/>
-                <w:i w:val="false"/>
-                <w:iCs w:val="false"/>
-                <w:color w:val="000000"/>
-                <w:sz w:val="18"/>
-                <w:szCs w:val="18"/>
-              </w:rPr>
-              <w:t xml:space="preserve">–  Mechanical advantage (MA), velocity ratio (VR), and efficiency of machines</w:t>
-            </w:r>
-          </w:p>
-          <w:p>
-            <w:pPr>
-              <w:spacing w:after="30" w:before="0"/>
-              <w:ind w:left="360" w:hanging="180"/>
-              <w:jc w:val="left"/>
-            </w:pPr>
-            <w:r>
-              <w:rPr>
-                <w:rFonts w:ascii="Arial" w:cs="Arial" w:eastAsia="Arial" w:hAnsi="Arial"/>
-                <w:b w:val="false"/>
-                <w:bCs w:val="false"/>
-                <w:i w:val="false"/>
-                <w:iCs w:val="false"/>
-                <w:color w:val="000000"/>
-                <w:sz w:val="18"/>
-                <w:szCs w:val="18"/>
-              </w:rPr>
-              <w:t xml:space="preserve">–  Applications of simple machines in Kenyan agriculture, construction, and transport contexts</w:t>
-            </w:r>
-          </w:p>
-        </w:tc>
-      </w:tr>
-      <w:tr>
-        <w:tc>
-          <w:tcPr>
-            <w:tcW w:type="dxa" w:w="3000"/>
-            <w:shd w:fill="D5E8F0" w:color="auto" w:val="clear"/>
-            <w:tcMar>
-              <w:top w:type="dxa" w:w="60"/>
-              <w:left w:type="dxa" w:w="120"/>
-              <w:bottom w:type="dxa" w:w="60"/>
-              <w:right w:type="dxa" w:w="120"/>
-            </w:tcMar>
-            <w:vAlign w:val="top"/>
-          </w:tcPr>
-          <w:p>
-            <w:pPr>
-              <w:spacing w:after="40" w:before="0"/>
-              <w:jc w:val="left"/>
-            </w:pPr>
-            <w:r>
-              <w:rPr>
-                <w:rFonts w:ascii="Arial" w:cs="Arial" w:eastAsia="Arial" w:hAnsi="Arial"/>
-                <w:b/>
-                <w:bCs/>
-                <w:i w:val="false"/>
-                <w:iCs w:val="false"/>
-                <w:color w:val="000000"/>
-                <w:sz w:val="18"/>
-                <w:szCs w:val="18"/>
-              </w:rPr>
-              <w:t xml:space="preserve">Learning Outcomes</w:t>
-            </w:r>
-          </w:p>
-        </w:tc>
-        <w:tc>
-          <w:tcPr>
-            <w:tcW w:type="dxa" w:w="10680"/>
-            <w:shd w:fill="FFFFFF" w:color="auto" w:val="clear"/>
-            <w:tcMar>
-              <w:top w:type="dxa" w:w="60"/>
-              <w:left w:type="dxa" w:w="120"/>
-              <w:bottom w:type="dxa" w:w="60"/>
-              <w:right w:type="dxa" w:w="120"/>
-            </w:tcMar>
-            <w:vAlign w:val="top"/>
-          </w:tcPr>
-          <w:p>
-            <w:pPr>
-              <w:spacing w:after="40" w:before="0"/>
-              <w:jc w:val="left"/>
-            </w:pPr>
-            <w:r>
-              <w:rPr>
-                <w:rFonts w:ascii="Arial" w:cs="Arial" w:eastAsia="Arial" w:hAnsi="Arial"/>
-                <w:b w:val="false"/>
-                <w:bCs w:val="false"/>
-                <w:i w:val="false"/>
-                <w:iCs w:val="false"/>
-                <w:color w:val="000000"/>
-                <w:sz w:val="18"/>
-                <w:szCs w:val="18"/>
-              </w:rPr>
-              <w:t xml:space="preserve">By the end of the sub-strand, the learner should be able to:</w:t>
-            </w:r>
-          </w:p>
-          <w:p>
-            <w:pPr>
-              <w:spacing w:after="40" w:before="0"/>
-              <w:jc w:val="left"/>
-            </w:pPr>
-            <w:r>
-              <w:rPr>
-                <w:rFonts w:ascii="Arial" w:cs="Arial" w:eastAsia="Arial" w:hAnsi="Arial"/>
-                <w:b w:val="false"/>
-                <w:bCs w:val="false"/>
-                <w:i w:val="false"/>
-                <w:iCs w:val="false"/>
-                <w:color w:val="000000"/>
-                <w:sz w:val="18"/>
-                <w:szCs w:val="18"/>
-              </w:rPr>
-              <w:t xml:space="preserve">a) define kinetic energy and gravitational potential energy and apply their formulae to solve numerical problems,</w:t>
-            </w:r>
-          </w:p>
-          <w:p>
-            <w:pPr>
-              <w:spacing w:after="40" w:before="0"/>
-              <w:jc w:val="left"/>
-            </w:pPr>
-            <w:r>
-              <w:rPr>
-                <w:rFonts w:ascii="Arial" w:cs="Arial" w:eastAsia="Arial" w:hAnsi="Arial"/>
-                <w:b w:val="false"/>
-                <w:bCs w:val="false"/>
-                <w:i w:val="false"/>
-                <w:iCs w:val="false"/>
-                <w:color w:val="000000"/>
-                <w:sz w:val="18"/>
-                <w:szCs w:val="18"/>
-              </w:rPr>
-              <w:t xml:space="preserve">b) explain the principle of conservation of mechanical energy and demonstrate energy transformations between kinetic and potential forms,</w:t>
-            </w:r>
-          </w:p>
-          <w:p>
-            <w:pPr>
-              <w:spacing w:after="40" w:before="0"/>
-              <w:jc w:val="left"/>
-            </w:pPr>
-            <w:r>
-              <w:rPr>
-                <w:rFonts w:ascii="Arial" w:cs="Arial" w:eastAsia="Arial" w:hAnsi="Arial"/>
-                <w:b w:val="false"/>
-                <w:bCs w:val="false"/>
-                <w:i w:val="false"/>
-                <w:iCs w:val="false"/>
-                <w:color w:val="000000"/>
-                <w:sz w:val="18"/>
-                <w:szCs w:val="18"/>
-              </w:rPr>
-              <w:t xml:space="preserve">c) define work, state its SI unit, and calculate work done including cases of positive, negative, and zero work,</w:t>
-            </w:r>
-          </w:p>
-          <w:p>
-            <w:pPr>
-              <w:spacing w:after="40" w:before="0"/>
-              <w:jc w:val="left"/>
-            </w:pPr>
-            <w:r>
-              <w:rPr>
-                <w:rFonts w:ascii="Arial" w:cs="Arial" w:eastAsia="Arial" w:hAnsi="Arial"/>
-                <w:b w:val="false"/>
-                <w:bCs w:val="false"/>
-                <w:i w:val="false"/>
-                <w:iCs w:val="false"/>
-                <w:color w:val="000000"/>
-                <w:sz w:val="18"/>
-                <w:szCs w:val="18"/>
-              </w:rPr>
-              <w:t xml:space="preserve">d) calculate work done against friction and explain how friction leads to energy dissipation as heat,</w:t>
-            </w:r>
-          </w:p>
-          <w:p>
-            <w:pPr>
-              <w:spacing w:after="40" w:before="0"/>
-              <w:jc w:val="left"/>
-            </w:pPr>
-            <w:r>
-              <w:rPr>
-                <w:rFonts w:ascii="Arial" w:cs="Arial" w:eastAsia="Arial" w:hAnsi="Arial"/>
-                <w:b w:val="false"/>
-                <w:bCs w:val="false"/>
-                <w:i w:val="false"/>
-                <w:iCs w:val="false"/>
-                <w:color w:val="000000"/>
-                <w:sz w:val="18"/>
-                <w:szCs w:val="18"/>
-              </w:rPr>
-              <w:t xml:space="preserve">e) define power, state its SI unit, and solve problems involving power in everyday contexts such as Kenyan athletes running and water pumping,</w:t>
-            </w:r>
-          </w:p>
-          <w:p>
-            <w:pPr>
-              <w:spacing w:after="40" w:before="0"/>
-              <w:jc w:val="left"/>
-            </w:pPr>
-            <w:r>
-              <w:rPr>
-                <w:rFonts w:ascii="Arial" w:cs="Arial" w:eastAsia="Arial" w:hAnsi="Arial"/>
-                <w:b w:val="false"/>
-                <w:bCs w:val="false"/>
-                <w:i w:val="false"/>
-                <w:iCs w:val="false"/>
-                <w:color w:val="000000"/>
-                <w:sz w:val="18"/>
-                <w:szCs w:val="18"/>
-              </w:rPr>
-              <w:t xml:space="preserve">f) identify and describe the types of simple machines and explain how they make work easier,</w:t>
-            </w:r>
-          </w:p>
-          <w:p>
-            <w:pPr>
-              <w:spacing w:after="40" w:before="0"/>
-              <w:jc w:val="left"/>
-            </w:pPr>
-            <w:r>
-              <w:rPr>
-                <w:rFonts w:ascii="Arial" w:cs="Arial" w:eastAsia="Arial" w:hAnsi="Arial"/>
-                <w:b w:val="false"/>
-                <w:bCs w:val="false"/>
-                <w:i w:val="false"/>
-                <w:iCs w:val="false"/>
-                <w:color w:val="000000"/>
-                <w:sz w:val="18"/>
-                <w:szCs w:val="18"/>
-              </w:rPr>
-              <w:t xml:space="preserve">g) calculate the mechanical advantage, velocity ratio, and efficiency of simple machines,</w:t>
-            </w:r>
-          </w:p>
-          <w:p>
-            <w:pPr>
-              <w:spacing w:after="40" w:before="0"/>
-              <w:jc w:val="left"/>
-            </w:pPr>
-            <w:r>
-              <w:rPr>
-                <w:rFonts w:ascii="Arial" w:cs="Arial" w:eastAsia="Arial" w:hAnsi="Arial"/>
-                <w:b w:val="false"/>
-                <w:bCs w:val="false"/>
-                <w:i w:val="false"/>
-                <w:iCs w:val="false"/>
-                <w:color w:val="000000"/>
-                <w:sz w:val="18"/>
-                <w:szCs w:val="18"/>
-              </w:rPr>
-              <w:t xml:space="preserve">h) appreciate the role of energy, work, power, and machines in solving real-world problems in Kenyan society.</w:t>
-            </w:r>
-          </w:p>
-        </w:tc>
-      </w:tr>
-      <w:tr>
-        <w:tc>
-          <w:tcPr>
-            <w:tcW w:type="dxa" w:w="3000"/>
-            <w:shd w:fill="D5E8F0" w:color="auto" w:val="clear"/>
-            <w:tcMar>
-              <w:top w:type="dxa" w:w="60"/>
-              <w:left w:type="dxa" w:w="120"/>
-              <w:bottom w:type="dxa" w:w="60"/>
-              <w:right w:type="dxa" w:w="120"/>
-            </w:tcMar>
-            <w:vAlign w:val="top"/>
-          </w:tcPr>
-          <w:p>
-            <w:pPr>
-              <w:spacing w:after="40" w:before="0"/>
-              <w:jc w:val="left"/>
-            </w:pPr>
-            <w:r>
-              <w:rPr>
-                <w:rFonts w:ascii="Arial" w:cs="Arial" w:eastAsia="Arial" w:hAnsi="Arial"/>
-                <w:b/>
-                <w:bCs/>
-                <w:i w:val="false"/>
-                <w:iCs w:val="false"/>
-                <w:color w:val="000000"/>
-                <w:sz w:val="18"/>
-                <w:szCs w:val="18"/>
-              </w:rPr>
-              <w:t xml:space="preserve">Core Competencies</w:t>
-            </w:r>
-          </w:p>
-        </w:tc>
-        <w:tc>
-          <w:tcPr>
-            <w:tcW w:type="dxa" w:w="10680"/>
-            <w:shd w:fill="FFFFFF" w:color="auto" w:val="clear"/>
-            <w:tcMar>
-              <w:top w:type="dxa" w:w="60"/>
-              <w:left w:type="dxa" w:w="120"/>
-              <w:bottom w:type="dxa" w:w="60"/>
-              <w:right w:type="dxa" w:w="120"/>
-            </w:tcMar>
-            <w:vAlign w:val="top"/>
-          </w:tcPr>
-          <w:p>
-            <w:pPr>
-              <w:spacing w:after="30" w:before="0"/>
-              <w:ind w:left="360" w:hanging="180"/>
-              <w:jc w:val="left"/>
-            </w:pPr>
-            <w:r>
-              <w:rPr>
-                <w:rFonts w:ascii="Arial" w:cs="Arial" w:eastAsia="Arial" w:hAnsi="Arial"/>
-                <w:b w:val="false"/>
-                <w:bCs w:val="false"/>
-                <w:i w:val="false"/>
-                <w:iCs w:val="false"/>
-                <w:color w:val="000000"/>
-                <w:sz w:val="18"/>
-                <w:szCs w:val="18"/>
-              </w:rPr>
-              <w:t xml:space="preserve">–  Communication and Collaboration: Learners work in groups to investigate simple machines (e.g., constructing a model lever or pulley using locally available materials) and present their findings on mechanical advantage and efficiency to the class, embracing teamwork and shared decision-making.</w:t>
-            </w:r>
-          </w:p>
-          <w:p>
-            <w:pPr>
-              <w:spacing w:after="30" w:before="0"/>
-              <w:ind w:left="360" w:hanging="180"/>
-              <w:jc w:val="left"/>
-            </w:pPr>
-            <w:r>
-              <w:rPr>
-                <w:rFonts w:ascii="Arial" w:cs="Arial" w:eastAsia="Arial" w:hAnsi="Arial"/>
-                <w:b w:val="false"/>
-                <w:bCs w:val="false"/>
-                <w:i w:val="false"/>
-                <w:iCs w:val="false"/>
-                <w:color w:val="000000"/>
-                <w:sz w:val="18"/>
-                <w:szCs w:val="18"/>
-              </w:rPr>
-              <w:t xml:space="preserve">–  Critical Thinking and Problem Solving: Learners analyse energy transformation scenarios (e.g., a maize grain falling from a grain store in Kitale) and solve multi-step numerical problems involving work, power, KE, PE, and machine efficiency.</w:t>
-            </w:r>
-          </w:p>
-          <w:p>
-            <w:pPr>
-              <w:spacing w:after="30" w:before="0"/>
-              <w:ind w:left="360" w:hanging="180"/>
-              <w:jc w:val="left"/>
-            </w:pPr>
-            <w:r>
-              <w:rPr>
-                <w:rFonts w:ascii="Arial" w:cs="Arial" w:eastAsia="Arial" w:hAnsi="Arial"/>
-                <w:b w:val="false"/>
-                <w:bCs w:val="false"/>
-                <w:i w:val="false"/>
-                <w:iCs w:val="false"/>
-                <w:color w:val="000000"/>
-                <w:sz w:val="18"/>
-                <w:szCs w:val="18"/>
-              </w:rPr>
-              <w:t xml:space="preserve">–  Learning to Learn: Learners use PhET simulations (Energy Skate Park, Pendulum Lab) and Khan Academy interactive exercises to independently consolidate understanding of energy conservation and power, practising self-directed knowledge construction.</w:t>
-            </w:r>
-          </w:p>
-          <w:p>
-            <w:pPr>
-              <w:spacing w:after="30" w:before="0"/>
-              <w:ind w:left="360" w:hanging="180"/>
-              <w:jc w:val="left"/>
-            </w:pPr>
-            <w:r>
-              <w:rPr>
-                <w:rFonts w:ascii="Arial" w:cs="Arial" w:eastAsia="Arial" w:hAnsi="Arial"/>
-                <w:b w:val="false"/>
-                <w:bCs w:val="false"/>
-                <w:i w:val="false"/>
-                <w:iCs w:val="false"/>
-                <w:color w:val="000000"/>
-                <w:sz w:val="18"/>
-                <w:szCs w:val="18"/>
-              </w:rPr>
-              <w:t xml:space="preserve">–  Digital Literacy: Learners interact with PhET simulations, LabXchange modules, and YouTube videos on energy transformations and simple machines, developing competence in using digital tools for science learning.</w:t>
-            </w:r>
-          </w:p>
-          <w:p>
-            <w:pPr>
-              <w:spacing w:after="30" w:before="0"/>
-              <w:ind w:left="360" w:hanging="180"/>
-              <w:jc w:val="left"/>
-            </w:pPr>
-            <w:r>
-              <w:rPr>
-                <w:rFonts w:ascii="Arial" w:cs="Arial" w:eastAsia="Arial" w:hAnsi="Arial"/>
-                <w:b w:val="false"/>
-                <w:bCs w:val="false"/>
-                <w:i w:val="false"/>
-                <w:iCs w:val="false"/>
-                <w:color w:val="000000"/>
-                <w:sz w:val="18"/>
-                <w:szCs w:val="18"/>
-              </w:rPr>
-              <w:t xml:space="preserve">–  Creativity and Imagination: Learners design and build simple machines from locally sourced materials (e.g., a wheelbarrow model or an inclined plane using planks) to creatively solve a given load-lifting challenge in the school environment.</w:t>
-            </w:r>
-          </w:p>
-        </w:tc>
-      </w:tr>
-      <w:tr>
-        <w:tc>
-          <w:tcPr>
-            <w:tcW w:type="dxa" w:w="3000"/>
-            <w:shd w:fill="E2EFDA" w:color="auto" w:val="clear"/>
-            <w:tcMar>
-              <w:top w:type="dxa" w:w="60"/>
-              <w:left w:type="dxa" w:w="120"/>
-              <w:bottom w:type="dxa" w:w="60"/>
-              <w:right w:type="dxa" w:w="120"/>
-            </w:tcMar>
-            <w:vAlign w:val="top"/>
-          </w:tcPr>
-          <w:p>
-            <w:pPr>
-              <w:spacing w:after="40" w:before="0"/>
-              <w:jc w:val="left"/>
-            </w:pPr>
-            <w:r>
-              <w:rPr>
-                <w:rFonts w:ascii="Arial" w:cs="Arial" w:eastAsia="Arial" w:hAnsi="Arial"/>
-                <w:b/>
-                <w:bCs/>
-                <w:i w:val="false"/>
-                <w:iCs w:val="false"/>
-                <w:color w:val="000000"/>
-                <w:sz w:val="18"/>
-                <w:szCs w:val="18"/>
-              </w:rPr>
-              <w:t xml:space="preserve">Core Values</w:t>
-            </w:r>
-          </w:p>
-        </w:tc>
-        <w:tc>
-          <w:tcPr>
-            <w:tcW w:type="dxa" w:w="10680"/>
-            <w:shd w:fill="FFFFFF" w:color="auto" w:val="clear"/>
-            <w:tcMar>
-              <w:top w:type="dxa" w:w="60"/>
-              <w:left w:type="dxa" w:w="120"/>
-              <w:bottom w:type="dxa" w:w="60"/>
-              <w:right w:type="dxa" w:w="120"/>
-            </w:tcMar>
-            <w:vAlign w:val="top"/>
-          </w:tcPr>
-          <w:p>
-            <w:pPr>
-              <w:spacing w:after="30" w:before="0"/>
-              <w:ind w:left="360" w:hanging="180"/>
-              <w:jc w:val="left"/>
-            </w:pPr>
-            <w:r>
-              <w:rPr>
-                <w:rFonts w:ascii="Arial" w:cs="Arial" w:eastAsia="Arial" w:hAnsi="Arial"/>
-                <w:b w:val="false"/>
-                <w:bCs w:val="false"/>
-                <w:i w:val="false"/>
-                <w:iCs w:val="false"/>
-                <w:color w:val="000000"/>
-                <w:sz w:val="18"/>
-                <w:szCs w:val="18"/>
-              </w:rPr>
-              <w:t xml:space="preserve">–  Responsibility: Learners take ownership of their roles during group investigations of simple machines and energy experiments, ensuring accurate data collection and honest reporting of results.</w:t>
-            </w:r>
-          </w:p>
-          <w:p>
-            <w:pPr>
-              <w:spacing w:after="30" w:before="0"/>
-              <w:ind w:left="360" w:hanging="180"/>
-              <w:jc w:val="left"/>
-            </w:pPr>
-            <w:r>
-              <w:rPr>
-                <w:rFonts w:ascii="Arial" w:cs="Arial" w:eastAsia="Arial" w:hAnsi="Arial"/>
-                <w:b w:val="false"/>
-                <w:bCs w:val="false"/>
-                <w:i w:val="false"/>
-                <w:iCs w:val="false"/>
-                <w:color w:val="000000"/>
-                <w:sz w:val="18"/>
-                <w:szCs w:val="18"/>
-              </w:rPr>
-              <w:t xml:space="preserve">–  Respect: Learners demonstrate open-mindedness and appreciation for diverse approaches when peer groups present different machine designs and efficiency calculations.</w:t>
-            </w:r>
-          </w:p>
-          <w:p>
-            <w:pPr>
-              <w:spacing w:after="30" w:before="0"/>
-              <w:ind w:left="360" w:hanging="180"/>
-              <w:jc w:val="left"/>
-            </w:pPr>
-            <w:r>
-              <w:rPr>
-                <w:rFonts w:ascii="Arial" w:cs="Arial" w:eastAsia="Arial" w:hAnsi="Arial"/>
-                <w:b w:val="false"/>
-                <w:bCs w:val="false"/>
-                <w:i w:val="false"/>
-                <w:iCs w:val="false"/>
-                <w:color w:val="000000"/>
-                <w:sz w:val="18"/>
-                <w:szCs w:val="18"/>
-              </w:rPr>
-              <w:t xml:space="preserve">–  Unity: Learners collaborate across different backgrounds and abilities during hands-on machine-building activities, recognising that collective effort produces better outcomes — mirroring how community members in Kenyan villages cooperate to use pulleys and levers on construction projects.</w:t>
-            </w:r>
-          </w:p>
-          <w:p>
-            <w:pPr>
-              <w:spacing w:after="30" w:before="0"/>
-              <w:ind w:left="360" w:hanging="180"/>
-              <w:jc w:val="left"/>
-            </w:pPr>
-            <w:r>
-              <w:rPr>
-                <w:rFonts w:ascii="Arial" w:cs="Arial" w:eastAsia="Arial" w:hAnsi="Arial"/>
-                <w:b w:val="false"/>
-                <w:bCs w:val="false"/>
-                <w:i w:val="false"/>
-                <w:iCs w:val="false"/>
-                <w:color w:val="000000"/>
-                <w:sz w:val="18"/>
-                <w:szCs w:val="18"/>
-              </w:rPr>
-              <w:t xml:space="preserve">–  Social Justice: Learners examine how access to simple machines and energy-saving technologies can reduce the physical burden on women and children who carry heavy loads in rural Kenya, connecting physics to equity concerns.</w:t>
-            </w:r>
-          </w:p>
-        </w:tc>
-      </w:tr>
-      <w:tr>
-        <w:tc>
-          <w:tcPr>
-            <w:tcW w:type="dxa" w:w="3000"/>
-            <w:shd w:fill="D5E8F0" w:color="auto" w:val="clear"/>
-            <w:tcMar>
-              <w:top w:type="dxa" w:w="60"/>
-              <w:left w:type="dxa" w:w="120"/>
-              <w:bottom w:type="dxa" w:w="60"/>
-              <w:right w:type="dxa" w:w="120"/>
-            </w:tcMar>
-            <w:vAlign w:val="top"/>
-          </w:tcPr>
-          <w:p>
-            <w:pPr>
-              <w:spacing w:after="40" w:before="0"/>
-              <w:jc w:val="left"/>
-            </w:pPr>
-            <w:r>
-              <w:rPr>
-                <w:rFonts w:ascii="Arial" w:cs="Arial" w:eastAsia="Arial" w:hAnsi="Arial"/>
-                <w:b/>
-                <w:bCs/>
-                <w:i w:val="false"/>
-                <w:iCs w:val="false"/>
-                <w:color w:val="000000"/>
-                <w:sz w:val="18"/>
-                <w:szCs w:val="18"/>
-              </w:rPr>
-              <w:t xml:space="preserve">Science &amp; Engineering Practices</w:t>
-            </w:r>
-          </w:p>
-        </w:tc>
-        <w:tc>
-          <w:tcPr>
-            <w:tcW w:type="dxa" w:w="10680"/>
-            <w:shd w:fill="FFFFFF" w:color="auto" w:val="clear"/>
-            <w:tcMar>
-              <w:top w:type="dxa" w:w="60"/>
-              <w:left w:type="dxa" w:w="120"/>
-              <w:bottom w:type="dxa" w:w="60"/>
-              <w:right w:type="dxa" w:w="120"/>
-            </w:tcMar>
-            <w:vAlign w:val="top"/>
-          </w:tcPr>
-          <w:p>
-            <w:pPr>
-              <w:spacing w:after="30" w:before="0"/>
-              <w:ind w:left="360" w:hanging="180"/>
-              <w:jc w:val="left"/>
-            </w:pPr>
-            <w:r>
-              <w:rPr>
-                <w:rFonts w:ascii="Arial" w:cs="Arial" w:eastAsia="Arial" w:hAnsi="Arial"/>
-                <w:b w:val="false"/>
-                <w:bCs w:val="false"/>
-                <w:i w:val="false"/>
-                <w:iCs w:val="false"/>
-                <w:color w:val="000000"/>
-                <w:sz w:val="18"/>
-                <w:szCs w:val="18"/>
-              </w:rPr>
-              <w:t xml:space="preserve">–  Asking Questions and Defining Problems: Learners generate investigable questions from the anchoring phenomenon (e.g., "Why does the jua kali mechanic use a long-handled spanner rather than a short one?") and refine them into testable problems about force, distance, and work.</w:t>
-            </w:r>
-          </w:p>
-          <w:p>
-            <w:pPr>
-              <w:spacing w:after="30" w:before="0"/>
-              <w:ind w:left="360" w:hanging="180"/>
-              <w:jc w:val="left"/>
-            </w:pPr>
-            <w:r>
-              <w:rPr>
-                <w:rFonts w:ascii="Arial" w:cs="Arial" w:eastAsia="Arial" w:hAnsi="Arial"/>
-                <w:b w:val="false"/>
-                <w:bCs w:val="false"/>
-                <w:i w:val="false"/>
-                <w:iCs w:val="false"/>
-                <w:color w:val="000000"/>
-                <w:sz w:val="18"/>
-                <w:szCs w:val="18"/>
-              </w:rPr>
-              <w:t xml:space="preserve">–  Planning and Carrying Out Investigations: Learners design and conduct experiments to measure the mechanical advantage and efficiency of a pulley system or inclined plane using spring balances, rulers, and locally sourced loads (e.g., bags of sand or stones).</w:t>
-            </w:r>
-          </w:p>
-          <w:p>
-            <w:pPr>
-              <w:spacing w:after="30" w:before="0"/>
-              <w:ind w:left="360" w:hanging="180"/>
-              <w:jc w:val="left"/>
-            </w:pPr>
-            <w:r>
-              <w:rPr>
-                <w:rFonts w:ascii="Arial" w:cs="Arial" w:eastAsia="Arial" w:hAnsi="Arial"/>
-                <w:b w:val="false"/>
-                <w:bCs w:val="false"/>
-                <w:i w:val="false"/>
-                <w:iCs w:val="false"/>
-                <w:color w:val="000000"/>
-                <w:sz w:val="18"/>
-                <w:szCs w:val="18"/>
-              </w:rPr>
-              <w:t xml:space="preserve">–  Analysing and Interpreting Data: Learners record force and distance data from machine experiments, calculate MA, VR, and efficiency, plot graphs (e.g., load vs. effort), and identify patterns and sources of energy loss.</w:t>
-            </w:r>
-          </w:p>
-          <w:p>
-            <w:pPr>
-              <w:spacing w:after="30" w:before="0"/>
-              <w:ind w:left="360" w:hanging="180"/>
-              <w:jc w:val="left"/>
-            </w:pPr>
-            <w:r>
-              <w:rPr>
-                <w:rFonts w:ascii="Arial" w:cs="Arial" w:eastAsia="Arial" w:hAnsi="Arial"/>
-                <w:b w:val="false"/>
-                <w:bCs w:val="false"/>
-                <w:i w:val="false"/>
-                <w:iCs w:val="false"/>
-                <w:color w:val="000000"/>
-                <w:sz w:val="18"/>
-                <w:szCs w:val="18"/>
-              </w:rPr>
-              <w:t xml:space="preserve">–  Using Mathematics and Computational Thinking: Learners apply formulae for KE, PE, W, P, MA, VR, and efficiency in structured and open-ended numerical problems set in Kenyan contexts (e.g., a farmer in Kericho lifting tea bales using a pulley).</w:t>
-            </w:r>
-          </w:p>
-          <w:p>
-            <w:pPr>
-              <w:spacing w:after="30" w:before="0"/>
-              <w:ind w:left="360" w:hanging="180"/>
-              <w:jc w:val="left"/>
-            </w:pPr>
-            <w:r>
-              <w:rPr>
-                <w:rFonts w:ascii="Arial" w:cs="Arial" w:eastAsia="Arial" w:hAnsi="Arial"/>
-                <w:b w:val="false"/>
-                <w:bCs w:val="false"/>
-                <w:i w:val="false"/>
-                <w:iCs w:val="false"/>
-                <w:color w:val="000000"/>
-                <w:sz w:val="18"/>
-                <w:szCs w:val="18"/>
-              </w:rPr>
-              <w:t xml:space="preserve">–  Constructing Explanations: Learners construct written and oral explanations of why machines cannot be 100% efficient by referencing friction and energy dissipation observed in their investigations.</w:t>
-            </w:r>
-          </w:p>
-          <w:p>
-            <w:pPr>
-              <w:spacing w:after="30" w:before="0"/>
-              <w:ind w:left="360" w:hanging="180"/>
-              <w:jc w:val="left"/>
-            </w:pPr>
-            <w:r>
-              <w:rPr>
-                <w:rFonts w:ascii="Arial" w:cs="Arial" w:eastAsia="Arial" w:hAnsi="Arial"/>
-                <w:b w:val="false"/>
-                <w:bCs w:val="false"/>
-                <w:i w:val="false"/>
-                <w:iCs w:val="false"/>
-                <w:color w:val="000000"/>
-                <w:sz w:val="18"/>
-                <w:szCs w:val="18"/>
-              </w:rPr>
-              <w:t xml:space="preserve">–  Obtaining, Evaluating, and Communicating Information: Learners evaluate video demonstrations (YouTube), PhET simulations, and LabXchange modules, then communicate their understanding through model diagrams, summary tables, and class presentations.</w:t>
-            </w:r>
-          </w:p>
-        </w:tc>
-      </w:tr>
-      <w:tr>
-        <w:tc>
-          <w:tcPr>
-            <w:tcW w:type="dxa" w:w="3000"/>
-            <w:shd w:fill="FCE4D6" w:color="auto" w:val="clear"/>
-            <w:tcMar>
-              <w:top w:type="dxa" w:w="60"/>
-              <w:left w:type="dxa" w:w="120"/>
-              <w:bottom w:type="dxa" w:w="60"/>
-              <w:right w:type="dxa" w:w="120"/>
-            </w:tcMar>
-            <w:vAlign w:val="top"/>
-          </w:tcPr>
-          <w:p>
-            <w:pPr>
-              <w:spacing w:after="40" w:before="0"/>
-              <w:jc w:val="left"/>
-            </w:pPr>
-            <w:r>
-              <w:rPr>
-                <w:rFonts w:ascii="Arial" w:cs="Arial" w:eastAsia="Arial" w:hAnsi="Arial"/>
-                <w:b/>
-                <w:bCs/>
-                <w:i w:val="false"/>
-                <w:iCs w:val="false"/>
-                <w:color w:val="000000"/>
-                <w:sz w:val="18"/>
-                <w:szCs w:val="18"/>
-              </w:rPr>
-              <w:t xml:space="preserve">Pertinent &amp; Contemporary Issues (PCIs)</w:t>
-            </w:r>
-          </w:p>
-        </w:tc>
-        <w:tc>
-          <w:tcPr>
-            <w:tcW w:type="dxa" w:w="10680"/>
-            <w:shd w:fill="FFFFFF" w:color="auto" w:val="clear"/>
-            <w:tcMar>
-              <w:top w:type="dxa" w:w="60"/>
-              <w:left w:type="dxa" w:w="120"/>
-              <w:bottom w:type="dxa" w:w="60"/>
-              <w:right w:type="dxa" w:w="120"/>
-            </w:tcMar>
-            <w:vAlign w:val="top"/>
-          </w:tcPr>
-          <w:p>
-            <w:pPr>
-              <w:spacing w:after="30" w:before="0"/>
-              <w:ind w:left="360" w:hanging="180"/>
-              <w:jc w:val="left"/>
-            </w:pPr>
-            <w:r>
-              <w:rPr>
-                <w:rFonts w:ascii="Arial" w:cs="Arial" w:eastAsia="Arial" w:hAnsi="Arial"/>
-                <w:b w:val="false"/>
-                <w:bCs w:val="false"/>
-                <w:i w:val="false"/>
-                <w:iCs w:val="false"/>
-                <w:color w:val="000000"/>
-                <w:sz w:val="18"/>
-                <w:szCs w:val="18"/>
-              </w:rPr>
-              <w:t xml:space="preserve">–  Life Skills Education (LSE) — Health and Physical Activity: Learners connect the concept of power to human physical exertion, exploring how Kenyan athletes such as marathon runners (e.g., Eliud Kipchoge) generate mechanical power and how energy efficiency relates to physical fitness and healthy lifestyles.</w:t>
-            </w:r>
-          </w:p>
-          <w:p>
-            <w:pPr>
-              <w:spacing w:after="30" w:before="0"/>
-              <w:ind w:left="360" w:hanging="180"/>
-              <w:jc w:val="left"/>
-            </w:pPr>
-            <w:r>
-              <w:rPr>
-                <w:rFonts w:ascii="Arial" w:cs="Arial" w:eastAsia="Arial" w:hAnsi="Arial"/>
-                <w:b w:val="false"/>
-                <w:bCs w:val="false"/>
-                <w:i w:val="false"/>
-                <w:iCs w:val="false"/>
-                <w:color w:val="000000"/>
-                <w:sz w:val="18"/>
-                <w:szCs w:val="18"/>
-              </w:rPr>
-              <w:t xml:space="preserve">–  Environmental Education: Learners examine how energy losses due to friction and heat generation contribute to inefficiency, linking this to the importance of energy conservation in Kenya's context of rising electricity costs and the push for renewable energy sources.</w:t>
-            </w:r>
-          </w:p>
-          <w:p>
-            <w:pPr>
-              <w:spacing w:after="30" w:before="0"/>
-              <w:ind w:left="360" w:hanging="180"/>
-              <w:jc w:val="left"/>
-            </w:pPr>
-            <w:r>
-              <w:rPr>
-                <w:rFonts w:ascii="Arial" w:cs="Arial" w:eastAsia="Arial" w:hAnsi="Arial"/>
-                <w:b w:val="false"/>
-                <w:bCs w:val="false"/>
-                <w:i w:val="false"/>
-                <w:iCs w:val="false"/>
-                <w:color w:val="000000"/>
-                <w:sz w:val="18"/>
-                <w:szCs w:val="18"/>
-              </w:rPr>
-              <w:t xml:space="preserve">–  Financial Literacy: Learners calculate the cost implications of using machines of different efficiencies (e.g., comparing a manual water pump to an electric pump in a rural setting), developing awareness of economic decision-making linked to energy and power use.</w:t>
-            </w:r>
-          </w:p>
-          <w:p>
-            <w:pPr>
-              <w:spacing w:after="30" w:before="0"/>
-              <w:ind w:left="360" w:hanging="180"/>
-              <w:jc w:val="left"/>
-            </w:pPr>
-            <w:r>
-              <w:rPr>
-                <w:rFonts w:ascii="Arial" w:cs="Arial" w:eastAsia="Arial" w:hAnsi="Arial"/>
-                <w:b w:val="false"/>
-                <w:bCs w:val="false"/>
-                <w:i w:val="false"/>
-                <w:iCs w:val="false"/>
-                <w:color w:val="000000"/>
-                <w:sz w:val="18"/>
-                <w:szCs w:val="18"/>
-              </w:rPr>
-              <w:t xml:space="preserve">–  Gender Disparity: Learners discuss how simple machines can reduce the disproportionate physical burden borne by women and girls in Kenya (e.g., fetching water, grinding grain), exploring how technology and physics knowledge can promote gender equity in labour.</w:t>
-            </w:r>
-          </w:p>
-        </w:tc>
-      </w:tr>
-      <w:tr>
-        <w:tc>
-          <w:tcPr>
-            <w:tcW w:type="dxa" w:w="3000"/>
-            <w:shd w:fill="D9EEF1" w:color="auto" w:val="clear"/>
-            <w:tcMar>
-              <w:top w:type="dxa" w:w="60"/>
-              <w:left w:type="dxa" w:w="120"/>
-              <w:bottom w:type="dxa" w:w="60"/>
-              <w:right w:type="dxa" w:w="120"/>
-            </w:tcMar>
-            <w:vAlign w:val="top"/>
-          </w:tcPr>
-          <w:p>
-            <w:pPr>
-              <w:spacing w:after="40" w:before="0"/>
-              <w:jc w:val="left"/>
-            </w:pPr>
-            <w:r>
-              <w:rPr>
-                <w:rFonts w:ascii="Arial" w:cs="Arial" w:eastAsia="Arial" w:hAnsi="Arial"/>
-                <w:b/>
-                <w:bCs/>
-                <w:i w:val="false"/>
-                <w:iCs w:val="false"/>
-                <w:color w:val="000000"/>
-                <w:sz w:val="18"/>
-                <w:szCs w:val="18"/>
-              </w:rPr>
-              <w:t xml:space="preserve">Career Connections</w:t>
-            </w:r>
-          </w:p>
-        </w:tc>
-        <w:tc>
-          <w:tcPr>
-            <w:tcW w:type="dxa" w:w="10680"/>
-            <w:shd w:fill="FFFFFF" w:color="auto" w:val="clear"/>
-            <w:tcMar>
-              <w:top w:type="dxa" w:w="60"/>
-              <w:left w:type="dxa" w:w="120"/>
-              <w:bottom w:type="dxa" w:w="60"/>
-              <w:right w:type="dxa" w:w="120"/>
-            </w:tcMar>
-            <w:vAlign w:val="top"/>
-          </w:tcPr>
-          <w:p>
-            <w:pPr>
-              <w:spacing w:after="30" w:before="0"/>
-              <w:ind w:left="360" w:hanging="180"/>
-              <w:jc w:val="left"/>
-            </w:pPr>
-            <w:r>
-              <w:rPr>
-                <w:rFonts w:ascii="Arial" w:cs="Arial" w:eastAsia="Arial" w:hAnsi="Arial"/>
-                <w:b w:val="false"/>
-                <w:bCs w:val="false"/>
-                <w:i w:val="false"/>
-                <w:iCs w:val="false"/>
-                <w:color w:val="000000"/>
-                <w:sz w:val="18"/>
-                <w:szCs w:val="18"/>
-              </w:rPr>
-              <w:t xml:space="preserve">–  Mechanical Engineering: This sub-strand directly underpins the design and analysis of machines, engines, and mechanical systems used in Kenya's manufacturing and construction industries.</w:t>
-            </w:r>
-          </w:p>
-          <w:p>
-            <w:pPr>
-              <w:spacing w:after="30" w:before="0"/>
-              <w:ind w:left="360" w:hanging="180"/>
-              <w:jc w:val="left"/>
-            </w:pPr>
-            <w:r>
-              <w:rPr>
-                <w:rFonts w:ascii="Arial" w:cs="Arial" w:eastAsia="Arial" w:hAnsi="Arial"/>
-                <w:b w:val="false"/>
-                <w:bCs w:val="false"/>
-                <w:i w:val="false"/>
-                <w:iCs w:val="false"/>
-                <w:color w:val="000000"/>
-                <w:sz w:val="18"/>
-                <w:szCs w:val="18"/>
-              </w:rPr>
-              <w:t xml:space="preserve">–  Agricultural Engineering: Understanding simple machines, efficiency, and power is essential for designing and operating farm machinery such as ox-ploughs, grain mills, and irrigation pumps used across Kenya's Rift Valley and Central regions.</w:t>
-            </w:r>
-          </w:p>
-          <w:p>
-            <w:pPr>
-              <w:spacing w:after="30" w:before="0"/>
-              <w:ind w:left="360" w:hanging="180"/>
-              <w:jc w:val="left"/>
-            </w:pPr>
-            <w:r>
-              <w:rPr>
-                <w:rFonts w:ascii="Arial" w:cs="Arial" w:eastAsia="Arial" w:hAnsi="Arial"/>
-                <w:b w:val="false"/>
-                <w:bCs w:val="false"/>
-                <w:i w:val="false"/>
-                <w:iCs w:val="false"/>
-                <w:color w:val="000000"/>
-                <w:sz w:val="18"/>
-                <w:szCs w:val="18"/>
-              </w:rPr>
-              <w:t xml:space="preserve">–  Civil Engineering and Construction: Work, force, and machine principles apply directly to the use of cranes, pulleys, inclined planes, and levers on Kenyan construction sites.</w:t>
-            </w:r>
-          </w:p>
-          <w:p>
-            <w:pPr>
-              <w:spacing w:after="30" w:before="0"/>
-              <w:ind w:left="360" w:hanging="180"/>
-              <w:jc w:val="left"/>
-            </w:pPr>
-            <w:r>
-              <w:rPr>
-                <w:rFonts w:ascii="Arial" w:cs="Arial" w:eastAsia="Arial" w:hAnsi="Arial"/>
-                <w:b w:val="false"/>
-                <w:bCs w:val="false"/>
-                <w:i w:val="false"/>
-                <w:iCs w:val="false"/>
-                <w:color w:val="000000"/>
-                <w:sz w:val="18"/>
-                <w:szCs w:val="18"/>
-              </w:rPr>
-              <w:t xml:space="preserve">–  Sports Science and Physiotherapy: The concepts of kinetic energy, power, and work relate to biomechanics — informing training programmes for Kenyan athletes at institutions such as the High Altitude Training Centre in Iten.</w:t>
-            </w:r>
-          </w:p>
-          <w:p>
-            <w:pPr>
-              <w:spacing w:after="30" w:before="0"/>
-              <w:ind w:left="360" w:hanging="180"/>
-              <w:jc w:val="left"/>
-            </w:pPr>
-            <w:r>
-              <w:rPr>
-                <w:rFonts w:ascii="Arial" w:cs="Arial" w:eastAsia="Arial" w:hAnsi="Arial"/>
-                <w:b w:val="false"/>
-                <w:bCs w:val="false"/>
-                <w:i w:val="false"/>
-                <w:iCs w:val="false"/>
-                <w:color w:val="000000"/>
-                <w:sz w:val="18"/>
-                <w:szCs w:val="18"/>
-              </w:rPr>
-              <w:t xml:space="preserve">–  Renewable Energy Technology: Understanding energy transformation and power calculations is foundational for careers in solar, wind, and hydroelectric energy sectors — all of which are growing rapidly in Kenya.</w:t>
-            </w:r>
-          </w:p>
-          <w:p>
-            <w:pPr>
-              <w:spacing w:after="30" w:before="0"/>
-              <w:ind w:left="360" w:hanging="180"/>
-              <w:jc w:val="left"/>
-            </w:pPr>
-            <w:r>
-              <w:rPr>
-                <w:rFonts w:ascii="Arial" w:cs="Arial" w:eastAsia="Arial" w:hAnsi="Arial"/>
-                <w:b w:val="false"/>
-                <w:bCs w:val="false"/>
-                <w:i w:val="false"/>
-                <w:iCs w:val="false"/>
-                <w:color w:val="000000"/>
-                <w:sz w:val="18"/>
-                <w:szCs w:val="18"/>
-              </w:rPr>
-              <w:t xml:space="preserve">–  Physics Teaching: Mastery of core mechanics concepts equips learners to become physics educators, addressing the shortage of qualified science teachers in Kenyan secondary schools.</w:t>
-            </w:r>
-          </w:p>
-        </w:tc>
-      </w:tr>
-      <w:tr>
-        <w:tc>
-          <w:tcPr>
-            <w:tcW w:type="dxa" w:w="3000"/>
-            <w:shd w:fill="D5E8F0" w:color="auto" w:val="clear"/>
-            <w:tcMar>
-              <w:top w:type="dxa" w:w="60"/>
-              <w:left w:type="dxa" w:w="120"/>
-              <w:bottom w:type="dxa" w:w="60"/>
-              <w:right w:type="dxa" w:w="120"/>
-            </w:tcMar>
-            <w:vAlign w:val="top"/>
-          </w:tcPr>
-          <w:p>
-            <w:pPr>
-              <w:spacing w:after="40" w:before="0"/>
-              <w:jc w:val="left"/>
-            </w:pPr>
-            <w:r>
-              <w:rPr>
-                <w:rFonts w:ascii="Arial" w:cs="Arial" w:eastAsia="Arial" w:hAnsi="Arial"/>
-                <w:b/>
-                <w:bCs/>
-                <w:i w:val="false"/>
-                <w:iCs w:val="false"/>
-                <w:color w:val="000000"/>
-                <w:sz w:val="18"/>
-                <w:szCs w:val="18"/>
-              </w:rPr>
-              <w:t xml:space="preserve">Focus for Lessons</w:t>
-            </w:r>
-          </w:p>
-        </w:tc>
-        <w:tc>
-          <w:tcPr>
-            <w:tcW w:type="dxa" w:w="10680"/>
-            <w:shd w:fill="FFFFFF" w:color="auto" w:val="clear"/>
-            <w:tcMar>
-              <w:top w:type="dxa" w:w="60"/>
-              <w:left w:type="dxa" w:w="120"/>
-              <w:bottom w:type="dxa" w:w="60"/>
-              <w:right w:type="dxa" w:w="120"/>
-            </w:tcMar>
-            <w:vAlign w:val="top"/>
-          </w:tcPr>
-          <w:p>
-            <w:pPr>
-              <w:spacing w:after="40" w:before="0"/>
-              <w:jc w:val="left"/>
-            </w:pPr>
-            <w:r>
-              <w:rPr>
-                <w:rFonts w:ascii="Arial" w:cs="Arial" w:eastAsia="Arial" w:hAnsi="Arial"/>
-                <w:b w:val="false"/>
-                <w:bCs w:val="false"/>
-                <w:i w:val="false"/>
-                <w:iCs w:val="false"/>
-                <w:color w:val="000000"/>
-                <w:sz w:val="18"/>
-                <w:szCs w:val="18"/>
-              </w:rPr>
-              <w:t xml:space="preserve">This unit develops learners' understanding of mechanical energy (kinetic and potential), the principle of conservation of energy, and the concepts of work and power — building towards an analysis of how simple machines exploit these principles to make tasks easier in everyday Kenyan life. Learners engage with phenomena drawn from familiar local contexts — jua kali workshops, tea farms in Kericho, and athletes in Iten — to ground abstract physics principles in tangible, meaningful experiences. The pedagogical approach combines PhET simulations, LabXchange modules, Khan Academy practice, and hands-on machine investigations using locally available materials, culminating in a cumulative model that explains why no machine is perfectly efficient.</w:t>
-            </w:r>
-          </w:p>
-        </w:tc>
-      </w:tr>
-      <w:tr>
-        <w:tc>
-          <w:tcPr>
-            <w:tcW w:type="dxa" w:w="3000"/>
-            <w:shd w:fill="EAD1F5" w:color="auto" w:val="clear"/>
-            <w:tcMar>
-              <w:top w:type="dxa" w:w="60"/>
-              <w:left w:type="dxa" w:w="120"/>
-              <w:bottom w:type="dxa" w:w="60"/>
-              <w:right w:type="dxa" w:w="120"/>
-            </w:tcMar>
-            <w:vAlign w:val="top"/>
-          </w:tcPr>
-          <w:p>
-            <w:pPr>
-              <w:spacing w:after="40" w:before="0"/>
-              <w:jc w:val="left"/>
-            </w:pPr>
-            <w:r>
-              <w:rPr>
-                <w:rFonts w:ascii="Arial" w:cs="Arial" w:eastAsia="Arial" w:hAnsi="Arial"/>
-                <w:b/>
-                <w:bCs/>
-                <w:i w:val="false"/>
-                <w:iCs w:val="false"/>
-                <w:color w:val="000000"/>
-                <w:sz w:val="18"/>
-                <w:szCs w:val="18"/>
-              </w:rPr>
-              <w:t xml:space="preserve">Driving Question / Key Inquiry Questions</w:t>
-            </w:r>
-          </w:p>
-        </w:tc>
-        <w:tc>
-          <w:tcPr>
-            <w:tcW w:type="dxa" w:w="10680"/>
-            <w:shd w:fill="FFFFFF" w:color="auto" w:val="clear"/>
-            <w:tcMar>
-              <w:top w:type="dxa" w:w="60"/>
-              <w:left w:type="dxa" w:w="120"/>
-              <w:bottom w:type="dxa" w:w="60"/>
-              <w:right w:type="dxa" w:w="120"/>
-            </w:tcMar>
-            <w:vAlign w:val="top"/>
-          </w:tcPr>
-          <w:p>
-            <w:pPr>
-              <w:spacing w:after="40" w:before="0"/>
-              <w:jc w:val="left"/>
-            </w:pPr>
-            <w:r>
-              <w:rPr>
-                <w:rFonts w:ascii="Arial" w:cs="Arial" w:eastAsia="Arial" w:hAnsi="Arial"/>
-                <w:b w:val="false"/>
-                <w:bCs w:val="false"/>
-                <w:i w:val="false"/>
-                <w:iCs w:val="false"/>
-                <w:color w:val="000000"/>
-                <w:sz w:val="18"/>
-                <w:szCs w:val="18"/>
-              </w:rPr>
-              <w:t xml:space="preserve">DRIVING QUESTION: Why can a jua kali mechanic in Nairobi loosen a wheel nut effortlessly with a long spanner when a short one fails — and where does the energy go when friction makes the nut hot?</w:t>
-            </w:r>
-          </w:p>
-          <w:p>
-            <w:pPr>
-              <w:spacing w:after="40" w:before="0"/>
-              <w:jc w:val="left"/>
-            </w:pPr>
-            <w:r>
-              <w:rPr>
-                <w:rFonts w:ascii="Arial" w:cs="Arial" w:eastAsia="Arial" w:hAnsi="Arial"/>
-                <w:b w:val="false"/>
-                <w:bCs w:val="false"/>
-                <w:i w:val="false"/>
-                <w:iCs w:val="false"/>
-                <w:color w:val="000000"/>
-                <w:sz w:val="18"/>
-                <w:szCs w:val="18"/>
-              </w:rPr>
-              <w:t xml:space="preserve"/>
-            </w:r>
-          </w:p>
-          <w:p>
-            <w:pPr>
-              <w:spacing w:after="40" w:before="0"/>
-              <w:jc w:val="left"/>
-            </w:pPr>
-            <w:r>
-              <w:rPr>
-                <w:rFonts w:ascii="Arial" w:cs="Arial" w:eastAsia="Arial" w:hAnsi="Arial"/>
-                <w:b w:val="false"/>
-                <w:bCs w:val="false"/>
-                <w:i w:val="false"/>
-                <w:iCs w:val="false"/>
-                <w:color w:val="000000"/>
-                <w:sz w:val="18"/>
-                <w:szCs w:val="18"/>
-              </w:rPr>
-              <w:t xml:space="preserve">KICD KEY INQUIRY QUESTIONS:</w:t>
-            </w:r>
-          </w:p>
-          <w:p>
-            <w:pPr>
-              <w:spacing w:after="40" w:before="0"/>
-              <w:jc w:val="left"/>
-            </w:pPr>
-            <w:r>
-              <w:rPr>
-                <w:rFonts w:ascii="Arial" w:cs="Arial" w:eastAsia="Arial" w:hAnsi="Arial"/>
-                <w:b w:val="false"/>
-                <w:bCs w:val="false"/>
-                <w:i w:val="false"/>
-                <w:iCs w:val="false"/>
-                <w:color w:val="000000"/>
-                <w:sz w:val="18"/>
-                <w:szCs w:val="18"/>
-              </w:rPr>
-              <w:t xml:space="preserve">1. How is energy conserved and transformed in mechanical systems?</w:t>
-            </w:r>
-          </w:p>
-          <w:p>
-            <w:pPr>
-              <w:spacing w:after="40" w:before="0"/>
-              <w:jc w:val="left"/>
-            </w:pPr>
-            <w:r>
-              <w:rPr>
-                <w:rFonts w:ascii="Arial" w:cs="Arial" w:eastAsia="Arial" w:hAnsi="Arial"/>
-                <w:b w:val="false"/>
-                <w:bCs w:val="false"/>
-                <w:i w:val="false"/>
-                <w:iCs w:val="false"/>
-                <w:color w:val="000000"/>
-                <w:sz w:val="18"/>
-                <w:szCs w:val="18"/>
-              </w:rPr>
-              <w:t xml:space="preserve">2. How do simple machines make work easier without creating extra energy?</w:t>
-            </w:r>
-          </w:p>
-        </w:tc>
-      </w:tr>
-      <w:tr>
-        <w:tc>
-          <w:tcPr>
-            <w:tcW w:type="dxa" w:w="3000"/>
-            <w:shd w:fill="EAD1F5" w:color="auto" w:val="clear"/>
-            <w:tcMar>
-              <w:top w:type="dxa" w:w="60"/>
-              <w:left w:type="dxa" w:w="120"/>
-              <w:bottom w:type="dxa" w:w="60"/>
-              <w:right w:type="dxa" w:w="120"/>
-            </w:tcMar>
-            <w:vAlign w:val="top"/>
-          </w:tcPr>
-          <w:p>
-            <w:pPr>
-              <w:spacing w:after="40" w:before="0"/>
-              <w:jc w:val="left"/>
-            </w:pPr>
-            <w:r>
-              <w:rPr>
-                <w:rFonts w:ascii="Arial" w:cs="Arial" w:eastAsia="Arial" w:hAnsi="Arial"/>
-                <w:b/>
-                <w:bCs/>
-                <w:i w:val="false"/>
-                <w:iCs w:val="false"/>
-                <w:color w:val="000000"/>
-                <w:sz w:val="18"/>
-                <w:szCs w:val="18"/>
-              </w:rPr>
-              <w:t xml:space="preserve">Anchoring Phenomenon</w:t>
-            </w:r>
-          </w:p>
-        </w:tc>
-        <w:tc>
-          <w:tcPr>
-            <w:tcW w:type="dxa" w:w="10680"/>
-            <w:shd w:fill="FFFFFF" w:color="auto" w:val="clear"/>
-            <w:tcMar>
-              <w:top w:type="dxa" w:w="60"/>
-              <w:left w:type="dxa" w:w="120"/>
-              <w:bottom w:type="dxa" w:w="60"/>
-              <w:right w:type="dxa" w:w="120"/>
-            </w:tcMar>
-            <w:vAlign w:val="top"/>
-          </w:tcPr>
-          <w:p>
-            <w:pPr>
-              <w:spacing w:after="40" w:before="0"/>
-              <w:jc w:val="left"/>
-            </w:pPr>
-            <w:r>
-              <w:rPr>
-                <w:rFonts w:ascii="Arial" w:cs="Arial" w:eastAsia="Arial" w:hAnsi="Arial"/>
-                <w:b w:val="false"/>
-                <w:bCs w:val="false"/>
-                <w:i w:val="false"/>
-                <w:iCs w:val="false"/>
-                <w:color w:val="000000"/>
-                <w:sz w:val="18"/>
-                <w:szCs w:val="18"/>
-              </w:rPr>
-              <w:t xml:space="preserve">A jua kali (informal sector) mechanic in Gikomba market, Nairobi, is removing a stubborn wheel nut from a matatu using an extra-long spanner handle extended with a metal pipe. Despite pushing hard with a short spanner and failing, he succeeds effortlessly with the long extension. Meanwhile, a nearby apprentice notices that the wheel nut feels warm after several failed attempts with the short spanner. Students observe that: (1) the same nut is loosened with far less muscular effort when the spanner arm is made longer; and (2) energy seems to "disappear" as heat during the struggle. This is puzzling because: if the machine (the spanner-lever system) makes the job easier, where does the extra force come from? And if energy is conserved, why does the nut get hot and why can't we get more work out than we put in? These two intertwined mysteries — mechanical advantage and energy dissipation — anchor the entire unit's investigation into energy, work, power, and machines.</w:t>
-            </w:r>
-          </w:p>
-        </w:tc>
-      </w:tr>
-      <w:tr>
-        <w:tc>
-          <w:tcPr>
-            <w:tcW w:type="dxa" w:w="3000"/>
-            <w:shd w:fill="D9EEF1" w:color="auto" w:val="clear"/>
-            <w:tcMar>
-              <w:top w:type="dxa" w:w="60"/>
-              <w:left w:type="dxa" w:w="120"/>
-              <w:bottom w:type="dxa" w:w="60"/>
-              <w:right w:type="dxa" w:w="120"/>
-            </w:tcMar>
-            <w:vAlign w:val="top"/>
-          </w:tcPr>
-          <w:p>
-            <w:pPr>
-              <w:spacing w:after="40" w:before="0"/>
-              <w:jc w:val="left"/>
-            </w:pPr>
-            <w:r>
-              <w:rPr>
-                <w:rFonts w:ascii="Arial" w:cs="Arial" w:eastAsia="Arial" w:hAnsi="Arial"/>
-                <w:b/>
-                <w:bCs/>
-                <w:i w:val="false"/>
-                <w:iCs w:val="false"/>
-                <w:color w:val="000000"/>
-                <w:sz w:val="18"/>
-                <w:szCs w:val="18"/>
-              </w:rPr>
-              <w:t xml:space="preserve">Storyline Thread</w:t>
-            </w:r>
-          </w:p>
-        </w:tc>
-        <w:tc>
-          <w:tcPr>
-            <w:tcW w:type="dxa" w:w="10680"/>
-            <w:shd w:fill="FFFFFF" w:color="auto" w:val="clear"/>
-            <w:tcMar>
-              <w:top w:type="dxa" w:w="60"/>
-              <w:left w:type="dxa" w:w="120"/>
-              <w:bottom w:type="dxa" w:w="60"/>
-              <w:right w:type="dxa" w:w="120"/>
-            </w:tcMar>
-            <w:vAlign w:val="top"/>
-          </w:tcPr>
-          <w:p>
-            <w:pPr>
-              <w:spacing w:after="40" w:before="0"/>
-              <w:jc w:val="left"/>
-            </w:pPr>
-            <w:r>
-              <w:rPr>
-                <w:rFonts w:ascii="Arial" w:cs="Arial" w:eastAsia="Arial" w:hAnsi="Arial"/>
-                <w:b w:val="false"/>
-                <w:bCs w:val="false"/>
-                <w:i w:val="false"/>
-                <w:iCs w:val="false"/>
-                <w:color w:val="000000"/>
-                <w:sz w:val="18"/>
-                <w:szCs w:val="18"/>
-              </w:rPr>
-              <w:t xml:space="preserve">Lesson 1 — Kinetic Energy and Gravitational Potential Energy: Learners observe a video of a Kenyan athlete sprinting and a stone falling from a grain store roof in Kitale. They predict which has more energy and why, then derive KE = ½mv² and PE = mgh through guided inquiry using the PhET Energy Skate Park simulation. Students add their first "wonder" questions to the Driving Question Board (DQB).</w:t>
-            </w:r>
-          </w:p>
-          <w:p>
-            <w:pPr>
-              <w:spacing w:after="40" w:before="0"/>
-              <w:jc w:val="left"/>
-            </w:pPr>
-            <w:r>
-              <w:rPr>
-                <w:rFonts w:ascii="Arial" w:cs="Arial" w:eastAsia="Arial" w:hAnsi="Arial"/>
-                <w:b w:val="false"/>
-                <w:bCs w:val="false"/>
-                <w:i w:val="false"/>
-                <w:iCs w:val="false"/>
-                <w:color w:val="000000"/>
-                <w:sz w:val="18"/>
-                <w:szCs w:val="18"/>
-              </w:rPr>
-              <w:t xml:space="preserve"/>
-            </w:r>
-          </w:p>
-          <w:p>
-            <w:pPr>
-              <w:spacing w:after="40" w:before="0"/>
-              <w:jc w:val="left"/>
-            </w:pPr>
-            <w:r>
-              <w:rPr>
-                <w:rFonts w:ascii="Arial" w:cs="Arial" w:eastAsia="Arial" w:hAnsi="Arial"/>
-                <w:b w:val="false"/>
-                <w:bCs w:val="false"/>
-                <w:i w:val="false"/>
-                <w:iCs w:val="false"/>
-                <w:color w:val="000000"/>
-                <w:sz w:val="18"/>
-                <w:szCs w:val="18"/>
-              </w:rPr>
-              <w:t xml:space="preserve">Lesson 2 — Conservation of Mechanical Energy: Using the PhET Pendulum Lab and a YouTube pendulum-and-roller-coaster demonstration, learners investigate how KE and PE continuously interchange. They observe that the total mechanical energy remains constant in a frictionless system, building a class energy transformation model diagram. The DQB is updated: "But if energy is conserved, why does the wheel nut get hot?"</w:t>
-            </w:r>
-          </w:p>
-          <w:p>
-            <w:pPr>
-              <w:spacing w:after="40" w:before="0"/>
-              <w:jc w:val="left"/>
-            </w:pPr>
-            <w:r>
-              <w:rPr>
-                <w:rFonts w:ascii="Arial" w:cs="Arial" w:eastAsia="Arial" w:hAnsi="Arial"/>
-                <w:b w:val="false"/>
-                <w:bCs w:val="false"/>
-                <w:i w:val="false"/>
-                <w:iCs w:val="false"/>
-                <w:color w:val="000000"/>
-                <w:sz w:val="18"/>
-                <w:szCs w:val="18"/>
-              </w:rPr>
-              <w:t xml:space="preserve"/>
-            </w:r>
-          </w:p>
-          <w:p>
-            <w:pPr>
-              <w:spacing w:after="40" w:before="0"/>
-              <w:jc w:val="left"/>
-            </w:pPr>
-            <w:r>
-              <w:rPr>
-                <w:rFonts w:ascii="Arial" w:cs="Arial" w:eastAsia="Arial" w:hAnsi="Arial"/>
-                <w:b w:val="false"/>
-                <w:bCs w:val="false"/>
-                <w:i w:val="false"/>
-                <w:iCs w:val="false"/>
-                <w:color w:val="000000"/>
-                <w:sz w:val="18"/>
-                <w:szCs w:val="18"/>
-              </w:rPr>
-              <w:t xml:space="preserve">Lesson 3 — Work: Definition and Calculation: Learners are formally introduced to W = Fd cosθ. Through a structured activity (pushing a school desk across the classroom floor), they distinguish positive work (push in direction of motion), negative work (friction opposing motion), and zero work (carrying a bag horizontally). The jua kali spanner scenario is revisited: how much work does the mechanic do with the short vs. long handle?</w:t>
-            </w:r>
-          </w:p>
-          <w:p>
-            <w:pPr>
-              <w:spacing w:after="40" w:before="0"/>
-              <w:jc w:val="left"/>
-            </w:pPr>
-            <w:r>
-              <w:rPr>
-                <w:rFonts w:ascii="Arial" w:cs="Arial" w:eastAsia="Arial" w:hAnsi="Arial"/>
-                <w:b w:val="false"/>
-                <w:bCs w:val="false"/>
-                <w:i w:val="false"/>
-                <w:iCs w:val="false"/>
-                <w:color w:val="000000"/>
-                <w:sz w:val="18"/>
-                <w:szCs w:val="18"/>
-              </w:rPr>
-              <w:t xml:space="preserve"/>
-            </w:r>
-          </w:p>
-          <w:p>
-            <w:pPr>
-              <w:spacing w:after="40" w:before="0"/>
-              <w:jc w:val="left"/>
-            </w:pPr>
-            <w:r>
-              <w:rPr>
-                <w:rFonts w:ascii="Arial" w:cs="Arial" w:eastAsia="Arial" w:hAnsi="Arial"/>
-                <w:b w:val="false"/>
-                <w:bCs w:val="false"/>
-                <w:i w:val="false"/>
-                <w:iCs w:val="false"/>
-                <w:color w:val="000000"/>
-                <w:sz w:val="18"/>
-                <w:szCs w:val="18"/>
-              </w:rPr>
-              <w:t xml:space="preserve">Lesson 4 — Work Done Against Friction: Learners conduct an investigation using a wooden block, a spring balance, and surfaces of different roughness (smooth tile, sandpaper) to measure the force needed to overcome friction and calculate work done against friction. They explain why the wheel nut heats up: work done against friction converts mechanical energy to thermal energy. The class model is updated to include an energy dissipation "leak" arrow.</w:t>
-            </w:r>
-          </w:p>
-          <w:p>
-            <w:pPr>
-              <w:spacing w:after="40" w:before="0"/>
-              <w:jc w:val="left"/>
-            </w:pPr>
-            <w:r>
-              <w:rPr>
-                <w:rFonts w:ascii="Arial" w:cs="Arial" w:eastAsia="Arial" w:hAnsi="Arial"/>
-                <w:b w:val="false"/>
-                <w:bCs w:val="false"/>
-                <w:i w:val="false"/>
-                <w:iCs w:val="false"/>
-                <w:color w:val="000000"/>
-                <w:sz w:val="18"/>
-                <w:szCs w:val="18"/>
-              </w:rPr>
-              <w:t xml:space="preserve"/>
-            </w:r>
-          </w:p>
-          <w:p>
-            <w:pPr>
-              <w:spacing w:after="40" w:before="0"/>
-              <w:jc w:val="left"/>
-            </w:pPr>
-            <w:r>
-              <w:rPr>
-                <w:rFonts w:ascii="Arial" w:cs="Arial" w:eastAsia="Arial" w:hAnsi="Arial"/>
-                <w:b w:val="false"/>
-                <w:bCs w:val="false"/>
-                <w:i w:val="false"/>
-                <w:iCs w:val="false"/>
-                <w:color w:val="000000"/>
-                <w:sz w:val="18"/>
-                <w:szCs w:val="18"/>
-              </w:rPr>
-              <w:t xml:space="preserve">Lesson 5 — Power: Definition, Calculation, and Everyday Applications: Learners watch a YouTube stair-climbing demo and calculate the power output of a student vs. a teacher climbing the same staircase at different speeds. They connect this to Kipchoge's marathon power output and to the wattage rating of the Mwea irrigation pump. Khan Academy interactive problems consolidate calculations. The DQB is revisited: "So a more powerful machine does the same work faster — but is it more efficient?"</w:t>
-            </w:r>
-          </w:p>
-          <w:p>
-            <w:pPr>
-              <w:spacing w:after="40" w:before="0"/>
-              <w:jc w:val="left"/>
-            </w:pPr>
-            <w:r>
-              <w:rPr>
-                <w:rFonts w:ascii="Arial" w:cs="Arial" w:eastAsia="Arial" w:hAnsi="Arial"/>
-                <w:b w:val="false"/>
-                <w:bCs w:val="false"/>
-                <w:i w:val="false"/>
-                <w:iCs w:val="false"/>
-                <w:color w:val="000000"/>
-                <w:sz w:val="18"/>
-                <w:szCs w:val="18"/>
-              </w:rPr>
-              <w:t xml:space="preserve"/>
-            </w:r>
-          </w:p>
-          <w:p>
-            <w:pPr>
-              <w:spacing w:after="40" w:before="0"/>
-              <w:jc w:val="left"/>
-            </w:pPr>
-            <w:r>
-              <w:rPr>
-                <w:rFonts w:ascii="Arial" w:cs="Arial" w:eastAsia="Arial" w:hAnsi="Arial"/>
-                <w:b w:val="false"/>
-                <w:bCs w:val="false"/>
-                <w:i w:val="false"/>
-                <w:iCs w:val="false"/>
-                <w:color w:val="000000"/>
-                <w:sz w:val="18"/>
-                <w:szCs w:val="18"/>
-              </w:rPr>
-              <w:t xml:space="preserve">Lesson 6 — Simple Machines: Types and Mechanical Advantage: Learners identify six types of simple machines in photographs of Kenyan contexts (a jua kali workshop lever, a Kisumu harbour pulley, a Kericho tea farm inclined ramp, a borehole hand-pump wheel and axle, a screw press for sugarcane, and a wedge-shaped panga/machete). They measure MA = Load ÷ Effort using spring balances and constructed models, linking back to why the long spanner handle works.</w:t>
-            </w:r>
-          </w:p>
-          <w:p>
-            <w:pPr>
-              <w:spacing w:after="40" w:before="0"/>
-              <w:jc w:val="left"/>
-            </w:pPr>
-            <w:r>
-              <w:rPr>
-                <w:rFonts w:ascii="Arial" w:cs="Arial" w:eastAsia="Arial" w:hAnsi="Arial"/>
-                <w:b w:val="false"/>
-                <w:bCs w:val="false"/>
-                <w:i w:val="false"/>
-                <w:iCs w:val="false"/>
-                <w:color w:val="000000"/>
-                <w:sz w:val="18"/>
-                <w:szCs w:val="18"/>
-              </w:rPr>
-              <w:t xml:space="preserve"/>
-            </w:r>
-          </w:p>
-          <w:p>
-            <w:pPr>
-              <w:spacing w:after="40" w:before="0"/>
-              <w:jc w:val="left"/>
-            </w:pPr>
-            <w:r>
-              <w:rPr>
-                <w:rFonts w:ascii="Arial" w:cs="Arial" w:eastAsia="Arial" w:hAnsi="Arial"/>
-                <w:b w:val="false"/>
-                <w:bCs w:val="false"/>
-                <w:i w:val="false"/>
-                <w:iCs w:val="false"/>
-                <w:color w:val="000000"/>
-                <w:sz w:val="18"/>
-                <w:szCs w:val="18"/>
-              </w:rPr>
-              <w:t xml:space="preserve">Lesson 7 — Velocity Ratio and Efficiency: Learners derive VR from distance measurements on their machine models and calculate efficiency = (MA/VR) × 100%. They discover no machine achieves 100% efficiency and connect this to their earlier finding about friction converting work to heat. The cumulative class model is updated to show that machines redistribute force and distance but cannot create energy — and friction always "steals" some.</w:t>
-            </w:r>
-          </w:p>
-          <w:p>
-            <w:pPr>
-              <w:spacing w:after="40" w:before="0"/>
-              <w:jc w:val="left"/>
-            </w:pPr>
-            <w:r>
-              <w:rPr>
-                <w:rFonts w:ascii="Arial" w:cs="Arial" w:eastAsia="Arial" w:hAnsi="Arial"/>
-                <w:b w:val="false"/>
-                <w:bCs w:val="false"/>
-                <w:i w:val="false"/>
-                <w:iCs w:val="false"/>
-                <w:color w:val="000000"/>
-                <w:sz w:val="18"/>
-                <w:szCs w:val="18"/>
-              </w:rPr>
-              <w:t xml:space="preserve"/>
-            </w:r>
-          </w:p>
-          <w:p>
-            <w:pPr>
-              <w:spacing w:after="40" w:before="0"/>
-              <w:jc w:val="left"/>
-            </w:pPr>
-            <w:r>
-              <w:rPr>
-                <w:rFonts w:ascii="Arial" w:cs="Arial" w:eastAsia="Arial" w:hAnsi="Arial"/>
-                <w:b w:val="false"/>
-                <w:bCs w:val="false"/>
-                <w:i w:val="false"/>
-                <w:iCs w:val="false"/>
-                <w:color w:val="000000"/>
-                <w:sz w:val="18"/>
-                <w:szCs w:val="18"/>
-              </w:rPr>
-              <w:t xml:space="preserve">Lesson 8 — Synthesis, Model Finalisation, and DQB Resolution: Learners revisit the anchoring phenomenon (the jua kali mechanic) and use their full conceptual model to explain: (1) why the long spanner creates mechanical advantage through leverage, (2) why the nut gets hot due to work done against friction, and (3) why the mechanic cannot get more work out than he puts in. Groups present their final annotated models. The DQB is reviewed and all original questions are answered or redirected to future learning. A summary table of energy, work, power, and machine formulae is co-constructed with the class.</w:t>
-            </w:r>
-          </w:p>
-        </w:tc>
-      </w:tr>
-      <w:tr>
-        <w:tc>
-          <w:tcPr>
-            <w:tcW w:type="dxa" w:w="3000"/>
-            <w:shd w:fill="EAD1F5" w:color="auto" w:val="clear"/>
-            <w:tcMar>
-              <w:top w:type="dxa" w:w="60"/>
-              <w:left w:type="dxa" w:w="120"/>
-              <w:bottom w:type="dxa" w:w="60"/>
-              <w:right w:type="dxa" w:w="120"/>
-            </w:tcMar>
-            <w:vAlign w:val="top"/>
-          </w:tcPr>
-          <w:p>
-            <w:pPr>
-              <w:spacing w:after="40" w:before="0"/>
-              <w:jc w:val="left"/>
-            </w:pPr>
-            <w:r>
-              <w:rPr>
-                <w:rFonts w:ascii="Arial" w:cs="Arial" w:eastAsia="Arial" w:hAnsi="Arial"/>
-                <w:b/>
-                <w:bCs/>
-                <w:i w:val="false"/>
-                <w:iCs w:val="false"/>
-                <w:color w:val="000000"/>
-                <w:sz w:val="18"/>
-                <w:szCs w:val="18"/>
-              </w:rPr>
-              <w:t xml:space="preserve">Supporting Phenomena</w:t>
-            </w:r>
-          </w:p>
-        </w:tc>
-        <w:tc>
-          <w:tcPr>
-            <w:tcW w:type="dxa" w:w="10680"/>
-            <w:shd w:fill="FFFFFF" w:color="auto" w:val="clear"/>
-            <w:tcMar>
-              <w:top w:type="dxa" w:w="60"/>
-              <w:left w:type="dxa" w:w="120"/>
-              <w:bottom w:type="dxa" w:w="60"/>
-              <w:right w:type="dxa" w:w="120"/>
-            </w:tcMar>
-            <w:vAlign w:val="top"/>
-          </w:tcPr>
-          <w:p>
-            <w:pPr>
-              <w:spacing w:after="30" w:before="0"/>
-              <w:ind w:left="360" w:hanging="180"/>
-              <w:jc w:val="left"/>
-            </w:pPr>
-            <w:r>
-              <w:rPr>
-                <w:rFonts w:ascii="Arial" w:cs="Arial" w:eastAsia="Arial" w:hAnsi="Arial"/>
-                <w:b w:val="false"/>
-                <w:bCs w:val="false"/>
-                <w:i w:val="false"/>
-                <w:iCs w:val="false"/>
-                <w:color w:val="000000"/>
-                <w:sz w:val="18"/>
-                <w:szCs w:val="18"/>
-              </w:rPr>
-              <w:t xml:space="preserve">–  A Kericho tea farmer uses a simple rope-and-pulley system to hoist heavy sacks of picked tea leaves from the base of a hillside to a collection point above — using less force but pulling a much longer length of rope. Why does this "feel" easier even though the sack weighs the same?</w:t>
-            </w:r>
-          </w:p>
-          <w:p>
-            <w:pPr>
-              <w:spacing w:after="30" w:before="0"/>
-              <w:ind w:left="360" w:hanging="180"/>
-              <w:jc w:val="left"/>
-            </w:pPr>
-            <w:r>
-              <w:rPr>
-                <w:rFonts w:ascii="Arial" w:cs="Arial" w:eastAsia="Arial" w:hAnsi="Arial"/>
-                <w:b w:val="false"/>
-                <w:bCs w:val="false"/>
-                <w:i w:val="false"/>
-                <w:iCs w:val="false"/>
-                <w:color w:val="000000"/>
-                <w:sz w:val="18"/>
-                <w:szCs w:val="18"/>
-              </w:rPr>
-              <w:t xml:space="preserve">–  Eliud Kipchoge running the Nairobi Marathon sustains an extraordinary rate of energy output (power) for over two hours. A physics student climbing the same stairs as Kipchoge at a slower pace does the same total work but takes much longer — what does this reveal about the difference between work and power?</w:t>
-            </w:r>
-          </w:p>
-          <w:p>
-            <w:pPr>
-              <w:spacing w:after="30" w:before="0"/>
-              <w:ind w:left="360" w:hanging="180"/>
-              <w:jc w:val="left"/>
-            </w:pPr>
-            <w:r>
-              <w:rPr>
-                <w:rFonts w:ascii="Arial" w:cs="Arial" w:eastAsia="Arial" w:hAnsi="Arial"/>
-                <w:b w:val="false"/>
-                <w:bCs w:val="false"/>
-                <w:i w:val="false"/>
-                <w:iCs w:val="false"/>
-                <w:color w:val="000000"/>
-                <w:sz w:val="18"/>
-                <w:szCs w:val="18"/>
-              </w:rPr>
-              <w:t xml:space="preserve">–  A water pump on a smallholder farm in Mwea Irrigation Scheme is rated at 500 W but only lifts water at 60% of its theoretical maximum rate. Where does the "missing" 40% of energy go, and how does this connect to what the mechanic's warm wheel nut tells us about friction?</w:t>
-            </w:r>
-          </w:p>
-          <w:p>
-            <w:pPr>
-              <w:spacing w:after="30" w:before="0"/>
-              <w:ind w:left="360" w:hanging="180"/>
-              <w:jc w:val="left"/>
-            </w:pPr>
-            <w:r>
-              <w:rPr>
-                <w:rFonts w:ascii="Arial" w:cs="Arial" w:eastAsia="Arial" w:hAnsi="Arial"/>
-                <w:b w:val="false"/>
-                <w:bCs w:val="false"/>
-                <w:i w:val="false"/>
-                <w:iCs w:val="false"/>
-                <w:color w:val="000000"/>
-                <w:sz w:val="18"/>
-                <w:szCs w:val="18"/>
-              </w:rPr>
-              <w:t xml:space="preserve">–  A child in Kisumu rolls a metal barrel up an inclined ramp onto a truck bed rather than lifting it straight up. The child exerts less force over a longer distance. How does the inclined plane "trade" force for distance, and is any energy actually saved?</w:t>
-            </w:r>
-          </w:p>
-        </w:tc>
-      </w:tr>
-    </w:tbl>
-    <w:p>
-      <w:pPr>
-        <w:spacing w:after="120"/>
-      </w:pPr>
-      <w:r>
-        <w:t xml:space="preserve"/>
       </w:r>
     </w:p>
     <w:p>
@@ -3494,7 +3494,7 @@
             <w:pPr>
               <w:spacing w:after="20" w:before="0"/>
             </w:pPr>
-            <w:hyperlink w:history="1" r:id="rId0o0tgmrd9gqfgsa-wgeml">
+            <w:hyperlink w:history="1" r:id="rIdqyx-jcgupyfbnnaqjbrq1">
               <w:r>
                 <w:rPr>
                   <w:rFonts w:ascii="Arial" w:cs="Arial" w:eastAsia="Arial" w:hAnsi="Arial"/>
@@ -3527,7 +3527,7 @@
               <w:spacing w:after="10" w:before="0"/>
               <w:ind w:left="120"/>
             </w:pPr>
-            <w:hyperlink w:history="1" r:id="rIdfsgcelcnwgmua1dk4xdth">
+            <w:hyperlink w:history="1" r:id="rIdi9nz7atmrui6x4ktntnki">
               <w:r>
                 <w:rPr>
                   <w:rFonts w:ascii="Arial" w:cs="Arial" w:eastAsia="Arial" w:hAnsi="Arial"/>
@@ -3572,7 +3572,7 @@
             <w:pPr>
               <w:spacing w:after="20" w:before="0"/>
             </w:pPr>
-            <w:hyperlink w:history="1" r:id="rIdiddceprf900to--2asmwm">
+            <w:hyperlink w:history="1" r:id="rIdtwy2tf-nplvilrqjnm8yz">
               <w:r>
                 <w:rPr>
                   <w:rFonts w:ascii="Arial" w:cs="Arial" w:eastAsia="Arial" w:hAnsi="Arial"/>
@@ -3605,7 +3605,7 @@
               <w:spacing w:after="10" w:before="0"/>
               <w:ind w:left="120"/>
             </w:pPr>
-            <w:hyperlink w:history="1" r:id="rIdxwlryoz1lxifc7upvvrrt">
+            <w:hyperlink w:history="1" r:id="rIdvk0dve83ec2jfmge2pr44">
               <w:r>
                 <w:rPr>
                   <w:rFonts w:ascii="Arial" w:cs="Arial" w:eastAsia="Arial" w:hAnsi="Arial"/>
@@ -3800,7 +3800,7 @@
             <w:pPr>
               <w:spacing w:after="20" w:before="0"/>
             </w:pPr>
-            <w:hyperlink w:history="1" r:id="rIdcin0vtwbdrn8q9gkvsdvq">
+            <w:hyperlink w:history="1" r:id="rIdzf70ogbegvexkjnbchbo1">
               <w:r>
                 <w:rPr>
                   <w:rFonts w:ascii="Arial" w:cs="Arial" w:eastAsia="Arial" w:hAnsi="Arial"/>
@@ -3833,7 +3833,7 @@
               <w:spacing w:after="10" w:before="0"/>
               <w:ind w:left="120"/>
             </w:pPr>
-            <w:hyperlink w:history="1" r:id="rIddtdwixkqrqsf9f4lrndal">
+            <w:hyperlink w:history="1" r:id="rId4c8_gliaeczzlrwajahcv">
               <w:r>
                 <w:rPr>
                   <w:rFonts w:ascii="Arial" w:cs="Arial" w:eastAsia="Arial" w:hAnsi="Arial"/>
@@ -3878,7 +3878,7 @@
             <w:pPr>
               <w:spacing w:after="20" w:before="0"/>
             </w:pPr>
-            <w:hyperlink w:history="1" r:id="rIdl9lrddl6ajll2m8wimtkz">
+            <w:hyperlink w:history="1" r:id="rId6vc2ttlxwkunl4lnjd6h7">
               <w:r>
                 <w:rPr>
                   <w:rFonts w:ascii="Arial" w:cs="Arial" w:eastAsia="Arial" w:hAnsi="Arial"/>
@@ -3911,7 +3911,7 @@
               <w:spacing w:after="10" w:before="0"/>
               <w:ind w:left="120"/>
             </w:pPr>
-            <w:hyperlink w:history="1" r:id="rIda0bj2uberhevwjvrrzgxo">
+            <w:hyperlink w:history="1" r:id="rIdyamlrukjae6l6f9z2qvrg">
               <w:r>
                 <w:rPr>
                   <w:rFonts w:ascii="Arial" w:cs="Arial" w:eastAsia="Arial" w:hAnsi="Arial"/>
@@ -4106,7 +4106,7 @@
             <w:pPr>
               <w:spacing w:after="20" w:before="0"/>
             </w:pPr>
-            <w:hyperlink w:history="1" r:id="rId1rvdi1ghgqp-5bctnsl9i">
+            <w:hyperlink w:history="1" r:id="rId_qs5pv4x9kcy27ls-0-xr">
               <w:r>
                 <w:rPr>
                   <w:rFonts w:ascii="Arial" w:cs="Arial" w:eastAsia="Arial" w:hAnsi="Arial"/>
@@ -4139,7 +4139,7 @@
               <w:spacing w:after="10" w:before="0"/>
               <w:ind w:left="120"/>
             </w:pPr>
-            <w:hyperlink w:history="1" r:id="rIdzm7elm2gozdfkvq3mpcnw">
+            <w:hyperlink w:history="1" r:id="rIdukkrhrkca6hlnqf3cdibt">
               <w:r>
                 <w:rPr>
                   <w:rFonts w:ascii="Arial" w:cs="Arial" w:eastAsia="Arial" w:hAnsi="Arial"/>
@@ -4184,7 +4184,7 @@
             <w:pPr>
               <w:spacing w:after="20" w:before="0"/>
             </w:pPr>
-            <w:hyperlink w:history="1" r:id="rIdfqjy16rmrjpzpcmbagssw">
+            <w:hyperlink w:history="1" r:id="rId75onlotqlzqbdf6_3_xjw">
               <w:r>
                 <w:rPr>
                   <w:rFonts w:ascii="Arial" w:cs="Arial" w:eastAsia="Arial" w:hAnsi="Arial"/>
@@ -4217,7 +4217,7 @@
               <w:spacing w:after="10" w:before="0"/>
               <w:ind w:left="120"/>
             </w:pPr>
-            <w:hyperlink w:history="1" r:id="rIdvrxbpbbezpkt7vgdidiro">
+            <w:hyperlink w:history="1" r:id="rIdjgpo5wwxhdxjxbqzgmrqe">
               <w:r>
                 <w:rPr>
                   <w:rFonts w:ascii="Arial" w:cs="Arial" w:eastAsia="Arial" w:hAnsi="Arial"/>
@@ -4412,7 +4412,7 @@
             <w:pPr>
               <w:spacing w:after="20" w:before="0"/>
             </w:pPr>
-            <w:hyperlink w:history="1" r:id="rIduqjuv71w1ixuewdfubzu7">
+            <w:hyperlink w:history="1" r:id="rIdb3fr6bnubsgcmbei6vfp6">
               <w:r>
                 <w:rPr>
                   <w:rFonts w:ascii="Arial" w:cs="Arial" w:eastAsia="Arial" w:hAnsi="Arial"/>
@@ -4445,7 +4445,7 @@
               <w:spacing w:after="10" w:before="0"/>
               <w:ind w:left="120"/>
             </w:pPr>
-            <w:hyperlink w:history="1" r:id="rIdb4qb6o3slqdv5lafd0avh">
+            <w:hyperlink w:history="1" r:id="rIdxlw1s4xliet-pbvfe_afo">
               <w:r>
                 <w:rPr>
                   <w:rFonts w:ascii="Arial" w:cs="Arial" w:eastAsia="Arial" w:hAnsi="Arial"/>
@@ -4490,7 +4490,7 @@
             <w:pPr>
               <w:spacing w:after="20" w:before="0"/>
             </w:pPr>
-            <w:hyperlink w:history="1" r:id="rIdenm-uwvqizhrru0d5gqkr">
+            <w:hyperlink w:history="1" r:id="rIdprwuxtfcgyu9mlfm0femf">
               <w:r>
                 <w:rPr>
                   <w:rFonts w:ascii="Arial" w:cs="Arial" w:eastAsia="Arial" w:hAnsi="Arial"/>
@@ -4523,7 +4523,7 @@
               <w:spacing w:after="10" w:before="0"/>
               <w:ind w:left="120"/>
             </w:pPr>
-            <w:hyperlink w:history="1" r:id="rIdesbnwtrilsolv3txuu0jl">
+            <w:hyperlink w:history="1" r:id="rIdu-bbnhdm8a9raoio8u0wr">
               <w:r>
                 <w:rPr>
                   <w:rFonts w:ascii="Arial" w:cs="Arial" w:eastAsia="Arial" w:hAnsi="Arial"/>
@@ -4718,7 +4718,7 @@
             <w:pPr>
               <w:spacing w:after="20" w:before="0"/>
             </w:pPr>
-            <w:hyperlink w:history="1" r:id="rIdph6nddpebfksx2pxl_g9b">
+            <w:hyperlink w:history="1" r:id="rIdepj53crgjtphad246lamf">
               <w:r>
                 <w:rPr>
                   <w:rFonts w:ascii="Arial" w:cs="Arial" w:eastAsia="Arial" w:hAnsi="Arial"/>
@@ -4751,7 +4751,7 @@
               <w:spacing w:after="10" w:before="0"/>
               <w:ind w:left="120"/>
             </w:pPr>
-            <w:hyperlink w:history="1" r:id="rIdcwz3rhuu8j9wig4wliajs">
+            <w:hyperlink w:history="1" r:id="rIdh5ppzk3atp1fouzzghsdb">
               <w:r>
                 <w:rPr>
                   <w:rFonts w:ascii="Arial" w:cs="Arial" w:eastAsia="Arial" w:hAnsi="Arial"/>
@@ -4796,7 +4796,7 @@
             <w:pPr>
               <w:spacing w:after="20" w:before="0"/>
             </w:pPr>
-            <w:hyperlink w:history="1" r:id="rIdl3qdi3nkvk299yai-k-ln">
+            <w:hyperlink w:history="1" r:id="rId7qx6c258kwj96e_fkfl64">
               <w:r>
                 <w:rPr>
                   <w:rFonts w:ascii="Arial" w:cs="Arial" w:eastAsia="Arial" w:hAnsi="Arial"/>
@@ -4829,7 +4829,7 @@
               <w:spacing w:after="10" w:before="0"/>
               <w:ind w:left="120"/>
             </w:pPr>
-            <w:hyperlink w:history="1" r:id="rIdgbtc3onvhk8zt1tzwhoxd">
+            <w:hyperlink w:history="1" r:id="rId76rwk4c4vjo-i-5jiy5kg">
               <w:r>
                 <w:rPr>
                   <w:rFonts w:ascii="Arial" w:cs="Arial" w:eastAsia="Arial" w:hAnsi="Arial"/>
@@ -5341,7 +5341,7 @@
         </w:rPr>
         <w:t xml:space="preserve">© 2026 SeaVuria and ARES. Aligned with KICD objectives. Developed by SeaVuria; technical implementation by ARES (with AI assistance from Claude). Licensed under </w:t>
       </w:r>
-      <w:hyperlink w:history="1" r:id="rId4ci2myz7itupplcrisim_">
+      <w:hyperlink w:history="1" r:id="rIdwrvlazwqfagpaffsbpx3_">
         <w:r>
           <w:rPr>
             <w:rFonts w:ascii="Arial" w:cs="Arial" w:eastAsia="Arial" w:hAnsi="Arial"/>
@@ -5362,7 +5362,7 @@
         </w:rPr>
         <w:t xml:space="preserve"> (</w:t>
       </w:r>
-      <w:hyperlink w:history="1" r:id="rIdg63dyxnlndnves_8txwai">
+      <w:hyperlink w:history="1" r:id="rIdhv3mdramlute4lgjwa6ql">
         <w:r>
           <w:rPr>
             <w:rFonts w:ascii="Arial" w:cs="Arial" w:eastAsia="Arial" w:hAnsi="Arial"/>
@@ -6375,7 +6375,7 @@
             <w:pPr>
               <w:spacing w:after="20" w:before="0"/>
             </w:pPr>
-            <w:hyperlink w:history="1" r:id="rIdumnh47hih1vx3llavt89i">
+            <w:hyperlink w:history="1" r:id="rIdn_ftmgaetpav1lqzzf0wt">
               <w:r>
                 <w:rPr>
                   <w:rFonts w:ascii="Arial" w:cs="Arial" w:eastAsia="Arial" w:hAnsi="Arial"/>
@@ -6408,7 +6408,7 @@
               <w:spacing w:after="10" w:before="0"/>
               <w:ind w:left="120"/>
             </w:pPr>
-            <w:hyperlink w:history="1" r:id="rIde7aarpz6dbj6zfggmcynu">
+            <w:hyperlink w:history="1" r:id="rIdtqb_0a2imx9bowudvp2g5">
               <w:r>
                 <w:rPr>
                   <w:rFonts w:ascii="Arial" w:cs="Arial" w:eastAsia="Arial" w:hAnsi="Arial"/>
@@ -6453,7 +6453,7 @@
             <w:pPr>
               <w:spacing w:after="20" w:before="0"/>
             </w:pPr>
-            <w:hyperlink w:history="1" r:id="rIdrfjwo0n9ruwmtanwfzpvr">
+            <w:hyperlink w:history="1" r:id="rIdfzxpmkprjaqm4vbrfnwz-">
               <w:r>
                 <w:rPr>
                   <w:rFonts w:ascii="Arial" w:cs="Arial" w:eastAsia="Arial" w:hAnsi="Arial"/>
@@ -6486,7 +6486,7 @@
               <w:spacing w:after="10" w:before="0"/>
               <w:ind w:left="120"/>
             </w:pPr>
-            <w:hyperlink w:history="1" r:id="rIdgur01pn-cylxqlv5rknuw">
+            <w:hyperlink w:history="1" r:id="rIdmpfztsgbndekm0imatmk-">
               <w:r>
                 <w:rPr>
                   <w:rFonts w:ascii="Arial" w:cs="Arial" w:eastAsia="Arial" w:hAnsi="Arial"/>
@@ -6681,7 +6681,7 @@
             <w:pPr>
               <w:spacing w:after="20" w:before="0"/>
             </w:pPr>
-            <w:hyperlink w:history="1" r:id="rId8zv2pgc-1hxu7xxoibpck">
+            <w:hyperlink w:history="1" r:id="rIdbmddmvp4xnmwy-8lay54h">
               <w:r>
                 <w:rPr>
                   <w:rFonts w:ascii="Arial" w:cs="Arial" w:eastAsia="Arial" w:hAnsi="Arial"/>
@@ -6714,7 +6714,7 @@
               <w:spacing w:after="10" w:before="0"/>
               <w:ind w:left="120"/>
             </w:pPr>
-            <w:hyperlink w:history="1" r:id="rIdtmcq1lfrnd5lhizh7pj9j">
+            <w:hyperlink w:history="1" r:id="rId-jhliqumr1pyuhedxzv-_">
               <w:r>
                 <w:rPr>
                   <w:rFonts w:ascii="Arial" w:cs="Arial" w:eastAsia="Arial" w:hAnsi="Arial"/>
@@ -6759,7 +6759,7 @@
             <w:pPr>
               <w:spacing w:after="20" w:before="0"/>
             </w:pPr>
-            <w:hyperlink w:history="1" r:id="rIduzdnqndgwjdouah6osctr">
+            <w:hyperlink w:history="1" r:id="rIdvxdv8wpuky1t4qgfzwaxb">
               <w:r>
                 <w:rPr>
                   <w:rFonts w:ascii="Arial" w:cs="Arial" w:eastAsia="Arial" w:hAnsi="Arial"/>
@@ -6792,7 +6792,7 @@
               <w:spacing w:after="10" w:before="0"/>
               <w:ind w:left="120"/>
             </w:pPr>
-            <w:hyperlink w:history="1" r:id="rIdtdazm2wzfhzrjarfvd-t7">
+            <w:hyperlink w:history="1" r:id="rIdsmokc0vppax0_yjer3ydz">
               <w:r>
                 <w:rPr>
                   <w:rFonts w:ascii="Arial" w:cs="Arial" w:eastAsia="Arial" w:hAnsi="Arial"/>
@@ -6987,7 +6987,7 @@
             <w:pPr>
               <w:spacing w:after="20" w:before="0"/>
             </w:pPr>
-            <w:hyperlink w:history="1" r:id="rIdbipmfqoinf8f-90er1vyf">
+            <w:hyperlink w:history="1" r:id="rIdjj029jqzbnmqkvq9k2h0o">
               <w:r>
                 <w:rPr>
                   <w:rFonts w:ascii="Arial" w:cs="Arial" w:eastAsia="Arial" w:hAnsi="Arial"/>
@@ -7020,7 +7020,7 @@
               <w:spacing w:after="10" w:before="0"/>
               <w:ind w:left="120"/>
             </w:pPr>
-            <w:hyperlink w:history="1" r:id="rIdochd55wuq1j8woagajqru">
+            <w:hyperlink w:history="1" r:id="rIdumuesbvu806ikf3tsorma">
               <w:r>
                 <w:rPr>
                   <w:rFonts w:ascii="Arial" w:cs="Arial" w:eastAsia="Arial" w:hAnsi="Arial"/>
@@ -7065,7 +7065,7 @@
             <w:pPr>
               <w:spacing w:after="20" w:before="0"/>
             </w:pPr>
-            <w:hyperlink w:history="1" r:id="rIdgbvsdtdxiibihgcrqrp3_">
+            <w:hyperlink w:history="1" r:id="rIdvtft-bbcimy0_hq8kstg_">
               <w:r>
                 <w:rPr>
                   <w:rFonts w:ascii="Arial" w:cs="Arial" w:eastAsia="Arial" w:hAnsi="Arial"/>
@@ -7098,7 +7098,7 @@
               <w:spacing w:after="10" w:before="0"/>
               <w:ind w:left="120"/>
             </w:pPr>
-            <w:hyperlink w:history="1" r:id="rIdyycflwtqj5sc8yzos11rj">
+            <w:hyperlink w:history="1" r:id="rIdhfvkotqv_dpwhrx6rnrsm">
               <w:r>
                 <w:rPr>
                   <w:rFonts w:ascii="Arial" w:cs="Arial" w:eastAsia="Arial" w:hAnsi="Arial"/>
@@ -7293,7 +7293,7 @@
             <w:pPr>
               <w:spacing w:after="20" w:before="0"/>
             </w:pPr>
-            <w:hyperlink w:history="1" r:id="rIdpm1sfxfawbeitojofzi7n">
+            <w:hyperlink w:history="1" r:id="rIdcdabpu9m22xspbzixycdn">
               <w:r>
                 <w:rPr>
                   <w:rFonts w:ascii="Arial" w:cs="Arial" w:eastAsia="Arial" w:hAnsi="Arial"/>
@@ -7326,7 +7326,7 @@
               <w:spacing w:after="10" w:before="0"/>
               <w:ind w:left="120"/>
             </w:pPr>
-            <w:hyperlink w:history="1" r:id="rIdxd7t92s7m9gegmmknesu0">
+            <w:hyperlink w:history="1" r:id="rIdefm8bv1ofmvhd45z11etv">
               <w:r>
                 <w:rPr>
                   <w:rFonts w:ascii="Arial" w:cs="Arial" w:eastAsia="Arial" w:hAnsi="Arial"/>
@@ -7371,7 +7371,7 @@
             <w:pPr>
               <w:spacing w:after="20" w:before="0"/>
             </w:pPr>
-            <w:hyperlink w:history="1" r:id="rIddg9p_aq3e04uveg58b7t0">
+            <w:hyperlink w:history="1" r:id="rIdnsegrfpbhsfsvbcmosxhc">
               <w:r>
                 <w:rPr>
                   <w:rFonts w:ascii="Arial" w:cs="Arial" w:eastAsia="Arial" w:hAnsi="Arial"/>
@@ -7404,7 +7404,7 @@
               <w:spacing w:after="10" w:before="0"/>
               <w:ind w:left="120"/>
             </w:pPr>
-            <w:hyperlink w:history="1" r:id="rIdekdszs5o1a788d5likr-q">
+            <w:hyperlink w:history="1" r:id="rIdvys7uzsja9chd7u95ba5v">
               <w:r>
                 <w:rPr>
                   <w:rFonts w:ascii="Arial" w:cs="Arial" w:eastAsia="Arial" w:hAnsi="Arial"/>
@@ -7599,7 +7599,7 @@
             <w:pPr>
               <w:spacing w:after="20" w:before="0"/>
             </w:pPr>
-            <w:hyperlink w:history="1" r:id="rId7ndmjejqilzled9sc0ifg">
+            <w:hyperlink w:history="1" r:id="rId-dh1lcaqbt9twb_henq8g">
               <w:r>
                 <w:rPr>
                   <w:rFonts w:ascii="Arial" w:cs="Arial" w:eastAsia="Arial" w:hAnsi="Arial"/>
@@ -7632,7 +7632,7 @@
               <w:spacing w:after="10" w:before="0"/>
               <w:ind w:left="120"/>
             </w:pPr>
-            <w:hyperlink w:history="1" r:id="rIdg71jwd86wsulizxtzvmfy">
+            <w:hyperlink w:history="1" r:id="rIdxgdgqby07nl1fy65dfxim">
               <w:r>
                 <w:rPr>
                   <w:rFonts w:ascii="Arial" w:cs="Arial" w:eastAsia="Arial" w:hAnsi="Arial"/>
@@ -7677,7 +7677,7 @@
             <w:pPr>
               <w:spacing w:after="20" w:before="0"/>
             </w:pPr>
-            <w:hyperlink w:history="1" r:id="rIdiiw9mmffryusiyzkwtz6u">
+            <w:hyperlink w:history="1" r:id="rId9utx_sirjhoclah1wrd2i">
               <w:r>
                 <w:rPr>
                   <w:rFonts w:ascii="Arial" w:cs="Arial" w:eastAsia="Arial" w:hAnsi="Arial"/>
@@ -7710,7 +7710,7 @@
               <w:spacing w:after="10" w:before="0"/>
               <w:ind w:left="120"/>
             </w:pPr>
-            <w:hyperlink w:history="1" r:id="rIdpyehijtfh9o1g6-ycuwfh">
+            <w:hyperlink w:history="1" r:id="rIdh_c71l_-lzuasbivpznag">
               <w:r>
                 <w:rPr>
                   <w:rFonts w:ascii="Arial" w:cs="Arial" w:eastAsia="Arial" w:hAnsi="Arial"/>
@@ -8222,7 +8222,7 @@
         </w:rPr>
         <w:t xml:space="preserve">© 2026 SeaVuria and ARES. Aligned with KICD objectives. Developed by SeaVuria; technical implementation by ARES (with AI assistance from Claude). Licensed under </w:t>
       </w:r>
-      <w:hyperlink w:history="1" r:id="rIdl1mpftjyjglqoiehlnyd8">
+      <w:hyperlink w:history="1" r:id="rIdiv4j_vnokyoztrjtbsvzj">
         <w:r>
           <w:rPr>
             <w:rFonts w:ascii="Arial" w:cs="Arial" w:eastAsia="Arial" w:hAnsi="Arial"/>
@@ -8243,7 +8243,7 @@
         </w:rPr>
         <w:t xml:space="preserve"> (</w:t>
       </w:r>
-      <w:hyperlink w:history="1" r:id="rIddtnoywz98_ehmddnc2z-4">
+      <w:hyperlink w:history="1" r:id="rIdtlcytf6pvvrts9sdu7vi2">
         <w:r>
           <w:rPr>
             <w:rFonts w:ascii="Arial" w:cs="Arial" w:eastAsia="Arial" w:hAnsi="Arial"/>
@@ -9256,7 +9256,7 @@
             <w:pPr>
               <w:spacing w:after="20" w:before="0"/>
             </w:pPr>
-            <w:hyperlink w:history="1" r:id="rIdf1o3s7bogh1vv6dkwevs5">
+            <w:hyperlink w:history="1" r:id="rId7mj_1wlvlds4jbs57skqt">
               <w:r>
                 <w:rPr>
                   <w:rFonts w:ascii="Arial" w:cs="Arial" w:eastAsia="Arial" w:hAnsi="Arial"/>
@@ -9289,7 +9289,7 @@
               <w:spacing w:after="10" w:before="0"/>
               <w:ind w:left="120"/>
             </w:pPr>
-            <w:hyperlink w:history="1" r:id="rIdvhzdvybgkmidchn8hjg8b">
+            <w:hyperlink w:history="1" r:id="rIdhqcc85w1ocomuw7awzbrn">
               <w:r>
                 <w:rPr>
                   <w:rFonts w:ascii="Arial" w:cs="Arial" w:eastAsia="Arial" w:hAnsi="Arial"/>
@@ -9334,7 +9334,7 @@
             <w:pPr>
               <w:spacing w:after="20" w:before="0"/>
             </w:pPr>
-            <w:hyperlink w:history="1" r:id="rId6x7elgy_cgjwbhzq19zdi">
+            <w:hyperlink w:history="1" r:id="rIdwnseufo6g1gn3wm8hsf0d">
               <w:r>
                 <w:rPr>
                   <w:rFonts w:ascii="Arial" w:cs="Arial" w:eastAsia="Arial" w:hAnsi="Arial"/>
@@ -9367,7 +9367,7 @@
               <w:spacing w:after="10" w:before="0"/>
               <w:ind w:left="120"/>
             </w:pPr>
-            <w:hyperlink w:history="1" r:id="rIdg6hv4f8crjm4vaks1tsvs">
+            <w:hyperlink w:history="1" r:id="rIdc7qakz_-ekqkathzmgnz0">
               <w:r>
                 <w:rPr>
                   <w:rFonts w:ascii="Arial" w:cs="Arial" w:eastAsia="Arial" w:hAnsi="Arial"/>
@@ -9562,7 +9562,7 @@
             <w:pPr>
               <w:spacing w:after="20" w:before="0"/>
             </w:pPr>
-            <w:hyperlink w:history="1" r:id="rIdoqx3djbbl1hhkacbvta2x">
+            <w:hyperlink w:history="1" r:id="rIdmhqwq_lf5cglsur8g3wla">
               <w:r>
                 <w:rPr>
                   <w:rFonts w:ascii="Arial" w:cs="Arial" w:eastAsia="Arial" w:hAnsi="Arial"/>
@@ -9595,7 +9595,7 @@
               <w:spacing w:after="10" w:before="0"/>
               <w:ind w:left="120"/>
             </w:pPr>
-            <w:hyperlink w:history="1" r:id="rIdqcrymij3dvpihm2qqjfbj">
+            <w:hyperlink w:history="1" r:id="rIdtsbx2jlwdzvxims-e41zx">
               <w:r>
                 <w:rPr>
                   <w:rFonts w:ascii="Arial" w:cs="Arial" w:eastAsia="Arial" w:hAnsi="Arial"/>
@@ -9640,7 +9640,7 @@
             <w:pPr>
               <w:spacing w:after="20" w:before="0"/>
             </w:pPr>
-            <w:hyperlink w:history="1" r:id="rIddab6bohihx0gxkec9er8e">
+            <w:hyperlink w:history="1" r:id="rIde7-lutcxzrj7l5ayzo_yc">
               <w:r>
                 <w:rPr>
                   <w:rFonts w:ascii="Arial" w:cs="Arial" w:eastAsia="Arial" w:hAnsi="Arial"/>
@@ -9673,7 +9673,7 @@
               <w:spacing w:after="10" w:before="0"/>
               <w:ind w:left="120"/>
             </w:pPr>
-            <w:hyperlink w:history="1" r:id="rIddkdrotbcfdsw_69bvs1ki">
+            <w:hyperlink w:history="1" r:id="rIdo5bbsty6u6tmd4trfam--">
               <w:r>
                 <w:rPr>
                   <w:rFonts w:ascii="Arial" w:cs="Arial" w:eastAsia="Arial" w:hAnsi="Arial"/>
@@ -9868,7 +9868,7 @@
             <w:pPr>
               <w:spacing w:after="20" w:before="0"/>
             </w:pPr>
-            <w:hyperlink w:history="1" r:id="rIdg8kfcgw9eovwqeogtiutf">
+            <w:hyperlink w:history="1" r:id="rIdn8oreojy89qi0n7lsa4yy">
               <w:r>
                 <w:rPr>
                   <w:rFonts w:ascii="Arial" w:cs="Arial" w:eastAsia="Arial" w:hAnsi="Arial"/>
@@ -9901,7 +9901,7 @@
               <w:spacing w:after="10" w:before="0"/>
               <w:ind w:left="120"/>
             </w:pPr>
-            <w:hyperlink w:history="1" r:id="rId-iyrnnztu6ldbsfabfawt">
+            <w:hyperlink w:history="1" r:id="rIdcjoc5dltrewcmuzfmuwru">
               <w:r>
                 <w:rPr>
                   <w:rFonts w:ascii="Arial" w:cs="Arial" w:eastAsia="Arial" w:hAnsi="Arial"/>
@@ -9946,7 +9946,7 @@
             <w:pPr>
               <w:spacing w:after="20" w:before="0"/>
             </w:pPr>
-            <w:hyperlink w:history="1" r:id="rId9mieea6bqwr0q0bns8u0q">
+            <w:hyperlink w:history="1" r:id="rIdx5idtipgxppwhghp57elu">
               <w:r>
                 <w:rPr>
                   <w:rFonts w:ascii="Arial" w:cs="Arial" w:eastAsia="Arial" w:hAnsi="Arial"/>
@@ -9979,7 +9979,7 @@
               <w:spacing w:after="10" w:before="0"/>
               <w:ind w:left="120"/>
             </w:pPr>
-            <w:hyperlink w:history="1" r:id="rIds7qv-_zjzvw1k3i9-sqfo">
+            <w:hyperlink w:history="1" r:id="rId4n_7s_08bc3rnvzy-qyji">
               <w:r>
                 <w:rPr>
                   <w:rFonts w:ascii="Arial" w:cs="Arial" w:eastAsia="Arial" w:hAnsi="Arial"/>
@@ -10174,7 +10174,7 @@
             <w:pPr>
               <w:spacing w:after="20" w:before="0"/>
             </w:pPr>
-            <w:hyperlink w:history="1" r:id="rIdy7xugkc0gd30vjw4lz5x7">
+            <w:hyperlink w:history="1" r:id="rIdvz02w5ygj3_9b_9zyquz1">
               <w:r>
                 <w:rPr>
                   <w:rFonts w:ascii="Arial" w:cs="Arial" w:eastAsia="Arial" w:hAnsi="Arial"/>
@@ -10207,7 +10207,7 @@
               <w:spacing w:after="10" w:before="0"/>
               <w:ind w:left="120"/>
             </w:pPr>
-            <w:hyperlink w:history="1" r:id="rIdf-hyhy2qe1hlqg0-70nzs">
+            <w:hyperlink w:history="1" r:id="rIdxwt3_aekilqb3w9rdkb7z">
               <w:r>
                 <w:rPr>
                   <w:rFonts w:ascii="Arial" w:cs="Arial" w:eastAsia="Arial" w:hAnsi="Arial"/>
@@ -10252,7 +10252,7 @@
             <w:pPr>
               <w:spacing w:after="20" w:before="0"/>
             </w:pPr>
-            <w:hyperlink w:history="1" r:id="rIdszrcvhsuhpsj2yizili7i">
+            <w:hyperlink w:history="1" r:id="rIdryvdawx2y02kkjk_xfxap">
               <w:r>
                 <w:rPr>
                   <w:rFonts w:ascii="Arial" w:cs="Arial" w:eastAsia="Arial" w:hAnsi="Arial"/>
@@ -10285,7 +10285,7 @@
               <w:spacing w:after="10" w:before="0"/>
               <w:ind w:left="120"/>
             </w:pPr>
-            <w:hyperlink w:history="1" r:id="rIdr5maclglzfvqn0xhlrv38">
+            <w:hyperlink w:history="1" r:id="rIdajzpiqslna5lvfbid_nd9">
               <w:r>
                 <w:rPr>
                   <w:rFonts w:ascii="Arial" w:cs="Arial" w:eastAsia="Arial" w:hAnsi="Arial"/>
@@ -10480,7 +10480,7 @@
             <w:pPr>
               <w:spacing w:after="20" w:before="0"/>
             </w:pPr>
-            <w:hyperlink w:history="1" r:id="rIdu2h6issjxwp67lizcs8nr">
+            <w:hyperlink w:history="1" r:id="rIdlmp0o1ncki1lg_edasbt_">
               <w:r>
                 <w:rPr>
                   <w:rFonts w:ascii="Arial" w:cs="Arial" w:eastAsia="Arial" w:hAnsi="Arial"/>
@@ -10513,7 +10513,7 @@
               <w:spacing w:after="10" w:before="0"/>
               <w:ind w:left="120"/>
             </w:pPr>
-            <w:hyperlink w:history="1" r:id="rIdj7t2al8mch3gxolkudv-c">
+            <w:hyperlink w:history="1" r:id="rIdbaf1pe47cbb1kkzoo0tg-">
               <w:r>
                 <w:rPr>
                   <w:rFonts w:ascii="Arial" w:cs="Arial" w:eastAsia="Arial" w:hAnsi="Arial"/>
@@ -10558,7 +10558,7 @@
             <w:pPr>
               <w:spacing w:after="20" w:before="0"/>
             </w:pPr>
-            <w:hyperlink w:history="1" r:id="rIdoxjnkwrby39phxozn2b_p">
+            <w:hyperlink w:history="1" r:id="rIdvr-lyy8decrzziifhihzk">
               <w:r>
                 <w:rPr>
                   <w:rFonts w:ascii="Arial" w:cs="Arial" w:eastAsia="Arial" w:hAnsi="Arial"/>
@@ -10591,7 +10591,7 @@
               <w:spacing w:after="10" w:before="0"/>
               <w:ind w:left="120"/>
             </w:pPr>
-            <w:hyperlink w:history="1" r:id="rIdhb6nxfskx7jkoaqyt7-kr">
+            <w:hyperlink w:history="1" r:id="rIdxz5boy0uy64cszmdxyfaj">
               <w:r>
                 <w:rPr>
                   <w:rFonts w:ascii="Arial" w:cs="Arial" w:eastAsia="Arial" w:hAnsi="Arial"/>
@@ -11103,7 +11103,7 @@
         </w:rPr>
         <w:t xml:space="preserve">© 2026 SeaVuria and ARES. Aligned with KICD objectives. Developed by SeaVuria; technical implementation by ARES (with AI assistance from Claude). Licensed under </w:t>
       </w:r>
-      <w:hyperlink w:history="1" r:id="rId8j4tvrsyln9ygtt_srn4_">
+      <w:hyperlink w:history="1" r:id="rId8p9aycydllk3qwu3gvttn">
         <w:r>
           <w:rPr>
             <w:rFonts w:ascii="Arial" w:cs="Arial" w:eastAsia="Arial" w:hAnsi="Arial"/>
@@ -11124,7 +11124,7 @@
         </w:rPr>
         <w:t xml:space="preserve"> (</w:t>
       </w:r>
-      <w:hyperlink w:history="1" r:id="rId71q-ne-vpitt1lsww4f5b">
+      <w:hyperlink w:history="1" r:id="rId7nm1giuucx7rggbukwrli">
         <w:r>
           <w:rPr>
             <w:rFonts w:ascii="Arial" w:cs="Arial" w:eastAsia="Arial" w:hAnsi="Arial"/>
@@ -12137,7 +12137,7 @@
             <w:pPr>
               <w:spacing w:after="20" w:before="0"/>
             </w:pPr>
-            <w:hyperlink w:history="1" r:id="rId7y5aismyundaopazpm6nw">
+            <w:hyperlink w:history="1" r:id="rIdyi78urrw5yxv-w_z44csg">
               <w:r>
                 <w:rPr>
                   <w:rFonts w:ascii="Arial" w:cs="Arial" w:eastAsia="Arial" w:hAnsi="Arial"/>
@@ -12170,7 +12170,7 @@
               <w:spacing w:after="10" w:before="0"/>
               <w:ind w:left="120"/>
             </w:pPr>
-            <w:hyperlink w:history="1" r:id="rIdvx3rzrps_aeywyworxpqn">
+            <w:hyperlink w:history="1" r:id="rIdrnxmswzaus5oeclknf5l8">
               <w:r>
                 <w:rPr>
                   <w:rFonts w:ascii="Arial" w:cs="Arial" w:eastAsia="Arial" w:hAnsi="Arial"/>
@@ -12215,7 +12215,7 @@
             <w:pPr>
               <w:spacing w:after="20" w:before="0"/>
             </w:pPr>
-            <w:hyperlink w:history="1" r:id="rIdj5ocqd60eo3gxy4lkzn2h">
+            <w:hyperlink w:history="1" r:id="rIdy7bwqs2mdublb6ewdgg-x">
               <w:r>
                 <w:rPr>
                   <w:rFonts w:ascii="Arial" w:cs="Arial" w:eastAsia="Arial" w:hAnsi="Arial"/>
@@ -12248,7 +12248,7 @@
               <w:spacing w:after="10" w:before="0"/>
               <w:ind w:left="120"/>
             </w:pPr>
-            <w:hyperlink w:history="1" r:id="rId2f_xafealps3ew6mvfozx">
+            <w:hyperlink w:history="1" r:id="rIdveeni4oghp_napjstxlwc">
               <w:r>
                 <w:rPr>
                   <w:rFonts w:ascii="Arial" w:cs="Arial" w:eastAsia="Arial" w:hAnsi="Arial"/>
@@ -12443,7 +12443,7 @@
             <w:pPr>
               <w:spacing w:after="20" w:before="0"/>
             </w:pPr>
-            <w:hyperlink w:history="1" r:id="rIdwsuwfcq_9sieyni8cesux">
+            <w:hyperlink w:history="1" r:id="rIdgbcgas1clwybzu3vwogu9">
               <w:r>
                 <w:rPr>
                   <w:rFonts w:ascii="Arial" w:cs="Arial" w:eastAsia="Arial" w:hAnsi="Arial"/>
@@ -12476,7 +12476,7 @@
               <w:spacing w:after="10" w:before="0"/>
               <w:ind w:left="120"/>
             </w:pPr>
-            <w:hyperlink w:history="1" r:id="rIdgm-pllt6qh4xgk6so3cb0">
+            <w:hyperlink w:history="1" r:id="rId9pdke7mutit6h-vit1dro">
               <w:r>
                 <w:rPr>
                   <w:rFonts w:ascii="Arial" w:cs="Arial" w:eastAsia="Arial" w:hAnsi="Arial"/>
@@ -12521,7 +12521,7 @@
             <w:pPr>
               <w:spacing w:after="20" w:before="0"/>
             </w:pPr>
-            <w:hyperlink w:history="1" r:id="rId97cz6zv4r_sw73fuuql4w">
+            <w:hyperlink w:history="1" r:id="rIdtqo6cgpi7ui1g9kfrs31o">
               <w:r>
                 <w:rPr>
                   <w:rFonts w:ascii="Arial" w:cs="Arial" w:eastAsia="Arial" w:hAnsi="Arial"/>
@@ -12554,7 +12554,7 @@
               <w:spacing w:after="10" w:before="0"/>
               <w:ind w:left="120"/>
             </w:pPr>
-            <w:hyperlink w:history="1" r:id="rIdpcp1rvvowmyrhvqdryxwc">
+            <w:hyperlink w:history="1" r:id="rId_x7dves14fzic8mtzf2pk">
               <w:r>
                 <w:rPr>
                   <w:rFonts w:ascii="Arial" w:cs="Arial" w:eastAsia="Arial" w:hAnsi="Arial"/>
@@ -12749,7 +12749,7 @@
             <w:pPr>
               <w:spacing w:after="20" w:before="0"/>
             </w:pPr>
-            <w:hyperlink w:history="1" r:id="rId3tsb9lea9xgzehdx2lpbt">
+            <w:hyperlink w:history="1" r:id="rId0rts02ellah9vz0ydjlqu">
               <w:r>
                 <w:rPr>
                   <w:rFonts w:ascii="Arial" w:cs="Arial" w:eastAsia="Arial" w:hAnsi="Arial"/>
@@ -12782,7 +12782,7 @@
               <w:spacing w:after="10" w:before="0"/>
               <w:ind w:left="120"/>
             </w:pPr>
-            <w:hyperlink w:history="1" r:id="rIdzy3ur3wp_3w4xtphaqtky">
+            <w:hyperlink w:history="1" r:id="rIdiwe5xvf0j_dm8fkmdbghp">
               <w:r>
                 <w:rPr>
                   <w:rFonts w:ascii="Arial" w:cs="Arial" w:eastAsia="Arial" w:hAnsi="Arial"/>
@@ -12827,7 +12827,7 @@
             <w:pPr>
               <w:spacing w:after="20" w:before="0"/>
             </w:pPr>
-            <w:hyperlink w:history="1" r:id="rIdp6ur7guubkwtqhaml5wzd">
+            <w:hyperlink w:history="1" r:id="rIdl8mqe1hjeb9vb15exkp-s">
               <w:r>
                 <w:rPr>
                   <w:rFonts w:ascii="Arial" w:cs="Arial" w:eastAsia="Arial" w:hAnsi="Arial"/>
@@ -12860,7 +12860,7 @@
               <w:spacing w:after="10" w:before="0"/>
               <w:ind w:left="120"/>
             </w:pPr>
-            <w:hyperlink w:history="1" r:id="rIdydzfd-4k0xhi2aeak82rf">
+            <w:hyperlink w:history="1" r:id="rIdx1-1sfecy4d2t4dlvxsox">
               <w:r>
                 <w:rPr>
                   <w:rFonts w:ascii="Arial" w:cs="Arial" w:eastAsia="Arial" w:hAnsi="Arial"/>
@@ -13055,7 +13055,7 @@
             <w:pPr>
               <w:spacing w:after="20" w:before="0"/>
             </w:pPr>
-            <w:hyperlink w:history="1" r:id="rIdu4hx3fy2kzrhzkutqpdsw">
+            <w:hyperlink w:history="1" r:id="rIdkita7zzummfbbbnyhben9">
               <w:r>
                 <w:rPr>
                   <w:rFonts w:ascii="Arial" w:cs="Arial" w:eastAsia="Arial" w:hAnsi="Arial"/>
@@ -13088,7 +13088,7 @@
               <w:spacing w:after="10" w:before="0"/>
               <w:ind w:left="120"/>
             </w:pPr>
-            <w:hyperlink w:history="1" r:id="rIdijlpdrl4mxmg1pad5q_we">
+            <w:hyperlink w:history="1" r:id="rId1fvmb5dsmory-xt_rapgy">
               <w:r>
                 <w:rPr>
                   <w:rFonts w:ascii="Arial" w:cs="Arial" w:eastAsia="Arial" w:hAnsi="Arial"/>
@@ -13133,7 +13133,7 @@
             <w:pPr>
               <w:spacing w:after="20" w:before="0"/>
             </w:pPr>
-            <w:hyperlink w:history="1" r:id="rIdyiovjldl6p4zi1tgc2zlt">
+            <w:hyperlink w:history="1" r:id="rIdnk3ulq70tr_tplkdy8czc">
               <w:r>
                 <w:rPr>
                   <w:rFonts w:ascii="Arial" w:cs="Arial" w:eastAsia="Arial" w:hAnsi="Arial"/>
@@ -13166,7 +13166,7 @@
               <w:spacing w:after="10" w:before="0"/>
               <w:ind w:left="120"/>
             </w:pPr>
-            <w:hyperlink w:history="1" r:id="rIdpuugzqa_eltm3kkcelput">
+            <w:hyperlink w:history="1" r:id="rIdtypz-vl3-e7leyz_ufkaw">
               <w:r>
                 <w:rPr>
                   <w:rFonts w:ascii="Arial" w:cs="Arial" w:eastAsia="Arial" w:hAnsi="Arial"/>
@@ -13361,7 +13361,7 @@
             <w:pPr>
               <w:spacing w:after="20" w:before="0"/>
             </w:pPr>
-            <w:hyperlink w:history="1" r:id="rIdcqvkn2lc-kw0xza_xus-t">
+            <w:hyperlink w:history="1" r:id="rIdvmwjzys7c_aubymj17ckr">
               <w:r>
                 <w:rPr>
                   <w:rFonts w:ascii="Arial" w:cs="Arial" w:eastAsia="Arial" w:hAnsi="Arial"/>
@@ -13394,7 +13394,7 @@
               <w:spacing w:after="10" w:before="0"/>
               <w:ind w:left="120"/>
             </w:pPr>
-            <w:hyperlink w:history="1" r:id="rIdond-lyzgkhyyc3t9dmdna">
+            <w:hyperlink w:history="1" r:id="rIdzgjwe-2esziflgnhfxztq">
               <w:r>
                 <w:rPr>
                   <w:rFonts w:ascii="Arial" w:cs="Arial" w:eastAsia="Arial" w:hAnsi="Arial"/>
@@ -13439,7 +13439,7 @@
             <w:pPr>
               <w:spacing w:after="20" w:before="0"/>
             </w:pPr>
-            <w:hyperlink w:history="1" r:id="rIdsqiaoofrwdjxpcv0aaxdf">
+            <w:hyperlink w:history="1" r:id="rIdo-bg13c9nnvrh9pozqj3t">
               <w:r>
                 <w:rPr>
                   <w:rFonts w:ascii="Arial" w:cs="Arial" w:eastAsia="Arial" w:hAnsi="Arial"/>
@@ -13472,7 +13472,7 @@
               <w:spacing w:after="10" w:before="0"/>
               <w:ind w:left="120"/>
             </w:pPr>
-            <w:hyperlink w:history="1" r:id="rIdszvgznyj58ag1vfakvi7g">
+            <w:hyperlink w:history="1" r:id="rIddhqkch6bysqgvpcj2ee9j">
               <w:r>
                 <w:rPr>
                   <w:rFonts w:ascii="Arial" w:cs="Arial" w:eastAsia="Arial" w:hAnsi="Arial"/>
@@ -13984,7 +13984,7 @@
         </w:rPr>
         <w:t xml:space="preserve">© 2026 SeaVuria and ARES. Aligned with KICD objectives. Developed by SeaVuria; technical implementation by ARES (with AI assistance from Claude). Licensed under </w:t>
       </w:r>
-      <w:hyperlink w:history="1" r:id="rIdj39bx6syfrkakoyvxcvc7">
+      <w:hyperlink w:history="1" r:id="rIdc3sfvqar62das_yvgbtuq">
         <w:r>
           <w:rPr>
             <w:rFonts w:ascii="Arial" w:cs="Arial" w:eastAsia="Arial" w:hAnsi="Arial"/>
@@ -14005,7 +14005,7 @@
         </w:rPr>
         <w:t xml:space="preserve"> (</w:t>
       </w:r>
-      <w:hyperlink w:history="1" r:id="rIdyggknhplhbr6g8zcsatps">
+      <w:hyperlink w:history="1" r:id="rIdfgveqgyvawygeskj22b3v">
         <w:r>
           <w:rPr>
             <w:rFonts w:ascii="Arial" w:cs="Arial" w:eastAsia="Arial" w:hAnsi="Arial"/>
@@ -15018,7 +15018,7 @@
             <w:pPr>
               <w:spacing w:after="20" w:before="0"/>
             </w:pPr>
-            <w:hyperlink w:history="1" r:id="rIdvzm7js_zkhw88uljyov40">
+            <w:hyperlink w:history="1" r:id="rIdjba4e9lv3rywpta8l1jbt">
               <w:r>
                 <w:rPr>
                   <w:rFonts w:ascii="Arial" w:cs="Arial" w:eastAsia="Arial" w:hAnsi="Arial"/>
@@ -15051,7 +15051,7 @@
               <w:spacing w:after="10" w:before="0"/>
               <w:ind w:left="120"/>
             </w:pPr>
-            <w:hyperlink w:history="1" r:id="rIdxalwofrql_egoxiazb_uy">
+            <w:hyperlink w:history="1" r:id="rIda1d6w4wopibbh54ymgwwr">
               <w:r>
                 <w:rPr>
                   <w:rFonts w:ascii="Arial" w:cs="Arial" w:eastAsia="Arial" w:hAnsi="Arial"/>
@@ -15096,7 +15096,7 @@
             <w:pPr>
               <w:spacing w:after="20" w:before="0"/>
             </w:pPr>
-            <w:hyperlink w:history="1" r:id="rIdw-qkn3ep9o_j0fkzcymjz">
+            <w:hyperlink w:history="1" r:id="rIdsskp6lox8xb6sbffswlht">
               <w:r>
                 <w:rPr>
                   <w:rFonts w:ascii="Arial" w:cs="Arial" w:eastAsia="Arial" w:hAnsi="Arial"/>
@@ -15129,7 +15129,7 @@
               <w:spacing w:after="10" w:before="0"/>
               <w:ind w:left="120"/>
             </w:pPr>
-            <w:hyperlink w:history="1" r:id="rIdaekjlguyoi19smqau947_">
+            <w:hyperlink w:history="1" r:id="rIdrkx2o6kjpsth5xpxtwgpk">
               <w:r>
                 <w:rPr>
                   <w:rFonts w:ascii="Arial" w:cs="Arial" w:eastAsia="Arial" w:hAnsi="Arial"/>
@@ -15324,7 +15324,7 @@
             <w:pPr>
               <w:spacing w:after="20" w:before="0"/>
             </w:pPr>
-            <w:hyperlink w:history="1" r:id="rIdkd5wn4xeqezggi4lj9n5-">
+            <w:hyperlink w:history="1" r:id="rIdnz_wvmiaogykj2cozpug4">
               <w:r>
                 <w:rPr>
                   <w:rFonts w:ascii="Arial" w:cs="Arial" w:eastAsia="Arial" w:hAnsi="Arial"/>
@@ -15357,7 +15357,7 @@
               <w:spacing w:after="10" w:before="0"/>
               <w:ind w:left="120"/>
             </w:pPr>
-            <w:hyperlink w:history="1" r:id="rIdnayuasaaoqfkpracde-2v">
+            <w:hyperlink w:history="1" r:id="rIdc3__z10fubae8jncngsos">
               <w:r>
                 <w:rPr>
                   <w:rFonts w:ascii="Arial" w:cs="Arial" w:eastAsia="Arial" w:hAnsi="Arial"/>
@@ -15402,7 +15402,7 @@
             <w:pPr>
               <w:spacing w:after="20" w:before="0"/>
             </w:pPr>
-            <w:hyperlink w:history="1" r:id="rIdf3cydo3byb0acwjx9kdlr">
+            <w:hyperlink w:history="1" r:id="rIdvt2llg9wi5vnng38n5tyx">
               <w:r>
                 <w:rPr>
                   <w:rFonts w:ascii="Arial" w:cs="Arial" w:eastAsia="Arial" w:hAnsi="Arial"/>
@@ -15435,7 +15435,7 @@
               <w:spacing w:after="10" w:before="0"/>
               <w:ind w:left="120"/>
             </w:pPr>
-            <w:hyperlink w:history="1" r:id="rIdoykuapby1brmzniqiruvi">
+            <w:hyperlink w:history="1" r:id="rId2phgq-dk2exkbznbr2k8j">
               <w:r>
                 <w:rPr>
                   <w:rFonts w:ascii="Arial" w:cs="Arial" w:eastAsia="Arial" w:hAnsi="Arial"/>
@@ -15630,7 +15630,7 @@
             <w:pPr>
               <w:spacing w:after="20" w:before="0"/>
             </w:pPr>
-            <w:hyperlink w:history="1" r:id="rId-2sb6_5iu4-lmyucecf5m">
+            <w:hyperlink w:history="1" r:id="rIdp4zf04jumhfwoxzhl6dww">
               <w:r>
                 <w:rPr>
                   <w:rFonts w:ascii="Arial" w:cs="Arial" w:eastAsia="Arial" w:hAnsi="Arial"/>
@@ -15663,7 +15663,7 @@
               <w:spacing w:after="10" w:before="0"/>
               <w:ind w:left="120"/>
             </w:pPr>
-            <w:hyperlink w:history="1" r:id="rId3h2m8hbkjqrxixbseaeh5">
+            <w:hyperlink w:history="1" r:id="rIdt3jstfizhywkxyj5uqzot">
               <w:r>
                 <w:rPr>
                   <w:rFonts w:ascii="Arial" w:cs="Arial" w:eastAsia="Arial" w:hAnsi="Arial"/>
@@ -15708,7 +15708,7 @@
             <w:pPr>
               <w:spacing w:after="20" w:before="0"/>
             </w:pPr>
-            <w:hyperlink w:history="1" r:id="rIdwl-9_bw3xf_yuqaz7zrzc">
+            <w:hyperlink w:history="1" r:id="rIdiossf-dfvm6p2hutjl2tw">
               <w:r>
                 <w:rPr>
                   <w:rFonts w:ascii="Arial" w:cs="Arial" w:eastAsia="Arial" w:hAnsi="Arial"/>
@@ -15741,7 +15741,7 @@
               <w:spacing w:after="10" w:before="0"/>
               <w:ind w:left="120"/>
             </w:pPr>
-            <w:hyperlink w:history="1" r:id="rIdwisi4mrgrl1gh6dio9_oe">
+            <w:hyperlink w:history="1" r:id="rIdrqz9bgj0bu_xzeojlphb7">
               <w:r>
                 <w:rPr>
                   <w:rFonts w:ascii="Arial" w:cs="Arial" w:eastAsia="Arial" w:hAnsi="Arial"/>
@@ -15936,7 +15936,7 @@
             <w:pPr>
               <w:spacing w:after="20" w:before="0"/>
             </w:pPr>
-            <w:hyperlink w:history="1" r:id="rIdtcugc1zj6ggmoqd0usu3o">
+            <w:hyperlink w:history="1" r:id="rIdtq_dcgt7ukgnyi3z1wyys">
               <w:r>
                 <w:rPr>
                   <w:rFonts w:ascii="Arial" w:cs="Arial" w:eastAsia="Arial" w:hAnsi="Arial"/>
@@ -15969,7 +15969,7 @@
               <w:spacing w:after="10" w:before="0"/>
               <w:ind w:left="120"/>
             </w:pPr>
-            <w:hyperlink w:history="1" r:id="rId3rwzpabcjowzblbjjwnaq">
+            <w:hyperlink w:history="1" r:id="rIdx-_9sqcjqadh20uicx8iz">
               <w:r>
                 <w:rPr>
                   <w:rFonts w:ascii="Arial" w:cs="Arial" w:eastAsia="Arial" w:hAnsi="Arial"/>
@@ -16014,7 +16014,7 @@
             <w:pPr>
               <w:spacing w:after="20" w:before="0"/>
             </w:pPr>
-            <w:hyperlink w:history="1" r:id="rId_5nvnxzsljvknblbjw85h">
+            <w:hyperlink w:history="1" r:id="rIdxqhco4qkx-7zdrj5y3t4j">
               <w:r>
                 <w:rPr>
                   <w:rFonts w:ascii="Arial" w:cs="Arial" w:eastAsia="Arial" w:hAnsi="Arial"/>
@@ -16047,7 +16047,7 @@
               <w:spacing w:after="10" w:before="0"/>
               <w:ind w:left="120"/>
             </w:pPr>
-            <w:hyperlink w:history="1" r:id="rIdpwhosy7dt5exq_ptwlze6">
+            <w:hyperlink w:history="1" r:id="rId-ou3e307orqzus_kj_5qd">
               <w:r>
                 <w:rPr>
                   <w:rFonts w:ascii="Arial" w:cs="Arial" w:eastAsia="Arial" w:hAnsi="Arial"/>
@@ -16242,7 +16242,7 @@
             <w:pPr>
               <w:spacing w:after="20" w:before="0"/>
             </w:pPr>
-            <w:hyperlink w:history="1" r:id="rId7bq62ncm1vcbotjb5jqa3">
+            <w:hyperlink w:history="1" r:id="rId2tc9flyguvtps4i8xkd5-">
               <w:r>
                 <w:rPr>
                   <w:rFonts w:ascii="Arial" w:cs="Arial" w:eastAsia="Arial" w:hAnsi="Arial"/>
@@ -16275,7 +16275,7 @@
               <w:spacing w:after="10" w:before="0"/>
               <w:ind w:left="120"/>
             </w:pPr>
-            <w:hyperlink w:history="1" r:id="rId7j4vpygv6ojvjjaak4ivk">
+            <w:hyperlink w:history="1" r:id="rIdzowe0w2anp9p3mmupoyyk">
               <w:r>
                 <w:rPr>
                   <w:rFonts w:ascii="Arial" w:cs="Arial" w:eastAsia="Arial" w:hAnsi="Arial"/>
@@ -16320,7 +16320,7 @@
             <w:pPr>
               <w:spacing w:after="20" w:before="0"/>
             </w:pPr>
-            <w:hyperlink w:history="1" r:id="rIdwy7mb89mzpmbl7bcsif61">
+            <w:hyperlink w:history="1" r:id="rIdirxfipwmiqo-jzjwzif4l">
               <w:r>
                 <w:rPr>
                   <w:rFonts w:ascii="Arial" w:cs="Arial" w:eastAsia="Arial" w:hAnsi="Arial"/>
@@ -16353,7 +16353,7 @@
               <w:spacing w:after="10" w:before="0"/>
               <w:ind w:left="120"/>
             </w:pPr>
-            <w:hyperlink w:history="1" r:id="rIdsjjrpq-g8uuqkb-0taik9">
+            <w:hyperlink w:history="1" r:id="rIdpuwdl4j8uf4bkvolpr0rc">
               <w:r>
                 <w:rPr>
                   <w:rFonts w:ascii="Arial" w:cs="Arial" w:eastAsia="Arial" w:hAnsi="Arial"/>
@@ -16960,7 +16960,7 @@
         </w:rPr>
         <w:t xml:space="preserve">© 2026 SeaVuria and ARES. Aligned with KICD objectives. Developed by SeaVuria; technical implementation by ARES (with AI assistance from Claude). Licensed under </w:t>
       </w:r>
-      <w:hyperlink w:history="1" r:id="rIdpu_zg8xmwusryrj5xy3m5">
+      <w:hyperlink w:history="1" r:id="rIdag1-17i8mr0jq3bu9vyqj">
         <w:r>
           <w:rPr>
             <w:rFonts w:ascii="Arial" w:cs="Arial" w:eastAsia="Arial" w:hAnsi="Arial"/>
@@ -16981,7 +16981,7 @@
         </w:rPr>
         <w:t xml:space="preserve"> (</w:t>
       </w:r>
-      <w:hyperlink w:history="1" r:id="rIdjx9g4yo5luq4c4jatsvfa">
+      <w:hyperlink w:history="1" r:id="rIdgm4au8fyfi1eotsuxkn_q">
         <w:r>
           <w:rPr>
             <w:rFonts w:ascii="Arial" w:cs="Arial" w:eastAsia="Arial" w:hAnsi="Arial"/>
@@ -17994,7 +17994,7 @@
             <w:pPr>
               <w:spacing w:after="20" w:before="0"/>
             </w:pPr>
-            <w:hyperlink w:history="1" r:id="rIdge8srhiypgob5wk8c9fa-">
+            <w:hyperlink w:history="1" r:id="rIdtmlvy9w6l6z-igpf9135g">
               <w:r>
                 <w:rPr>
                   <w:rFonts w:ascii="Arial" w:cs="Arial" w:eastAsia="Arial" w:hAnsi="Arial"/>
@@ -18027,7 +18027,7 @@
               <w:spacing w:after="10" w:before="0"/>
               <w:ind w:left="120"/>
             </w:pPr>
-            <w:hyperlink w:history="1" r:id="rIdlcvgnmyllxftnchy2lnam">
+            <w:hyperlink w:history="1" r:id="rIdc-vhsor2tcwruuizsmmql">
               <w:r>
                 <w:rPr>
                   <w:rFonts w:ascii="Arial" w:cs="Arial" w:eastAsia="Arial" w:hAnsi="Arial"/>
@@ -18072,7 +18072,7 @@
             <w:pPr>
               <w:spacing w:after="20" w:before="0"/>
             </w:pPr>
-            <w:hyperlink w:history="1" r:id="rIdw0oojcjysalqadim6v54u">
+            <w:hyperlink w:history="1" r:id="rIddynywyjzq2zqydzuox6km">
               <w:r>
                 <w:rPr>
                   <w:rFonts w:ascii="Arial" w:cs="Arial" w:eastAsia="Arial" w:hAnsi="Arial"/>
@@ -18105,7 +18105,7 @@
               <w:spacing w:after="10" w:before="0"/>
               <w:ind w:left="120"/>
             </w:pPr>
-            <w:hyperlink w:history="1" r:id="rIdmnup_f-b3s5zurxedeaiz">
+            <w:hyperlink w:history="1" r:id="rIdmyrchqlboqyl-uk4ylvqm">
               <w:r>
                 <w:rPr>
                   <w:rFonts w:ascii="Arial" w:cs="Arial" w:eastAsia="Arial" w:hAnsi="Arial"/>
@@ -18300,7 +18300,7 @@
             <w:pPr>
               <w:spacing w:after="20" w:before="0"/>
             </w:pPr>
-            <w:hyperlink w:history="1" r:id="rId5udpy_vu9bvvqry44riyo">
+            <w:hyperlink w:history="1" r:id="rIdmf7yvvawv0aldl5ct6tgq">
               <w:r>
                 <w:rPr>
                   <w:rFonts w:ascii="Arial" w:cs="Arial" w:eastAsia="Arial" w:hAnsi="Arial"/>
@@ -18333,7 +18333,7 @@
               <w:spacing w:after="10" w:before="0"/>
               <w:ind w:left="120"/>
             </w:pPr>
-            <w:hyperlink w:history="1" r:id="rIdp8lio3pbwve2gtyqpoqtl">
+            <w:hyperlink w:history="1" r:id="rId1jr1_3snb2c-11_rjd0ws">
               <w:r>
                 <w:rPr>
                   <w:rFonts w:ascii="Arial" w:cs="Arial" w:eastAsia="Arial" w:hAnsi="Arial"/>
@@ -18378,7 +18378,7 @@
             <w:pPr>
               <w:spacing w:after="20" w:before="0"/>
             </w:pPr>
-            <w:hyperlink w:history="1" r:id="rIdy_pkc9rqtezjwvnuvbu4t">
+            <w:hyperlink w:history="1" r:id="rIduvy0itw5wxewufog_y1na">
               <w:r>
                 <w:rPr>
                   <w:rFonts w:ascii="Arial" w:cs="Arial" w:eastAsia="Arial" w:hAnsi="Arial"/>
@@ -18411,7 +18411,7 @@
               <w:spacing w:after="10" w:before="0"/>
               <w:ind w:left="120"/>
             </w:pPr>
-            <w:hyperlink w:history="1" r:id="rIdclvs79wk6mq81ji2r7vzq">
+            <w:hyperlink w:history="1" r:id="rIdilup5s73dupmm9p3yxsqp">
               <w:r>
                 <w:rPr>
                   <w:rFonts w:ascii="Arial" w:cs="Arial" w:eastAsia="Arial" w:hAnsi="Arial"/>
@@ -18872,7 +18872,7 @@
             <w:pPr>
               <w:spacing w:after="20" w:before="0"/>
             </w:pPr>
-            <w:hyperlink w:history="1" r:id="rId7gpvaekl_vartc9-feicc">
+            <w:hyperlink w:history="1" r:id="rIdnzetfwi-ufax4e9e9qz0a">
               <w:r>
                 <w:rPr>
                   <w:rFonts w:ascii="Arial" w:cs="Arial" w:eastAsia="Arial" w:hAnsi="Arial"/>
@@ -18905,7 +18905,7 @@
               <w:spacing w:after="10" w:before="0"/>
               <w:ind w:left="120"/>
             </w:pPr>
-            <w:hyperlink w:history="1" r:id="rIdtytvywpyjlkugzvemtxdw">
+            <w:hyperlink w:history="1" r:id="rIdyo1xh5tkxhhwte1c2dcyc">
               <w:r>
                 <w:rPr>
                   <w:rFonts w:ascii="Arial" w:cs="Arial" w:eastAsia="Arial" w:hAnsi="Arial"/>
@@ -18950,7 +18950,7 @@
             <w:pPr>
               <w:spacing w:after="20" w:before="0"/>
             </w:pPr>
-            <w:hyperlink w:history="1" r:id="rIdvkpvijzzzwgao8l7wgwpq">
+            <w:hyperlink w:history="1" r:id="rIdkj79r2eudjvqhkjlwcb8n">
               <w:r>
                 <w:rPr>
                   <w:rFonts w:ascii="Arial" w:cs="Arial" w:eastAsia="Arial" w:hAnsi="Arial"/>
@@ -18983,7 +18983,7 @@
               <w:spacing w:after="10" w:before="0"/>
               <w:ind w:left="120"/>
             </w:pPr>
-            <w:hyperlink w:history="1" r:id="rId6dycrhuiuvz7kpizwkqvz">
+            <w:hyperlink w:history="1" r:id="rId5_xybfyck6cpj_5zq0jvk">
               <w:r>
                 <w:rPr>
                   <w:rFonts w:ascii="Arial" w:cs="Arial" w:eastAsia="Arial" w:hAnsi="Arial"/>
@@ -19368,7 +19368,7 @@
             <w:pPr>
               <w:spacing w:after="20" w:before="0"/>
             </w:pPr>
-            <w:hyperlink w:history="1" r:id="rIdc7rrlmbagbblrlixuin96">
+            <w:hyperlink w:history="1" r:id="rIdxohnza_4hwcqysxzumvir">
               <w:r>
                 <w:rPr>
                   <w:rFonts w:ascii="Arial" w:cs="Arial" w:eastAsia="Arial" w:hAnsi="Arial"/>
@@ -19401,7 +19401,7 @@
               <w:spacing w:after="10" w:before="0"/>
               <w:ind w:left="120"/>
             </w:pPr>
-            <w:hyperlink w:history="1" r:id="rIdspk60gppppvasfycpcuca">
+            <w:hyperlink w:history="1" r:id="rIdau3pwy1tx2qkusatb3ehx">
               <w:r>
                 <w:rPr>
                   <w:rFonts w:ascii="Arial" w:cs="Arial" w:eastAsia="Arial" w:hAnsi="Arial"/>
@@ -19446,7 +19446,7 @@
             <w:pPr>
               <w:spacing w:after="20" w:before="0"/>
             </w:pPr>
-            <w:hyperlink w:history="1" r:id="rIdgo0-ev_p3qjio6isxv2mx">
+            <w:hyperlink w:history="1" r:id="rIdbvaemwpn2izx4e5jwnm4c">
               <w:r>
                 <w:rPr>
                   <w:rFonts w:ascii="Arial" w:cs="Arial" w:eastAsia="Arial" w:hAnsi="Arial"/>
@@ -19479,7 +19479,7 @@
               <w:spacing w:after="10" w:before="0"/>
               <w:ind w:left="120"/>
             </w:pPr>
-            <w:hyperlink w:history="1" r:id="rIdkjlqt5dt3vhd7-3o-7gsb">
+            <w:hyperlink w:history="1" r:id="rIdqwx5ekyvvyw84qneuikpx">
               <w:r>
                 <w:rPr>
                   <w:rFonts w:ascii="Arial" w:cs="Arial" w:eastAsia="Arial" w:hAnsi="Arial"/>
@@ -19750,7 +19750,7 @@
             <w:pPr>
               <w:spacing w:after="20" w:before="0"/>
             </w:pPr>
-            <w:hyperlink w:history="1" r:id="rIdw1zbkqzhkwdgjrkb6opwh">
+            <w:hyperlink w:history="1" r:id="rIdjrwq5qg7bwzyrug60w1vt">
               <w:r>
                 <w:rPr>
                   <w:rFonts w:ascii="Arial" w:cs="Arial" w:eastAsia="Arial" w:hAnsi="Arial"/>
@@ -19783,7 +19783,7 @@
               <w:spacing w:after="10" w:before="0"/>
               <w:ind w:left="120"/>
             </w:pPr>
-            <w:hyperlink w:history="1" r:id="rId_r_pnvjrn9najstiiljmk">
+            <w:hyperlink w:history="1" r:id="rIdxuyl0hqzhflb1o3lzynzq">
               <w:r>
                 <w:rPr>
                   <w:rFonts w:ascii="Arial" w:cs="Arial" w:eastAsia="Arial" w:hAnsi="Arial"/>
@@ -19828,7 +19828,7 @@
             <w:pPr>
               <w:spacing w:after="20" w:before="0"/>
             </w:pPr>
-            <w:hyperlink w:history="1" r:id="rIdcu36j43wrtteh2jgeyp8b">
+            <w:hyperlink w:history="1" r:id="rIdfquxkxtkvtsn1gfid5suv">
               <w:r>
                 <w:rPr>
                   <w:rFonts w:ascii="Arial" w:cs="Arial" w:eastAsia="Arial" w:hAnsi="Arial"/>
@@ -19861,7 +19861,7 @@
               <w:spacing w:after="10" w:before="0"/>
               <w:ind w:left="120"/>
             </w:pPr>
-            <w:hyperlink w:history="1" r:id="rIdnmtbi2xzhc7vh6jxavurz">
+            <w:hyperlink w:history="1" r:id="rIdkpsvtsnwqggmzijswdrm3">
               <w:r>
                 <w:rPr>
                   <w:rFonts w:ascii="Arial" w:cs="Arial" w:eastAsia="Arial" w:hAnsi="Arial"/>
@@ -20658,7 +20658,7 @@
         </w:rPr>
         <w:t xml:space="preserve">© 2026 SeaVuria and ARES. Aligned with KICD objectives. Developed by SeaVuria; technical implementation by ARES (with AI assistance from Claude). Licensed under </w:t>
       </w:r>
-      <w:hyperlink w:history="1" r:id="rIdmv0jchj5z74890iwsxbnr">
+      <w:hyperlink w:history="1" r:id="rIdpm0bexmuyxcxlivflp7qc">
         <w:r>
           <w:rPr>
             <w:rFonts w:ascii="Arial" w:cs="Arial" w:eastAsia="Arial" w:hAnsi="Arial"/>
@@ -20679,7 +20679,7 @@
         </w:rPr>
         <w:t xml:space="preserve"> (</w:t>
       </w:r>
-      <w:hyperlink w:history="1" r:id="rIdca9suz_e7zdyqcja-xig4">
+      <w:hyperlink w:history="1" r:id="rIdzyhbzdfsqmccmt2peyd6f">
         <w:r>
           <w:rPr>
             <w:rFonts w:ascii="Arial" w:cs="Arial" w:eastAsia="Arial" w:hAnsi="Arial"/>
@@ -21692,7 +21692,7 @@
             <w:pPr>
               <w:spacing w:after="20" w:before="0"/>
             </w:pPr>
-            <w:hyperlink w:history="1" r:id="rIdjaccojprcylattf6smofd">
+            <w:hyperlink w:history="1" r:id="rIda6npdxjzkjfsuejzhrpjn">
               <w:r>
                 <w:rPr>
                   <w:rFonts w:ascii="Arial" w:cs="Arial" w:eastAsia="Arial" w:hAnsi="Arial"/>
@@ -21725,7 +21725,7 @@
               <w:spacing w:after="10" w:before="0"/>
               <w:ind w:left="120"/>
             </w:pPr>
-            <w:hyperlink w:history="1" r:id="rIdzl2y8bmukmfcvz-xiwj8j">
+            <w:hyperlink w:history="1" r:id="rIdahf9wsbl7kqpo1xqgvops">
               <w:r>
                 <w:rPr>
                   <w:rFonts w:ascii="Arial" w:cs="Arial" w:eastAsia="Arial" w:hAnsi="Arial"/>
@@ -21770,7 +21770,7 @@
             <w:pPr>
               <w:spacing w:after="20" w:before="0"/>
             </w:pPr>
-            <w:hyperlink w:history="1" r:id="rIdh6utffydigqtip8ca32_o">
+            <w:hyperlink w:history="1" r:id="rIdiyalyb84mkwfmuruufzh2">
               <w:r>
                 <w:rPr>
                   <w:rFonts w:ascii="Arial" w:cs="Arial" w:eastAsia="Arial" w:hAnsi="Arial"/>
@@ -21803,7 +21803,7 @@
               <w:spacing w:after="10" w:before="0"/>
               <w:ind w:left="120"/>
             </w:pPr>
-            <w:hyperlink w:history="1" r:id="rIdamdyabk2bgbimwctzdz9c">
+            <w:hyperlink w:history="1" r:id="rId04ll-2aw8m5xs9ozexf7p">
               <w:r>
                 <w:rPr>
                   <w:rFonts w:ascii="Arial" w:cs="Arial" w:eastAsia="Arial" w:hAnsi="Arial"/>
@@ -21998,7 +21998,7 @@
             <w:pPr>
               <w:spacing w:after="20" w:before="0"/>
             </w:pPr>
-            <w:hyperlink w:history="1" r:id="rIdrgduti88yhx_gafy1uot2">
+            <w:hyperlink w:history="1" r:id="rIdkxjzczmwskdo-tqarx-zc">
               <w:r>
                 <w:rPr>
                   <w:rFonts w:ascii="Arial" w:cs="Arial" w:eastAsia="Arial" w:hAnsi="Arial"/>
@@ -22031,7 +22031,7 @@
               <w:spacing w:after="10" w:before="0"/>
               <w:ind w:left="120"/>
             </w:pPr>
-            <w:hyperlink w:history="1" r:id="rIdu_aznuklljqs2rbhgbemp">
+            <w:hyperlink w:history="1" r:id="rIdsvuq7gstao1imiofduzzd">
               <w:r>
                 <w:rPr>
                   <w:rFonts w:ascii="Arial" w:cs="Arial" w:eastAsia="Arial" w:hAnsi="Arial"/>
@@ -22076,7 +22076,7 @@
             <w:pPr>
               <w:spacing w:after="20" w:before="0"/>
             </w:pPr>
-            <w:hyperlink w:history="1" r:id="rIdtq1irkidnvofuelc082ug">
+            <w:hyperlink w:history="1" r:id="rIdkkssetckwlxcuyppv2ar5">
               <w:r>
                 <w:rPr>
                   <w:rFonts w:ascii="Arial" w:cs="Arial" w:eastAsia="Arial" w:hAnsi="Arial"/>
@@ -22109,7 +22109,7 @@
               <w:spacing w:after="10" w:before="0"/>
               <w:ind w:left="120"/>
             </w:pPr>
-            <w:hyperlink w:history="1" r:id="rIduhmkujcdnwizukwo4cksc">
+            <w:hyperlink w:history="1" r:id="rIdhqdjex-g5asqiiu-yv6vg">
               <w:r>
                 <w:rPr>
                   <w:rFonts w:ascii="Arial" w:cs="Arial" w:eastAsia="Arial" w:hAnsi="Arial"/>
@@ -22304,7 +22304,7 @@
             <w:pPr>
               <w:spacing w:after="20" w:before="0"/>
             </w:pPr>
-            <w:hyperlink w:history="1" r:id="rIdzoijao5msbb5uktahqvee">
+            <w:hyperlink w:history="1" r:id="rId1iw68nojyycsssi2q9mkj">
               <w:r>
                 <w:rPr>
                   <w:rFonts w:ascii="Arial" w:cs="Arial" w:eastAsia="Arial" w:hAnsi="Arial"/>
@@ -22337,7 +22337,7 @@
               <w:spacing w:after="10" w:before="0"/>
               <w:ind w:left="120"/>
             </w:pPr>
-            <w:hyperlink w:history="1" r:id="rIddxv85wwrl1plmny5dbf0o">
+            <w:hyperlink w:history="1" r:id="rIdm2snkdvsxcq4t4ndk5yhd">
               <w:r>
                 <w:rPr>
                   <w:rFonts w:ascii="Arial" w:cs="Arial" w:eastAsia="Arial" w:hAnsi="Arial"/>
@@ -22382,7 +22382,7 @@
             <w:pPr>
               <w:spacing w:after="20" w:before="0"/>
             </w:pPr>
-            <w:hyperlink w:history="1" r:id="rIdhuvvpgtgn27soz3fxxaqv">
+            <w:hyperlink w:history="1" r:id="rIdpoalyuygbh-qa265rfkis">
               <w:r>
                 <w:rPr>
                   <w:rFonts w:ascii="Arial" w:cs="Arial" w:eastAsia="Arial" w:hAnsi="Arial"/>
@@ -22415,7 +22415,7 @@
               <w:spacing w:after="10" w:before="0"/>
               <w:ind w:left="120"/>
             </w:pPr>
-            <w:hyperlink w:history="1" r:id="rIdh44k92hmtmftwjk9xwzbn">
+            <w:hyperlink w:history="1" r:id="rIdibwgvg-tjgz2umt377hsj">
               <w:r>
                 <w:rPr>
                   <w:rFonts w:ascii="Arial" w:cs="Arial" w:eastAsia="Arial" w:hAnsi="Arial"/>
@@ -22610,7 +22610,7 @@
             <w:pPr>
               <w:spacing w:after="20" w:before="0"/>
             </w:pPr>
-            <w:hyperlink w:history="1" r:id="rIdjlrjbsx7krpidqoex60vx">
+            <w:hyperlink w:history="1" r:id="rIdrpjfnfgcsxtzkkct1-352">
               <w:r>
                 <w:rPr>
                   <w:rFonts w:ascii="Arial" w:cs="Arial" w:eastAsia="Arial" w:hAnsi="Arial"/>
@@ -22643,7 +22643,7 @@
               <w:spacing w:after="10" w:before="0"/>
               <w:ind w:left="120"/>
             </w:pPr>
-            <w:hyperlink w:history="1" r:id="rIdb-tkbvhy-hplxhruscgtu">
+            <w:hyperlink w:history="1" r:id="rIdseyi8jam4f00iaugs-wvh">
               <w:r>
                 <w:rPr>
                   <w:rFonts w:ascii="Arial" w:cs="Arial" w:eastAsia="Arial" w:hAnsi="Arial"/>
@@ -22688,7 +22688,7 @@
             <w:pPr>
               <w:spacing w:after="20" w:before="0"/>
             </w:pPr>
-            <w:hyperlink w:history="1" r:id="rIdygrfzdisdx-vshsuwe-9o">
+            <w:hyperlink w:history="1" r:id="rIdn2nc5oqoxyj0t0gjnulns">
               <w:r>
                 <w:rPr>
                   <w:rFonts w:ascii="Arial" w:cs="Arial" w:eastAsia="Arial" w:hAnsi="Arial"/>
@@ -22721,7 +22721,7 @@
               <w:spacing w:after="10" w:before="0"/>
               <w:ind w:left="120"/>
             </w:pPr>
-            <w:hyperlink w:history="1" r:id="rIdbdhqmv_tjz4fqrh7vzwid">
+            <w:hyperlink w:history="1" r:id="rIda8h6jiomczqkykhmu4cvb">
               <w:r>
                 <w:rPr>
                   <w:rFonts w:ascii="Arial" w:cs="Arial" w:eastAsia="Arial" w:hAnsi="Arial"/>
@@ -22916,7 +22916,7 @@
             <w:pPr>
               <w:spacing w:after="20" w:before="0"/>
             </w:pPr>
-            <w:hyperlink w:history="1" r:id="rId45qvffecbnt6aiq8v6o1u">
+            <w:hyperlink w:history="1" r:id="rIduyjq9ywkahzg4imdny7cj">
               <w:r>
                 <w:rPr>
                   <w:rFonts w:ascii="Arial" w:cs="Arial" w:eastAsia="Arial" w:hAnsi="Arial"/>
@@ -22949,7 +22949,7 @@
               <w:spacing w:after="10" w:before="0"/>
               <w:ind w:left="120"/>
             </w:pPr>
-            <w:hyperlink w:history="1" r:id="rId69thqjqrg26hu-3cipxkm">
+            <w:hyperlink w:history="1" r:id="rIdbtwuyc7wo5jag38fphoa8">
               <w:r>
                 <w:rPr>
                   <w:rFonts w:ascii="Arial" w:cs="Arial" w:eastAsia="Arial" w:hAnsi="Arial"/>
@@ -22994,7 +22994,7 @@
             <w:pPr>
               <w:spacing w:after="20" w:before="0"/>
             </w:pPr>
-            <w:hyperlink w:history="1" r:id="rId8u0ok2sgarqzm67zlqi57">
+            <w:hyperlink w:history="1" r:id="rIdak40jq0almrtaupfkeksj">
               <w:r>
                 <w:rPr>
                   <w:rFonts w:ascii="Arial" w:cs="Arial" w:eastAsia="Arial" w:hAnsi="Arial"/>
@@ -23027,7 +23027,7 @@
               <w:spacing w:after="10" w:before="0"/>
               <w:ind w:left="120"/>
             </w:pPr>
-            <w:hyperlink w:history="1" r:id="rIde6kvik8kfv2eppo2oscaq">
+            <w:hyperlink w:history="1" r:id="rIdf2yku_h3ovkbdzmkzot6c">
               <w:r>
                 <w:rPr>
                   <w:rFonts w:ascii="Arial" w:cs="Arial" w:eastAsia="Arial" w:hAnsi="Arial"/>
@@ -23539,7 +23539,7 @@
         </w:rPr>
         <w:t xml:space="preserve">© 2026 SeaVuria and ARES. Aligned with KICD objectives. Developed by SeaVuria; technical implementation by ARES (with AI assistance from Claude). Licensed under </w:t>
       </w:r>
-      <w:hyperlink w:history="1" r:id="rIdrztzzfgbabae4sku57hz2">
+      <w:hyperlink w:history="1" r:id="rIdfn1xwdretakgkyhgrzxvg">
         <w:r>
           <w:rPr>
             <w:rFonts w:ascii="Arial" w:cs="Arial" w:eastAsia="Arial" w:hAnsi="Arial"/>
@@ -23560,7 +23560,7 @@
         </w:rPr>
         <w:t xml:space="preserve"> (</w:t>
       </w:r>
-      <w:hyperlink w:history="1" r:id="rId_2kway8drvnlscs3e5yef">
+      <w:hyperlink w:history="1" r:id="rIdtii2780ensst27nn4bkha">
         <w:r>
           <w:rPr>
             <w:rFonts w:ascii="Arial" w:cs="Arial" w:eastAsia="Arial" w:hAnsi="Arial"/>
@@ -24573,7 +24573,7 @@
             <w:pPr>
               <w:spacing w:after="20" w:before="0"/>
             </w:pPr>
-            <w:hyperlink w:history="1" r:id="rIdu4hdp9f1rujb4dbtwqlq0">
+            <w:hyperlink w:history="1" r:id="rIdfirfxxwrtlqevphatol6s">
               <w:r>
                 <w:rPr>
                   <w:rFonts w:ascii="Arial" w:cs="Arial" w:eastAsia="Arial" w:hAnsi="Arial"/>
@@ -24606,7 +24606,7 @@
               <w:spacing w:after="10" w:before="0"/>
               <w:ind w:left="120"/>
             </w:pPr>
-            <w:hyperlink w:history="1" r:id="rIdbsao9mzl82jbzdc6bqah2">
+            <w:hyperlink w:history="1" r:id="rId3je15trtc0mj0swmk1n8z">
               <w:r>
                 <w:rPr>
                   <w:rFonts w:ascii="Arial" w:cs="Arial" w:eastAsia="Arial" w:hAnsi="Arial"/>
@@ -24651,7 +24651,7 @@
             <w:pPr>
               <w:spacing w:after="20" w:before="0"/>
             </w:pPr>
-            <w:hyperlink w:history="1" r:id="rIduv-aowbzajydrna6tsz4s">
+            <w:hyperlink w:history="1" r:id="rIdl1klzeotvn98tt3omrjhz">
               <w:r>
                 <w:rPr>
                   <w:rFonts w:ascii="Arial" w:cs="Arial" w:eastAsia="Arial" w:hAnsi="Arial"/>
@@ -24684,7 +24684,7 @@
               <w:spacing w:after="10" w:before="0"/>
               <w:ind w:left="120"/>
             </w:pPr>
-            <w:hyperlink w:history="1" r:id="rIdbumwiiqxsdi9hsl5dby_h">
+            <w:hyperlink w:history="1" r:id="rIdbudcgvhkljdkcytq_mnfi">
               <w:r>
                 <w:rPr>
                   <w:rFonts w:ascii="Arial" w:cs="Arial" w:eastAsia="Arial" w:hAnsi="Arial"/>
@@ -24879,7 +24879,7 @@
             <w:pPr>
               <w:spacing w:after="20" w:before="0"/>
             </w:pPr>
-            <w:hyperlink w:history="1" r:id="rId01lafoot4tzyivjopgx3n">
+            <w:hyperlink w:history="1" r:id="rIdhll_lnm1frzryt706hdo9">
               <w:r>
                 <w:rPr>
                   <w:rFonts w:ascii="Arial" w:cs="Arial" w:eastAsia="Arial" w:hAnsi="Arial"/>
@@ -24912,7 +24912,7 @@
               <w:spacing w:after="10" w:before="0"/>
               <w:ind w:left="120"/>
             </w:pPr>
-            <w:hyperlink w:history="1" r:id="rIdmvcqfnenvq5_apmrsnqwk">
+            <w:hyperlink w:history="1" r:id="rIdncq8ogwgzcuwfmpxtcc8j">
               <w:r>
                 <w:rPr>
                   <w:rFonts w:ascii="Arial" w:cs="Arial" w:eastAsia="Arial" w:hAnsi="Arial"/>
@@ -24957,7 +24957,7 @@
             <w:pPr>
               <w:spacing w:after="20" w:before="0"/>
             </w:pPr>
-            <w:hyperlink w:history="1" r:id="rId1qfb3b7ztsfvvyokaswr6">
+            <w:hyperlink w:history="1" r:id="rIdfbfb8l9dgtsz6viot0dzo">
               <w:r>
                 <w:rPr>
                   <w:rFonts w:ascii="Arial" w:cs="Arial" w:eastAsia="Arial" w:hAnsi="Arial"/>
@@ -24990,7 +24990,7 @@
               <w:spacing w:after="10" w:before="0"/>
               <w:ind w:left="120"/>
             </w:pPr>
-            <w:hyperlink w:history="1" r:id="rIdq7kyhjntarwz3okeaz-4t">
+            <w:hyperlink w:history="1" r:id="rIdck4uzacjkrfbnph6ammed">
               <w:r>
                 <w:rPr>
                   <w:rFonts w:ascii="Arial" w:cs="Arial" w:eastAsia="Arial" w:hAnsi="Arial"/>
@@ -25185,7 +25185,7 @@
             <w:pPr>
               <w:spacing w:after="20" w:before="0"/>
             </w:pPr>
-            <w:hyperlink w:history="1" r:id="rId6bd7cfa9shh9a5lq5p-nc">
+            <w:hyperlink w:history="1" r:id="rIdu6nw7ic86sqjrhtiussoy">
               <w:r>
                 <w:rPr>
                   <w:rFonts w:ascii="Arial" w:cs="Arial" w:eastAsia="Arial" w:hAnsi="Arial"/>
@@ -25218,7 +25218,7 @@
               <w:spacing w:after="10" w:before="0"/>
               <w:ind w:left="120"/>
             </w:pPr>
-            <w:hyperlink w:history="1" r:id="rIdjo20u6h4zmlhrraedpw1d">
+            <w:hyperlink w:history="1" r:id="rId3u3w4jygzcaz80w7dgsef">
               <w:r>
                 <w:rPr>
                   <w:rFonts w:ascii="Arial" w:cs="Arial" w:eastAsia="Arial" w:hAnsi="Arial"/>
@@ -25263,7 +25263,7 @@
             <w:pPr>
               <w:spacing w:after="20" w:before="0"/>
             </w:pPr>
-            <w:hyperlink w:history="1" r:id="rIdlq_rpbbpflejhamesfo8h">
+            <w:hyperlink w:history="1" r:id="rIdimo7-qczv7svaoarxjzrz">
               <w:r>
                 <w:rPr>
                   <w:rFonts w:ascii="Arial" w:cs="Arial" w:eastAsia="Arial" w:hAnsi="Arial"/>
@@ -25296,7 +25296,7 @@
               <w:spacing w:after="10" w:before="0"/>
               <w:ind w:left="120"/>
             </w:pPr>
-            <w:hyperlink w:history="1" r:id="rIdu54ru-mtptad_dd3hooao">
+            <w:hyperlink w:history="1" r:id="rIdzm4oxoxfmairdvirgal_m">
               <w:r>
                 <w:rPr>
                   <w:rFonts w:ascii="Arial" w:cs="Arial" w:eastAsia="Arial" w:hAnsi="Arial"/>
@@ -25491,7 +25491,7 @@
             <w:pPr>
               <w:spacing w:after="20" w:before="0"/>
             </w:pPr>
-            <w:hyperlink w:history="1" r:id="rIds8up4jcpm1spugbiip4az">
+            <w:hyperlink w:history="1" r:id="rId-vpdrvdqu4ew0x0hgznhf">
               <w:r>
                 <w:rPr>
                   <w:rFonts w:ascii="Arial" w:cs="Arial" w:eastAsia="Arial" w:hAnsi="Arial"/>
@@ -25524,7 +25524,7 @@
               <w:spacing w:after="10" w:before="0"/>
               <w:ind w:left="120"/>
             </w:pPr>
-            <w:hyperlink w:history="1" r:id="rId0arx1tsqr9pyuxpzi-bc1">
+            <w:hyperlink w:history="1" r:id="rId80pfcdb_zqdud1xrmahqu">
               <w:r>
                 <w:rPr>
                   <w:rFonts w:ascii="Arial" w:cs="Arial" w:eastAsia="Arial" w:hAnsi="Arial"/>
@@ -25569,7 +25569,7 @@
             <w:pPr>
               <w:spacing w:after="20" w:before="0"/>
             </w:pPr>
-            <w:hyperlink w:history="1" r:id="rId3d3dgz3gffjmqc3r0-pzo">
+            <w:hyperlink w:history="1" r:id="rIdx3e04gfis4e9shkqoadry">
               <w:r>
                 <w:rPr>
                   <w:rFonts w:ascii="Arial" w:cs="Arial" w:eastAsia="Arial" w:hAnsi="Arial"/>
@@ -25602,7 +25602,7 @@
               <w:spacing w:after="10" w:before="0"/>
               <w:ind w:left="120"/>
             </w:pPr>
-            <w:hyperlink w:history="1" r:id="rIdbt3nnkrtuggdt7qns3i2h">
+            <w:hyperlink w:history="1" r:id="rIdndnobfngm6--zipn2akkq">
               <w:r>
                 <w:rPr>
                   <w:rFonts w:ascii="Arial" w:cs="Arial" w:eastAsia="Arial" w:hAnsi="Arial"/>
@@ -25797,7 +25797,7 @@
             <w:pPr>
               <w:spacing w:after="20" w:before="0"/>
             </w:pPr>
-            <w:hyperlink w:history="1" r:id="rIdoxfdo1ok8-7hdqa8hlqtd">
+            <w:hyperlink w:history="1" r:id="rIdgtksxs64yuebd8r1__xqe">
               <w:r>
                 <w:rPr>
                   <w:rFonts w:ascii="Arial" w:cs="Arial" w:eastAsia="Arial" w:hAnsi="Arial"/>
@@ -25830,7 +25830,7 @@
               <w:spacing w:after="10" w:before="0"/>
               <w:ind w:left="120"/>
             </w:pPr>
-            <w:hyperlink w:history="1" r:id="rIdrilbebk-ks2vw5cyfepi3">
+            <w:hyperlink w:history="1" r:id="rIdjocxiqc4ofravfjpiiagw">
               <w:r>
                 <w:rPr>
                   <w:rFonts w:ascii="Arial" w:cs="Arial" w:eastAsia="Arial" w:hAnsi="Arial"/>
@@ -25875,7 +25875,7 @@
             <w:pPr>
               <w:spacing w:after="20" w:before="0"/>
             </w:pPr>
-            <w:hyperlink w:history="1" r:id="rIdf_roy123ileo6tohlt8uk">
+            <w:hyperlink w:history="1" r:id="rId3hn_jm6gnevx5zi107smc">
               <w:r>
                 <w:rPr>
                   <w:rFonts w:ascii="Arial" w:cs="Arial" w:eastAsia="Arial" w:hAnsi="Arial"/>
@@ -25908,7 +25908,7 @@
               <w:spacing w:after="10" w:before="0"/>
               <w:ind w:left="120"/>
             </w:pPr>
-            <w:hyperlink w:history="1" r:id="rIdcgt5ewf0_4pgsopkytans">
+            <w:hyperlink w:history="1" r:id="rIdlqvsc6ho6dwin7oe8bzot">
               <w:r>
                 <w:rPr>
                   <w:rFonts w:ascii="Arial" w:cs="Arial" w:eastAsia="Arial" w:hAnsi="Arial"/>
@@ -26648,7 +26648,7 @@
         </w:rPr>
         <w:t xml:space="preserve">© 2026 SeaVuria and ARES. Aligned with KICD objectives. Developed by SeaVuria; technical implementation by ARES (with AI assistance from Claude). Licensed under </w:t>
       </w:r>
-      <w:hyperlink w:history="1" r:id="rIdgiko9m5bw7qf23vkza4gr">
+      <w:hyperlink w:history="1" r:id="rIdbxu1crni1o5eipar4qpoh">
         <w:r>
           <w:rPr>
             <w:rFonts w:ascii="Arial" w:cs="Arial" w:eastAsia="Arial" w:hAnsi="Arial"/>
@@ -26669,7 +26669,7 @@
         </w:rPr>
         <w:t xml:space="preserve"> (</w:t>
       </w:r>
-      <w:hyperlink w:history="1" r:id="rIdm_h9jwrplumqt6ppfma5e">
+      <w:hyperlink w:history="1" r:id="rIdf9rsn-kwhrq82dj6wctjh">
         <w:r>
           <w:rPr>
             <w:rFonts w:ascii="Arial" w:cs="Arial" w:eastAsia="Arial" w:hAnsi="Arial"/>

--- a/data/outputs/v2/Physics/SS1.4_Energy,_Work,_Power_and_Machines/Physics_Energy,_Work,_Power_and_Machines_CBE_LessonSequence.docx
+++ b/data/outputs/v2/Physics/SS1.4_Energy,_Work,_Power_and_Machines/Physics_Energy,_Work,_Power_and_Machines_CBE_LessonSequence.docx
@@ -2442,7 +2442,7 @@
         </w:rPr>
         <w:t xml:space="preserve">© 2026 SeaVuria and ARES. This work is licensed under a </w:t>
       </w:r>
-      <w:hyperlink w:history="1" r:id="rId4awa4nqhwisiaj8dfaqc7">
+      <w:hyperlink w:history="1" r:id="rIdvc74sebke8jnvo-lmgttx">
         <w:r>
           <w:rPr>
             <w:rFonts w:ascii="Arial" w:cs="Arial" w:eastAsia="Arial" w:hAnsi="Arial"/>
@@ -2462,7 +2462,7 @@
         </w:rPr>
         <w:t xml:space="preserve"> (</w:t>
       </w:r>
-      <w:hyperlink w:history="1" r:id="rId2mwhedjif5s_bbeldiqdi">
+      <w:hyperlink w:history="1" r:id="rIdc7ji22rpbbduk1hmcj-mf">
         <w:r>
           <w:rPr>
             <w:rFonts w:ascii="Arial" w:cs="Arial" w:eastAsia="Arial" w:hAnsi="Arial"/>
@@ -2482,7 +2482,7 @@
         </w:rPr>
         <w:t xml:space="preserve">). To view a copy of this license, visit </w:t>
       </w:r>
-      <w:hyperlink w:history="1" r:id="rIdaosrmvitfj7llhd7qams7">
+      <w:hyperlink w:history="1" r:id="rIdwzo0e0upyynmilgyvkc9c">
         <w:r>
           <w:rPr>
             <w:rFonts w:ascii="Arial" w:cs="Arial" w:eastAsia="Arial" w:hAnsi="Arial"/>
@@ -3494,7 +3494,7 @@
             <w:pPr>
               <w:spacing w:after="20" w:before="0"/>
             </w:pPr>
-            <w:hyperlink w:history="1" r:id="rIdqtre5schrkk4jnlgcmhs-">
+            <w:hyperlink w:history="1" r:id="rIdydykoj9nul7ijfqcsr-6v">
               <w:r>
                 <w:rPr>
                   <w:rFonts w:ascii="Arial" w:cs="Arial" w:eastAsia="Arial" w:hAnsi="Arial"/>
@@ -3527,7 +3527,7 @@
               <w:spacing w:after="10" w:before="0"/>
               <w:ind w:left="120"/>
             </w:pPr>
-            <w:hyperlink w:history="1" r:id="rIdbbcpc07kd3qaq_5gbem6a">
+            <w:hyperlink w:history="1" r:id="rId-wxd_ymqhseab9jlhapyt">
               <w:r>
                 <w:rPr>
                   <w:rFonts w:ascii="Arial" w:cs="Arial" w:eastAsia="Arial" w:hAnsi="Arial"/>
@@ -3572,7 +3572,7 @@
             <w:pPr>
               <w:spacing w:after="20" w:before="0"/>
             </w:pPr>
-            <w:hyperlink w:history="1" r:id="rId0wpbc3eg08_lbrdzw8hkf">
+            <w:hyperlink w:history="1" r:id="rIdlifanjuvw5barkkcoxwxn">
               <w:r>
                 <w:rPr>
                   <w:rFonts w:ascii="Arial" w:cs="Arial" w:eastAsia="Arial" w:hAnsi="Arial"/>
@@ -3605,7 +3605,7 @@
               <w:spacing w:after="10" w:before="0"/>
               <w:ind w:left="120"/>
             </w:pPr>
-            <w:hyperlink w:history="1" r:id="rId8ustcmx7ouooydt8ciejy">
+            <w:hyperlink w:history="1" r:id="rId9xmagil7_frnyrc4i_yyk">
               <w:r>
                 <w:rPr>
                   <w:rFonts w:ascii="Arial" w:cs="Arial" w:eastAsia="Arial" w:hAnsi="Arial"/>
@@ -3800,7 +3800,7 @@
             <w:pPr>
               <w:spacing w:after="20" w:before="0"/>
             </w:pPr>
-            <w:hyperlink w:history="1" r:id="rIdgqsbgjwbitdlxz7rrhz0n">
+            <w:hyperlink w:history="1" r:id="rId7qegf6x9ak1gig5pslkeb">
               <w:r>
                 <w:rPr>
                   <w:rFonts w:ascii="Arial" w:cs="Arial" w:eastAsia="Arial" w:hAnsi="Arial"/>
@@ -3833,7 +3833,7 @@
               <w:spacing w:after="10" w:before="0"/>
               <w:ind w:left="120"/>
             </w:pPr>
-            <w:hyperlink w:history="1" r:id="rId-lz08qwzcbgekcfdyfqb9">
+            <w:hyperlink w:history="1" r:id="rIdcsc7r7rqdjayifaehspfs">
               <w:r>
                 <w:rPr>
                   <w:rFonts w:ascii="Arial" w:cs="Arial" w:eastAsia="Arial" w:hAnsi="Arial"/>
@@ -3878,7 +3878,7 @@
             <w:pPr>
               <w:spacing w:after="20" w:before="0"/>
             </w:pPr>
-            <w:hyperlink w:history="1" r:id="rIdnuho8qamhhbshe_t0g2zt">
+            <w:hyperlink w:history="1" r:id="rIdd5fbcg8m3cdkg8qpoiggw">
               <w:r>
                 <w:rPr>
                   <w:rFonts w:ascii="Arial" w:cs="Arial" w:eastAsia="Arial" w:hAnsi="Arial"/>
@@ -3911,7 +3911,7 @@
               <w:spacing w:after="10" w:before="0"/>
               <w:ind w:left="120"/>
             </w:pPr>
-            <w:hyperlink w:history="1" r:id="rIdynmfwqlrvl4tf_guo_wrq">
+            <w:hyperlink w:history="1" r:id="rId02t568crwibtoxprwo5vw">
               <w:r>
                 <w:rPr>
                   <w:rFonts w:ascii="Arial" w:cs="Arial" w:eastAsia="Arial" w:hAnsi="Arial"/>
@@ -4106,7 +4106,7 @@
             <w:pPr>
               <w:spacing w:after="20" w:before="0"/>
             </w:pPr>
-            <w:hyperlink w:history="1" r:id="rIdw5dyozatnrrvrxeyv139z">
+            <w:hyperlink w:history="1" r:id="rIdwabk8ocakp6nr4jjshhgk">
               <w:r>
                 <w:rPr>
                   <w:rFonts w:ascii="Arial" w:cs="Arial" w:eastAsia="Arial" w:hAnsi="Arial"/>
@@ -4139,7 +4139,7 @@
               <w:spacing w:after="10" w:before="0"/>
               <w:ind w:left="120"/>
             </w:pPr>
-            <w:hyperlink w:history="1" r:id="rId3pzi8s2poizhlogkpfyrz">
+            <w:hyperlink w:history="1" r:id="rIdhxnmmskrp7rnsr0rj_jin">
               <w:r>
                 <w:rPr>
                   <w:rFonts w:ascii="Arial" w:cs="Arial" w:eastAsia="Arial" w:hAnsi="Arial"/>
@@ -4184,7 +4184,7 @@
             <w:pPr>
               <w:spacing w:after="20" w:before="0"/>
             </w:pPr>
-            <w:hyperlink w:history="1" r:id="rId0i8jxuy6gh1yzeqrurqfx">
+            <w:hyperlink w:history="1" r:id="rIdgnha1m45a6mt1kwvlgsly">
               <w:r>
                 <w:rPr>
                   <w:rFonts w:ascii="Arial" w:cs="Arial" w:eastAsia="Arial" w:hAnsi="Arial"/>
@@ -4233,7 +4233,7 @@
               <w:spacing w:after="10" w:before="0"/>
               <w:ind w:left="120"/>
             </w:pPr>
-            <w:hyperlink w:history="1" r:id="rIdrhugqjhlfcz4yqvaj4mpb">
+            <w:hyperlink w:history="1" r:id="rIdpsbi52y0mmctqmii2zhy3">
               <w:r>
                 <w:rPr>
                   <w:rFonts w:ascii="Arial" w:cs="Arial" w:eastAsia="Arial" w:hAnsi="Arial"/>
@@ -4428,7 +4428,7 @@
             <w:pPr>
               <w:spacing w:after="20" w:before="0"/>
             </w:pPr>
-            <w:hyperlink w:history="1" r:id="rIdhdcgh5lowu40ilec0myq8">
+            <w:hyperlink w:history="1" r:id="rIdumuytmjw9yhm8wswlrvkh">
               <w:r>
                 <w:rPr>
                   <w:rFonts w:ascii="Arial" w:cs="Arial" w:eastAsia="Arial" w:hAnsi="Arial"/>
@@ -4461,7 +4461,7 @@
               <w:spacing w:after="10" w:before="0"/>
               <w:ind w:left="120"/>
             </w:pPr>
-            <w:hyperlink w:history="1" r:id="rIdoayfxue-byr9-savcys0k">
+            <w:hyperlink w:history="1" r:id="rIdzkhh1dkdhzsnudiyt3edp">
               <w:r>
                 <w:rPr>
                   <w:rFonts w:ascii="Arial" w:cs="Arial" w:eastAsia="Arial" w:hAnsi="Arial"/>
@@ -4506,7 +4506,7 @@
             <w:pPr>
               <w:spacing w:after="20" w:before="0"/>
             </w:pPr>
-            <w:hyperlink w:history="1" r:id="rIdgyur_b7sjgh3i_4meikvd">
+            <w:hyperlink w:history="1" r:id="rId6ss5mqye9419refpa-d0h">
               <w:r>
                 <w:rPr>
                   <w:rFonts w:ascii="Arial" w:cs="Arial" w:eastAsia="Arial" w:hAnsi="Arial"/>
@@ -4555,7 +4555,7 @@
               <w:spacing w:after="10" w:before="0"/>
               <w:ind w:left="120"/>
             </w:pPr>
-            <w:hyperlink w:history="1" r:id="rIdvyudwb_ltomcy6w_rql00">
+            <w:hyperlink w:history="1" r:id="rIdnw2tunxokckdosye_edbo">
               <w:r>
                 <w:rPr>
                   <w:rFonts w:ascii="Arial" w:cs="Arial" w:eastAsia="Arial" w:hAnsi="Arial"/>
@@ -4750,7 +4750,7 @@
             <w:pPr>
               <w:spacing w:after="20" w:before="0"/>
             </w:pPr>
-            <w:hyperlink w:history="1" r:id="rId15v7ggugoliwd6egloqiy">
+            <w:hyperlink w:history="1" r:id="rIdvbs3iqcghsu6neycjcpuu">
               <w:r>
                 <w:rPr>
                   <w:rFonts w:ascii="Arial" w:cs="Arial" w:eastAsia="Arial" w:hAnsi="Arial"/>
@@ -4783,7 +4783,7 @@
               <w:spacing w:after="10" w:before="0"/>
               <w:ind w:left="120"/>
             </w:pPr>
-            <w:hyperlink w:history="1" r:id="rIdu5eqasa-fg8p-lnkpnutw">
+            <w:hyperlink w:history="1" r:id="rId0jzxsxmzgcpfiv4_kj6fe">
               <w:r>
                 <w:rPr>
                   <w:rFonts w:ascii="Arial" w:cs="Arial" w:eastAsia="Arial" w:hAnsi="Arial"/>
@@ -4828,7 +4828,7 @@
             <w:pPr>
               <w:spacing w:after="20" w:before="0"/>
             </w:pPr>
-            <w:hyperlink w:history="1" r:id="rId2aqgdadw8xxt5vdiil7mf">
+            <w:hyperlink w:history="1" r:id="rIdtgf3rorzs1tx96o5jkh-e">
               <w:r>
                 <w:rPr>
                   <w:rFonts w:ascii="Arial" w:cs="Arial" w:eastAsia="Arial" w:hAnsi="Arial"/>
@@ -4877,7 +4877,7 @@
               <w:spacing w:after="10" w:before="0"/>
               <w:ind w:left="120"/>
             </w:pPr>
-            <w:hyperlink w:history="1" r:id="rId3ptzajyzw4rjaluht-gbq">
+            <w:hyperlink w:history="1" r:id="rIdx4mfrgzyys1xxfcupylb9">
               <w:r>
                 <w:rPr>
                   <w:rFonts w:ascii="Arial" w:cs="Arial" w:eastAsia="Arial" w:hAnsi="Arial"/>
@@ -5389,7 +5389,7 @@
         </w:rPr>
         <w:t xml:space="preserve">© 2026 SeaVuria and ARES. Aligned with KICD objectives. Developed by SeaVuria; technical implementation by ARES (with AI assistance from Claude). Licensed under </w:t>
       </w:r>
-      <w:hyperlink w:history="1" r:id="rIdcsk-dmej197ezroe-a7tp">
+      <w:hyperlink w:history="1" r:id="rIduynaa1vc6na0gaocd8ft5">
         <w:r>
           <w:rPr>
             <w:rFonts w:ascii="Arial" w:cs="Arial" w:eastAsia="Arial" w:hAnsi="Arial"/>
@@ -5410,7 +5410,7 @@
         </w:rPr>
         <w:t xml:space="preserve"> (</w:t>
       </w:r>
-      <w:hyperlink w:history="1" r:id="rIdlih6p8xdnbjf9xxb26ttw">
+      <w:hyperlink w:history="1" r:id="rIda79fzhi8n4y8vt7olmuve">
         <w:r>
           <w:rPr>
             <w:rFonts w:ascii="Arial" w:cs="Arial" w:eastAsia="Arial" w:hAnsi="Arial"/>
@@ -6423,7 +6423,7 @@
             <w:pPr>
               <w:spacing w:after="20" w:before="0"/>
             </w:pPr>
-            <w:hyperlink w:history="1" r:id="rIddr-84oalcsopmmnbpuzlr">
+            <w:hyperlink w:history="1" r:id="rIds_mf3-a_qga_mgqofem8k">
               <w:r>
                 <w:rPr>
                   <w:rFonts w:ascii="Arial" w:cs="Arial" w:eastAsia="Arial" w:hAnsi="Arial"/>
@@ -6456,7 +6456,7 @@
               <w:spacing w:after="10" w:before="0"/>
               <w:ind w:left="120"/>
             </w:pPr>
-            <w:hyperlink w:history="1" r:id="rIdjwsqi-smmlnxxvrvsaypi">
+            <w:hyperlink w:history="1" r:id="rIdcq_vsrrofwfd3rr0_89ds">
               <w:r>
                 <w:rPr>
                   <w:rFonts w:ascii="Arial" w:cs="Arial" w:eastAsia="Arial" w:hAnsi="Arial"/>
@@ -6501,7 +6501,7 @@
             <w:pPr>
               <w:spacing w:after="20" w:before="0"/>
             </w:pPr>
-            <w:hyperlink w:history="1" r:id="rIdjitz3t2elwqqwvyj6hzrw">
+            <w:hyperlink w:history="1" r:id="rId9zshtbuie7dehxbwuwosk">
               <w:r>
                 <w:rPr>
                   <w:rFonts w:ascii="Arial" w:cs="Arial" w:eastAsia="Arial" w:hAnsi="Arial"/>
@@ -6534,7 +6534,7 @@
               <w:spacing w:after="10" w:before="0"/>
               <w:ind w:left="120"/>
             </w:pPr>
-            <w:hyperlink w:history="1" r:id="rId7ungb5pawsk8321c67fo7">
+            <w:hyperlink w:history="1" r:id="rIdwwxfn0nniassowfhndvf5">
               <w:r>
                 <w:rPr>
                   <w:rFonts w:ascii="Arial" w:cs="Arial" w:eastAsia="Arial" w:hAnsi="Arial"/>
@@ -6729,7 +6729,7 @@
             <w:pPr>
               <w:spacing w:after="20" w:before="0"/>
             </w:pPr>
-            <w:hyperlink w:history="1" r:id="rIdov3oxh_t40a3itepvwist">
+            <w:hyperlink w:history="1" r:id="rId5bmxgj-naealfjoy0tmn7">
               <w:r>
                 <w:rPr>
                   <w:rFonts w:ascii="Arial" w:cs="Arial" w:eastAsia="Arial" w:hAnsi="Arial"/>
@@ -6762,7 +6762,7 @@
               <w:spacing w:after="10" w:before="0"/>
               <w:ind w:left="120"/>
             </w:pPr>
-            <w:hyperlink w:history="1" r:id="rIdbdocojs9ii3sp91o6_lzn">
+            <w:hyperlink w:history="1" r:id="rIdmll8pzwplajy386ww7--p">
               <w:r>
                 <w:rPr>
                   <w:rFonts w:ascii="Arial" w:cs="Arial" w:eastAsia="Arial" w:hAnsi="Arial"/>
@@ -6807,7 +6807,7 @@
             <w:pPr>
               <w:spacing w:after="20" w:before="0"/>
             </w:pPr>
-            <w:hyperlink w:history="1" r:id="rId9svkn8xhymbdlyuw7zcal">
+            <w:hyperlink w:history="1" r:id="rIdp4qdnaougakduxoy0c4lf">
               <w:r>
                 <w:rPr>
                   <w:rFonts w:ascii="Arial" w:cs="Arial" w:eastAsia="Arial" w:hAnsi="Arial"/>
@@ -6840,7 +6840,7 @@
               <w:spacing w:after="10" w:before="0"/>
               <w:ind w:left="120"/>
             </w:pPr>
-            <w:hyperlink w:history="1" r:id="rIdxyiy3xbcoomjx6y0agfqm">
+            <w:hyperlink w:history="1" r:id="rIdjgpk73wkyzr1vs5okkro5">
               <w:r>
                 <w:rPr>
                   <w:rFonts w:ascii="Arial" w:cs="Arial" w:eastAsia="Arial" w:hAnsi="Arial"/>
@@ -7035,7 +7035,7 @@
             <w:pPr>
               <w:spacing w:after="20" w:before="0"/>
             </w:pPr>
-            <w:hyperlink w:history="1" r:id="rIdcksk23hzuw8qdqaihre9w">
+            <w:hyperlink w:history="1" r:id="rIdhpopsnphzrijvd1ltiham">
               <w:r>
                 <w:rPr>
                   <w:rFonts w:ascii="Arial" w:cs="Arial" w:eastAsia="Arial" w:hAnsi="Arial"/>
@@ -7068,7 +7068,7 @@
               <w:spacing w:after="10" w:before="0"/>
               <w:ind w:left="120"/>
             </w:pPr>
-            <w:hyperlink w:history="1" r:id="rIdjx2cgsqwqzkpmbqf6vr8y">
+            <w:hyperlink w:history="1" r:id="rId11pqxurnwsexlpmlmazwk">
               <w:r>
                 <w:rPr>
                   <w:rFonts w:ascii="Arial" w:cs="Arial" w:eastAsia="Arial" w:hAnsi="Arial"/>
@@ -7113,7 +7113,7 @@
             <w:pPr>
               <w:spacing w:after="20" w:before="0"/>
             </w:pPr>
-            <w:hyperlink w:history="1" r:id="rIdy9yt3cdakq1-pk_0uhclb">
+            <w:hyperlink w:history="1" r:id="rIdvxxdagcyrwpjnpr6t0v70">
               <w:r>
                 <w:rPr>
                   <w:rFonts w:ascii="Arial" w:cs="Arial" w:eastAsia="Arial" w:hAnsi="Arial"/>
@@ -7162,7 +7162,7 @@
               <w:spacing w:after="10" w:before="0"/>
               <w:ind w:left="120"/>
             </w:pPr>
-            <w:hyperlink w:history="1" r:id="rId9gnofkggz75whyijhw9zj">
+            <w:hyperlink w:history="1" r:id="rIdb5wloapq7h42lmz2ymq5n">
               <w:r>
                 <w:rPr>
                   <w:rFonts w:ascii="Arial" w:cs="Arial" w:eastAsia="Arial" w:hAnsi="Arial"/>
@@ -7357,7 +7357,7 @@
             <w:pPr>
               <w:spacing w:after="20" w:before="0"/>
             </w:pPr>
-            <w:hyperlink w:history="1" r:id="rIdlqlzf5r65ngfnehh12u6s">
+            <w:hyperlink w:history="1" r:id="rId-fzkn76wmga_kqlqyazqn">
               <w:r>
                 <w:rPr>
                   <w:rFonts w:ascii="Arial" w:cs="Arial" w:eastAsia="Arial" w:hAnsi="Arial"/>
@@ -7390,7 +7390,7 @@
               <w:spacing w:after="10" w:before="0"/>
               <w:ind w:left="120"/>
             </w:pPr>
-            <w:hyperlink w:history="1" r:id="rIdqm0kft8lerk8asvxxpguo">
+            <w:hyperlink w:history="1" r:id="rIdjua69l2ts9sgiorlkgl5_">
               <w:r>
                 <w:rPr>
                   <w:rFonts w:ascii="Arial" w:cs="Arial" w:eastAsia="Arial" w:hAnsi="Arial"/>
@@ -7435,7 +7435,7 @@
             <w:pPr>
               <w:spacing w:after="20" w:before="0"/>
             </w:pPr>
-            <w:hyperlink w:history="1" r:id="rIdwpk8rtplc4jgkaxt8n-ir">
+            <w:hyperlink w:history="1" r:id="rId7ckxn423zxxpcl08t8q0u">
               <w:r>
                 <w:rPr>
                   <w:rFonts w:ascii="Arial" w:cs="Arial" w:eastAsia="Arial" w:hAnsi="Arial"/>
@@ -7484,7 +7484,7 @@
               <w:spacing w:after="10" w:before="0"/>
               <w:ind w:left="120"/>
             </w:pPr>
-            <w:hyperlink w:history="1" r:id="rIdyv1mqorx0ar9jhikv04dr">
+            <w:hyperlink w:history="1" r:id="rIde451f307o7lxyewufclnp">
               <w:r>
                 <w:rPr>
                   <w:rFonts w:ascii="Arial" w:cs="Arial" w:eastAsia="Arial" w:hAnsi="Arial"/>
@@ -7679,7 +7679,7 @@
             <w:pPr>
               <w:spacing w:after="20" w:before="0"/>
             </w:pPr>
-            <w:hyperlink w:history="1" r:id="rIdtf7ksww8qul5osirzhekb">
+            <w:hyperlink w:history="1" r:id="rIdemdm7nhggicavhbjlgex2">
               <w:r>
                 <w:rPr>
                   <w:rFonts w:ascii="Arial" w:cs="Arial" w:eastAsia="Arial" w:hAnsi="Arial"/>
@@ -7712,7 +7712,7 @@
               <w:spacing w:after="10" w:before="0"/>
               <w:ind w:left="120"/>
             </w:pPr>
-            <w:hyperlink w:history="1" r:id="rIdaodvww1pj0anrxcfybnym">
+            <w:hyperlink w:history="1" r:id="rIdyusumprdaswyt2et7oc0p">
               <w:r>
                 <w:rPr>
                   <w:rFonts w:ascii="Arial" w:cs="Arial" w:eastAsia="Arial" w:hAnsi="Arial"/>
@@ -7757,7 +7757,7 @@
             <w:pPr>
               <w:spacing w:after="20" w:before="0"/>
             </w:pPr>
-            <w:hyperlink w:history="1" r:id="rIdieezm3o6jw5v8ioli5cie">
+            <w:hyperlink w:history="1" r:id="rIdqgcnh6mntautwv7mqnlfm">
               <w:r>
                 <w:rPr>
                   <w:rFonts w:ascii="Arial" w:cs="Arial" w:eastAsia="Arial" w:hAnsi="Arial"/>
@@ -7806,7 +7806,7 @@
               <w:spacing w:after="10" w:before="0"/>
               <w:ind w:left="120"/>
             </w:pPr>
-            <w:hyperlink w:history="1" r:id="rIdcnfp5eauczkr2tu_iqbaa">
+            <w:hyperlink w:history="1" r:id="rIdh9udkjz7fy8mkiuajk2ip">
               <w:r>
                 <w:rPr>
                   <w:rFonts w:ascii="Arial" w:cs="Arial" w:eastAsia="Arial" w:hAnsi="Arial"/>
@@ -8318,7 +8318,7 @@
         </w:rPr>
         <w:t xml:space="preserve">© 2026 SeaVuria and ARES. Aligned with KICD objectives. Developed by SeaVuria; technical implementation by ARES (with AI assistance from Claude). Licensed under </w:t>
       </w:r>
-      <w:hyperlink w:history="1" r:id="rId8qokstwv5-c_jchq4c01s">
+      <w:hyperlink w:history="1" r:id="rIdr0ie__wagausuahc_zpdd">
         <w:r>
           <w:rPr>
             <w:rFonts w:ascii="Arial" w:cs="Arial" w:eastAsia="Arial" w:hAnsi="Arial"/>
@@ -8339,7 +8339,7 @@
         </w:rPr>
         <w:t xml:space="preserve"> (</w:t>
       </w:r>
-      <w:hyperlink w:history="1" r:id="rIdidu_3uds5ulnhriobexqf">
+      <w:hyperlink w:history="1" r:id="rIdtj4qe9ojbqfpmttatz-vo">
         <w:r>
           <w:rPr>
             <w:rFonts w:ascii="Arial" w:cs="Arial" w:eastAsia="Arial" w:hAnsi="Arial"/>
@@ -9352,7 +9352,7 @@
             <w:pPr>
               <w:spacing w:after="20" w:before="0"/>
             </w:pPr>
-            <w:hyperlink w:history="1" r:id="rId2phjwngtj5pzbqmewtzoy">
+            <w:hyperlink w:history="1" r:id="rIdo4fcuezxk7eiipomxsu2o">
               <w:r>
                 <w:rPr>
                   <w:rFonts w:ascii="Arial" w:cs="Arial" w:eastAsia="Arial" w:hAnsi="Arial"/>
@@ -9385,7 +9385,7 @@
               <w:spacing w:after="10" w:before="0"/>
               <w:ind w:left="120"/>
             </w:pPr>
-            <w:hyperlink w:history="1" r:id="rIdci4ejlpe8hwo6vqeg9esx">
+            <w:hyperlink w:history="1" r:id="rIdmkj-sttahzd1ulb138nlw">
               <w:r>
                 <w:rPr>
                   <w:rFonts w:ascii="Arial" w:cs="Arial" w:eastAsia="Arial" w:hAnsi="Arial"/>
@@ -9430,7 +9430,7 @@
             <w:pPr>
               <w:spacing w:after="20" w:before="0"/>
             </w:pPr>
-            <w:hyperlink w:history="1" r:id="rIds8c9xcfr-cw9-ewzpk5kl">
+            <w:hyperlink w:history="1" r:id="rIdxzb-klbyvtxiavo4zrwdd">
               <w:r>
                 <w:rPr>
                   <w:rFonts w:ascii="Arial" w:cs="Arial" w:eastAsia="Arial" w:hAnsi="Arial"/>
@@ -9463,7 +9463,7 @@
               <w:spacing w:after="10" w:before="0"/>
               <w:ind w:left="120"/>
             </w:pPr>
-            <w:hyperlink w:history="1" r:id="rId5k3jnt9yspxvii4jubpza">
+            <w:hyperlink w:history="1" r:id="rIdewww2eii1vqw7lr-oquej">
               <w:r>
                 <w:rPr>
                   <w:rFonts w:ascii="Arial" w:cs="Arial" w:eastAsia="Arial" w:hAnsi="Arial"/>
@@ -9658,7 +9658,7 @@
             <w:pPr>
               <w:spacing w:after="20" w:before="0"/>
             </w:pPr>
-            <w:hyperlink w:history="1" r:id="rIdzfct0wrck24zbuoqvdro7">
+            <w:hyperlink w:history="1" r:id="rId1xa_jj7aqlulflbr_4qpp">
               <w:r>
                 <w:rPr>
                   <w:rFonts w:ascii="Arial" w:cs="Arial" w:eastAsia="Arial" w:hAnsi="Arial"/>
@@ -9691,7 +9691,7 @@
               <w:spacing w:after="10" w:before="0"/>
               <w:ind w:left="120"/>
             </w:pPr>
-            <w:hyperlink w:history="1" r:id="rIdowqtcx4w1obfxz4dowsbc">
+            <w:hyperlink w:history="1" r:id="rIdph2ehsuqcierjmatka_lg">
               <w:r>
                 <w:rPr>
                   <w:rFonts w:ascii="Arial" w:cs="Arial" w:eastAsia="Arial" w:hAnsi="Arial"/>
@@ -9736,7 +9736,7 @@
             <w:pPr>
               <w:spacing w:after="20" w:before="0"/>
             </w:pPr>
-            <w:hyperlink w:history="1" r:id="rIdhv6tiitqrklozwugm6rkd">
+            <w:hyperlink w:history="1" r:id="rIdi7wfytvzjahennvei6mvw">
               <w:r>
                 <w:rPr>
                   <w:rFonts w:ascii="Arial" w:cs="Arial" w:eastAsia="Arial" w:hAnsi="Arial"/>
@@ -9769,7 +9769,7 @@
               <w:spacing w:after="10" w:before="0"/>
               <w:ind w:left="120"/>
             </w:pPr>
-            <w:hyperlink w:history="1" r:id="rIdzrvr91zxt4c9rhhduviyy">
+            <w:hyperlink w:history="1" r:id="rIduth6phiwyxwj-lncpju3t">
               <w:r>
                 <w:rPr>
                   <w:rFonts w:ascii="Arial" w:cs="Arial" w:eastAsia="Arial" w:hAnsi="Arial"/>
@@ -9964,7 +9964,7 @@
             <w:pPr>
               <w:spacing w:after="20" w:before="0"/>
             </w:pPr>
-            <w:hyperlink w:history="1" r:id="rIdlchfi6ao-hhvb51zkbmjr">
+            <w:hyperlink w:history="1" r:id="rIdcgh4lsksf63outocw8j-8">
               <w:r>
                 <w:rPr>
                   <w:rFonts w:ascii="Arial" w:cs="Arial" w:eastAsia="Arial" w:hAnsi="Arial"/>
@@ -9997,7 +9997,7 @@
               <w:spacing w:after="10" w:before="0"/>
               <w:ind w:left="120"/>
             </w:pPr>
-            <w:hyperlink w:history="1" r:id="rIdadhxrvl7e_xo-winxibpm">
+            <w:hyperlink w:history="1" r:id="rId8aip0tfva3iurccjuaosj">
               <w:r>
                 <w:rPr>
                   <w:rFonts w:ascii="Arial" w:cs="Arial" w:eastAsia="Arial" w:hAnsi="Arial"/>
@@ -10042,7 +10042,7 @@
             <w:pPr>
               <w:spacing w:after="20" w:before="0"/>
             </w:pPr>
-            <w:hyperlink w:history="1" r:id="rIdevsvcmppqda-t5cro1tck">
+            <w:hyperlink w:history="1" r:id="rId7edduoojfwc4iqtaf5fhn">
               <w:r>
                 <w:rPr>
                   <w:rFonts w:ascii="Arial" w:cs="Arial" w:eastAsia="Arial" w:hAnsi="Arial"/>
@@ -10075,7 +10075,7 @@
               <w:spacing w:after="10" w:before="0"/>
               <w:ind w:left="120"/>
             </w:pPr>
-            <w:hyperlink w:history="1" r:id="rIdmyd4iykzst0jbycrdiyau">
+            <w:hyperlink w:history="1" r:id="rIdgrz9cvpnebcofqzgm_bgb">
               <w:r>
                 <w:rPr>
                   <w:rFonts w:ascii="Arial" w:cs="Arial" w:eastAsia="Arial" w:hAnsi="Arial"/>
@@ -10270,7 +10270,7 @@
             <w:pPr>
               <w:spacing w:after="20" w:before="0"/>
             </w:pPr>
-            <w:hyperlink w:history="1" r:id="rIdlrms4meed7ywifonuabs_">
+            <w:hyperlink w:history="1" r:id="rIdotfvcsck2nntta_zttlsj">
               <w:r>
                 <w:rPr>
                   <w:rFonts w:ascii="Arial" w:cs="Arial" w:eastAsia="Arial" w:hAnsi="Arial"/>
@@ -10303,7 +10303,7 @@
               <w:spacing w:after="10" w:before="0"/>
               <w:ind w:left="120"/>
             </w:pPr>
-            <w:hyperlink w:history="1" r:id="rIdvyfpehsxfipxmvxhj86aj">
+            <w:hyperlink w:history="1" r:id="rIdwxaxovooyvn6n8og7rrbb">
               <w:r>
                 <w:rPr>
                   <w:rFonts w:ascii="Arial" w:cs="Arial" w:eastAsia="Arial" w:hAnsi="Arial"/>
@@ -10348,7 +10348,7 @@
             <w:pPr>
               <w:spacing w:after="20" w:before="0"/>
             </w:pPr>
-            <w:hyperlink w:history="1" r:id="rIdserfvbdsxkjuotprii_pa">
+            <w:hyperlink w:history="1" r:id="rIdsundrmfopbxhvwfoirfms">
               <w:r>
                 <w:rPr>
                   <w:rFonts w:ascii="Arial" w:cs="Arial" w:eastAsia="Arial" w:hAnsi="Arial"/>
@@ -10381,7 +10381,7 @@
               <w:spacing w:after="10" w:before="0"/>
               <w:ind w:left="120"/>
             </w:pPr>
-            <w:hyperlink w:history="1" r:id="rIdtl4br12mo6h-ikrdvzlbl">
+            <w:hyperlink w:history="1" r:id="rIdv94f0n6fmuzfpnwrcdm53">
               <w:r>
                 <w:rPr>
                   <w:rFonts w:ascii="Arial" w:cs="Arial" w:eastAsia="Arial" w:hAnsi="Arial"/>
@@ -10576,7 +10576,7 @@
             <w:pPr>
               <w:spacing w:after="20" w:before="0"/>
             </w:pPr>
-            <w:hyperlink w:history="1" r:id="rIdgrhlix7lpwycjt7l3b8tk">
+            <w:hyperlink w:history="1" r:id="rIdcgxcz1gdzyllsqpja_sgz">
               <w:r>
                 <w:rPr>
                   <w:rFonts w:ascii="Arial" w:cs="Arial" w:eastAsia="Arial" w:hAnsi="Arial"/>
@@ -10609,7 +10609,7 @@
               <w:spacing w:after="10" w:before="0"/>
               <w:ind w:left="120"/>
             </w:pPr>
-            <w:hyperlink w:history="1" r:id="rIdb6amsnnxo271yftcbjdrh">
+            <w:hyperlink w:history="1" r:id="rIdmh8esw1f8-wd_p1rjauhn">
               <w:r>
                 <w:rPr>
                   <w:rFonts w:ascii="Arial" w:cs="Arial" w:eastAsia="Arial" w:hAnsi="Arial"/>
@@ -10654,7 +10654,7 @@
             <w:pPr>
               <w:spacing w:after="20" w:before="0"/>
             </w:pPr>
-            <w:hyperlink w:history="1" r:id="rIdeehiggrlp-7gysh9qr7q0">
+            <w:hyperlink w:history="1" r:id="rIddsysrekyo9e67gbilxkzj">
               <w:r>
                 <w:rPr>
                   <w:rFonts w:ascii="Arial" w:cs="Arial" w:eastAsia="Arial" w:hAnsi="Arial"/>
@@ -10703,7 +10703,7 @@
               <w:spacing w:after="10" w:before="0"/>
               <w:ind w:left="120"/>
             </w:pPr>
-            <w:hyperlink w:history="1" r:id="rIdrol6ssrhyvt7ibeudnl0x">
+            <w:hyperlink w:history="1" r:id="rIdxjs_s3j8na-tvoxsnvtuj">
               <w:r>
                 <w:rPr>
                   <w:rFonts w:ascii="Arial" w:cs="Arial" w:eastAsia="Arial" w:hAnsi="Arial"/>
@@ -11215,7 +11215,7 @@
         </w:rPr>
         <w:t xml:space="preserve">© 2026 SeaVuria and ARES. Aligned with KICD objectives. Developed by SeaVuria; technical implementation by ARES (with AI assistance from Claude). Licensed under </w:t>
       </w:r>
-      <w:hyperlink w:history="1" r:id="rIdwp2h-ld4b8fuoxienzspj">
+      <w:hyperlink w:history="1" r:id="rIdznkoi5vyijxaykqarfouh">
         <w:r>
           <w:rPr>
             <w:rFonts w:ascii="Arial" w:cs="Arial" w:eastAsia="Arial" w:hAnsi="Arial"/>
@@ -11236,7 +11236,7 @@
         </w:rPr>
         <w:t xml:space="preserve"> (</w:t>
       </w:r>
-      <w:hyperlink w:history="1" r:id="rIdmasjzqim4fdajlkxympqh">
+      <w:hyperlink w:history="1" r:id="rIdjp3h_inlzc79ra-emgdeg">
         <w:r>
           <w:rPr>
             <w:rFonts w:ascii="Arial" w:cs="Arial" w:eastAsia="Arial" w:hAnsi="Arial"/>
@@ -12249,7 +12249,7 @@
             <w:pPr>
               <w:spacing w:after="20" w:before="0"/>
             </w:pPr>
-            <w:hyperlink w:history="1" r:id="rIdqwa_a4z4kawcqn0efdumd">
+            <w:hyperlink w:history="1" r:id="rIdzcd3k6lsgpbfrjx8fgrvd">
               <w:r>
                 <w:rPr>
                   <w:rFonts w:ascii="Arial" w:cs="Arial" w:eastAsia="Arial" w:hAnsi="Arial"/>
@@ -12282,7 +12282,7 @@
               <w:spacing w:after="10" w:before="0"/>
               <w:ind w:left="120"/>
             </w:pPr>
-            <w:hyperlink w:history="1" r:id="rIdizkrbnjbtdsjzldo6kxbl">
+            <w:hyperlink w:history="1" r:id="rId9rimgh6yzp4krugqz8lhy">
               <w:r>
                 <w:rPr>
                   <w:rFonts w:ascii="Arial" w:cs="Arial" w:eastAsia="Arial" w:hAnsi="Arial"/>
@@ -12327,7 +12327,7 @@
             <w:pPr>
               <w:spacing w:after="20" w:before="0"/>
             </w:pPr>
-            <w:hyperlink w:history="1" r:id="rIdhxxrfgfsyup5cxpwamwby">
+            <w:hyperlink w:history="1" r:id="rId5liybfhvtafrszpyh8-oa">
               <w:r>
                 <w:rPr>
                   <w:rFonts w:ascii="Arial" w:cs="Arial" w:eastAsia="Arial" w:hAnsi="Arial"/>
@@ -12360,7 +12360,7 @@
               <w:spacing w:after="10" w:before="0"/>
               <w:ind w:left="120"/>
             </w:pPr>
-            <w:hyperlink w:history="1" r:id="rIdgvif0mufcnnvlox616bl7">
+            <w:hyperlink w:history="1" r:id="rId5oiqen1bqkcer0kkjoqib">
               <w:r>
                 <w:rPr>
                   <w:rFonts w:ascii="Arial" w:cs="Arial" w:eastAsia="Arial" w:hAnsi="Arial"/>
@@ -12555,7 +12555,7 @@
             <w:pPr>
               <w:spacing w:after="20" w:before="0"/>
             </w:pPr>
-            <w:hyperlink w:history="1" r:id="rId5yntyb0qnwvi3c4xb-suy">
+            <w:hyperlink w:history="1" r:id="rIdu1yt7qy2amu3xtakxiwjv">
               <w:r>
                 <w:rPr>
                   <w:rFonts w:ascii="Arial" w:cs="Arial" w:eastAsia="Arial" w:hAnsi="Arial"/>
@@ -12588,7 +12588,7 @@
               <w:spacing w:after="10" w:before="0"/>
               <w:ind w:left="120"/>
             </w:pPr>
-            <w:hyperlink w:history="1" r:id="rIdgwkfhrilvdmwtxcbnasgu">
+            <w:hyperlink w:history="1" r:id="rId-kmi_bfhmujx0xm2alw9o">
               <w:r>
                 <w:rPr>
                   <w:rFonts w:ascii="Arial" w:cs="Arial" w:eastAsia="Arial" w:hAnsi="Arial"/>
@@ -12633,7 +12633,7 @@
             <w:pPr>
               <w:spacing w:after="20" w:before="0"/>
             </w:pPr>
-            <w:hyperlink w:history="1" r:id="rIdmayunnxps9hshrnmar-aa">
+            <w:hyperlink w:history="1" r:id="rIdz8czlxd6fxzsl2dr4koxz">
               <w:r>
                 <w:rPr>
                   <w:rFonts w:ascii="Arial" w:cs="Arial" w:eastAsia="Arial" w:hAnsi="Arial"/>
@@ -12666,7 +12666,7 @@
               <w:spacing w:after="10" w:before="0"/>
               <w:ind w:left="120"/>
             </w:pPr>
-            <w:hyperlink w:history="1" r:id="rIdxz-fqos8l_otwkgdajxxw">
+            <w:hyperlink w:history="1" r:id="rIdifvvetvx30euiafibiiys">
               <w:r>
                 <w:rPr>
                   <w:rFonts w:ascii="Arial" w:cs="Arial" w:eastAsia="Arial" w:hAnsi="Arial"/>
@@ -12861,7 +12861,7 @@
             <w:pPr>
               <w:spacing w:after="20" w:before="0"/>
             </w:pPr>
-            <w:hyperlink w:history="1" r:id="rIdmgdvf_m90an3cvq0-g0nf">
+            <w:hyperlink w:history="1" r:id="rIdltabeuz-om6zthozoo1gw">
               <w:r>
                 <w:rPr>
                   <w:rFonts w:ascii="Arial" w:cs="Arial" w:eastAsia="Arial" w:hAnsi="Arial"/>
@@ -12894,7 +12894,7 @@
               <w:spacing w:after="10" w:before="0"/>
               <w:ind w:left="120"/>
             </w:pPr>
-            <w:hyperlink w:history="1" r:id="rIdj4ud_elup8irh0ozae40i">
+            <w:hyperlink w:history="1" r:id="rIdhqovky2ckbwmdfikvul2k">
               <w:r>
                 <w:rPr>
                   <w:rFonts w:ascii="Arial" w:cs="Arial" w:eastAsia="Arial" w:hAnsi="Arial"/>
@@ -12939,7 +12939,7 @@
             <w:pPr>
               <w:spacing w:after="20" w:before="0"/>
             </w:pPr>
-            <w:hyperlink w:history="1" r:id="rIdcnl18bslfen54timemhm4">
+            <w:hyperlink w:history="1" r:id="rId5xhyn_ziw1-nkr61owsvz">
               <w:r>
                 <w:rPr>
                   <w:rFonts w:ascii="Arial" w:cs="Arial" w:eastAsia="Arial" w:hAnsi="Arial"/>
@@ -12972,7 +12972,7 @@
               <w:spacing w:after="10" w:before="0"/>
               <w:ind w:left="120"/>
             </w:pPr>
-            <w:hyperlink w:history="1" r:id="rIdord0kyyifb0ggrde9vdku">
+            <w:hyperlink w:history="1" r:id="rIdstxsle-tmgfnjbq9fxvet">
               <w:r>
                 <w:rPr>
                   <w:rFonts w:ascii="Arial" w:cs="Arial" w:eastAsia="Arial" w:hAnsi="Arial"/>
@@ -13167,7 +13167,7 @@
             <w:pPr>
               <w:spacing w:after="20" w:before="0"/>
             </w:pPr>
-            <w:hyperlink w:history="1" r:id="rIdrekdczacejboa4ltgjbif">
+            <w:hyperlink w:history="1" r:id="rIdqd6oltm8kv_oft64jybz6">
               <w:r>
                 <w:rPr>
                   <w:rFonts w:ascii="Arial" w:cs="Arial" w:eastAsia="Arial" w:hAnsi="Arial"/>
@@ -13200,7 +13200,7 @@
               <w:spacing w:after="10" w:before="0"/>
               <w:ind w:left="120"/>
             </w:pPr>
-            <w:hyperlink w:history="1" r:id="rId6nz143kihi1r41y9yt9nk">
+            <w:hyperlink w:history="1" r:id="rIdegknwk6dso6ek0ccm_fvx">
               <w:r>
                 <w:rPr>
                   <w:rFonts w:ascii="Arial" w:cs="Arial" w:eastAsia="Arial" w:hAnsi="Arial"/>
@@ -13245,7 +13245,7 @@
             <w:pPr>
               <w:spacing w:after="20" w:before="0"/>
             </w:pPr>
-            <w:hyperlink w:history="1" r:id="rIdktzznk8cgzfxvscibhs2g">
+            <w:hyperlink w:history="1" r:id="rIdhygr0bivkg0o8pxsv0bav">
               <w:r>
                 <w:rPr>
                   <w:rFonts w:ascii="Arial" w:cs="Arial" w:eastAsia="Arial" w:hAnsi="Arial"/>
@@ -13278,7 +13278,7 @@
               <w:spacing w:after="10" w:before="0"/>
               <w:ind w:left="120"/>
             </w:pPr>
-            <w:hyperlink w:history="1" r:id="rIdg9qjirvbg0pfewdflrro1">
+            <w:hyperlink w:history="1" r:id="rIdrzwfwwnxyfgfcoo890tzr">
               <w:r>
                 <w:rPr>
                   <w:rFonts w:ascii="Arial" w:cs="Arial" w:eastAsia="Arial" w:hAnsi="Arial"/>
@@ -13473,7 +13473,7 @@
             <w:pPr>
               <w:spacing w:after="20" w:before="0"/>
             </w:pPr>
-            <w:hyperlink w:history="1" r:id="rIdmwae7oi995p4auw0sykxc">
+            <w:hyperlink w:history="1" r:id="rIdo3bgnu_7_wxweoz_cbwkd">
               <w:r>
                 <w:rPr>
                   <w:rFonts w:ascii="Arial" w:cs="Arial" w:eastAsia="Arial" w:hAnsi="Arial"/>
@@ -13506,7 +13506,7 @@
               <w:spacing w:after="10" w:before="0"/>
               <w:ind w:left="120"/>
             </w:pPr>
-            <w:hyperlink w:history="1" r:id="rId-wrvmuomrygnq_x7k3vtm">
+            <w:hyperlink w:history="1" r:id="rId7hegyejnjzw0xbog60sn-">
               <w:r>
                 <w:rPr>
                   <w:rFonts w:ascii="Arial" w:cs="Arial" w:eastAsia="Arial" w:hAnsi="Arial"/>
@@ -13551,7 +13551,7 @@
             <w:pPr>
               <w:spacing w:after="20" w:before="0"/>
             </w:pPr>
-            <w:hyperlink w:history="1" r:id="rId5hu8iz7d2ntvqzbok93nx">
+            <w:hyperlink w:history="1" r:id="rId8pcrfcakygg6bg8paptgu">
               <w:r>
                 <w:rPr>
                   <w:rFonts w:ascii="Arial" w:cs="Arial" w:eastAsia="Arial" w:hAnsi="Arial"/>
@@ -13584,7 +13584,7 @@
               <w:spacing w:after="10" w:before="0"/>
               <w:ind w:left="120"/>
             </w:pPr>
-            <w:hyperlink w:history="1" r:id="rIdhhl1elyfmat7grcawekwd">
+            <w:hyperlink w:history="1" r:id="rIdfx5soub-gude1tqiv7efd">
               <w:r>
                 <w:rPr>
                   <w:rFonts w:ascii="Arial" w:cs="Arial" w:eastAsia="Arial" w:hAnsi="Arial"/>
@@ -14096,7 +14096,7 @@
         </w:rPr>
         <w:t xml:space="preserve">© 2026 SeaVuria and ARES. Aligned with KICD objectives. Developed by SeaVuria; technical implementation by ARES (with AI assistance from Claude). Licensed under </w:t>
       </w:r>
-      <w:hyperlink w:history="1" r:id="rIdlxaspnam80cn_hwfqld5f">
+      <w:hyperlink w:history="1" r:id="rIdqqksx-saqs0t1qossncf8">
         <w:r>
           <w:rPr>
             <w:rFonts w:ascii="Arial" w:cs="Arial" w:eastAsia="Arial" w:hAnsi="Arial"/>
@@ -14117,7 +14117,7 @@
         </w:rPr>
         <w:t xml:space="preserve"> (</w:t>
       </w:r>
-      <w:hyperlink w:history="1" r:id="rId8hzrmdlwvelz_obwx40xa">
+      <w:hyperlink w:history="1" r:id="rIdmgenrt5tfwfzkhh4laswq">
         <w:r>
           <w:rPr>
             <w:rFonts w:ascii="Arial" w:cs="Arial" w:eastAsia="Arial" w:hAnsi="Arial"/>
@@ -14847,7 +14847,7 @@
                 <w:sz w:val="18"/>
                 <w:szCs w:val="18"/>
               </w:rPr>
-              <w:t xml:space="preserve">Learners begin by predicting whether two people doing the same amount of work are equally 'powerful'. They then watch a YouTube stair-climbing demonstration video and analyse data comparing a student and a teacher climbing the same staircase at different speeds. Using the formula P = W/t, they calculate each person's power output and discover that power measures the RATE of working, not the total work done. The lesson pivots to two iconic Kenyan contexts: (1) Eliud Kipchoge's average power output during his sub-2-hour marathon attempt, and (2) the wattage rating of a pump used in the Mwea Irrigation Scheme in Kirinyaga County. Khan Academy interactive problems consolidate calculation skills. The lesson closes with a DQB revisit: 'So a more powerful machine does the same work faster — but is it more efficient?' — deliberately leaving efficiency as an unresolved productive question to anchor Lesson 6.</w:t>
+              <w:t xml:space="preserve">Learners begin by predicting whether two people doing the same amount of work are equally 'powerful'. They then watch a YouTube stair-climbing demonstration video and analyse data comparing a student and a teacher climbing the same staircase at different speeds. Using the formula P = W/t, they calculate each person's power output and discover that power measures the RATE of working, not the total work done. The lesson pivots to two iconic Kenyan contexts: (1) Eliud Kipchoge's average power output during his sub-2-hour marathon attempt, and (2) the wattage rating of a pump used in the Mwea Irrigation Scheme in Kirinyaga County. Khan Academy interactive problems consolidate calculation skills. The lesson closes with a DQB revisit: 'So a more powerful machine does the same work faster — but is it more efficient?' — deliberately leaving efficiency as an unresolved productive question to anchor Lesson 7.</w:t>
             </w:r>
           </w:p>
         </w:tc>
@@ -15130,7 +15130,7 @@
             <w:pPr>
               <w:spacing w:after="20" w:before="0"/>
             </w:pPr>
-            <w:hyperlink w:history="1" r:id="rIdzwgk9yuq1qn1mvrj2cqah">
+            <w:hyperlink w:history="1" r:id="rIdejnwprc1cfrkhoqzbad_w">
               <w:r>
                 <w:rPr>
                   <w:rFonts w:ascii="Arial" w:cs="Arial" w:eastAsia="Arial" w:hAnsi="Arial"/>
@@ -15163,7 +15163,7 @@
               <w:spacing w:after="10" w:before="0"/>
               <w:ind w:left="120"/>
             </w:pPr>
-            <w:hyperlink w:history="1" r:id="rIdr_f_nclqhgl7jcyv8_tce">
+            <w:hyperlink w:history="1" r:id="rIdsd9wiw4_a9t7mmf2sqfik">
               <w:r>
                 <w:rPr>
                   <w:rFonts w:ascii="Arial" w:cs="Arial" w:eastAsia="Arial" w:hAnsi="Arial"/>
@@ -15208,7 +15208,7 @@
             <w:pPr>
               <w:spacing w:after="20" w:before="0"/>
             </w:pPr>
-            <w:hyperlink w:history="1" r:id="rIdij6jg0b5u6gh9qri07ll3">
+            <w:hyperlink w:history="1" r:id="rIdzxh3aonwzopkkihvpjtab">
               <w:r>
                 <w:rPr>
                   <w:rFonts w:ascii="Arial" w:cs="Arial" w:eastAsia="Arial" w:hAnsi="Arial"/>
@@ -15241,7 +15241,7 @@
               <w:spacing w:after="10" w:before="0"/>
               <w:ind w:left="120"/>
             </w:pPr>
-            <w:hyperlink w:history="1" r:id="rIdyqp4jb1sbjaklhrxgtdo0">
+            <w:hyperlink w:history="1" r:id="rId7ojvpd3gmv9ykm52txhr1">
               <w:r>
                 <w:rPr>
                   <w:rFonts w:ascii="Arial" w:cs="Arial" w:eastAsia="Arial" w:hAnsi="Arial"/>
@@ -15436,7 +15436,7 @@
             <w:pPr>
               <w:spacing w:after="20" w:before="0"/>
             </w:pPr>
-            <w:hyperlink w:history="1" r:id="rIdw8fxpyg4_dclx7qnvpbhj">
+            <w:hyperlink w:history="1" r:id="rId8nbjhc6dapefgmeec5hps">
               <w:r>
                 <w:rPr>
                   <w:rFonts w:ascii="Arial" w:cs="Arial" w:eastAsia="Arial" w:hAnsi="Arial"/>
@@ -15469,7 +15469,7 @@
               <w:spacing w:after="10" w:before="0"/>
               <w:ind w:left="120"/>
             </w:pPr>
-            <w:hyperlink w:history="1" r:id="rIdngdkmpjdctlypnr0oskyz">
+            <w:hyperlink w:history="1" r:id="rIdrsamcoxo-ynh2mdfeofpj">
               <w:r>
                 <w:rPr>
                   <w:rFonts w:ascii="Arial" w:cs="Arial" w:eastAsia="Arial" w:hAnsi="Arial"/>
@@ -15514,7 +15514,7 @@
             <w:pPr>
               <w:spacing w:after="20" w:before="0"/>
             </w:pPr>
-            <w:hyperlink w:history="1" r:id="rIdzguufvyu7re4gadektalx">
+            <w:hyperlink w:history="1" r:id="rIdneuzg_genrbzb4yrnjpeb">
               <w:r>
                 <w:rPr>
                   <w:rFonts w:ascii="Arial" w:cs="Arial" w:eastAsia="Arial" w:hAnsi="Arial"/>
@@ -15547,7 +15547,7 @@
               <w:spacing w:after="10" w:before="0"/>
               <w:ind w:left="120"/>
             </w:pPr>
-            <w:hyperlink w:history="1" r:id="rIdybhkc60bnqdji4e0byo3c">
+            <w:hyperlink w:history="1" r:id="rId-tfgtgda9nvgnwn0suhu8">
               <w:r>
                 <w:rPr>
                   <w:rFonts w:ascii="Arial" w:cs="Arial" w:eastAsia="Arial" w:hAnsi="Arial"/>
@@ -15742,7 +15742,7 @@
             <w:pPr>
               <w:spacing w:after="20" w:before="0"/>
             </w:pPr>
-            <w:hyperlink w:history="1" r:id="rIdmyaoaeodpmkjn83-1bgip">
+            <w:hyperlink w:history="1" r:id="rIdjdzr8mtogixu7oofrfnbj">
               <w:r>
                 <w:rPr>
                   <w:rFonts w:ascii="Arial" w:cs="Arial" w:eastAsia="Arial" w:hAnsi="Arial"/>
@@ -15791,7 +15791,7 @@
               <w:spacing w:after="10" w:before="0"/>
               <w:ind w:left="120"/>
             </w:pPr>
-            <w:hyperlink w:history="1" r:id="rIdrq4fzpcyc7pqjgg5uwgud">
+            <w:hyperlink w:history="1" r:id="rIdnjxaokvhl0ldwnfbjpvot">
               <w:r>
                 <w:rPr>
                   <w:rFonts w:ascii="Arial" w:cs="Arial" w:eastAsia="Arial" w:hAnsi="Arial"/>
@@ -15836,7 +15836,7 @@
             <w:pPr>
               <w:spacing w:after="20" w:before="0"/>
             </w:pPr>
-            <w:hyperlink w:history="1" r:id="rIdxesdst_cntugotah05yic">
+            <w:hyperlink w:history="1" r:id="rIdtziaxfjjttnfhtso5otkb">
               <w:r>
                 <w:rPr>
                   <w:rFonts w:ascii="Arial" w:cs="Arial" w:eastAsia="Arial" w:hAnsi="Arial"/>
@@ -15869,7 +15869,7 @@
               <w:spacing w:after="10" w:before="0"/>
               <w:ind w:left="120"/>
             </w:pPr>
-            <w:hyperlink w:history="1" r:id="rId-weyu0pk90whfs8mfo265">
+            <w:hyperlink w:history="1" r:id="rId2x9sgfzqbks1q3upeu-qf">
               <w:r>
                 <w:rPr>
                   <w:rFonts w:ascii="Arial" w:cs="Arial" w:eastAsia="Arial" w:hAnsi="Arial"/>
@@ -16064,7 +16064,7 @@
             <w:pPr>
               <w:spacing w:after="20" w:before="0"/>
             </w:pPr>
-            <w:hyperlink w:history="1" r:id="rIdtjelbp1scdprodp3ta5gw">
+            <w:hyperlink w:history="1" r:id="rId4athnssqi9dganiw6gkxr">
               <w:r>
                 <w:rPr>
                   <w:rFonts w:ascii="Arial" w:cs="Arial" w:eastAsia="Arial" w:hAnsi="Arial"/>
@@ -16113,7 +16113,7 @@
               <w:spacing w:after="10" w:before="0"/>
               <w:ind w:left="120"/>
             </w:pPr>
-            <w:hyperlink w:history="1" r:id="rIdwrv5hjaq3jeqhp-py-mp0">
+            <w:hyperlink w:history="1" r:id="rId93hr7j6lfnqt5o4am4akj">
               <w:r>
                 <w:rPr>
                   <w:rFonts w:ascii="Arial" w:cs="Arial" w:eastAsia="Arial" w:hAnsi="Arial"/>
@@ -16158,7 +16158,7 @@
             <w:pPr>
               <w:spacing w:after="20" w:before="0"/>
             </w:pPr>
-            <w:hyperlink w:history="1" r:id="rIdtfgex8ystygktkyl0dehg">
+            <w:hyperlink w:history="1" r:id="rIduv4f8-y7pbvfdcpwpvutn">
               <w:r>
                 <w:rPr>
                   <w:rFonts w:ascii="Arial" w:cs="Arial" w:eastAsia="Arial" w:hAnsi="Arial"/>
@@ -16191,7 +16191,7 @@
               <w:spacing w:after="10" w:before="0"/>
               <w:ind w:left="120"/>
             </w:pPr>
-            <w:hyperlink w:history="1" r:id="rIduuf0-dbhp7tnl8srhvmz1">
+            <w:hyperlink w:history="1" r:id="rIdcra5rl5tf0sy-l44-cbqe">
               <w:r>
                 <w:rPr>
                   <w:rFonts w:ascii="Arial" w:cs="Arial" w:eastAsia="Arial" w:hAnsi="Arial"/>
@@ -16265,7 +16265,7 @@
                 <w:sz w:val="18"/>
                 <w:szCs w:val="18"/>
               </w:rPr>
-              <w:t xml:space="preserve">Direct learners to stand and face the DQB. Say: 'We have been building this board since Lesson 1. Look at the questions we wrote at the beginning. Which ones can you now answer — fully or partly — because of what you learned today about power?' [WAIT 20 seconds of reading time.] Distribute sticky notes. Say: 'Write one thing you can now answer. Be specific — use the word power, or the formula, or a number. Then write one new question today raised for you. You have 3 minutes.' [WAIT 3 minutes.] Collect and scan notes as learners post them. Select 3 'Now Answered' notes that best represent the class's understanding — read them aloud and say 'Does everyone agree this is answered? Thumbs up.' Select 3 'New Questions' notes. Read them aloud. Highlight any that connect to efficiency. Say: 'This question — IS a more powerful machine more efficient? — is exactly what we will investigate next lesson. Hold that thought.' Do NOT answer it. Leave it visibly posted on the DQB under 'Our Next Investigation'.</w:t>
+              <w:t xml:space="preserve">Direct learners to stand and face the DQB. Say: 'We have been building this board since Lesson 1. Look at the questions we wrote at the beginning. Which ones can you now answer — fully or partly — because of what you learned today about power?' [WAIT 20 seconds of reading time.] Distribute sticky notes. Say: 'Write one thing you can now answer. Be specific — use the word power, or the formula, or a number. Then write one new question today raised for you. You have 3 minutes.' [WAIT 3 minutes.] Collect and scan notes as learners post them. Select 3 'Now Answered' notes that best represent the class's understanding — read them aloud and say 'Does everyone agree this is answered? Thumbs up.' Select 3 'New Questions' notes. Read them aloud. Highlight any that connect to efficiency. Say: 'This question — IS a more powerful machine more efficient? — is exactly what we will investigate in Lesson 7. Hold that thought.' Do NOT answer it. Leave it visibly posted on the DQB under 'Our Next Investigation'.</w:t>
             </w:r>
           </w:p>
         </w:tc>
@@ -16297,7 +16297,7 @@
                 <w:sz w:val="18"/>
                 <w:szCs w:val="18"/>
               </w:rPr>
-              <w:t xml:space="preserve">Driving Question Board as Cumulative Sense-Making Artefact: The DQB makes thinking visible across the entire unit. By distinguishing 'Now Answered' from 'New Questions', learners experience scientific inquiry as an iterative, growing process rather than a linear march through facts. The deliberate non-answer to the efficiency question creates productive intellectual tension — a hallmark of storyline teaching — that will motivate Lesson 6.</w:t>
+              <w:t xml:space="preserve">Driving Question Board as Cumulative Sense-Making Artefact: The DQB makes thinking visible across the entire unit. By distinguishing 'Now Answered' from 'New Questions', learners experience scientific inquiry as an iterative, growing process rather than a linear march through facts. The deliberate non-answer to the efficiency question creates productive intellectual tension — a hallmark of storyline teaching — that will motivate Lesson 7.</w:t>
             </w:r>
           </w:p>
         </w:tc>
@@ -16386,7 +16386,7 @@
             <w:pPr>
               <w:spacing w:after="20" w:before="0"/>
             </w:pPr>
-            <w:hyperlink w:history="1" r:id="rIdpsnevriqdnbnvry6racyd">
+            <w:hyperlink w:history="1" r:id="rIdngpioirnlmziqtj6e3vmq">
               <w:r>
                 <w:rPr>
                   <w:rFonts w:ascii="Arial" w:cs="Arial" w:eastAsia="Arial" w:hAnsi="Arial"/>
@@ -16435,7 +16435,7 @@
               <w:spacing w:after="10" w:before="0"/>
               <w:ind w:left="120"/>
             </w:pPr>
-            <w:hyperlink w:history="1" r:id="rIdgzqj26sl7ukzg-ujugxju">
+            <w:hyperlink w:history="1" r:id="rIdq0tsvpnij_hupkleertnt">
               <w:r>
                 <w:rPr>
                   <w:rFonts w:ascii="Arial" w:cs="Arial" w:eastAsia="Arial" w:hAnsi="Arial"/>
@@ -16480,7 +16480,7 @@
             <w:pPr>
               <w:spacing w:after="20" w:before="0"/>
             </w:pPr>
-            <w:hyperlink w:history="1" r:id="rIdxts-pu5l8icth2yw-8sid">
+            <w:hyperlink w:history="1" r:id="rIdh21yqg0tdu8q78ohzrp-e">
               <w:r>
                 <w:rPr>
                   <w:rFonts w:ascii="Arial" w:cs="Arial" w:eastAsia="Arial" w:hAnsi="Arial"/>
@@ -16529,7 +16529,7 @@
               <w:spacing w:after="10" w:before="0"/>
               <w:ind w:left="120"/>
             </w:pPr>
-            <w:hyperlink w:history="1" r:id="rId-4fuvowuth3htkfu_ngkr">
+            <w:hyperlink w:history="1" r:id="rIdnmcf3tec2adwc0rrdoh_h">
               <w:r>
                 <w:rPr>
                   <w:rFonts w:ascii="Arial" w:cs="Arial" w:eastAsia="Arial" w:hAnsi="Arial"/>
@@ -17136,7 +17136,7 @@
         </w:rPr>
         <w:t xml:space="preserve">© 2026 SeaVuria and ARES. Aligned with KICD objectives. Developed by SeaVuria; technical implementation by ARES (with AI assistance from Claude). Licensed under </w:t>
       </w:r>
-      <w:hyperlink w:history="1" r:id="rId0_sxxz8znibwml4vp8wn5">
+      <w:hyperlink w:history="1" r:id="rIdemy7e3cfucnquc7gdtn0q">
         <w:r>
           <w:rPr>
             <w:rFonts w:ascii="Arial" w:cs="Arial" w:eastAsia="Arial" w:hAnsi="Arial"/>
@@ -17157,7 +17157,7 @@
         </w:rPr>
         <w:t xml:space="preserve"> (</w:t>
       </w:r>
-      <w:hyperlink w:history="1" r:id="rIdrofolyxb93kbbct4_o7v4">
+      <w:hyperlink w:history="1" r:id="rIdmyts1xf8jertyjgdf1x-s">
         <w:r>
           <w:rPr>
             <w:rFonts w:ascii="Arial" w:cs="Arial" w:eastAsia="Arial" w:hAnsi="Arial"/>
@@ -18170,7 +18170,7 @@
             <w:pPr>
               <w:spacing w:after="20" w:before="0"/>
             </w:pPr>
-            <w:hyperlink w:history="1" r:id="rId3bjk59nt2ry_lzcokrdth">
+            <w:hyperlink w:history="1" r:id="rIdj5v0pv6chdpstu1x193tr">
               <w:r>
                 <w:rPr>
                   <w:rFonts w:ascii="Arial" w:cs="Arial" w:eastAsia="Arial" w:hAnsi="Arial"/>
@@ -18203,7 +18203,7 @@
               <w:spacing w:after="10" w:before="0"/>
               <w:ind w:left="120"/>
             </w:pPr>
-            <w:hyperlink w:history="1" r:id="rId9t9ndgfeitheqys8yt50b">
+            <w:hyperlink w:history="1" r:id="rIdyurldbvdj5llo_djaxyex">
               <w:r>
                 <w:rPr>
                   <w:rFonts w:ascii="Arial" w:cs="Arial" w:eastAsia="Arial" w:hAnsi="Arial"/>
@@ -18248,7 +18248,7 @@
             <w:pPr>
               <w:spacing w:after="20" w:before="0"/>
             </w:pPr>
-            <w:hyperlink w:history="1" r:id="rIdrhl2upvegk61jlmevbsvz">
+            <w:hyperlink w:history="1" r:id="rId9ny0zvaoceii7utvxmqan">
               <w:r>
                 <w:rPr>
                   <w:rFonts w:ascii="Arial" w:cs="Arial" w:eastAsia="Arial" w:hAnsi="Arial"/>
@@ -18281,7 +18281,7 @@
               <w:spacing w:after="10" w:before="0"/>
               <w:ind w:left="120"/>
             </w:pPr>
-            <w:hyperlink w:history="1" r:id="rIdk5k_h9ml2bl3b46ygzqff">
+            <w:hyperlink w:history="1" r:id="rIdvlyrjlcxt3sk8x0lkhco1">
               <w:r>
                 <w:rPr>
                   <w:rFonts w:ascii="Arial" w:cs="Arial" w:eastAsia="Arial" w:hAnsi="Arial"/>
@@ -18476,7 +18476,7 @@
             <w:pPr>
               <w:spacing w:after="20" w:before="0"/>
             </w:pPr>
-            <w:hyperlink w:history="1" r:id="rId-pvk__ewh3yth4n_nq352">
+            <w:hyperlink w:history="1" r:id="rIdz-nktr2ecyudxjba_a9im">
               <w:r>
                 <w:rPr>
                   <w:rFonts w:ascii="Arial" w:cs="Arial" w:eastAsia="Arial" w:hAnsi="Arial"/>
@@ -18509,7 +18509,7 @@
               <w:spacing w:after="10" w:before="0"/>
               <w:ind w:left="120"/>
             </w:pPr>
-            <w:hyperlink w:history="1" r:id="rIde6zdvenezrt6bswc4o9ir">
+            <w:hyperlink w:history="1" r:id="rIdlbjkh3zajnrnhsjqpkwtj">
               <w:r>
                 <w:rPr>
                   <w:rFonts w:ascii="Arial" w:cs="Arial" w:eastAsia="Arial" w:hAnsi="Arial"/>
@@ -18554,7 +18554,7 @@
             <w:pPr>
               <w:spacing w:after="20" w:before="0"/>
             </w:pPr>
-            <w:hyperlink w:history="1" r:id="rId_vdozv52bqt5jsc_w3bb_">
+            <w:hyperlink w:history="1" r:id="rIdsprwe_0yhtxc9lo1kvg35">
               <w:r>
                 <w:rPr>
                   <w:rFonts w:ascii="Arial" w:cs="Arial" w:eastAsia="Arial" w:hAnsi="Arial"/>
@@ -18587,7 +18587,7 @@
               <w:spacing w:after="10" w:before="0"/>
               <w:ind w:left="120"/>
             </w:pPr>
-            <w:hyperlink w:history="1" r:id="rIdvlu-bhqozehsgfym4tpmb">
+            <w:hyperlink w:history="1" r:id="rId_wqdjemawfbdvf_yss_zk">
               <w:r>
                 <w:rPr>
                   <w:rFonts w:ascii="Arial" w:cs="Arial" w:eastAsia="Arial" w:hAnsi="Arial"/>
@@ -19048,7 +19048,7 @@
             <w:pPr>
               <w:spacing w:after="20" w:before="0"/>
             </w:pPr>
-            <w:hyperlink w:history="1" r:id="rIdhyzprovnmye40texmacop">
+            <w:hyperlink w:history="1" r:id="rIdqq2ebszb4y1grnxn1twta">
               <w:r>
                 <w:rPr>
                   <w:rFonts w:ascii="Arial" w:cs="Arial" w:eastAsia="Arial" w:hAnsi="Arial"/>
@@ -19081,7 +19081,7 @@
               <w:spacing w:after="10" w:before="0"/>
               <w:ind w:left="120"/>
             </w:pPr>
-            <w:hyperlink w:history="1" r:id="rIdv3tztuvji7tq6qwiepvio">
+            <w:hyperlink w:history="1" r:id="rId87wciql-pp3gunxiycsto">
               <w:r>
                 <w:rPr>
                   <w:rFonts w:ascii="Arial" w:cs="Arial" w:eastAsia="Arial" w:hAnsi="Arial"/>
@@ -19126,7 +19126,7 @@
             <w:pPr>
               <w:spacing w:after="20" w:before="0"/>
             </w:pPr>
-            <w:hyperlink w:history="1" r:id="rIdbqdvgvepazkbiwi_rx9_p">
+            <w:hyperlink w:history="1" r:id="rId9utrxirsjfvuh-2g8gcnp">
               <w:r>
                 <w:rPr>
                   <w:rFonts w:ascii="Arial" w:cs="Arial" w:eastAsia="Arial" w:hAnsi="Arial"/>
@@ -19159,7 +19159,7 @@
               <w:spacing w:after="10" w:before="0"/>
               <w:ind w:left="120"/>
             </w:pPr>
-            <w:hyperlink w:history="1" r:id="rIdcqzbxo8xk-frb8xebvny0">
+            <w:hyperlink w:history="1" r:id="rIdtdmlxwsnl00krnyl1kiam">
               <w:r>
                 <w:rPr>
                   <w:rFonts w:ascii="Arial" w:cs="Arial" w:eastAsia="Arial" w:hAnsi="Arial"/>
@@ -19544,7 +19544,7 @@
             <w:pPr>
               <w:spacing w:after="20" w:before="0"/>
             </w:pPr>
-            <w:hyperlink w:history="1" r:id="rIdspuxzsv5xl1s6hk-hs08o">
+            <w:hyperlink w:history="1" r:id="rIdrdojfqm8n3tw2hm-s9ytx">
               <w:r>
                 <w:rPr>
                   <w:rFonts w:ascii="Arial" w:cs="Arial" w:eastAsia="Arial" w:hAnsi="Arial"/>
@@ -19577,7 +19577,7 @@
               <w:spacing w:after="10" w:before="0"/>
               <w:ind w:left="120"/>
             </w:pPr>
-            <w:hyperlink w:history="1" r:id="rIdp91h0ueruqemxqvzopqg8">
+            <w:hyperlink w:history="1" r:id="rId3jksj5yza68b1mihq25zb">
               <w:r>
                 <w:rPr>
                   <w:rFonts w:ascii="Arial" w:cs="Arial" w:eastAsia="Arial" w:hAnsi="Arial"/>
@@ -19622,7 +19622,7 @@
             <w:pPr>
               <w:spacing w:after="20" w:before="0"/>
             </w:pPr>
-            <w:hyperlink w:history="1" r:id="rIdyzpzn2azvw8dtbn3tuzho">
+            <w:hyperlink w:history="1" r:id="rIdlxnoogwy5uey1cuxkencb">
               <w:r>
                 <w:rPr>
                   <w:rFonts w:ascii="Arial" w:cs="Arial" w:eastAsia="Arial" w:hAnsi="Arial"/>
@@ -19655,7 +19655,7 @@
               <w:spacing w:after="10" w:before="0"/>
               <w:ind w:left="120"/>
             </w:pPr>
-            <w:hyperlink w:history="1" r:id="rId7szedtmru_yvjyv9hd_ba">
+            <w:hyperlink w:history="1" r:id="rIdznxp-b3aotpt_dpe4go_v">
               <w:r>
                 <w:rPr>
                   <w:rFonts w:ascii="Arial" w:cs="Arial" w:eastAsia="Arial" w:hAnsi="Arial"/>
@@ -19926,7 +19926,7 @@
             <w:pPr>
               <w:spacing w:after="20" w:before="0"/>
             </w:pPr>
-            <w:hyperlink w:history="1" r:id="rId_rjagmr1kpeuc-aozrfna">
+            <w:hyperlink w:history="1" r:id="rIdzutajnbuyivkop2nuz1ls">
               <w:r>
                 <w:rPr>
                   <w:rFonts w:ascii="Arial" w:cs="Arial" w:eastAsia="Arial" w:hAnsi="Arial"/>
@@ -19959,7 +19959,7 @@
               <w:spacing w:after="10" w:before="0"/>
               <w:ind w:left="120"/>
             </w:pPr>
-            <w:hyperlink w:history="1" r:id="rIdb-zuwlo8l_audotamae0p">
+            <w:hyperlink w:history="1" r:id="rIdlskokq48hzggcvphmo4dk">
               <w:r>
                 <w:rPr>
                   <w:rFonts w:ascii="Arial" w:cs="Arial" w:eastAsia="Arial" w:hAnsi="Arial"/>
@@ -20004,7 +20004,7 @@
             <w:pPr>
               <w:spacing w:after="20" w:before="0"/>
             </w:pPr>
-            <w:hyperlink w:history="1" r:id="rIdhpc7bwvkkjs4inu5wtrmk">
+            <w:hyperlink w:history="1" r:id="rIdwinz8tunrmrhaj8ypjqhc">
               <w:r>
                 <w:rPr>
                   <w:rFonts w:ascii="Arial" w:cs="Arial" w:eastAsia="Arial" w:hAnsi="Arial"/>
@@ -20053,7 +20053,7 @@
               <w:spacing w:after="10" w:before="0"/>
               <w:ind w:left="120"/>
             </w:pPr>
-            <w:hyperlink w:history="1" r:id="rIdqndwp3ov9oav1webrezje">
+            <w:hyperlink w:history="1" r:id="rId22rjv-glt0tvdfmadikok">
               <w:r>
                 <w:rPr>
                   <w:rFonts w:ascii="Arial" w:cs="Arial" w:eastAsia="Arial" w:hAnsi="Arial"/>
@@ -20850,7 +20850,7 @@
         </w:rPr>
         <w:t xml:space="preserve">© 2026 SeaVuria and ARES. Aligned with KICD objectives. Developed by SeaVuria; technical implementation by ARES (with AI assistance from Claude). Licensed under </w:t>
       </w:r>
-      <w:hyperlink w:history="1" r:id="rIddyenhv8htz2qvtyjftxah">
+      <w:hyperlink w:history="1" r:id="rIdfjg1xt5gbez8fofzjxu-v">
         <w:r>
           <w:rPr>
             <w:rFonts w:ascii="Arial" w:cs="Arial" w:eastAsia="Arial" w:hAnsi="Arial"/>
@@ -20871,7 +20871,7 @@
         </w:rPr>
         <w:t xml:space="preserve"> (</w:t>
       </w:r>
-      <w:hyperlink w:history="1" r:id="rIdjmikdho6ows_o-sgmwp8s">
+      <w:hyperlink w:history="1" r:id="rIdj4dl6eeqglvrpz2h3npq8">
         <w:r>
           <w:rPr>
             <w:rFonts w:ascii="Arial" w:cs="Arial" w:eastAsia="Arial" w:hAnsi="Arial"/>
@@ -21884,7 +21884,7 @@
             <w:pPr>
               <w:spacing w:after="20" w:before="0"/>
             </w:pPr>
-            <w:hyperlink w:history="1" r:id="rIddpu4rjwm-bey0yn5jrt4v">
+            <w:hyperlink w:history="1" r:id="rIdfsrn7nucug3faogyg4rph">
               <w:r>
                 <w:rPr>
                   <w:rFonts w:ascii="Arial" w:cs="Arial" w:eastAsia="Arial" w:hAnsi="Arial"/>
@@ -21917,7 +21917,7 @@
               <w:spacing w:after="10" w:before="0"/>
               <w:ind w:left="120"/>
             </w:pPr>
-            <w:hyperlink w:history="1" r:id="rIdskia90mamuibczcltiqsd">
+            <w:hyperlink w:history="1" r:id="rIdrbeupislqufridshhiwjo">
               <w:r>
                 <w:rPr>
                   <w:rFonts w:ascii="Arial" w:cs="Arial" w:eastAsia="Arial" w:hAnsi="Arial"/>
@@ -21962,7 +21962,7 @@
             <w:pPr>
               <w:spacing w:after="20" w:before="0"/>
             </w:pPr>
-            <w:hyperlink w:history="1" r:id="rIdjovahkymc8onfj-wkc4xr">
+            <w:hyperlink w:history="1" r:id="rId2jb0eerpu7wy1s8ssyxv8">
               <w:r>
                 <w:rPr>
                   <w:rFonts w:ascii="Arial" w:cs="Arial" w:eastAsia="Arial" w:hAnsi="Arial"/>
@@ -21995,7 +21995,7 @@
               <w:spacing w:after="10" w:before="0"/>
               <w:ind w:left="120"/>
             </w:pPr>
-            <w:hyperlink w:history="1" r:id="rIdch1v7jf6xwp8sgtt4m5qc">
+            <w:hyperlink w:history="1" r:id="rId1kmn4g2q4gni4hvvv8eyz">
               <w:r>
                 <w:rPr>
                   <w:rFonts w:ascii="Arial" w:cs="Arial" w:eastAsia="Arial" w:hAnsi="Arial"/>
@@ -22190,7 +22190,7 @@
             <w:pPr>
               <w:spacing w:after="20" w:before="0"/>
             </w:pPr>
-            <w:hyperlink w:history="1" r:id="rIdjyjtd-ucnw0z25iatx1hn">
+            <w:hyperlink w:history="1" r:id="rIdtxes8zmsuimcxjulmvk0s">
               <w:r>
                 <w:rPr>
                   <w:rFonts w:ascii="Arial" w:cs="Arial" w:eastAsia="Arial" w:hAnsi="Arial"/>
@@ -22223,7 +22223,7 @@
               <w:spacing w:after="10" w:before="0"/>
               <w:ind w:left="120"/>
             </w:pPr>
-            <w:hyperlink w:history="1" r:id="rId_gqesfh0blyqkg20zhawd">
+            <w:hyperlink w:history="1" r:id="rId6vcywweikljc-kwosfqld">
               <w:r>
                 <w:rPr>
                   <w:rFonts w:ascii="Arial" w:cs="Arial" w:eastAsia="Arial" w:hAnsi="Arial"/>
@@ -22268,7 +22268,7 @@
             <w:pPr>
               <w:spacing w:after="20" w:before="0"/>
             </w:pPr>
-            <w:hyperlink w:history="1" r:id="rIdegdlyfjoke1ztpirwgez1">
+            <w:hyperlink w:history="1" r:id="rIddnvdxfir6y4n382-pdk3o">
               <w:r>
                 <w:rPr>
                   <w:rFonts w:ascii="Arial" w:cs="Arial" w:eastAsia="Arial" w:hAnsi="Arial"/>
@@ -22301,7 +22301,7 @@
               <w:spacing w:after="10" w:before="0"/>
               <w:ind w:left="120"/>
             </w:pPr>
-            <w:hyperlink w:history="1" r:id="rIdbbd9o_fb9tpkqifsfgcpx">
+            <w:hyperlink w:history="1" r:id="rId136i0mlda0dzyb51ljpcl">
               <w:r>
                 <w:rPr>
                   <w:rFonts w:ascii="Arial" w:cs="Arial" w:eastAsia="Arial" w:hAnsi="Arial"/>
@@ -22496,7 +22496,7 @@
             <w:pPr>
               <w:spacing w:after="20" w:before="0"/>
             </w:pPr>
-            <w:hyperlink w:history="1" r:id="rIdcnaackcbpdwg1a92i-eqt">
+            <w:hyperlink w:history="1" r:id="rIdgxc4veysyq5sv8aca2ny7">
               <w:r>
                 <w:rPr>
                   <w:rFonts w:ascii="Arial" w:cs="Arial" w:eastAsia="Arial" w:hAnsi="Arial"/>
@@ -22545,7 +22545,7 @@
               <w:spacing w:after="10" w:before="0"/>
               <w:ind w:left="120"/>
             </w:pPr>
-            <w:hyperlink w:history="1" r:id="rIdtlemylrl0kwnsv_u168nu">
+            <w:hyperlink w:history="1" r:id="rIdslfb_e-_ifyr0eyttxujo">
               <w:r>
                 <w:rPr>
                   <w:rFonts w:ascii="Arial" w:cs="Arial" w:eastAsia="Arial" w:hAnsi="Arial"/>
@@ -22590,7 +22590,7 @@
             <w:pPr>
               <w:spacing w:after="20" w:before="0"/>
             </w:pPr>
-            <w:hyperlink w:history="1" r:id="rIddnl9jqllmn_wu7zr56l0k">
+            <w:hyperlink w:history="1" r:id="rIdo1aheuikwi9o4k7hk-uf_">
               <w:r>
                 <w:rPr>
                   <w:rFonts w:ascii="Arial" w:cs="Arial" w:eastAsia="Arial" w:hAnsi="Arial"/>
@@ -22623,7 +22623,7 @@
               <w:spacing w:after="10" w:before="0"/>
               <w:ind w:left="120"/>
             </w:pPr>
-            <w:hyperlink w:history="1" r:id="rIdzjnxf59j0br5osxs07vcs">
+            <w:hyperlink w:history="1" r:id="rIdizcrk9q9hokjv26wcguzh">
               <w:r>
                 <w:rPr>
                   <w:rFonts w:ascii="Arial" w:cs="Arial" w:eastAsia="Arial" w:hAnsi="Arial"/>
@@ -22818,7 +22818,7 @@
             <w:pPr>
               <w:spacing w:after="20" w:before="0"/>
             </w:pPr>
-            <w:hyperlink w:history="1" r:id="rIda2bdt-to5rqe6mexzuxcf">
+            <w:hyperlink w:history="1" r:id="rIde2j2bux5ggzjld_ctfkgf">
               <w:r>
                 <w:rPr>
                   <w:rFonts w:ascii="Arial" w:cs="Arial" w:eastAsia="Arial" w:hAnsi="Arial"/>
@@ -22867,7 +22867,7 @@
               <w:spacing w:after="10" w:before="0"/>
               <w:ind w:left="120"/>
             </w:pPr>
-            <w:hyperlink w:history="1" r:id="rIdnbz7bcauoedlyt3x2f3-o">
+            <w:hyperlink w:history="1" r:id="rId5unvrpzgn6dahab1fqoqb">
               <w:r>
                 <w:rPr>
                   <w:rFonts w:ascii="Arial" w:cs="Arial" w:eastAsia="Arial" w:hAnsi="Arial"/>
@@ -22912,7 +22912,7 @@
             <w:pPr>
               <w:spacing w:after="20" w:before="0"/>
             </w:pPr>
-            <w:hyperlink w:history="1" r:id="rIdkaoxq1mhsqhleq-totkxd">
+            <w:hyperlink w:history="1" r:id="rIdzboxroijr4n0g1caff_ac">
               <w:r>
                 <w:rPr>
                   <w:rFonts w:ascii="Arial" w:cs="Arial" w:eastAsia="Arial" w:hAnsi="Arial"/>
@@ -22945,7 +22945,7 @@
               <w:spacing w:after="10" w:before="0"/>
               <w:ind w:left="120"/>
             </w:pPr>
-            <w:hyperlink w:history="1" r:id="rIdjby6hh6uqxbpxzcl-rcyb">
+            <w:hyperlink w:history="1" r:id="rIdsf2p4kngtnvhukd7bkkpr">
               <w:r>
                 <w:rPr>
                   <w:rFonts w:ascii="Arial" w:cs="Arial" w:eastAsia="Arial" w:hAnsi="Arial"/>
@@ -23140,7 +23140,7 @@
             <w:pPr>
               <w:spacing w:after="20" w:before="0"/>
             </w:pPr>
-            <w:hyperlink w:history="1" r:id="rIdfgajgy6uqrxk08ickfae8">
+            <w:hyperlink w:history="1" r:id="rIdhqu5f0wppeqpbli8wczsj">
               <w:r>
                 <w:rPr>
                   <w:rFonts w:ascii="Arial" w:cs="Arial" w:eastAsia="Arial" w:hAnsi="Arial"/>
@@ -23189,7 +23189,7 @@
               <w:spacing w:after="10" w:before="0"/>
               <w:ind w:left="120"/>
             </w:pPr>
-            <w:hyperlink w:history="1" r:id="rIdchqnb-xow1qiqehiq9pre">
+            <w:hyperlink w:history="1" r:id="rIdp5cxfwp805kr03eu9iabs">
               <w:r>
                 <w:rPr>
                   <w:rFonts w:ascii="Arial" w:cs="Arial" w:eastAsia="Arial" w:hAnsi="Arial"/>
@@ -23234,7 +23234,7 @@
             <w:pPr>
               <w:spacing w:after="20" w:before="0"/>
             </w:pPr>
-            <w:hyperlink w:history="1" r:id="rIdbe7ya1fvo0topyi6vrnwn">
+            <w:hyperlink w:history="1" r:id="rIdoz5fepri_8ed0glznmgvo">
               <w:r>
                 <w:rPr>
                   <w:rFonts w:ascii="Arial" w:cs="Arial" w:eastAsia="Arial" w:hAnsi="Arial"/>
@@ -23267,7 +23267,7 @@
               <w:spacing w:after="10" w:before="0"/>
               <w:ind w:left="120"/>
             </w:pPr>
-            <w:hyperlink w:history="1" r:id="rId1whem-depmshkl54oxsed">
+            <w:hyperlink w:history="1" r:id="rIdrniqjltrfld0acy9kjxr0">
               <w:r>
                 <w:rPr>
                   <w:rFonts w:ascii="Arial" w:cs="Arial" w:eastAsia="Arial" w:hAnsi="Arial"/>
@@ -23779,7 +23779,7 @@
         </w:rPr>
         <w:t xml:space="preserve">© 2026 SeaVuria and ARES. Aligned with KICD objectives. Developed by SeaVuria; technical implementation by ARES (with AI assistance from Claude). Licensed under </w:t>
       </w:r>
-      <w:hyperlink w:history="1" r:id="rIdzxziau_5edyqb411j_qqd">
+      <w:hyperlink w:history="1" r:id="rIdl-mrrffpiciru8bz30ciy">
         <w:r>
           <w:rPr>
             <w:rFonts w:ascii="Arial" w:cs="Arial" w:eastAsia="Arial" w:hAnsi="Arial"/>
@@ -23800,7 +23800,7 @@
         </w:rPr>
         <w:t xml:space="preserve"> (</w:t>
       </w:r>
-      <w:hyperlink w:history="1" r:id="rIdby7z3npzdmegvw5b5rxhz">
+      <w:hyperlink w:history="1" r:id="rIdvw5nrcyliane9s0grmslk">
         <w:r>
           <w:rPr>
             <w:rFonts w:ascii="Arial" w:cs="Arial" w:eastAsia="Arial" w:hAnsi="Arial"/>
@@ -24813,7 +24813,7 @@
             <w:pPr>
               <w:spacing w:after="20" w:before="0"/>
             </w:pPr>
-            <w:hyperlink w:history="1" r:id="rIdj7f2nzpuparwyfv_9eqko">
+            <w:hyperlink w:history="1" r:id="rId6rq3ex52fnmokk8erp_5n">
               <w:r>
                 <w:rPr>
                   <w:rFonts w:ascii="Arial" w:cs="Arial" w:eastAsia="Arial" w:hAnsi="Arial"/>
@@ -24846,7 +24846,7 @@
               <w:spacing w:after="10" w:before="0"/>
               <w:ind w:left="120"/>
             </w:pPr>
-            <w:hyperlink w:history="1" r:id="rIdblwm1bqe2t4nw9ketshjs">
+            <w:hyperlink w:history="1" r:id="rIdry8nexu5knvtsilncvmtc">
               <w:r>
                 <w:rPr>
                   <w:rFonts w:ascii="Arial" w:cs="Arial" w:eastAsia="Arial" w:hAnsi="Arial"/>
@@ -24891,7 +24891,7 @@
             <w:pPr>
               <w:spacing w:after="20" w:before="0"/>
             </w:pPr>
-            <w:hyperlink w:history="1" r:id="rIdaqk9avcpjtjxsfgsjku2a">
+            <w:hyperlink w:history="1" r:id="rId8zabon1kohj8gjjomop0g">
               <w:r>
                 <w:rPr>
                   <w:rFonts w:ascii="Arial" w:cs="Arial" w:eastAsia="Arial" w:hAnsi="Arial"/>
@@ -24924,7 +24924,7 @@
               <w:spacing w:after="10" w:before="0"/>
               <w:ind w:left="120"/>
             </w:pPr>
-            <w:hyperlink w:history="1" r:id="rIdomrl8dkyswghjq9jtcvrm">
+            <w:hyperlink w:history="1" r:id="rIdnq_ptglp_d-nojvbyckus">
               <w:r>
                 <w:rPr>
                   <w:rFonts w:ascii="Arial" w:cs="Arial" w:eastAsia="Arial" w:hAnsi="Arial"/>
@@ -25119,7 +25119,7 @@
             <w:pPr>
               <w:spacing w:after="20" w:before="0"/>
             </w:pPr>
-            <w:hyperlink w:history="1" r:id="rIdbrtp-lznp1mgialleuey-">
+            <w:hyperlink w:history="1" r:id="rIdyptw1okqaqxaf7d53tvws">
               <w:r>
                 <w:rPr>
                   <w:rFonts w:ascii="Arial" w:cs="Arial" w:eastAsia="Arial" w:hAnsi="Arial"/>
@@ -25152,7 +25152,7 @@
               <w:spacing w:after="10" w:before="0"/>
               <w:ind w:left="120"/>
             </w:pPr>
-            <w:hyperlink w:history="1" r:id="rIdywihbhoia2vinwrngjv5w">
+            <w:hyperlink w:history="1" r:id="rIdggqiyydsg0nvhv8rlqqcm">
               <w:r>
                 <w:rPr>
                   <w:rFonts w:ascii="Arial" w:cs="Arial" w:eastAsia="Arial" w:hAnsi="Arial"/>
@@ -25197,7 +25197,7 @@
             <w:pPr>
               <w:spacing w:after="20" w:before="0"/>
             </w:pPr>
-            <w:hyperlink w:history="1" r:id="rIdlkeansgotbaihi9chw3ey">
+            <w:hyperlink w:history="1" r:id="rIdrsahfe8ajbi6skgktyl6p">
               <w:r>
                 <w:rPr>
                   <w:rFonts w:ascii="Arial" w:cs="Arial" w:eastAsia="Arial" w:hAnsi="Arial"/>
@@ -25230,7 +25230,7 @@
               <w:spacing w:after="10" w:before="0"/>
               <w:ind w:left="120"/>
             </w:pPr>
-            <w:hyperlink w:history="1" r:id="rIdzsgmubwna_a6vflgrthzb">
+            <w:hyperlink w:history="1" r:id="rIdxi1tr10ixutdjvqczslc-">
               <w:r>
                 <w:rPr>
                   <w:rFonts w:ascii="Arial" w:cs="Arial" w:eastAsia="Arial" w:hAnsi="Arial"/>
@@ -25425,7 +25425,7 @@
             <w:pPr>
               <w:spacing w:after="20" w:before="0"/>
             </w:pPr>
-            <w:hyperlink w:history="1" r:id="rId-7zmr2innxfwr0y__mr3w">
+            <w:hyperlink w:history="1" r:id="rIdlmrarlx0lfeplbn86xpfe">
               <w:r>
                 <w:rPr>
                   <w:rFonts w:ascii="Arial" w:cs="Arial" w:eastAsia="Arial" w:hAnsi="Arial"/>
@@ -25458,7 +25458,7 @@
               <w:spacing w:after="10" w:before="0"/>
               <w:ind w:left="120"/>
             </w:pPr>
-            <w:hyperlink w:history="1" r:id="rIdyaqe_ns3vybfmd7krxg_v">
+            <w:hyperlink w:history="1" r:id="rIdviaqq3qgacok_of1zopki">
               <w:r>
                 <w:rPr>
                   <w:rFonts w:ascii="Arial" w:cs="Arial" w:eastAsia="Arial" w:hAnsi="Arial"/>
@@ -25503,7 +25503,7 @@
             <w:pPr>
               <w:spacing w:after="20" w:before="0"/>
             </w:pPr>
-            <w:hyperlink w:history="1" r:id="rIddrma2eknbyw95ozh8gwhf">
+            <w:hyperlink w:history="1" r:id="rId8j887nmktbyzflc13gagw">
               <w:r>
                 <w:rPr>
                   <w:rFonts w:ascii="Arial" w:cs="Arial" w:eastAsia="Arial" w:hAnsi="Arial"/>
@@ -25536,7 +25536,7 @@
               <w:spacing w:after="10" w:before="0"/>
               <w:ind w:left="120"/>
             </w:pPr>
-            <w:hyperlink w:history="1" r:id="rIdbxbjobwdlx8huqgndibg6">
+            <w:hyperlink w:history="1" r:id="rIdjoz_uxoi9cvwiti0n08tu">
               <w:r>
                 <w:rPr>
                   <w:rFonts w:ascii="Arial" w:cs="Arial" w:eastAsia="Arial" w:hAnsi="Arial"/>
@@ -25731,7 +25731,7 @@
             <w:pPr>
               <w:spacing w:after="20" w:before="0"/>
             </w:pPr>
-            <w:hyperlink w:history="1" r:id="rIdda9ycvmir3feaq8vgidqi">
+            <w:hyperlink w:history="1" r:id="rIdm3wam6xpzqscrya2l4iha">
               <w:r>
                 <w:rPr>
                   <w:rFonts w:ascii="Arial" w:cs="Arial" w:eastAsia="Arial" w:hAnsi="Arial"/>
@@ -25764,7 +25764,7 @@
               <w:spacing w:after="10" w:before="0"/>
               <w:ind w:left="120"/>
             </w:pPr>
-            <w:hyperlink w:history="1" r:id="rIdsghdatiify-b_xhox7ow3">
+            <w:hyperlink w:history="1" r:id="rId4stjlvxabkky2_btpjamk">
               <w:r>
                 <w:rPr>
                   <w:rFonts w:ascii="Arial" w:cs="Arial" w:eastAsia="Arial" w:hAnsi="Arial"/>
@@ -25809,7 +25809,7 @@
             <w:pPr>
               <w:spacing w:after="20" w:before="0"/>
             </w:pPr>
-            <w:hyperlink w:history="1" r:id="rIdkh6n1zmg1rbd_yjz3vkw3">
+            <w:hyperlink w:history="1" r:id="rIdeyms3p_slzbz1xsssyh0e">
               <w:r>
                 <w:rPr>
                   <w:rFonts w:ascii="Arial" w:cs="Arial" w:eastAsia="Arial" w:hAnsi="Arial"/>
@@ -25842,7 +25842,7 @@
               <w:spacing w:after="10" w:before="0"/>
               <w:ind w:left="120"/>
             </w:pPr>
-            <w:hyperlink w:history="1" r:id="rIdd7tqtejphbp7y7xud2ffx">
+            <w:hyperlink w:history="1" r:id="rIdffvcn0ebynemvwu13tcgv">
               <w:r>
                 <w:rPr>
                   <w:rFonts w:ascii="Arial" w:cs="Arial" w:eastAsia="Arial" w:hAnsi="Arial"/>
@@ -26037,7 +26037,7 @@
             <w:pPr>
               <w:spacing w:after="20" w:before="0"/>
             </w:pPr>
-            <w:hyperlink w:history="1" r:id="rIddxi1sa4l9g6u_swkmoogd">
+            <w:hyperlink w:history="1" r:id="rIdrpvwzulsb_zugrtd4rwgo">
               <w:r>
                 <w:rPr>
                   <w:rFonts w:ascii="Arial" w:cs="Arial" w:eastAsia="Arial" w:hAnsi="Arial"/>
@@ -26070,7 +26070,7 @@
               <w:spacing w:after="10" w:before="0"/>
               <w:ind w:left="120"/>
             </w:pPr>
-            <w:hyperlink w:history="1" r:id="rIdifrawq3tjww4zg2vluvmx">
+            <w:hyperlink w:history="1" r:id="rIdgyfjp1r5g8ftqzf1cqhvc">
               <w:r>
                 <w:rPr>
                   <w:rFonts w:ascii="Arial" w:cs="Arial" w:eastAsia="Arial" w:hAnsi="Arial"/>
@@ -26115,7 +26115,7 @@
             <w:pPr>
               <w:spacing w:after="20" w:before="0"/>
             </w:pPr>
-            <w:hyperlink w:history="1" r:id="rId3ozjdasxlzqn-nu6caxeq">
+            <w:hyperlink w:history="1" r:id="rIdy9vxsgev8oeq-xnjggwly">
               <w:r>
                 <w:rPr>
                   <w:rFonts w:ascii="Arial" w:cs="Arial" w:eastAsia="Arial" w:hAnsi="Arial"/>
@@ -26148,7 +26148,7 @@
               <w:spacing w:after="10" w:before="0"/>
               <w:ind w:left="120"/>
             </w:pPr>
-            <w:hyperlink w:history="1" r:id="rIdlx6m3fdmj9t14wbylrivw">
+            <w:hyperlink w:history="1" r:id="rIdj2sgw3mjqehqoqsjj0izu">
               <w:r>
                 <w:rPr>
                   <w:rFonts w:ascii="Arial" w:cs="Arial" w:eastAsia="Arial" w:hAnsi="Arial"/>
@@ -26888,7 +26888,7 @@
         </w:rPr>
         <w:t xml:space="preserve">© 2026 SeaVuria and ARES. Aligned with KICD objectives. Developed by SeaVuria; technical implementation by ARES (with AI assistance from Claude). Licensed under </w:t>
       </w:r>
-      <w:hyperlink w:history="1" r:id="rId243qcuhm50-r32zgo3blv">
+      <w:hyperlink w:history="1" r:id="rId25aal1tmoncnaq3oeqjug">
         <w:r>
           <w:rPr>
             <w:rFonts w:ascii="Arial" w:cs="Arial" w:eastAsia="Arial" w:hAnsi="Arial"/>
@@ -26909,7 +26909,7 @@
         </w:rPr>
         <w:t xml:space="preserve"> (</w:t>
       </w:r>
-      <w:hyperlink w:history="1" r:id="rIdu4_cnkxofu4-dcjotn-ox">
+      <w:hyperlink w:history="1" r:id="rIdb5_qqnquptsj-y6asswtn">
         <w:r>
           <w:rPr>
             <w:rFonts w:ascii="Arial" w:cs="Arial" w:eastAsia="Arial" w:hAnsi="Arial"/>

--- a/data/outputs/v2/Physics/SS1.4_Energy,_Work,_Power_and_Machines/Physics_Energy,_Work,_Power_and_Machines_CBE_LessonSequence.docx
+++ b/data/outputs/v2/Physics/SS1.4_Energy,_Work,_Power_and_Machines/Physics_Energy,_Work,_Power_and_Machines_CBE_LessonSequence.docx
@@ -2442,7 +2442,7 @@
         </w:rPr>
         <w:t xml:space="preserve">© 2026 SeaVuria and ARES. This work is licensed under a </w:t>
       </w:r>
-      <w:hyperlink w:history="1" r:id="rIdvc74sebke8jnvo-lmgttx">
+      <w:hyperlink w:history="1" r:id="rIdknhwhvwj4rdrg9mp5cpvv">
         <w:r>
           <w:rPr>
             <w:rFonts w:ascii="Arial" w:cs="Arial" w:eastAsia="Arial" w:hAnsi="Arial"/>
@@ -2462,7 +2462,7 @@
         </w:rPr>
         <w:t xml:space="preserve"> (</w:t>
       </w:r>
-      <w:hyperlink w:history="1" r:id="rIdc7ji22rpbbduk1hmcj-mf">
+      <w:hyperlink w:history="1" r:id="rIdxyvjaycgxchlsrzri7ed3">
         <w:r>
           <w:rPr>
             <w:rFonts w:ascii="Arial" w:cs="Arial" w:eastAsia="Arial" w:hAnsi="Arial"/>
@@ -2482,7 +2482,7 @@
         </w:rPr>
         <w:t xml:space="preserve">). To view a copy of this license, visit </w:t>
       </w:r>
-      <w:hyperlink w:history="1" r:id="rIdwzo0e0upyynmilgyvkc9c">
+      <w:hyperlink w:history="1" r:id="rIdrbru7ua7nd1jjrnbtjxjo">
         <w:r>
           <w:rPr>
             <w:rFonts w:ascii="Arial" w:cs="Arial" w:eastAsia="Arial" w:hAnsi="Arial"/>
@@ -3494,7 +3494,7 @@
             <w:pPr>
               <w:spacing w:after="20" w:before="0"/>
             </w:pPr>
-            <w:hyperlink w:history="1" r:id="rIdydykoj9nul7ijfqcsr-6v">
+            <w:hyperlink w:history="1" r:id="rIdcbhqsoa_ce7oouvhmz5tc">
               <w:r>
                 <w:rPr>
                   <w:rFonts w:ascii="Arial" w:cs="Arial" w:eastAsia="Arial" w:hAnsi="Arial"/>
@@ -3527,7 +3527,7 @@
               <w:spacing w:after="10" w:before="0"/>
               <w:ind w:left="120"/>
             </w:pPr>
-            <w:hyperlink w:history="1" r:id="rId-wxd_ymqhseab9jlhapyt">
+            <w:hyperlink w:history="1" r:id="rId_tjbmcetqvkz7luqajyi9">
               <w:r>
                 <w:rPr>
                   <w:rFonts w:ascii="Arial" w:cs="Arial" w:eastAsia="Arial" w:hAnsi="Arial"/>
@@ -3572,7 +3572,7 @@
             <w:pPr>
               <w:spacing w:after="20" w:before="0"/>
             </w:pPr>
-            <w:hyperlink w:history="1" r:id="rIdlifanjuvw5barkkcoxwxn">
+            <w:hyperlink w:history="1" r:id="rIdxppttc9dfud2zpdz1nih-">
               <w:r>
                 <w:rPr>
                   <w:rFonts w:ascii="Arial" w:cs="Arial" w:eastAsia="Arial" w:hAnsi="Arial"/>
@@ -3605,7 +3605,7 @@
               <w:spacing w:after="10" w:before="0"/>
               <w:ind w:left="120"/>
             </w:pPr>
-            <w:hyperlink w:history="1" r:id="rId9xmagil7_frnyrc4i_yyk">
+            <w:hyperlink w:history="1" r:id="rIdpuxlhzalxw5d1wh97zib0">
               <w:r>
                 <w:rPr>
                   <w:rFonts w:ascii="Arial" w:cs="Arial" w:eastAsia="Arial" w:hAnsi="Arial"/>
@@ -3800,7 +3800,7 @@
             <w:pPr>
               <w:spacing w:after="20" w:before="0"/>
             </w:pPr>
-            <w:hyperlink w:history="1" r:id="rId7qegf6x9ak1gig5pslkeb">
+            <w:hyperlink w:history="1" r:id="rIdx7qe0r3xbrmh7jbc5f_q3">
               <w:r>
                 <w:rPr>
                   <w:rFonts w:ascii="Arial" w:cs="Arial" w:eastAsia="Arial" w:hAnsi="Arial"/>
@@ -3833,7 +3833,7 @@
               <w:spacing w:after="10" w:before="0"/>
               <w:ind w:left="120"/>
             </w:pPr>
-            <w:hyperlink w:history="1" r:id="rIdcsc7r7rqdjayifaehspfs">
+            <w:hyperlink w:history="1" r:id="rIddjlhsvucwbuif7hpd6y6t">
               <w:r>
                 <w:rPr>
                   <w:rFonts w:ascii="Arial" w:cs="Arial" w:eastAsia="Arial" w:hAnsi="Arial"/>
@@ -3878,7 +3878,7 @@
             <w:pPr>
               <w:spacing w:after="20" w:before="0"/>
             </w:pPr>
-            <w:hyperlink w:history="1" r:id="rIdd5fbcg8m3cdkg8qpoiggw">
+            <w:hyperlink w:history="1" r:id="rIdgltyzfyyxb-mfc9kxj7t5">
               <w:r>
                 <w:rPr>
                   <w:rFonts w:ascii="Arial" w:cs="Arial" w:eastAsia="Arial" w:hAnsi="Arial"/>
@@ -3911,7 +3911,7 @@
               <w:spacing w:after="10" w:before="0"/>
               <w:ind w:left="120"/>
             </w:pPr>
-            <w:hyperlink w:history="1" r:id="rId02t568crwibtoxprwo5vw">
+            <w:hyperlink w:history="1" r:id="rIdxkcw7b-g0kyccpp52r8s3">
               <w:r>
                 <w:rPr>
                   <w:rFonts w:ascii="Arial" w:cs="Arial" w:eastAsia="Arial" w:hAnsi="Arial"/>
@@ -4106,7 +4106,7 @@
             <w:pPr>
               <w:spacing w:after="20" w:before="0"/>
             </w:pPr>
-            <w:hyperlink w:history="1" r:id="rIdwabk8ocakp6nr4jjshhgk">
+            <w:hyperlink w:history="1" r:id="rIdirndanquyzhzyn_bjvdbz">
               <w:r>
                 <w:rPr>
                   <w:rFonts w:ascii="Arial" w:cs="Arial" w:eastAsia="Arial" w:hAnsi="Arial"/>
@@ -4139,7 +4139,7 @@
               <w:spacing w:after="10" w:before="0"/>
               <w:ind w:left="120"/>
             </w:pPr>
-            <w:hyperlink w:history="1" r:id="rIdhxnmmskrp7rnsr0rj_jin">
+            <w:hyperlink w:history="1" r:id="rIdubojazfggnndwdmjrhh0k">
               <w:r>
                 <w:rPr>
                   <w:rFonts w:ascii="Arial" w:cs="Arial" w:eastAsia="Arial" w:hAnsi="Arial"/>
@@ -4184,7 +4184,7 @@
             <w:pPr>
               <w:spacing w:after="20" w:before="0"/>
             </w:pPr>
-            <w:hyperlink w:history="1" r:id="rIdgnha1m45a6mt1kwvlgsly">
+            <w:hyperlink w:history="1" r:id="rIddcx8_xollhsfz0hpxtz2r">
               <w:r>
                 <w:rPr>
                   <w:rFonts w:ascii="Arial" w:cs="Arial" w:eastAsia="Arial" w:hAnsi="Arial"/>
@@ -4233,7 +4233,7 @@
               <w:spacing w:after="10" w:before="0"/>
               <w:ind w:left="120"/>
             </w:pPr>
-            <w:hyperlink w:history="1" r:id="rIdpsbi52y0mmctqmii2zhy3">
+            <w:hyperlink w:history="1" r:id="rIdy25cywgrwwzapskskghbe">
               <w:r>
                 <w:rPr>
                   <w:rFonts w:ascii="Arial" w:cs="Arial" w:eastAsia="Arial" w:hAnsi="Arial"/>
@@ -4428,7 +4428,7 @@
             <w:pPr>
               <w:spacing w:after="20" w:before="0"/>
             </w:pPr>
-            <w:hyperlink w:history="1" r:id="rIdumuytmjw9yhm8wswlrvkh">
+            <w:hyperlink w:history="1" r:id="rIdpnuafx-fu3fqpwbuo2ky1">
               <w:r>
                 <w:rPr>
                   <w:rFonts w:ascii="Arial" w:cs="Arial" w:eastAsia="Arial" w:hAnsi="Arial"/>
@@ -4461,7 +4461,7 @@
               <w:spacing w:after="10" w:before="0"/>
               <w:ind w:left="120"/>
             </w:pPr>
-            <w:hyperlink w:history="1" r:id="rIdzkhh1dkdhzsnudiyt3edp">
+            <w:hyperlink w:history="1" r:id="rIddprea136mftwmuqs0y474">
               <w:r>
                 <w:rPr>
                   <w:rFonts w:ascii="Arial" w:cs="Arial" w:eastAsia="Arial" w:hAnsi="Arial"/>
@@ -4506,7 +4506,7 @@
             <w:pPr>
               <w:spacing w:after="20" w:before="0"/>
             </w:pPr>
-            <w:hyperlink w:history="1" r:id="rId6ss5mqye9419refpa-d0h">
+            <w:hyperlink w:history="1" r:id="rIdpofenltbuow8ajidy3nzy">
               <w:r>
                 <w:rPr>
                   <w:rFonts w:ascii="Arial" w:cs="Arial" w:eastAsia="Arial" w:hAnsi="Arial"/>
@@ -4555,7 +4555,7 @@
               <w:spacing w:after="10" w:before="0"/>
               <w:ind w:left="120"/>
             </w:pPr>
-            <w:hyperlink w:history="1" r:id="rIdnw2tunxokckdosye_edbo">
+            <w:hyperlink w:history="1" r:id="rIdegvpm4axicjjnajvmw0dd">
               <w:r>
                 <w:rPr>
                   <w:rFonts w:ascii="Arial" w:cs="Arial" w:eastAsia="Arial" w:hAnsi="Arial"/>
@@ -4750,7 +4750,7 @@
             <w:pPr>
               <w:spacing w:after="20" w:before="0"/>
             </w:pPr>
-            <w:hyperlink w:history="1" r:id="rIdvbs3iqcghsu6neycjcpuu">
+            <w:hyperlink w:history="1" r:id="rIdmekznghfbifns7fymue0k">
               <w:r>
                 <w:rPr>
                   <w:rFonts w:ascii="Arial" w:cs="Arial" w:eastAsia="Arial" w:hAnsi="Arial"/>
@@ -4783,7 +4783,7 @@
               <w:spacing w:after="10" w:before="0"/>
               <w:ind w:left="120"/>
             </w:pPr>
-            <w:hyperlink w:history="1" r:id="rId0jzxsxmzgcpfiv4_kj6fe">
+            <w:hyperlink w:history="1" r:id="rIdvydsrlmmdzlzifjnumesr">
               <w:r>
                 <w:rPr>
                   <w:rFonts w:ascii="Arial" w:cs="Arial" w:eastAsia="Arial" w:hAnsi="Arial"/>
@@ -4828,7 +4828,7 @@
             <w:pPr>
               <w:spacing w:after="20" w:before="0"/>
             </w:pPr>
-            <w:hyperlink w:history="1" r:id="rIdtgf3rorzs1tx96o5jkh-e">
+            <w:hyperlink w:history="1" r:id="rIdkrg0wcbpim3iiqpocuart">
               <w:r>
                 <w:rPr>
                   <w:rFonts w:ascii="Arial" w:cs="Arial" w:eastAsia="Arial" w:hAnsi="Arial"/>
@@ -4877,7 +4877,7 @@
               <w:spacing w:after="10" w:before="0"/>
               <w:ind w:left="120"/>
             </w:pPr>
-            <w:hyperlink w:history="1" r:id="rIdx4mfrgzyys1xxfcupylb9">
+            <w:hyperlink w:history="1" r:id="rIdjo9ajzk7bgksic5phwyf1">
               <w:r>
                 <w:rPr>
                   <w:rFonts w:ascii="Arial" w:cs="Arial" w:eastAsia="Arial" w:hAnsi="Arial"/>
@@ -5389,7 +5389,7 @@
         </w:rPr>
         <w:t xml:space="preserve">© 2026 SeaVuria and ARES. Aligned with KICD objectives. Developed by SeaVuria; technical implementation by ARES (with AI assistance from Claude). Licensed under </w:t>
       </w:r>
-      <w:hyperlink w:history="1" r:id="rIduynaa1vc6na0gaocd8ft5">
+      <w:hyperlink w:history="1" r:id="rIdipwtprpd8iv4zixxxgdch">
         <w:r>
           <w:rPr>
             <w:rFonts w:ascii="Arial" w:cs="Arial" w:eastAsia="Arial" w:hAnsi="Arial"/>
@@ -5410,7 +5410,7 @@
         </w:rPr>
         <w:t xml:space="preserve"> (</w:t>
       </w:r>
-      <w:hyperlink w:history="1" r:id="rIda79fzhi8n4y8vt7olmuve">
+      <w:hyperlink w:history="1" r:id="rIde8tbwwwcrqujungthnrfl">
         <w:r>
           <w:rPr>
             <w:rFonts w:ascii="Arial" w:cs="Arial" w:eastAsia="Arial" w:hAnsi="Arial"/>
@@ -6423,7 +6423,7 @@
             <w:pPr>
               <w:spacing w:after="20" w:before="0"/>
             </w:pPr>
-            <w:hyperlink w:history="1" r:id="rIds_mf3-a_qga_mgqofem8k">
+            <w:hyperlink w:history="1" r:id="rIdzzdgzukespxo6ojdldtkl">
               <w:r>
                 <w:rPr>
                   <w:rFonts w:ascii="Arial" w:cs="Arial" w:eastAsia="Arial" w:hAnsi="Arial"/>
@@ -6456,7 +6456,7 @@
               <w:spacing w:after="10" w:before="0"/>
               <w:ind w:left="120"/>
             </w:pPr>
-            <w:hyperlink w:history="1" r:id="rIdcq_vsrrofwfd3rr0_89ds">
+            <w:hyperlink w:history="1" r:id="rId74wzjlhwlggx2wlcxvn2b">
               <w:r>
                 <w:rPr>
                   <w:rFonts w:ascii="Arial" w:cs="Arial" w:eastAsia="Arial" w:hAnsi="Arial"/>
@@ -6501,7 +6501,7 @@
             <w:pPr>
               <w:spacing w:after="20" w:before="0"/>
             </w:pPr>
-            <w:hyperlink w:history="1" r:id="rId9zshtbuie7dehxbwuwosk">
+            <w:hyperlink w:history="1" r:id="rIdgp2fvy2beoqd63etdieya">
               <w:r>
                 <w:rPr>
                   <w:rFonts w:ascii="Arial" w:cs="Arial" w:eastAsia="Arial" w:hAnsi="Arial"/>
@@ -6534,7 +6534,7 @@
               <w:spacing w:after="10" w:before="0"/>
               <w:ind w:left="120"/>
             </w:pPr>
-            <w:hyperlink w:history="1" r:id="rIdwwxfn0nniassowfhndvf5">
+            <w:hyperlink w:history="1" r:id="rIdxwpgz6bdk71ictcipxwul">
               <w:r>
                 <w:rPr>
                   <w:rFonts w:ascii="Arial" w:cs="Arial" w:eastAsia="Arial" w:hAnsi="Arial"/>
@@ -6729,7 +6729,7 @@
             <w:pPr>
               <w:spacing w:after="20" w:before="0"/>
             </w:pPr>
-            <w:hyperlink w:history="1" r:id="rId5bmxgj-naealfjoy0tmn7">
+            <w:hyperlink w:history="1" r:id="rIdfvbtur89phxdw2pp03ehh">
               <w:r>
                 <w:rPr>
                   <w:rFonts w:ascii="Arial" w:cs="Arial" w:eastAsia="Arial" w:hAnsi="Arial"/>
@@ -6762,7 +6762,7 @@
               <w:spacing w:after="10" w:before="0"/>
               <w:ind w:left="120"/>
             </w:pPr>
-            <w:hyperlink w:history="1" r:id="rIdmll8pzwplajy386ww7--p">
+            <w:hyperlink w:history="1" r:id="rIdt5u0oyumz8sjv6cc5_spu">
               <w:r>
                 <w:rPr>
                   <w:rFonts w:ascii="Arial" w:cs="Arial" w:eastAsia="Arial" w:hAnsi="Arial"/>
@@ -6807,7 +6807,7 @@
             <w:pPr>
               <w:spacing w:after="20" w:before="0"/>
             </w:pPr>
-            <w:hyperlink w:history="1" r:id="rIdp4qdnaougakduxoy0c4lf">
+            <w:hyperlink w:history="1" r:id="rId9s7ajpxu151zed9k8m8gc">
               <w:r>
                 <w:rPr>
                   <w:rFonts w:ascii="Arial" w:cs="Arial" w:eastAsia="Arial" w:hAnsi="Arial"/>
@@ -6840,7 +6840,7 @@
               <w:spacing w:after="10" w:before="0"/>
               <w:ind w:left="120"/>
             </w:pPr>
-            <w:hyperlink w:history="1" r:id="rIdjgpk73wkyzr1vs5okkro5">
+            <w:hyperlink w:history="1" r:id="rId_vtzaetixgg60hjddxabl">
               <w:r>
                 <w:rPr>
                   <w:rFonts w:ascii="Arial" w:cs="Arial" w:eastAsia="Arial" w:hAnsi="Arial"/>
@@ -7035,7 +7035,7 @@
             <w:pPr>
               <w:spacing w:after="20" w:before="0"/>
             </w:pPr>
-            <w:hyperlink w:history="1" r:id="rIdhpopsnphzrijvd1ltiham">
+            <w:hyperlink w:history="1" r:id="rIdjhut_cejvohvdq-_8ag3k">
               <w:r>
                 <w:rPr>
                   <w:rFonts w:ascii="Arial" w:cs="Arial" w:eastAsia="Arial" w:hAnsi="Arial"/>
@@ -7068,7 +7068,7 @@
               <w:spacing w:after="10" w:before="0"/>
               <w:ind w:left="120"/>
             </w:pPr>
-            <w:hyperlink w:history="1" r:id="rId11pqxurnwsexlpmlmazwk">
+            <w:hyperlink w:history="1" r:id="rIdwn9ix8_l8nru995vapubg">
               <w:r>
                 <w:rPr>
                   <w:rFonts w:ascii="Arial" w:cs="Arial" w:eastAsia="Arial" w:hAnsi="Arial"/>
@@ -7113,7 +7113,7 @@
             <w:pPr>
               <w:spacing w:after="20" w:before="0"/>
             </w:pPr>
-            <w:hyperlink w:history="1" r:id="rIdvxxdagcyrwpjnpr6t0v70">
+            <w:hyperlink w:history="1" r:id="rId7lchrehfdzxttn6zkicrg">
               <w:r>
                 <w:rPr>
                   <w:rFonts w:ascii="Arial" w:cs="Arial" w:eastAsia="Arial" w:hAnsi="Arial"/>
@@ -7162,7 +7162,7 @@
               <w:spacing w:after="10" w:before="0"/>
               <w:ind w:left="120"/>
             </w:pPr>
-            <w:hyperlink w:history="1" r:id="rIdb5wloapq7h42lmz2ymq5n">
+            <w:hyperlink w:history="1" r:id="rIdts3jqm3hbz1iju5xloynk">
               <w:r>
                 <w:rPr>
                   <w:rFonts w:ascii="Arial" w:cs="Arial" w:eastAsia="Arial" w:hAnsi="Arial"/>
@@ -7357,7 +7357,7 @@
             <w:pPr>
               <w:spacing w:after="20" w:before="0"/>
             </w:pPr>
-            <w:hyperlink w:history="1" r:id="rId-fzkn76wmga_kqlqyazqn">
+            <w:hyperlink w:history="1" r:id="rIdqd80loq7dttn2xmalyxq5">
               <w:r>
                 <w:rPr>
                   <w:rFonts w:ascii="Arial" w:cs="Arial" w:eastAsia="Arial" w:hAnsi="Arial"/>
@@ -7390,7 +7390,7 @@
               <w:spacing w:after="10" w:before="0"/>
               <w:ind w:left="120"/>
             </w:pPr>
-            <w:hyperlink w:history="1" r:id="rIdjua69l2ts9sgiorlkgl5_">
+            <w:hyperlink w:history="1" r:id="rIds5tcut89kc2g5w4sh97va">
               <w:r>
                 <w:rPr>
                   <w:rFonts w:ascii="Arial" w:cs="Arial" w:eastAsia="Arial" w:hAnsi="Arial"/>
@@ -7435,7 +7435,7 @@
             <w:pPr>
               <w:spacing w:after="20" w:before="0"/>
             </w:pPr>
-            <w:hyperlink w:history="1" r:id="rId7ckxn423zxxpcl08t8q0u">
+            <w:hyperlink w:history="1" r:id="rId1zkucbzripsnqtdwajlg3">
               <w:r>
                 <w:rPr>
                   <w:rFonts w:ascii="Arial" w:cs="Arial" w:eastAsia="Arial" w:hAnsi="Arial"/>
@@ -7484,7 +7484,7 @@
               <w:spacing w:after="10" w:before="0"/>
               <w:ind w:left="120"/>
             </w:pPr>
-            <w:hyperlink w:history="1" r:id="rIde451f307o7lxyewufclnp">
+            <w:hyperlink w:history="1" r:id="rIdh0aqiroi2k2wk56fxgnlm">
               <w:r>
                 <w:rPr>
                   <w:rFonts w:ascii="Arial" w:cs="Arial" w:eastAsia="Arial" w:hAnsi="Arial"/>
@@ -7679,7 +7679,7 @@
             <w:pPr>
               <w:spacing w:after="20" w:before="0"/>
             </w:pPr>
-            <w:hyperlink w:history="1" r:id="rIdemdm7nhggicavhbjlgex2">
+            <w:hyperlink w:history="1" r:id="rIdqnwy8uv3mhyi-ldghxiso">
               <w:r>
                 <w:rPr>
                   <w:rFonts w:ascii="Arial" w:cs="Arial" w:eastAsia="Arial" w:hAnsi="Arial"/>
@@ -7712,7 +7712,7 @@
               <w:spacing w:after="10" w:before="0"/>
               <w:ind w:left="120"/>
             </w:pPr>
-            <w:hyperlink w:history="1" r:id="rIdyusumprdaswyt2et7oc0p">
+            <w:hyperlink w:history="1" r:id="rIdjolbk-ccw_pp91dplwapj">
               <w:r>
                 <w:rPr>
                   <w:rFonts w:ascii="Arial" w:cs="Arial" w:eastAsia="Arial" w:hAnsi="Arial"/>
@@ -7757,7 +7757,7 @@
             <w:pPr>
               <w:spacing w:after="20" w:before="0"/>
             </w:pPr>
-            <w:hyperlink w:history="1" r:id="rIdqgcnh6mntautwv7mqnlfm">
+            <w:hyperlink w:history="1" r:id="rIdgavvstud0sxknvit_xfur">
               <w:r>
                 <w:rPr>
                   <w:rFonts w:ascii="Arial" w:cs="Arial" w:eastAsia="Arial" w:hAnsi="Arial"/>
@@ -7806,7 +7806,7 @@
               <w:spacing w:after="10" w:before="0"/>
               <w:ind w:left="120"/>
             </w:pPr>
-            <w:hyperlink w:history="1" r:id="rIdh9udkjz7fy8mkiuajk2ip">
+            <w:hyperlink w:history="1" r:id="rIdinduoct4spyjj9vwz5gbw">
               <w:r>
                 <w:rPr>
                   <w:rFonts w:ascii="Arial" w:cs="Arial" w:eastAsia="Arial" w:hAnsi="Arial"/>
@@ -8318,7 +8318,7 @@
         </w:rPr>
         <w:t xml:space="preserve">© 2026 SeaVuria and ARES. Aligned with KICD objectives. Developed by SeaVuria; technical implementation by ARES (with AI assistance from Claude). Licensed under </w:t>
       </w:r>
-      <w:hyperlink w:history="1" r:id="rIdr0ie__wagausuahc_zpdd">
+      <w:hyperlink w:history="1" r:id="rIdkhjt5jd7fnrnvbihbzehz">
         <w:r>
           <w:rPr>
             <w:rFonts w:ascii="Arial" w:cs="Arial" w:eastAsia="Arial" w:hAnsi="Arial"/>
@@ -8339,7 +8339,7 @@
         </w:rPr>
         <w:t xml:space="preserve"> (</w:t>
       </w:r>
-      <w:hyperlink w:history="1" r:id="rIdtj4qe9ojbqfpmttatz-vo">
+      <w:hyperlink w:history="1" r:id="rIdgcvzsw7kkfc_hwor72qdo">
         <w:r>
           <w:rPr>
             <w:rFonts w:ascii="Arial" w:cs="Arial" w:eastAsia="Arial" w:hAnsi="Arial"/>
@@ -9352,7 +9352,7 @@
             <w:pPr>
               <w:spacing w:after="20" w:before="0"/>
             </w:pPr>
-            <w:hyperlink w:history="1" r:id="rIdo4fcuezxk7eiipomxsu2o">
+            <w:hyperlink w:history="1" r:id="rIdmzv9mfnoiifzqsqkw7-pk">
               <w:r>
                 <w:rPr>
                   <w:rFonts w:ascii="Arial" w:cs="Arial" w:eastAsia="Arial" w:hAnsi="Arial"/>
@@ -9385,7 +9385,7 @@
               <w:spacing w:after="10" w:before="0"/>
               <w:ind w:left="120"/>
             </w:pPr>
-            <w:hyperlink w:history="1" r:id="rIdmkj-sttahzd1ulb138nlw">
+            <w:hyperlink w:history="1" r:id="rIdotedd4fsbvk4vse6nkxjn">
               <w:r>
                 <w:rPr>
                   <w:rFonts w:ascii="Arial" w:cs="Arial" w:eastAsia="Arial" w:hAnsi="Arial"/>
@@ -9430,7 +9430,7 @@
             <w:pPr>
               <w:spacing w:after="20" w:before="0"/>
             </w:pPr>
-            <w:hyperlink w:history="1" r:id="rIdxzb-klbyvtxiavo4zrwdd">
+            <w:hyperlink w:history="1" r:id="rId9_cgn5-oxeg76wdszudpc">
               <w:r>
                 <w:rPr>
                   <w:rFonts w:ascii="Arial" w:cs="Arial" w:eastAsia="Arial" w:hAnsi="Arial"/>
@@ -9463,7 +9463,7 @@
               <w:spacing w:after="10" w:before="0"/>
               <w:ind w:left="120"/>
             </w:pPr>
-            <w:hyperlink w:history="1" r:id="rIdewww2eii1vqw7lr-oquej">
+            <w:hyperlink w:history="1" r:id="rIdd9oth6vpiws1yd1eye036">
               <w:r>
                 <w:rPr>
                   <w:rFonts w:ascii="Arial" w:cs="Arial" w:eastAsia="Arial" w:hAnsi="Arial"/>
@@ -9658,7 +9658,7 @@
             <w:pPr>
               <w:spacing w:after="20" w:before="0"/>
             </w:pPr>
-            <w:hyperlink w:history="1" r:id="rId1xa_jj7aqlulflbr_4qpp">
+            <w:hyperlink w:history="1" r:id="rIdxozoignwhqyat-wxaygdm">
               <w:r>
                 <w:rPr>
                   <w:rFonts w:ascii="Arial" w:cs="Arial" w:eastAsia="Arial" w:hAnsi="Arial"/>
@@ -9691,7 +9691,7 @@
               <w:spacing w:after="10" w:before="0"/>
               <w:ind w:left="120"/>
             </w:pPr>
-            <w:hyperlink w:history="1" r:id="rIdph2ehsuqcierjmatka_lg">
+            <w:hyperlink w:history="1" r:id="rIdgc2f30gi1tfyisizqqj8u">
               <w:r>
                 <w:rPr>
                   <w:rFonts w:ascii="Arial" w:cs="Arial" w:eastAsia="Arial" w:hAnsi="Arial"/>
@@ -9736,7 +9736,7 @@
             <w:pPr>
               <w:spacing w:after="20" w:before="0"/>
             </w:pPr>
-            <w:hyperlink w:history="1" r:id="rIdi7wfytvzjahennvei6mvw">
+            <w:hyperlink w:history="1" r:id="rId695rqckm3juovqckyls4k">
               <w:r>
                 <w:rPr>
                   <w:rFonts w:ascii="Arial" w:cs="Arial" w:eastAsia="Arial" w:hAnsi="Arial"/>
@@ -9769,7 +9769,7 @@
               <w:spacing w:after="10" w:before="0"/>
               <w:ind w:left="120"/>
             </w:pPr>
-            <w:hyperlink w:history="1" r:id="rIduth6phiwyxwj-lncpju3t">
+            <w:hyperlink w:history="1" r:id="rIdig4-1h9mazlhgu54tzdrb">
               <w:r>
                 <w:rPr>
                   <w:rFonts w:ascii="Arial" w:cs="Arial" w:eastAsia="Arial" w:hAnsi="Arial"/>
@@ -9964,7 +9964,7 @@
             <w:pPr>
               <w:spacing w:after="20" w:before="0"/>
             </w:pPr>
-            <w:hyperlink w:history="1" r:id="rIdcgh4lsksf63outocw8j-8">
+            <w:hyperlink w:history="1" r:id="rIdkfqbl387xjewymljjpwhz">
               <w:r>
                 <w:rPr>
                   <w:rFonts w:ascii="Arial" w:cs="Arial" w:eastAsia="Arial" w:hAnsi="Arial"/>
@@ -9997,7 +9997,7 @@
               <w:spacing w:after="10" w:before="0"/>
               <w:ind w:left="120"/>
             </w:pPr>
-            <w:hyperlink w:history="1" r:id="rId8aip0tfva3iurccjuaosj">
+            <w:hyperlink w:history="1" r:id="rIdxcsalg5z24ouilb824alw">
               <w:r>
                 <w:rPr>
                   <w:rFonts w:ascii="Arial" w:cs="Arial" w:eastAsia="Arial" w:hAnsi="Arial"/>
@@ -10042,7 +10042,7 @@
             <w:pPr>
               <w:spacing w:after="20" w:before="0"/>
             </w:pPr>
-            <w:hyperlink w:history="1" r:id="rId7edduoojfwc4iqtaf5fhn">
+            <w:hyperlink w:history="1" r:id="rIdsnsbr776e66wetngn0xeo">
               <w:r>
                 <w:rPr>
                   <w:rFonts w:ascii="Arial" w:cs="Arial" w:eastAsia="Arial" w:hAnsi="Arial"/>
@@ -10075,7 +10075,7 @@
               <w:spacing w:after="10" w:before="0"/>
               <w:ind w:left="120"/>
             </w:pPr>
-            <w:hyperlink w:history="1" r:id="rIdgrz9cvpnebcofqzgm_bgb">
+            <w:hyperlink w:history="1" r:id="rIdtyr5x0sqa53og_mmarqa8">
               <w:r>
                 <w:rPr>
                   <w:rFonts w:ascii="Arial" w:cs="Arial" w:eastAsia="Arial" w:hAnsi="Arial"/>
@@ -10270,7 +10270,7 @@
             <w:pPr>
               <w:spacing w:after="20" w:before="0"/>
             </w:pPr>
-            <w:hyperlink w:history="1" r:id="rIdotfvcsck2nntta_zttlsj">
+            <w:hyperlink w:history="1" r:id="rIdmg4jrxgx5hdu1kuq1_mwd">
               <w:r>
                 <w:rPr>
                   <w:rFonts w:ascii="Arial" w:cs="Arial" w:eastAsia="Arial" w:hAnsi="Arial"/>
@@ -10303,7 +10303,7 @@
               <w:spacing w:after="10" w:before="0"/>
               <w:ind w:left="120"/>
             </w:pPr>
-            <w:hyperlink w:history="1" r:id="rIdwxaxovooyvn6n8og7rrbb">
+            <w:hyperlink w:history="1" r:id="rIdtlhegtdqmiznhzr_qwjo4">
               <w:r>
                 <w:rPr>
                   <w:rFonts w:ascii="Arial" w:cs="Arial" w:eastAsia="Arial" w:hAnsi="Arial"/>
@@ -10348,7 +10348,7 @@
             <w:pPr>
               <w:spacing w:after="20" w:before="0"/>
             </w:pPr>
-            <w:hyperlink w:history="1" r:id="rIdsundrmfopbxhvwfoirfms">
+            <w:hyperlink w:history="1" r:id="rIdh-6y8zttbfjnefhiy0pbr">
               <w:r>
                 <w:rPr>
                   <w:rFonts w:ascii="Arial" w:cs="Arial" w:eastAsia="Arial" w:hAnsi="Arial"/>
@@ -10381,7 +10381,7 @@
               <w:spacing w:after="10" w:before="0"/>
               <w:ind w:left="120"/>
             </w:pPr>
-            <w:hyperlink w:history="1" r:id="rIdv94f0n6fmuzfpnwrcdm53">
+            <w:hyperlink w:history="1" r:id="rIdqi1xqsdoxce-_blllzuxp">
               <w:r>
                 <w:rPr>
                   <w:rFonts w:ascii="Arial" w:cs="Arial" w:eastAsia="Arial" w:hAnsi="Arial"/>
@@ -10576,7 +10576,7 @@
             <w:pPr>
               <w:spacing w:after="20" w:before="0"/>
             </w:pPr>
-            <w:hyperlink w:history="1" r:id="rIdcgxcz1gdzyllsqpja_sgz">
+            <w:hyperlink w:history="1" r:id="rIdtpufk9bc5bqlnw_pff5uj">
               <w:r>
                 <w:rPr>
                   <w:rFonts w:ascii="Arial" w:cs="Arial" w:eastAsia="Arial" w:hAnsi="Arial"/>
@@ -10609,7 +10609,7 @@
               <w:spacing w:after="10" w:before="0"/>
               <w:ind w:left="120"/>
             </w:pPr>
-            <w:hyperlink w:history="1" r:id="rIdmh8esw1f8-wd_p1rjauhn">
+            <w:hyperlink w:history="1" r:id="rIdqxmgvokwqehblveak-sl_">
               <w:r>
                 <w:rPr>
                   <w:rFonts w:ascii="Arial" w:cs="Arial" w:eastAsia="Arial" w:hAnsi="Arial"/>
@@ -10654,7 +10654,7 @@
             <w:pPr>
               <w:spacing w:after="20" w:before="0"/>
             </w:pPr>
-            <w:hyperlink w:history="1" r:id="rIddsysrekyo9e67gbilxkzj">
+            <w:hyperlink w:history="1" r:id="rIdxfckaitaznvda7rypyoxz">
               <w:r>
                 <w:rPr>
                   <w:rFonts w:ascii="Arial" w:cs="Arial" w:eastAsia="Arial" w:hAnsi="Arial"/>
@@ -10703,7 +10703,7 @@
               <w:spacing w:after="10" w:before="0"/>
               <w:ind w:left="120"/>
             </w:pPr>
-            <w:hyperlink w:history="1" r:id="rIdxjs_s3j8na-tvoxsnvtuj">
+            <w:hyperlink w:history="1" r:id="rId2bbgaj3ko1-rp-_0nv9uy">
               <w:r>
                 <w:rPr>
                   <w:rFonts w:ascii="Arial" w:cs="Arial" w:eastAsia="Arial" w:hAnsi="Arial"/>
@@ -11215,7 +11215,7 @@
         </w:rPr>
         <w:t xml:space="preserve">© 2026 SeaVuria and ARES. Aligned with KICD objectives. Developed by SeaVuria; technical implementation by ARES (with AI assistance from Claude). Licensed under </w:t>
       </w:r>
-      <w:hyperlink w:history="1" r:id="rIdznkoi5vyijxaykqarfouh">
+      <w:hyperlink w:history="1" r:id="rIdaay-jb22m3onttslsr9el">
         <w:r>
           <w:rPr>
             <w:rFonts w:ascii="Arial" w:cs="Arial" w:eastAsia="Arial" w:hAnsi="Arial"/>
@@ -11236,7 +11236,7 @@
         </w:rPr>
         <w:t xml:space="preserve"> (</w:t>
       </w:r>
-      <w:hyperlink w:history="1" r:id="rIdjp3h_inlzc79ra-emgdeg">
+      <w:hyperlink w:history="1" r:id="rIdcpvjv3z1xajqxo_0ctojl">
         <w:r>
           <w:rPr>
             <w:rFonts w:ascii="Arial" w:cs="Arial" w:eastAsia="Arial" w:hAnsi="Arial"/>
@@ -12249,7 +12249,7 @@
             <w:pPr>
               <w:spacing w:after="20" w:before="0"/>
             </w:pPr>
-            <w:hyperlink w:history="1" r:id="rIdzcd3k6lsgpbfrjx8fgrvd">
+            <w:hyperlink w:history="1" r:id="rId6ho4cgzbt2bgf0dzlnf0k">
               <w:r>
                 <w:rPr>
                   <w:rFonts w:ascii="Arial" w:cs="Arial" w:eastAsia="Arial" w:hAnsi="Arial"/>
@@ -12282,7 +12282,7 @@
               <w:spacing w:after="10" w:before="0"/>
               <w:ind w:left="120"/>
             </w:pPr>
-            <w:hyperlink w:history="1" r:id="rId9rimgh6yzp4krugqz8lhy">
+            <w:hyperlink w:history="1" r:id="rId-9jy9i88gw6ieuoh_x6ja">
               <w:r>
                 <w:rPr>
                   <w:rFonts w:ascii="Arial" w:cs="Arial" w:eastAsia="Arial" w:hAnsi="Arial"/>
@@ -12327,7 +12327,7 @@
             <w:pPr>
               <w:spacing w:after="20" w:before="0"/>
             </w:pPr>
-            <w:hyperlink w:history="1" r:id="rId5liybfhvtafrszpyh8-oa">
+            <w:hyperlink w:history="1" r:id="rIdc24vgtc9gb_jhkqsogcqb">
               <w:r>
                 <w:rPr>
                   <w:rFonts w:ascii="Arial" w:cs="Arial" w:eastAsia="Arial" w:hAnsi="Arial"/>
@@ -12360,7 +12360,7 @@
               <w:spacing w:after="10" w:before="0"/>
               <w:ind w:left="120"/>
             </w:pPr>
-            <w:hyperlink w:history="1" r:id="rId5oiqen1bqkcer0kkjoqib">
+            <w:hyperlink w:history="1" r:id="rIdpcdgpujvepdq-kovbotsx">
               <w:r>
                 <w:rPr>
                   <w:rFonts w:ascii="Arial" w:cs="Arial" w:eastAsia="Arial" w:hAnsi="Arial"/>
@@ -12555,7 +12555,7 @@
             <w:pPr>
               <w:spacing w:after="20" w:before="0"/>
             </w:pPr>
-            <w:hyperlink w:history="1" r:id="rIdu1yt7qy2amu3xtakxiwjv">
+            <w:hyperlink w:history="1" r:id="rIdzioejtucqh3nqdtmjyyd3">
               <w:r>
                 <w:rPr>
                   <w:rFonts w:ascii="Arial" w:cs="Arial" w:eastAsia="Arial" w:hAnsi="Arial"/>
@@ -12588,7 +12588,7 @@
               <w:spacing w:after="10" w:before="0"/>
               <w:ind w:left="120"/>
             </w:pPr>
-            <w:hyperlink w:history="1" r:id="rId-kmi_bfhmujx0xm2alw9o">
+            <w:hyperlink w:history="1" r:id="rIdhtigjwzksxacdqrdr4tw0">
               <w:r>
                 <w:rPr>
                   <w:rFonts w:ascii="Arial" w:cs="Arial" w:eastAsia="Arial" w:hAnsi="Arial"/>
@@ -12633,7 +12633,7 @@
             <w:pPr>
               <w:spacing w:after="20" w:before="0"/>
             </w:pPr>
-            <w:hyperlink w:history="1" r:id="rIdz8czlxd6fxzsl2dr4koxz">
+            <w:hyperlink w:history="1" r:id="rIdfpq8mvfqknqlyz04rcoto">
               <w:r>
                 <w:rPr>
                   <w:rFonts w:ascii="Arial" w:cs="Arial" w:eastAsia="Arial" w:hAnsi="Arial"/>
@@ -12666,7 +12666,7 @@
               <w:spacing w:after="10" w:before="0"/>
               <w:ind w:left="120"/>
             </w:pPr>
-            <w:hyperlink w:history="1" r:id="rIdifvvetvx30euiafibiiys">
+            <w:hyperlink w:history="1" r:id="rIdiykqvdhejoqpg4ziu9yws">
               <w:r>
                 <w:rPr>
                   <w:rFonts w:ascii="Arial" w:cs="Arial" w:eastAsia="Arial" w:hAnsi="Arial"/>
@@ -12861,7 +12861,7 @@
             <w:pPr>
               <w:spacing w:after="20" w:before="0"/>
             </w:pPr>
-            <w:hyperlink w:history="1" r:id="rIdltabeuz-om6zthozoo1gw">
+            <w:hyperlink w:history="1" r:id="rIdyspegwyu64o27xza6a-_4">
               <w:r>
                 <w:rPr>
                   <w:rFonts w:ascii="Arial" w:cs="Arial" w:eastAsia="Arial" w:hAnsi="Arial"/>
@@ -12894,7 +12894,7 @@
               <w:spacing w:after="10" w:before="0"/>
               <w:ind w:left="120"/>
             </w:pPr>
-            <w:hyperlink w:history="1" r:id="rIdhqovky2ckbwmdfikvul2k">
+            <w:hyperlink w:history="1" r:id="rIdwuwruh2i_difjmn7ciazw">
               <w:r>
                 <w:rPr>
                   <w:rFonts w:ascii="Arial" w:cs="Arial" w:eastAsia="Arial" w:hAnsi="Arial"/>
@@ -12939,7 +12939,7 @@
             <w:pPr>
               <w:spacing w:after="20" w:before="0"/>
             </w:pPr>
-            <w:hyperlink w:history="1" r:id="rId5xhyn_ziw1-nkr61owsvz">
+            <w:hyperlink w:history="1" r:id="rIdqfgc3wgbd2zmdcmythpph">
               <w:r>
                 <w:rPr>
                   <w:rFonts w:ascii="Arial" w:cs="Arial" w:eastAsia="Arial" w:hAnsi="Arial"/>
@@ -12972,7 +12972,7 @@
               <w:spacing w:after="10" w:before="0"/>
               <w:ind w:left="120"/>
             </w:pPr>
-            <w:hyperlink w:history="1" r:id="rIdstxsle-tmgfnjbq9fxvet">
+            <w:hyperlink w:history="1" r:id="rIdk_ffamnxwbj67tix5r4yj">
               <w:r>
                 <w:rPr>
                   <w:rFonts w:ascii="Arial" w:cs="Arial" w:eastAsia="Arial" w:hAnsi="Arial"/>
@@ -13167,7 +13167,7 @@
             <w:pPr>
               <w:spacing w:after="20" w:before="0"/>
             </w:pPr>
-            <w:hyperlink w:history="1" r:id="rIdqd6oltm8kv_oft64jybz6">
+            <w:hyperlink w:history="1" r:id="rId_cky9bwtp9czzkijwoukp">
               <w:r>
                 <w:rPr>
                   <w:rFonts w:ascii="Arial" w:cs="Arial" w:eastAsia="Arial" w:hAnsi="Arial"/>
@@ -13200,7 +13200,7 @@
               <w:spacing w:after="10" w:before="0"/>
               <w:ind w:left="120"/>
             </w:pPr>
-            <w:hyperlink w:history="1" r:id="rIdegknwk6dso6ek0ccm_fvx">
+            <w:hyperlink w:history="1" r:id="rIdrqudsrbgl5imq7f2wzmbd">
               <w:r>
                 <w:rPr>
                   <w:rFonts w:ascii="Arial" w:cs="Arial" w:eastAsia="Arial" w:hAnsi="Arial"/>
@@ -13245,7 +13245,7 @@
             <w:pPr>
               <w:spacing w:after="20" w:before="0"/>
             </w:pPr>
-            <w:hyperlink w:history="1" r:id="rIdhygr0bivkg0o8pxsv0bav">
+            <w:hyperlink w:history="1" r:id="rId2t5hcpidhnokhjsyejjqd">
               <w:r>
                 <w:rPr>
                   <w:rFonts w:ascii="Arial" w:cs="Arial" w:eastAsia="Arial" w:hAnsi="Arial"/>
@@ -13278,7 +13278,7 @@
               <w:spacing w:after="10" w:before="0"/>
               <w:ind w:left="120"/>
             </w:pPr>
-            <w:hyperlink w:history="1" r:id="rIdrzwfwwnxyfgfcoo890tzr">
+            <w:hyperlink w:history="1" r:id="rIda2uaqgwkprotmqu8tjrz1">
               <w:r>
                 <w:rPr>
                   <w:rFonts w:ascii="Arial" w:cs="Arial" w:eastAsia="Arial" w:hAnsi="Arial"/>
@@ -13473,7 +13473,7 @@
             <w:pPr>
               <w:spacing w:after="20" w:before="0"/>
             </w:pPr>
-            <w:hyperlink w:history="1" r:id="rIdo3bgnu_7_wxweoz_cbwkd">
+            <w:hyperlink w:history="1" r:id="rIdqjlvoko6crgbgjz6sadis">
               <w:r>
                 <w:rPr>
                   <w:rFonts w:ascii="Arial" w:cs="Arial" w:eastAsia="Arial" w:hAnsi="Arial"/>
@@ -13506,7 +13506,7 @@
               <w:spacing w:after="10" w:before="0"/>
               <w:ind w:left="120"/>
             </w:pPr>
-            <w:hyperlink w:history="1" r:id="rId7hegyejnjzw0xbog60sn-">
+            <w:hyperlink w:history="1" r:id="rIdafgaq4117tnxvhvrnknpm">
               <w:r>
                 <w:rPr>
                   <w:rFonts w:ascii="Arial" w:cs="Arial" w:eastAsia="Arial" w:hAnsi="Arial"/>
@@ -13551,7 +13551,7 @@
             <w:pPr>
               <w:spacing w:after="20" w:before="0"/>
             </w:pPr>
-            <w:hyperlink w:history="1" r:id="rId8pcrfcakygg6bg8paptgu">
+            <w:hyperlink w:history="1" r:id="rIdfig5w1oearwxmhth_xkor">
               <w:r>
                 <w:rPr>
                   <w:rFonts w:ascii="Arial" w:cs="Arial" w:eastAsia="Arial" w:hAnsi="Arial"/>
@@ -13584,7 +13584,7 @@
               <w:spacing w:after="10" w:before="0"/>
               <w:ind w:left="120"/>
             </w:pPr>
-            <w:hyperlink w:history="1" r:id="rIdfx5soub-gude1tqiv7efd">
+            <w:hyperlink w:history="1" r:id="rId5rbbmytsbim4lxhzaug3w">
               <w:r>
                 <w:rPr>
                   <w:rFonts w:ascii="Arial" w:cs="Arial" w:eastAsia="Arial" w:hAnsi="Arial"/>
@@ -14096,7 +14096,7 @@
         </w:rPr>
         <w:t xml:space="preserve">© 2026 SeaVuria and ARES. Aligned with KICD objectives. Developed by SeaVuria; technical implementation by ARES (with AI assistance from Claude). Licensed under </w:t>
       </w:r>
-      <w:hyperlink w:history="1" r:id="rIdqqksx-saqs0t1qossncf8">
+      <w:hyperlink w:history="1" r:id="rIdfytt8sy8-30vdnp5uwh_m">
         <w:r>
           <w:rPr>
             <w:rFonts w:ascii="Arial" w:cs="Arial" w:eastAsia="Arial" w:hAnsi="Arial"/>
@@ -14117,7 +14117,7 @@
         </w:rPr>
         <w:t xml:space="preserve"> (</w:t>
       </w:r>
-      <w:hyperlink w:history="1" r:id="rIdmgenrt5tfwfzkhh4laswq">
+      <w:hyperlink w:history="1" r:id="rId6mijvlpiprg3-htfapdhg">
         <w:r>
           <w:rPr>
             <w:rFonts w:ascii="Arial" w:cs="Arial" w:eastAsia="Arial" w:hAnsi="Arial"/>
@@ -15130,7 +15130,7 @@
             <w:pPr>
               <w:spacing w:after="20" w:before="0"/>
             </w:pPr>
-            <w:hyperlink w:history="1" r:id="rIdejnwprc1cfrkhoqzbad_w">
+            <w:hyperlink w:history="1" r:id="rIdtshe9g0lf3z7dfedq95vb">
               <w:r>
                 <w:rPr>
                   <w:rFonts w:ascii="Arial" w:cs="Arial" w:eastAsia="Arial" w:hAnsi="Arial"/>
@@ -15163,7 +15163,7 @@
               <w:spacing w:after="10" w:before="0"/>
               <w:ind w:left="120"/>
             </w:pPr>
-            <w:hyperlink w:history="1" r:id="rIdsd9wiw4_a9t7mmf2sqfik">
+            <w:hyperlink w:history="1" r:id="rIdhl_irwcgu3mp-pjdgpsig">
               <w:r>
                 <w:rPr>
                   <w:rFonts w:ascii="Arial" w:cs="Arial" w:eastAsia="Arial" w:hAnsi="Arial"/>
@@ -15208,7 +15208,7 @@
             <w:pPr>
               <w:spacing w:after="20" w:before="0"/>
             </w:pPr>
-            <w:hyperlink w:history="1" r:id="rIdzxh3aonwzopkkihvpjtab">
+            <w:hyperlink w:history="1" r:id="rIdbe-ktwdtowru-izwp8zep">
               <w:r>
                 <w:rPr>
                   <w:rFonts w:ascii="Arial" w:cs="Arial" w:eastAsia="Arial" w:hAnsi="Arial"/>
@@ -15241,7 +15241,7 @@
               <w:spacing w:after="10" w:before="0"/>
               <w:ind w:left="120"/>
             </w:pPr>
-            <w:hyperlink w:history="1" r:id="rId7ojvpd3gmv9ykm52txhr1">
+            <w:hyperlink w:history="1" r:id="rId3z5nq5enbj3qj6xaso345">
               <w:r>
                 <w:rPr>
                   <w:rFonts w:ascii="Arial" w:cs="Arial" w:eastAsia="Arial" w:hAnsi="Arial"/>
@@ -15436,7 +15436,7 @@
             <w:pPr>
               <w:spacing w:after="20" w:before="0"/>
             </w:pPr>
-            <w:hyperlink w:history="1" r:id="rId8nbjhc6dapefgmeec5hps">
+            <w:hyperlink w:history="1" r:id="rId97cmckravhiifxbei-ial">
               <w:r>
                 <w:rPr>
                   <w:rFonts w:ascii="Arial" w:cs="Arial" w:eastAsia="Arial" w:hAnsi="Arial"/>
@@ -15469,7 +15469,7 @@
               <w:spacing w:after="10" w:before="0"/>
               <w:ind w:left="120"/>
             </w:pPr>
-            <w:hyperlink w:history="1" r:id="rIdrsamcoxo-ynh2mdfeofpj">
+            <w:hyperlink w:history="1" r:id="rIdkg-9eggqztix1cx5lkx75">
               <w:r>
                 <w:rPr>
                   <w:rFonts w:ascii="Arial" w:cs="Arial" w:eastAsia="Arial" w:hAnsi="Arial"/>
@@ -15514,7 +15514,7 @@
             <w:pPr>
               <w:spacing w:after="20" w:before="0"/>
             </w:pPr>
-            <w:hyperlink w:history="1" r:id="rIdneuzg_genrbzb4yrnjpeb">
+            <w:hyperlink w:history="1" r:id="rId3pmpv0zau930rakutolo5">
               <w:r>
                 <w:rPr>
                   <w:rFonts w:ascii="Arial" w:cs="Arial" w:eastAsia="Arial" w:hAnsi="Arial"/>
@@ -15547,7 +15547,7 @@
               <w:spacing w:after="10" w:before="0"/>
               <w:ind w:left="120"/>
             </w:pPr>
-            <w:hyperlink w:history="1" r:id="rId-tfgtgda9nvgnwn0suhu8">
+            <w:hyperlink w:history="1" r:id="rId7ozlmufal3eaxexa0bbo6">
               <w:r>
                 <w:rPr>
                   <w:rFonts w:ascii="Arial" w:cs="Arial" w:eastAsia="Arial" w:hAnsi="Arial"/>
@@ -15742,7 +15742,7 @@
             <w:pPr>
               <w:spacing w:after="20" w:before="0"/>
             </w:pPr>
-            <w:hyperlink w:history="1" r:id="rIdjdzr8mtogixu7oofrfnbj">
+            <w:hyperlink w:history="1" r:id="rIdjxl0yz2b8uzqluikx4lyh">
               <w:r>
                 <w:rPr>
                   <w:rFonts w:ascii="Arial" w:cs="Arial" w:eastAsia="Arial" w:hAnsi="Arial"/>
@@ -15791,7 +15791,7 @@
               <w:spacing w:after="10" w:before="0"/>
               <w:ind w:left="120"/>
             </w:pPr>
-            <w:hyperlink w:history="1" r:id="rIdnjxaokvhl0ldwnfbjpvot">
+            <w:hyperlink w:history="1" r:id="rIdcyd2cxyzhlx0pgpud3ar8">
               <w:r>
                 <w:rPr>
                   <w:rFonts w:ascii="Arial" w:cs="Arial" w:eastAsia="Arial" w:hAnsi="Arial"/>
@@ -15836,7 +15836,7 @@
             <w:pPr>
               <w:spacing w:after="20" w:before="0"/>
             </w:pPr>
-            <w:hyperlink w:history="1" r:id="rIdtziaxfjjttnfhtso5otkb">
+            <w:hyperlink w:history="1" r:id="rIdk603jcckmav9eiogmtjkb">
               <w:r>
                 <w:rPr>
                   <w:rFonts w:ascii="Arial" w:cs="Arial" w:eastAsia="Arial" w:hAnsi="Arial"/>
@@ -15869,7 +15869,7 @@
               <w:spacing w:after="10" w:before="0"/>
               <w:ind w:left="120"/>
             </w:pPr>
-            <w:hyperlink w:history="1" r:id="rId2x9sgfzqbks1q3upeu-qf">
+            <w:hyperlink w:history="1" r:id="rIdmddmyzvru4yotrrnwraez">
               <w:r>
                 <w:rPr>
                   <w:rFonts w:ascii="Arial" w:cs="Arial" w:eastAsia="Arial" w:hAnsi="Arial"/>
@@ -16064,7 +16064,7 @@
             <w:pPr>
               <w:spacing w:after="20" w:before="0"/>
             </w:pPr>
-            <w:hyperlink w:history="1" r:id="rId4athnssqi9dganiw6gkxr">
+            <w:hyperlink w:history="1" r:id="rIdydodddpb8iqqf2ru9zqbp">
               <w:r>
                 <w:rPr>
                   <w:rFonts w:ascii="Arial" w:cs="Arial" w:eastAsia="Arial" w:hAnsi="Arial"/>
@@ -16113,7 +16113,7 @@
               <w:spacing w:after="10" w:before="0"/>
               <w:ind w:left="120"/>
             </w:pPr>
-            <w:hyperlink w:history="1" r:id="rId93hr7j6lfnqt5o4am4akj">
+            <w:hyperlink w:history="1" r:id="rIdqvrimr5mtacfcih3-vypj">
               <w:r>
                 <w:rPr>
                   <w:rFonts w:ascii="Arial" w:cs="Arial" w:eastAsia="Arial" w:hAnsi="Arial"/>
@@ -16158,7 +16158,7 @@
             <w:pPr>
               <w:spacing w:after="20" w:before="0"/>
             </w:pPr>
-            <w:hyperlink w:history="1" r:id="rIduv4f8-y7pbvfdcpwpvutn">
+            <w:hyperlink w:history="1" r:id="rId9zss5witkl84jiuzlszw9">
               <w:r>
                 <w:rPr>
                   <w:rFonts w:ascii="Arial" w:cs="Arial" w:eastAsia="Arial" w:hAnsi="Arial"/>
@@ -16191,7 +16191,7 @@
               <w:spacing w:after="10" w:before="0"/>
               <w:ind w:left="120"/>
             </w:pPr>
-            <w:hyperlink w:history="1" r:id="rIdcra5rl5tf0sy-l44-cbqe">
+            <w:hyperlink w:history="1" r:id="rIdtckzpl7p1mvnettett0yi">
               <w:r>
                 <w:rPr>
                   <w:rFonts w:ascii="Arial" w:cs="Arial" w:eastAsia="Arial" w:hAnsi="Arial"/>
@@ -16386,7 +16386,7 @@
             <w:pPr>
               <w:spacing w:after="20" w:before="0"/>
             </w:pPr>
-            <w:hyperlink w:history="1" r:id="rIdngpioirnlmziqtj6e3vmq">
+            <w:hyperlink w:history="1" r:id="rIdvkcjdfjun1haelwvxta8n">
               <w:r>
                 <w:rPr>
                   <w:rFonts w:ascii="Arial" w:cs="Arial" w:eastAsia="Arial" w:hAnsi="Arial"/>
@@ -16435,7 +16435,7 @@
               <w:spacing w:after="10" w:before="0"/>
               <w:ind w:left="120"/>
             </w:pPr>
-            <w:hyperlink w:history="1" r:id="rIdq0tsvpnij_hupkleertnt">
+            <w:hyperlink w:history="1" r:id="rIdwtpmbzd3ykcbnfrhe5elp">
               <w:r>
                 <w:rPr>
                   <w:rFonts w:ascii="Arial" w:cs="Arial" w:eastAsia="Arial" w:hAnsi="Arial"/>
@@ -16480,7 +16480,7 @@
             <w:pPr>
               <w:spacing w:after="20" w:before="0"/>
             </w:pPr>
-            <w:hyperlink w:history="1" r:id="rIdh21yqg0tdu8q78ohzrp-e">
+            <w:hyperlink w:history="1" r:id="rIdhfu0tpg3s683lxxeb7b_e">
               <w:r>
                 <w:rPr>
                   <w:rFonts w:ascii="Arial" w:cs="Arial" w:eastAsia="Arial" w:hAnsi="Arial"/>
@@ -16529,7 +16529,7 @@
               <w:spacing w:after="10" w:before="0"/>
               <w:ind w:left="120"/>
             </w:pPr>
-            <w:hyperlink w:history="1" r:id="rIdnmcf3tec2adwc0rrdoh_h">
+            <w:hyperlink w:history="1" r:id="rIdfv1583qye4zrfl-gq384-">
               <w:r>
                 <w:rPr>
                   <w:rFonts w:ascii="Arial" w:cs="Arial" w:eastAsia="Arial" w:hAnsi="Arial"/>
@@ -17136,7 +17136,7 @@
         </w:rPr>
         <w:t xml:space="preserve">© 2026 SeaVuria and ARES. Aligned with KICD objectives. Developed by SeaVuria; technical implementation by ARES (with AI assistance from Claude). Licensed under </w:t>
       </w:r>
-      <w:hyperlink w:history="1" r:id="rIdemy7e3cfucnquc7gdtn0q">
+      <w:hyperlink w:history="1" r:id="rId426tnvsteclgqfyippn2h">
         <w:r>
           <w:rPr>
             <w:rFonts w:ascii="Arial" w:cs="Arial" w:eastAsia="Arial" w:hAnsi="Arial"/>
@@ -17157,7 +17157,7 @@
         </w:rPr>
         <w:t xml:space="preserve"> (</w:t>
       </w:r>
-      <w:hyperlink w:history="1" r:id="rIdmyts1xf8jertyjgdf1x-s">
+      <w:hyperlink w:history="1" r:id="rId2_m8bsvew0g90l2qvtgce">
         <w:r>
           <w:rPr>
             <w:rFonts w:ascii="Arial" w:cs="Arial" w:eastAsia="Arial" w:hAnsi="Arial"/>
@@ -18170,7 +18170,7 @@
             <w:pPr>
               <w:spacing w:after="20" w:before="0"/>
             </w:pPr>
-            <w:hyperlink w:history="1" r:id="rIdj5v0pv6chdpstu1x193tr">
+            <w:hyperlink w:history="1" r:id="rIdjbjfvaux_2avmzxzooald">
               <w:r>
                 <w:rPr>
                   <w:rFonts w:ascii="Arial" w:cs="Arial" w:eastAsia="Arial" w:hAnsi="Arial"/>
@@ -18203,7 +18203,7 @@
               <w:spacing w:after="10" w:before="0"/>
               <w:ind w:left="120"/>
             </w:pPr>
-            <w:hyperlink w:history="1" r:id="rIdyurldbvdj5llo_djaxyex">
+            <w:hyperlink w:history="1" r:id="rIdyyyswi4bxdkjal_fovebc">
               <w:r>
                 <w:rPr>
                   <w:rFonts w:ascii="Arial" w:cs="Arial" w:eastAsia="Arial" w:hAnsi="Arial"/>
@@ -18248,7 +18248,7 @@
             <w:pPr>
               <w:spacing w:after="20" w:before="0"/>
             </w:pPr>
-            <w:hyperlink w:history="1" r:id="rId9ny0zvaoceii7utvxmqan">
+            <w:hyperlink w:history="1" r:id="rIdax0ajbmy4imxmwjqipie1">
               <w:r>
                 <w:rPr>
                   <w:rFonts w:ascii="Arial" w:cs="Arial" w:eastAsia="Arial" w:hAnsi="Arial"/>
@@ -18281,7 +18281,7 @@
               <w:spacing w:after="10" w:before="0"/>
               <w:ind w:left="120"/>
             </w:pPr>
-            <w:hyperlink w:history="1" r:id="rIdvlyrjlcxt3sk8x0lkhco1">
+            <w:hyperlink w:history="1" r:id="rIdwqkxxobcoqvqirzwllcjs">
               <w:r>
                 <w:rPr>
                   <w:rFonts w:ascii="Arial" w:cs="Arial" w:eastAsia="Arial" w:hAnsi="Arial"/>
@@ -18476,7 +18476,7 @@
             <w:pPr>
               <w:spacing w:after="20" w:before="0"/>
             </w:pPr>
-            <w:hyperlink w:history="1" r:id="rIdz-nktr2ecyudxjba_a9im">
+            <w:hyperlink w:history="1" r:id="rIdtwtrpyafwgdtxys--qzwr">
               <w:r>
                 <w:rPr>
                   <w:rFonts w:ascii="Arial" w:cs="Arial" w:eastAsia="Arial" w:hAnsi="Arial"/>
@@ -18509,7 +18509,7 @@
               <w:spacing w:after="10" w:before="0"/>
               <w:ind w:left="120"/>
             </w:pPr>
-            <w:hyperlink w:history="1" r:id="rIdlbjkh3zajnrnhsjqpkwtj">
+            <w:hyperlink w:history="1" r:id="rIdltilttq61_eeeaa0j3kem">
               <w:r>
                 <w:rPr>
                   <w:rFonts w:ascii="Arial" w:cs="Arial" w:eastAsia="Arial" w:hAnsi="Arial"/>
@@ -18554,7 +18554,7 @@
             <w:pPr>
               <w:spacing w:after="20" w:before="0"/>
             </w:pPr>
-            <w:hyperlink w:history="1" r:id="rIdsprwe_0yhtxc9lo1kvg35">
+            <w:hyperlink w:history="1" r:id="rIdgo_qvdtzulswsagw6bhgo">
               <w:r>
                 <w:rPr>
                   <w:rFonts w:ascii="Arial" w:cs="Arial" w:eastAsia="Arial" w:hAnsi="Arial"/>
@@ -18587,7 +18587,7 @@
               <w:spacing w:after="10" w:before="0"/>
               <w:ind w:left="120"/>
             </w:pPr>
-            <w:hyperlink w:history="1" r:id="rId_wqdjemawfbdvf_yss_zk">
+            <w:hyperlink w:history="1" r:id="rIdupjrcpno_cyp1vxlyhaac">
               <w:r>
                 <w:rPr>
                   <w:rFonts w:ascii="Arial" w:cs="Arial" w:eastAsia="Arial" w:hAnsi="Arial"/>
@@ -19048,7 +19048,7 @@
             <w:pPr>
               <w:spacing w:after="20" w:before="0"/>
             </w:pPr>
-            <w:hyperlink w:history="1" r:id="rIdqq2ebszb4y1grnxn1twta">
+            <w:hyperlink w:history="1" r:id="rIdjciggb9vaxpvsln3p-xzc">
               <w:r>
                 <w:rPr>
                   <w:rFonts w:ascii="Arial" w:cs="Arial" w:eastAsia="Arial" w:hAnsi="Arial"/>
@@ -19081,7 +19081,7 @@
               <w:spacing w:after="10" w:before="0"/>
               <w:ind w:left="120"/>
             </w:pPr>
-            <w:hyperlink w:history="1" r:id="rId87wciql-pp3gunxiycsto">
+            <w:hyperlink w:history="1" r:id="rIdhsgh04bznu9nzdbu7iet_">
               <w:r>
                 <w:rPr>
                   <w:rFonts w:ascii="Arial" w:cs="Arial" w:eastAsia="Arial" w:hAnsi="Arial"/>
@@ -19126,7 +19126,7 @@
             <w:pPr>
               <w:spacing w:after="20" w:before="0"/>
             </w:pPr>
-            <w:hyperlink w:history="1" r:id="rId9utrxirsjfvuh-2g8gcnp">
+            <w:hyperlink w:history="1" r:id="rId7xjk8l2umluzvn9yq93yk">
               <w:r>
                 <w:rPr>
                   <w:rFonts w:ascii="Arial" w:cs="Arial" w:eastAsia="Arial" w:hAnsi="Arial"/>
@@ -19159,7 +19159,7 @@
               <w:spacing w:after="10" w:before="0"/>
               <w:ind w:left="120"/>
             </w:pPr>
-            <w:hyperlink w:history="1" r:id="rIdtdmlxwsnl00krnyl1kiam">
+            <w:hyperlink w:history="1" r:id="rIdbktmrlu3wocxd8rpc7xwf">
               <w:r>
                 <w:rPr>
                   <w:rFonts w:ascii="Arial" w:cs="Arial" w:eastAsia="Arial" w:hAnsi="Arial"/>
@@ -19544,7 +19544,7 @@
             <w:pPr>
               <w:spacing w:after="20" w:before="0"/>
             </w:pPr>
-            <w:hyperlink w:history="1" r:id="rIdrdojfqm8n3tw2hm-s9ytx">
+            <w:hyperlink w:history="1" r:id="rIdhgsyscy9qb3rtc230wh8n">
               <w:r>
                 <w:rPr>
                   <w:rFonts w:ascii="Arial" w:cs="Arial" w:eastAsia="Arial" w:hAnsi="Arial"/>
@@ -19577,7 +19577,7 @@
               <w:spacing w:after="10" w:before="0"/>
               <w:ind w:left="120"/>
             </w:pPr>
-            <w:hyperlink w:history="1" r:id="rId3jksj5yza68b1mihq25zb">
+            <w:hyperlink w:history="1" r:id="rIdmfk4dvtcmlttzcbkdn8sw">
               <w:r>
                 <w:rPr>
                   <w:rFonts w:ascii="Arial" w:cs="Arial" w:eastAsia="Arial" w:hAnsi="Arial"/>
@@ -19622,7 +19622,7 @@
             <w:pPr>
               <w:spacing w:after="20" w:before="0"/>
             </w:pPr>
-            <w:hyperlink w:history="1" r:id="rIdlxnoogwy5uey1cuxkencb">
+            <w:hyperlink w:history="1" r:id="rIdvfpcynco68whb4sj63em8">
               <w:r>
                 <w:rPr>
                   <w:rFonts w:ascii="Arial" w:cs="Arial" w:eastAsia="Arial" w:hAnsi="Arial"/>
@@ -19655,7 +19655,7 @@
               <w:spacing w:after="10" w:before="0"/>
               <w:ind w:left="120"/>
             </w:pPr>
-            <w:hyperlink w:history="1" r:id="rIdznxp-b3aotpt_dpe4go_v">
+            <w:hyperlink w:history="1" r:id="rIdaof60qacdbzsro2gys6hi">
               <w:r>
                 <w:rPr>
                   <w:rFonts w:ascii="Arial" w:cs="Arial" w:eastAsia="Arial" w:hAnsi="Arial"/>
@@ -19926,7 +19926,7 @@
             <w:pPr>
               <w:spacing w:after="20" w:before="0"/>
             </w:pPr>
-            <w:hyperlink w:history="1" r:id="rIdzutajnbuyivkop2nuz1ls">
+            <w:hyperlink w:history="1" r:id="rIdve5033xidhl95ctqiyq6j">
               <w:r>
                 <w:rPr>
                   <w:rFonts w:ascii="Arial" w:cs="Arial" w:eastAsia="Arial" w:hAnsi="Arial"/>
@@ -19959,7 +19959,7 @@
               <w:spacing w:after="10" w:before="0"/>
               <w:ind w:left="120"/>
             </w:pPr>
-            <w:hyperlink w:history="1" r:id="rIdlskokq48hzggcvphmo4dk">
+            <w:hyperlink w:history="1" r:id="rIdvac3bh6ug21ybwqnwlbvs">
               <w:r>
                 <w:rPr>
                   <w:rFonts w:ascii="Arial" w:cs="Arial" w:eastAsia="Arial" w:hAnsi="Arial"/>
@@ -20004,7 +20004,7 @@
             <w:pPr>
               <w:spacing w:after="20" w:before="0"/>
             </w:pPr>
-            <w:hyperlink w:history="1" r:id="rIdwinz8tunrmrhaj8ypjqhc">
+            <w:hyperlink w:history="1" r:id="rIdxq7zuuu0rxchnzdusutmn">
               <w:r>
                 <w:rPr>
                   <w:rFonts w:ascii="Arial" w:cs="Arial" w:eastAsia="Arial" w:hAnsi="Arial"/>
@@ -20053,7 +20053,7 @@
               <w:spacing w:after="10" w:before="0"/>
               <w:ind w:left="120"/>
             </w:pPr>
-            <w:hyperlink w:history="1" r:id="rId22rjv-glt0tvdfmadikok">
+            <w:hyperlink w:history="1" r:id="rIdg6-jfnl3ofba2hwc2gj57">
               <w:r>
                 <w:rPr>
                   <w:rFonts w:ascii="Arial" w:cs="Arial" w:eastAsia="Arial" w:hAnsi="Arial"/>
@@ -20850,7 +20850,7 @@
         </w:rPr>
         <w:t xml:space="preserve">© 2026 SeaVuria and ARES. Aligned with KICD objectives. Developed by SeaVuria; technical implementation by ARES (with AI assistance from Claude). Licensed under </w:t>
       </w:r>
-      <w:hyperlink w:history="1" r:id="rIdfjg1xt5gbez8fofzjxu-v">
+      <w:hyperlink w:history="1" r:id="rId7tyfwokggdbsrp4tj5hrp">
         <w:r>
           <w:rPr>
             <w:rFonts w:ascii="Arial" w:cs="Arial" w:eastAsia="Arial" w:hAnsi="Arial"/>
@@ -20871,7 +20871,7 @@
         </w:rPr>
         <w:t xml:space="preserve"> (</w:t>
       </w:r>
-      <w:hyperlink w:history="1" r:id="rIdj4dl6eeqglvrpz2h3npq8">
+      <w:hyperlink w:history="1" r:id="rId3rmvjgbhkbc59zaakdin2">
         <w:r>
           <w:rPr>
             <w:rFonts w:ascii="Arial" w:cs="Arial" w:eastAsia="Arial" w:hAnsi="Arial"/>
@@ -21884,7 +21884,7 @@
             <w:pPr>
               <w:spacing w:after="20" w:before="0"/>
             </w:pPr>
-            <w:hyperlink w:history="1" r:id="rIdfsrn7nucug3faogyg4rph">
+            <w:hyperlink w:history="1" r:id="rIdkapoco4uablybnay8rswg">
               <w:r>
                 <w:rPr>
                   <w:rFonts w:ascii="Arial" w:cs="Arial" w:eastAsia="Arial" w:hAnsi="Arial"/>
@@ -21917,7 +21917,7 @@
               <w:spacing w:after="10" w:before="0"/>
               <w:ind w:left="120"/>
             </w:pPr>
-            <w:hyperlink w:history="1" r:id="rIdrbeupislqufridshhiwjo">
+            <w:hyperlink w:history="1" r:id="rIdtohgirj9vg52b83ydi3x9">
               <w:r>
                 <w:rPr>
                   <w:rFonts w:ascii="Arial" w:cs="Arial" w:eastAsia="Arial" w:hAnsi="Arial"/>
@@ -21962,7 +21962,7 @@
             <w:pPr>
               <w:spacing w:after="20" w:before="0"/>
             </w:pPr>
-            <w:hyperlink w:history="1" r:id="rId2jb0eerpu7wy1s8ssyxv8">
+            <w:hyperlink w:history="1" r:id="rIdsfiguyxv38-cfdximtzt1">
               <w:r>
                 <w:rPr>
                   <w:rFonts w:ascii="Arial" w:cs="Arial" w:eastAsia="Arial" w:hAnsi="Arial"/>
@@ -21995,7 +21995,7 @@
               <w:spacing w:after="10" w:before="0"/>
               <w:ind w:left="120"/>
             </w:pPr>
-            <w:hyperlink w:history="1" r:id="rId1kmn4g2q4gni4hvvv8eyz">
+            <w:hyperlink w:history="1" r:id="rIdqpebsa52uttxq_cyu6g0m">
               <w:r>
                 <w:rPr>
                   <w:rFonts w:ascii="Arial" w:cs="Arial" w:eastAsia="Arial" w:hAnsi="Arial"/>
@@ -22190,7 +22190,7 @@
             <w:pPr>
               <w:spacing w:after="20" w:before="0"/>
             </w:pPr>
-            <w:hyperlink w:history="1" r:id="rIdtxes8zmsuimcxjulmvk0s">
+            <w:hyperlink w:history="1" r:id="rIda9bxgkercgzocbomywctp">
               <w:r>
                 <w:rPr>
                   <w:rFonts w:ascii="Arial" w:cs="Arial" w:eastAsia="Arial" w:hAnsi="Arial"/>
@@ -22223,7 +22223,7 @@
               <w:spacing w:after="10" w:before="0"/>
               <w:ind w:left="120"/>
             </w:pPr>
-            <w:hyperlink w:history="1" r:id="rId6vcywweikljc-kwosfqld">
+            <w:hyperlink w:history="1" r:id="rId3sarjxvndur9sff3hkdyi">
               <w:r>
                 <w:rPr>
                   <w:rFonts w:ascii="Arial" w:cs="Arial" w:eastAsia="Arial" w:hAnsi="Arial"/>
@@ -22268,7 +22268,7 @@
             <w:pPr>
               <w:spacing w:after="20" w:before="0"/>
             </w:pPr>
-            <w:hyperlink w:history="1" r:id="rIddnvdxfir6y4n382-pdk3o">
+            <w:hyperlink w:history="1" r:id="rIdkzerqdgolk5v5e4zo-gqs">
               <w:r>
                 <w:rPr>
                   <w:rFonts w:ascii="Arial" w:cs="Arial" w:eastAsia="Arial" w:hAnsi="Arial"/>
@@ -22301,7 +22301,7 @@
               <w:spacing w:after="10" w:before="0"/>
               <w:ind w:left="120"/>
             </w:pPr>
-            <w:hyperlink w:history="1" r:id="rId136i0mlda0dzyb51ljpcl">
+            <w:hyperlink w:history="1" r:id="rIdwilhmuue_aywbli67czhn">
               <w:r>
                 <w:rPr>
                   <w:rFonts w:ascii="Arial" w:cs="Arial" w:eastAsia="Arial" w:hAnsi="Arial"/>
@@ -22496,7 +22496,7 @@
             <w:pPr>
               <w:spacing w:after="20" w:before="0"/>
             </w:pPr>
-            <w:hyperlink w:history="1" r:id="rIdgxc4veysyq5sv8aca2ny7">
+            <w:hyperlink w:history="1" r:id="rIdgzil1mashlvmjb0pftwos">
               <w:r>
                 <w:rPr>
                   <w:rFonts w:ascii="Arial" w:cs="Arial" w:eastAsia="Arial" w:hAnsi="Arial"/>
@@ -22545,7 +22545,7 @@
               <w:spacing w:after="10" w:before="0"/>
               <w:ind w:left="120"/>
             </w:pPr>
-            <w:hyperlink w:history="1" r:id="rIdslfb_e-_ifyr0eyttxujo">
+            <w:hyperlink w:history="1" r:id="rIdjkz6xqlguu_gs5qqh58bs">
               <w:r>
                 <w:rPr>
                   <w:rFonts w:ascii="Arial" w:cs="Arial" w:eastAsia="Arial" w:hAnsi="Arial"/>
@@ -22590,7 +22590,7 @@
             <w:pPr>
               <w:spacing w:after="20" w:before="0"/>
             </w:pPr>
-            <w:hyperlink w:history="1" r:id="rIdo1aheuikwi9o4k7hk-uf_">
+            <w:hyperlink w:history="1" r:id="rId6hv44rhu2yxvc9nisk1ot">
               <w:r>
                 <w:rPr>
                   <w:rFonts w:ascii="Arial" w:cs="Arial" w:eastAsia="Arial" w:hAnsi="Arial"/>
@@ -22623,7 +22623,7 @@
               <w:spacing w:after="10" w:before="0"/>
               <w:ind w:left="120"/>
             </w:pPr>
-            <w:hyperlink w:history="1" r:id="rIdizcrk9q9hokjv26wcguzh">
+            <w:hyperlink w:history="1" r:id="rIdp3d6gea30lct9r53gbqvc">
               <w:r>
                 <w:rPr>
                   <w:rFonts w:ascii="Arial" w:cs="Arial" w:eastAsia="Arial" w:hAnsi="Arial"/>
@@ -22818,7 +22818,7 @@
             <w:pPr>
               <w:spacing w:after="20" w:before="0"/>
             </w:pPr>
-            <w:hyperlink w:history="1" r:id="rIde2j2bux5ggzjld_ctfkgf">
+            <w:hyperlink w:history="1" r:id="rIdokotbywtarwm6h8jqr2jm">
               <w:r>
                 <w:rPr>
                   <w:rFonts w:ascii="Arial" w:cs="Arial" w:eastAsia="Arial" w:hAnsi="Arial"/>
@@ -22867,7 +22867,7 @@
               <w:spacing w:after="10" w:before="0"/>
               <w:ind w:left="120"/>
             </w:pPr>
-            <w:hyperlink w:history="1" r:id="rId5unvrpzgn6dahab1fqoqb">
+            <w:hyperlink w:history="1" r:id="rIdhyejvwrpbdj1ui4azbxf1">
               <w:r>
                 <w:rPr>
                   <w:rFonts w:ascii="Arial" w:cs="Arial" w:eastAsia="Arial" w:hAnsi="Arial"/>
@@ -22912,7 +22912,7 @@
             <w:pPr>
               <w:spacing w:after="20" w:before="0"/>
             </w:pPr>
-            <w:hyperlink w:history="1" r:id="rIdzboxroijr4n0g1caff_ac">
+            <w:hyperlink w:history="1" r:id="rIdbixrqyo8r1cnxgnonghic">
               <w:r>
                 <w:rPr>
                   <w:rFonts w:ascii="Arial" w:cs="Arial" w:eastAsia="Arial" w:hAnsi="Arial"/>
@@ -22945,7 +22945,7 @@
               <w:spacing w:after="10" w:before="0"/>
               <w:ind w:left="120"/>
             </w:pPr>
-            <w:hyperlink w:history="1" r:id="rIdsf2p4kngtnvhukd7bkkpr">
+            <w:hyperlink w:history="1" r:id="rIdnuypx0gpj-fl0loa5caao">
               <w:r>
                 <w:rPr>
                   <w:rFonts w:ascii="Arial" w:cs="Arial" w:eastAsia="Arial" w:hAnsi="Arial"/>
@@ -23140,7 +23140,7 @@
             <w:pPr>
               <w:spacing w:after="20" w:before="0"/>
             </w:pPr>
-            <w:hyperlink w:history="1" r:id="rIdhqu5f0wppeqpbli8wczsj">
+            <w:hyperlink w:history="1" r:id="rIdwejhsj6g5wyfv1vahgcqr">
               <w:r>
                 <w:rPr>
                   <w:rFonts w:ascii="Arial" w:cs="Arial" w:eastAsia="Arial" w:hAnsi="Arial"/>
@@ -23189,7 +23189,7 @@
               <w:spacing w:after="10" w:before="0"/>
               <w:ind w:left="120"/>
             </w:pPr>
-            <w:hyperlink w:history="1" r:id="rIdp5cxfwp805kr03eu9iabs">
+            <w:hyperlink w:history="1" r:id="rIdwuh4semf1yt56fqz6dtae">
               <w:r>
                 <w:rPr>
                   <w:rFonts w:ascii="Arial" w:cs="Arial" w:eastAsia="Arial" w:hAnsi="Arial"/>
@@ -23234,7 +23234,7 @@
             <w:pPr>
               <w:spacing w:after="20" w:before="0"/>
             </w:pPr>
-            <w:hyperlink w:history="1" r:id="rIdoz5fepri_8ed0glznmgvo">
+            <w:hyperlink w:history="1" r:id="rIdq_cx6rvgaqmxxrtaeklk0">
               <w:r>
                 <w:rPr>
                   <w:rFonts w:ascii="Arial" w:cs="Arial" w:eastAsia="Arial" w:hAnsi="Arial"/>
@@ -23267,7 +23267,7 @@
               <w:spacing w:after="10" w:before="0"/>
               <w:ind w:left="120"/>
             </w:pPr>
-            <w:hyperlink w:history="1" r:id="rIdrniqjltrfld0acy9kjxr0">
+            <w:hyperlink w:history="1" r:id="rIdfp4hwlv1bhyl7qd8ialhj">
               <w:r>
                 <w:rPr>
                   <w:rFonts w:ascii="Arial" w:cs="Arial" w:eastAsia="Arial" w:hAnsi="Arial"/>
@@ -23779,7 +23779,7 @@
         </w:rPr>
         <w:t xml:space="preserve">© 2026 SeaVuria and ARES. Aligned with KICD objectives. Developed by SeaVuria; technical implementation by ARES (with AI assistance from Claude). Licensed under </w:t>
       </w:r>
-      <w:hyperlink w:history="1" r:id="rIdl-mrrffpiciru8bz30ciy">
+      <w:hyperlink w:history="1" r:id="rIdd1uyxtf5lgokniqqu5g8w">
         <w:r>
           <w:rPr>
             <w:rFonts w:ascii="Arial" w:cs="Arial" w:eastAsia="Arial" w:hAnsi="Arial"/>
@@ -23800,7 +23800,7 @@
         </w:rPr>
         <w:t xml:space="preserve"> (</w:t>
       </w:r>
-      <w:hyperlink w:history="1" r:id="rIdvw5nrcyliane9s0grmslk">
+      <w:hyperlink w:history="1" r:id="rIdlffqmizvmjhvegs9hzv1s">
         <w:r>
           <w:rPr>
             <w:rFonts w:ascii="Arial" w:cs="Arial" w:eastAsia="Arial" w:hAnsi="Arial"/>
@@ -24813,7 +24813,7 @@
             <w:pPr>
               <w:spacing w:after="20" w:before="0"/>
             </w:pPr>
-            <w:hyperlink w:history="1" r:id="rId6rq3ex52fnmokk8erp_5n">
+            <w:hyperlink w:history="1" r:id="rIdgngji7efkn7dxenyojse5">
               <w:r>
                 <w:rPr>
                   <w:rFonts w:ascii="Arial" w:cs="Arial" w:eastAsia="Arial" w:hAnsi="Arial"/>
@@ -24846,7 +24846,7 @@
               <w:spacing w:after="10" w:before="0"/>
               <w:ind w:left="120"/>
             </w:pPr>
-            <w:hyperlink w:history="1" r:id="rIdry8nexu5knvtsilncvmtc">
+            <w:hyperlink w:history="1" r:id="rIddn4erzpturfe3addzzkhl">
               <w:r>
                 <w:rPr>
                   <w:rFonts w:ascii="Arial" w:cs="Arial" w:eastAsia="Arial" w:hAnsi="Arial"/>
@@ -24891,7 +24891,7 @@
             <w:pPr>
               <w:spacing w:after="20" w:before="0"/>
             </w:pPr>
-            <w:hyperlink w:history="1" r:id="rId8zabon1kohj8gjjomop0g">
+            <w:hyperlink w:history="1" r:id="rIdligun-hua5ut5735kbogu">
               <w:r>
                 <w:rPr>
                   <w:rFonts w:ascii="Arial" w:cs="Arial" w:eastAsia="Arial" w:hAnsi="Arial"/>
@@ -24924,7 +24924,7 @@
               <w:spacing w:after="10" w:before="0"/>
               <w:ind w:left="120"/>
             </w:pPr>
-            <w:hyperlink w:history="1" r:id="rIdnq_ptglp_d-nojvbyckus">
+            <w:hyperlink w:history="1" r:id="rIdmtryf7j8daaja6cddtwrd">
               <w:r>
                 <w:rPr>
                   <w:rFonts w:ascii="Arial" w:cs="Arial" w:eastAsia="Arial" w:hAnsi="Arial"/>
@@ -25119,7 +25119,7 @@
             <w:pPr>
               <w:spacing w:after="20" w:before="0"/>
             </w:pPr>
-            <w:hyperlink w:history="1" r:id="rIdyptw1okqaqxaf7d53tvws">
+            <w:hyperlink w:history="1" r:id="rIdy3sw4irx7f5myq-9hd8gd">
               <w:r>
                 <w:rPr>
                   <w:rFonts w:ascii="Arial" w:cs="Arial" w:eastAsia="Arial" w:hAnsi="Arial"/>
@@ -25152,7 +25152,7 @@
               <w:spacing w:after="10" w:before="0"/>
               <w:ind w:left="120"/>
             </w:pPr>
-            <w:hyperlink w:history="1" r:id="rIdggqiyydsg0nvhv8rlqqcm">
+            <w:hyperlink w:history="1" r:id="rIdlrfjjo0lkjyymxn36kxpr">
               <w:r>
                 <w:rPr>
                   <w:rFonts w:ascii="Arial" w:cs="Arial" w:eastAsia="Arial" w:hAnsi="Arial"/>
@@ -25197,7 +25197,7 @@
             <w:pPr>
               <w:spacing w:after="20" w:before="0"/>
             </w:pPr>
-            <w:hyperlink w:history="1" r:id="rIdrsahfe8ajbi6skgktyl6p">
+            <w:hyperlink w:history="1" r:id="rIdth64t0glaqfcbnz_awb4u">
               <w:r>
                 <w:rPr>
                   <w:rFonts w:ascii="Arial" w:cs="Arial" w:eastAsia="Arial" w:hAnsi="Arial"/>
@@ -25230,7 +25230,7 @@
               <w:spacing w:after="10" w:before="0"/>
               <w:ind w:left="120"/>
             </w:pPr>
-            <w:hyperlink w:history="1" r:id="rIdxi1tr10ixutdjvqczslc-">
+            <w:hyperlink w:history="1" r:id="rIdqvsfu3riqml2net9pc2kf">
               <w:r>
                 <w:rPr>
                   <w:rFonts w:ascii="Arial" w:cs="Arial" w:eastAsia="Arial" w:hAnsi="Arial"/>
@@ -25425,7 +25425,7 @@
             <w:pPr>
               <w:spacing w:after="20" w:before="0"/>
             </w:pPr>
-            <w:hyperlink w:history="1" r:id="rIdlmrarlx0lfeplbn86xpfe">
+            <w:hyperlink w:history="1" r:id="rId7glrhnuqoi5zakrgm6gq0">
               <w:r>
                 <w:rPr>
                   <w:rFonts w:ascii="Arial" w:cs="Arial" w:eastAsia="Arial" w:hAnsi="Arial"/>
@@ -25458,7 +25458,7 @@
               <w:spacing w:after="10" w:before="0"/>
               <w:ind w:left="120"/>
             </w:pPr>
-            <w:hyperlink w:history="1" r:id="rIdviaqq3qgacok_of1zopki">
+            <w:hyperlink w:history="1" r:id="rIda_t06v3z2zxiozjsq0igy">
               <w:r>
                 <w:rPr>
                   <w:rFonts w:ascii="Arial" w:cs="Arial" w:eastAsia="Arial" w:hAnsi="Arial"/>
@@ -25503,7 +25503,7 @@
             <w:pPr>
               <w:spacing w:after="20" w:before="0"/>
             </w:pPr>
-            <w:hyperlink w:history="1" r:id="rId8j887nmktbyzflc13gagw">
+            <w:hyperlink w:history="1" r:id="rIdmsyfp5x6nflf5yzuqge8z">
               <w:r>
                 <w:rPr>
                   <w:rFonts w:ascii="Arial" w:cs="Arial" w:eastAsia="Arial" w:hAnsi="Arial"/>
@@ -25536,7 +25536,7 @@
               <w:spacing w:after="10" w:before="0"/>
               <w:ind w:left="120"/>
             </w:pPr>
-            <w:hyperlink w:history="1" r:id="rIdjoz_uxoi9cvwiti0n08tu">
+            <w:hyperlink w:history="1" r:id="rIdvkarfr73sgqd7rbx3xrni">
               <w:r>
                 <w:rPr>
                   <w:rFonts w:ascii="Arial" w:cs="Arial" w:eastAsia="Arial" w:hAnsi="Arial"/>
@@ -25731,7 +25731,7 @@
             <w:pPr>
               <w:spacing w:after="20" w:before="0"/>
             </w:pPr>
-            <w:hyperlink w:history="1" r:id="rIdm3wam6xpzqscrya2l4iha">
+            <w:hyperlink w:history="1" r:id="rIdu71co6txxgssecytghno-">
               <w:r>
                 <w:rPr>
                   <w:rFonts w:ascii="Arial" w:cs="Arial" w:eastAsia="Arial" w:hAnsi="Arial"/>
@@ -25764,7 +25764,7 @@
               <w:spacing w:after="10" w:before="0"/>
               <w:ind w:left="120"/>
             </w:pPr>
-            <w:hyperlink w:history="1" r:id="rId4stjlvxabkky2_btpjamk">
+            <w:hyperlink w:history="1" r:id="rId-bvcc8_fpeubuigvmiqnd">
               <w:r>
                 <w:rPr>
                   <w:rFonts w:ascii="Arial" w:cs="Arial" w:eastAsia="Arial" w:hAnsi="Arial"/>
@@ -25809,7 +25809,7 @@
             <w:pPr>
               <w:spacing w:after="20" w:before="0"/>
             </w:pPr>
-            <w:hyperlink w:history="1" r:id="rIdeyms3p_slzbz1xsssyh0e">
+            <w:hyperlink w:history="1" r:id="rIdivtde8igcf-6hmr3tljzh">
               <w:r>
                 <w:rPr>
                   <w:rFonts w:ascii="Arial" w:cs="Arial" w:eastAsia="Arial" w:hAnsi="Arial"/>
@@ -25842,7 +25842,7 @@
               <w:spacing w:after="10" w:before="0"/>
               <w:ind w:left="120"/>
             </w:pPr>
-            <w:hyperlink w:history="1" r:id="rIdffvcn0ebynemvwu13tcgv">
+            <w:hyperlink w:history="1" r:id="rIdjy54pnpwfrez9icr7mff9">
               <w:r>
                 <w:rPr>
                   <w:rFonts w:ascii="Arial" w:cs="Arial" w:eastAsia="Arial" w:hAnsi="Arial"/>
@@ -26037,7 +26037,7 @@
             <w:pPr>
               <w:spacing w:after="20" w:before="0"/>
             </w:pPr>
-            <w:hyperlink w:history="1" r:id="rIdrpvwzulsb_zugrtd4rwgo">
+            <w:hyperlink w:history="1" r:id="rIdmdhmglsfkjz8nx5a8sut_">
               <w:r>
                 <w:rPr>
                   <w:rFonts w:ascii="Arial" w:cs="Arial" w:eastAsia="Arial" w:hAnsi="Arial"/>
@@ -26070,7 +26070,7 @@
               <w:spacing w:after="10" w:before="0"/>
               <w:ind w:left="120"/>
             </w:pPr>
-            <w:hyperlink w:history="1" r:id="rIdgyfjp1r5g8ftqzf1cqhvc">
+            <w:hyperlink w:history="1" r:id="rIdkr1iy1xktjntafmtrhrs9">
               <w:r>
                 <w:rPr>
                   <w:rFonts w:ascii="Arial" w:cs="Arial" w:eastAsia="Arial" w:hAnsi="Arial"/>
@@ -26115,7 +26115,7 @@
             <w:pPr>
               <w:spacing w:after="20" w:before="0"/>
             </w:pPr>
-            <w:hyperlink w:history="1" r:id="rIdy9vxsgev8oeq-xnjggwly">
+            <w:hyperlink w:history="1" r:id="rId7q4ctylxfajxncz1j84sw">
               <w:r>
                 <w:rPr>
                   <w:rFonts w:ascii="Arial" w:cs="Arial" w:eastAsia="Arial" w:hAnsi="Arial"/>
@@ -26148,7 +26148,7 @@
               <w:spacing w:after="10" w:before="0"/>
               <w:ind w:left="120"/>
             </w:pPr>
-            <w:hyperlink w:history="1" r:id="rIdj2sgw3mjqehqoqsjj0izu">
+            <w:hyperlink w:history="1" r:id="rIdeftz52atrqpfw-zpf5it1">
               <w:r>
                 <w:rPr>
                   <w:rFonts w:ascii="Arial" w:cs="Arial" w:eastAsia="Arial" w:hAnsi="Arial"/>
@@ -26888,7 +26888,7 @@
         </w:rPr>
         <w:t xml:space="preserve">© 2026 SeaVuria and ARES. Aligned with KICD objectives. Developed by SeaVuria; technical implementation by ARES (with AI assistance from Claude). Licensed under </w:t>
       </w:r>
-      <w:hyperlink w:history="1" r:id="rId25aal1tmoncnaq3oeqjug">
+      <w:hyperlink w:history="1" r:id="rIdrerllidu0xdnx61glclvf">
         <w:r>
           <w:rPr>
             <w:rFonts w:ascii="Arial" w:cs="Arial" w:eastAsia="Arial" w:hAnsi="Arial"/>
@@ -26909,7 +26909,7 @@
         </w:rPr>
         <w:t xml:space="preserve"> (</w:t>
       </w:r>
-      <w:hyperlink w:history="1" r:id="rIdb5_qqnquptsj-y6asswtn">
+      <w:hyperlink w:history="1" r:id="rIdm0ntsqnm-joqrgcjquyzi">
         <w:r>
           <w:rPr>
             <w:rFonts w:ascii="Arial" w:cs="Arial" w:eastAsia="Arial" w:hAnsi="Arial"/>

--- a/data/outputs/v2/Physics/SS1.4_Energy,_Work,_Power_and_Machines/Physics_Energy,_Work,_Power_and_Machines_CBE_LessonSequence.docx
+++ b/data/outputs/v2/Physics/SS1.4_Energy,_Work,_Power_and_Machines/Physics_Energy,_Work,_Power_and_Machines_CBE_LessonSequence.docx
@@ -2442,7 +2442,7 @@
         </w:rPr>
         <w:t xml:space="preserve">© 2026 SeaVuria and ARES. This work is licensed under a </w:t>
       </w:r>
-      <w:hyperlink w:history="1" r:id="rIdknhwhvwj4rdrg9mp5cpvv">
+      <w:hyperlink w:history="1" r:id="rIdmndwaaylt9apm6yuifyms">
         <w:r>
           <w:rPr>
             <w:rFonts w:ascii="Arial" w:cs="Arial" w:eastAsia="Arial" w:hAnsi="Arial"/>
@@ -2462,7 +2462,7 @@
         </w:rPr>
         <w:t xml:space="preserve"> (</w:t>
       </w:r>
-      <w:hyperlink w:history="1" r:id="rIdxyvjaycgxchlsrzri7ed3">
+      <w:hyperlink w:history="1" r:id="rIdnhz2wym-86fgttbloieh4">
         <w:r>
           <w:rPr>
             <w:rFonts w:ascii="Arial" w:cs="Arial" w:eastAsia="Arial" w:hAnsi="Arial"/>
@@ -2482,7 +2482,7 @@
         </w:rPr>
         <w:t xml:space="preserve">). To view a copy of this license, visit </w:t>
       </w:r>
-      <w:hyperlink w:history="1" r:id="rIdrbru7ua7nd1jjrnbtjxjo">
+      <w:hyperlink w:history="1" r:id="rIdclcocghoqpxdvh3dkyzvf">
         <w:r>
           <w:rPr>
             <w:rFonts w:ascii="Arial" w:cs="Arial" w:eastAsia="Arial" w:hAnsi="Arial"/>
@@ -3494,7 +3494,7 @@
             <w:pPr>
               <w:spacing w:after="20" w:before="0"/>
             </w:pPr>
-            <w:hyperlink w:history="1" r:id="rIdcbhqsoa_ce7oouvhmz5tc">
+            <w:hyperlink w:history="1" r:id="rIdgzmrhvghlxelrfsip1j-i">
               <w:r>
                 <w:rPr>
                   <w:rFonts w:ascii="Arial" w:cs="Arial" w:eastAsia="Arial" w:hAnsi="Arial"/>
@@ -3527,7 +3527,7 @@
               <w:spacing w:after="10" w:before="0"/>
               <w:ind w:left="120"/>
             </w:pPr>
-            <w:hyperlink w:history="1" r:id="rId_tjbmcetqvkz7luqajyi9">
+            <w:hyperlink w:history="1" r:id="rId9qtapt-llamadrbqwqv2o">
               <w:r>
                 <w:rPr>
                   <w:rFonts w:ascii="Arial" w:cs="Arial" w:eastAsia="Arial" w:hAnsi="Arial"/>
@@ -3572,7 +3572,7 @@
             <w:pPr>
               <w:spacing w:after="20" w:before="0"/>
             </w:pPr>
-            <w:hyperlink w:history="1" r:id="rIdxppttc9dfud2zpdz1nih-">
+            <w:hyperlink w:history="1" r:id="rIdyyjeigcbzfhyvdx9z56gb">
               <w:r>
                 <w:rPr>
                   <w:rFonts w:ascii="Arial" w:cs="Arial" w:eastAsia="Arial" w:hAnsi="Arial"/>
@@ -3605,7 +3605,7 @@
               <w:spacing w:after="10" w:before="0"/>
               <w:ind w:left="120"/>
             </w:pPr>
-            <w:hyperlink w:history="1" r:id="rIdpuxlhzalxw5d1wh97zib0">
+            <w:hyperlink w:history="1" r:id="rIdf6q3_dwjyj7r46s3mnqya">
               <w:r>
                 <w:rPr>
                   <w:rFonts w:ascii="Arial" w:cs="Arial" w:eastAsia="Arial" w:hAnsi="Arial"/>
@@ -3800,7 +3800,7 @@
             <w:pPr>
               <w:spacing w:after="20" w:before="0"/>
             </w:pPr>
-            <w:hyperlink w:history="1" r:id="rIdx7qe0r3xbrmh7jbc5f_q3">
+            <w:hyperlink w:history="1" r:id="rId1avpf6v5qf9n-dvahncrl">
               <w:r>
                 <w:rPr>
                   <w:rFonts w:ascii="Arial" w:cs="Arial" w:eastAsia="Arial" w:hAnsi="Arial"/>
@@ -3833,7 +3833,7 @@
               <w:spacing w:after="10" w:before="0"/>
               <w:ind w:left="120"/>
             </w:pPr>
-            <w:hyperlink w:history="1" r:id="rIddjlhsvucwbuif7hpd6y6t">
+            <w:hyperlink w:history="1" r:id="rId-l-2fhkvxvwpv0baye6q3">
               <w:r>
                 <w:rPr>
                   <w:rFonts w:ascii="Arial" w:cs="Arial" w:eastAsia="Arial" w:hAnsi="Arial"/>
@@ -3878,7 +3878,7 @@
             <w:pPr>
               <w:spacing w:after="20" w:before="0"/>
             </w:pPr>
-            <w:hyperlink w:history="1" r:id="rIdgltyzfyyxb-mfc9kxj7t5">
+            <w:hyperlink w:history="1" r:id="rIdqhrdzg9fugegromdwpr5l">
               <w:r>
                 <w:rPr>
                   <w:rFonts w:ascii="Arial" w:cs="Arial" w:eastAsia="Arial" w:hAnsi="Arial"/>
@@ -3911,7 +3911,7 @@
               <w:spacing w:after="10" w:before="0"/>
               <w:ind w:left="120"/>
             </w:pPr>
-            <w:hyperlink w:history="1" r:id="rIdxkcw7b-g0kyccpp52r8s3">
+            <w:hyperlink w:history="1" r:id="rIdspzvgsbxjygx1d2qvygle">
               <w:r>
                 <w:rPr>
                   <w:rFonts w:ascii="Arial" w:cs="Arial" w:eastAsia="Arial" w:hAnsi="Arial"/>
@@ -4106,7 +4106,7 @@
             <w:pPr>
               <w:spacing w:after="20" w:before="0"/>
             </w:pPr>
-            <w:hyperlink w:history="1" r:id="rIdirndanquyzhzyn_bjvdbz">
+            <w:hyperlink w:history="1" r:id="rIdu8rlyfxp0vjsdsxvpkwgd">
               <w:r>
                 <w:rPr>
                   <w:rFonts w:ascii="Arial" w:cs="Arial" w:eastAsia="Arial" w:hAnsi="Arial"/>
@@ -4139,7 +4139,7 @@
               <w:spacing w:after="10" w:before="0"/>
               <w:ind w:left="120"/>
             </w:pPr>
-            <w:hyperlink w:history="1" r:id="rIdubojazfggnndwdmjrhh0k">
+            <w:hyperlink w:history="1" r:id="rIdvaothikrc_4jecsdntzzu">
               <w:r>
                 <w:rPr>
                   <w:rFonts w:ascii="Arial" w:cs="Arial" w:eastAsia="Arial" w:hAnsi="Arial"/>
@@ -4184,7 +4184,7 @@
             <w:pPr>
               <w:spacing w:after="20" w:before="0"/>
             </w:pPr>
-            <w:hyperlink w:history="1" r:id="rIddcx8_xollhsfz0hpxtz2r">
+            <w:hyperlink w:history="1" r:id="rIdjzv1ywgrspgcqec7j4sww">
               <w:r>
                 <w:rPr>
                   <w:rFonts w:ascii="Arial" w:cs="Arial" w:eastAsia="Arial" w:hAnsi="Arial"/>
@@ -4233,7 +4233,7 @@
               <w:spacing w:after="10" w:before="0"/>
               <w:ind w:left="120"/>
             </w:pPr>
-            <w:hyperlink w:history="1" r:id="rIdy25cywgrwwzapskskghbe">
+            <w:hyperlink w:history="1" r:id="rIdypslxpdnaxliuiwjv7lwn">
               <w:r>
                 <w:rPr>
                   <w:rFonts w:ascii="Arial" w:cs="Arial" w:eastAsia="Arial" w:hAnsi="Arial"/>
@@ -4428,7 +4428,7 @@
             <w:pPr>
               <w:spacing w:after="20" w:before="0"/>
             </w:pPr>
-            <w:hyperlink w:history="1" r:id="rIdpnuafx-fu3fqpwbuo2ky1">
+            <w:hyperlink w:history="1" r:id="rIdqmzu249akix87gbrz5yow">
               <w:r>
                 <w:rPr>
                   <w:rFonts w:ascii="Arial" w:cs="Arial" w:eastAsia="Arial" w:hAnsi="Arial"/>
@@ -4461,7 +4461,7 @@
               <w:spacing w:after="10" w:before="0"/>
               <w:ind w:left="120"/>
             </w:pPr>
-            <w:hyperlink w:history="1" r:id="rIddprea136mftwmuqs0y474">
+            <w:hyperlink w:history="1" r:id="rIdrnlk1d7efgu-nbuso4p9g">
               <w:r>
                 <w:rPr>
                   <w:rFonts w:ascii="Arial" w:cs="Arial" w:eastAsia="Arial" w:hAnsi="Arial"/>
@@ -4506,7 +4506,7 @@
             <w:pPr>
               <w:spacing w:after="20" w:before="0"/>
             </w:pPr>
-            <w:hyperlink w:history="1" r:id="rIdpofenltbuow8ajidy3nzy">
+            <w:hyperlink w:history="1" r:id="rIdsstfzifqad9aytpqjnu70">
               <w:r>
                 <w:rPr>
                   <w:rFonts w:ascii="Arial" w:cs="Arial" w:eastAsia="Arial" w:hAnsi="Arial"/>
@@ -4555,7 +4555,7 @@
               <w:spacing w:after="10" w:before="0"/>
               <w:ind w:left="120"/>
             </w:pPr>
-            <w:hyperlink w:history="1" r:id="rIdegvpm4axicjjnajvmw0dd">
+            <w:hyperlink w:history="1" r:id="rIdiuaoem3fyiyh2s-8afkly">
               <w:r>
                 <w:rPr>
                   <w:rFonts w:ascii="Arial" w:cs="Arial" w:eastAsia="Arial" w:hAnsi="Arial"/>
@@ -4750,7 +4750,7 @@
             <w:pPr>
               <w:spacing w:after="20" w:before="0"/>
             </w:pPr>
-            <w:hyperlink w:history="1" r:id="rIdmekznghfbifns7fymue0k">
+            <w:hyperlink w:history="1" r:id="rIdtvt0ycqzqmvzbcv02616d">
               <w:r>
                 <w:rPr>
                   <w:rFonts w:ascii="Arial" w:cs="Arial" w:eastAsia="Arial" w:hAnsi="Arial"/>
@@ -4783,7 +4783,7 @@
               <w:spacing w:after="10" w:before="0"/>
               <w:ind w:left="120"/>
             </w:pPr>
-            <w:hyperlink w:history="1" r:id="rIdvydsrlmmdzlzifjnumesr">
+            <w:hyperlink w:history="1" r:id="rIddblgu_xyxyzu8ucmdkzq6">
               <w:r>
                 <w:rPr>
                   <w:rFonts w:ascii="Arial" w:cs="Arial" w:eastAsia="Arial" w:hAnsi="Arial"/>
@@ -4828,7 +4828,7 @@
             <w:pPr>
               <w:spacing w:after="20" w:before="0"/>
             </w:pPr>
-            <w:hyperlink w:history="1" r:id="rIdkrg0wcbpim3iiqpocuart">
+            <w:hyperlink w:history="1" r:id="rIdri5uegm_ln6m65tevxf6f">
               <w:r>
                 <w:rPr>
                   <w:rFonts w:ascii="Arial" w:cs="Arial" w:eastAsia="Arial" w:hAnsi="Arial"/>
@@ -4877,7 +4877,7 @@
               <w:spacing w:after="10" w:before="0"/>
               <w:ind w:left="120"/>
             </w:pPr>
-            <w:hyperlink w:history="1" r:id="rIdjo9ajzk7bgksic5phwyf1">
+            <w:hyperlink w:history="1" r:id="rIdd09q3zany0mmaety20lik">
               <w:r>
                 <w:rPr>
                   <w:rFonts w:ascii="Arial" w:cs="Arial" w:eastAsia="Arial" w:hAnsi="Arial"/>
@@ -5389,7 +5389,7 @@
         </w:rPr>
         <w:t xml:space="preserve">© 2026 SeaVuria and ARES. Aligned with KICD objectives. Developed by SeaVuria; technical implementation by ARES (with AI assistance from Claude). Licensed under </w:t>
       </w:r>
-      <w:hyperlink w:history="1" r:id="rIdipwtprpd8iv4zixxxgdch">
+      <w:hyperlink w:history="1" r:id="rIdfmof9dmigzrlh_3ririmq">
         <w:r>
           <w:rPr>
             <w:rFonts w:ascii="Arial" w:cs="Arial" w:eastAsia="Arial" w:hAnsi="Arial"/>
@@ -5410,7 +5410,7 @@
         </w:rPr>
         <w:t xml:space="preserve"> (</w:t>
       </w:r>
-      <w:hyperlink w:history="1" r:id="rIde8tbwwwcrqujungthnrfl">
+      <w:hyperlink w:history="1" r:id="rIdafhcvpslxqa2pxe_3olxx">
         <w:r>
           <w:rPr>
             <w:rFonts w:ascii="Arial" w:cs="Arial" w:eastAsia="Arial" w:hAnsi="Arial"/>
@@ -6423,7 +6423,7 @@
             <w:pPr>
               <w:spacing w:after="20" w:before="0"/>
             </w:pPr>
-            <w:hyperlink w:history="1" r:id="rIdzzdgzukespxo6ojdldtkl">
+            <w:hyperlink w:history="1" r:id="rIdx6ctu5zyyyz7vavdi0pbn">
               <w:r>
                 <w:rPr>
                   <w:rFonts w:ascii="Arial" w:cs="Arial" w:eastAsia="Arial" w:hAnsi="Arial"/>
@@ -6456,7 +6456,7 @@
               <w:spacing w:after="10" w:before="0"/>
               <w:ind w:left="120"/>
             </w:pPr>
-            <w:hyperlink w:history="1" r:id="rId74wzjlhwlggx2wlcxvn2b">
+            <w:hyperlink w:history="1" r:id="rIdw09btpnrvaj1rbykg2twq">
               <w:r>
                 <w:rPr>
                   <w:rFonts w:ascii="Arial" w:cs="Arial" w:eastAsia="Arial" w:hAnsi="Arial"/>
@@ -6501,7 +6501,7 @@
             <w:pPr>
               <w:spacing w:after="20" w:before="0"/>
             </w:pPr>
-            <w:hyperlink w:history="1" r:id="rIdgp2fvy2beoqd63etdieya">
+            <w:hyperlink w:history="1" r:id="rId_htgr-psdnhtqkyspc6fj">
               <w:r>
                 <w:rPr>
                   <w:rFonts w:ascii="Arial" w:cs="Arial" w:eastAsia="Arial" w:hAnsi="Arial"/>
@@ -6534,7 +6534,7 @@
               <w:spacing w:after="10" w:before="0"/>
               <w:ind w:left="120"/>
             </w:pPr>
-            <w:hyperlink w:history="1" r:id="rIdxwpgz6bdk71ictcipxwul">
+            <w:hyperlink w:history="1" r:id="rIduck9fqssbroec3udnzxot">
               <w:r>
                 <w:rPr>
                   <w:rFonts w:ascii="Arial" w:cs="Arial" w:eastAsia="Arial" w:hAnsi="Arial"/>
@@ -6729,7 +6729,7 @@
             <w:pPr>
               <w:spacing w:after="20" w:before="0"/>
             </w:pPr>
-            <w:hyperlink w:history="1" r:id="rIdfvbtur89phxdw2pp03ehh">
+            <w:hyperlink w:history="1" r:id="rIdpr08zhqfzzx3zlsu8sql2">
               <w:r>
                 <w:rPr>
                   <w:rFonts w:ascii="Arial" w:cs="Arial" w:eastAsia="Arial" w:hAnsi="Arial"/>
@@ -6762,7 +6762,7 @@
               <w:spacing w:after="10" w:before="0"/>
               <w:ind w:left="120"/>
             </w:pPr>
-            <w:hyperlink w:history="1" r:id="rIdt5u0oyumz8sjv6cc5_spu">
+            <w:hyperlink w:history="1" r:id="rIdbs9oi_ffdnjvi3b8vhwqr">
               <w:r>
                 <w:rPr>
                   <w:rFonts w:ascii="Arial" w:cs="Arial" w:eastAsia="Arial" w:hAnsi="Arial"/>
@@ -6807,7 +6807,7 @@
             <w:pPr>
               <w:spacing w:after="20" w:before="0"/>
             </w:pPr>
-            <w:hyperlink w:history="1" r:id="rId9s7ajpxu151zed9k8m8gc">
+            <w:hyperlink w:history="1" r:id="rIde7ep3aro7_el78pq2elld">
               <w:r>
                 <w:rPr>
                   <w:rFonts w:ascii="Arial" w:cs="Arial" w:eastAsia="Arial" w:hAnsi="Arial"/>
@@ -6840,7 +6840,7 @@
               <w:spacing w:after="10" w:before="0"/>
               <w:ind w:left="120"/>
             </w:pPr>
-            <w:hyperlink w:history="1" r:id="rId_vtzaetixgg60hjddxabl">
+            <w:hyperlink w:history="1" r:id="rIdj0fjxw_3lhoiqwrrcnd_w">
               <w:r>
                 <w:rPr>
                   <w:rFonts w:ascii="Arial" w:cs="Arial" w:eastAsia="Arial" w:hAnsi="Arial"/>
@@ -7035,7 +7035,7 @@
             <w:pPr>
               <w:spacing w:after="20" w:before="0"/>
             </w:pPr>
-            <w:hyperlink w:history="1" r:id="rIdjhut_cejvohvdq-_8ag3k">
+            <w:hyperlink w:history="1" r:id="rIdluedfceybj_acn6josrnn">
               <w:r>
                 <w:rPr>
                   <w:rFonts w:ascii="Arial" w:cs="Arial" w:eastAsia="Arial" w:hAnsi="Arial"/>
@@ -7068,7 +7068,7 @@
               <w:spacing w:after="10" w:before="0"/>
               <w:ind w:left="120"/>
             </w:pPr>
-            <w:hyperlink w:history="1" r:id="rIdwn9ix8_l8nru995vapubg">
+            <w:hyperlink w:history="1" r:id="rIdl47q5nrup9x4edivn02nx">
               <w:r>
                 <w:rPr>
                   <w:rFonts w:ascii="Arial" w:cs="Arial" w:eastAsia="Arial" w:hAnsi="Arial"/>
@@ -7113,7 +7113,7 @@
             <w:pPr>
               <w:spacing w:after="20" w:before="0"/>
             </w:pPr>
-            <w:hyperlink w:history="1" r:id="rId7lchrehfdzxttn6zkicrg">
+            <w:hyperlink w:history="1" r:id="rIdnhl3k3hqipdrm0z5hzbj2">
               <w:r>
                 <w:rPr>
                   <w:rFonts w:ascii="Arial" w:cs="Arial" w:eastAsia="Arial" w:hAnsi="Arial"/>
@@ -7162,7 +7162,7 @@
               <w:spacing w:after="10" w:before="0"/>
               <w:ind w:left="120"/>
             </w:pPr>
-            <w:hyperlink w:history="1" r:id="rIdts3jqm3hbz1iju5xloynk">
+            <w:hyperlink w:history="1" r:id="rId4meaal3wki_fvtywz5q5j">
               <w:r>
                 <w:rPr>
                   <w:rFonts w:ascii="Arial" w:cs="Arial" w:eastAsia="Arial" w:hAnsi="Arial"/>
@@ -7357,7 +7357,7 @@
             <w:pPr>
               <w:spacing w:after="20" w:before="0"/>
             </w:pPr>
-            <w:hyperlink w:history="1" r:id="rIdqd80loq7dttn2xmalyxq5">
+            <w:hyperlink w:history="1" r:id="rIdhto9w0t--_uckx8y5wi5q">
               <w:r>
                 <w:rPr>
                   <w:rFonts w:ascii="Arial" w:cs="Arial" w:eastAsia="Arial" w:hAnsi="Arial"/>
@@ -7390,7 +7390,7 @@
               <w:spacing w:after="10" w:before="0"/>
               <w:ind w:left="120"/>
             </w:pPr>
-            <w:hyperlink w:history="1" r:id="rIds5tcut89kc2g5w4sh97va">
+            <w:hyperlink w:history="1" r:id="rIdv2tuhcoocs09y2ccnxut8">
               <w:r>
                 <w:rPr>
                   <w:rFonts w:ascii="Arial" w:cs="Arial" w:eastAsia="Arial" w:hAnsi="Arial"/>
@@ -7435,7 +7435,7 @@
             <w:pPr>
               <w:spacing w:after="20" w:before="0"/>
             </w:pPr>
-            <w:hyperlink w:history="1" r:id="rId1zkucbzripsnqtdwajlg3">
+            <w:hyperlink w:history="1" r:id="rIdbhej74quab8-e3_q2kqhk">
               <w:r>
                 <w:rPr>
                   <w:rFonts w:ascii="Arial" w:cs="Arial" w:eastAsia="Arial" w:hAnsi="Arial"/>
@@ -7484,7 +7484,7 @@
               <w:spacing w:after="10" w:before="0"/>
               <w:ind w:left="120"/>
             </w:pPr>
-            <w:hyperlink w:history="1" r:id="rIdh0aqiroi2k2wk56fxgnlm">
+            <w:hyperlink w:history="1" r:id="rIdg6vhr14wshj1yo5gkvaju">
               <w:r>
                 <w:rPr>
                   <w:rFonts w:ascii="Arial" w:cs="Arial" w:eastAsia="Arial" w:hAnsi="Arial"/>
@@ -7679,7 +7679,7 @@
             <w:pPr>
               <w:spacing w:after="20" w:before="0"/>
             </w:pPr>
-            <w:hyperlink w:history="1" r:id="rIdqnwy8uv3mhyi-ldghxiso">
+            <w:hyperlink w:history="1" r:id="rId0wz82ye2akdemjzqbs174">
               <w:r>
                 <w:rPr>
                   <w:rFonts w:ascii="Arial" w:cs="Arial" w:eastAsia="Arial" w:hAnsi="Arial"/>
@@ -7712,7 +7712,7 @@
               <w:spacing w:after="10" w:before="0"/>
               <w:ind w:left="120"/>
             </w:pPr>
-            <w:hyperlink w:history="1" r:id="rIdjolbk-ccw_pp91dplwapj">
+            <w:hyperlink w:history="1" r:id="rIdbda5vbbkua8hlvjj1-jhd">
               <w:r>
                 <w:rPr>
                   <w:rFonts w:ascii="Arial" w:cs="Arial" w:eastAsia="Arial" w:hAnsi="Arial"/>
@@ -7757,7 +7757,7 @@
             <w:pPr>
               <w:spacing w:after="20" w:before="0"/>
             </w:pPr>
-            <w:hyperlink w:history="1" r:id="rIdgavvstud0sxknvit_xfur">
+            <w:hyperlink w:history="1" r:id="rIdvopg92sgeuwgh7_fscwvk">
               <w:r>
                 <w:rPr>
                   <w:rFonts w:ascii="Arial" w:cs="Arial" w:eastAsia="Arial" w:hAnsi="Arial"/>
@@ -7806,7 +7806,7 @@
               <w:spacing w:after="10" w:before="0"/>
               <w:ind w:left="120"/>
             </w:pPr>
-            <w:hyperlink w:history="1" r:id="rIdinduoct4spyjj9vwz5gbw">
+            <w:hyperlink w:history="1" r:id="rIda5krmw7k38jndlbvny1hg">
               <w:r>
                 <w:rPr>
                   <w:rFonts w:ascii="Arial" w:cs="Arial" w:eastAsia="Arial" w:hAnsi="Arial"/>
@@ -8318,7 +8318,7 @@
         </w:rPr>
         <w:t xml:space="preserve">© 2026 SeaVuria and ARES. Aligned with KICD objectives. Developed by SeaVuria; technical implementation by ARES (with AI assistance from Claude). Licensed under </w:t>
       </w:r>
-      <w:hyperlink w:history="1" r:id="rIdkhjt5jd7fnrnvbihbzehz">
+      <w:hyperlink w:history="1" r:id="rIdms5bta0q9wm8u5zfl1nxr">
         <w:r>
           <w:rPr>
             <w:rFonts w:ascii="Arial" w:cs="Arial" w:eastAsia="Arial" w:hAnsi="Arial"/>
@@ -8339,7 +8339,7 @@
         </w:rPr>
         <w:t xml:space="preserve"> (</w:t>
       </w:r>
-      <w:hyperlink w:history="1" r:id="rIdgcvzsw7kkfc_hwor72qdo">
+      <w:hyperlink w:history="1" r:id="rIdu4ihdxujphgq3yovvj7kd">
         <w:r>
           <w:rPr>
             <w:rFonts w:ascii="Arial" w:cs="Arial" w:eastAsia="Arial" w:hAnsi="Arial"/>
@@ -9352,7 +9352,7 @@
             <w:pPr>
               <w:spacing w:after="20" w:before="0"/>
             </w:pPr>
-            <w:hyperlink w:history="1" r:id="rIdmzv9mfnoiifzqsqkw7-pk">
+            <w:hyperlink w:history="1" r:id="rIdwmliypnmx-uqpu3v48awt">
               <w:r>
                 <w:rPr>
                   <w:rFonts w:ascii="Arial" w:cs="Arial" w:eastAsia="Arial" w:hAnsi="Arial"/>
@@ -9385,7 +9385,7 @@
               <w:spacing w:after="10" w:before="0"/>
               <w:ind w:left="120"/>
             </w:pPr>
-            <w:hyperlink w:history="1" r:id="rIdotedd4fsbvk4vse6nkxjn">
+            <w:hyperlink w:history="1" r:id="rIdotjva1y3iemvaw_2ylbla">
               <w:r>
                 <w:rPr>
                   <w:rFonts w:ascii="Arial" w:cs="Arial" w:eastAsia="Arial" w:hAnsi="Arial"/>
@@ -9430,7 +9430,7 @@
             <w:pPr>
               <w:spacing w:after="20" w:before="0"/>
             </w:pPr>
-            <w:hyperlink w:history="1" r:id="rId9_cgn5-oxeg76wdszudpc">
+            <w:hyperlink w:history="1" r:id="rIdzjkniihyxwmxbardeihlo">
               <w:r>
                 <w:rPr>
                   <w:rFonts w:ascii="Arial" w:cs="Arial" w:eastAsia="Arial" w:hAnsi="Arial"/>
@@ -9463,7 +9463,7 @@
               <w:spacing w:after="10" w:before="0"/>
               <w:ind w:left="120"/>
             </w:pPr>
-            <w:hyperlink w:history="1" r:id="rIdd9oth6vpiws1yd1eye036">
+            <w:hyperlink w:history="1" r:id="rIdcxloaotofaujjjbpaohym">
               <w:r>
                 <w:rPr>
                   <w:rFonts w:ascii="Arial" w:cs="Arial" w:eastAsia="Arial" w:hAnsi="Arial"/>
@@ -9658,7 +9658,7 @@
             <w:pPr>
               <w:spacing w:after="20" w:before="0"/>
             </w:pPr>
-            <w:hyperlink w:history="1" r:id="rIdxozoignwhqyat-wxaygdm">
+            <w:hyperlink w:history="1" r:id="rIdnr97gmn2yhdk1dv3khzqf">
               <w:r>
                 <w:rPr>
                   <w:rFonts w:ascii="Arial" w:cs="Arial" w:eastAsia="Arial" w:hAnsi="Arial"/>
@@ -9691,7 +9691,7 @@
               <w:spacing w:after="10" w:before="0"/>
               <w:ind w:left="120"/>
             </w:pPr>
-            <w:hyperlink w:history="1" r:id="rIdgc2f30gi1tfyisizqqj8u">
+            <w:hyperlink w:history="1" r:id="rId-vv1dtlddmb9ninxb9maf">
               <w:r>
                 <w:rPr>
                   <w:rFonts w:ascii="Arial" w:cs="Arial" w:eastAsia="Arial" w:hAnsi="Arial"/>
@@ -9736,7 +9736,7 @@
             <w:pPr>
               <w:spacing w:after="20" w:before="0"/>
             </w:pPr>
-            <w:hyperlink w:history="1" r:id="rId695rqckm3juovqckyls4k">
+            <w:hyperlink w:history="1" r:id="rId3mi1nhikksxykq6hulvqg">
               <w:r>
                 <w:rPr>
                   <w:rFonts w:ascii="Arial" w:cs="Arial" w:eastAsia="Arial" w:hAnsi="Arial"/>
@@ -9769,7 +9769,7 @@
               <w:spacing w:after="10" w:before="0"/>
               <w:ind w:left="120"/>
             </w:pPr>
-            <w:hyperlink w:history="1" r:id="rIdig4-1h9mazlhgu54tzdrb">
+            <w:hyperlink w:history="1" r:id="rIdxynyzastzwinveyjw5qoz">
               <w:r>
                 <w:rPr>
                   <w:rFonts w:ascii="Arial" w:cs="Arial" w:eastAsia="Arial" w:hAnsi="Arial"/>
@@ -9964,7 +9964,7 @@
             <w:pPr>
               <w:spacing w:after="20" w:before="0"/>
             </w:pPr>
-            <w:hyperlink w:history="1" r:id="rIdkfqbl387xjewymljjpwhz">
+            <w:hyperlink w:history="1" r:id="rIdh_-3opwycm0sagvubwvgj">
               <w:r>
                 <w:rPr>
                   <w:rFonts w:ascii="Arial" w:cs="Arial" w:eastAsia="Arial" w:hAnsi="Arial"/>
@@ -9997,7 +9997,7 @@
               <w:spacing w:after="10" w:before="0"/>
               <w:ind w:left="120"/>
             </w:pPr>
-            <w:hyperlink w:history="1" r:id="rIdxcsalg5z24ouilb824alw">
+            <w:hyperlink w:history="1" r:id="rIdqbewr-3cudhbsg7mozfyv">
               <w:r>
                 <w:rPr>
                   <w:rFonts w:ascii="Arial" w:cs="Arial" w:eastAsia="Arial" w:hAnsi="Arial"/>
@@ -10042,7 +10042,7 @@
             <w:pPr>
               <w:spacing w:after="20" w:before="0"/>
             </w:pPr>
-            <w:hyperlink w:history="1" r:id="rIdsnsbr776e66wetngn0xeo">
+            <w:hyperlink w:history="1" r:id="rIdts2ss6x4fi_i-b5rt1zuu">
               <w:r>
                 <w:rPr>
                   <w:rFonts w:ascii="Arial" w:cs="Arial" w:eastAsia="Arial" w:hAnsi="Arial"/>
@@ -10075,7 +10075,7 @@
               <w:spacing w:after="10" w:before="0"/>
               <w:ind w:left="120"/>
             </w:pPr>
-            <w:hyperlink w:history="1" r:id="rIdtyr5x0sqa53og_mmarqa8">
+            <w:hyperlink w:history="1" r:id="rIdiqv9lplb5nulcato1gfkg">
               <w:r>
                 <w:rPr>
                   <w:rFonts w:ascii="Arial" w:cs="Arial" w:eastAsia="Arial" w:hAnsi="Arial"/>
@@ -10270,7 +10270,7 @@
             <w:pPr>
               <w:spacing w:after="20" w:before="0"/>
             </w:pPr>
-            <w:hyperlink w:history="1" r:id="rIdmg4jrxgx5hdu1kuq1_mwd">
+            <w:hyperlink w:history="1" r:id="rIdgwooxwujhpvnoxf6mms2p">
               <w:r>
                 <w:rPr>
                   <w:rFonts w:ascii="Arial" w:cs="Arial" w:eastAsia="Arial" w:hAnsi="Arial"/>
@@ -10303,7 +10303,7 @@
               <w:spacing w:after="10" w:before="0"/>
               <w:ind w:left="120"/>
             </w:pPr>
-            <w:hyperlink w:history="1" r:id="rIdtlhegtdqmiznhzr_qwjo4">
+            <w:hyperlink w:history="1" r:id="rIdaiylziu_4dos57hie58j8">
               <w:r>
                 <w:rPr>
                   <w:rFonts w:ascii="Arial" w:cs="Arial" w:eastAsia="Arial" w:hAnsi="Arial"/>
@@ -10348,7 +10348,7 @@
             <w:pPr>
               <w:spacing w:after="20" w:before="0"/>
             </w:pPr>
-            <w:hyperlink w:history="1" r:id="rIdh-6y8zttbfjnefhiy0pbr">
+            <w:hyperlink w:history="1" r:id="rIdpv-uzip2ah9w79umkbpc4">
               <w:r>
                 <w:rPr>
                   <w:rFonts w:ascii="Arial" w:cs="Arial" w:eastAsia="Arial" w:hAnsi="Arial"/>
@@ -10381,7 +10381,7 @@
               <w:spacing w:after="10" w:before="0"/>
               <w:ind w:left="120"/>
             </w:pPr>
-            <w:hyperlink w:history="1" r:id="rIdqi1xqsdoxce-_blllzuxp">
+            <w:hyperlink w:history="1" r:id="rIdmcl6mlbsd4kgg6g9c951j">
               <w:r>
                 <w:rPr>
                   <w:rFonts w:ascii="Arial" w:cs="Arial" w:eastAsia="Arial" w:hAnsi="Arial"/>
@@ -10576,7 +10576,7 @@
             <w:pPr>
               <w:spacing w:after="20" w:before="0"/>
             </w:pPr>
-            <w:hyperlink w:history="1" r:id="rIdtpufk9bc5bqlnw_pff5uj">
+            <w:hyperlink w:history="1" r:id="rId5gperwc4mafo_u45lwpv_">
               <w:r>
                 <w:rPr>
                   <w:rFonts w:ascii="Arial" w:cs="Arial" w:eastAsia="Arial" w:hAnsi="Arial"/>
@@ -10609,7 +10609,7 @@
               <w:spacing w:after="10" w:before="0"/>
               <w:ind w:left="120"/>
             </w:pPr>
-            <w:hyperlink w:history="1" r:id="rIdqxmgvokwqehblveak-sl_">
+            <w:hyperlink w:history="1" r:id="rIde1ptsfr5iycnx-guwm9nl">
               <w:r>
                 <w:rPr>
                   <w:rFonts w:ascii="Arial" w:cs="Arial" w:eastAsia="Arial" w:hAnsi="Arial"/>
@@ -10654,7 +10654,7 @@
             <w:pPr>
               <w:spacing w:after="20" w:before="0"/>
             </w:pPr>
-            <w:hyperlink w:history="1" r:id="rIdxfckaitaznvda7rypyoxz">
+            <w:hyperlink w:history="1" r:id="rId0r2axrdejb6qdca-hmsht">
               <w:r>
                 <w:rPr>
                   <w:rFonts w:ascii="Arial" w:cs="Arial" w:eastAsia="Arial" w:hAnsi="Arial"/>
@@ -10703,7 +10703,7 @@
               <w:spacing w:after="10" w:before="0"/>
               <w:ind w:left="120"/>
             </w:pPr>
-            <w:hyperlink w:history="1" r:id="rId2bbgaj3ko1-rp-_0nv9uy">
+            <w:hyperlink w:history="1" r:id="rIdwtsgnsixgku1jptealhgd">
               <w:r>
                 <w:rPr>
                   <w:rFonts w:ascii="Arial" w:cs="Arial" w:eastAsia="Arial" w:hAnsi="Arial"/>
@@ -11215,7 +11215,7 @@
         </w:rPr>
         <w:t xml:space="preserve">© 2026 SeaVuria and ARES. Aligned with KICD objectives. Developed by SeaVuria; technical implementation by ARES (with AI assistance from Claude). Licensed under </w:t>
       </w:r>
-      <w:hyperlink w:history="1" r:id="rIdaay-jb22m3onttslsr9el">
+      <w:hyperlink w:history="1" r:id="rIdhywj_-dqv8ahskhfv-ylj">
         <w:r>
           <w:rPr>
             <w:rFonts w:ascii="Arial" w:cs="Arial" w:eastAsia="Arial" w:hAnsi="Arial"/>
@@ -11236,7 +11236,7 @@
         </w:rPr>
         <w:t xml:space="preserve"> (</w:t>
       </w:r>
-      <w:hyperlink w:history="1" r:id="rIdcpvjv3z1xajqxo_0ctojl">
+      <w:hyperlink w:history="1" r:id="rIdxdp6bezszgctkbdraaspy">
         <w:r>
           <w:rPr>
             <w:rFonts w:ascii="Arial" w:cs="Arial" w:eastAsia="Arial" w:hAnsi="Arial"/>
@@ -12249,7 +12249,7 @@
             <w:pPr>
               <w:spacing w:after="20" w:before="0"/>
             </w:pPr>
-            <w:hyperlink w:history="1" r:id="rId6ho4cgzbt2bgf0dzlnf0k">
+            <w:hyperlink w:history="1" r:id="rIdufby5sg7djk1f_ayd1lem">
               <w:r>
                 <w:rPr>
                   <w:rFonts w:ascii="Arial" w:cs="Arial" w:eastAsia="Arial" w:hAnsi="Arial"/>
@@ -12282,7 +12282,7 @@
               <w:spacing w:after="10" w:before="0"/>
               <w:ind w:left="120"/>
             </w:pPr>
-            <w:hyperlink w:history="1" r:id="rId-9jy9i88gw6ieuoh_x6ja">
+            <w:hyperlink w:history="1" r:id="rIdoe1g-xboobteaoiurhnjv">
               <w:r>
                 <w:rPr>
                   <w:rFonts w:ascii="Arial" w:cs="Arial" w:eastAsia="Arial" w:hAnsi="Arial"/>
@@ -12327,7 +12327,7 @@
             <w:pPr>
               <w:spacing w:after="20" w:before="0"/>
             </w:pPr>
-            <w:hyperlink w:history="1" r:id="rIdc24vgtc9gb_jhkqsogcqb">
+            <w:hyperlink w:history="1" r:id="rIdx3aruejkgmccbxyctvgax">
               <w:r>
                 <w:rPr>
                   <w:rFonts w:ascii="Arial" w:cs="Arial" w:eastAsia="Arial" w:hAnsi="Arial"/>
@@ -12360,7 +12360,7 @@
               <w:spacing w:after="10" w:before="0"/>
               <w:ind w:left="120"/>
             </w:pPr>
-            <w:hyperlink w:history="1" r:id="rIdpcdgpujvepdq-kovbotsx">
+            <w:hyperlink w:history="1" r:id="rIdzfxsv45aknbbk-trrygej">
               <w:r>
                 <w:rPr>
                   <w:rFonts w:ascii="Arial" w:cs="Arial" w:eastAsia="Arial" w:hAnsi="Arial"/>
@@ -12555,7 +12555,7 @@
             <w:pPr>
               <w:spacing w:after="20" w:before="0"/>
             </w:pPr>
-            <w:hyperlink w:history="1" r:id="rIdzioejtucqh3nqdtmjyyd3">
+            <w:hyperlink w:history="1" r:id="rIdnyg2lzipdef63zo2idotp">
               <w:r>
                 <w:rPr>
                   <w:rFonts w:ascii="Arial" w:cs="Arial" w:eastAsia="Arial" w:hAnsi="Arial"/>
@@ -12588,7 +12588,7 @@
               <w:spacing w:after="10" w:before="0"/>
               <w:ind w:left="120"/>
             </w:pPr>
-            <w:hyperlink w:history="1" r:id="rIdhtigjwzksxacdqrdr4tw0">
+            <w:hyperlink w:history="1" r:id="rId1g3djy6asemxybogx0fmv">
               <w:r>
                 <w:rPr>
                   <w:rFonts w:ascii="Arial" w:cs="Arial" w:eastAsia="Arial" w:hAnsi="Arial"/>
@@ -12633,7 +12633,7 @@
             <w:pPr>
               <w:spacing w:after="20" w:before="0"/>
             </w:pPr>
-            <w:hyperlink w:history="1" r:id="rIdfpq8mvfqknqlyz04rcoto">
+            <w:hyperlink w:history="1" r:id="rIddpwkugtfenw8sntfj0kh5">
               <w:r>
                 <w:rPr>
                   <w:rFonts w:ascii="Arial" w:cs="Arial" w:eastAsia="Arial" w:hAnsi="Arial"/>
@@ -12666,7 +12666,7 @@
               <w:spacing w:after="10" w:before="0"/>
               <w:ind w:left="120"/>
             </w:pPr>
-            <w:hyperlink w:history="1" r:id="rIdiykqvdhejoqpg4ziu9yws">
+            <w:hyperlink w:history="1" r:id="rId8a6pc-rfuybho69_jkx8e">
               <w:r>
                 <w:rPr>
                   <w:rFonts w:ascii="Arial" w:cs="Arial" w:eastAsia="Arial" w:hAnsi="Arial"/>
@@ -12861,7 +12861,7 @@
             <w:pPr>
               <w:spacing w:after="20" w:before="0"/>
             </w:pPr>
-            <w:hyperlink w:history="1" r:id="rIdyspegwyu64o27xza6a-_4">
+            <w:hyperlink w:history="1" r:id="rIdus1twcwsvxjm-jityf3d5">
               <w:r>
                 <w:rPr>
                   <w:rFonts w:ascii="Arial" w:cs="Arial" w:eastAsia="Arial" w:hAnsi="Arial"/>
@@ -12894,7 +12894,7 @@
               <w:spacing w:after="10" w:before="0"/>
               <w:ind w:left="120"/>
             </w:pPr>
-            <w:hyperlink w:history="1" r:id="rIdwuwruh2i_difjmn7ciazw">
+            <w:hyperlink w:history="1" r:id="rIdcjxj9f1zfaizzkodcsllp">
               <w:r>
                 <w:rPr>
                   <w:rFonts w:ascii="Arial" w:cs="Arial" w:eastAsia="Arial" w:hAnsi="Arial"/>
@@ -12939,7 +12939,7 @@
             <w:pPr>
               <w:spacing w:after="20" w:before="0"/>
             </w:pPr>
-            <w:hyperlink w:history="1" r:id="rIdqfgc3wgbd2zmdcmythpph">
+            <w:hyperlink w:history="1" r:id="rIdu2er7p4mcshy3s91hdut8">
               <w:r>
                 <w:rPr>
                   <w:rFonts w:ascii="Arial" w:cs="Arial" w:eastAsia="Arial" w:hAnsi="Arial"/>
@@ -12972,7 +12972,7 @@
               <w:spacing w:after="10" w:before="0"/>
               <w:ind w:left="120"/>
             </w:pPr>
-            <w:hyperlink w:history="1" r:id="rIdk_ffamnxwbj67tix5r4yj">
+            <w:hyperlink w:history="1" r:id="rIdbjuwpgxm4mw-ffwwe4kdp">
               <w:r>
                 <w:rPr>
                   <w:rFonts w:ascii="Arial" w:cs="Arial" w:eastAsia="Arial" w:hAnsi="Arial"/>
@@ -13167,7 +13167,7 @@
             <w:pPr>
               <w:spacing w:after="20" w:before="0"/>
             </w:pPr>
-            <w:hyperlink w:history="1" r:id="rId_cky9bwtp9czzkijwoukp">
+            <w:hyperlink w:history="1" r:id="rIdxqhqrtjngaoyxhiu9ub_t">
               <w:r>
                 <w:rPr>
                   <w:rFonts w:ascii="Arial" w:cs="Arial" w:eastAsia="Arial" w:hAnsi="Arial"/>
@@ -13200,7 +13200,7 @@
               <w:spacing w:after="10" w:before="0"/>
               <w:ind w:left="120"/>
             </w:pPr>
-            <w:hyperlink w:history="1" r:id="rIdrqudsrbgl5imq7f2wzmbd">
+            <w:hyperlink w:history="1" r:id="rIdy0jxkftauv2lrielvxsuw">
               <w:r>
                 <w:rPr>
                   <w:rFonts w:ascii="Arial" w:cs="Arial" w:eastAsia="Arial" w:hAnsi="Arial"/>
@@ -13245,7 +13245,7 @@
             <w:pPr>
               <w:spacing w:after="20" w:before="0"/>
             </w:pPr>
-            <w:hyperlink w:history="1" r:id="rId2t5hcpidhnokhjsyejjqd">
+            <w:hyperlink w:history="1" r:id="rIdf6m_sv93jrsh4k-zvnsur">
               <w:r>
                 <w:rPr>
                   <w:rFonts w:ascii="Arial" w:cs="Arial" w:eastAsia="Arial" w:hAnsi="Arial"/>
@@ -13278,7 +13278,7 @@
               <w:spacing w:after="10" w:before="0"/>
               <w:ind w:left="120"/>
             </w:pPr>
-            <w:hyperlink w:history="1" r:id="rIda2uaqgwkprotmqu8tjrz1">
+            <w:hyperlink w:history="1" r:id="rIdgi5mg8aalwvqifnhjgmrx">
               <w:r>
                 <w:rPr>
                   <w:rFonts w:ascii="Arial" w:cs="Arial" w:eastAsia="Arial" w:hAnsi="Arial"/>
@@ -13473,7 +13473,7 @@
             <w:pPr>
               <w:spacing w:after="20" w:before="0"/>
             </w:pPr>
-            <w:hyperlink w:history="1" r:id="rIdqjlvoko6crgbgjz6sadis">
+            <w:hyperlink w:history="1" r:id="rIdv0f-akgqintf9kcigvaw9">
               <w:r>
                 <w:rPr>
                   <w:rFonts w:ascii="Arial" w:cs="Arial" w:eastAsia="Arial" w:hAnsi="Arial"/>
@@ -13506,7 +13506,7 @@
               <w:spacing w:after="10" w:before="0"/>
               <w:ind w:left="120"/>
             </w:pPr>
-            <w:hyperlink w:history="1" r:id="rIdafgaq4117tnxvhvrnknpm">
+            <w:hyperlink w:history="1" r:id="rId0poilahpeve1kznmcjbac">
               <w:r>
                 <w:rPr>
                   <w:rFonts w:ascii="Arial" w:cs="Arial" w:eastAsia="Arial" w:hAnsi="Arial"/>
@@ -13551,7 +13551,7 @@
             <w:pPr>
               <w:spacing w:after="20" w:before="0"/>
             </w:pPr>
-            <w:hyperlink w:history="1" r:id="rIdfig5w1oearwxmhth_xkor">
+            <w:hyperlink w:history="1" r:id="rId2upwdye-cvgqbuwru21_x">
               <w:r>
                 <w:rPr>
                   <w:rFonts w:ascii="Arial" w:cs="Arial" w:eastAsia="Arial" w:hAnsi="Arial"/>
@@ -13584,7 +13584,7 @@
               <w:spacing w:after="10" w:before="0"/>
               <w:ind w:left="120"/>
             </w:pPr>
-            <w:hyperlink w:history="1" r:id="rId5rbbmytsbim4lxhzaug3w">
+            <w:hyperlink w:history="1" r:id="rIdv3iv2oskjfaugdhbdmbkz">
               <w:r>
                 <w:rPr>
                   <w:rFonts w:ascii="Arial" w:cs="Arial" w:eastAsia="Arial" w:hAnsi="Arial"/>
@@ -14096,7 +14096,7 @@
         </w:rPr>
         <w:t xml:space="preserve">© 2026 SeaVuria and ARES. Aligned with KICD objectives. Developed by SeaVuria; technical implementation by ARES (with AI assistance from Claude). Licensed under </w:t>
       </w:r>
-      <w:hyperlink w:history="1" r:id="rIdfytt8sy8-30vdnp5uwh_m">
+      <w:hyperlink w:history="1" r:id="rIde-lpqwnkdo9drqtnm6ajz">
         <w:r>
           <w:rPr>
             <w:rFonts w:ascii="Arial" w:cs="Arial" w:eastAsia="Arial" w:hAnsi="Arial"/>
@@ -14117,7 +14117,7 @@
         </w:rPr>
         <w:t xml:space="preserve"> (</w:t>
       </w:r>
-      <w:hyperlink w:history="1" r:id="rId6mijvlpiprg3-htfapdhg">
+      <w:hyperlink w:history="1" r:id="rIds_ueu6pc_yema_xfom2sb">
         <w:r>
           <w:rPr>
             <w:rFonts w:ascii="Arial" w:cs="Arial" w:eastAsia="Arial" w:hAnsi="Arial"/>
@@ -15130,7 +15130,7 @@
             <w:pPr>
               <w:spacing w:after="20" w:before="0"/>
             </w:pPr>
-            <w:hyperlink w:history="1" r:id="rIdtshe9g0lf3z7dfedq95vb">
+            <w:hyperlink w:history="1" r:id="rIdacq1iuw0uxmsgvao7kydv">
               <w:r>
                 <w:rPr>
                   <w:rFonts w:ascii="Arial" w:cs="Arial" w:eastAsia="Arial" w:hAnsi="Arial"/>
@@ -15163,7 +15163,7 @@
               <w:spacing w:after="10" w:before="0"/>
               <w:ind w:left="120"/>
             </w:pPr>
-            <w:hyperlink w:history="1" r:id="rIdhl_irwcgu3mp-pjdgpsig">
+            <w:hyperlink w:history="1" r:id="rIdyxw7tjyxzzp8fhvkweqld">
               <w:r>
                 <w:rPr>
                   <w:rFonts w:ascii="Arial" w:cs="Arial" w:eastAsia="Arial" w:hAnsi="Arial"/>
@@ -15208,7 +15208,7 @@
             <w:pPr>
               <w:spacing w:after="20" w:before="0"/>
             </w:pPr>
-            <w:hyperlink w:history="1" r:id="rIdbe-ktwdtowru-izwp8zep">
+            <w:hyperlink w:history="1" r:id="rIdrcr6y7xvd_dtrvdvigylf">
               <w:r>
                 <w:rPr>
                   <w:rFonts w:ascii="Arial" w:cs="Arial" w:eastAsia="Arial" w:hAnsi="Arial"/>
@@ -15241,7 +15241,7 @@
               <w:spacing w:after="10" w:before="0"/>
               <w:ind w:left="120"/>
             </w:pPr>
-            <w:hyperlink w:history="1" r:id="rId3z5nq5enbj3qj6xaso345">
+            <w:hyperlink w:history="1" r:id="rIdh1po02iishrj9rlohfjim">
               <w:r>
                 <w:rPr>
                   <w:rFonts w:ascii="Arial" w:cs="Arial" w:eastAsia="Arial" w:hAnsi="Arial"/>
@@ -15436,7 +15436,7 @@
             <w:pPr>
               <w:spacing w:after="20" w:before="0"/>
             </w:pPr>
-            <w:hyperlink w:history="1" r:id="rId97cmckravhiifxbei-ial">
+            <w:hyperlink w:history="1" r:id="rIdo1vynh3j8aftxa88wswlv">
               <w:r>
                 <w:rPr>
                   <w:rFonts w:ascii="Arial" w:cs="Arial" w:eastAsia="Arial" w:hAnsi="Arial"/>
@@ -15469,7 +15469,7 @@
               <w:spacing w:after="10" w:before="0"/>
               <w:ind w:left="120"/>
             </w:pPr>
-            <w:hyperlink w:history="1" r:id="rIdkg-9eggqztix1cx5lkx75">
+            <w:hyperlink w:history="1" r:id="rIdqmouo7bnllk7g9okzappo">
               <w:r>
                 <w:rPr>
                   <w:rFonts w:ascii="Arial" w:cs="Arial" w:eastAsia="Arial" w:hAnsi="Arial"/>
@@ -15514,7 +15514,7 @@
             <w:pPr>
               <w:spacing w:after="20" w:before="0"/>
             </w:pPr>
-            <w:hyperlink w:history="1" r:id="rId3pmpv0zau930rakutolo5">
+            <w:hyperlink w:history="1" r:id="rId0jh2avm2wxcq7x-syrqhb">
               <w:r>
                 <w:rPr>
                   <w:rFonts w:ascii="Arial" w:cs="Arial" w:eastAsia="Arial" w:hAnsi="Arial"/>
@@ -15547,7 +15547,7 @@
               <w:spacing w:after="10" w:before="0"/>
               <w:ind w:left="120"/>
             </w:pPr>
-            <w:hyperlink w:history="1" r:id="rId7ozlmufal3eaxexa0bbo6">
+            <w:hyperlink w:history="1" r:id="rIdvebmjkvfmdnjuvaxzrv3t">
               <w:r>
                 <w:rPr>
                   <w:rFonts w:ascii="Arial" w:cs="Arial" w:eastAsia="Arial" w:hAnsi="Arial"/>
@@ -15742,7 +15742,7 @@
             <w:pPr>
               <w:spacing w:after="20" w:before="0"/>
             </w:pPr>
-            <w:hyperlink w:history="1" r:id="rIdjxl0yz2b8uzqluikx4lyh">
+            <w:hyperlink w:history="1" r:id="rIduaivdck2yuo4cbvrltp4h">
               <w:r>
                 <w:rPr>
                   <w:rFonts w:ascii="Arial" w:cs="Arial" w:eastAsia="Arial" w:hAnsi="Arial"/>
@@ -15791,7 +15791,7 @@
               <w:spacing w:after="10" w:before="0"/>
               <w:ind w:left="120"/>
             </w:pPr>
-            <w:hyperlink w:history="1" r:id="rIdcyd2cxyzhlx0pgpud3ar8">
+            <w:hyperlink w:history="1" r:id="rIdfyyq30-dojc6xt_jeylgg">
               <w:r>
                 <w:rPr>
                   <w:rFonts w:ascii="Arial" w:cs="Arial" w:eastAsia="Arial" w:hAnsi="Arial"/>
@@ -15836,7 +15836,7 @@
             <w:pPr>
               <w:spacing w:after="20" w:before="0"/>
             </w:pPr>
-            <w:hyperlink w:history="1" r:id="rIdk603jcckmav9eiogmtjkb">
+            <w:hyperlink w:history="1" r:id="rId94ukgzobseu-ow3ti-rss">
               <w:r>
                 <w:rPr>
                   <w:rFonts w:ascii="Arial" w:cs="Arial" w:eastAsia="Arial" w:hAnsi="Arial"/>
@@ -15869,7 +15869,7 @@
               <w:spacing w:after="10" w:before="0"/>
               <w:ind w:left="120"/>
             </w:pPr>
-            <w:hyperlink w:history="1" r:id="rIdmddmyzvru4yotrrnwraez">
+            <w:hyperlink w:history="1" r:id="rIduu-kk3xbmf_gvofk_z8ut">
               <w:r>
                 <w:rPr>
                   <w:rFonts w:ascii="Arial" w:cs="Arial" w:eastAsia="Arial" w:hAnsi="Arial"/>
@@ -16064,7 +16064,7 @@
             <w:pPr>
               <w:spacing w:after="20" w:before="0"/>
             </w:pPr>
-            <w:hyperlink w:history="1" r:id="rIdydodddpb8iqqf2ru9zqbp">
+            <w:hyperlink w:history="1" r:id="rIdck-q1x_c_ze5o_bax3s-k">
               <w:r>
                 <w:rPr>
                   <w:rFonts w:ascii="Arial" w:cs="Arial" w:eastAsia="Arial" w:hAnsi="Arial"/>
@@ -16113,7 +16113,7 @@
               <w:spacing w:after="10" w:before="0"/>
               <w:ind w:left="120"/>
             </w:pPr>
-            <w:hyperlink w:history="1" r:id="rIdqvrimr5mtacfcih3-vypj">
+            <w:hyperlink w:history="1" r:id="rIdv_aj_7fvilyfrymf5gscl">
               <w:r>
                 <w:rPr>
                   <w:rFonts w:ascii="Arial" w:cs="Arial" w:eastAsia="Arial" w:hAnsi="Arial"/>
@@ -16158,7 +16158,7 @@
             <w:pPr>
               <w:spacing w:after="20" w:before="0"/>
             </w:pPr>
-            <w:hyperlink w:history="1" r:id="rId9zss5witkl84jiuzlszw9">
+            <w:hyperlink w:history="1" r:id="rIdnm-_7llsjxmvf-xfrnncv">
               <w:r>
                 <w:rPr>
                   <w:rFonts w:ascii="Arial" w:cs="Arial" w:eastAsia="Arial" w:hAnsi="Arial"/>
@@ -16191,7 +16191,7 @@
               <w:spacing w:after="10" w:before="0"/>
               <w:ind w:left="120"/>
             </w:pPr>
-            <w:hyperlink w:history="1" r:id="rIdtckzpl7p1mvnettett0yi">
+            <w:hyperlink w:history="1" r:id="rId5-rw7kan3dor9vfkmu5qr">
               <w:r>
                 <w:rPr>
                   <w:rFonts w:ascii="Arial" w:cs="Arial" w:eastAsia="Arial" w:hAnsi="Arial"/>
@@ -16386,7 +16386,7 @@
             <w:pPr>
               <w:spacing w:after="20" w:before="0"/>
             </w:pPr>
-            <w:hyperlink w:history="1" r:id="rIdvkcjdfjun1haelwvxta8n">
+            <w:hyperlink w:history="1" r:id="rIdalepbf-jgnpsrwhs2ux3f">
               <w:r>
                 <w:rPr>
                   <w:rFonts w:ascii="Arial" w:cs="Arial" w:eastAsia="Arial" w:hAnsi="Arial"/>
@@ -16435,7 +16435,7 @@
               <w:spacing w:after="10" w:before="0"/>
               <w:ind w:left="120"/>
             </w:pPr>
-            <w:hyperlink w:history="1" r:id="rIdwtpmbzd3ykcbnfrhe5elp">
+            <w:hyperlink w:history="1" r:id="rIdsxa7zpx-1jhvi7qvmejl2">
               <w:r>
                 <w:rPr>
                   <w:rFonts w:ascii="Arial" w:cs="Arial" w:eastAsia="Arial" w:hAnsi="Arial"/>
@@ -16480,7 +16480,7 @@
             <w:pPr>
               <w:spacing w:after="20" w:before="0"/>
             </w:pPr>
-            <w:hyperlink w:history="1" r:id="rIdhfu0tpg3s683lxxeb7b_e">
+            <w:hyperlink w:history="1" r:id="rIdnwhv1if9w8gxu9xa3uvwc">
               <w:r>
                 <w:rPr>
                   <w:rFonts w:ascii="Arial" w:cs="Arial" w:eastAsia="Arial" w:hAnsi="Arial"/>
@@ -16529,7 +16529,7 @@
               <w:spacing w:after="10" w:before="0"/>
               <w:ind w:left="120"/>
             </w:pPr>
-            <w:hyperlink w:history="1" r:id="rIdfv1583qye4zrfl-gq384-">
+            <w:hyperlink w:history="1" r:id="rIdrbnxv6pab7lsupevueanf">
               <w:r>
                 <w:rPr>
                   <w:rFonts w:ascii="Arial" w:cs="Arial" w:eastAsia="Arial" w:hAnsi="Arial"/>
@@ -17136,7 +17136,7 @@
         </w:rPr>
         <w:t xml:space="preserve">© 2026 SeaVuria and ARES. Aligned with KICD objectives. Developed by SeaVuria; technical implementation by ARES (with AI assistance from Claude). Licensed under </w:t>
       </w:r>
-      <w:hyperlink w:history="1" r:id="rId426tnvsteclgqfyippn2h">
+      <w:hyperlink w:history="1" r:id="rIdk_tiy1xi0rikb2r9xwy2g">
         <w:r>
           <w:rPr>
             <w:rFonts w:ascii="Arial" w:cs="Arial" w:eastAsia="Arial" w:hAnsi="Arial"/>
@@ -17157,7 +17157,7 @@
         </w:rPr>
         <w:t xml:space="preserve"> (</w:t>
       </w:r>
-      <w:hyperlink w:history="1" r:id="rId2_m8bsvew0g90l2qvtgce">
+      <w:hyperlink w:history="1" r:id="rId7gz4l3mzvif8i0tguq7a1">
         <w:r>
           <w:rPr>
             <w:rFonts w:ascii="Arial" w:cs="Arial" w:eastAsia="Arial" w:hAnsi="Arial"/>
@@ -18170,7 +18170,7 @@
             <w:pPr>
               <w:spacing w:after="20" w:before="0"/>
             </w:pPr>
-            <w:hyperlink w:history="1" r:id="rIdjbjfvaux_2avmzxzooald">
+            <w:hyperlink w:history="1" r:id="rIdqnweb4md9abyujzstzl9q">
               <w:r>
                 <w:rPr>
                   <w:rFonts w:ascii="Arial" w:cs="Arial" w:eastAsia="Arial" w:hAnsi="Arial"/>
@@ -18203,7 +18203,7 @@
               <w:spacing w:after="10" w:before="0"/>
               <w:ind w:left="120"/>
             </w:pPr>
-            <w:hyperlink w:history="1" r:id="rIdyyyswi4bxdkjal_fovebc">
+            <w:hyperlink w:history="1" r:id="rIdqqvryf2xwcy3yqeirpeig">
               <w:r>
                 <w:rPr>
                   <w:rFonts w:ascii="Arial" w:cs="Arial" w:eastAsia="Arial" w:hAnsi="Arial"/>
@@ -18248,7 +18248,7 @@
             <w:pPr>
               <w:spacing w:after="20" w:before="0"/>
             </w:pPr>
-            <w:hyperlink w:history="1" r:id="rIdax0ajbmy4imxmwjqipie1">
+            <w:hyperlink w:history="1" r:id="rIddi69hqc91gnpuzm3mnaek">
               <w:r>
                 <w:rPr>
                   <w:rFonts w:ascii="Arial" w:cs="Arial" w:eastAsia="Arial" w:hAnsi="Arial"/>
@@ -18281,7 +18281,7 @@
               <w:spacing w:after="10" w:before="0"/>
               <w:ind w:left="120"/>
             </w:pPr>
-            <w:hyperlink w:history="1" r:id="rIdwqkxxobcoqvqirzwllcjs">
+            <w:hyperlink w:history="1" r:id="rIdbsy3ic3aip788x8wlptvj">
               <w:r>
                 <w:rPr>
                   <w:rFonts w:ascii="Arial" w:cs="Arial" w:eastAsia="Arial" w:hAnsi="Arial"/>
@@ -18476,7 +18476,7 @@
             <w:pPr>
               <w:spacing w:after="20" w:before="0"/>
             </w:pPr>
-            <w:hyperlink w:history="1" r:id="rIdtwtrpyafwgdtxys--qzwr">
+            <w:hyperlink w:history="1" r:id="rIdjfz3mvzbdqanlus-5eunj">
               <w:r>
                 <w:rPr>
                   <w:rFonts w:ascii="Arial" w:cs="Arial" w:eastAsia="Arial" w:hAnsi="Arial"/>
@@ -18509,7 +18509,7 @@
               <w:spacing w:after="10" w:before="0"/>
               <w:ind w:left="120"/>
             </w:pPr>
-            <w:hyperlink w:history="1" r:id="rIdltilttq61_eeeaa0j3kem">
+            <w:hyperlink w:history="1" r:id="rIdzmqz3y0cadkqdkdlnfszf">
               <w:r>
                 <w:rPr>
                   <w:rFonts w:ascii="Arial" w:cs="Arial" w:eastAsia="Arial" w:hAnsi="Arial"/>
@@ -18554,7 +18554,7 @@
             <w:pPr>
               <w:spacing w:after="20" w:before="0"/>
             </w:pPr>
-            <w:hyperlink w:history="1" r:id="rIdgo_qvdtzulswsagw6bhgo">
+            <w:hyperlink w:history="1" r:id="rIdwtchsmgau7lrcsebelcpw">
               <w:r>
                 <w:rPr>
                   <w:rFonts w:ascii="Arial" w:cs="Arial" w:eastAsia="Arial" w:hAnsi="Arial"/>
@@ -18587,7 +18587,7 @@
               <w:spacing w:after="10" w:before="0"/>
               <w:ind w:left="120"/>
             </w:pPr>
-            <w:hyperlink w:history="1" r:id="rIdupjrcpno_cyp1vxlyhaac">
+            <w:hyperlink w:history="1" r:id="rIdobmmtjlxmn8me5rbsixre">
               <w:r>
                 <w:rPr>
                   <w:rFonts w:ascii="Arial" w:cs="Arial" w:eastAsia="Arial" w:hAnsi="Arial"/>
@@ -19048,7 +19048,7 @@
             <w:pPr>
               <w:spacing w:after="20" w:before="0"/>
             </w:pPr>
-            <w:hyperlink w:history="1" r:id="rIdjciggb9vaxpvsln3p-xzc">
+            <w:hyperlink w:history="1" r:id="rIdbdnyyp2t5bccvnzdzr3tb">
               <w:r>
                 <w:rPr>
                   <w:rFonts w:ascii="Arial" w:cs="Arial" w:eastAsia="Arial" w:hAnsi="Arial"/>
@@ -19081,7 +19081,7 @@
               <w:spacing w:after="10" w:before="0"/>
               <w:ind w:left="120"/>
             </w:pPr>
-            <w:hyperlink w:history="1" r:id="rIdhsgh04bznu9nzdbu7iet_">
+            <w:hyperlink w:history="1" r:id="rIdheaeg5evpec3kujniyz22">
               <w:r>
                 <w:rPr>
                   <w:rFonts w:ascii="Arial" w:cs="Arial" w:eastAsia="Arial" w:hAnsi="Arial"/>
@@ -19126,7 +19126,7 @@
             <w:pPr>
               <w:spacing w:after="20" w:before="0"/>
             </w:pPr>
-            <w:hyperlink w:history="1" r:id="rId7xjk8l2umluzvn9yq93yk">
+            <w:hyperlink w:history="1" r:id="rIdx98ekzgt5qkitn5hc3uft">
               <w:r>
                 <w:rPr>
                   <w:rFonts w:ascii="Arial" w:cs="Arial" w:eastAsia="Arial" w:hAnsi="Arial"/>
@@ -19159,7 +19159,7 @@
               <w:spacing w:after="10" w:before="0"/>
               <w:ind w:left="120"/>
             </w:pPr>
-            <w:hyperlink w:history="1" r:id="rIdbktmrlu3wocxd8rpc7xwf">
+            <w:hyperlink w:history="1" r:id="rIdrf5h5p-9wzf8esu8ojnd1">
               <w:r>
                 <w:rPr>
                   <w:rFonts w:ascii="Arial" w:cs="Arial" w:eastAsia="Arial" w:hAnsi="Arial"/>
@@ -19544,7 +19544,7 @@
             <w:pPr>
               <w:spacing w:after="20" w:before="0"/>
             </w:pPr>
-            <w:hyperlink w:history="1" r:id="rIdhgsyscy9qb3rtc230wh8n">
+            <w:hyperlink w:history="1" r:id="rIdzm09y9ucapt-k5pltg-no">
               <w:r>
                 <w:rPr>
                   <w:rFonts w:ascii="Arial" w:cs="Arial" w:eastAsia="Arial" w:hAnsi="Arial"/>
@@ -19577,7 +19577,7 @@
               <w:spacing w:after="10" w:before="0"/>
               <w:ind w:left="120"/>
             </w:pPr>
-            <w:hyperlink w:history="1" r:id="rIdmfk4dvtcmlttzcbkdn8sw">
+            <w:hyperlink w:history="1" r:id="rIdibobii-w5ra5kunrh27jj">
               <w:r>
                 <w:rPr>
                   <w:rFonts w:ascii="Arial" w:cs="Arial" w:eastAsia="Arial" w:hAnsi="Arial"/>
@@ -19622,7 +19622,7 @@
             <w:pPr>
               <w:spacing w:after="20" w:before="0"/>
             </w:pPr>
-            <w:hyperlink w:history="1" r:id="rIdvfpcynco68whb4sj63em8">
+            <w:hyperlink w:history="1" r:id="rIdut5sqmutrfflpsquml8lr">
               <w:r>
                 <w:rPr>
                   <w:rFonts w:ascii="Arial" w:cs="Arial" w:eastAsia="Arial" w:hAnsi="Arial"/>
@@ -19655,7 +19655,7 @@
               <w:spacing w:after="10" w:before="0"/>
               <w:ind w:left="120"/>
             </w:pPr>
-            <w:hyperlink w:history="1" r:id="rIdaof60qacdbzsro2gys6hi">
+            <w:hyperlink w:history="1" r:id="rIdhbnp3rqetzove4xhpnstg">
               <w:r>
                 <w:rPr>
                   <w:rFonts w:ascii="Arial" w:cs="Arial" w:eastAsia="Arial" w:hAnsi="Arial"/>
@@ -19926,7 +19926,7 @@
             <w:pPr>
               <w:spacing w:after="20" w:before="0"/>
             </w:pPr>
-            <w:hyperlink w:history="1" r:id="rIdve5033xidhl95ctqiyq6j">
+            <w:hyperlink w:history="1" r:id="rId6r7f0lmgih0piqy-7hpkt">
               <w:r>
                 <w:rPr>
                   <w:rFonts w:ascii="Arial" w:cs="Arial" w:eastAsia="Arial" w:hAnsi="Arial"/>
@@ -19959,7 +19959,7 @@
               <w:spacing w:after="10" w:before="0"/>
               <w:ind w:left="120"/>
             </w:pPr>
-            <w:hyperlink w:history="1" r:id="rIdvac3bh6ug21ybwqnwlbvs">
+            <w:hyperlink w:history="1" r:id="rId31zauxbfsb3vw_vk-ydjp">
               <w:r>
                 <w:rPr>
                   <w:rFonts w:ascii="Arial" w:cs="Arial" w:eastAsia="Arial" w:hAnsi="Arial"/>
@@ -20004,7 +20004,7 @@
             <w:pPr>
               <w:spacing w:after="20" w:before="0"/>
             </w:pPr>
-            <w:hyperlink w:history="1" r:id="rIdxq7zuuu0rxchnzdusutmn">
+            <w:hyperlink w:history="1" r:id="rIdnnvrf5bqhptl8ng3cfgsr">
               <w:r>
                 <w:rPr>
                   <w:rFonts w:ascii="Arial" w:cs="Arial" w:eastAsia="Arial" w:hAnsi="Arial"/>
@@ -20053,7 +20053,7 @@
               <w:spacing w:after="10" w:before="0"/>
               <w:ind w:left="120"/>
             </w:pPr>
-            <w:hyperlink w:history="1" r:id="rIdg6-jfnl3ofba2hwc2gj57">
+            <w:hyperlink w:history="1" r:id="rIdu7b30mev_w5ah_wenep71">
               <w:r>
                 <w:rPr>
                   <w:rFonts w:ascii="Arial" w:cs="Arial" w:eastAsia="Arial" w:hAnsi="Arial"/>
@@ -20850,7 +20850,7 @@
         </w:rPr>
         <w:t xml:space="preserve">© 2026 SeaVuria and ARES. Aligned with KICD objectives. Developed by SeaVuria; technical implementation by ARES (with AI assistance from Claude). Licensed under </w:t>
       </w:r>
-      <w:hyperlink w:history="1" r:id="rId7tyfwokggdbsrp4tj5hrp">
+      <w:hyperlink w:history="1" r:id="rId8cogxpnvtkmkuidx0cjel">
         <w:r>
           <w:rPr>
             <w:rFonts w:ascii="Arial" w:cs="Arial" w:eastAsia="Arial" w:hAnsi="Arial"/>
@@ -20871,7 +20871,7 @@
         </w:rPr>
         <w:t xml:space="preserve"> (</w:t>
       </w:r>
-      <w:hyperlink w:history="1" r:id="rId3rmvjgbhkbc59zaakdin2">
+      <w:hyperlink w:history="1" r:id="rIdcbd1wr-xxkgt2gl0htmhv">
         <w:r>
           <w:rPr>
             <w:rFonts w:ascii="Arial" w:cs="Arial" w:eastAsia="Arial" w:hAnsi="Arial"/>
@@ -21884,7 +21884,7 @@
             <w:pPr>
               <w:spacing w:after="20" w:before="0"/>
             </w:pPr>
-            <w:hyperlink w:history="1" r:id="rIdkapoco4uablybnay8rswg">
+            <w:hyperlink w:history="1" r:id="rIdsg_u0vyuy2aetiun8nlwt">
               <w:r>
                 <w:rPr>
                   <w:rFonts w:ascii="Arial" w:cs="Arial" w:eastAsia="Arial" w:hAnsi="Arial"/>
@@ -21917,7 +21917,7 @@
               <w:spacing w:after="10" w:before="0"/>
               <w:ind w:left="120"/>
             </w:pPr>
-            <w:hyperlink w:history="1" r:id="rIdtohgirj9vg52b83ydi3x9">
+            <w:hyperlink w:history="1" r:id="rIdm6mjtym_bnlu5rzzdmlyf">
               <w:r>
                 <w:rPr>
                   <w:rFonts w:ascii="Arial" w:cs="Arial" w:eastAsia="Arial" w:hAnsi="Arial"/>
@@ -21962,7 +21962,7 @@
             <w:pPr>
               <w:spacing w:after="20" w:before="0"/>
             </w:pPr>
-            <w:hyperlink w:history="1" r:id="rIdsfiguyxv38-cfdximtzt1">
+            <w:hyperlink w:history="1" r:id="rId87rmsgizs7jgp3ypugj9u">
               <w:r>
                 <w:rPr>
                   <w:rFonts w:ascii="Arial" w:cs="Arial" w:eastAsia="Arial" w:hAnsi="Arial"/>
@@ -21995,7 +21995,7 @@
               <w:spacing w:after="10" w:before="0"/>
               <w:ind w:left="120"/>
             </w:pPr>
-            <w:hyperlink w:history="1" r:id="rIdqpebsa52uttxq_cyu6g0m">
+            <w:hyperlink w:history="1" r:id="rIdrde0egbzgjxgyy2eng2eb">
               <w:r>
                 <w:rPr>
                   <w:rFonts w:ascii="Arial" w:cs="Arial" w:eastAsia="Arial" w:hAnsi="Arial"/>
@@ -22190,7 +22190,7 @@
             <w:pPr>
               <w:spacing w:after="20" w:before="0"/>
             </w:pPr>
-            <w:hyperlink w:history="1" r:id="rIda9bxgkercgzocbomywctp">
+            <w:hyperlink w:history="1" r:id="rIdpi413c0dq5dr504hxtkds">
               <w:r>
                 <w:rPr>
                   <w:rFonts w:ascii="Arial" w:cs="Arial" w:eastAsia="Arial" w:hAnsi="Arial"/>
@@ -22223,7 +22223,7 @@
               <w:spacing w:after="10" w:before="0"/>
               <w:ind w:left="120"/>
             </w:pPr>
-            <w:hyperlink w:history="1" r:id="rId3sarjxvndur9sff3hkdyi">
+            <w:hyperlink w:history="1" r:id="rIdjrlpc1mokwebicdtjpmxe">
               <w:r>
                 <w:rPr>
                   <w:rFonts w:ascii="Arial" w:cs="Arial" w:eastAsia="Arial" w:hAnsi="Arial"/>
@@ -22268,7 +22268,7 @@
             <w:pPr>
               <w:spacing w:after="20" w:before="0"/>
             </w:pPr>
-            <w:hyperlink w:history="1" r:id="rIdkzerqdgolk5v5e4zo-gqs">
+            <w:hyperlink w:history="1" r:id="rIdd-ikdq-0nuanxfu2q7td9">
               <w:r>
                 <w:rPr>
                   <w:rFonts w:ascii="Arial" w:cs="Arial" w:eastAsia="Arial" w:hAnsi="Arial"/>
@@ -22301,7 +22301,7 @@
               <w:spacing w:after="10" w:before="0"/>
               <w:ind w:left="120"/>
             </w:pPr>
-            <w:hyperlink w:history="1" r:id="rIdwilhmuue_aywbli67czhn">
+            <w:hyperlink w:history="1" r:id="rIdcwefadilpvz0uyhlvnd6x">
               <w:r>
                 <w:rPr>
                   <w:rFonts w:ascii="Arial" w:cs="Arial" w:eastAsia="Arial" w:hAnsi="Arial"/>
@@ -22496,7 +22496,7 @@
             <w:pPr>
               <w:spacing w:after="20" w:before="0"/>
             </w:pPr>
-            <w:hyperlink w:history="1" r:id="rIdgzil1mashlvmjb0pftwos">
+            <w:hyperlink w:history="1" r:id="rIdjw6mqxg9vkjyackrlvjmq">
               <w:r>
                 <w:rPr>
                   <w:rFonts w:ascii="Arial" w:cs="Arial" w:eastAsia="Arial" w:hAnsi="Arial"/>
@@ -22545,7 +22545,7 @@
               <w:spacing w:after="10" w:before="0"/>
               <w:ind w:left="120"/>
             </w:pPr>
-            <w:hyperlink w:history="1" r:id="rIdjkz6xqlguu_gs5qqh58bs">
+            <w:hyperlink w:history="1" r:id="rId23qfmc1xqtbkt9aew-oqb">
               <w:r>
                 <w:rPr>
                   <w:rFonts w:ascii="Arial" w:cs="Arial" w:eastAsia="Arial" w:hAnsi="Arial"/>
@@ -22590,7 +22590,7 @@
             <w:pPr>
               <w:spacing w:after="20" w:before="0"/>
             </w:pPr>
-            <w:hyperlink w:history="1" r:id="rId6hv44rhu2yxvc9nisk1ot">
+            <w:hyperlink w:history="1" r:id="rId96nt6q3ai_alsn7jtn_xe">
               <w:r>
                 <w:rPr>
                   <w:rFonts w:ascii="Arial" w:cs="Arial" w:eastAsia="Arial" w:hAnsi="Arial"/>
@@ -22623,7 +22623,7 @@
               <w:spacing w:after="10" w:before="0"/>
               <w:ind w:left="120"/>
             </w:pPr>
-            <w:hyperlink w:history="1" r:id="rIdp3d6gea30lct9r53gbqvc">
+            <w:hyperlink w:history="1" r:id="rIdrfgdvhqj2myg7fxp4zqob">
               <w:r>
                 <w:rPr>
                   <w:rFonts w:ascii="Arial" w:cs="Arial" w:eastAsia="Arial" w:hAnsi="Arial"/>
@@ -22818,7 +22818,7 @@
             <w:pPr>
               <w:spacing w:after="20" w:before="0"/>
             </w:pPr>
-            <w:hyperlink w:history="1" r:id="rIdokotbywtarwm6h8jqr2jm">
+            <w:hyperlink w:history="1" r:id="rIdkahz0tvexequklrxyexei">
               <w:r>
                 <w:rPr>
                   <w:rFonts w:ascii="Arial" w:cs="Arial" w:eastAsia="Arial" w:hAnsi="Arial"/>
@@ -22867,7 +22867,7 @@
               <w:spacing w:after="10" w:before="0"/>
               <w:ind w:left="120"/>
             </w:pPr>
-            <w:hyperlink w:history="1" r:id="rIdhyejvwrpbdj1ui4azbxf1">
+            <w:hyperlink w:history="1" r:id="rId4tr7uvtd2cho7wnlrluoi">
               <w:r>
                 <w:rPr>
                   <w:rFonts w:ascii="Arial" w:cs="Arial" w:eastAsia="Arial" w:hAnsi="Arial"/>
@@ -22912,7 +22912,7 @@
             <w:pPr>
               <w:spacing w:after="20" w:before="0"/>
             </w:pPr>
-            <w:hyperlink w:history="1" r:id="rIdbixrqyo8r1cnxgnonghic">
+            <w:hyperlink w:history="1" r:id="rIdbxndndzzo-nq_u3gy9zus">
               <w:r>
                 <w:rPr>
                   <w:rFonts w:ascii="Arial" w:cs="Arial" w:eastAsia="Arial" w:hAnsi="Arial"/>
@@ -22945,7 +22945,7 @@
               <w:spacing w:after="10" w:before="0"/>
               <w:ind w:left="120"/>
             </w:pPr>
-            <w:hyperlink w:history="1" r:id="rIdnuypx0gpj-fl0loa5caao">
+            <w:hyperlink w:history="1" r:id="rId7ryv3vsehl0wuzt5sukvy">
               <w:r>
                 <w:rPr>
                   <w:rFonts w:ascii="Arial" w:cs="Arial" w:eastAsia="Arial" w:hAnsi="Arial"/>
@@ -23140,7 +23140,7 @@
             <w:pPr>
               <w:spacing w:after="20" w:before="0"/>
             </w:pPr>
-            <w:hyperlink w:history="1" r:id="rIdwejhsj6g5wyfv1vahgcqr">
+            <w:hyperlink w:history="1" r:id="rIdrxqykmlwmjxhcpp8g6_ml">
               <w:r>
                 <w:rPr>
                   <w:rFonts w:ascii="Arial" w:cs="Arial" w:eastAsia="Arial" w:hAnsi="Arial"/>
@@ -23189,7 +23189,7 @@
               <w:spacing w:after="10" w:before="0"/>
               <w:ind w:left="120"/>
             </w:pPr>
-            <w:hyperlink w:history="1" r:id="rIdwuh4semf1yt56fqz6dtae">
+            <w:hyperlink w:history="1" r:id="rIdum3lg-n_bb6jmofh0ey0d">
               <w:r>
                 <w:rPr>
                   <w:rFonts w:ascii="Arial" w:cs="Arial" w:eastAsia="Arial" w:hAnsi="Arial"/>
@@ -23234,7 +23234,7 @@
             <w:pPr>
               <w:spacing w:after="20" w:before="0"/>
             </w:pPr>
-            <w:hyperlink w:history="1" r:id="rIdq_cx6rvgaqmxxrtaeklk0">
+            <w:hyperlink w:history="1" r:id="rIdtvsj1a5csnnrctevkkshu">
               <w:r>
                 <w:rPr>
                   <w:rFonts w:ascii="Arial" w:cs="Arial" w:eastAsia="Arial" w:hAnsi="Arial"/>
@@ -23267,7 +23267,7 @@
               <w:spacing w:after="10" w:before="0"/>
               <w:ind w:left="120"/>
             </w:pPr>
-            <w:hyperlink w:history="1" r:id="rIdfp4hwlv1bhyl7qd8ialhj">
+            <w:hyperlink w:history="1" r:id="rId4r8asevam83nasy3uiony">
               <w:r>
                 <w:rPr>
                   <w:rFonts w:ascii="Arial" w:cs="Arial" w:eastAsia="Arial" w:hAnsi="Arial"/>
@@ -23779,7 +23779,7 @@
         </w:rPr>
         <w:t xml:space="preserve">© 2026 SeaVuria and ARES. Aligned with KICD objectives. Developed by SeaVuria; technical implementation by ARES (with AI assistance from Claude). Licensed under </w:t>
       </w:r>
-      <w:hyperlink w:history="1" r:id="rIdd1uyxtf5lgokniqqu5g8w">
+      <w:hyperlink w:history="1" r:id="rIdl7wtzjpehckd7epniozgd">
         <w:r>
           <w:rPr>
             <w:rFonts w:ascii="Arial" w:cs="Arial" w:eastAsia="Arial" w:hAnsi="Arial"/>
@@ -23800,7 +23800,7 @@
         </w:rPr>
         <w:t xml:space="preserve"> (</w:t>
       </w:r>
-      <w:hyperlink w:history="1" r:id="rIdlffqmizvmjhvegs9hzv1s">
+      <w:hyperlink w:history="1" r:id="rIddvcesqqytpi4ywz0cjwvv">
         <w:r>
           <w:rPr>
             <w:rFonts w:ascii="Arial" w:cs="Arial" w:eastAsia="Arial" w:hAnsi="Arial"/>
@@ -24813,7 +24813,7 @@
             <w:pPr>
               <w:spacing w:after="20" w:before="0"/>
             </w:pPr>
-            <w:hyperlink w:history="1" r:id="rIdgngji7efkn7dxenyojse5">
+            <w:hyperlink w:history="1" r:id="rIdr6jv5kvzv4mqmhxzpor4t">
               <w:r>
                 <w:rPr>
                   <w:rFonts w:ascii="Arial" w:cs="Arial" w:eastAsia="Arial" w:hAnsi="Arial"/>
@@ -24846,7 +24846,7 @@
               <w:spacing w:after="10" w:before="0"/>
               <w:ind w:left="120"/>
             </w:pPr>
-            <w:hyperlink w:history="1" r:id="rIddn4erzpturfe3addzzkhl">
+            <w:hyperlink w:history="1" r:id="rIdxxl7vby74qa8xeppdinbw">
               <w:r>
                 <w:rPr>
                   <w:rFonts w:ascii="Arial" w:cs="Arial" w:eastAsia="Arial" w:hAnsi="Arial"/>
@@ -24891,7 +24891,7 @@
             <w:pPr>
               <w:spacing w:after="20" w:before="0"/>
             </w:pPr>
-            <w:hyperlink w:history="1" r:id="rIdligun-hua5ut5735kbogu">
+            <w:hyperlink w:history="1" r:id="rIdbb4jc4ndirbze27fx142z">
               <w:r>
                 <w:rPr>
                   <w:rFonts w:ascii="Arial" w:cs="Arial" w:eastAsia="Arial" w:hAnsi="Arial"/>
@@ -24924,7 +24924,7 @@
               <w:spacing w:after="10" w:before="0"/>
               <w:ind w:left="120"/>
             </w:pPr>
-            <w:hyperlink w:history="1" r:id="rIdmtryf7j8daaja6cddtwrd">
+            <w:hyperlink w:history="1" r:id="rIdhpye3cdx7qdku8jvhovev">
               <w:r>
                 <w:rPr>
                   <w:rFonts w:ascii="Arial" w:cs="Arial" w:eastAsia="Arial" w:hAnsi="Arial"/>
@@ -25119,7 +25119,7 @@
             <w:pPr>
               <w:spacing w:after="20" w:before="0"/>
             </w:pPr>
-            <w:hyperlink w:history="1" r:id="rIdy3sw4irx7f5myq-9hd8gd">
+            <w:hyperlink w:history="1" r:id="rId30ethx8olphiovrbrzxbf">
               <w:r>
                 <w:rPr>
                   <w:rFonts w:ascii="Arial" w:cs="Arial" w:eastAsia="Arial" w:hAnsi="Arial"/>
@@ -25152,7 +25152,7 @@
               <w:spacing w:after="10" w:before="0"/>
               <w:ind w:left="120"/>
             </w:pPr>
-            <w:hyperlink w:history="1" r:id="rIdlrfjjo0lkjyymxn36kxpr">
+            <w:hyperlink w:history="1" r:id="rIdx_bs4fpmq5d1fclblh3bi">
               <w:r>
                 <w:rPr>
                   <w:rFonts w:ascii="Arial" w:cs="Arial" w:eastAsia="Arial" w:hAnsi="Arial"/>
@@ -25197,7 +25197,7 @@
             <w:pPr>
               <w:spacing w:after="20" w:before="0"/>
             </w:pPr>
-            <w:hyperlink w:history="1" r:id="rIdth64t0glaqfcbnz_awb4u">
+            <w:hyperlink w:history="1" r:id="rIdprkl5bqm7qnsa4iwftvwi">
               <w:r>
                 <w:rPr>
                   <w:rFonts w:ascii="Arial" w:cs="Arial" w:eastAsia="Arial" w:hAnsi="Arial"/>
@@ -25230,7 +25230,7 @@
               <w:spacing w:after="10" w:before="0"/>
               <w:ind w:left="120"/>
             </w:pPr>
-            <w:hyperlink w:history="1" r:id="rIdqvsfu3riqml2net9pc2kf">
+            <w:hyperlink w:history="1" r:id="rIdllbk0t_yvstygnkw-qqjf">
               <w:r>
                 <w:rPr>
                   <w:rFonts w:ascii="Arial" w:cs="Arial" w:eastAsia="Arial" w:hAnsi="Arial"/>
@@ -25425,7 +25425,7 @@
             <w:pPr>
               <w:spacing w:after="20" w:before="0"/>
             </w:pPr>
-            <w:hyperlink w:history="1" r:id="rId7glrhnuqoi5zakrgm6gq0">
+            <w:hyperlink w:history="1" r:id="rId9tx9bzlrd48rermhouhwk">
               <w:r>
                 <w:rPr>
                   <w:rFonts w:ascii="Arial" w:cs="Arial" w:eastAsia="Arial" w:hAnsi="Arial"/>
@@ -25458,7 +25458,7 @@
               <w:spacing w:after="10" w:before="0"/>
               <w:ind w:left="120"/>
             </w:pPr>
-            <w:hyperlink w:history="1" r:id="rIda_t06v3z2zxiozjsq0igy">
+            <w:hyperlink w:history="1" r:id="rId1w5jqs__nl-anhv19ykkt">
               <w:r>
                 <w:rPr>
                   <w:rFonts w:ascii="Arial" w:cs="Arial" w:eastAsia="Arial" w:hAnsi="Arial"/>
@@ -25503,7 +25503,7 @@
             <w:pPr>
               <w:spacing w:after="20" w:before="0"/>
             </w:pPr>
-            <w:hyperlink w:history="1" r:id="rIdmsyfp5x6nflf5yzuqge8z">
+            <w:hyperlink w:history="1" r:id="rIdwtaehcadcb7qbl5kksv9s">
               <w:r>
                 <w:rPr>
                   <w:rFonts w:ascii="Arial" w:cs="Arial" w:eastAsia="Arial" w:hAnsi="Arial"/>
@@ -25536,7 +25536,7 @@
               <w:spacing w:after="10" w:before="0"/>
               <w:ind w:left="120"/>
             </w:pPr>
-            <w:hyperlink w:history="1" r:id="rIdvkarfr73sgqd7rbx3xrni">
+            <w:hyperlink w:history="1" r:id="rIdnc6o_jgxxbikkstya5edj">
               <w:r>
                 <w:rPr>
                   <w:rFonts w:ascii="Arial" w:cs="Arial" w:eastAsia="Arial" w:hAnsi="Arial"/>
@@ -25731,7 +25731,7 @@
             <w:pPr>
               <w:spacing w:after="20" w:before="0"/>
             </w:pPr>
-            <w:hyperlink w:history="1" r:id="rIdu71co6txxgssecytghno-">
+            <w:hyperlink w:history="1" r:id="rIdso1kyrkslslk2pxyxu-7a">
               <w:r>
                 <w:rPr>
                   <w:rFonts w:ascii="Arial" w:cs="Arial" w:eastAsia="Arial" w:hAnsi="Arial"/>
@@ -25764,7 +25764,7 @@
               <w:spacing w:after="10" w:before="0"/>
               <w:ind w:left="120"/>
             </w:pPr>
-            <w:hyperlink w:history="1" r:id="rId-bvcc8_fpeubuigvmiqnd">
+            <w:hyperlink w:history="1" r:id="rId__byexap0juulhcgutiec">
               <w:r>
                 <w:rPr>
                   <w:rFonts w:ascii="Arial" w:cs="Arial" w:eastAsia="Arial" w:hAnsi="Arial"/>
@@ -25809,7 +25809,7 @@
             <w:pPr>
               <w:spacing w:after="20" w:before="0"/>
             </w:pPr>
-            <w:hyperlink w:history="1" r:id="rIdivtde8igcf-6hmr3tljzh">
+            <w:hyperlink w:history="1" r:id="rIdckym6y5irstboblc1pi3x">
               <w:r>
                 <w:rPr>
                   <w:rFonts w:ascii="Arial" w:cs="Arial" w:eastAsia="Arial" w:hAnsi="Arial"/>
@@ -25842,7 +25842,7 @@
               <w:spacing w:after="10" w:before="0"/>
               <w:ind w:left="120"/>
             </w:pPr>
-            <w:hyperlink w:history="1" r:id="rIdjy54pnpwfrez9icr7mff9">
+            <w:hyperlink w:history="1" r:id="rIdyq1cdprj5vpzsqexyguiq">
               <w:r>
                 <w:rPr>
                   <w:rFonts w:ascii="Arial" w:cs="Arial" w:eastAsia="Arial" w:hAnsi="Arial"/>
@@ -26037,7 +26037,7 @@
             <w:pPr>
               <w:spacing w:after="20" w:before="0"/>
             </w:pPr>
-            <w:hyperlink w:history="1" r:id="rIdmdhmglsfkjz8nx5a8sut_">
+            <w:hyperlink w:history="1" r:id="rIdnoq5t7za6zg9egudy4hrw">
               <w:r>
                 <w:rPr>
                   <w:rFonts w:ascii="Arial" w:cs="Arial" w:eastAsia="Arial" w:hAnsi="Arial"/>
@@ -26070,7 +26070,7 @@
               <w:spacing w:after="10" w:before="0"/>
               <w:ind w:left="120"/>
             </w:pPr>
-            <w:hyperlink w:history="1" r:id="rIdkr1iy1xktjntafmtrhrs9">
+            <w:hyperlink w:history="1" r:id="rIdlj8tejhmbu4b-3wpzwqsn">
               <w:r>
                 <w:rPr>
                   <w:rFonts w:ascii="Arial" w:cs="Arial" w:eastAsia="Arial" w:hAnsi="Arial"/>
@@ -26115,7 +26115,7 @@
             <w:pPr>
               <w:spacing w:after="20" w:before="0"/>
             </w:pPr>
-            <w:hyperlink w:history="1" r:id="rId7q4ctylxfajxncz1j84sw">
+            <w:hyperlink w:history="1" r:id="rIdgtk5tjubmwtd0hiljohaz">
               <w:r>
                 <w:rPr>
                   <w:rFonts w:ascii="Arial" w:cs="Arial" w:eastAsia="Arial" w:hAnsi="Arial"/>
@@ -26148,7 +26148,7 @@
               <w:spacing w:after="10" w:before="0"/>
               <w:ind w:left="120"/>
             </w:pPr>
-            <w:hyperlink w:history="1" r:id="rIdeftz52atrqpfw-zpf5it1">
+            <w:hyperlink w:history="1" r:id="rIdqsad_azvg8mbtp-5x_fkz">
               <w:r>
                 <w:rPr>
                   <w:rFonts w:ascii="Arial" w:cs="Arial" w:eastAsia="Arial" w:hAnsi="Arial"/>
@@ -26888,7 +26888,7 @@
         </w:rPr>
         <w:t xml:space="preserve">© 2026 SeaVuria and ARES. Aligned with KICD objectives. Developed by SeaVuria; technical implementation by ARES (with AI assistance from Claude). Licensed under </w:t>
       </w:r>
-      <w:hyperlink w:history="1" r:id="rIdrerllidu0xdnx61glclvf">
+      <w:hyperlink w:history="1" r:id="rIdpokzzyugg2bmfr_6d34mn">
         <w:r>
           <w:rPr>
             <w:rFonts w:ascii="Arial" w:cs="Arial" w:eastAsia="Arial" w:hAnsi="Arial"/>
@@ -26909,7 +26909,7 @@
         </w:rPr>
         <w:t xml:space="preserve"> (</w:t>
       </w:r>
-      <w:hyperlink w:history="1" r:id="rIdm0ntsqnm-joqrgcjquyzi">
+      <w:hyperlink w:history="1" r:id="rIdufcltxmf-wdo-yjkfmikh">
         <w:r>
           <w:rPr>
             <w:rFonts w:ascii="Arial" w:cs="Arial" w:eastAsia="Arial" w:hAnsi="Arial"/>

--- a/data/outputs/v2/Physics/SS1.4_Energy,_Work,_Power_and_Machines/Physics_Energy,_Work,_Power_and_Machines_CBE_LessonSequence.docx
+++ b/data/outputs/v2/Physics/SS1.4_Energy,_Work,_Power_and_Machines/Physics_Energy,_Work,_Power_and_Machines_CBE_LessonSequence.docx
@@ -4,6 +4,7 @@
   <w:body>
     <w:p>
       <w:pPr>
+        <w:keepNext w:val="false"/>
         <w:spacing w:after="30" w:before="0"/>
         <w:jc w:val="center"/>
       </w:pPr>
@@ -23,6 +24,7 @@
     </w:p>
     <w:p>
       <w:pPr>
+        <w:keepNext w:val="false"/>
         <w:spacing w:after="60" w:before="0"/>
         <w:jc w:val="center"/>
       </w:pPr>
@@ -81,6 +83,7 @@
           </w:tcPr>
           <w:p>
             <w:pPr>
+              <w:keepNext w:val="false"/>
               <w:spacing w:after="40" w:before="0"/>
               <w:jc w:val="center"/>
             </w:pPr>
@@ -115,6 +118,7 @@
           </w:tcPr>
           <w:p>
             <w:pPr>
+              <w:keepNext w:val="false"/>
               <w:spacing w:after="40" w:before="0"/>
               <w:jc w:val="left"/>
             </w:pPr>
@@ -147,6 +151,7 @@
           </w:tcPr>
           <w:p>
             <w:pPr>
+              <w:keepNext w:val="false"/>
               <w:spacing w:after="40" w:before="0"/>
               <w:jc w:val="left"/>
             </w:pPr>
@@ -181,6 +186,7 @@
           </w:tcPr>
           <w:p>
             <w:pPr>
+              <w:keepNext w:val="false"/>
               <w:spacing w:after="40" w:before="0"/>
               <w:jc w:val="left"/>
             </w:pPr>
@@ -213,6 +219,7 @@
           </w:tcPr>
           <w:p>
             <w:pPr>
+              <w:keepNext w:val="false"/>
               <w:spacing w:after="40" w:before="0"/>
               <w:jc w:val="left"/>
             </w:pPr>
@@ -247,6 +254,7 @@
           </w:tcPr>
           <w:p>
             <w:pPr>
+              <w:keepNext w:val="false"/>
               <w:spacing w:after="40" w:before="0"/>
               <w:jc w:val="left"/>
             </w:pPr>
@@ -279,6 +287,7 @@
           </w:tcPr>
           <w:p>
             <w:pPr>
+              <w:keepNext w:val="false"/>
               <w:spacing w:after="40" w:before="0"/>
               <w:jc w:val="left"/>
             </w:pPr>
@@ -313,6 +322,7 @@
           </w:tcPr>
           <w:p>
             <w:pPr>
+              <w:keepNext w:val="false"/>
               <w:spacing w:after="40" w:before="0"/>
               <w:jc w:val="left"/>
             </w:pPr>
@@ -345,6 +355,7 @@
           </w:tcPr>
           <w:p>
             <w:pPr>
+              <w:keepNext w:val="false"/>
               <w:spacing w:after="40" w:before="0"/>
               <w:jc w:val="left"/>
             </w:pPr>
@@ -379,6 +390,7 @@
           </w:tcPr>
           <w:p>
             <w:pPr>
+              <w:keepNext w:val="false"/>
               <w:spacing w:after="40" w:before="0"/>
               <w:jc w:val="left"/>
             </w:pPr>
@@ -411,6 +423,7 @@
           </w:tcPr>
           <w:p>
             <w:pPr>
+              <w:keepNext w:val="false"/>
               <w:spacing w:after="40" w:before="0"/>
               <w:jc w:val="left"/>
             </w:pPr>
@@ -445,6 +458,7 @@
           </w:tcPr>
           <w:p>
             <w:pPr>
+              <w:keepNext w:val="false"/>
               <w:spacing w:after="40" w:before="0"/>
               <w:jc w:val="left"/>
             </w:pPr>
@@ -672,6 +686,7 @@
           </w:tcPr>
           <w:p>
             <w:pPr>
+              <w:keepNext w:val="false"/>
               <w:spacing w:after="40" w:before="0"/>
               <w:jc w:val="left"/>
             </w:pPr>
@@ -704,6 +719,7 @@
           </w:tcPr>
           <w:p>
             <w:pPr>
+              <w:keepNext w:val="false"/>
               <w:spacing w:after="40" w:before="0"/>
               <w:jc w:val="left"/>
             </w:pPr>
@@ -723,6 +739,7 @@
           </w:p>
           <w:p>
             <w:pPr>
+              <w:keepNext w:val="false"/>
               <w:spacing w:after="40" w:before="0"/>
               <w:jc w:val="left"/>
             </w:pPr>
@@ -742,6 +759,7 @@
           </w:p>
           <w:p>
             <w:pPr>
+              <w:keepNext w:val="false"/>
               <w:spacing w:after="40" w:before="0"/>
               <w:jc w:val="left"/>
             </w:pPr>
@@ -761,6 +779,7 @@
           </w:p>
           <w:p>
             <w:pPr>
+              <w:keepNext w:val="false"/>
               <w:spacing w:after="40" w:before="0"/>
               <w:jc w:val="left"/>
             </w:pPr>
@@ -780,6 +799,7 @@
           </w:p>
           <w:p>
             <w:pPr>
+              <w:keepNext w:val="false"/>
               <w:spacing w:after="40" w:before="0"/>
               <w:jc w:val="left"/>
             </w:pPr>
@@ -799,6 +819,7 @@
           </w:p>
           <w:p>
             <w:pPr>
+              <w:keepNext w:val="false"/>
               <w:spacing w:after="40" w:before="0"/>
               <w:jc w:val="left"/>
             </w:pPr>
@@ -818,6 +839,7 @@
           </w:p>
           <w:p>
             <w:pPr>
+              <w:keepNext w:val="false"/>
               <w:spacing w:after="40" w:before="0"/>
               <w:jc w:val="left"/>
             </w:pPr>
@@ -852,6 +874,7 @@
           </w:tcPr>
           <w:p>
             <w:pPr>
+              <w:keepNext w:val="false"/>
               <w:spacing w:after="40" w:before="0"/>
               <w:jc w:val="left"/>
             </w:pPr>
@@ -999,6 +1022,7 @@
           </w:tcPr>
           <w:p>
             <w:pPr>
+              <w:keepNext w:val="false"/>
               <w:spacing w:after="40" w:before="0"/>
               <w:jc w:val="left"/>
             </w:pPr>
@@ -1106,6 +1130,7 @@
           </w:tcPr>
           <w:p>
             <w:pPr>
+              <w:keepNext w:val="false"/>
               <w:spacing w:after="40" w:before="0"/>
               <w:jc w:val="left"/>
             </w:pPr>
@@ -1273,6 +1298,7 @@
           </w:tcPr>
           <w:p>
             <w:pPr>
+              <w:keepNext w:val="false"/>
               <w:spacing w:after="40" w:before="0"/>
               <w:jc w:val="left"/>
             </w:pPr>
@@ -1380,6 +1406,7 @@
           </w:tcPr>
           <w:p>
             <w:pPr>
+              <w:keepNext w:val="false"/>
               <w:spacing w:after="40" w:before="0"/>
               <w:jc w:val="left"/>
             </w:pPr>
@@ -1547,6 +1574,7 @@
           </w:tcPr>
           <w:p>
             <w:pPr>
+              <w:keepNext w:val="false"/>
               <w:spacing w:after="40" w:before="0"/>
               <w:jc w:val="left"/>
             </w:pPr>
@@ -1579,6 +1607,7 @@
           </w:tcPr>
           <w:p>
             <w:pPr>
+              <w:keepNext w:val="false"/>
               <w:spacing w:after="40" w:before="0"/>
               <w:jc w:val="left"/>
             </w:pPr>
@@ -1613,6 +1642,7 @@
           </w:tcPr>
           <w:p>
             <w:pPr>
+              <w:keepNext w:val="false"/>
               <w:spacing w:after="40" w:before="0"/>
               <w:jc w:val="left"/>
             </w:pPr>
@@ -1645,6 +1675,7 @@
           </w:tcPr>
           <w:p>
             <w:pPr>
+              <w:keepNext w:val="false"/>
               <w:spacing w:after="40" w:before="0"/>
               <w:jc w:val="left"/>
             </w:pPr>
@@ -1664,6 +1695,7 @@
           </w:p>
           <w:p>
             <w:pPr>
+              <w:keepNext w:val="false"/>
               <w:spacing w:after="40" w:before="0"/>
               <w:jc w:val="left"/>
             </w:pPr>
@@ -1683,6 +1715,7 @@
           </w:p>
           <w:p>
             <w:pPr>
+              <w:keepNext w:val="false"/>
               <w:spacing w:after="40" w:before="0"/>
               <w:jc w:val="left"/>
             </w:pPr>
@@ -1702,6 +1735,7 @@
           </w:p>
           <w:p>
             <w:pPr>
+              <w:keepNext w:val="false"/>
               <w:spacing w:after="40" w:before="0"/>
               <w:jc w:val="left"/>
             </w:pPr>
@@ -1721,6 +1755,7 @@
           </w:p>
           <w:p>
             <w:pPr>
+              <w:keepNext w:val="false"/>
               <w:spacing w:after="40" w:before="0"/>
               <w:jc w:val="left"/>
             </w:pPr>
@@ -1755,6 +1790,7 @@
           </w:tcPr>
           <w:p>
             <w:pPr>
+              <w:keepNext w:val="false"/>
               <w:spacing w:after="40" w:before="0"/>
               <w:jc w:val="left"/>
             </w:pPr>
@@ -1787,6 +1823,7 @@
           </w:tcPr>
           <w:p>
             <w:pPr>
+              <w:keepNext w:val="false"/>
               <w:spacing w:after="40" w:before="0"/>
               <w:jc w:val="left"/>
             </w:pPr>
@@ -1821,6 +1858,7 @@
           </w:tcPr>
           <w:p>
             <w:pPr>
+              <w:keepNext w:val="false"/>
               <w:spacing w:after="40" w:before="0"/>
               <w:jc w:val="left"/>
             </w:pPr>
@@ -1853,6 +1891,7 @@
           </w:tcPr>
           <w:p>
             <w:pPr>
+              <w:keepNext w:val="false"/>
               <w:spacing w:after="40" w:before="0"/>
               <w:jc w:val="left"/>
             </w:pPr>
@@ -1872,6 +1911,7 @@
           </w:p>
           <w:p>
             <w:pPr>
+              <w:keepNext w:val="false"/>
               <w:spacing w:after="40" w:before="0"/>
               <w:jc w:val="left"/>
             </w:pPr>
@@ -1891,6 +1931,7 @@
           </w:p>
           <w:p>
             <w:pPr>
+              <w:keepNext w:val="false"/>
               <w:spacing w:after="40" w:before="0"/>
               <w:jc w:val="left"/>
             </w:pPr>
@@ -1910,6 +1951,7 @@
           </w:p>
           <w:p>
             <w:pPr>
+              <w:keepNext w:val="false"/>
               <w:spacing w:after="40" w:before="0"/>
               <w:jc w:val="left"/>
             </w:pPr>
@@ -1929,6 +1971,7 @@
           </w:p>
           <w:p>
             <w:pPr>
+              <w:keepNext w:val="false"/>
               <w:spacing w:after="40" w:before="0"/>
               <w:jc w:val="left"/>
             </w:pPr>
@@ -1948,6 +1991,7 @@
           </w:p>
           <w:p>
             <w:pPr>
+              <w:keepNext w:val="false"/>
               <w:spacing w:after="40" w:before="0"/>
               <w:jc w:val="left"/>
             </w:pPr>
@@ -1967,6 +2011,7 @@
           </w:p>
           <w:p>
             <w:pPr>
+              <w:keepNext w:val="false"/>
               <w:spacing w:after="40" w:before="0"/>
               <w:jc w:val="left"/>
             </w:pPr>
@@ -1986,6 +2031,7 @@
           </w:p>
           <w:p>
             <w:pPr>
+              <w:keepNext w:val="false"/>
               <w:spacing w:after="40" w:before="0"/>
               <w:jc w:val="left"/>
             </w:pPr>
@@ -2020,6 +2066,7 @@
           </w:tcPr>
           <w:p>
             <w:pPr>
+              <w:keepNext w:val="false"/>
               <w:spacing w:after="40" w:before="0"/>
               <w:jc w:val="left"/>
             </w:pPr>
@@ -2311,7 +2358,7 @@
         </w:rPr>
         <w:t xml:space="preserve">© 2026 SeaVuria and ARES. This work is licensed under a </w:t>
       </w:r>
-      <w:hyperlink w:history="1" r:id="rIdc_ytws7pryk5nkerqlqde">
+      <w:hyperlink w:history="1" r:id="rIdsi_hhuxadwili9lt3im2d">
         <w:r>
           <w:rPr>
             <w:rFonts w:ascii="Arial" w:cs="Arial" w:eastAsia="Arial" w:hAnsi="Arial"/>
@@ -2331,7 +2378,7 @@
         </w:rPr>
         <w:t xml:space="preserve"> (</w:t>
       </w:r>
-      <w:hyperlink w:history="1" r:id="rIdaa_8zcrngxwgjlsqbk7gp">
+      <w:hyperlink w:history="1" r:id="rId5qh2ptnllsynsvai2orww">
         <w:r>
           <w:rPr>
             <w:rFonts w:ascii="Arial" w:cs="Arial" w:eastAsia="Arial" w:hAnsi="Arial"/>
@@ -2351,7 +2398,7 @@
         </w:rPr>
         <w:t xml:space="preserve">). To view a copy of this license, visit </w:t>
       </w:r>
-      <w:hyperlink w:history="1" r:id="rIdacjzris1g72em6vjcme4p">
+      <w:hyperlink w:history="1" r:id="rId_d7rpv5rvnyr-vf8xuqkh">
         <w:r>
           <w:rPr>
             <w:rFonts w:ascii="Arial" w:cs="Arial" w:eastAsia="Arial" w:hAnsi="Arial"/>
@@ -2410,6 +2457,7 @@
           </w:tcPr>
           <w:p>
             <w:pPr>
+              <w:keepNext w:val="false"/>
               <w:spacing w:after="40" w:before="0"/>
               <w:jc w:val="center"/>
             </w:pPr>
@@ -2445,6 +2493,7 @@
           </w:tcPr>
           <w:p>
             <w:pPr>
+              <w:keepNext w:val="false"/>
               <w:spacing w:after="40" w:before="0"/>
               <w:jc w:val="center"/>
             </w:pPr>
@@ -2479,6 +2528,7 @@
           </w:tcPr>
           <w:p>
             <w:pPr>
+              <w:keepNext w:val="false"/>
               <w:spacing w:after="40" w:before="0"/>
               <w:jc w:val="left"/>
             </w:pPr>
@@ -2511,6 +2561,7 @@
           </w:tcPr>
           <w:p>
             <w:pPr>
+              <w:keepNext w:val="false"/>
               <w:spacing w:after="40" w:before="0"/>
               <w:jc w:val="left"/>
             </w:pPr>
@@ -2545,6 +2596,7 @@
           </w:tcPr>
           <w:p>
             <w:pPr>
+              <w:keepNext w:val="false"/>
               <w:spacing w:after="40" w:before="0"/>
               <w:jc w:val="left"/>
             </w:pPr>
@@ -2577,6 +2629,7 @@
           </w:tcPr>
           <w:p>
             <w:pPr>
+              <w:keepNext w:val="false"/>
               <w:spacing w:after="40" w:before="0"/>
               <w:jc w:val="left"/>
             </w:pPr>
@@ -2611,6 +2664,7 @@
           </w:tcPr>
           <w:p>
             <w:pPr>
+              <w:keepNext w:val="false"/>
               <w:spacing w:after="40" w:before="0"/>
               <w:jc w:val="left"/>
             </w:pPr>
@@ -2643,6 +2697,7 @@
           </w:tcPr>
           <w:p>
             <w:pPr>
+              <w:keepNext w:val="false"/>
               <w:spacing w:after="40" w:before="0"/>
               <w:jc w:val="left"/>
             </w:pPr>
@@ -2677,6 +2732,7 @@
           </w:tcPr>
           <w:p>
             <w:pPr>
+              <w:keepNext w:val="false"/>
               <w:spacing w:after="40" w:before="0"/>
               <w:jc w:val="left"/>
             </w:pPr>
@@ -2709,6 +2765,7 @@
           </w:tcPr>
           <w:p>
             <w:pPr>
+              <w:keepNext w:val="false"/>
               <w:spacing w:after="40" w:before="0"/>
               <w:jc w:val="left"/>
             </w:pPr>
@@ -2743,6 +2800,7 @@
           </w:tcPr>
           <w:p>
             <w:pPr>
+              <w:keepNext w:val="false"/>
               <w:spacing w:after="40" w:before="0"/>
               <w:jc w:val="left"/>
             </w:pPr>
@@ -2775,6 +2833,7 @@
           </w:tcPr>
           <w:p>
             <w:pPr>
+              <w:keepNext w:val="false"/>
               <w:spacing w:after="40" w:before="0"/>
               <w:jc w:val="left"/>
             </w:pPr>
@@ -2809,6 +2868,7 @@
           </w:tcPr>
           <w:p>
             <w:pPr>
+              <w:keepNext w:val="false"/>
               <w:spacing w:after="40" w:before="0"/>
               <w:jc w:val="left"/>
             </w:pPr>
@@ -2841,6 +2901,7 @@
           </w:tcPr>
           <w:p>
             <w:pPr>
+              <w:keepNext w:val="false"/>
               <w:spacing w:after="40" w:before="0"/>
               <w:jc w:val="left"/>
             </w:pPr>
@@ -2875,6 +2936,7 @@
           </w:tcPr>
           <w:p>
             <w:pPr>
+              <w:keepNext w:val="false"/>
               <w:spacing w:after="40" w:before="0"/>
               <w:jc w:val="left"/>
             </w:pPr>
@@ -2907,6 +2969,7 @@
           </w:tcPr>
           <w:p>
             <w:pPr>
+              <w:keepNext w:val="false"/>
               <w:spacing w:after="40" w:before="0"/>
               <w:jc w:val="left"/>
             </w:pPr>
@@ -2941,6 +3004,7 @@
           </w:tcPr>
           <w:p>
             <w:pPr>
+              <w:keepNext w:val="false"/>
               <w:spacing w:after="40" w:before="0"/>
               <w:jc w:val="left"/>
             </w:pPr>
@@ -2973,6 +3037,7 @@
           </w:tcPr>
           <w:p>
             <w:pPr>
+              <w:keepNext w:val="false"/>
               <w:spacing w:after="40" w:before="0"/>
               <w:jc w:val="left"/>
             </w:pPr>
@@ -3032,6 +3097,7 @@
           </w:tcPr>
           <w:p>
             <w:pPr>
+              <w:keepNext w:val="false"/>
               <w:spacing w:after="40" w:before="0"/>
               <w:jc w:val="center"/>
             </w:pPr>
@@ -3066,6 +3132,7 @@
           </w:tcPr>
           <w:p>
             <w:pPr>
+              <w:keepNext w:val="false"/>
               <w:spacing w:after="40" w:before="0"/>
               <w:jc w:val="left"/>
             </w:pPr>
@@ -3130,6 +3197,7 @@
           </w:tcPr>
           <w:p>
             <w:pPr>
+              <w:keepNext w:val="false"/>
               <w:spacing w:after="40" w:before="0"/>
               <w:jc w:val="center"/>
             </w:pPr>
@@ -3164,6 +3232,7 @@
           </w:tcPr>
           <w:p>
             <w:pPr>
+              <w:keepNext w:val="false"/>
               <w:spacing w:after="40" w:before="0"/>
               <w:jc w:val="left"/>
             </w:pPr>
@@ -3196,6 +3265,7 @@
           </w:tcPr>
           <w:p>
             <w:pPr>
+              <w:keepNext w:val="false"/>
               <w:spacing w:after="40" w:before="0"/>
               <w:jc w:val="left"/>
             </w:pPr>
@@ -3228,6 +3298,7 @@
           </w:tcPr>
           <w:p>
             <w:pPr>
+              <w:keepNext w:val="false"/>
               <w:spacing w:after="40" w:before="0"/>
               <w:jc w:val="left"/>
             </w:pPr>
@@ -3260,6 +3331,7 @@
           </w:tcPr>
           <w:p>
             <w:pPr>
+              <w:keepNext w:val="false"/>
               <w:spacing w:after="40" w:before="0"/>
               <w:jc w:val="left"/>
             </w:pPr>
@@ -3292,6 +3364,7 @@
           </w:tcPr>
           <w:p>
             <w:pPr>
+              <w:keepNext w:val="false"/>
               <w:spacing w:after="40" w:before="0"/>
               <w:jc w:val="left"/>
             </w:pPr>
@@ -3326,6 +3399,7 @@
           </w:tcPr>
           <w:p>
             <w:pPr>
+              <w:keepNext w:val="false"/>
               <w:spacing w:after="40" w:before="0"/>
               <w:jc w:val="left"/>
             </w:pPr>
@@ -3363,7 +3437,7 @@
             <w:pPr>
               <w:spacing w:after="20" w:before="0"/>
             </w:pPr>
-            <w:hyperlink w:history="1" r:id="rIdteku2ik0n3hm0nat9zglw">
+            <w:hyperlink w:history="1" r:id="rId2zirpf9unv6tk72twdyvi">
               <w:r>
                 <w:rPr>
                   <w:rFonts w:ascii="Arial" w:cs="Arial" w:eastAsia="Arial" w:hAnsi="Arial"/>
@@ -3396,7 +3470,7 @@
               <w:spacing w:after="10" w:before="0"/>
               <w:ind w:left="120"/>
             </w:pPr>
-            <w:hyperlink w:history="1" r:id="rIdjjjdskof3ymhoi1fpbmyx">
+            <w:hyperlink w:history="1" r:id="rIdswg8jqe_abve6b_e4zjka">
               <w:r>
                 <w:rPr>
                   <w:rFonts w:ascii="Arial" w:cs="Arial" w:eastAsia="Arial" w:hAnsi="Arial"/>
@@ -3441,7 +3515,7 @@
             <w:pPr>
               <w:spacing w:after="20" w:before="0"/>
             </w:pPr>
-            <w:hyperlink w:history="1" r:id="rIde5kh_tu31suea4zkomobs">
+            <w:hyperlink w:history="1" r:id="rIdt6mvhzwflo-ibliklpag0">
               <w:r>
                 <w:rPr>
                   <w:rFonts w:ascii="Arial" w:cs="Arial" w:eastAsia="Arial" w:hAnsi="Arial"/>
@@ -3474,7 +3548,7 @@
               <w:spacing w:after="10" w:before="0"/>
               <w:ind w:left="120"/>
             </w:pPr>
-            <w:hyperlink w:history="1" r:id="rIdbsm59nyhq6f3guybphckn">
+            <w:hyperlink w:history="1" r:id="rIdekrxjssl4kqsawve5xryp">
               <w:r>
                 <w:rPr>
                   <w:rFonts w:ascii="Arial" w:cs="Arial" w:eastAsia="Arial" w:hAnsi="Arial"/>
@@ -3502,6 +3576,7 @@
           </w:tcPr>
           <w:p>
             <w:pPr>
+              <w:keepNext w:val="false"/>
               <w:spacing w:after="40" w:before="0"/>
               <w:jc w:val="left"/>
             </w:pPr>
@@ -3534,6 +3609,7 @@
           </w:tcPr>
           <w:p>
             <w:pPr>
+              <w:keepNext w:val="false"/>
               <w:spacing w:after="40" w:before="0"/>
               <w:jc w:val="left"/>
             </w:pPr>
@@ -3566,6 +3642,7 @@
           </w:tcPr>
           <w:p>
             <w:pPr>
+              <w:keepNext w:val="false"/>
               <w:spacing w:after="40" w:before="0"/>
               <w:jc w:val="left"/>
             </w:pPr>
@@ -3598,6 +3675,7 @@
           </w:tcPr>
           <w:p>
             <w:pPr>
+              <w:keepNext w:val="false"/>
               <w:spacing w:after="40" w:before="0"/>
               <w:jc w:val="left"/>
             </w:pPr>
@@ -3632,6 +3710,7 @@
           </w:tcPr>
           <w:p>
             <w:pPr>
+              <w:keepNext w:val="false"/>
               <w:spacing w:after="40" w:before="0"/>
               <w:jc w:val="left"/>
             </w:pPr>
@@ -3669,7 +3748,7 @@
             <w:pPr>
               <w:spacing w:after="20" w:before="0"/>
             </w:pPr>
-            <w:hyperlink w:history="1" r:id="rIdjplqlj3l2h_o3wdyrp4ul">
+            <w:hyperlink w:history="1" r:id="rIdiu1iers3kgabudgbjrpox">
               <w:r>
                 <w:rPr>
                   <w:rFonts w:ascii="Arial" w:cs="Arial" w:eastAsia="Arial" w:hAnsi="Arial"/>
@@ -3702,7 +3781,7 @@
               <w:spacing w:after="10" w:before="0"/>
               <w:ind w:left="120"/>
             </w:pPr>
-            <w:hyperlink w:history="1" r:id="rIdtg0_alshwdkwwjos6iet3">
+            <w:hyperlink w:history="1" r:id="rIdv07b5ckveh8do0t8uhhi8">
               <w:r>
                 <w:rPr>
                   <w:rFonts w:ascii="Arial" w:cs="Arial" w:eastAsia="Arial" w:hAnsi="Arial"/>
@@ -3747,7 +3826,7 @@
             <w:pPr>
               <w:spacing w:after="20" w:before="0"/>
             </w:pPr>
-            <w:hyperlink w:history="1" r:id="rId4uzapiw6dafqlcv1erobw">
+            <w:hyperlink w:history="1" r:id="rIddy2cigxkkggmkkj-mkb9q">
               <w:r>
                 <w:rPr>
                   <w:rFonts w:ascii="Arial" w:cs="Arial" w:eastAsia="Arial" w:hAnsi="Arial"/>
@@ -3780,7 +3859,7 @@
               <w:spacing w:after="10" w:before="0"/>
               <w:ind w:left="120"/>
             </w:pPr>
-            <w:hyperlink w:history="1" r:id="rIdockl6qiduhfvocosflcgs">
+            <w:hyperlink w:history="1" r:id="rId4rv1-roftemwrrxgbqq0p">
               <w:r>
                 <w:rPr>
                   <w:rFonts w:ascii="Arial" w:cs="Arial" w:eastAsia="Arial" w:hAnsi="Arial"/>
@@ -3808,6 +3887,7 @@
           </w:tcPr>
           <w:p>
             <w:pPr>
+              <w:keepNext w:val="false"/>
               <w:spacing w:after="40" w:before="0"/>
               <w:jc w:val="left"/>
             </w:pPr>
@@ -3840,6 +3920,7 @@
           </w:tcPr>
           <w:p>
             <w:pPr>
+              <w:keepNext w:val="false"/>
               <w:spacing w:after="40" w:before="0"/>
               <w:jc w:val="left"/>
             </w:pPr>
@@ -3872,6 +3953,7 @@
           </w:tcPr>
           <w:p>
             <w:pPr>
+              <w:keepNext w:val="false"/>
               <w:spacing w:after="40" w:before="0"/>
               <w:jc w:val="left"/>
             </w:pPr>
@@ -3904,6 +3986,7 @@
           </w:tcPr>
           <w:p>
             <w:pPr>
+              <w:keepNext w:val="false"/>
               <w:spacing w:after="40" w:before="0"/>
               <w:jc w:val="left"/>
             </w:pPr>
@@ -3938,6 +4021,7 @@
           </w:tcPr>
           <w:p>
             <w:pPr>
+              <w:keepNext w:val="false"/>
               <w:spacing w:after="40" w:before="0"/>
               <w:jc w:val="left"/>
             </w:pPr>
@@ -3975,7 +4059,7 @@
             <w:pPr>
               <w:spacing w:after="20" w:before="0"/>
             </w:pPr>
-            <w:hyperlink w:history="1" r:id="rIdulinnd3blkvuagne0mglh">
+            <w:hyperlink w:history="1" r:id="rIdi8fxvxir51kvfjcsz2cke">
               <w:r>
                 <w:rPr>
                   <w:rFonts w:ascii="Arial" w:cs="Arial" w:eastAsia="Arial" w:hAnsi="Arial"/>
@@ -4008,7 +4092,7 @@
               <w:spacing w:after="10" w:before="0"/>
               <w:ind w:left="120"/>
             </w:pPr>
-            <w:hyperlink w:history="1" r:id="rId32yp2k0bz3xd4kldhb4rf">
+            <w:hyperlink w:history="1" r:id="rId3wi_wbnqse9n2d_mbbfsf">
               <w:r>
                 <w:rPr>
                   <w:rFonts w:ascii="Arial" w:cs="Arial" w:eastAsia="Arial" w:hAnsi="Arial"/>
@@ -4053,7 +4137,7 @@
             <w:pPr>
               <w:spacing w:after="20" w:before="0"/>
             </w:pPr>
-            <w:hyperlink w:history="1" r:id="rIdgbgzglaene8g0ijifs1xz">
+            <w:hyperlink w:history="1" r:id="rId-y-swtv3sny8vgtwt3rhh">
               <w:r>
                 <w:rPr>
                   <w:rFonts w:ascii="Arial" w:cs="Arial" w:eastAsia="Arial" w:hAnsi="Arial"/>
@@ -4102,7 +4186,7 @@
               <w:spacing w:after="10" w:before="0"/>
               <w:ind w:left="120"/>
             </w:pPr>
-            <w:hyperlink w:history="1" r:id="rId6yguiquaibmzmlwaqqrgm">
+            <w:hyperlink w:history="1" r:id="rIdreffvet1iwcwk4o330aho">
               <w:r>
                 <w:rPr>
                   <w:rFonts w:ascii="Arial" w:cs="Arial" w:eastAsia="Arial" w:hAnsi="Arial"/>
@@ -4130,6 +4214,7 @@
           </w:tcPr>
           <w:p>
             <w:pPr>
+              <w:keepNext w:val="false"/>
               <w:spacing w:after="40" w:before="0"/>
               <w:jc w:val="left"/>
             </w:pPr>
@@ -4162,6 +4247,7 @@
           </w:tcPr>
           <w:p>
             <w:pPr>
+              <w:keepNext w:val="false"/>
               <w:spacing w:after="40" w:before="0"/>
               <w:jc w:val="left"/>
             </w:pPr>
@@ -4194,6 +4280,7 @@
           </w:tcPr>
           <w:p>
             <w:pPr>
+              <w:keepNext w:val="false"/>
               <w:spacing w:after="40" w:before="0"/>
               <w:jc w:val="left"/>
             </w:pPr>
@@ -4226,6 +4313,7 @@
           </w:tcPr>
           <w:p>
             <w:pPr>
+              <w:keepNext w:val="false"/>
               <w:spacing w:after="40" w:before="0"/>
               <w:jc w:val="left"/>
             </w:pPr>
@@ -4260,6 +4348,7 @@
           </w:tcPr>
           <w:p>
             <w:pPr>
+              <w:keepNext w:val="false"/>
               <w:spacing w:after="40" w:before="0"/>
               <w:jc w:val="left"/>
             </w:pPr>
@@ -4297,7 +4386,7 @@
             <w:pPr>
               <w:spacing w:after="20" w:before="0"/>
             </w:pPr>
-            <w:hyperlink w:history="1" r:id="rIdtrv0fiprn-zw5dzgrsyax">
+            <w:hyperlink w:history="1" r:id="rIdgiapysuyompj9jdelgd4a">
               <w:r>
                 <w:rPr>
                   <w:rFonts w:ascii="Arial" w:cs="Arial" w:eastAsia="Arial" w:hAnsi="Arial"/>
@@ -4330,7 +4419,7 @@
               <w:spacing w:after="10" w:before="0"/>
               <w:ind w:left="120"/>
             </w:pPr>
-            <w:hyperlink w:history="1" r:id="rIdnkgg5yjwmnjukm0dqm1sc">
+            <w:hyperlink w:history="1" r:id="rIdr4ckcqqgrg7kcwz0aqwfw">
               <w:r>
                 <w:rPr>
                   <w:rFonts w:ascii="Arial" w:cs="Arial" w:eastAsia="Arial" w:hAnsi="Arial"/>
@@ -4375,7 +4464,7 @@
             <w:pPr>
               <w:spacing w:after="20" w:before="0"/>
             </w:pPr>
-            <w:hyperlink w:history="1" r:id="rIde2sfbhw5jmqah7hmityvh">
+            <w:hyperlink w:history="1" r:id="rIdsaymr_kbooexrblxy8aua">
               <w:r>
                 <w:rPr>
                   <w:rFonts w:ascii="Arial" w:cs="Arial" w:eastAsia="Arial" w:hAnsi="Arial"/>
@@ -4424,7 +4513,7 @@
               <w:spacing w:after="10" w:before="0"/>
               <w:ind w:left="120"/>
             </w:pPr>
-            <w:hyperlink w:history="1" r:id="rIdbkdaoconsowpzpnshblmp">
+            <w:hyperlink w:history="1" r:id="rIda6hgwwmb7ghu6yjb0zdfu">
               <w:r>
                 <w:rPr>
                   <w:rFonts w:ascii="Arial" w:cs="Arial" w:eastAsia="Arial" w:hAnsi="Arial"/>
@@ -4452,6 +4541,7 @@
           </w:tcPr>
           <w:p>
             <w:pPr>
+              <w:keepNext w:val="false"/>
               <w:spacing w:after="40" w:before="0"/>
               <w:jc w:val="left"/>
             </w:pPr>
@@ -4484,6 +4574,7 @@
           </w:tcPr>
           <w:p>
             <w:pPr>
+              <w:keepNext w:val="false"/>
               <w:spacing w:after="40" w:before="0"/>
               <w:jc w:val="left"/>
             </w:pPr>
@@ -4516,6 +4607,7 @@
           </w:tcPr>
           <w:p>
             <w:pPr>
+              <w:keepNext w:val="false"/>
               <w:spacing w:after="40" w:before="0"/>
               <w:jc w:val="left"/>
             </w:pPr>
@@ -4548,6 +4640,7 @@
           </w:tcPr>
           <w:p>
             <w:pPr>
+              <w:keepNext w:val="false"/>
               <w:spacing w:after="40" w:before="0"/>
               <w:jc w:val="left"/>
             </w:pPr>
@@ -4582,6 +4675,7 @@
           </w:tcPr>
           <w:p>
             <w:pPr>
+              <w:keepNext w:val="false"/>
               <w:spacing w:after="40" w:before="0"/>
               <w:jc w:val="left"/>
             </w:pPr>
@@ -4619,7 +4713,7 @@
             <w:pPr>
               <w:spacing w:after="20" w:before="0"/>
             </w:pPr>
-            <w:hyperlink w:history="1" r:id="rIdd917jtup8he_vo07xkt2p">
+            <w:hyperlink w:history="1" r:id="rIdxxais0oxao7qyhf3udiny">
               <w:r>
                 <w:rPr>
                   <w:rFonts w:ascii="Arial" w:cs="Arial" w:eastAsia="Arial" w:hAnsi="Arial"/>
@@ -4652,7 +4746,7 @@
               <w:spacing w:after="10" w:before="0"/>
               <w:ind w:left="120"/>
             </w:pPr>
-            <w:hyperlink w:history="1" r:id="rIde5w8lysoidn9bm_yaebdv">
+            <w:hyperlink w:history="1" r:id="rIdyn-shwp3fscen2s71iy8w">
               <w:r>
                 <w:rPr>
                   <w:rFonts w:ascii="Arial" w:cs="Arial" w:eastAsia="Arial" w:hAnsi="Arial"/>
@@ -4697,7 +4791,7 @@
             <w:pPr>
               <w:spacing w:after="20" w:before="0"/>
             </w:pPr>
-            <w:hyperlink w:history="1" r:id="rIdzluyikxyyeitfdranwjdh">
+            <w:hyperlink w:history="1" r:id="rIdcuvbacfhsmzx0g1tkhqt5">
               <w:r>
                 <w:rPr>
                   <w:rFonts w:ascii="Arial" w:cs="Arial" w:eastAsia="Arial" w:hAnsi="Arial"/>
@@ -4746,7 +4840,7 @@
               <w:spacing w:after="10" w:before="0"/>
               <w:ind w:left="120"/>
             </w:pPr>
-            <w:hyperlink w:history="1" r:id="rId-f8onfjrk21sexo6axcdz">
+            <w:hyperlink w:history="1" r:id="rIdi1ve9waywsnwedv6ip8bh">
               <w:r>
                 <w:rPr>
                   <w:rFonts w:ascii="Arial" w:cs="Arial" w:eastAsia="Arial" w:hAnsi="Arial"/>
@@ -4774,6 +4868,7 @@
           </w:tcPr>
           <w:p>
             <w:pPr>
+              <w:keepNext w:val="false"/>
               <w:spacing w:after="40" w:before="0"/>
               <w:jc w:val="left"/>
             </w:pPr>
@@ -4806,6 +4901,7 @@
           </w:tcPr>
           <w:p>
             <w:pPr>
+              <w:keepNext w:val="false"/>
               <w:spacing w:after="40" w:before="0"/>
               <w:jc w:val="left"/>
             </w:pPr>
@@ -4838,6 +4934,7 @@
           </w:tcPr>
           <w:p>
             <w:pPr>
+              <w:keepNext w:val="false"/>
               <w:spacing w:after="40" w:before="0"/>
               <w:jc w:val="left"/>
             </w:pPr>
@@ -4870,6 +4967,7 @@
           </w:tcPr>
           <w:p>
             <w:pPr>
+              <w:keepNext w:val="false"/>
               <w:spacing w:after="40" w:before="0"/>
               <w:jc w:val="left"/>
             </w:pPr>
@@ -4929,6 +5027,7 @@
           </w:tcPr>
           <w:p>
             <w:pPr>
+              <w:keepNext w:val="false"/>
               <w:spacing w:after="40" w:before="0"/>
               <w:jc w:val="center"/>
             </w:pPr>
@@ -4963,6 +5062,7 @@
           </w:tcPr>
           <w:p>
             <w:pPr>
+              <w:keepNext w:val="false"/>
               <w:spacing w:after="40" w:before="0"/>
               <w:jc w:val="left"/>
             </w:pPr>
@@ -5024,6 +5124,7 @@
           </w:tcPr>
           <w:p>
             <w:pPr>
+              <w:keepNext w:val="false"/>
               <w:spacing w:after="40" w:before="0"/>
               <w:jc w:val="center"/>
             </w:pPr>
@@ -5058,6 +5159,7 @@
           </w:tcPr>
           <w:p>
             <w:pPr>
+              <w:keepNext w:val="false"/>
               <w:spacing w:after="40" w:before="0"/>
               <w:jc w:val="left"/>
             </w:pPr>
@@ -5090,6 +5192,7 @@
           </w:tcPr>
           <w:p>
             <w:pPr>
+              <w:keepNext w:val="false"/>
               <w:spacing w:after="40" w:before="0"/>
               <w:jc w:val="left"/>
             </w:pPr>
@@ -5124,6 +5227,7 @@
           </w:tcPr>
           <w:p>
             <w:pPr>
+              <w:keepNext w:val="false"/>
               <w:spacing w:after="40" w:before="0"/>
               <w:jc w:val="left"/>
             </w:pPr>
@@ -5156,6 +5260,7 @@
           </w:tcPr>
           <w:p>
             <w:pPr>
+              <w:keepNext w:val="false"/>
               <w:spacing w:after="40" w:before="0"/>
               <w:jc w:val="left"/>
             </w:pPr>
@@ -5190,6 +5295,7 @@
           </w:tcPr>
           <w:p>
             <w:pPr>
+              <w:keepNext w:val="false"/>
               <w:spacing w:after="40" w:before="0"/>
               <w:jc w:val="left"/>
             </w:pPr>
@@ -5222,6 +5328,7 @@
           </w:tcPr>
           <w:p>
             <w:pPr>
+              <w:keepNext w:val="false"/>
               <w:spacing w:after="40" w:before="0"/>
               <w:jc w:val="left"/>
             </w:pPr>
@@ -5258,7 +5365,7 @@
         </w:rPr>
         <w:t xml:space="preserve">© 2026 SeaVuria and ARES. Aligned with KICD objectives. Developed by SeaVuria; technical implementation by ARES (with AI assistance from Claude). Licensed under </w:t>
       </w:r>
-      <w:hyperlink w:history="1" r:id="rIdkahbph_lfdpomhhjiccpi">
+      <w:hyperlink w:history="1" r:id="rIdivtmydgq0t4cm7tuc3fe4">
         <w:r>
           <w:rPr>
             <w:rFonts w:ascii="Arial" w:cs="Arial" w:eastAsia="Arial" w:hAnsi="Arial"/>
@@ -5279,7 +5386,7 @@
         </w:rPr>
         <w:t xml:space="preserve"> (</w:t>
       </w:r>
-      <w:hyperlink w:history="1" r:id="rIdetfyzmza6thsxxrcokyr1">
+      <w:hyperlink w:history="1" r:id="rIdhzjp6rehunmlclc7y3bgp">
         <w:r>
           <w:rPr>
             <w:rFonts w:ascii="Arial" w:cs="Arial" w:eastAsia="Arial" w:hAnsi="Arial"/>
@@ -5339,6 +5446,7 @@
           </w:tcPr>
           <w:p>
             <w:pPr>
+              <w:keepNext w:val="false"/>
               <w:spacing w:after="40" w:before="0"/>
               <w:jc w:val="center"/>
             </w:pPr>
@@ -5374,6 +5482,7 @@
           </w:tcPr>
           <w:p>
             <w:pPr>
+              <w:keepNext w:val="false"/>
               <w:spacing w:after="40" w:before="0"/>
               <w:jc w:val="center"/>
             </w:pPr>
@@ -5408,6 +5517,7 @@
           </w:tcPr>
           <w:p>
             <w:pPr>
+              <w:keepNext w:val="false"/>
               <w:spacing w:after="40" w:before="0"/>
               <w:jc w:val="left"/>
             </w:pPr>
@@ -5440,6 +5550,7 @@
           </w:tcPr>
           <w:p>
             <w:pPr>
+              <w:keepNext w:val="false"/>
               <w:spacing w:after="40" w:before="0"/>
               <w:jc w:val="left"/>
             </w:pPr>
@@ -5474,6 +5585,7 @@
           </w:tcPr>
           <w:p>
             <w:pPr>
+              <w:keepNext w:val="false"/>
               <w:spacing w:after="40" w:before="0"/>
               <w:jc w:val="left"/>
             </w:pPr>
@@ -5506,6 +5618,7 @@
           </w:tcPr>
           <w:p>
             <w:pPr>
+              <w:keepNext w:val="false"/>
               <w:spacing w:after="40" w:before="0"/>
               <w:jc w:val="left"/>
             </w:pPr>
@@ -5540,6 +5653,7 @@
           </w:tcPr>
           <w:p>
             <w:pPr>
+              <w:keepNext w:val="false"/>
               <w:spacing w:after="40" w:before="0"/>
               <w:jc w:val="left"/>
             </w:pPr>
@@ -5572,6 +5686,7 @@
           </w:tcPr>
           <w:p>
             <w:pPr>
+              <w:keepNext w:val="false"/>
               <w:spacing w:after="40" w:before="0"/>
               <w:jc w:val="left"/>
             </w:pPr>
@@ -5606,6 +5721,7 @@
           </w:tcPr>
           <w:p>
             <w:pPr>
+              <w:keepNext w:val="false"/>
               <w:spacing w:after="40" w:before="0"/>
               <w:jc w:val="left"/>
             </w:pPr>
@@ -5638,6 +5754,7 @@
           </w:tcPr>
           <w:p>
             <w:pPr>
+              <w:keepNext w:val="false"/>
               <w:spacing w:after="40" w:before="0"/>
               <w:jc w:val="left"/>
             </w:pPr>
@@ -5672,6 +5789,7 @@
           </w:tcPr>
           <w:p>
             <w:pPr>
+              <w:keepNext w:val="false"/>
               <w:spacing w:after="40" w:before="0"/>
               <w:jc w:val="left"/>
             </w:pPr>
@@ -5704,6 +5822,7 @@
           </w:tcPr>
           <w:p>
             <w:pPr>
+              <w:keepNext w:val="false"/>
               <w:spacing w:after="40" w:before="0"/>
               <w:jc w:val="left"/>
             </w:pPr>
@@ -5738,6 +5857,7 @@
           </w:tcPr>
           <w:p>
             <w:pPr>
+              <w:keepNext w:val="false"/>
               <w:spacing w:after="40" w:before="0"/>
               <w:jc w:val="left"/>
             </w:pPr>
@@ -5770,6 +5890,7 @@
           </w:tcPr>
           <w:p>
             <w:pPr>
+              <w:keepNext w:val="false"/>
               <w:spacing w:after="40" w:before="0"/>
               <w:jc w:val="left"/>
             </w:pPr>
@@ -5804,6 +5925,7 @@
           </w:tcPr>
           <w:p>
             <w:pPr>
+              <w:keepNext w:val="false"/>
               <w:spacing w:after="40" w:before="0"/>
               <w:jc w:val="left"/>
             </w:pPr>
@@ -5836,6 +5958,7 @@
           </w:tcPr>
           <w:p>
             <w:pPr>
+              <w:keepNext w:val="false"/>
               <w:spacing w:after="40" w:before="0"/>
               <w:jc w:val="left"/>
             </w:pPr>
@@ -5870,6 +5993,7 @@
           </w:tcPr>
           <w:p>
             <w:pPr>
+              <w:keepNext w:val="false"/>
               <w:spacing w:after="40" w:before="0"/>
               <w:jc w:val="left"/>
             </w:pPr>
@@ -5902,6 +6026,7 @@
           </w:tcPr>
           <w:p>
             <w:pPr>
+              <w:keepNext w:val="false"/>
               <w:spacing w:after="40" w:before="0"/>
               <w:jc w:val="left"/>
             </w:pPr>
@@ -5961,6 +6086,7 @@
           </w:tcPr>
           <w:p>
             <w:pPr>
+              <w:keepNext w:val="false"/>
               <w:spacing w:after="40" w:before="0"/>
               <w:jc w:val="center"/>
             </w:pPr>
@@ -5995,6 +6121,7 @@
           </w:tcPr>
           <w:p>
             <w:pPr>
+              <w:keepNext w:val="false"/>
               <w:spacing w:after="40" w:before="0"/>
               <w:jc w:val="left"/>
             </w:pPr>
@@ -6059,6 +6186,7 @@
           </w:tcPr>
           <w:p>
             <w:pPr>
+              <w:keepNext w:val="false"/>
               <w:spacing w:after="40" w:before="0"/>
               <w:jc w:val="center"/>
             </w:pPr>
@@ -6093,6 +6221,7 @@
           </w:tcPr>
           <w:p>
             <w:pPr>
+              <w:keepNext w:val="false"/>
               <w:spacing w:after="40" w:before="0"/>
               <w:jc w:val="left"/>
             </w:pPr>
@@ -6125,6 +6254,7 @@
           </w:tcPr>
           <w:p>
             <w:pPr>
+              <w:keepNext w:val="false"/>
               <w:spacing w:after="40" w:before="0"/>
               <w:jc w:val="left"/>
             </w:pPr>
@@ -6157,6 +6287,7 @@
           </w:tcPr>
           <w:p>
             <w:pPr>
+              <w:keepNext w:val="false"/>
               <w:spacing w:after="40" w:before="0"/>
               <w:jc w:val="left"/>
             </w:pPr>
@@ -6189,6 +6320,7 @@
           </w:tcPr>
           <w:p>
             <w:pPr>
+              <w:keepNext w:val="false"/>
               <w:spacing w:after="40" w:before="0"/>
               <w:jc w:val="left"/>
             </w:pPr>
@@ -6221,6 +6353,7 @@
           </w:tcPr>
           <w:p>
             <w:pPr>
+              <w:keepNext w:val="false"/>
               <w:spacing w:after="40" w:before="0"/>
               <w:jc w:val="left"/>
             </w:pPr>
@@ -6255,6 +6388,7 @@
           </w:tcPr>
           <w:p>
             <w:pPr>
+              <w:keepNext w:val="false"/>
               <w:spacing w:after="40" w:before="0"/>
               <w:jc w:val="left"/>
             </w:pPr>
@@ -6292,7 +6426,7 @@
             <w:pPr>
               <w:spacing w:after="20" w:before="0"/>
             </w:pPr>
-            <w:hyperlink w:history="1" r:id="rIdlrqtanarbboqqtv9fz_fz">
+            <w:hyperlink w:history="1" r:id="rId8ogzaboy-cdhp4na7r1ig">
               <w:r>
                 <w:rPr>
                   <w:rFonts w:ascii="Arial" w:cs="Arial" w:eastAsia="Arial" w:hAnsi="Arial"/>
@@ -6325,7 +6459,7 @@
               <w:spacing w:after="10" w:before="0"/>
               <w:ind w:left="120"/>
             </w:pPr>
-            <w:hyperlink w:history="1" r:id="rIdznak-kyrpgli068zimrp_">
+            <w:hyperlink w:history="1" r:id="rIdvnbn7ahimt-mzpss5o4-g">
               <w:r>
                 <w:rPr>
                   <w:rFonts w:ascii="Arial" w:cs="Arial" w:eastAsia="Arial" w:hAnsi="Arial"/>
@@ -6370,7 +6504,7 @@
             <w:pPr>
               <w:spacing w:after="20" w:before="0"/>
             </w:pPr>
-            <w:hyperlink w:history="1" r:id="rIdapgn8oh1od16xyep1teg6">
+            <w:hyperlink w:history="1" r:id="rIdvadewxhyg9mu3ifwbdmhq">
               <w:r>
                 <w:rPr>
                   <w:rFonts w:ascii="Arial" w:cs="Arial" w:eastAsia="Arial" w:hAnsi="Arial"/>
@@ -6403,7 +6537,7 @@
               <w:spacing w:after="10" w:before="0"/>
               <w:ind w:left="120"/>
             </w:pPr>
-            <w:hyperlink w:history="1" r:id="rIdommthq2zv8param1uocc3">
+            <w:hyperlink w:history="1" r:id="rIdhxfgnciqtwjo1ffipqpof">
               <w:r>
                 <w:rPr>
                   <w:rFonts w:ascii="Arial" w:cs="Arial" w:eastAsia="Arial" w:hAnsi="Arial"/>
@@ -6431,6 +6565,7 @@
           </w:tcPr>
           <w:p>
             <w:pPr>
+              <w:keepNext w:val="false"/>
               <w:spacing w:after="40" w:before="0"/>
               <w:jc w:val="left"/>
             </w:pPr>
@@ -6463,6 +6598,7 @@
           </w:tcPr>
           <w:p>
             <w:pPr>
+              <w:keepNext w:val="false"/>
               <w:spacing w:after="40" w:before="0"/>
               <w:jc w:val="left"/>
             </w:pPr>
@@ -6495,6 +6631,7 @@
           </w:tcPr>
           <w:p>
             <w:pPr>
+              <w:keepNext w:val="false"/>
               <w:spacing w:after="40" w:before="0"/>
               <w:jc w:val="left"/>
             </w:pPr>
@@ -6527,6 +6664,7 @@
           </w:tcPr>
           <w:p>
             <w:pPr>
+              <w:keepNext w:val="false"/>
               <w:spacing w:after="40" w:before="0"/>
               <w:jc w:val="left"/>
             </w:pPr>
@@ -6561,6 +6699,7 @@
           </w:tcPr>
           <w:p>
             <w:pPr>
+              <w:keepNext w:val="false"/>
               <w:spacing w:after="40" w:before="0"/>
               <w:jc w:val="left"/>
             </w:pPr>
@@ -6598,7 +6737,7 @@
             <w:pPr>
               <w:spacing w:after="20" w:before="0"/>
             </w:pPr>
-            <w:hyperlink w:history="1" r:id="rIddmfjmvsnzk6fnu96hpgic">
+            <w:hyperlink w:history="1" r:id="rIdk5u7sk-b_lqst5dhu_rwg">
               <w:r>
                 <w:rPr>
                   <w:rFonts w:ascii="Arial" w:cs="Arial" w:eastAsia="Arial" w:hAnsi="Arial"/>
@@ -6631,7 +6770,7 @@
               <w:spacing w:after="10" w:before="0"/>
               <w:ind w:left="120"/>
             </w:pPr>
-            <w:hyperlink w:history="1" r:id="rId136cjni9kupzhdzqh76le">
+            <w:hyperlink w:history="1" r:id="rIdap5vhnw4ktojovy-qxwoj">
               <w:r>
                 <w:rPr>
                   <w:rFonts w:ascii="Arial" w:cs="Arial" w:eastAsia="Arial" w:hAnsi="Arial"/>
@@ -6676,7 +6815,7 @@
             <w:pPr>
               <w:spacing w:after="20" w:before="0"/>
             </w:pPr>
-            <w:hyperlink w:history="1" r:id="rIdzp0usvji7qs3dtzxk7vka">
+            <w:hyperlink w:history="1" r:id="rIdptxxcu4eowyc9duua8qut">
               <w:r>
                 <w:rPr>
                   <w:rFonts w:ascii="Arial" w:cs="Arial" w:eastAsia="Arial" w:hAnsi="Arial"/>
@@ -6709,7 +6848,7 @@
               <w:spacing w:after="10" w:before="0"/>
               <w:ind w:left="120"/>
             </w:pPr>
-            <w:hyperlink w:history="1" r:id="rIdldyr7ezufmlbpqhuzyzag">
+            <w:hyperlink w:history="1" r:id="rId9_kfvuonfm1_kahkckhn5">
               <w:r>
                 <w:rPr>
                   <w:rFonts w:ascii="Arial" w:cs="Arial" w:eastAsia="Arial" w:hAnsi="Arial"/>
@@ -6737,6 +6876,7 @@
           </w:tcPr>
           <w:p>
             <w:pPr>
+              <w:keepNext w:val="false"/>
               <w:spacing w:after="40" w:before="0"/>
               <w:jc w:val="left"/>
             </w:pPr>
@@ -6769,6 +6909,7 @@
           </w:tcPr>
           <w:p>
             <w:pPr>
+              <w:keepNext w:val="false"/>
               <w:spacing w:after="40" w:before="0"/>
               <w:jc w:val="left"/>
             </w:pPr>
@@ -6801,6 +6942,7 @@
           </w:tcPr>
           <w:p>
             <w:pPr>
+              <w:keepNext w:val="false"/>
               <w:spacing w:after="40" w:before="0"/>
               <w:jc w:val="left"/>
             </w:pPr>
@@ -6833,6 +6975,7 @@
           </w:tcPr>
           <w:p>
             <w:pPr>
+              <w:keepNext w:val="false"/>
               <w:spacing w:after="40" w:before="0"/>
               <w:jc w:val="left"/>
             </w:pPr>
@@ -6867,6 +7010,7 @@
           </w:tcPr>
           <w:p>
             <w:pPr>
+              <w:keepNext w:val="false"/>
               <w:spacing w:after="40" w:before="0"/>
               <w:jc w:val="left"/>
             </w:pPr>
@@ -6904,7 +7048,7 @@
             <w:pPr>
               <w:spacing w:after="20" w:before="0"/>
             </w:pPr>
-            <w:hyperlink w:history="1" r:id="rIdircrreslqpvjgtfz6os1o">
+            <w:hyperlink w:history="1" r:id="rIdiiy7xbz4atxwsidreo2wi">
               <w:r>
                 <w:rPr>
                   <w:rFonts w:ascii="Arial" w:cs="Arial" w:eastAsia="Arial" w:hAnsi="Arial"/>
@@ -6953,7 +7097,7 @@
               <w:spacing w:after="10" w:before="0"/>
               <w:ind w:left="120"/>
             </w:pPr>
-            <w:hyperlink w:history="1" r:id="rIdeymmmevgbevwemocv1qdr">
+            <w:hyperlink w:history="1" r:id="rId2vjltk6nbaynvvutda3g-">
               <w:r>
                 <w:rPr>
                   <w:rFonts w:ascii="Arial" w:cs="Arial" w:eastAsia="Arial" w:hAnsi="Arial"/>
@@ -6998,7 +7142,7 @@
             <w:pPr>
               <w:spacing w:after="20" w:before="0"/>
             </w:pPr>
-            <w:hyperlink w:history="1" r:id="rIdhoiidha5frmtrf1k0pko8">
+            <w:hyperlink w:history="1" r:id="rIdxmtvn8qmj4syt1dsfj3vu">
               <w:r>
                 <w:rPr>
                   <w:rFonts w:ascii="Arial" w:cs="Arial" w:eastAsia="Arial" w:hAnsi="Arial"/>
@@ -7047,7 +7191,7 @@
               <w:spacing w:after="10" w:before="0"/>
               <w:ind w:left="120"/>
             </w:pPr>
-            <w:hyperlink w:history="1" r:id="rIdohjmdo0wlzyfcc_glsk96">
+            <w:hyperlink w:history="1" r:id="rIdiqjze2tblesq4zkb1ovy0">
               <w:r>
                 <w:rPr>
                   <w:rFonts w:ascii="Arial" w:cs="Arial" w:eastAsia="Arial" w:hAnsi="Arial"/>
@@ -7075,6 +7219,7 @@
           </w:tcPr>
           <w:p>
             <w:pPr>
+              <w:keepNext w:val="false"/>
               <w:spacing w:after="40" w:before="0"/>
               <w:jc w:val="left"/>
             </w:pPr>
@@ -7107,6 +7252,7 @@
           </w:tcPr>
           <w:p>
             <w:pPr>
+              <w:keepNext w:val="false"/>
               <w:spacing w:after="40" w:before="0"/>
               <w:jc w:val="left"/>
             </w:pPr>
@@ -7139,6 +7285,7 @@
           </w:tcPr>
           <w:p>
             <w:pPr>
+              <w:keepNext w:val="false"/>
               <w:spacing w:after="40" w:before="0"/>
               <w:jc w:val="left"/>
             </w:pPr>
@@ -7171,6 +7318,7 @@
           </w:tcPr>
           <w:p>
             <w:pPr>
+              <w:keepNext w:val="false"/>
               <w:spacing w:after="40" w:before="0"/>
               <w:jc w:val="left"/>
             </w:pPr>
@@ -7205,6 +7353,7 @@
           </w:tcPr>
           <w:p>
             <w:pPr>
+              <w:keepNext w:val="false"/>
               <w:spacing w:after="40" w:before="0"/>
               <w:jc w:val="left"/>
             </w:pPr>
@@ -7242,7 +7391,7 @@
             <w:pPr>
               <w:spacing w:after="20" w:before="0"/>
             </w:pPr>
-            <w:hyperlink w:history="1" r:id="rIdqsxpnxhy_a0uh3zjhcgry">
+            <w:hyperlink w:history="1" r:id="rIdg0ol9prlyi9jyw9buridr">
               <w:r>
                 <w:rPr>
                   <w:rFonts w:ascii="Arial" w:cs="Arial" w:eastAsia="Arial" w:hAnsi="Arial"/>
@@ -7291,7 +7440,7 @@
               <w:spacing w:after="10" w:before="0"/>
               <w:ind w:left="120"/>
             </w:pPr>
-            <w:hyperlink w:history="1" r:id="rIdll9gxvuxwwbkx05apcxgx">
+            <w:hyperlink w:history="1" r:id="rId0tqmfba5wxhylfbulf6gi">
               <w:r>
                 <w:rPr>
                   <w:rFonts w:ascii="Arial" w:cs="Arial" w:eastAsia="Arial" w:hAnsi="Arial"/>
@@ -7336,7 +7485,7 @@
             <w:pPr>
               <w:spacing w:after="20" w:before="0"/>
             </w:pPr>
-            <w:hyperlink w:history="1" r:id="rIdy9oipixtxhtir4ciejdn6">
+            <w:hyperlink w:history="1" r:id="rIdwlpp2p4ms7u2qvh_2_ay8">
               <w:r>
                 <w:rPr>
                   <w:rFonts w:ascii="Arial" w:cs="Arial" w:eastAsia="Arial" w:hAnsi="Arial"/>
@@ -7385,7 +7534,7 @@
               <w:spacing w:after="10" w:before="0"/>
               <w:ind w:left="120"/>
             </w:pPr>
-            <w:hyperlink w:history="1" r:id="rIdw2eiqufopuaja-rwsew4v">
+            <w:hyperlink w:history="1" r:id="rId8mdvuegywfiqp90scr11a">
               <w:r>
                 <w:rPr>
                   <w:rFonts w:ascii="Arial" w:cs="Arial" w:eastAsia="Arial" w:hAnsi="Arial"/>
@@ -7413,6 +7562,7 @@
           </w:tcPr>
           <w:p>
             <w:pPr>
+              <w:keepNext w:val="false"/>
               <w:spacing w:after="40" w:before="0"/>
               <w:jc w:val="left"/>
             </w:pPr>
@@ -7445,6 +7595,7 @@
           </w:tcPr>
           <w:p>
             <w:pPr>
+              <w:keepNext w:val="false"/>
               <w:spacing w:after="40" w:before="0"/>
               <w:jc w:val="left"/>
             </w:pPr>
@@ -7477,6 +7628,7 @@
           </w:tcPr>
           <w:p>
             <w:pPr>
+              <w:keepNext w:val="false"/>
               <w:spacing w:after="40" w:before="0"/>
               <w:jc w:val="left"/>
             </w:pPr>
@@ -7509,6 +7661,7 @@
           </w:tcPr>
           <w:p>
             <w:pPr>
+              <w:keepNext w:val="false"/>
               <w:spacing w:after="40" w:before="0"/>
               <w:jc w:val="left"/>
             </w:pPr>
@@ -7543,6 +7696,7 @@
           </w:tcPr>
           <w:p>
             <w:pPr>
+              <w:keepNext w:val="false"/>
               <w:spacing w:after="40" w:before="0"/>
               <w:jc w:val="left"/>
             </w:pPr>
@@ -7580,7 +7734,7 @@
             <w:pPr>
               <w:spacing w:after="20" w:before="0"/>
             </w:pPr>
-            <w:hyperlink w:history="1" r:id="rIdabq3yk0pjhvj4xiv9irbw">
+            <w:hyperlink w:history="1" r:id="rIdjolxz1mj1milx8pygnvhn">
               <w:r>
                 <w:rPr>
                   <w:rFonts w:ascii="Arial" w:cs="Arial" w:eastAsia="Arial" w:hAnsi="Arial"/>
@@ -7629,7 +7783,7 @@
               <w:spacing w:after="10" w:before="0"/>
               <w:ind w:left="120"/>
             </w:pPr>
-            <w:hyperlink w:history="1" r:id="rIdpvp4zmokowm3scyi-jide">
+            <w:hyperlink w:history="1" r:id="rId-mv3aoauulx_6j1-2xpfz">
               <w:r>
                 <w:rPr>
                   <w:rFonts w:ascii="Arial" w:cs="Arial" w:eastAsia="Arial" w:hAnsi="Arial"/>
@@ -7674,7 +7828,7 @@
             <w:pPr>
               <w:spacing w:after="20" w:before="0"/>
             </w:pPr>
-            <w:hyperlink w:history="1" r:id="rIdqjfq-rs4cvqcm7erqajbk">
+            <w:hyperlink w:history="1" r:id="rIdgsefnpbfamh9hnufo3amv">
               <w:r>
                 <w:rPr>
                   <w:rFonts w:ascii="Arial" w:cs="Arial" w:eastAsia="Arial" w:hAnsi="Arial"/>
@@ -7723,7 +7877,7 @@
               <w:spacing w:after="10" w:before="0"/>
               <w:ind w:left="120"/>
             </w:pPr>
-            <w:hyperlink w:history="1" r:id="rId9nffwqdivqivtsk4votw8">
+            <w:hyperlink w:history="1" r:id="rIdemkmerkmvw7ud7eiywfx9">
               <w:r>
                 <w:rPr>
                   <w:rFonts w:ascii="Arial" w:cs="Arial" w:eastAsia="Arial" w:hAnsi="Arial"/>
@@ -7751,6 +7905,7 @@
           </w:tcPr>
           <w:p>
             <w:pPr>
+              <w:keepNext w:val="false"/>
               <w:spacing w:after="40" w:before="0"/>
               <w:jc w:val="left"/>
             </w:pPr>
@@ -7783,6 +7938,7 @@
           </w:tcPr>
           <w:p>
             <w:pPr>
+              <w:keepNext w:val="false"/>
               <w:spacing w:after="40" w:before="0"/>
               <w:jc w:val="left"/>
             </w:pPr>
@@ -7815,6 +7971,7 @@
           </w:tcPr>
           <w:p>
             <w:pPr>
+              <w:keepNext w:val="false"/>
               <w:spacing w:after="40" w:before="0"/>
               <w:jc w:val="left"/>
             </w:pPr>
@@ -7847,6 +8004,7 @@
           </w:tcPr>
           <w:p>
             <w:pPr>
+              <w:keepNext w:val="false"/>
               <w:spacing w:after="40" w:before="0"/>
               <w:jc w:val="left"/>
             </w:pPr>
@@ -7906,6 +8064,7 @@
           </w:tcPr>
           <w:p>
             <w:pPr>
+              <w:keepNext w:val="false"/>
               <w:spacing w:after="40" w:before="0"/>
               <w:jc w:val="center"/>
             </w:pPr>
@@ -7940,6 +8099,7 @@
           </w:tcPr>
           <w:p>
             <w:pPr>
+              <w:keepNext w:val="false"/>
               <w:spacing w:after="40" w:before="0"/>
               <w:jc w:val="left"/>
             </w:pPr>
@@ -8001,6 +8161,7 @@
           </w:tcPr>
           <w:p>
             <w:pPr>
+              <w:keepNext w:val="false"/>
               <w:spacing w:after="40" w:before="0"/>
               <w:jc w:val="center"/>
             </w:pPr>
@@ -8035,6 +8196,7 @@
           </w:tcPr>
           <w:p>
             <w:pPr>
+              <w:keepNext w:val="false"/>
               <w:spacing w:after="40" w:before="0"/>
               <w:jc w:val="left"/>
             </w:pPr>
@@ -8067,6 +8229,7 @@
           </w:tcPr>
           <w:p>
             <w:pPr>
+              <w:keepNext w:val="false"/>
               <w:spacing w:after="40" w:before="0"/>
               <w:jc w:val="left"/>
             </w:pPr>
@@ -8101,6 +8264,7 @@
           </w:tcPr>
           <w:p>
             <w:pPr>
+              <w:keepNext w:val="false"/>
               <w:spacing w:after="40" w:before="0"/>
               <w:jc w:val="left"/>
             </w:pPr>
@@ -8133,6 +8297,7 @@
           </w:tcPr>
           <w:p>
             <w:pPr>
+              <w:keepNext w:val="false"/>
               <w:spacing w:after="40" w:before="0"/>
               <w:jc w:val="left"/>
             </w:pPr>
@@ -8167,6 +8332,7 @@
           </w:tcPr>
           <w:p>
             <w:pPr>
+              <w:keepNext w:val="false"/>
               <w:spacing w:after="40" w:before="0"/>
               <w:jc w:val="left"/>
             </w:pPr>
@@ -8199,6 +8365,7 @@
           </w:tcPr>
           <w:p>
             <w:pPr>
+              <w:keepNext w:val="false"/>
               <w:spacing w:after="40" w:before="0"/>
               <w:jc w:val="left"/>
             </w:pPr>
@@ -8235,7 +8402,7 @@
         </w:rPr>
         <w:t xml:space="preserve">© 2026 SeaVuria and ARES. Aligned with KICD objectives. Developed by SeaVuria; technical implementation by ARES (with AI assistance from Claude). Licensed under </w:t>
       </w:r>
-      <w:hyperlink w:history="1" r:id="rIdoqccs6wmhsw2r2ogzc_ge">
+      <w:hyperlink w:history="1" r:id="rId23_hnicbn142zvoo37k5f">
         <w:r>
           <w:rPr>
             <w:rFonts w:ascii="Arial" w:cs="Arial" w:eastAsia="Arial" w:hAnsi="Arial"/>
@@ -8256,7 +8423,7 @@
         </w:rPr>
         <w:t xml:space="preserve"> (</w:t>
       </w:r>
-      <w:hyperlink w:history="1" r:id="rIds8mljokcfxqww-oqwriaz">
+      <w:hyperlink w:history="1" r:id="rIdbuhssejyn7seis39tf20q">
         <w:r>
           <w:rPr>
             <w:rFonts w:ascii="Arial" w:cs="Arial" w:eastAsia="Arial" w:hAnsi="Arial"/>
@@ -8316,6 +8483,7 @@
           </w:tcPr>
           <w:p>
             <w:pPr>
+              <w:keepNext w:val="false"/>
               <w:spacing w:after="40" w:before="0"/>
               <w:jc w:val="center"/>
             </w:pPr>
@@ -8351,6 +8519,7 @@
           </w:tcPr>
           <w:p>
             <w:pPr>
+              <w:keepNext w:val="false"/>
               <w:spacing w:after="40" w:before="0"/>
               <w:jc w:val="center"/>
             </w:pPr>
@@ -8385,6 +8554,7 @@
           </w:tcPr>
           <w:p>
             <w:pPr>
+              <w:keepNext w:val="false"/>
               <w:spacing w:after="40" w:before="0"/>
               <w:jc w:val="left"/>
             </w:pPr>
@@ -8417,6 +8587,7 @@
           </w:tcPr>
           <w:p>
             <w:pPr>
+              <w:keepNext w:val="false"/>
               <w:spacing w:after="40" w:before="0"/>
               <w:jc w:val="left"/>
             </w:pPr>
@@ -8451,6 +8622,7 @@
           </w:tcPr>
           <w:p>
             <w:pPr>
+              <w:keepNext w:val="false"/>
               <w:spacing w:after="40" w:before="0"/>
               <w:jc w:val="left"/>
             </w:pPr>
@@ -8483,6 +8655,7 @@
           </w:tcPr>
           <w:p>
             <w:pPr>
+              <w:keepNext w:val="false"/>
               <w:spacing w:after="40" w:before="0"/>
               <w:jc w:val="left"/>
             </w:pPr>
@@ -8517,6 +8690,7 @@
           </w:tcPr>
           <w:p>
             <w:pPr>
+              <w:keepNext w:val="false"/>
               <w:spacing w:after="40" w:before="0"/>
               <w:jc w:val="left"/>
             </w:pPr>
@@ -8549,6 +8723,7 @@
           </w:tcPr>
           <w:p>
             <w:pPr>
+              <w:keepNext w:val="false"/>
               <w:spacing w:after="40" w:before="0"/>
               <w:jc w:val="left"/>
             </w:pPr>
@@ -8583,6 +8758,7 @@
           </w:tcPr>
           <w:p>
             <w:pPr>
+              <w:keepNext w:val="false"/>
               <w:spacing w:after="40" w:before="0"/>
               <w:jc w:val="left"/>
             </w:pPr>
@@ -8615,6 +8791,7 @@
           </w:tcPr>
           <w:p>
             <w:pPr>
+              <w:keepNext w:val="false"/>
               <w:spacing w:after="40" w:before="0"/>
               <w:jc w:val="left"/>
             </w:pPr>
@@ -8649,6 +8826,7 @@
           </w:tcPr>
           <w:p>
             <w:pPr>
+              <w:keepNext w:val="false"/>
               <w:spacing w:after="40" w:before="0"/>
               <w:jc w:val="left"/>
             </w:pPr>
@@ -8681,6 +8859,7 @@
           </w:tcPr>
           <w:p>
             <w:pPr>
+              <w:keepNext w:val="false"/>
               <w:spacing w:after="40" w:before="0"/>
               <w:jc w:val="left"/>
             </w:pPr>
@@ -8715,6 +8894,7 @@
           </w:tcPr>
           <w:p>
             <w:pPr>
+              <w:keepNext w:val="false"/>
               <w:spacing w:after="40" w:before="0"/>
               <w:jc w:val="left"/>
             </w:pPr>
@@ -8747,6 +8927,7 @@
           </w:tcPr>
           <w:p>
             <w:pPr>
+              <w:keepNext w:val="false"/>
               <w:spacing w:after="40" w:before="0"/>
               <w:jc w:val="left"/>
             </w:pPr>
@@ -8781,6 +8962,7 @@
           </w:tcPr>
           <w:p>
             <w:pPr>
+              <w:keepNext w:val="false"/>
               <w:spacing w:after="40" w:before="0"/>
               <w:jc w:val="left"/>
             </w:pPr>
@@ -8813,6 +8995,7 @@
           </w:tcPr>
           <w:p>
             <w:pPr>
+              <w:keepNext w:val="false"/>
               <w:spacing w:after="40" w:before="0"/>
               <w:jc w:val="left"/>
             </w:pPr>
@@ -8847,6 +9030,7 @@
           </w:tcPr>
           <w:p>
             <w:pPr>
+              <w:keepNext w:val="false"/>
               <w:spacing w:after="40" w:before="0"/>
               <w:jc w:val="left"/>
             </w:pPr>
@@ -8879,6 +9063,7 @@
           </w:tcPr>
           <w:p>
             <w:pPr>
+              <w:keepNext w:val="false"/>
               <w:spacing w:after="40" w:before="0"/>
               <w:jc w:val="left"/>
             </w:pPr>
@@ -8938,6 +9123,7 @@
           </w:tcPr>
           <w:p>
             <w:pPr>
+              <w:keepNext w:val="false"/>
               <w:spacing w:after="40" w:before="0"/>
               <w:jc w:val="center"/>
             </w:pPr>
@@ -8972,6 +9158,7 @@
           </w:tcPr>
           <w:p>
             <w:pPr>
+              <w:keepNext w:val="false"/>
               <w:spacing w:after="40" w:before="0"/>
               <w:jc w:val="left"/>
             </w:pPr>
@@ -9036,6 +9223,7 @@
           </w:tcPr>
           <w:p>
             <w:pPr>
+              <w:keepNext w:val="false"/>
               <w:spacing w:after="40" w:before="0"/>
               <w:jc w:val="center"/>
             </w:pPr>
@@ -9070,6 +9258,7 @@
           </w:tcPr>
           <w:p>
             <w:pPr>
+              <w:keepNext w:val="false"/>
               <w:spacing w:after="40" w:before="0"/>
               <w:jc w:val="left"/>
             </w:pPr>
@@ -9102,6 +9291,7 @@
           </w:tcPr>
           <w:p>
             <w:pPr>
+              <w:keepNext w:val="false"/>
               <w:spacing w:after="40" w:before="0"/>
               <w:jc w:val="left"/>
             </w:pPr>
@@ -9134,6 +9324,7 @@
           </w:tcPr>
           <w:p>
             <w:pPr>
+              <w:keepNext w:val="false"/>
               <w:spacing w:after="40" w:before="0"/>
               <w:jc w:val="left"/>
             </w:pPr>
@@ -9166,6 +9357,7 @@
           </w:tcPr>
           <w:p>
             <w:pPr>
+              <w:keepNext w:val="false"/>
               <w:spacing w:after="40" w:before="0"/>
               <w:jc w:val="left"/>
             </w:pPr>
@@ -9198,6 +9390,7 @@
           </w:tcPr>
           <w:p>
             <w:pPr>
+              <w:keepNext w:val="false"/>
               <w:spacing w:after="40" w:before="0"/>
               <w:jc w:val="left"/>
             </w:pPr>
@@ -9232,6 +9425,7 @@
           </w:tcPr>
           <w:p>
             <w:pPr>
+              <w:keepNext w:val="false"/>
               <w:spacing w:after="40" w:before="0"/>
               <w:jc w:val="left"/>
             </w:pPr>
@@ -9269,7 +9463,7 @@
             <w:pPr>
               <w:spacing w:after="20" w:before="0"/>
             </w:pPr>
-            <w:hyperlink w:history="1" r:id="rId3e6butzzlf9vzjwwi1-gr">
+            <w:hyperlink w:history="1" r:id="rIdawabuiztoavuapiwyassn">
               <w:r>
                 <w:rPr>
                   <w:rFonts w:ascii="Arial" w:cs="Arial" w:eastAsia="Arial" w:hAnsi="Arial"/>
@@ -9302,7 +9496,7 @@
               <w:spacing w:after="10" w:before="0"/>
               <w:ind w:left="120"/>
             </w:pPr>
-            <w:hyperlink w:history="1" r:id="rId-afisy1cp_d0pyrvmdb6m">
+            <w:hyperlink w:history="1" r:id="rIdoraebeojzow0radcha3p6">
               <w:r>
                 <w:rPr>
                   <w:rFonts w:ascii="Arial" w:cs="Arial" w:eastAsia="Arial" w:hAnsi="Arial"/>
@@ -9347,7 +9541,7 @@
             <w:pPr>
               <w:spacing w:after="20" w:before="0"/>
             </w:pPr>
-            <w:hyperlink w:history="1" r:id="rIdb98kmzot0veurfbvi81mu">
+            <w:hyperlink w:history="1" r:id="rIdndecnruq-qnuj32fnulgl">
               <w:r>
                 <w:rPr>
                   <w:rFonts w:ascii="Arial" w:cs="Arial" w:eastAsia="Arial" w:hAnsi="Arial"/>
@@ -9380,7 +9574,7 @@
               <w:spacing w:after="10" w:before="0"/>
               <w:ind w:left="120"/>
             </w:pPr>
-            <w:hyperlink w:history="1" r:id="rId3hjiz1n7eo-sjm-fw-c_d">
+            <w:hyperlink w:history="1" r:id="rIdyiplafefw_7jhjw_s5e9p">
               <w:r>
                 <w:rPr>
                   <w:rFonts w:ascii="Arial" w:cs="Arial" w:eastAsia="Arial" w:hAnsi="Arial"/>
@@ -9408,6 +9602,7 @@
           </w:tcPr>
           <w:p>
             <w:pPr>
+              <w:keepNext w:val="false"/>
               <w:spacing w:after="40" w:before="0"/>
               <w:jc w:val="left"/>
             </w:pPr>
@@ -9440,6 +9635,7 @@
           </w:tcPr>
           <w:p>
             <w:pPr>
+              <w:keepNext w:val="false"/>
               <w:spacing w:after="40" w:before="0"/>
               <w:jc w:val="left"/>
             </w:pPr>
@@ -9472,6 +9668,7 @@
           </w:tcPr>
           <w:p>
             <w:pPr>
+              <w:keepNext w:val="false"/>
               <w:spacing w:after="40" w:before="0"/>
               <w:jc w:val="left"/>
             </w:pPr>
@@ -9504,6 +9701,7 @@
           </w:tcPr>
           <w:p>
             <w:pPr>
+              <w:keepNext w:val="false"/>
               <w:spacing w:after="40" w:before="0"/>
               <w:jc w:val="left"/>
             </w:pPr>
@@ -9538,6 +9736,7 @@
           </w:tcPr>
           <w:p>
             <w:pPr>
+              <w:keepNext w:val="false"/>
               <w:spacing w:after="40" w:before="0"/>
               <w:jc w:val="left"/>
             </w:pPr>
@@ -9575,7 +9774,7 @@
             <w:pPr>
               <w:spacing w:after="20" w:before="0"/>
             </w:pPr>
-            <w:hyperlink w:history="1" r:id="rIdkwwygwkxrjo0q0h_alacy">
+            <w:hyperlink w:history="1" r:id="rIddcy2sgwkly4msh_f7dxzg">
               <w:r>
                 <w:rPr>
                   <w:rFonts w:ascii="Arial" w:cs="Arial" w:eastAsia="Arial" w:hAnsi="Arial"/>
@@ -9608,7 +9807,7 @@
               <w:spacing w:after="10" w:before="0"/>
               <w:ind w:left="120"/>
             </w:pPr>
-            <w:hyperlink w:history="1" r:id="rIdmpbnijfphs81qu0_w6ihh">
+            <w:hyperlink w:history="1" r:id="rId0jnraqtklxlbbko41mas2">
               <w:r>
                 <w:rPr>
                   <w:rFonts w:ascii="Arial" w:cs="Arial" w:eastAsia="Arial" w:hAnsi="Arial"/>
@@ -9653,7 +9852,7 @@
             <w:pPr>
               <w:spacing w:after="20" w:before="0"/>
             </w:pPr>
-            <w:hyperlink w:history="1" r:id="rIduokh4iaqtrm0xicgfckaz">
+            <w:hyperlink w:history="1" r:id="rId7pkrifxhlnl39ynkban2z">
               <w:r>
                 <w:rPr>
                   <w:rFonts w:ascii="Arial" w:cs="Arial" w:eastAsia="Arial" w:hAnsi="Arial"/>
@@ -9686,7 +9885,7 @@
               <w:spacing w:after="10" w:before="0"/>
               <w:ind w:left="120"/>
             </w:pPr>
-            <w:hyperlink w:history="1" r:id="rIdbjzs4bpx5yhbzhf3wh3d6">
+            <w:hyperlink w:history="1" r:id="rIdm9zdgti5pvv4vx2dfgmfx">
               <w:r>
                 <w:rPr>
                   <w:rFonts w:ascii="Arial" w:cs="Arial" w:eastAsia="Arial" w:hAnsi="Arial"/>
@@ -9714,6 +9913,7 @@
           </w:tcPr>
           <w:p>
             <w:pPr>
+              <w:keepNext w:val="false"/>
               <w:spacing w:after="40" w:before="0"/>
               <w:jc w:val="left"/>
             </w:pPr>
@@ -9746,6 +9946,7 @@
           </w:tcPr>
           <w:p>
             <w:pPr>
+              <w:keepNext w:val="false"/>
               <w:spacing w:after="40" w:before="0"/>
               <w:jc w:val="left"/>
             </w:pPr>
@@ -9778,6 +9979,7 @@
           </w:tcPr>
           <w:p>
             <w:pPr>
+              <w:keepNext w:val="false"/>
               <w:spacing w:after="40" w:before="0"/>
               <w:jc w:val="left"/>
             </w:pPr>
@@ -9810,6 +10012,7 @@
           </w:tcPr>
           <w:p>
             <w:pPr>
+              <w:keepNext w:val="false"/>
               <w:spacing w:after="40" w:before="0"/>
               <w:jc w:val="left"/>
             </w:pPr>
@@ -9844,6 +10047,7 @@
           </w:tcPr>
           <w:p>
             <w:pPr>
+              <w:keepNext w:val="false"/>
               <w:spacing w:after="40" w:before="0"/>
               <w:jc w:val="left"/>
             </w:pPr>
@@ -9881,7 +10085,7 @@
             <w:pPr>
               <w:spacing w:after="20" w:before="0"/>
             </w:pPr>
-            <w:hyperlink w:history="1" r:id="rIdyopelozalr4mjrkijjslw">
+            <w:hyperlink w:history="1" r:id="rIdewt-oljwduv5prgxm8jhx">
               <w:r>
                 <w:rPr>
                   <w:rFonts w:ascii="Arial" w:cs="Arial" w:eastAsia="Arial" w:hAnsi="Arial"/>
@@ -9930,7 +10134,7 @@
               <w:spacing w:after="10" w:before="0"/>
               <w:ind w:left="120"/>
             </w:pPr>
-            <w:hyperlink w:history="1" r:id="rId1tcjrvh0cns0ic1bek9dl">
+            <w:hyperlink w:history="1" r:id="rIdflgyvhlahzo1cjuaafi5b">
               <w:r>
                 <w:rPr>
                   <w:rFonts w:ascii="Arial" w:cs="Arial" w:eastAsia="Arial" w:hAnsi="Arial"/>
@@ -9975,7 +10179,7 @@
             <w:pPr>
               <w:spacing w:after="20" w:before="0"/>
             </w:pPr>
-            <w:hyperlink w:history="1" r:id="rIdscslaihlfkdd5zie16edr">
+            <w:hyperlink w:history="1" r:id="rIdbvmufazkqtg7jdvtqa2ny">
               <w:r>
                 <w:rPr>
                   <w:rFonts w:ascii="Arial" w:cs="Arial" w:eastAsia="Arial" w:hAnsi="Arial"/>
@@ -10008,7 +10212,7 @@
               <w:spacing w:after="10" w:before="0"/>
               <w:ind w:left="120"/>
             </w:pPr>
-            <w:hyperlink w:history="1" r:id="rIdhw_idtzjjpf-yrgnigiv4">
+            <w:hyperlink w:history="1" r:id="rId6bujeckbeoe5sx2vypipw">
               <w:r>
                 <w:rPr>
                   <w:rFonts w:ascii="Arial" w:cs="Arial" w:eastAsia="Arial" w:hAnsi="Arial"/>
@@ -10036,6 +10240,7 @@
           </w:tcPr>
           <w:p>
             <w:pPr>
+              <w:keepNext w:val="false"/>
               <w:spacing w:after="40" w:before="0"/>
               <w:jc w:val="left"/>
             </w:pPr>
@@ -10068,6 +10273,7 @@
           </w:tcPr>
           <w:p>
             <w:pPr>
+              <w:keepNext w:val="false"/>
               <w:spacing w:after="40" w:before="0"/>
               <w:jc w:val="left"/>
             </w:pPr>
@@ -10100,6 +10306,7 @@
           </w:tcPr>
           <w:p>
             <w:pPr>
+              <w:keepNext w:val="false"/>
               <w:spacing w:after="40" w:before="0"/>
               <w:jc w:val="left"/>
             </w:pPr>
@@ -10132,6 +10339,7 @@
           </w:tcPr>
           <w:p>
             <w:pPr>
+              <w:keepNext w:val="false"/>
               <w:spacing w:after="40" w:before="0"/>
               <w:jc w:val="left"/>
             </w:pPr>
@@ -10166,6 +10374,7 @@
           </w:tcPr>
           <w:p>
             <w:pPr>
+              <w:keepNext w:val="false"/>
               <w:spacing w:after="40" w:before="0"/>
               <w:jc w:val="left"/>
             </w:pPr>
@@ -10203,7 +10412,7 @@
             <w:pPr>
               <w:spacing w:after="20" w:before="0"/>
             </w:pPr>
-            <w:hyperlink w:history="1" r:id="rIdyo1qyyd_wihe09g-1brt-">
+            <w:hyperlink w:history="1" r:id="rIdzt43ofbwps57zmyqcngsu">
               <w:r>
                 <w:rPr>
                   <w:rFonts w:ascii="Arial" w:cs="Arial" w:eastAsia="Arial" w:hAnsi="Arial"/>
@@ -10252,7 +10461,7 @@
               <w:spacing w:after="10" w:before="0"/>
               <w:ind w:left="120"/>
             </w:pPr>
-            <w:hyperlink w:history="1" r:id="rIdqd8onei1wrubuhxum4o6a">
+            <w:hyperlink w:history="1" r:id="rIdz2x1fyaviz14ajfgid_u-">
               <w:r>
                 <w:rPr>
                   <w:rFonts w:ascii="Arial" w:cs="Arial" w:eastAsia="Arial" w:hAnsi="Arial"/>
@@ -10297,7 +10506,7 @@
             <w:pPr>
               <w:spacing w:after="20" w:before="0"/>
             </w:pPr>
-            <w:hyperlink w:history="1" r:id="rId8clekojeziw1tzjurgby4">
+            <w:hyperlink w:history="1" r:id="rIdnzarncy3kqwfncvioasyt">
               <w:r>
                 <w:rPr>
                   <w:rFonts w:ascii="Arial" w:cs="Arial" w:eastAsia="Arial" w:hAnsi="Arial"/>
@@ -10330,7 +10539,7 @@
               <w:spacing w:after="10" w:before="0"/>
               <w:ind w:left="120"/>
             </w:pPr>
-            <w:hyperlink w:history="1" r:id="rId9fruqjhg2ys5chwks98gh">
+            <w:hyperlink w:history="1" r:id="rIdxyvkstvzkwcue4ntxknv7">
               <w:r>
                 <w:rPr>
                   <w:rFonts w:ascii="Arial" w:cs="Arial" w:eastAsia="Arial" w:hAnsi="Arial"/>
@@ -10358,6 +10567,7 @@
           </w:tcPr>
           <w:p>
             <w:pPr>
+              <w:keepNext w:val="false"/>
               <w:spacing w:after="40" w:before="0"/>
               <w:jc w:val="left"/>
             </w:pPr>
@@ -10390,6 +10600,7 @@
           </w:tcPr>
           <w:p>
             <w:pPr>
+              <w:keepNext w:val="false"/>
               <w:spacing w:after="40" w:before="0"/>
               <w:jc w:val="left"/>
             </w:pPr>
@@ -10422,6 +10633,7 @@
           </w:tcPr>
           <w:p>
             <w:pPr>
+              <w:keepNext w:val="false"/>
               <w:spacing w:after="40" w:before="0"/>
               <w:jc w:val="left"/>
             </w:pPr>
@@ -10454,6 +10666,7 @@
           </w:tcPr>
           <w:p>
             <w:pPr>
+              <w:keepNext w:val="false"/>
               <w:spacing w:after="40" w:before="0"/>
               <w:jc w:val="left"/>
             </w:pPr>
@@ -10488,6 +10701,7 @@
           </w:tcPr>
           <w:p>
             <w:pPr>
+              <w:keepNext w:val="false"/>
               <w:spacing w:after="40" w:before="0"/>
               <w:jc w:val="left"/>
             </w:pPr>
@@ -10525,7 +10739,7 @@
             <w:pPr>
               <w:spacing w:after="20" w:before="0"/>
             </w:pPr>
-            <w:hyperlink w:history="1" r:id="rId2vxfgp4sa6uqgdmy9q-cv">
+            <w:hyperlink w:history="1" r:id="rId8gchasrcq9jw5ggvrqohr">
               <w:r>
                 <w:rPr>
                   <w:rFonts w:ascii="Arial" w:cs="Arial" w:eastAsia="Arial" w:hAnsi="Arial"/>
@@ -10574,7 +10788,7 @@
               <w:spacing w:after="10" w:before="0"/>
               <w:ind w:left="120"/>
             </w:pPr>
-            <w:hyperlink w:history="1" r:id="rIdehvn5wrvdickxspfrgtgb">
+            <w:hyperlink w:history="1" r:id="rId5cb2msbwxvei7b_kqk4mf">
               <w:r>
                 <w:rPr>
                   <w:rFonts w:ascii="Arial" w:cs="Arial" w:eastAsia="Arial" w:hAnsi="Arial"/>
@@ -10619,7 +10833,7 @@
             <w:pPr>
               <w:spacing w:after="20" w:before="0"/>
             </w:pPr>
-            <w:hyperlink w:history="1" r:id="rId6cbd8ufghlls_rxlmzylv">
+            <w:hyperlink w:history="1" r:id="rIdl9lgcypuil8ve8og0aczm">
               <w:r>
                 <w:rPr>
                   <w:rFonts w:ascii="Arial" w:cs="Arial" w:eastAsia="Arial" w:hAnsi="Arial"/>
@@ -10652,7 +10866,7 @@
               <w:spacing w:after="10" w:before="0"/>
               <w:ind w:left="120"/>
             </w:pPr>
-            <w:hyperlink w:history="1" r:id="rIdxscky9cqrhhxllartu4du">
+            <w:hyperlink w:history="1" r:id="rIdkok1hdbiliwkd_l6tsw-p">
               <w:r>
                 <w:rPr>
                   <w:rFonts w:ascii="Arial" w:cs="Arial" w:eastAsia="Arial" w:hAnsi="Arial"/>
@@ -10680,6 +10894,7 @@
           </w:tcPr>
           <w:p>
             <w:pPr>
+              <w:keepNext w:val="false"/>
               <w:spacing w:after="40" w:before="0"/>
               <w:jc w:val="left"/>
             </w:pPr>
@@ -10712,6 +10927,7 @@
           </w:tcPr>
           <w:p>
             <w:pPr>
+              <w:keepNext w:val="false"/>
               <w:spacing w:after="40" w:before="0"/>
               <w:jc w:val="left"/>
             </w:pPr>
@@ -10744,6 +10960,7 @@
           </w:tcPr>
           <w:p>
             <w:pPr>
+              <w:keepNext w:val="false"/>
               <w:spacing w:after="40" w:before="0"/>
               <w:jc w:val="left"/>
             </w:pPr>
@@ -10776,6 +10993,7 @@
           </w:tcPr>
           <w:p>
             <w:pPr>
+              <w:keepNext w:val="false"/>
               <w:spacing w:after="40" w:before="0"/>
               <w:jc w:val="left"/>
             </w:pPr>
@@ -10835,6 +11053,7 @@
           </w:tcPr>
           <w:p>
             <w:pPr>
+              <w:keepNext w:val="false"/>
               <w:spacing w:after="40" w:before="0"/>
               <w:jc w:val="center"/>
             </w:pPr>
@@ -10869,6 +11088,7 @@
           </w:tcPr>
           <w:p>
             <w:pPr>
+              <w:keepNext w:val="false"/>
               <w:spacing w:after="40" w:before="0"/>
               <w:jc w:val="left"/>
             </w:pPr>
@@ -10930,6 +11150,7 @@
           </w:tcPr>
           <w:p>
             <w:pPr>
+              <w:keepNext w:val="false"/>
               <w:spacing w:after="40" w:before="0"/>
               <w:jc w:val="center"/>
             </w:pPr>
@@ -10964,6 +11185,7 @@
           </w:tcPr>
           <w:p>
             <w:pPr>
+              <w:keepNext w:val="false"/>
               <w:spacing w:after="40" w:before="0"/>
               <w:jc w:val="left"/>
             </w:pPr>
@@ -10996,6 +11218,7 @@
           </w:tcPr>
           <w:p>
             <w:pPr>
+              <w:keepNext w:val="false"/>
               <w:spacing w:after="40" w:before="0"/>
               <w:jc w:val="left"/>
             </w:pPr>
@@ -11030,6 +11253,7 @@
           </w:tcPr>
           <w:p>
             <w:pPr>
+              <w:keepNext w:val="false"/>
               <w:spacing w:after="40" w:before="0"/>
               <w:jc w:val="left"/>
             </w:pPr>
@@ -11062,6 +11286,7 @@
           </w:tcPr>
           <w:p>
             <w:pPr>
+              <w:keepNext w:val="false"/>
               <w:spacing w:after="40" w:before="0"/>
               <w:jc w:val="left"/>
             </w:pPr>
@@ -11096,6 +11321,7 @@
           </w:tcPr>
           <w:p>
             <w:pPr>
+              <w:keepNext w:val="false"/>
               <w:spacing w:after="40" w:before="0"/>
               <w:jc w:val="left"/>
             </w:pPr>
@@ -11128,6 +11354,7 @@
           </w:tcPr>
           <w:p>
             <w:pPr>
+              <w:keepNext w:val="false"/>
               <w:spacing w:after="40" w:before="0"/>
               <w:jc w:val="left"/>
             </w:pPr>
@@ -11164,7 +11391,7 @@
         </w:rPr>
         <w:t xml:space="preserve">© 2026 SeaVuria and ARES. Aligned with KICD objectives. Developed by SeaVuria; technical implementation by ARES (with AI assistance from Claude). Licensed under </w:t>
       </w:r>
-      <w:hyperlink w:history="1" r:id="rIdxs9fblr_wmkx9dx-lrnrj">
+      <w:hyperlink w:history="1" r:id="rId3c1otgc2l73uu3keuajmg">
         <w:r>
           <w:rPr>
             <w:rFonts w:ascii="Arial" w:cs="Arial" w:eastAsia="Arial" w:hAnsi="Arial"/>
@@ -11185,7 +11412,7 @@
         </w:rPr>
         <w:t xml:space="preserve"> (</w:t>
       </w:r>
-      <w:hyperlink w:history="1" r:id="rId9-uwmuswfe3tpsprodrsk">
+      <w:hyperlink w:history="1" r:id="rIdics_ohdwmwoi5ptjs-o6m">
         <w:r>
           <w:rPr>
             <w:rFonts w:ascii="Arial" w:cs="Arial" w:eastAsia="Arial" w:hAnsi="Arial"/>
@@ -11245,6 +11472,7 @@
           </w:tcPr>
           <w:p>
             <w:pPr>
+              <w:keepNext w:val="false"/>
               <w:spacing w:after="40" w:before="0"/>
               <w:jc w:val="center"/>
             </w:pPr>
@@ -11280,6 +11508,7 @@
           </w:tcPr>
           <w:p>
             <w:pPr>
+              <w:keepNext w:val="false"/>
               <w:spacing w:after="40" w:before="0"/>
               <w:jc w:val="center"/>
             </w:pPr>
@@ -11314,6 +11543,7 @@
           </w:tcPr>
           <w:p>
             <w:pPr>
+              <w:keepNext w:val="false"/>
               <w:spacing w:after="40" w:before="0"/>
               <w:jc w:val="left"/>
             </w:pPr>
@@ -11346,6 +11576,7 @@
           </w:tcPr>
           <w:p>
             <w:pPr>
+              <w:keepNext w:val="false"/>
               <w:spacing w:after="40" w:before="0"/>
               <w:jc w:val="left"/>
             </w:pPr>
@@ -11380,6 +11611,7 @@
           </w:tcPr>
           <w:p>
             <w:pPr>
+              <w:keepNext w:val="false"/>
               <w:spacing w:after="40" w:before="0"/>
               <w:jc w:val="left"/>
             </w:pPr>
@@ -11412,6 +11644,7 @@
           </w:tcPr>
           <w:p>
             <w:pPr>
+              <w:keepNext w:val="false"/>
               <w:spacing w:after="40" w:before="0"/>
               <w:jc w:val="left"/>
             </w:pPr>
@@ -11446,6 +11679,7 @@
           </w:tcPr>
           <w:p>
             <w:pPr>
+              <w:keepNext w:val="false"/>
               <w:spacing w:after="40" w:before="0"/>
               <w:jc w:val="left"/>
             </w:pPr>
@@ -11478,6 +11712,7 @@
           </w:tcPr>
           <w:p>
             <w:pPr>
+              <w:keepNext w:val="false"/>
               <w:spacing w:after="40" w:before="0"/>
               <w:jc w:val="left"/>
             </w:pPr>
@@ -11512,6 +11747,7 @@
           </w:tcPr>
           <w:p>
             <w:pPr>
+              <w:keepNext w:val="false"/>
               <w:spacing w:after="40" w:before="0"/>
               <w:jc w:val="left"/>
             </w:pPr>
@@ -11544,6 +11780,7 @@
           </w:tcPr>
           <w:p>
             <w:pPr>
+              <w:keepNext w:val="false"/>
               <w:spacing w:after="40" w:before="0"/>
               <w:jc w:val="left"/>
             </w:pPr>
@@ -11578,6 +11815,7 @@
           </w:tcPr>
           <w:p>
             <w:pPr>
+              <w:keepNext w:val="false"/>
               <w:spacing w:after="40" w:before="0"/>
               <w:jc w:val="left"/>
             </w:pPr>
@@ -11610,6 +11848,7 @@
           </w:tcPr>
           <w:p>
             <w:pPr>
+              <w:keepNext w:val="false"/>
               <w:spacing w:after="40" w:before="0"/>
               <w:jc w:val="left"/>
             </w:pPr>
@@ -11644,6 +11883,7 @@
           </w:tcPr>
           <w:p>
             <w:pPr>
+              <w:keepNext w:val="false"/>
               <w:spacing w:after="40" w:before="0"/>
               <w:jc w:val="left"/>
             </w:pPr>
@@ -11676,6 +11916,7 @@
           </w:tcPr>
           <w:p>
             <w:pPr>
+              <w:keepNext w:val="false"/>
               <w:spacing w:after="40" w:before="0"/>
               <w:jc w:val="left"/>
             </w:pPr>
@@ -11710,6 +11951,7 @@
           </w:tcPr>
           <w:p>
             <w:pPr>
+              <w:keepNext w:val="false"/>
               <w:spacing w:after="40" w:before="0"/>
               <w:jc w:val="left"/>
             </w:pPr>
@@ -11742,6 +11984,7 @@
           </w:tcPr>
           <w:p>
             <w:pPr>
+              <w:keepNext w:val="false"/>
               <w:spacing w:after="40" w:before="0"/>
               <w:jc w:val="left"/>
             </w:pPr>
@@ -11776,6 +12019,7 @@
           </w:tcPr>
           <w:p>
             <w:pPr>
+              <w:keepNext w:val="false"/>
               <w:spacing w:after="40" w:before="0"/>
               <w:jc w:val="left"/>
             </w:pPr>
@@ -11808,6 +12052,7 @@
           </w:tcPr>
           <w:p>
             <w:pPr>
+              <w:keepNext w:val="false"/>
               <w:spacing w:after="40" w:before="0"/>
               <w:jc w:val="left"/>
             </w:pPr>
@@ -11867,6 +12112,7 @@
           </w:tcPr>
           <w:p>
             <w:pPr>
+              <w:keepNext w:val="false"/>
               <w:spacing w:after="40" w:before="0"/>
               <w:jc w:val="center"/>
             </w:pPr>
@@ -11901,6 +12147,7 @@
           </w:tcPr>
           <w:p>
             <w:pPr>
+              <w:keepNext w:val="false"/>
               <w:spacing w:after="40" w:before="0"/>
               <w:jc w:val="left"/>
             </w:pPr>
@@ -11965,6 +12212,7 @@
           </w:tcPr>
           <w:p>
             <w:pPr>
+              <w:keepNext w:val="false"/>
               <w:spacing w:after="40" w:before="0"/>
               <w:jc w:val="center"/>
             </w:pPr>
@@ -11999,6 +12247,7 @@
           </w:tcPr>
           <w:p>
             <w:pPr>
+              <w:keepNext w:val="false"/>
               <w:spacing w:after="40" w:before="0"/>
               <w:jc w:val="left"/>
             </w:pPr>
@@ -12031,6 +12280,7 @@
           </w:tcPr>
           <w:p>
             <w:pPr>
+              <w:keepNext w:val="false"/>
               <w:spacing w:after="40" w:before="0"/>
               <w:jc w:val="left"/>
             </w:pPr>
@@ -12063,6 +12313,7 @@
           </w:tcPr>
           <w:p>
             <w:pPr>
+              <w:keepNext w:val="false"/>
               <w:spacing w:after="40" w:before="0"/>
               <w:jc w:val="left"/>
             </w:pPr>
@@ -12095,6 +12346,7 @@
           </w:tcPr>
           <w:p>
             <w:pPr>
+              <w:keepNext w:val="false"/>
               <w:spacing w:after="40" w:before="0"/>
               <w:jc w:val="left"/>
             </w:pPr>
@@ -12127,6 +12379,7 @@
           </w:tcPr>
           <w:p>
             <w:pPr>
+              <w:keepNext w:val="false"/>
               <w:spacing w:after="40" w:before="0"/>
               <w:jc w:val="left"/>
             </w:pPr>
@@ -12161,6 +12414,7 @@
           </w:tcPr>
           <w:p>
             <w:pPr>
+              <w:keepNext w:val="false"/>
               <w:spacing w:after="40" w:before="0"/>
               <w:jc w:val="left"/>
             </w:pPr>
@@ -12198,7 +12452,7 @@
             <w:pPr>
               <w:spacing w:after="20" w:before="0"/>
             </w:pPr>
-            <w:hyperlink w:history="1" r:id="rId94o1dxld4-zsikdapkwca">
+            <w:hyperlink w:history="1" r:id="rIdsa_sp4hr3q6ebzebzi1dz">
               <w:r>
                 <w:rPr>
                   <w:rFonts w:ascii="Arial" w:cs="Arial" w:eastAsia="Arial" w:hAnsi="Arial"/>
@@ -12231,7 +12485,7 @@
               <w:spacing w:after="10" w:before="0"/>
               <w:ind w:left="120"/>
             </w:pPr>
-            <w:hyperlink w:history="1" r:id="rIdsistzsidxqjw7cuzfishy">
+            <w:hyperlink w:history="1" r:id="rIdotgptuikj2oyllxpblvlg">
               <w:r>
                 <w:rPr>
                   <w:rFonts w:ascii="Arial" w:cs="Arial" w:eastAsia="Arial" w:hAnsi="Arial"/>
@@ -12276,7 +12530,7 @@
             <w:pPr>
               <w:spacing w:after="20" w:before="0"/>
             </w:pPr>
-            <w:hyperlink w:history="1" r:id="rId-tehi1tukxdzosokk1uoj">
+            <w:hyperlink w:history="1" r:id="rIdxwscgs5oh9geps7iqz0yv">
               <w:r>
                 <w:rPr>
                   <w:rFonts w:ascii="Arial" w:cs="Arial" w:eastAsia="Arial" w:hAnsi="Arial"/>
@@ -12309,7 +12563,7 @@
               <w:spacing w:after="10" w:before="0"/>
               <w:ind w:left="120"/>
             </w:pPr>
-            <w:hyperlink w:history="1" r:id="rIddbuj9pfmtbptjvpec_ner">
+            <w:hyperlink w:history="1" r:id="rIdoxpnd1g01lwdn0-lvxrrd">
               <w:r>
                 <w:rPr>
                   <w:rFonts w:ascii="Arial" w:cs="Arial" w:eastAsia="Arial" w:hAnsi="Arial"/>
@@ -12337,6 +12591,7 @@
           </w:tcPr>
           <w:p>
             <w:pPr>
+              <w:keepNext w:val="false"/>
               <w:spacing w:after="40" w:before="0"/>
               <w:jc w:val="left"/>
             </w:pPr>
@@ -12369,6 +12624,7 @@
           </w:tcPr>
           <w:p>
             <w:pPr>
+              <w:keepNext w:val="false"/>
               <w:spacing w:after="40" w:before="0"/>
               <w:jc w:val="left"/>
             </w:pPr>
@@ -12401,6 +12657,7 @@
           </w:tcPr>
           <w:p>
             <w:pPr>
+              <w:keepNext w:val="false"/>
               <w:spacing w:after="40" w:before="0"/>
               <w:jc w:val="left"/>
             </w:pPr>
@@ -12433,6 +12690,7 @@
           </w:tcPr>
           <w:p>
             <w:pPr>
+              <w:keepNext w:val="false"/>
               <w:spacing w:after="40" w:before="0"/>
               <w:jc w:val="left"/>
             </w:pPr>
@@ -12467,6 +12725,7 @@
           </w:tcPr>
           <w:p>
             <w:pPr>
+              <w:keepNext w:val="false"/>
               <w:spacing w:after="40" w:before="0"/>
               <w:jc w:val="left"/>
             </w:pPr>
@@ -12504,7 +12763,7 @@
             <w:pPr>
               <w:spacing w:after="20" w:before="0"/>
             </w:pPr>
-            <w:hyperlink w:history="1" r:id="rId4nzxgyxsi5m2dxjekl-d4">
+            <w:hyperlink w:history="1" r:id="rIdtvuo6ccfqkvhnto8h9t76">
               <w:r>
                 <w:rPr>
                   <w:rFonts w:ascii="Arial" w:cs="Arial" w:eastAsia="Arial" w:hAnsi="Arial"/>
@@ -12537,7 +12796,7 @@
               <w:spacing w:after="10" w:before="0"/>
               <w:ind w:left="120"/>
             </w:pPr>
-            <w:hyperlink w:history="1" r:id="rIdqjju6ev8mp7og-shutsmy">
+            <w:hyperlink w:history="1" r:id="rIdesvomnyzwctexjcx8zzoh">
               <w:r>
                 <w:rPr>
                   <w:rFonts w:ascii="Arial" w:cs="Arial" w:eastAsia="Arial" w:hAnsi="Arial"/>
@@ -12582,7 +12841,7 @@
             <w:pPr>
               <w:spacing w:after="20" w:before="0"/>
             </w:pPr>
-            <w:hyperlink w:history="1" r:id="rIdzpahetqlif6v3vjmx_9iz">
+            <w:hyperlink w:history="1" r:id="rIdeyrivg28zcwktuxc-dr0b">
               <w:r>
                 <w:rPr>
                   <w:rFonts w:ascii="Arial" w:cs="Arial" w:eastAsia="Arial" w:hAnsi="Arial"/>
@@ -12615,7 +12874,7 @@
               <w:spacing w:after="10" w:before="0"/>
               <w:ind w:left="120"/>
             </w:pPr>
-            <w:hyperlink w:history="1" r:id="rId0e2lbhacy0ti_xp8-lc5i">
+            <w:hyperlink w:history="1" r:id="rIdbzttyidodtcd_di0zliu1">
               <w:r>
                 <w:rPr>
                   <w:rFonts w:ascii="Arial" w:cs="Arial" w:eastAsia="Arial" w:hAnsi="Arial"/>
@@ -12643,6 +12902,7 @@
           </w:tcPr>
           <w:p>
             <w:pPr>
+              <w:keepNext w:val="false"/>
               <w:spacing w:after="40" w:before="0"/>
               <w:jc w:val="left"/>
             </w:pPr>
@@ -12675,6 +12935,7 @@
           </w:tcPr>
           <w:p>
             <w:pPr>
+              <w:keepNext w:val="false"/>
               <w:spacing w:after="40" w:before="0"/>
               <w:jc w:val="left"/>
             </w:pPr>
@@ -12707,6 +12968,7 @@
           </w:tcPr>
           <w:p>
             <w:pPr>
+              <w:keepNext w:val="false"/>
               <w:spacing w:after="40" w:before="0"/>
               <w:jc w:val="left"/>
             </w:pPr>
@@ -12739,6 +13001,7 @@
           </w:tcPr>
           <w:p>
             <w:pPr>
+              <w:keepNext w:val="false"/>
               <w:spacing w:after="40" w:before="0"/>
               <w:jc w:val="left"/>
             </w:pPr>
@@ -12773,6 +13036,7 @@
           </w:tcPr>
           <w:p>
             <w:pPr>
+              <w:keepNext w:val="false"/>
               <w:spacing w:after="40" w:before="0"/>
               <w:jc w:val="left"/>
             </w:pPr>
@@ -12810,7 +13074,7 @@
             <w:pPr>
               <w:spacing w:after="20" w:before="0"/>
             </w:pPr>
-            <w:hyperlink w:history="1" r:id="rIdqjahjctzthzx1sfbelwty">
+            <w:hyperlink w:history="1" r:id="rIdw22xuzkiiit9zob7tg44-">
               <w:r>
                 <w:rPr>
                   <w:rFonts w:ascii="Arial" w:cs="Arial" w:eastAsia="Arial" w:hAnsi="Arial"/>
@@ -12843,7 +13107,7 @@
               <w:spacing w:after="10" w:before="0"/>
               <w:ind w:left="120"/>
             </w:pPr>
-            <w:hyperlink w:history="1" r:id="rIdufivhfaw7lerkde8i4e5a">
+            <w:hyperlink w:history="1" r:id="rIdle6qpktgnrxyenz-gcngi">
               <w:r>
                 <w:rPr>
                   <w:rFonts w:ascii="Arial" w:cs="Arial" w:eastAsia="Arial" w:hAnsi="Arial"/>
@@ -12888,7 +13152,7 @@
             <w:pPr>
               <w:spacing w:after="20" w:before="0"/>
             </w:pPr>
-            <w:hyperlink w:history="1" r:id="rIdjtdmep5fn3gsxluftleen">
+            <w:hyperlink w:history="1" r:id="rIdhq_pkmuslcmjblc81ve0w">
               <w:r>
                 <w:rPr>
                   <w:rFonts w:ascii="Arial" w:cs="Arial" w:eastAsia="Arial" w:hAnsi="Arial"/>
@@ -12921,7 +13185,7 @@
               <w:spacing w:after="10" w:before="0"/>
               <w:ind w:left="120"/>
             </w:pPr>
-            <w:hyperlink w:history="1" r:id="rIdpjsy7zu8_bnfmffj2wxi8">
+            <w:hyperlink w:history="1" r:id="rIdff5yxovazom7naqilgymr">
               <w:r>
                 <w:rPr>
                   <w:rFonts w:ascii="Arial" w:cs="Arial" w:eastAsia="Arial" w:hAnsi="Arial"/>
@@ -12949,6 +13213,7 @@
           </w:tcPr>
           <w:p>
             <w:pPr>
+              <w:keepNext w:val="false"/>
               <w:spacing w:after="40" w:before="0"/>
               <w:jc w:val="left"/>
             </w:pPr>
@@ -12981,6 +13246,7 @@
           </w:tcPr>
           <w:p>
             <w:pPr>
+              <w:keepNext w:val="false"/>
               <w:spacing w:after="40" w:before="0"/>
               <w:jc w:val="left"/>
             </w:pPr>
@@ -13013,6 +13279,7 @@
           </w:tcPr>
           <w:p>
             <w:pPr>
+              <w:keepNext w:val="false"/>
               <w:spacing w:after="40" w:before="0"/>
               <w:jc w:val="left"/>
             </w:pPr>
@@ -13045,6 +13312,7 @@
           </w:tcPr>
           <w:p>
             <w:pPr>
+              <w:keepNext w:val="false"/>
               <w:spacing w:after="40" w:before="0"/>
               <w:jc w:val="left"/>
             </w:pPr>
@@ -13079,6 +13347,7 @@
           </w:tcPr>
           <w:p>
             <w:pPr>
+              <w:keepNext w:val="false"/>
               <w:spacing w:after="40" w:before="0"/>
               <w:jc w:val="left"/>
             </w:pPr>
@@ -13116,7 +13385,7 @@
             <w:pPr>
               <w:spacing w:after="20" w:before="0"/>
             </w:pPr>
-            <w:hyperlink w:history="1" r:id="rId5ady51wz4mr5ovxka72ul">
+            <w:hyperlink w:history="1" r:id="rIdiscgka23aoeaesbikwlio">
               <w:r>
                 <w:rPr>
                   <w:rFonts w:ascii="Arial" w:cs="Arial" w:eastAsia="Arial" w:hAnsi="Arial"/>
@@ -13149,7 +13418,7 @@
               <w:spacing w:after="10" w:before="0"/>
               <w:ind w:left="120"/>
             </w:pPr>
-            <w:hyperlink w:history="1" r:id="rIdm2u39k2vr7mgyrgcy-kze">
+            <w:hyperlink w:history="1" r:id="rIdubucjs9kls3nnbea2fwhe">
               <w:r>
                 <w:rPr>
                   <w:rFonts w:ascii="Arial" w:cs="Arial" w:eastAsia="Arial" w:hAnsi="Arial"/>
@@ -13194,7 +13463,7 @@
             <w:pPr>
               <w:spacing w:after="20" w:before="0"/>
             </w:pPr>
-            <w:hyperlink w:history="1" r:id="rIdim4vl8ddynnga32fmrpod">
+            <w:hyperlink w:history="1" r:id="rIdxdbiim5xrqbmccifz1pxl">
               <w:r>
                 <w:rPr>
                   <w:rFonts w:ascii="Arial" w:cs="Arial" w:eastAsia="Arial" w:hAnsi="Arial"/>
@@ -13227,7 +13496,7 @@
               <w:spacing w:after="10" w:before="0"/>
               <w:ind w:left="120"/>
             </w:pPr>
-            <w:hyperlink w:history="1" r:id="rIdl_6j5ceesouyvyrdsf2jo">
+            <w:hyperlink w:history="1" r:id="rIdw0zg9bqiqrmf8z5lp6atx">
               <w:r>
                 <w:rPr>
                   <w:rFonts w:ascii="Arial" w:cs="Arial" w:eastAsia="Arial" w:hAnsi="Arial"/>
@@ -13255,6 +13524,7 @@
           </w:tcPr>
           <w:p>
             <w:pPr>
+              <w:keepNext w:val="false"/>
               <w:spacing w:after="40" w:before="0"/>
               <w:jc w:val="left"/>
             </w:pPr>
@@ -13287,6 +13557,7 @@
           </w:tcPr>
           <w:p>
             <w:pPr>
+              <w:keepNext w:val="false"/>
               <w:spacing w:after="40" w:before="0"/>
               <w:jc w:val="left"/>
             </w:pPr>
@@ -13319,6 +13590,7 @@
           </w:tcPr>
           <w:p>
             <w:pPr>
+              <w:keepNext w:val="false"/>
               <w:spacing w:after="40" w:before="0"/>
               <w:jc w:val="left"/>
             </w:pPr>
@@ -13351,6 +13623,7 @@
           </w:tcPr>
           <w:p>
             <w:pPr>
+              <w:keepNext w:val="false"/>
               <w:spacing w:after="40" w:before="0"/>
               <w:jc w:val="left"/>
             </w:pPr>
@@ -13385,6 +13658,7 @@
           </w:tcPr>
           <w:p>
             <w:pPr>
+              <w:keepNext w:val="false"/>
               <w:spacing w:after="40" w:before="0"/>
               <w:jc w:val="left"/>
             </w:pPr>
@@ -13422,7 +13696,7 @@
             <w:pPr>
               <w:spacing w:after="20" w:before="0"/>
             </w:pPr>
-            <w:hyperlink w:history="1" r:id="rIductss3n302q-otexhmunx">
+            <w:hyperlink w:history="1" r:id="rIdqmzrbuva9ntz1ebbcnbhk">
               <w:r>
                 <w:rPr>
                   <w:rFonts w:ascii="Arial" w:cs="Arial" w:eastAsia="Arial" w:hAnsi="Arial"/>
@@ -13455,7 +13729,7 @@
               <w:spacing w:after="10" w:before="0"/>
               <w:ind w:left="120"/>
             </w:pPr>
-            <w:hyperlink w:history="1" r:id="rIduc0i-fhqa8jw2nngeexnq">
+            <w:hyperlink w:history="1" r:id="rId4s06mq5s_hxwavgbgz95l">
               <w:r>
                 <w:rPr>
                   <w:rFonts w:ascii="Arial" w:cs="Arial" w:eastAsia="Arial" w:hAnsi="Arial"/>
@@ -13500,7 +13774,7 @@
             <w:pPr>
               <w:spacing w:after="20" w:before="0"/>
             </w:pPr>
-            <w:hyperlink w:history="1" r:id="rIdsrw0w9xgzvscptmhksw_9">
+            <w:hyperlink w:history="1" r:id="rIdoab8roncfwveeabi8dw72">
               <w:r>
                 <w:rPr>
                   <w:rFonts w:ascii="Arial" w:cs="Arial" w:eastAsia="Arial" w:hAnsi="Arial"/>
@@ -13549,7 +13823,7 @@
               <w:spacing w:after="10" w:before="0"/>
               <w:ind w:left="120"/>
             </w:pPr>
-            <w:hyperlink w:history="1" r:id="rIdkmmm0jof9alhdt5acy21u">
+            <w:hyperlink w:history="1" r:id="rIdxzkqhmq9itgg36-zgpkov">
               <w:r>
                 <w:rPr>
                   <w:rFonts w:ascii="Arial" w:cs="Arial" w:eastAsia="Arial" w:hAnsi="Arial"/>
@@ -13577,6 +13851,7 @@
           </w:tcPr>
           <w:p>
             <w:pPr>
+              <w:keepNext w:val="false"/>
               <w:spacing w:after="40" w:before="0"/>
               <w:jc w:val="left"/>
             </w:pPr>
@@ -13609,6 +13884,7 @@
           </w:tcPr>
           <w:p>
             <w:pPr>
+              <w:keepNext w:val="false"/>
               <w:spacing w:after="40" w:before="0"/>
               <w:jc w:val="left"/>
             </w:pPr>
@@ -13641,6 +13917,7 @@
           </w:tcPr>
           <w:p>
             <w:pPr>
+              <w:keepNext w:val="false"/>
               <w:spacing w:after="40" w:before="0"/>
               <w:jc w:val="left"/>
             </w:pPr>
@@ -13673,6 +13950,7 @@
           </w:tcPr>
           <w:p>
             <w:pPr>
+              <w:keepNext w:val="false"/>
               <w:spacing w:after="40" w:before="0"/>
               <w:jc w:val="left"/>
             </w:pPr>
@@ -13732,6 +14010,7 @@
           </w:tcPr>
           <w:p>
             <w:pPr>
+              <w:keepNext w:val="false"/>
               <w:spacing w:after="40" w:before="0"/>
               <w:jc w:val="center"/>
             </w:pPr>
@@ -13766,6 +14045,7 @@
           </w:tcPr>
           <w:p>
             <w:pPr>
+              <w:keepNext w:val="false"/>
               <w:spacing w:after="40" w:before="0"/>
               <w:jc w:val="left"/>
             </w:pPr>
@@ -13827,6 +14107,7 @@
           </w:tcPr>
           <w:p>
             <w:pPr>
+              <w:keepNext w:val="false"/>
               <w:spacing w:after="40" w:before="0"/>
               <w:jc w:val="center"/>
             </w:pPr>
@@ -13861,6 +14142,7 @@
           </w:tcPr>
           <w:p>
             <w:pPr>
+              <w:keepNext w:val="false"/>
               <w:spacing w:after="40" w:before="0"/>
               <w:jc w:val="left"/>
             </w:pPr>
@@ -13893,6 +14175,7 @@
           </w:tcPr>
           <w:p>
             <w:pPr>
+              <w:keepNext w:val="false"/>
               <w:spacing w:after="40" w:before="0"/>
               <w:jc w:val="left"/>
             </w:pPr>
@@ -13927,6 +14210,7 @@
           </w:tcPr>
           <w:p>
             <w:pPr>
+              <w:keepNext w:val="false"/>
               <w:spacing w:after="40" w:before="0"/>
               <w:jc w:val="left"/>
             </w:pPr>
@@ -13959,6 +14243,7 @@
           </w:tcPr>
           <w:p>
             <w:pPr>
+              <w:keepNext w:val="false"/>
               <w:spacing w:after="40" w:before="0"/>
               <w:jc w:val="left"/>
             </w:pPr>
@@ -13993,6 +14278,7 @@
           </w:tcPr>
           <w:p>
             <w:pPr>
+              <w:keepNext w:val="false"/>
               <w:spacing w:after="40" w:before="0"/>
               <w:jc w:val="left"/>
             </w:pPr>
@@ -14025,6 +14311,7 @@
           </w:tcPr>
           <w:p>
             <w:pPr>
+              <w:keepNext w:val="false"/>
               <w:spacing w:after="40" w:before="0"/>
               <w:jc w:val="left"/>
             </w:pPr>
@@ -14061,7 +14348,7 @@
         </w:rPr>
         <w:t xml:space="preserve">© 2026 SeaVuria and ARES. Aligned with KICD objectives. Developed by SeaVuria; technical implementation by ARES (with AI assistance from Claude). Licensed under </w:t>
       </w:r>
-      <w:hyperlink w:history="1" r:id="rIdne5m8txqj9_ls8cdtizlx">
+      <w:hyperlink w:history="1" r:id="rIdpabdas-nuw-at8xc9sz02">
         <w:r>
           <w:rPr>
             <w:rFonts w:ascii="Arial" w:cs="Arial" w:eastAsia="Arial" w:hAnsi="Arial"/>
@@ -14082,7 +14369,7 @@
         </w:rPr>
         <w:t xml:space="preserve"> (</w:t>
       </w:r>
-      <w:hyperlink w:history="1" r:id="rIdzlvu9cjtbu09emzznlvmf">
+      <w:hyperlink w:history="1" r:id="rIdijeagzcizggh8aepbovdu">
         <w:r>
           <w:rPr>
             <w:rFonts w:ascii="Arial" w:cs="Arial" w:eastAsia="Arial" w:hAnsi="Arial"/>
@@ -14142,6 +14429,7 @@
           </w:tcPr>
           <w:p>
             <w:pPr>
+              <w:keepNext w:val="false"/>
               <w:spacing w:after="40" w:before="0"/>
               <w:jc w:val="center"/>
             </w:pPr>
@@ -14177,6 +14465,7 @@
           </w:tcPr>
           <w:p>
             <w:pPr>
+              <w:keepNext w:val="false"/>
               <w:spacing w:after="40" w:before="0"/>
               <w:jc w:val="center"/>
             </w:pPr>
@@ -14211,6 +14500,7 @@
           </w:tcPr>
           <w:p>
             <w:pPr>
+              <w:keepNext w:val="false"/>
               <w:spacing w:after="40" w:before="0"/>
               <w:jc w:val="left"/>
             </w:pPr>
@@ -14243,6 +14533,7 @@
           </w:tcPr>
           <w:p>
             <w:pPr>
+              <w:keepNext w:val="false"/>
               <w:spacing w:after="40" w:before="0"/>
               <w:jc w:val="left"/>
             </w:pPr>
@@ -14277,6 +14568,7 @@
           </w:tcPr>
           <w:p>
             <w:pPr>
+              <w:keepNext w:val="false"/>
               <w:spacing w:after="40" w:before="0"/>
               <w:jc w:val="left"/>
             </w:pPr>
@@ -14309,6 +14601,7 @@
           </w:tcPr>
           <w:p>
             <w:pPr>
+              <w:keepNext w:val="false"/>
               <w:spacing w:after="40" w:before="0"/>
               <w:jc w:val="left"/>
             </w:pPr>
@@ -14343,6 +14636,7 @@
           </w:tcPr>
           <w:p>
             <w:pPr>
+              <w:keepNext w:val="false"/>
               <w:spacing w:after="40" w:before="0"/>
               <w:jc w:val="left"/>
             </w:pPr>
@@ -14375,6 +14669,7 @@
           </w:tcPr>
           <w:p>
             <w:pPr>
+              <w:keepNext w:val="false"/>
               <w:spacing w:after="40" w:before="0"/>
               <w:jc w:val="left"/>
             </w:pPr>
@@ -14409,6 +14704,7 @@
           </w:tcPr>
           <w:p>
             <w:pPr>
+              <w:keepNext w:val="false"/>
               <w:spacing w:after="40" w:before="0"/>
               <w:jc w:val="left"/>
             </w:pPr>
@@ -14441,6 +14737,7 @@
           </w:tcPr>
           <w:p>
             <w:pPr>
+              <w:keepNext w:val="false"/>
               <w:spacing w:after="40" w:before="0"/>
               <w:jc w:val="left"/>
             </w:pPr>
@@ -14475,6 +14772,7 @@
           </w:tcPr>
           <w:p>
             <w:pPr>
+              <w:keepNext w:val="false"/>
               <w:spacing w:after="40" w:before="0"/>
               <w:jc w:val="left"/>
             </w:pPr>
@@ -14507,6 +14805,7 @@
           </w:tcPr>
           <w:p>
             <w:pPr>
+              <w:keepNext w:val="false"/>
               <w:spacing w:after="40" w:before="0"/>
               <w:jc w:val="left"/>
             </w:pPr>
@@ -14541,6 +14840,7 @@
           </w:tcPr>
           <w:p>
             <w:pPr>
+              <w:keepNext w:val="false"/>
               <w:spacing w:after="40" w:before="0"/>
               <w:jc w:val="left"/>
             </w:pPr>
@@ -14573,6 +14873,7 @@
           </w:tcPr>
           <w:p>
             <w:pPr>
+              <w:keepNext w:val="false"/>
               <w:spacing w:after="40" w:before="0"/>
               <w:jc w:val="left"/>
             </w:pPr>
@@ -14607,6 +14908,7 @@
           </w:tcPr>
           <w:p>
             <w:pPr>
+              <w:keepNext w:val="false"/>
               <w:spacing w:after="40" w:before="0"/>
               <w:jc w:val="left"/>
             </w:pPr>
@@ -14639,6 +14941,7 @@
           </w:tcPr>
           <w:p>
             <w:pPr>
+              <w:keepNext w:val="false"/>
               <w:spacing w:after="40" w:before="0"/>
               <w:jc w:val="left"/>
             </w:pPr>
@@ -14673,6 +14976,7 @@
           </w:tcPr>
           <w:p>
             <w:pPr>
+              <w:keepNext w:val="false"/>
               <w:spacing w:after="40" w:before="0"/>
               <w:jc w:val="left"/>
             </w:pPr>
@@ -14705,6 +15009,7 @@
           </w:tcPr>
           <w:p>
             <w:pPr>
+              <w:keepNext w:val="false"/>
               <w:spacing w:after="40" w:before="0"/>
               <w:jc w:val="left"/>
             </w:pPr>
@@ -14764,6 +15069,7 @@
           </w:tcPr>
           <w:p>
             <w:pPr>
+              <w:keepNext w:val="false"/>
               <w:spacing w:after="40" w:before="0"/>
               <w:jc w:val="center"/>
             </w:pPr>
@@ -14798,6 +15104,7 @@
           </w:tcPr>
           <w:p>
             <w:pPr>
+              <w:keepNext w:val="false"/>
               <w:spacing w:after="40" w:before="0"/>
               <w:jc w:val="left"/>
             </w:pPr>
@@ -14862,6 +15169,7 @@
           </w:tcPr>
           <w:p>
             <w:pPr>
+              <w:keepNext w:val="false"/>
               <w:spacing w:after="40" w:before="0"/>
               <w:jc w:val="center"/>
             </w:pPr>
@@ -14896,6 +15204,7 @@
           </w:tcPr>
           <w:p>
             <w:pPr>
+              <w:keepNext w:val="false"/>
               <w:spacing w:after="40" w:before="0"/>
               <w:jc w:val="left"/>
             </w:pPr>
@@ -14928,6 +15237,7 @@
           </w:tcPr>
           <w:p>
             <w:pPr>
+              <w:keepNext w:val="false"/>
               <w:spacing w:after="40" w:before="0"/>
               <w:jc w:val="left"/>
             </w:pPr>
@@ -14960,6 +15270,7 @@
           </w:tcPr>
           <w:p>
             <w:pPr>
+              <w:keepNext w:val="false"/>
               <w:spacing w:after="40" w:before="0"/>
               <w:jc w:val="left"/>
             </w:pPr>
@@ -14992,6 +15303,7 @@
           </w:tcPr>
           <w:p>
             <w:pPr>
+              <w:keepNext w:val="false"/>
               <w:spacing w:after="40" w:before="0"/>
               <w:jc w:val="left"/>
             </w:pPr>
@@ -15024,6 +15336,7 @@
           </w:tcPr>
           <w:p>
             <w:pPr>
+              <w:keepNext w:val="false"/>
               <w:spacing w:after="40" w:before="0"/>
               <w:jc w:val="left"/>
             </w:pPr>
@@ -15058,6 +15371,7 @@
           </w:tcPr>
           <w:p>
             <w:pPr>
+              <w:keepNext w:val="false"/>
               <w:spacing w:after="40" w:before="0"/>
               <w:jc w:val="left"/>
             </w:pPr>
@@ -15095,7 +15409,7 @@
             <w:pPr>
               <w:spacing w:after="20" w:before="0"/>
             </w:pPr>
-            <w:hyperlink w:history="1" r:id="rIdj4n9b5cjvzhrlsfcwf5v-">
+            <w:hyperlink w:history="1" r:id="rIdinr0jwmsczgewidafqcw-">
               <w:r>
                 <w:rPr>
                   <w:rFonts w:ascii="Arial" w:cs="Arial" w:eastAsia="Arial" w:hAnsi="Arial"/>
@@ -15128,7 +15442,7 @@
               <w:spacing w:after="10" w:before="0"/>
               <w:ind w:left="120"/>
             </w:pPr>
-            <w:hyperlink w:history="1" r:id="rIdobq89pejajuwqffpjxvyf">
+            <w:hyperlink w:history="1" r:id="rIdafwl7tk2vdw3_eidtweqa">
               <w:r>
                 <w:rPr>
                   <w:rFonts w:ascii="Arial" w:cs="Arial" w:eastAsia="Arial" w:hAnsi="Arial"/>
@@ -15173,7 +15487,7 @@
             <w:pPr>
               <w:spacing w:after="20" w:before="0"/>
             </w:pPr>
-            <w:hyperlink w:history="1" r:id="rId1skew_je0nnfipn17dgs-">
+            <w:hyperlink w:history="1" r:id="rId5mwxdm9-tb27wbgid9pxa">
               <w:r>
                 <w:rPr>
                   <w:rFonts w:ascii="Arial" w:cs="Arial" w:eastAsia="Arial" w:hAnsi="Arial"/>
@@ -15222,7 +15536,7 @@
               <w:spacing w:after="10" w:before="0"/>
               <w:ind w:left="120"/>
             </w:pPr>
-            <w:hyperlink w:history="1" r:id="rIds7nof-4bo-rbcave-6t8-">
+            <w:hyperlink w:history="1" r:id="rId6mpbuxslwbnu_cm5waxqt">
               <w:r>
                 <w:rPr>
                   <w:rFonts w:ascii="Arial" w:cs="Arial" w:eastAsia="Arial" w:hAnsi="Arial"/>
@@ -15250,6 +15564,7 @@
           </w:tcPr>
           <w:p>
             <w:pPr>
+              <w:keepNext w:val="false"/>
               <w:spacing w:after="40" w:before="0"/>
               <w:jc w:val="left"/>
             </w:pPr>
@@ -15282,6 +15597,7 @@
           </w:tcPr>
           <w:p>
             <w:pPr>
+              <w:keepNext w:val="false"/>
               <w:spacing w:after="40" w:before="0"/>
               <w:jc w:val="left"/>
             </w:pPr>
@@ -15314,6 +15630,7 @@
           </w:tcPr>
           <w:p>
             <w:pPr>
+              <w:keepNext w:val="false"/>
               <w:spacing w:after="40" w:before="0"/>
               <w:jc w:val="left"/>
             </w:pPr>
@@ -15346,6 +15663,7 @@
           </w:tcPr>
           <w:p>
             <w:pPr>
+              <w:keepNext w:val="false"/>
               <w:spacing w:after="40" w:before="0"/>
               <w:jc w:val="left"/>
             </w:pPr>
@@ -15380,6 +15698,7 @@
           </w:tcPr>
           <w:p>
             <w:pPr>
+              <w:keepNext w:val="false"/>
               <w:spacing w:after="40" w:before="0"/>
               <w:jc w:val="left"/>
             </w:pPr>
@@ -15417,7 +15736,7 @@
             <w:pPr>
               <w:spacing w:after="20" w:before="0"/>
             </w:pPr>
-            <w:hyperlink w:history="1" r:id="rIdadsq1ztcozakgptbu6l0f">
+            <w:hyperlink w:history="1" r:id="rIdfgzmi1q7lmjq4yxadocfy">
               <w:r>
                 <w:rPr>
                   <w:rFonts w:ascii="Arial" w:cs="Arial" w:eastAsia="Arial" w:hAnsi="Arial"/>
@@ -15450,7 +15769,7 @@
               <w:spacing w:after="10" w:before="0"/>
               <w:ind w:left="120"/>
             </w:pPr>
-            <w:hyperlink w:history="1" r:id="rIdmpwdomgsgbx9uttn6gusc">
+            <w:hyperlink w:history="1" r:id="rIdef2pmpgagqlnxoxw2wrlr">
               <w:r>
                 <w:rPr>
                   <w:rFonts w:ascii="Arial" w:cs="Arial" w:eastAsia="Arial" w:hAnsi="Arial"/>
@@ -15495,7 +15814,7 @@
             <w:pPr>
               <w:spacing w:after="20" w:before="0"/>
             </w:pPr>
-            <w:hyperlink w:history="1" r:id="rIdljomiu0a4gy-e7dpjfxyd">
+            <w:hyperlink w:history="1" r:id="rIdqbeswbxz5u9pvjypvntwk">
               <w:r>
                 <w:rPr>
                   <w:rFonts w:ascii="Arial" w:cs="Arial" w:eastAsia="Arial" w:hAnsi="Arial"/>
@@ -15544,7 +15863,7 @@
               <w:spacing w:after="10" w:before="0"/>
               <w:ind w:left="120"/>
             </w:pPr>
-            <w:hyperlink w:history="1" r:id="rIdlp8ch7wqamqhs06ukhtai">
+            <w:hyperlink w:history="1" r:id="rIdgrgr1wvsiqwbrdxzlrjn8">
               <w:r>
                 <w:rPr>
                   <w:rFonts w:ascii="Arial" w:cs="Arial" w:eastAsia="Arial" w:hAnsi="Arial"/>
@@ -15572,6 +15891,7 @@
           </w:tcPr>
           <w:p>
             <w:pPr>
+              <w:keepNext w:val="false"/>
               <w:spacing w:after="40" w:before="0"/>
               <w:jc w:val="left"/>
             </w:pPr>
@@ -15604,6 +15924,7 @@
           </w:tcPr>
           <w:p>
             <w:pPr>
+              <w:keepNext w:val="false"/>
               <w:spacing w:after="40" w:before="0"/>
               <w:jc w:val="left"/>
             </w:pPr>
@@ -15636,6 +15957,7 @@
           </w:tcPr>
           <w:p>
             <w:pPr>
+              <w:keepNext w:val="false"/>
               <w:spacing w:after="40" w:before="0"/>
               <w:jc w:val="left"/>
             </w:pPr>
@@ -15668,6 +15990,7 @@
           </w:tcPr>
           <w:p>
             <w:pPr>
+              <w:keepNext w:val="false"/>
               <w:spacing w:after="40" w:before="0"/>
               <w:jc w:val="left"/>
             </w:pPr>
@@ -15702,6 +16025,7 @@
           </w:tcPr>
           <w:p>
             <w:pPr>
+              <w:keepNext w:val="false"/>
               <w:spacing w:after="40" w:before="0"/>
               <w:jc w:val="left"/>
             </w:pPr>
@@ -15739,7 +16063,7 @@
             <w:pPr>
               <w:spacing w:after="20" w:before="0"/>
             </w:pPr>
-            <w:hyperlink w:history="1" r:id="rIdnlpvzm8azvwmcczbcylel">
+            <w:hyperlink w:history="1" r:id="rIdgrrjmdebew0myrn956zd7">
               <w:r>
                 <w:rPr>
                   <w:rFonts w:ascii="Arial" w:cs="Arial" w:eastAsia="Arial" w:hAnsi="Arial"/>
@@ -15772,7 +16096,7 @@
               <w:spacing w:after="10" w:before="0"/>
               <w:ind w:left="120"/>
             </w:pPr>
-            <w:hyperlink w:history="1" r:id="rIdxjqyeywvnvyfhj-tsu541">
+            <w:hyperlink w:history="1" r:id="rIdmbtbozovs7orhv18brxmj">
               <w:r>
                 <w:rPr>
                   <w:rFonts w:ascii="Arial" w:cs="Arial" w:eastAsia="Arial" w:hAnsi="Arial"/>
@@ -15817,7 +16141,7 @@
             <w:pPr>
               <w:spacing w:after="20" w:before="0"/>
             </w:pPr>
-            <w:hyperlink w:history="1" r:id="rIdsjwlt5xcejkega733sdex">
+            <w:hyperlink w:history="1" r:id="rIdnr6089uvuavcbtsaew6sa">
               <w:r>
                 <w:rPr>
                   <w:rFonts w:ascii="Arial" w:cs="Arial" w:eastAsia="Arial" w:hAnsi="Arial"/>
@@ -15866,7 +16190,7 @@
               <w:spacing w:after="10" w:before="0"/>
               <w:ind w:left="120"/>
             </w:pPr>
-            <w:hyperlink w:history="1" r:id="rIde_x7iuze6t7bcesqeilgl">
+            <w:hyperlink w:history="1" r:id="rIdxdf4jej9r2akh1z7augx9">
               <w:r>
                 <w:rPr>
                   <w:rFonts w:ascii="Arial" w:cs="Arial" w:eastAsia="Arial" w:hAnsi="Arial"/>
@@ -15894,6 +16218,7 @@
           </w:tcPr>
           <w:p>
             <w:pPr>
+              <w:keepNext w:val="false"/>
               <w:spacing w:after="40" w:before="0"/>
               <w:jc w:val="left"/>
             </w:pPr>
@@ -15926,6 +16251,7 @@
           </w:tcPr>
           <w:p>
             <w:pPr>
+              <w:keepNext w:val="false"/>
               <w:spacing w:after="40" w:before="0"/>
               <w:jc w:val="left"/>
             </w:pPr>
@@ -15958,6 +16284,7 @@
           </w:tcPr>
           <w:p>
             <w:pPr>
+              <w:keepNext w:val="false"/>
               <w:spacing w:after="40" w:before="0"/>
               <w:jc w:val="left"/>
             </w:pPr>
@@ -15990,6 +16317,7 @@
           </w:tcPr>
           <w:p>
             <w:pPr>
+              <w:keepNext w:val="false"/>
               <w:spacing w:after="40" w:before="0"/>
               <w:jc w:val="left"/>
             </w:pPr>
@@ -16024,6 +16352,7 @@
           </w:tcPr>
           <w:p>
             <w:pPr>
+              <w:keepNext w:val="false"/>
               <w:spacing w:after="40" w:before="0"/>
               <w:jc w:val="left"/>
             </w:pPr>
@@ -16061,7 +16390,7 @@
             <w:pPr>
               <w:spacing w:after="20" w:before="0"/>
             </w:pPr>
-            <w:hyperlink w:history="1" r:id="rIdv6oiyi84qcunpnl5ik56n">
+            <w:hyperlink w:history="1" r:id="rIdfqgnw2mvhfrwmhfjdsomh">
               <w:r>
                 <w:rPr>
                   <w:rFonts w:ascii="Arial" w:cs="Arial" w:eastAsia="Arial" w:hAnsi="Arial"/>
@@ -16094,7 +16423,7 @@
               <w:spacing w:after="10" w:before="0"/>
               <w:ind w:left="120"/>
             </w:pPr>
-            <w:hyperlink w:history="1" r:id="rIdh8tkjjiavaf57cobu74wv">
+            <w:hyperlink w:history="1" r:id="rIdjdxvuqzcv3jxirw8oxypd">
               <w:r>
                 <w:rPr>
                   <w:rFonts w:ascii="Arial" w:cs="Arial" w:eastAsia="Arial" w:hAnsi="Arial"/>
@@ -16139,7 +16468,7 @@
             <w:pPr>
               <w:spacing w:after="20" w:before="0"/>
             </w:pPr>
-            <w:hyperlink w:history="1" r:id="rIdyruzfe0r6c96hf-f-dphs">
+            <w:hyperlink w:history="1" r:id="rIdulkqblyso-piilpvchrpp">
               <w:r>
                 <w:rPr>
                   <w:rFonts w:ascii="Arial" w:cs="Arial" w:eastAsia="Arial" w:hAnsi="Arial"/>
@@ -16188,7 +16517,7 @@
               <w:spacing w:after="10" w:before="0"/>
               <w:ind w:left="120"/>
             </w:pPr>
-            <w:hyperlink w:history="1" r:id="rIdq8frpycoi4q3xswrxpj5q">
+            <w:hyperlink w:history="1" r:id="rId51rcoebzld-w_gejgtq7f">
               <w:r>
                 <w:rPr>
                   <w:rFonts w:ascii="Arial" w:cs="Arial" w:eastAsia="Arial" w:hAnsi="Arial"/>
@@ -16216,6 +16545,7 @@
           </w:tcPr>
           <w:p>
             <w:pPr>
+              <w:keepNext w:val="false"/>
               <w:spacing w:after="40" w:before="0"/>
               <w:jc w:val="left"/>
             </w:pPr>
@@ -16248,6 +16578,7 @@
           </w:tcPr>
           <w:p>
             <w:pPr>
+              <w:keepNext w:val="false"/>
               <w:spacing w:after="40" w:before="0"/>
               <w:jc w:val="left"/>
             </w:pPr>
@@ -16280,6 +16611,7 @@
           </w:tcPr>
           <w:p>
             <w:pPr>
+              <w:keepNext w:val="false"/>
               <w:spacing w:after="40" w:before="0"/>
               <w:jc w:val="left"/>
             </w:pPr>
@@ -16312,6 +16644,7 @@
           </w:tcPr>
           <w:p>
             <w:pPr>
+              <w:keepNext w:val="false"/>
               <w:spacing w:after="40" w:before="0"/>
               <w:jc w:val="left"/>
             </w:pPr>
@@ -16346,6 +16679,7 @@
           </w:tcPr>
           <w:p>
             <w:pPr>
+              <w:keepNext w:val="false"/>
               <w:spacing w:after="40" w:before="0"/>
               <w:jc w:val="left"/>
             </w:pPr>
@@ -16383,7 +16717,7 @@
             <w:pPr>
               <w:spacing w:after="20" w:before="0"/>
             </w:pPr>
-            <w:hyperlink w:history="1" r:id="rIdmp2qmxyro82equka7dl-p">
+            <w:hyperlink w:history="1" r:id="rIdfegjtj6btrjx4aej5oltz">
               <w:r>
                 <w:rPr>
                   <w:rFonts w:ascii="Arial" w:cs="Arial" w:eastAsia="Arial" w:hAnsi="Arial"/>
@@ -16432,7 +16766,7 @@
               <w:spacing w:after="10" w:before="0"/>
               <w:ind w:left="120"/>
             </w:pPr>
-            <w:hyperlink w:history="1" r:id="rIdhwxc8bxiswavkbqs8m2yi">
+            <w:hyperlink w:history="1" r:id="rIdziikwysavg_-de8u3txdv">
               <w:r>
                 <w:rPr>
                   <w:rFonts w:ascii="Arial" w:cs="Arial" w:eastAsia="Arial" w:hAnsi="Arial"/>
@@ -16477,7 +16811,7 @@
             <w:pPr>
               <w:spacing w:after="20" w:before="0"/>
             </w:pPr>
-            <w:hyperlink w:history="1" r:id="rIdqu6l4pbzyilmrcchpgx2r">
+            <w:hyperlink w:history="1" r:id="rId0efl6zxdeqiiw6i6q-yiq">
               <w:r>
                 <w:rPr>
                   <w:rFonts w:ascii="Arial" w:cs="Arial" w:eastAsia="Arial" w:hAnsi="Arial"/>
@@ -16526,7 +16860,7 @@
               <w:spacing w:after="10" w:before="0"/>
               <w:ind w:left="120"/>
             </w:pPr>
-            <w:hyperlink w:history="1" r:id="rIdcaoavpmpzhjwnmxjz_deg">
+            <w:hyperlink w:history="1" r:id="rIdgl8mfkhjc7dnn93konyic">
               <w:r>
                 <w:rPr>
                   <w:rFonts w:ascii="Arial" w:cs="Arial" w:eastAsia="Arial" w:hAnsi="Arial"/>
@@ -16554,6 +16888,7 @@
           </w:tcPr>
           <w:p>
             <w:pPr>
+              <w:keepNext w:val="false"/>
               <w:spacing w:after="40" w:before="0"/>
               <w:jc w:val="left"/>
             </w:pPr>
@@ -16586,6 +16921,7 @@
           </w:tcPr>
           <w:p>
             <w:pPr>
+              <w:keepNext w:val="false"/>
               <w:spacing w:after="40" w:before="0"/>
               <w:jc w:val="left"/>
             </w:pPr>
@@ -16618,6 +16954,7 @@
           </w:tcPr>
           <w:p>
             <w:pPr>
+              <w:keepNext w:val="false"/>
               <w:spacing w:after="40" w:before="0"/>
               <w:jc w:val="left"/>
             </w:pPr>
@@ -16650,6 +16987,7 @@
           </w:tcPr>
           <w:p>
             <w:pPr>
+              <w:keepNext w:val="false"/>
               <w:spacing w:after="40" w:before="0"/>
               <w:jc w:val="left"/>
             </w:pPr>
@@ -16709,6 +17047,7 @@
           </w:tcPr>
           <w:p>
             <w:pPr>
+              <w:keepNext w:val="false"/>
               <w:spacing w:after="40" w:before="0"/>
               <w:jc w:val="center"/>
             </w:pPr>
@@ -16743,6 +17082,7 @@
           </w:tcPr>
           <w:p>
             <w:pPr>
+              <w:keepNext w:val="false"/>
               <w:spacing w:after="40" w:before="0"/>
               <w:jc w:val="left"/>
             </w:pPr>
@@ -16804,6 +17144,7 @@
           </w:tcPr>
           <w:p>
             <w:pPr>
+              <w:keepNext w:val="false"/>
               <w:spacing w:after="40" w:before="0"/>
               <w:jc w:val="center"/>
             </w:pPr>
@@ -16838,6 +17179,7 @@
           </w:tcPr>
           <w:p>
             <w:pPr>
+              <w:keepNext w:val="false"/>
               <w:spacing w:after="40" w:before="0"/>
               <w:jc w:val="left"/>
             </w:pPr>
@@ -16870,6 +17212,7 @@
           </w:tcPr>
           <w:p>
             <w:pPr>
+              <w:keepNext w:val="false"/>
               <w:spacing w:after="40" w:before="0"/>
               <w:jc w:val="left"/>
             </w:pPr>
@@ -16904,6 +17247,7 @@
           </w:tcPr>
           <w:p>
             <w:pPr>
+              <w:keepNext w:val="false"/>
               <w:spacing w:after="40" w:before="0"/>
               <w:jc w:val="left"/>
             </w:pPr>
@@ -16936,6 +17280,7 @@
           </w:tcPr>
           <w:p>
             <w:pPr>
+              <w:keepNext w:val="false"/>
               <w:spacing w:after="40" w:before="0"/>
               <w:jc w:val="left"/>
             </w:pPr>
@@ -16970,6 +17315,7 @@
           </w:tcPr>
           <w:p>
             <w:pPr>
+              <w:keepNext w:val="false"/>
               <w:spacing w:after="40" w:before="0"/>
               <w:jc w:val="left"/>
             </w:pPr>
@@ -17002,6 +17348,7 @@
           </w:tcPr>
           <w:p>
             <w:pPr>
+              <w:keepNext w:val="false"/>
               <w:spacing w:after="40" w:before="0"/>
               <w:jc w:val="left"/>
             </w:pPr>
@@ -17038,7 +17385,7 @@
         </w:rPr>
         <w:t xml:space="preserve">© 2026 SeaVuria and ARES. Aligned with KICD objectives. Developed by SeaVuria; technical implementation by ARES (with AI assistance from Claude). Licensed under </w:t>
       </w:r>
-      <w:hyperlink w:history="1" r:id="rId0qmdo5vaqzq7fwllrox_m">
+      <w:hyperlink w:history="1" r:id="rIda0k9gndraqywce6inemrg">
         <w:r>
           <w:rPr>
             <w:rFonts w:ascii="Arial" w:cs="Arial" w:eastAsia="Arial" w:hAnsi="Arial"/>
@@ -17059,7 +17406,7 @@
         </w:rPr>
         <w:t xml:space="preserve"> (</w:t>
       </w:r>
-      <w:hyperlink w:history="1" r:id="rIdgcet1yykmaxrslro5ckb8">
+      <w:hyperlink w:history="1" r:id="rIdicspcgvipw_et4sazt3-s">
         <w:r>
           <w:rPr>
             <w:rFonts w:ascii="Arial" w:cs="Arial" w:eastAsia="Arial" w:hAnsi="Arial"/>
@@ -17119,6 +17466,7 @@
           </w:tcPr>
           <w:p>
             <w:pPr>
+              <w:keepNext w:val="false"/>
               <w:spacing w:after="40" w:before="0"/>
               <w:jc w:val="center"/>
             </w:pPr>
@@ -17154,6 +17502,7 @@
           </w:tcPr>
           <w:p>
             <w:pPr>
+              <w:keepNext w:val="false"/>
               <w:spacing w:after="40" w:before="0"/>
               <w:jc w:val="center"/>
             </w:pPr>
@@ -17188,6 +17537,7 @@
           </w:tcPr>
           <w:p>
             <w:pPr>
+              <w:keepNext w:val="false"/>
               <w:spacing w:after="40" w:before="0"/>
               <w:jc w:val="left"/>
             </w:pPr>
@@ -17220,6 +17570,7 @@
           </w:tcPr>
           <w:p>
             <w:pPr>
+              <w:keepNext w:val="false"/>
               <w:spacing w:after="40" w:before="0"/>
               <w:jc w:val="left"/>
             </w:pPr>
@@ -17254,6 +17605,7 @@
           </w:tcPr>
           <w:p>
             <w:pPr>
+              <w:keepNext w:val="false"/>
               <w:spacing w:after="40" w:before="0"/>
               <w:jc w:val="left"/>
             </w:pPr>
@@ -17286,6 +17638,7 @@
           </w:tcPr>
           <w:p>
             <w:pPr>
+              <w:keepNext w:val="false"/>
               <w:spacing w:after="40" w:before="0"/>
               <w:jc w:val="left"/>
             </w:pPr>
@@ -17320,6 +17673,7 @@
           </w:tcPr>
           <w:p>
             <w:pPr>
+              <w:keepNext w:val="false"/>
               <w:spacing w:after="40" w:before="0"/>
               <w:jc w:val="left"/>
             </w:pPr>
@@ -17352,6 +17706,7 @@
           </w:tcPr>
           <w:p>
             <w:pPr>
+              <w:keepNext w:val="false"/>
               <w:spacing w:after="40" w:before="0"/>
               <w:jc w:val="left"/>
             </w:pPr>
@@ -17386,6 +17741,7 @@
           </w:tcPr>
           <w:p>
             <w:pPr>
+              <w:keepNext w:val="false"/>
               <w:spacing w:after="40" w:before="0"/>
               <w:jc w:val="left"/>
             </w:pPr>
@@ -17418,6 +17774,7 @@
           </w:tcPr>
           <w:p>
             <w:pPr>
+              <w:keepNext w:val="false"/>
               <w:spacing w:after="40" w:before="0"/>
               <w:jc w:val="left"/>
             </w:pPr>
@@ -17452,6 +17809,7 @@
           </w:tcPr>
           <w:p>
             <w:pPr>
+              <w:keepNext w:val="false"/>
               <w:spacing w:after="40" w:before="0"/>
               <w:jc w:val="left"/>
             </w:pPr>
@@ -17484,6 +17842,7 @@
           </w:tcPr>
           <w:p>
             <w:pPr>
+              <w:keepNext w:val="false"/>
               <w:spacing w:after="40" w:before="0"/>
               <w:jc w:val="left"/>
             </w:pPr>
@@ -17518,6 +17877,7 @@
           </w:tcPr>
           <w:p>
             <w:pPr>
+              <w:keepNext w:val="false"/>
               <w:spacing w:after="40" w:before="0"/>
               <w:jc w:val="left"/>
             </w:pPr>
@@ -17550,6 +17910,7 @@
           </w:tcPr>
           <w:p>
             <w:pPr>
+              <w:keepNext w:val="false"/>
               <w:spacing w:after="40" w:before="0"/>
               <w:jc w:val="left"/>
             </w:pPr>
@@ -17584,6 +17945,7 @@
           </w:tcPr>
           <w:p>
             <w:pPr>
+              <w:keepNext w:val="false"/>
               <w:spacing w:after="40" w:before="0"/>
               <w:jc w:val="left"/>
             </w:pPr>
@@ -17616,6 +17978,7 @@
           </w:tcPr>
           <w:p>
             <w:pPr>
+              <w:keepNext w:val="false"/>
               <w:spacing w:after="40" w:before="0"/>
               <w:jc w:val="left"/>
             </w:pPr>
@@ -17650,6 +18013,7 @@
           </w:tcPr>
           <w:p>
             <w:pPr>
+              <w:keepNext w:val="false"/>
               <w:spacing w:after="40" w:before="0"/>
               <w:jc w:val="left"/>
             </w:pPr>
@@ -17682,6 +18046,7 @@
           </w:tcPr>
           <w:p>
             <w:pPr>
+              <w:keepNext w:val="false"/>
               <w:spacing w:after="40" w:before="0"/>
               <w:jc w:val="left"/>
             </w:pPr>
@@ -17741,6 +18106,7 @@
           </w:tcPr>
           <w:p>
             <w:pPr>
+              <w:keepNext w:val="false"/>
               <w:spacing w:after="40" w:before="0"/>
               <w:jc w:val="center"/>
             </w:pPr>
@@ -17775,6 +18141,7 @@
           </w:tcPr>
           <w:p>
             <w:pPr>
+              <w:keepNext w:val="false"/>
               <w:spacing w:after="40" w:before="0"/>
               <w:jc w:val="left"/>
             </w:pPr>
@@ -17839,6 +18206,7 @@
           </w:tcPr>
           <w:p>
             <w:pPr>
+              <w:keepNext w:val="false"/>
               <w:spacing w:after="40" w:before="0"/>
               <w:jc w:val="center"/>
             </w:pPr>
@@ -17873,6 +18241,7 @@
           </w:tcPr>
           <w:p>
             <w:pPr>
+              <w:keepNext w:val="false"/>
               <w:spacing w:after="40" w:before="0"/>
               <w:jc w:val="left"/>
             </w:pPr>
@@ -17905,6 +18274,7 @@
           </w:tcPr>
           <w:p>
             <w:pPr>
+              <w:keepNext w:val="false"/>
               <w:spacing w:after="40" w:before="0"/>
               <w:jc w:val="left"/>
             </w:pPr>
@@ -17937,6 +18307,7 @@
           </w:tcPr>
           <w:p>
             <w:pPr>
+              <w:keepNext w:val="false"/>
               <w:spacing w:after="40" w:before="0"/>
               <w:jc w:val="left"/>
             </w:pPr>
@@ -17969,6 +18340,7 @@
           </w:tcPr>
           <w:p>
             <w:pPr>
+              <w:keepNext w:val="false"/>
               <w:spacing w:after="40" w:before="0"/>
               <w:jc w:val="left"/>
             </w:pPr>
@@ -18001,6 +18373,7 @@
           </w:tcPr>
           <w:p>
             <w:pPr>
+              <w:keepNext w:val="false"/>
               <w:spacing w:after="40" w:before="0"/>
               <w:jc w:val="left"/>
             </w:pPr>
@@ -18035,6 +18408,7 @@
           </w:tcPr>
           <w:p>
             <w:pPr>
+              <w:keepNext w:val="false"/>
               <w:spacing w:after="40" w:before="0"/>
               <w:jc w:val="left"/>
             </w:pPr>
@@ -18072,7 +18446,7 @@
             <w:pPr>
               <w:spacing w:after="20" w:before="0"/>
             </w:pPr>
-            <w:hyperlink w:history="1" r:id="rId33pjdhk5bcbewqpciozgs">
+            <w:hyperlink w:history="1" r:id="rIdkw0k0ftx7u7nnozns81rj">
               <w:r>
                 <w:rPr>
                   <w:rFonts w:ascii="Arial" w:cs="Arial" w:eastAsia="Arial" w:hAnsi="Arial"/>
@@ -18105,7 +18479,7 @@
               <w:spacing w:after="10" w:before="0"/>
               <w:ind w:left="120"/>
             </w:pPr>
-            <w:hyperlink w:history="1" r:id="rIdvwh_0kxi1ompjveqhsds4">
+            <w:hyperlink w:history="1" r:id="rIdxqldyvxjl1yiicxhn2dnq">
               <w:r>
                 <w:rPr>
                   <w:rFonts w:ascii="Arial" w:cs="Arial" w:eastAsia="Arial" w:hAnsi="Arial"/>
@@ -18150,7 +18524,7 @@
             <w:pPr>
               <w:spacing w:after="20" w:before="0"/>
             </w:pPr>
-            <w:hyperlink w:history="1" r:id="rIdumqlkqzlmwssopfqtz1jq">
+            <w:hyperlink w:history="1" r:id="rIdsziiwc0mne03ubylx7qjz">
               <w:r>
                 <w:rPr>
                   <w:rFonts w:ascii="Arial" w:cs="Arial" w:eastAsia="Arial" w:hAnsi="Arial"/>
@@ -18199,7 +18573,7 @@
               <w:spacing w:after="10" w:before="0"/>
               <w:ind w:left="120"/>
             </w:pPr>
-            <w:hyperlink w:history="1" r:id="rIdpu55llpngbhggd2gqubxj">
+            <w:hyperlink w:history="1" r:id="rIdgapxfbz0ojgkv1lnkstff">
               <w:r>
                 <w:rPr>
                   <w:rFonts w:ascii="Arial" w:cs="Arial" w:eastAsia="Arial" w:hAnsi="Arial"/>
@@ -18227,6 +18601,7 @@
           </w:tcPr>
           <w:p>
             <w:pPr>
+              <w:keepNext w:val="false"/>
               <w:spacing w:after="40" w:before="0"/>
               <w:jc w:val="left"/>
             </w:pPr>
@@ -18259,6 +18634,7 @@
           </w:tcPr>
           <w:p>
             <w:pPr>
+              <w:keepNext w:val="false"/>
               <w:spacing w:after="40" w:before="0"/>
               <w:jc w:val="left"/>
             </w:pPr>
@@ -18291,6 +18667,7 @@
           </w:tcPr>
           <w:p>
             <w:pPr>
+              <w:keepNext w:val="false"/>
               <w:spacing w:after="40" w:before="0"/>
               <w:jc w:val="left"/>
             </w:pPr>
@@ -18323,6 +18700,7 @@
           </w:tcPr>
           <w:p>
             <w:pPr>
+              <w:keepNext w:val="false"/>
               <w:spacing w:after="40" w:before="0"/>
               <w:jc w:val="left"/>
             </w:pPr>
@@ -18357,6 +18735,7 @@
           </w:tcPr>
           <w:p>
             <w:pPr>
+              <w:keepNext w:val="false"/>
               <w:spacing w:after="40" w:before="0"/>
               <w:jc w:val="left"/>
             </w:pPr>
@@ -18394,7 +18773,7 @@
             <w:pPr>
               <w:spacing w:after="20" w:before="0"/>
             </w:pPr>
-            <w:hyperlink w:history="1" r:id="rId6e8jpwvvkwzwuandeqqtd">
+            <w:hyperlink w:history="1" r:id="rId2vgogp_6o5vyhmislt1i0">
               <w:r>
                 <w:rPr>
                   <w:rFonts w:ascii="Arial" w:cs="Arial" w:eastAsia="Arial" w:hAnsi="Arial"/>
@@ -18427,7 +18806,7 @@
               <w:spacing w:after="10" w:before="0"/>
               <w:ind w:left="120"/>
             </w:pPr>
-            <w:hyperlink w:history="1" r:id="rIdv7wuvvsuqkrx4ikgwlxqr">
+            <w:hyperlink w:history="1" r:id="rIdri33x8caivxvv3dvrpf4j">
               <w:r>
                 <w:rPr>
                   <w:rFonts w:ascii="Arial" w:cs="Arial" w:eastAsia="Arial" w:hAnsi="Arial"/>
@@ -18472,7 +18851,7 @@
             <w:pPr>
               <w:spacing w:after="20" w:before="0"/>
             </w:pPr>
-            <w:hyperlink w:history="1" r:id="rId08pjgdvgeqowiqybecqsa">
+            <w:hyperlink w:history="1" r:id="rId6uminnf56rxqqfuzhoqk1">
               <w:r>
                 <w:rPr>
                   <w:rFonts w:ascii="Arial" w:cs="Arial" w:eastAsia="Arial" w:hAnsi="Arial"/>
@@ -18521,7 +18900,7 @@
               <w:spacing w:after="10" w:before="0"/>
               <w:ind w:left="120"/>
             </w:pPr>
-            <w:hyperlink w:history="1" r:id="rId5reaeybtvhe751rlr4hy-">
+            <w:hyperlink w:history="1" r:id="rIdk4c1eksv8-bmajr0ivfty">
               <w:r>
                 <w:rPr>
                   <w:rFonts w:ascii="Arial" w:cs="Arial" w:eastAsia="Arial" w:hAnsi="Arial"/>
@@ -18549,6 +18928,7 @@
           </w:tcPr>
           <w:p>
             <w:pPr>
+              <w:keepNext w:val="false"/>
               <w:spacing w:after="40" w:before="0"/>
               <w:jc w:val="left"/>
             </w:pPr>
@@ -18581,6 +18961,7 @@
           </w:tcPr>
           <w:p>
             <w:pPr>
+              <w:keepNext w:val="false"/>
               <w:spacing w:after="40" w:before="0"/>
               <w:jc w:val="left"/>
             </w:pPr>
@@ -18613,6 +18994,7 @@
           </w:tcPr>
           <w:p>
             <w:pPr>
+              <w:keepNext w:val="false"/>
               <w:spacing w:after="40" w:before="0"/>
               <w:jc w:val="left"/>
             </w:pPr>
@@ -18645,6 +19027,7 @@
           </w:tcPr>
           <w:p>
             <w:pPr>
+              <w:keepNext w:val="false"/>
               <w:spacing w:after="40" w:before="0"/>
               <w:jc w:val="left"/>
             </w:pPr>
@@ -18679,6 +19062,7 @@
           </w:tcPr>
           <w:p>
             <w:pPr>
+              <w:keepNext w:val="false"/>
               <w:spacing w:after="40" w:before="0"/>
               <w:jc w:val="left"/>
             </w:pPr>
@@ -18716,7 +19100,7 @@
             <w:pPr>
               <w:spacing w:after="20" w:before="0"/>
             </w:pPr>
-            <w:hyperlink w:history="1" r:id="rId_0smdnkisdrkkfcg7xbiz">
+            <w:hyperlink w:history="1" r:id="rIdo6fgspzto2ldimhro1qjj">
               <w:r>
                 <w:rPr>
                   <w:rFonts w:ascii="Arial" w:cs="Arial" w:eastAsia="Arial" w:hAnsi="Arial"/>
@@ -18765,7 +19149,7 @@
               <w:spacing w:after="10" w:before="0"/>
               <w:ind w:left="120"/>
             </w:pPr>
-            <w:hyperlink w:history="1" r:id="rIdgbndlsckj2xvpuvjxddmb">
+            <w:hyperlink w:history="1" r:id="rIdku1cbmqlctr7rkeq7_uso">
               <w:r>
                 <w:rPr>
                   <w:rFonts w:ascii="Arial" w:cs="Arial" w:eastAsia="Arial" w:hAnsi="Arial"/>
@@ -18810,7 +19194,7 @@
             <w:pPr>
               <w:spacing w:after="20" w:before="0"/>
             </w:pPr>
-            <w:hyperlink w:history="1" r:id="rIdgkt2sqadaurxrcovqkwit">
+            <w:hyperlink w:history="1" r:id="rIdqufmhkitkrej2wg0xul6s">
               <w:r>
                 <w:rPr>
                   <w:rFonts w:ascii="Arial" w:cs="Arial" w:eastAsia="Arial" w:hAnsi="Arial"/>
@@ -18859,7 +19243,7 @@
               <w:spacing w:after="10" w:before="0"/>
               <w:ind w:left="120"/>
             </w:pPr>
-            <w:hyperlink w:history="1" r:id="rIdeiisoi4m9-oypnzdeva-x">
+            <w:hyperlink w:history="1" r:id="rIdzumxim7q0vxczsy-eqxaj">
               <w:r>
                 <w:rPr>
                   <w:rFonts w:ascii="Arial" w:cs="Arial" w:eastAsia="Arial" w:hAnsi="Arial"/>
@@ -18887,6 +19271,7 @@
           </w:tcPr>
           <w:p>
             <w:pPr>
+              <w:keepNext w:val="false"/>
               <w:spacing w:after="40" w:before="0"/>
               <w:jc w:val="left"/>
             </w:pPr>
@@ -18919,6 +19304,7 @@
           </w:tcPr>
           <w:p>
             <w:pPr>
+              <w:keepNext w:val="false"/>
               <w:spacing w:after="40" w:before="0"/>
               <w:jc w:val="left"/>
             </w:pPr>
@@ -18951,6 +19337,7 @@
           </w:tcPr>
           <w:p>
             <w:pPr>
+              <w:keepNext w:val="false"/>
               <w:spacing w:after="40" w:before="0"/>
               <w:jc w:val="left"/>
             </w:pPr>
@@ -18983,6 +19370,7 @@
           </w:tcPr>
           <w:p>
             <w:pPr>
+              <w:keepNext w:val="false"/>
               <w:spacing w:after="40" w:before="0"/>
               <w:jc w:val="left"/>
             </w:pPr>
@@ -19017,6 +19405,7 @@
           </w:tcPr>
           <w:p>
             <w:pPr>
+              <w:keepNext w:val="false"/>
               <w:spacing w:after="40" w:before="0"/>
               <w:jc w:val="left"/>
             </w:pPr>
@@ -19054,7 +19443,7 @@
             <w:pPr>
               <w:spacing w:after="20" w:before="0"/>
             </w:pPr>
-            <w:hyperlink w:history="1" r:id="rIdjw86bawaforaq76vjlvnb">
+            <w:hyperlink w:history="1" r:id="rId2oajtbrm0vmgoxmk7u-b7">
               <w:r>
                 <w:rPr>
                   <w:rFonts w:ascii="Arial" w:cs="Arial" w:eastAsia="Arial" w:hAnsi="Arial"/>
@@ -19103,7 +19492,7 @@
               <w:spacing w:after="10" w:before="0"/>
               <w:ind w:left="120"/>
             </w:pPr>
-            <w:hyperlink w:history="1" r:id="rId8vqcaqwgvzyjn4uaq-ndv">
+            <w:hyperlink w:history="1" r:id="rIdq5mumye3sfbosxvwq5eor">
               <w:r>
                 <w:rPr>
                   <w:rFonts w:ascii="Arial" w:cs="Arial" w:eastAsia="Arial" w:hAnsi="Arial"/>
@@ -19148,7 +19537,7 @@
             <w:pPr>
               <w:spacing w:after="20" w:before="0"/>
             </w:pPr>
-            <w:hyperlink w:history="1" r:id="rIdhukv1mrkft7qemmz8xmek">
+            <w:hyperlink w:history="1" r:id="rIdx-4ggew54kt6vadchpjxb">
               <w:r>
                 <w:rPr>
                   <w:rFonts w:ascii="Arial" w:cs="Arial" w:eastAsia="Arial" w:hAnsi="Arial"/>
@@ -19197,7 +19586,7 @@
               <w:spacing w:after="10" w:before="0"/>
               <w:ind w:left="120"/>
             </w:pPr>
-            <w:hyperlink w:history="1" r:id="rId1elio_w-g8ie1ahll0zcs">
+            <w:hyperlink w:history="1" r:id="rIdz4hbxx9w0gvt1k3y6rwsu">
               <w:r>
                 <w:rPr>
                   <w:rFonts w:ascii="Arial" w:cs="Arial" w:eastAsia="Arial" w:hAnsi="Arial"/>
@@ -19225,6 +19614,7 @@
           </w:tcPr>
           <w:p>
             <w:pPr>
+              <w:keepNext w:val="false"/>
               <w:spacing w:after="40" w:before="0"/>
               <w:jc w:val="left"/>
             </w:pPr>
@@ -19257,6 +19647,7 @@
           </w:tcPr>
           <w:p>
             <w:pPr>
+              <w:keepNext w:val="false"/>
               <w:spacing w:after="40" w:before="0"/>
               <w:jc w:val="left"/>
             </w:pPr>
@@ -19289,6 +19680,7 @@
           </w:tcPr>
           <w:p>
             <w:pPr>
+              <w:keepNext w:val="false"/>
               <w:spacing w:after="40" w:before="0"/>
               <w:jc w:val="left"/>
             </w:pPr>
@@ -19321,6 +19713,7 @@
           </w:tcPr>
           <w:p>
             <w:pPr>
+              <w:keepNext w:val="false"/>
               <w:spacing w:after="40" w:before="0"/>
               <w:jc w:val="left"/>
             </w:pPr>
@@ -19355,6 +19748,7 @@
           </w:tcPr>
           <w:p>
             <w:pPr>
+              <w:keepNext w:val="false"/>
               <w:spacing w:after="40" w:before="0"/>
               <w:jc w:val="left"/>
             </w:pPr>
@@ -19392,7 +19786,7 @@
             <w:pPr>
               <w:spacing w:after="20" w:before="0"/>
             </w:pPr>
-            <w:hyperlink w:history="1" r:id="rIdpcaulcukxu7b4ebdvaqex">
+            <w:hyperlink w:history="1" r:id="rIdyjsxycohlc-oosyvnfvne">
               <w:r>
                 <w:rPr>
                   <w:rFonts w:ascii="Arial" w:cs="Arial" w:eastAsia="Arial" w:hAnsi="Arial"/>
@@ -19441,7 +19835,7 @@
               <w:spacing w:after="10" w:before="0"/>
               <w:ind w:left="120"/>
             </w:pPr>
-            <w:hyperlink w:history="1" r:id="rIddy0jeinxt8rycsq2iue6a">
+            <w:hyperlink w:history="1" r:id="rIdekuev-_wdlgcfyxnzveup">
               <w:r>
                 <w:rPr>
                   <w:rFonts w:ascii="Arial" w:cs="Arial" w:eastAsia="Arial" w:hAnsi="Arial"/>
@@ -19486,7 +19880,7 @@
             <w:pPr>
               <w:spacing w:after="20" w:before="0"/>
             </w:pPr>
-            <w:hyperlink w:history="1" r:id="rIdyebofnh5kylvlthtkcmqy">
+            <w:hyperlink w:history="1" r:id="rIdhlqonvmsquymglivuc3zw">
               <w:r>
                 <w:rPr>
                   <w:rFonts w:ascii="Arial" w:cs="Arial" w:eastAsia="Arial" w:hAnsi="Arial"/>
@@ -19535,7 +19929,7 @@
               <w:spacing w:after="10" w:before="0"/>
               <w:ind w:left="120"/>
             </w:pPr>
-            <w:hyperlink w:history="1" r:id="rIdhltdjomjtzfxfczkma7tr">
+            <w:hyperlink w:history="1" r:id="rIdweplrz6awdhul_dvgffxo">
               <w:r>
                 <w:rPr>
                   <w:rFonts w:ascii="Arial" w:cs="Arial" w:eastAsia="Arial" w:hAnsi="Arial"/>
@@ -19563,6 +19957,7 @@
           </w:tcPr>
           <w:p>
             <w:pPr>
+              <w:keepNext w:val="false"/>
               <w:spacing w:after="40" w:before="0"/>
               <w:jc w:val="left"/>
             </w:pPr>
@@ -19595,6 +19990,7 @@
           </w:tcPr>
           <w:p>
             <w:pPr>
+              <w:keepNext w:val="false"/>
               <w:spacing w:after="40" w:before="0"/>
               <w:jc w:val="left"/>
             </w:pPr>
@@ -19627,6 +20023,7 @@
           </w:tcPr>
           <w:p>
             <w:pPr>
+              <w:keepNext w:val="false"/>
               <w:spacing w:after="40" w:before="0"/>
               <w:jc w:val="left"/>
             </w:pPr>
@@ -19659,6 +20056,7 @@
           </w:tcPr>
           <w:p>
             <w:pPr>
+              <w:keepNext w:val="false"/>
               <w:spacing w:after="40" w:before="0"/>
               <w:jc w:val="left"/>
             </w:pPr>
@@ -19718,6 +20116,7 @@
           </w:tcPr>
           <w:p>
             <w:pPr>
+              <w:keepNext w:val="false"/>
               <w:spacing w:after="40" w:before="0"/>
               <w:jc w:val="center"/>
             </w:pPr>
@@ -19752,6 +20151,7 @@
           </w:tcPr>
           <w:p>
             <w:pPr>
+              <w:keepNext w:val="false"/>
               <w:spacing w:after="40" w:before="0"/>
               <w:jc w:val="left"/>
             </w:pPr>
@@ -19813,6 +20213,7 @@
           </w:tcPr>
           <w:p>
             <w:pPr>
+              <w:keepNext w:val="false"/>
               <w:spacing w:after="40" w:before="0"/>
               <w:jc w:val="center"/>
             </w:pPr>
@@ -19847,6 +20248,7 @@
           </w:tcPr>
           <w:p>
             <w:pPr>
+              <w:keepNext w:val="false"/>
               <w:spacing w:after="40" w:before="0"/>
               <w:jc w:val="left"/>
             </w:pPr>
@@ -19879,6 +20281,7 @@
           </w:tcPr>
           <w:p>
             <w:pPr>
+              <w:keepNext w:val="false"/>
               <w:spacing w:after="40" w:before="0"/>
               <w:jc w:val="left"/>
             </w:pPr>
@@ -19913,6 +20316,7 @@
           </w:tcPr>
           <w:p>
             <w:pPr>
+              <w:keepNext w:val="false"/>
               <w:spacing w:after="40" w:before="0"/>
               <w:jc w:val="left"/>
             </w:pPr>
@@ -19945,6 +20349,7 @@
           </w:tcPr>
           <w:p>
             <w:pPr>
+              <w:keepNext w:val="false"/>
               <w:spacing w:after="40" w:before="0"/>
               <w:jc w:val="left"/>
             </w:pPr>
@@ -19979,6 +20384,7 @@
           </w:tcPr>
           <w:p>
             <w:pPr>
+              <w:keepNext w:val="false"/>
               <w:spacing w:after="40" w:before="0"/>
               <w:jc w:val="left"/>
             </w:pPr>
@@ -20011,6 +20417,7 @@
           </w:tcPr>
           <w:p>
             <w:pPr>
+              <w:keepNext w:val="false"/>
               <w:spacing w:after="40" w:before="0"/>
               <w:jc w:val="left"/>
             </w:pPr>
@@ -20047,7 +20454,7 @@
         </w:rPr>
         <w:t xml:space="preserve">© 2026 SeaVuria and ARES. Aligned with KICD objectives. Developed by SeaVuria; technical implementation by ARES (with AI assistance from Claude). Licensed under </w:t>
       </w:r>
-      <w:hyperlink w:history="1" r:id="rIdm72ml6pfn8x1r_lv-l0bm">
+      <w:hyperlink w:history="1" r:id="rIdyzkarmnhlv1u4s5cxhmj7">
         <w:r>
           <w:rPr>
             <w:rFonts w:ascii="Arial" w:cs="Arial" w:eastAsia="Arial" w:hAnsi="Arial"/>
@@ -20068,7 +20475,7 @@
         </w:rPr>
         <w:t xml:space="preserve"> (</w:t>
       </w:r>
-      <w:hyperlink w:history="1" r:id="rIdc6ccn4lxtvc8ltcusvc7a">
+      <w:hyperlink w:history="1" r:id="rIdydzypayfs1hoxjhevj7ta">
         <w:r>
           <w:rPr>
             <w:rFonts w:ascii="Arial" w:cs="Arial" w:eastAsia="Arial" w:hAnsi="Arial"/>
@@ -20128,6 +20535,7 @@
           </w:tcPr>
           <w:p>
             <w:pPr>
+              <w:keepNext w:val="false"/>
               <w:spacing w:after="40" w:before="0"/>
               <w:jc w:val="center"/>
             </w:pPr>
@@ -20163,6 +20571,7 @@
           </w:tcPr>
           <w:p>
             <w:pPr>
+              <w:keepNext w:val="false"/>
               <w:spacing w:after="40" w:before="0"/>
               <w:jc w:val="center"/>
             </w:pPr>
@@ -20197,6 +20606,7 @@
           </w:tcPr>
           <w:p>
             <w:pPr>
+              <w:keepNext w:val="false"/>
               <w:spacing w:after="40" w:before="0"/>
               <w:jc w:val="left"/>
             </w:pPr>
@@ -20229,6 +20639,7 @@
           </w:tcPr>
           <w:p>
             <w:pPr>
+              <w:keepNext w:val="false"/>
               <w:spacing w:after="40" w:before="0"/>
               <w:jc w:val="left"/>
             </w:pPr>
@@ -20263,6 +20674,7 @@
           </w:tcPr>
           <w:p>
             <w:pPr>
+              <w:keepNext w:val="false"/>
               <w:spacing w:after="40" w:before="0"/>
               <w:jc w:val="left"/>
             </w:pPr>
@@ -20295,6 +20707,7 @@
           </w:tcPr>
           <w:p>
             <w:pPr>
+              <w:keepNext w:val="false"/>
               <w:spacing w:after="40" w:before="0"/>
               <w:jc w:val="left"/>
             </w:pPr>
@@ -20329,6 +20742,7 @@
           </w:tcPr>
           <w:p>
             <w:pPr>
+              <w:keepNext w:val="false"/>
               <w:spacing w:after="40" w:before="0"/>
               <w:jc w:val="left"/>
             </w:pPr>
@@ -20361,6 +20775,7 @@
           </w:tcPr>
           <w:p>
             <w:pPr>
+              <w:keepNext w:val="false"/>
               <w:spacing w:after="40" w:before="0"/>
               <w:jc w:val="left"/>
             </w:pPr>
@@ -20395,6 +20810,7 @@
           </w:tcPr>
           <w:p>
             <w:pPr>
+              <w:keepNext w:val="false"/>
               <w:spacing w:after="40" w:before="0"/>
               <w:jc w:val="left"/>
             </w:pPr>
@@ -20427,6 +20843,7 @@
           </w:tcPr>
           <w:p>
             <w:pPr>
+              <w:keepNext w:val="false"/>
               <w:spacing w:after="40" w:before="0"/>
               <w:jc w:val="left"/>
             </w:pPr>
@@ -20461,6 +20878,7 @@
           </w:tcPr>
           <w:p>
             <w:pPr>
+              <w:keepNext w:val="false"/>
               <w:spacing w:after="40" w:before="0"/>
               <w:jc w:val="left"/>
             </w:pPr>
@@ -20493,6 +20911,7 @@
           </w:tcPr>
           <w:p>
             <w:pPr>
+              <w:keepNext w:val="false"/>
               <w:spacing w:after="40" w:before="0"/>
               <w:jc w:val="left"/>
             </w:pPr>
@@ -20527,6 +20946,7 @@
           </w:tcPr>
           <w:p>
             <w:pPr>
+              <w:keepNext w:val="false"/>
               <w:spacing w:after="40" w:before="0"/>
               <w:jc w:val="left"/>
             </w:pPr>
@@ -20559,6 +20979,7 @@
           </w:tcPr>
           <w:p>
             <w:pPr>
+              <w:keepNext w:val="false"/>
               <w:spacing w:after="40" w:before="0"/>
               <w:jc w:val="left"/>
             </w:pPr>
@@ -20593,6 +21014,7 @@
           </w:tcPr>
           <w:p>
             <w:pPr>
+              <w:keepNext w:val="false"/>
               <w:spacing w:after="40" w:before="0"/>
               <w:jc w:val="left"/>
             </w:pPr>
@@ -20625,6 +21047,7 @@
           </w:tcPr>
           <w:p>
             <w:pPr>
+              <w:keepNext w:val="false"/>
               <w:spacing w:after="40" w:before="0"/>
               <w:jc w:val="left"/>
             </w:pPr>
@@ -20659,6 +21082,7 @@
           </w:tcPr>
           <w:p>
             <w:pPr>
+              <w:keepNext w:val="false"/>
               <w:spacing w:after="40" w:before="0"/>
               <w:jc w:val="left"/>
             </w:pPr>
@@ -20691,6 +21115,7 @@
           </w:tcPr>
           <w:p>
             <w:pPr>
+              <w:keepNext w:val="false"/>
               <w:spacing w:after="40" w:before="0"/>
               <w:jc w:val="left"/>
             </w:pPr>
@@ -20750,6 +21175,7 @@
           </w:tcPr>
           <w:p>
             <w:pPr>
+              <w:keepNext w:val="false"/>
               <w:spacing w:after="40" w:before="0"/>
               <w:jc w:val="center"/>
             </w:pPr>
@@ -20784,6 +21210,7 @@
           </w:tcPr>
           <w:p>
             <w:pPr>
+              <w:keepNext w:val="false"/>
               <w:spacing w:after="40" w:before="0"/>
               <w:jc w:val="left"/>
             </w:pPr>
@@ -20848,6 +21275,7 @@
           </w:tcPr>
           <w:p>
             <w:pPr>
+              <w:keepNext w:val="false"/>
               <w:spacing w:after="40" w:before="0"/>
               <w:jc w:val="center"/>
             </w:pPr>
@@ -20882,6 +21310,7 @@
           </w:tcPr>
           <w:p>
             <w:pPr>
+              <w:keepNext w:val="false"/>
               <w:spacing w:after="40" w:before="0"/>
               <w:jc w:val="left"/>
             </w:pPr>
@@ -20914,6 +21343,7 @@
           </w:tcPr>
           <w:p>
             <w:pPr>
+              <w:keepNext w:val="false"/>
               <w:spacing w:after="40" w:before="0"/>
               <w:jc w:val="left"/>
             </w:pPr>
@@ -20946,6 +21376,7 @@
           </w:tcPr>
           <w:p>
             <w:pPr>
+              <w:keepNext w:val="false"/>
               <w:spacing w:after="40" w:before="0"/>
               <w:jc w:val="left"/>
             </w:pPr>
@@ -20978,6 +21409,7 @@
           </w:tcPr>
           <w:p>
             <w:pPr>
+              <w:keepNext w:val="false"/>
               <w:spacing w:after="40" w:before="0"/>
               <w:jc w:val="left"/>
             </w:pPr>
@@ -21010,6 +21442,7 @@
           </w:tcPr>
           <w:p>
             <w:pPr>
+              <w:keepNext w:val="false"/>
               <w:spacing w:after="40" w:before="0"/>
               <w:jc w:val="left"/>
             </w:pPr>
@@ -21044,6 +21477,7 @@
           </w:tcPr>
           <w:p>
             <w:pPr>
+              <w:keepNext w:val="false"/>
               <w:spacing w:after="40" w:before="0"/>
               <w:jc w:val="left"/>
             </w:pPr>
@@ -21081,7 +21515,7 @@
             <w:pPr>
               <w:spacing w:after="20" w:before="0"/>
             </w:pPr>
-            <w:hyperlink w:history="1" r:id="rIdovxm3uldj-o1ygsmvda5h">
+            <w:hyperlink w:history="1" r:id="rIdiovs3gfy_jqbgfehfc7i1">
               <w:r>
                 <w:rPr>
                   <w:rFonts w:ascii="Arial" w:cs="Arial" w:eastAsia="Arial" w:hAnsi="Arial"/>
@@ -21114,7 +21548,7 @@
               <w:spacing w:after="10" w:before="0"/>
               <w:ind w:left="120"/>
             </w:pPr>
-            <w:hyperlink w:history="1" r:id="rIdv4wfuomjqyhgtrsmy7cqi">
+            <w:hyperlink w:history="1" r:id="rIdffosliyljghk6508my5cs">
               <w:r>
                 <w:rPr>
                   <w:rFonts w:ascii="Arial" w:cs="Arial" w:eastAsia="Arial" w:hAnsi="Arial"/>
@@ -21159,7 +21593,7 @@
             <w:pPr>
               <w:spacing w:after="20" w:before="0"/>
             </w:pPr>
-            <w:hyperlink w:history="1" r:id="rIdnanroseqq8y8bq32kbzxd">
+            <w:hyperlink w:history="1" r:id="rIdxvk1stq7uwq1ycunurww3">
               <w:r>
                 <w:rPr>
                   <w:rFonts w:ascii="Arial" w:cs="Arial" w:eastAsia="Arial" w:hAnsi="Arial"/>
@@ -21192,7 +21626,7 @@
               <w:spacing w:after="10" w:before="0"/>
               <w:ind w:left="120"/>
             </w:pPr>
-            <w:hyperlink w:history="1" r:id="rIdjuacnpqe6nuspk2jk0k6o">
+            <w:hyperlink w:history="1" r:id="rIdxjqatvtyj1e7jxcgn6ptz">
               <w:r>
                 <w:rPr>
                   <w:rFonts w:ascii="Arial" w:cs="Arial" w:eastAsia="Arial" w:hAnsi="Arial"/>
@@ -21220,6 +21654,7 @@
           </w:tcPr>
           <w:p>
             <w:pPr>
+              <w:keepNext w:val="false"/>
               <w:spacing w:after="40" w:before="0"/>
               <w:jc w:val="left"/>
             </w:pPr>
@@ -21252,6 +21687,7 @@
           </w:tcPr>
           <w:p>
             <w:pPr>
+              <w:keepNext w:val="false"/>
               <w:spacing w:after="40" w:before="0"/>
               <w:jc w:val="left"/>
             </w:pPr>
@@ -21284,6 +21720,7 @@
           </w:tcPr>
           <w:p>
             <w:pPr>
+              <w:keepNext w:val="false"/>
               <w:spacing w:after="40" w:before="0"/>
               <w:jc w:val="left"/>
             </w:pPr>
@@ -21316,6 +21753,7 @@
           </w:tcPr>
           <w:p>
             <w:pPr>
+              <w:keepNext w:val="false"/>
               <w:spacing w:after="40" w:before="0"/>
               <w:jc w:val="left"/>
             </w:pPr>
@@ -21350,6 +21788,7 @@
           </w:tcPr>
           <w:p>
             <w:pPr>
+              <w:keepNext w:val="false"/>
               <w:spacing w:after="40" w:before="0"/>
               <w:jc w:val="left"/>
             </w:pPr>
@@ -21387,7 +21826,7 @@
             <w:pPr>
               <w:spacing w:after="20" w:before="0"/>
             </w:pPr>
-            <w:hyperlink w:history="1" r:id="rIdfywc9xgmt3ydnuut_dzuc">
+            <w:hyperlink w:history="1" r:id="rIdbvhydfh5f_uyk2pkfc_rg">
               <w:r>
                 <w:rPr>
                   <w:rFonts w:ascii="Arial" w:cs="Arial" w:eastAsia="Arial" w:hAnsi="Arial"/>
@@ -21420,7 +21859,7 @@
               <w:spacing w:after="10" w:before="0"/>
               <w:ind w:left="120"/>
             </w:pPr>
-            <w:hyperlink w:history="1" r:id="rIdeyo-fdpe3vzibyhkb4ojm">
+            <w:hyperlink w:history="1" r:id="rIddfowumhlj-n4_s_eca9wj">
               <w:r>
                 <w:rPr>
                   <w:rFonts w:ascii="Arial" w:cs="Arial" w:eastAsia="Arial" w:hAnsi="Arial"/>
@@ -21465,7 +21904,7 @@
             <w:pPr>
               <w:spacing w:after="20" w:before="0"/>
             </w:pPr>
-            <w:hyperlink w:history="1" r:id="rIduhseul4ysudivctzecwuc">
+            <w:hyperlink w:history="1" r:id="rIdel_weyawqphgjhqv1ghsy">
               <w:r>
                 <w:rPr>
                   <w:rFonts w:ascii="Arial" w:cs="Arial" w:eastAsia="Arial" w:hAnsi="Arial"/>
@@ -21498,7 +21937,7 @@
               <w:spacing w:after="10" w:before="0"/>
               <w:ind w:left="120"/>
             </w:pPr>
-            <w:hyperlink w:history="1" r:id="rIdvu6jpadrxvze3e3adoxzw">
+            <w:hyperlink w:history="1" r:id="rIdesjb6t84uw6tj8jjw0z6g">
               <w:r>
                 <w:rPr>
                   <w:rFonts w:ascii="Arial" w:cs="Arial" w:eastAsia="Arial" w:hAnsi="Arial"/>
@@ -21526,6 +21965,7 @@
           </w:tcPr>
           <w:p>
             <w:pPr>
+              <w:keepNext w:val="false"/>
               <w:spacing w:after="40" w:before="0"/>
               <w:jc w:val="left"/>
             </w:pPr>
@@ -21558,6 +21998,7 @@
           </w:tcPr>
           <w:p>
             <w:pPr>
+              <w:keepNext w:val="false"/>
               <w:spacing w:after="40" w:before="0"/>
               <w:jc w:val="left"/>
             </w:pPr>
@@ -21590,6 +22031,7 @@
           </w:tcPr>
           <w:p>
             <w:pPr>
+              <w:keepNext w:val="false"/>
               <w:spacing w:after="40" w:before="0"/>
               <w:jc w:val="left"/>
             </w:pPr>
@@ -21622,6 +22064,7 @@
           </w:tcPr>
           <w:p>
             <w:pPr>
+              <w:keepNext w:val="false"/>
               <w:spacing w:after="40" w:before="0"/>
               <w:jc w:val="left"/>
             </w:pPr>
@@ -21656,6 +22099,7 @@
           </w:tcPr>
           <w:p>
             <w:pPr>
+              <w:keepNext w:val="false"/>
               <w:spacing w:after="40" w:before="0"/>
               <w:jc w:val="left"/>
             </w:pPr>
@@ -21693,7 +22137,7 @@
             <w:pPr>
               <w:spacing w:after="20" w:before="0"/>
             </w:pPr>
-            <w:hyperlink w:history="1" r:id="rIdvvrk9vox4tzdrhk-izwu_">
+            <w:hyperlink w:history="1" r:id="rIdb8uyu8itxr0pcf7clxe62">
               <w:r>
                 <w:rPr>
                   <w:rFonts w:ascii="Arial" w:cs="Arial" w:eastAsia="Arial" w:hAnsi="Arial"/>
@@ -21726,7 +22170,7 @@
               <w:spacing w:after="10" w:before="0"/>
               <w:ind w:left="120"/>
             </w:pPr>
-            <w:hyperlink w:history="1" r:id="rIdbhnt9hfgdaudwdy5rzgdb">
+            <w:hyperlink w:history="1" r:id="rIdgrslhknil6hmz-ppikjso">
               <w:r>
                 <w:rPr>
                   <w:rFonts w:ascii="Arial" w:cs="Arial" w:eastAsia="Arial" w:hAnsi="Arial"/>
@@ -21771,7 +22215,7 @@
             <w:pPr>
               <w:spacing w:after="20" w:before="0"/>
             </w:pPr>
-            <w:hyperlink w:history="1" r:id="rIdd2mla76eb8puzrttx6n2_">
+            <w:hyperlink w:history="1" r:id="rIdzzyieachlxua1t8pvs4w9">
               <w:r>
                 <w:rPr>
                   <w:rFonts w:ascii="Arial" w:cs="Arial" w:eastAsia="Arial" w:hAnsi="Arial"/>
@@ -21804,7 +22248,7 @@
               <w:spacing w:after="10" w:before="0"/>
               <w:ind w:left="120"/>
             </w:pPr>
-            <w:hyperlink w:history="1" r:id="rIdjb30aviz7pfdjkfpvovmy">
+            <w:hyperlink w:history="1" r:id="rIdfq_u5spno674r6aallr5g">
               <w:r>
                 <w:rPr>
                   <w:rFonts w:ascii="Arial" w:cs="Arial" w:eastAsia="Arial" w:hAnsi="Arial"/>
@@ -21832,6 +22276,7 @@
           </w:tcPr>
           <w:p>
             <w:pPr>
+              <w:keepNext w:val="false"/>
               <w:spacing w:after="40" w:before="0"/>
               <w:jc w:val="left"/>
             </w:pPr>
@@ -21864,6 +22309,7 @@
           </w:tcPr>
           <w:p>
             <w:pPr>
+              <w:keepNext w:val="false"/>
               <w:spacing w:after="40" w:before="0"/>
               <w:jc w:val="left"/>
             </w:pPr>
@@ -21896,6 +22342,7 @@
           </w:tcPr>
           <w:p>
             <w:pPr>
+              <w:keepNext w:val="false"/>
               <w:spacing w:after="40" w:before="0"/>
               <w:jc w:val="left"/>
             </w:pPr>
@@ -21928,6 +22375,7 @@
           </w:tcPr>
           <w:p>
             <w:pPr>
+              <w:keepNext w:val="false"/>
               <w:spacing w:after="40" w:before="0"/>
               <w:jc w:val="left"/>
             </w:pPr>
@@ -21962,6 +22410,7 @@
           </w:tcPr>
           <w:p>
             <w:pPr>
+              <w:keepNext w:val="false"/>
               <w:spacing w:after="40" w:before="0"/>
               <w:jc w:val="left"/>
             </w:pPr>
@@ -21999,7 +22448,7 @@
             <w:pPr>
               <w:spacing w:after="20" w:before="0"/>
             </w:pPr>
-            <w:hyperlink w:history="1" r:id="rIdxqgbvxh90mbqlibni81gz">
+            <w:hyperlink w:history="1" r:id="rIdjth4zwjj3_lxitrr44czm">
               <w:r>
                 <w:rPr>
                   <w:rFonts w:ascii="Arial" w:cs="Arial" w:eastAsia="Arial" w:hAnsi="Arial"/>
@@ -22032,7 +22481,7 @@
               <w:spacing w:after="10" w:before="0"/>
               <w:ind w:left="120"/>
             </w:pPr>
-            <w:hyperlink w:history="1" r:id="rIdlgd2vhbwbd9ldk8i7q_yg">
+            <w:hyperlink w:history="1" r:id="rIdnejgx2hfhb9y5yjqt_hkh">
               <w:r>
                 <w:rPr>
                   <w:rFonts w:ascii="Arial" w:cs="Arial" w:eastAsia="Arial" w:hAnsi="Arial"/>
@@ -22077,7 +22526,7 @@
             <w:pPr>
               <w:spacing w:after="20" w:before="0"/>
             </w:pPr>
-            <w:hyperlink w:history="1" r:id="rIdvfwgptehov4evybrkcljo">
+            <w:hyperlink w:history="1" r:id="rIdm6m4-cnfo250lga8iy1zl">
               <w:r>
                 <w:rPr>
                   <w:rFonts w:ascii="Arial" w:cs="Arial" w:eastAsia="Arial" w:hAnsi="Arial"/>
@@ -22110,7 +22559,7 @@
               <w:spacing w:after="10" w:before="0"/>
               <w:ind w:left="120"/>
             </w:pPr>
-            <w:hyperlink w:history="1" r:id="rIdkuev36zbin7jdjmknebhn">
+            <w:hyperlink w:history="1" r:id="rId7fsy3mpeuiyb0xdajcsas">
               <w:r>
                 <w:rPr>
                   <w:rFonts w:ascii="Arial" w:cs="Arial" w:eastAsia="Arial" w:hAnsi="Arial"/>
@@ -22138,6 +22587,7 @@
           </w:tcPr>
           <w:p>
             <w:pPr>
+              <w:keepNext w:val="false"/>
               <w:spacing w:after="40" w:before="0"/>
               <w:jc w:val="left"/>
             </w:pPr>
@@ -22170,6 +22620,7 @@
           </w:tcPr>
           <w:p>
             <w:pPr>
+              <w:keepNext w:val="false"/>
               <w:spacing w:after="40" w:before="0"/>
               <w:jc w:val="left"/>
             </w:pPr>
@@ -22202,6 +22653,7 @@
           </w:tcPr>
           <w:p>
             <w:pPr>
+              <w:keepNext w:val="false"/>
               <w:spacing w:after="40" w:before="0"/>
               <w:jc w:val="left"/>
             </w:pPr>
@@ -22234,6 +22686,7 @@
           </w:tcPr>
           <w:p>
             <w:pPr>
+              <w:keepNext w:val="false"/>
               <w:spacing w:after="40" w:before="0"/>
               <w:jc w:val="left"/>
             </w:pPr>
@@ -22268,6 +22721,7 @@
           </w:tcPr>
           <w:p>
             <w:pPr>
+              <w:keepNext w:val="false"/>
               <w:spacing w:after="40" w:before="0"/>
               <w:jc w:val="left"/>
             </w:pPr>
@@ -22305,7 +22759,7 @@
             <w:pPr>
               <w:spacing w:after="20" w:before="0"/>
             </w:pPr>
-            <w:hyperlink w:history="1" r:id="rIdmwwlnemggcgxsnpeggcfu">
+            <w:hyperlink w:history="1" r:id="rIdiikfjgcyia7vnhrefxfyr">
               <w:r>
                 <w:rPr>
                   <w:rFonts w:ascii="Arial" w:cs="Arial" w:eastAsia="Arial" w:hAnsi="Arial"/>
@@ -22354,7 +22808,7 @@
               <w:spacing w:after="10" w:before="0"/>
               <w:ind w:left="120"/>
             </w:pPr>
-            <w:hyperlink w:history="1" r:id="rIdh79tyeklkoif4ibpnyoqw">
+            <w:hyperlink w:history="1" r:id="rIdssybdjrh1strtu866b6dr">
               <w:r>
                 <w:rPr>
                   <w:rFonts w:ascii="Arial" w:cs="Arial" w:eastAsia="Arial" w:hAnsi="Arial"/>
@@ -22399,7 +22853,7 @@
             <w:pPr>
               <w:spacing w:after="20" w:before="0"/>
             </w:pPr>
-            <w:hyperlink w:history="1" r:id="rId9xjek_5zdxx7kw-hwlfxq">
+            <w:hyperlink w:history="1" r:id="rId6y_ecfid5jbrjdjtwojxv">
               <w:r>
                 <w:rPr>
                   <w:rFonts w:ascii="Arial" w:cs="Arial" w:eastAsia="Arial" w:hAnsi="Arial"/>
@@ -22448,7 +22902,7 @@
               <w:spacing w:after="10" w:before="0"/>
               <w:ind w:left="120"/>
             </w:pPr>
-            <w:hyperlink w:history="1" r:id="rId_hwj1xfcltgmeev3u0vu3">
+            <w:hyperlink w:history="1" r:id="rId33_zzjmyjbbsmupjpqz5w">
               <w:r>
                 <w:rPr>
                   <w:rFonts w:ascii="Arial" w:cs="Arial" w:eastAsia="Arial" w:hAnsi="Arial"/>
@@ -22476,6 +22930,7 @@
           </w:tcPr>
           <w:p>
             <w:pPr>
+              <w:keepNext w:val="false"/>
               <w:spacing w:after="40" w:before="0"/>
               <w:jc w:val="left"/>
             </w:pPr>
@@ -22508,6 +22963,7 @@
           </w:tcPr>
           <w:p>
             <w:pPr>
+              <w:keepNext w:val="false"/>
               <w:spacing w:after="40" w:before="0"/>
               <w:jc w:val="left"/>
             </w:pPr>
@@ -22540,6 +22996,7 @@
           </w:tcPr>
           <w:p>
             <w:pPr>
+              <w:keepNext w:val="false"/>
               <w:spacing w:after="40" w:before="0"/>
               <w:jc w:val="left"/>
             </w:pPr>
@@ -22572,6 +23029,7 @@
           </w:tcPr>
           <w:p>
             <w:pPr>
+              <w:keepNext w:val="false"/>
               <w:spacing w:after="40" w:before="0"/>
               <w:jc w:val="left"/>
             </w:pPr>
@@ -22631,6 +23089,7 @@
           </w:tcPr>
           <w:p>
             <w:pPr>
+              <w:keepNext w:val="false"/>
               <w:spacing w:after="40" w:before="0"/>
               <w:jc w:val="center"/>
             </w:pPr>
@@ -22665,6 +23124,7 @@
           </w:tcPr>
           <w:p>
             <w:pPr>
+              <w:keepNext w:val="false"/>
               <w:spacing w:after="40" w:before="0"/>
               <w:jc w:val="left"/>
             </w:pPr>
@@ -22726,6 +23186,7 @@
           </w:tcPr>
           <w:p>
             <w:pPr>
+              <w:keepNext w:val="false"/>
               <w:spacing w:after="40" w:before="0"/>
               <w:jc w:val="center"/>
             </w:pPr>
@@ -22760,6 +23221,7 @@
           </w:tcPr>
           <w:p>
             <w:pPr>
+              <w:keepNext w:val="false"/>
               <w:spacing w:after="40" w:before="0"/>
               <w:jc w:val="left"/>
             </w:pPr>
@@ -22792,6 +23254,7 @@
           </w:tcPr>
           <w:p>
             <w:pPr>
+              <w:keepNext w:val="false"/>
               <w:spacing w:after="40" w:before="0"/>
               <w:jc w:val="left"/>
             </w:pPr>
@@ -22826,6 +23289,7 @@
           </w:tcPr>
           <w:p>
             <w:pPr>
+              <w:keepNext w:val="false"/>
               <w:spacing w:after="40" w:before="0"/>
               <w:jc w:val="left"/>
             </w:pPr>
@@ -22858,6 +23322,7 @@
           </w:tcPr>
           <w:p>
             <w:pPr>
+              <w:keepNext w:val="false"/>
               <w:spacing w:after="40" w:before="0"/>
               <w:jc w:val="left"/>
             </w:pPr>
@@ -22892,6 +23357,7 @@
           </w:tcPr>
           <w:p>
             <w:pPr>
+              <w:keepNext w:val="false"/>
               <w:spacing w:after="40" w:before="0"/>
               <w:jc w:val="left"/>
             </w:pPr>
@@ -22924,6 +23390,7 @@
           </w:tcPr>
           <w:p>
             <w:pPr>
+              <w:keepNext w:val="false"/>
               <w:spacing w:after="40" w:before="0"/>
               <w:jc w:val="left"/>
             </w:pPr>
@@ -22960,7 +23427,7 @@
         </w:rPr>
         <w:t xml:space="preserve">© 2026 SeaVuria and ARES. Aligned with KICD objectives. Developed by SeaVuria; technical implementation by ARES (with AI assistance from Claude). Licensed under </w:t>
       </w:r>
-      <w:hyperlink w:history="1" r:id="rIdbierhcayxw1s3tfdvhclv">
+      <w:hyperlink w:history="1" r:id="rIdlnwuc7_xwcmxwy1_jigkh">
         <w:r>
           <w:rPr>
             <w:rFonts w:ascii="Arial" w:cs="Arial" w:eastAsia="Arial" w:hAnsi="Arial"/>
@@ -22981,7 +23448,7 @@
         </w:rPr>
         <w:t xml:space="preserve"> (</w:t>
       </w:r>
-      <w:hyperlink w:history="1" r:id="rIdwevcavllzpz7xr4ka6bjs">
+      <w:hyperlink w:history="1" r:id="rIdd79imzomif5o9rqvmjt4l">
         <w:r>
           <w:rPr>
             <w:rFonts w:ascii="Arial" w:cs="Arial" w:eastAsia="Arial" w:hAnsi="Arial"/>
@@ -23041,6 +23508,7 @@
           </w:tcPr>
           <w:p>
             <w:pPr>
+              <w:keepNext w:val="false"/>
               <w:spacing w:after="40" w:before="0"/>
               <w:jc w:val="center"/>
             </w:pPr>
@@ -23076,6 +23544,7 @@
           </w:tcPr>
           <w:p>
             <w:pPr>
+              <w:keepNext w:val="false"/>
               <w:spacing w:after="40" w:before="0"/>
               <w:jc w:val="center"/>
             </w:pPr>
@@ -23110,6 +23579,7 @@
           </w:tcPr>
           <w:p>
             <w:pPr>
+              <w:keepNext w:val="false"/>
               <w:spacing w:after="40" w:before="0"/>
               <w:jc w:val="left"/>
             </w:pPr>
@@ -23142,6 +23612,7 @@
           </w:tcPr>
           <w:p>
             <w:pPr>
+              <w:keepNext w:val="false"/>
               <w:spacing w:after="40" w:before="0"/>
               <w:jc w:val="left"/>
             </w:pPr>
@@ -23176,6 +23647,7 @@
           </w:tcPr>
           <w:p>
             <w:pPr>
+              <w:keepNext w:val="false"/>
               <w:spacing w:after="40" w:before="0"/>
               <w:jc w:val="left"/>
             </w:pPr>
@@ -23208,6 +23680,7 @@
           </w:tcPr>
           <w:p>
             <w:pPr>
+              <w:keepNext w:val="false"/>
               <w:spacing w:after="40" w:before="0"/>
               <w:jc w:val="left"/>
             </w:pPr>
@@ -23242,6 +23715,7 @@
           </w:tcPr>
           <w:p>
             <w:pPr>
+              <w:keepNext w:val="false"/>
               <w:spacing w:after="40" w:before="0"/>
               <w:jc w:val="left"/>
             </w:pPr>
@@ -23274,6 +23748,7 @@
           </w:tcPr>
           <w:p>
             <w:pPr>
+              <w:keepNext w:val="false"/>
               <w:spacing w:after="40" w:before="0"/>
               <w:jc w:val="left"/>
             </w:pPr>
@@ -23308,6 +23783,7 @@
           </w:tcPr>
           <w:p>
             <w:pPr>
+              <w:keepNext w:val="false"/>
               <w:spacing w:after="40" w:before="0"/>
               <w:jc w:val="left"/>
             </w:pPr>
@@ -23340,6 +23816,7 @@
           </w:tcPr>
           <w:p>
             <w:pPr>
+              <w:keepNext w:val="false"/>
               <w:spacing w:after="40" w:before="0"/>
               <w:jc w:val="left"/>
             </w:pPr>
@@ -23374,6 +23851,7 @@
           </w:tcPr>
           <w:p>
             <w:pPr>
+              <w:keepNext w:val="false"/>
               <w:spacing w:after="40" w:before="0"/>
               <w:jc w:val="left"/>
             </w:pPr>
@@ -23406,6 +23884,7 @@
           </w:tcPr>
           <w:p>
             <w:pPr>
+              <w:keepNext w:val="false"/>
               <w:spacing w:after="40" w:before="0"/>
               <w:jc w:val="left"/>
             </w:pPr>
@@ -23440,6 +23919,7 @@
           </w:tcPr>
           <w:p>
             <w:pPr>
+              <w:keepNext w:val="false"/>
               <w:spacing w:after="40" w:before="0"/>
               <w:jc w:val="left"/>
             </w:pPr>
@@ -23472,6 +23952,7 @@
           </w:tcPr>
           <w:p>
             <w:pPr>
+              <w:keepNext w:val="false"/>
               <w:spacing w:after="40" w:before="0"/>
               <w:jc w:val="left"/>
             </w:pPr>
@@ -23506,6 +23987,7 @@
           </w:tcPr>
           <w:p>
             <w:pPr>
+              <w:keepNext w:val="false"/>
               <w:spacing w:after="40" w:before="0"/>
               <w:jc w:val="left"/>
             </w:pPr>
@@ -23538,6 +24020,7 @@
           </w:tcPr>
           <w:p>
             <w:pPr>
+              <w:keepNext w:val="false"/>
               <w:spacing w:after="40" w:before="0"/>
               <w:jc w:val="left"/>
             </w:pPr>
@@ -23572,6 +24055,7 @@
           </w:tcPr>
           <w:p>
             <w:pPr>
+              <w:keepNext w:val="false"/>
               <w:spacing w:after="40" w:before="0"/>
               <w:jc w:val="left"/>
             </w:pPr>
@@ -23604,6 +24088,7 @@
           </w:tcPr>
           <w:p>
             <w:pPr>
+              <w:keepNext w:val="false"/>
               <w:spacing w:after="40" w:before="0"/>
               <w:jc w:val="left"/>
             </w:pPr>
@@ -23663,6 +24148,7 @@
           </w:tcPr>
           <w:p>
             <w:pPr>
+              <w:keepNext w:val="false"/>
               <w:spacing w:after="40" w:before="0"/>
               <w:jc w:val="center"/>
             </w:pPr>
@@ -23697,6 +24183,7 @@
           </w:tcPr>
           <w:p>
             <w:pPr>
+              <w:keepNext w:val="false"/>
               <w:spacing w:after="40" w:before="0"/>
               <w:jc w:val="left"/>
             </w:pPr>
@@ -23761,6 +24248,7 @@
           </w:tcPr>
           <w:p>
             <w:pPr>
+              <w:keepNext w:val="false"/>
               <w:spacing w:after="40" w:before="0"/>
               <w:jc w:val="center"/>
             </w:pPr>
@@ -23795,6 +24283,7 @@
           </w:tcPr>
           <w:p>
             <w:pPr>
+              <w:keepNext w:val="false"/>
               <w:spacing w:after="40" w:before="0"/>
               <w:jc w:val="left"/>
             </w:pPr>
@@ -23827,6 +24316,7 @@
           </w:tcPr>
           <w:p>
             <w:pPr>
+              <w:keepNext w:val="false"/>
               <w:spacing w:after="40" w:before="0"/>
               <w:jc w:val="left"/>
             </w:pPr>
@@ -23859,6 +24349,7 @@
           </w:tcPr>
           <w:p>
             <w:pPr>
+              <w:keepNext w:val="false"/>
               <w:spacing w:after="40" w:before="0"/>
               <w:jc w:val="left"/>
             </w:pPr>
@@ -23891,6 +24382,7 @@
           </w:tcPr>
           <w:p>
             <w:pPr>
+              <w:keepNext w:val="false"/>
               <w:spacing w:after="40" w:before="0"/>
               <w:jc w:val="left"/>
             </w:pPr>
@@ -23923,6 +24415,7 @@
           </w:tcPr>
           <w:p>
             <w:pPr>
+              <w:keepNext w:val="false"/>
               <w:spacing w:after="40" w:before="0"/>
               <w:jc w:val="left"/>
             </w:pPr>
@@ -23957,6 +24450,7 @@
           </w:tcPr>
           <w:p>
             <w:pPr>
+              <w:keepNext w:val="false"/>
               <w:spacing w:after="40" w:before="0"/>
               <w:jc w:val="left"/>
             </w:pPr>
@@ -23994,7 +24488,7 @@
             <w:pPr>
               <w:spacing w:after="20" w:before="0"/>
             </w:pPr>
-            <w:hyperlink w:history="1" r:id="rIdmy9ob5qsmcijjqt8yvdal">
+            <w:hyperlink w:history="1" r:id="rIdmjmoryqttgvhklw0gjeft">
               <w:r>
                 <w:rPr>
                   <w:rFonts w:ascii="Arial" w:cs="Arial" w:eastAsia="Arial" w:hAnsi="Arial"/>
@@ -24027,7 +24521,7 @@
               <w:spacing w:after="10" w:before="0"/>
               <w:ind w:left="120"/>
             </w:pPr>
-            <w:hyperlink w:history="1" r:id="rId1efcjqwqzjozvlwbfqxui">
+            <w:hyperlink w:history="1" r:id="rIdvjrt6bbrutx5tujwy04wn">
               <w:r>
                 <w:rPr>
                   <w:rFonts w:ascii="Arial" w:cs="Arial" w:eastAsia="Arial" w:hAnsi="Arial"/>
@@ -24072,7 +24566,7 @@
             <w:pPr>
               <w:spacing w:after="20" w:before="0"/>
             </w:pPr>
-            <w:hyperlink w:history="1" r:id="rIdgjli8weelgtzqu2avzwzx">
+            <w:hyperlink w:history="1" r:id="rIdqqz6ahcwigalu7l74gclt">
               <w:r>
                 <w:rPr>
                   <w:rFonts w:ascii="Arial" w:cs="Arial" w:eastAsia="Arial" w:hAnsi="Arial"/>
@@ -24105,7 +24599,7 @@
               <w:spacing w:after="10" w:before="0"/>
               <w:ind w:left="120"/>
             </w:pPr>
-            <w:hyperlink w:history="1" r:id="rIdbk7ams6qthmm9vwbds-4j">
+            <w:hyperlink w:history="1" r:id="rIdc_avsfy1xukzrkbwatho6">
               <w:r>
                 <w:rPr>
                   <w:rFonts w:ascii="Arial" w:cs="Arial" w:eastAsia="Arial" w:hAnsi="Arial"/>
@@ -24133,6 +24627,7 @@
           </w:tcPr>
           <w:p>
             <w:pPr>
+              <w:keepNext w:val="false"/>
               <w:spacing w:after="40" w:before="0"/>
               <w:jc w:val="left"/>
             </w:pPr>
@@ -24165,6 +24660,7 @@
           </w:tcPr>
           <w:p>
             <w:pPr>
+              <w:keepNext w:val="false"/>
               <w:spacing w:after="40" w:before="0"/>
               <w:jc w:val="left"/>
             </w:pPr>
@@ -24197,6 +24693,7 @@
           </w:tcPr>
           <w:p>
             <w:pPr>
+              <w:keepNext w:val="false"/>
               <w:spacing w:after="40" w:before="0"/>
               <w:jc w:val="left"/>
             </w:pPr>
@@ -24229,6 +24726,7 @@
           </w:tcPr>
           <w:p>
             <w:pPr>
+              <w:keepNext w:val="false"/>
               <w:spacing w:after="40" w:before="0"/>
               <w:jc w:val="left"/>
             </w:pPr>
@@ -24263,6 +24761,7 @@
           </w:tcPr>
           <w:p>
             <w:pPr>
+              <w:keepNext w:val="false"/>
               <w:spacing w:after="40" w:before="0"/>
               <w:jc w:val="left"/>
             </w:pPr>
@@ -24300,7 +24799,7 @@
             <w:pPr>
               <w:spacing w:after="20" w:before="0"/>
             </w:pPr>
-            <w:hyperlink w:history="1" r:id="rIdq9qpstyf5-dp07osnnldw">
+            <w:hyperlink w:history="1" r:id="rIdixoudc10hy8bj8d_0dq3f">
               <w:r>
                 <w:rPr>
                   <w:rFonts w:ascii="Arial" w:cs="Arial" w:eastAsia="Arial" w:hAnsi="Arial"/>
@@ -24333,7 +24832,7 @@
               <w:spacing w:after="10" w:before="0"/>
               <w:ind w:left="120"/>
             </w:pPr>
-            <w:hyperlink w:history="1" r:id="rId702ibrjzca0weukmbiw08">
+            <w:hyperlink w:history="1" r:id="rIdui9-mubpq6pg6edfc2iot">
               <w:r>
                 <w:rPr>
                   <w:rFonts w:ascii="Arial" w:cs="Arial" w:eastAsia="Arial" w:hAnsi="Arial"/>
@@ -24378,7 +24877,7 @@
             <w:pPr>
               <w:spacing w:after="20" w:before="0"/>
             </w:pPr>
-            <w:hyperlink w:history="1" r:id="rId7qyvkbnqpd1xlo_y67zoe">
+            <w:hyperlink w:history="1" r:id="rIdlvtitpopkbpvyrae4l-0q">
               <w:r>
                 <w:rPr>
                   <w:rFonts w:ascii="Arial" w:cs="Arial" w:eastAsia="Arial" w:hAnsi="Arial"/>
@@ -24411,7 +24910,7 @@
               <w:spacing w:after="10" w:before="0"/>
               <w:ind w:left="120"/>
             </w:pPr>
-            <w:hyperlink w:history="1" r:id="rIdbj7i44tzirmvphdl0olw_">
+            <w:hyperlink w:history="1" r:id="rIdlfgdk_mdp6vs0f7mayhyp">
               <w:r>
                 <w:rPr>
                   <w:rFonts w:ascii="Arial" w:cs="Arial" w:eastAsia="Arial" w:hAnsi="Arial"/>
@@ -24439,6 +24938,7 @@
           </w:tcPr>
           <w:p>
             <w:pPr>
+              <w:keepNext w:val="false"/>
               <w:spacing w:after="40" w:before="0"/>
               <w:jc w:val="left"/>
             </w:pPr>
@@ -24471,6 +24971,7 @@
           </w:tcPr>
           <w:p>
             <w:pPr>
+              <w:keepNext w:val="false"/>
               <w:spacing w:after="40" w:before="0"/>
               <w:jc w:val="left"/>
             </w:pPr>
@@ -24503,6 +25004,7 @@
           </w:tcPr>
           <w:p>
             <w:pPr>
+              <w:keepNext w:val="false"/>
               <w:spacing w:after="40" w:before="0"/>
               <w:jc w:val="left"/>
             </w:pPr>
@@ -24535,6 +25037,7 @@
           </w:tcPr>
           <w:p>
             <w:pPr>
+              <w:keepNext w:val="false"/>
               <w:spacing w:after="40" w:before="0"/>
               <w:jc w:val="left"/>
             </w:pPr>
@@ -24569,6 +25072,7 @@
           </w:tcPr>
           <w:p>
             <w:pPr>
+              <w:keepNext w:val="false"/>
               <w:spacing w:after="40" w:before="0"/>
               <w:jc w:val="left"/>
             </w:pPr>
@@ -24606,7 +25110,7 @@
             <w:pPr>
               <w:spacing w:after="20" w:before="0"/>
             </w:pPr>
-            <w:hyperlink w:history="1" r:id="rIdj0dzofdol3_cgk-mcxu5y">
+            <w:hyperlink w:history="1" r:id="rId58-udnjnoqxqouzcoxppo">
               <w:r>
                 <w:rPr>
                   <w:rFonts w:ascii="Arial" w:cs="Arial" w:eastAsia="Arial" w:hAnsi="Arial"/>
@@ -24639,7 +25143,7 @@
               <w:spacing w:after="10" w:before="0"/>
               <w:ind w:left="120"/>
             </w:pPr>
-            <w:hyperlink w:history="1" r:id="rIdxvwmw3vy9pf8muq-blddd">
+            <w:hyperlink w:history="1" r:id="rIdeh1quc-rdpci26wxz33l_">
               <w:r>
                 <w:rPr>
                   <w:rFonts w:ascii="Arial" w:cs="Arial" w:eastAsia="Arial" w:hAnsi="Arial"/>
@@ -24684,7 +25188,7 @@
             <w:pPr>
               <w:spacing w:after="20" w:before="0"/>
             </w:pPr>
-            <w:hyperlink w:history="1" r:id="rIduhpvew0vgasnvppheur1h">
+            <w:hyperlink w:history="1" r:id="rId1g9qtprvcjfixizyf7-tn">
               <w:r>
                 <w:rPr>
                   <w:rFonts w:ascii="Arial" w:cs="Arial" w:eastAsia="Arial" w:hAnsi="Arial"/>
@@ -24717,7 +25221,7 @@
               <w:spacing w:after="10" w:before="0"/>
               <w:ind w:left="120"/>
             </w:pPr>
-            <w:hyperlink w:history="1" r:id="rIdxec1xvkqa6tucr32j3dqg">
+            <w:hyperlink w:history="1" r:id="rIdiinggv6qhypofkozojhf-">
               <w:r>
                 <w:rPr>
                   <w:rFonts w:ascii="Arial" w:cs="Arial" w:eastAsia="Arial" w:hAnsi="Arial"/>
@@ -24745,6 +25249,7 @@
           </w:tcPr>
           <w:p>
             <w:pPr>
+              <w:keepNext w:val="false"/>
               <w:spacing w:after="40" w:before="0"/>
               <w:jc w:val="left"/>
             </w:pPr>
@@ -24777,6 +25282,7 @@
           </w:tcPr>
           <w:p>
             <w:pPr>
+              <w:keepNext w:val="false"/>
               <w:spacing w:after="40" w:before="0"/>
               <w:jc w:val="left"/>
             </w:pPr>
@@ -24809,6 +25315,7 @@
           </w:tcPr>
           <w:p>
             <w:pPr>
+              <w:keepNext w:val="false"/>
               <w:spacing w:after="40" w:before="0"/>
               <w:jc w:val="left"/>
             </w:pPr>
@@ -24841,6 +25348,7 @@
           </w:tcPr>
           <w:p>
             <w:pPr>
+              <w:keepNext w:val="false"/>
               <w:spacing w:after="40" w:before="0"/>
               <w:jc w:val="left"/>
             </w:pPr>
@@ -24875,6 +25383,7 @@
           </w:tcPr>
           <w:p>
             <w:pPr>
+              <w:keepNext w:val="false"/>
               <w:spacing w:after="40" w:before="0"/>
               <w:jc w:val="left"/>
             </w:pPr>
@@ -24912,7 +25421,7 @@
             <w:pPr>
               <w:spacing w:after="20" w:before="0"/>
             </w:pPr>
-            <w:hyperlink w:history="1" r:id="rId8xysfrq52eznqvvkl3fux">
+            <w:hyperlink w:history="1" r:id="rIdb7mbsihp0d_mcggtra-mj">
               <w:r>
                 <w:rPr>
                   <w:rFonts w:ascii="Arial" w:cs="Arial" w:eastAsia="Arial" w:hAnsi="Arial"/>
@@ -24945,7 +25454,7 @@
               <w:spacing w:after="10" w:before="0"/>
               <w:ind w:left="120"/>
             </w:pPr>
-            <w:hyperlink w:history="1" r:id="rIdoys-cwb5lnnbw_z3ig0-b">
+            <w:hyperlink w:history="1" r:id="rIdpuuz8kotgufgs0_tozzzk">
               <w:r>
                 <w:rPr>
                   <w:rFonts w:ascii="Arial" w:cs="Arial" w:eastAsia="Arial" w:hAnsi="Arial"/>
@@ -24990,7 +25499,7 @@
             <w:pPr>
               <w:spacing w:after="20" w:before="0"/>
             </w:pPr>
-            <w:hyperlink w:history="1" r:id="rIdw2wwiwekl2woena4h7u2c">
+            <w:hyperlink w:history="1" r:id="rId1u0dbd4sjw66wodgavn7h">
               <w:r>
                 <w:rPr>
                   <w:rFonts w:ascii="Arial" w:cs="Arial" w:eastAsia="Arial" w:hAnsi="Arial"/>
@@ -25023,7 +25532,7 @@
               <w:spacing w:after="10" w:before="0"/>
               <w:ind w:left="120"/>
             </w:pPr>
-            <w:hyperlink w:history="1" r:id="rIdphf0ssq98regtppyhkif7">
+            <w:hyperlink w:history="1" r:id="rIdcdyxid1er0kwhfxhmk-c2">
               <w:r>
                 <w:rPr>
                   <w:rFonts w:ascii="Arial" w:cs="Arial" w:eastAsia="Arial" w:hAnsi="Arial"/>
@@ -25051,6 +25560,7 @@
           </w:tcPr>
           <w:p>
             <w:pPr>
+              <w:keepNext w:val="false"/>
               <w:spacing w:after="40" w:before="0"/>
               <w:jc w:val="left"/>
             </w:pPr>
@@ -25083,6 +25593,7 @@
           </w:tcPr>
           <w:p>
             <w:pPr>
+              <w:keepNext w:val="false"/>
               <w:spacing w:after="40" w:before="0"/>
               <w:jc w:val="left"/>
             </w:pPr>
@@ -25115,6 +25626,7 @@
           </w:tcPr>
           <w:p>
             <w:pPr>
+              <w:keepNext w:val="false"/>
               <w:spacing w:after="40" w:before="0"/>
               <w:jc w:val="left"/>
             </w:pPr>
@@ -25147,6 +25659,7 @@
           </w:tcPr>
           <w:p>
             <w:pPr>
+              <w:keepNext w:val="false"/>
               <w:spacing w:after="40" w:before="0"/>
               <w:jc w:val="left"/>
             </w:pPr>
@@ -25181,6 +25694,7 @@
           </w:tcPr>
           <w:p>
             <w:pPr>
+              <w:keepNext w:val="false"/>
               <w:spacing w:after="40" w:before="0"/>
               <w:jc w:val="left"/>
             </w:pPr>
@@ -25218,7 +25732,7 @@
             <w:pPr>
               <w:spacing w:after="20" w:before="0"/>
             </w:pPr>
-            <w:hyperlink w:history="1" r:id="rIdkoc9elngigvfvdflxwsy7">
+            <w:hyperlink w:history="1" r:id="rIdvhttcb1uusbeasqqexnc9">
               <w:r>
                 <w:rPr>
                   <w:rFonts w:ascii="Arial" w:cs="Arial" w:eastAsia="Arial" w:hAnsi="Arial"/>
@@ -25251,7 +25765,7 @@
               <w:spacing w:after="10" w:before="0"/>
               <w:ind w:left="120"/>
             </w:pPr>
-            <w:hyperlink w:history="1" r:id="rIdzon9ubpsgch_gcwgblf-s">
+            <w:hyperlink w:history="1" r:id="rId9ywpstocxedyqeq87udzk">
               <w:r>
                 <w:rPr>
                   <w:rFonts w:ascii="Arial" w:cs="Arial" w:eastAsia="Arial" w:hAnsi="Arial"/>
@@ -25296,7 +25810,7 @@
             <w:pPr>
               <w:spacing w:after="20" w:before="0"/>
             </w:pPr>
-            <w:hyperlink w:history="1" r:id="rIde0bwomjvbmqydalqeh-an">
+            <w:hyperlink w:history="1" r:id="rIdz31dtsicwavunuknftul0">
               <w:r>
                 <w:rPr>
                   <w:rFonts w:ascii="Arial" w:cs="Arial" w:eastAsia="Arial" w:hAnsi="Arial"/>
@@ -25329,7 +25843,7 @@
               <w:spacing w:after="10" w:before="0"/>
               <w:ind w:left="120"/>
             </w:pPr>
-            <w:hyperlink w:history="1" r:id="rIdznwxngjfzfzyct6vjfwkp">
+            <w:hyperlink w:history="1" r:id="rId0vyk1lzqeyejbvmpahj4v">
               <w:r>
                 <w:rPr>
                   <w:rFonts w:ascii="Arial" w:cs="Arial" w:eastAsia="Arial" w:hAnsi="Arial"/>
@@ -25357,6 +25871,7 @@
           </w:tcPr>
           <w:p>
             <w:pPr>
+              <w:keepNext w:val="false"/>
               <w:spacing w:after="40" w:before="0"/>
               <w:jc w:val="left"/>
             </w:pPr>
@@ -25389,6 +25904,7 @@
           </w:tcPr>
           <w:p>
             <w:pPr>
+              <w:keepNext w:val="false"/>
               <w:spacing w:after="40" w:before="0"/>
               <w:jc w:val="left"/>
             </w:pPr>
@@ -25421,6 +25937,7 @@
           </w:tcPr>
           <w:p>
             <w:pPr>
+              <w:keepNext w:val="false"/>
               <w:spacing w:after="40" w:before="0"/>
               <w:jc w:val="left"/>
             </w:pPr>
@@ -25453,6 +25970,7 @@
           </w:tcPr>
           <w:p>
             <w:pPr>
+              <w:keepNext w:val="false"/>
               <w:spacing w:after="40" w:before="0"/>
               <w:jc w:val="left"/>
             </w:pPr>
@@ -25512,6 +26030,7 @@
           </w:tcPr>
           <w:p>
             <w:pPr>
+              <w:keepNext w:val="false"/>
               <w:spacing w:after="40" w:before="0"/>
               <w:jc w:val="center"/>
             </w:pPr>
@@ -25546,6 +26065,7 @@
           </w:tcPr>
           <w:p>
             <w:pPr>
+              <w:keepNext w:val="false"/>
               <w:spacing w:after="40" w:before="0"/>
               <w:jc w:val="left"/>
             </w:pPr>
@@ -25607,6 +26127,7 @@
           </w:tcPr>
           <w:p>
             <w:pPr>
+              <w:keepNext w:val="false"/>
               <w:spacing w:after="40" w:before="0"/>
               <w:jc w:val="center"/>
             </w:pPr>
@@ -25641,6 +26162,7 @@
           </w:tcPr>
           <w:p>
             <w:pPr>
+              <w:keepNext w:val="false"/>
               <w:spacing w:after="40" w:before="0"/>
               <w:jc w:val="left"/>
             </w:pPr>
@@ -25673,6 +26195,7 @@
           </w:tcPr>
           <w:p>
             <w:pPr>
+              <w:keepNext w:val="false"/>
               <w:spacing w:after="40" w:before="0"/>
               <w:jc w:val="left"/>
             </w:pPr>
@@ -25707,6 +26230,7 @@
           </w:tcPr>
           <w:p>
             <w:pPr>
+              <w:keepNext w:val="false"/>
               <w:spacing w:after="40" w:before="0"/>
               <w:jc w:val="left"/>
             </w:pPr>
@@ -25739,6 +26263,7 @@
           </w:tcPr>
           <w:p>
             <w:pPr>
+              <w:keepNext w:val="false"/>
               <w:spacing w:after="40" w:before="0"/>
               <w:jc w:val="left"/>
             </w:pPr>
@@ -25773,6 +26298,7 @@
           </w:tcPr>
           <w:p>
             <w:pPr>
+              <w:keepNext w:val="false"/>
               <w:spacing w:after="40" w:before="0"/>
               <w:jc w:val="left"/>
             </w:pPr>
@@ -25805,6 +26331,7 @@
           </w:tcPr>
           <w:p>
             <w:pPr>
+              <w:keepNext w:val="false"/>
               <w:spacing w:after="40" w:before="0"/>
               <w:jc w:val="left"/>
             </w:pPr>
@@ -25841,7 +26368,7 @@
         </w:rPr>
         <w:t xml:space="preserve">© 2026 SeaVuria and ARES. Aligned with KICD objectives. Developed by SeaVuria; technical implementation by ARES (with AI assistance from Claude). Licensed under </w:t>
       </w:r>
-      <w:hyperlink w:history="1" r:id="rIdfno_gez8pspmqig1pg4ro">
+      <w:hyperlink w:history="1" r:id="rIdlqya64c4yr3gksk5ux4pz">
         <w:r>
           <w:rPr>
             <w:rFonts w:ascii="Arial" w:cs="Arial" w:eastAsia="Arial" w:hAnsi="Arial"/>
@@ -25862,7 +26389,7 @@
         </w:rPr>
         <w:t xml:space="preserve"> (</w:t>
       </w:r>
-      <w:hyperlink w:history="1" r:id="rIdntx0wp_5w2dpkce_qrjxo">
+      <w:hyperlink w:history="1" r:id="rIdtexj__j-6pg85t-ovoqno">
         <w:r>
           <w:rPr>
             <w:rFonts w:ascii="Arial" w:cs="Arial" w:eastAsia="Arial" w:hAnsi="Arial"/>
@@ -25923,6 +26450,7 @@
           </w:tcPr>
           <w:p>
             <w:pPr>
+              <w:keepNext w:val="false"/>
               <w:spacing w:after="40" w:before="0"/>
               <w:jc w:val="center"/>
             </w:pPr>
@@ -25957,6 +26485,7 @@
           </w:tcPr>
           <w:p>
             <w:pPr>
+              <w:keepNext w:val="false"/>
               <w:spacing w:after="40" w:before="0"/>
               <w:jc w:val="left"/>
             </w:pPr>
@@ -25989,6 +26518,7 @@
           </w:tcPr>
           <w:p>
             <w:pPr>
+              <w:keepNext w:val="false"/>
               <w:spacing w:after="40" w:before="0"/>
               <w:jc w:val="left"/>
             </w:pPr>
@@ -26021,6 +26551,7 @@
           </w:tcPr>
           <w:p>
             <w:pPr>
+              <w:keepNext w:val="false"/>
               <w:spacing w:after="40" w:before="0"/>
               <w:jc w:val="left"/>
             </w:pPr>
@@ -26055,6 +26586,7 @@
           </w:tcPr>
           <w:p>
             <w:pPr>
+              <w:keepNext w:val="false"/>
               <w:spacing w:after="40" w:before="0"/>
               <w:jc w:val="left"/>
             </w:pPr>
@@ -26087,6 +26619,7 @@
           </w:tcPr>
           <w:p>
             <w:pPr>
+              <w:keepNext w:val="false"/>
               <w:spacing w:after="40" w:before="0"/>
               <w:jc w:val="left"/>
             </w:pPr>
@@ -26119,6 +26652,7 @@
           </w:tcPr>
           <w:p>
             <w:pPr>
+              <w:keepNext w:val="false"/>
               <w:spacing w:after="40" w:before="0"/>
               <w:jc w:val="left"/>
             </w:pPr>
@@ -26153,6 +26687,7 @@
           </w:tcPr>
           <w:p>
             <w:pPr>
+              <w:keepNext w:val="false"/>
               <w:spacing w:after="40" w:before="0"/>
               <w:jc w:val="left"/>
             </w:pPr>
@@ -26185,6 +26720,7 @@
           </w:tcPr>
           <w:p>
             <w:pPr>
+              <w:keepNext w:val="false"/>
               <w:spacing w:after="40" w:before="0"/>
               <w:jc w:val="left"/>
             </w:pPr>
@@ -26217,6 +26753,7 @@
           </w:tcPr>
           <w:p>
             <w:pPr>
+              <w:keepNext w:val="false"/>
               <w:spacing w:after="40" w:before="0"/>
               <w:jc w:val="left"/>
             </w:pPr>
@@ -26251,6 +26788,7 @@
           </w:tcPr>
           <w:p>
             <w:pPr>
+              <w:keepNext w:val="false"/>
               <w:spacing w:after="40" w:before="0"/>
               <w:jc w:val="left"/>
             </w:pPr>
@@ -26283,6 +26821,7 @@
           </w:tcPr>
           <w:p>
             <w:pPr>
+              <w:keepNext w:val="false"/>
               <w:spacing w:after="40" w:before="0"/>
               <w:jc w:val="left"/>
             </w:pPr>
@@ -26315,6 +26854,7 @@
           </w:tcPr>
           <w:p>
             <w:pPr>
+              <w:keepNext w:val="false"/>
               <w:spacing w:after="40" w:before="0"/>
               <w:jc w:val="left"/>
             </w:pPr>

--- a/data/outputs/v2/Physics/SS1.4_Energy,_Work,_Power_and_Machines/Physics_Energy,_Work,_Power_and_Machines_CBE_LessonSequence.docx
+++ b/data/outputs/v2/Physics/SS1.4_Energy,_Work,_Power_and_Machines/Physics_Energy,_Work,_Power_and_Machines_CBE_LessonSequence.docx
@@ -2358,7 +2358,7 @@
         </w:rPr>
         <w:t xml:space="preserve">© 2026 SeaVuria and ARES. This work is licensed under a </w:t>
       </w:r>
-      <w:hyperlink w:history="1" r:id="rIdsi_hhuxadwili9lt3im2d">
+      <w:hyperlink w:history="1" r:id="rId7qdsjp8e8qprzf9a3kho9">
         <w:r>
           <w:rPr>
             <w:rFonts w:ascii="Arial" w:cs="Arial" w:eastAsia="Arial" w:hAnsi="Arial"/>
@@ -2378,7 +2378,7 @@
         </w:rPr>
         <w:t xml:space="preserve"> (</w:t>
       </w:r>
-      <w:hyperlink w:history="1" r:id="rId5qh2ptnllsynsvai2orww">
+      <w:hyperlink w:history="1" r:id="rIduzivaarfrku-llbvqd8cd">
         <w:r>
           <w:rPr>
             <w:rFonts w:ascii="Arial" w:cs="Arial" w:eastAsia="Arial" w:hAnsi="Arial"/>
@@ -2398,7 +2398,7 @@
         </w:rPr>
         <w:t xml:space="preserve">). To view a copy of this license, visit </w:t>
       </w:r>
-      <w:hyperlink w:history="1" r:id="rId_d7rpv5rvnyr-vf8xuqkh">
+      <w:hyperlink w:history="1" r:id="rIdzdrmuojthmkgrlddoc0ui">
         <w:r>
           <w:rPr>
             <w:rFonts w:ascii="Arial" w:cs="Arial" w:eastAsia="Arial" w:hAnsi="Arial"/>
@@ -3437,7 +3437,7 @@
             <w:pPr>
               <w:spacing w:after="20" w:before="0"/>
             </w:pPr>
-            <w:hyperlink w:history="1" r:id="rId2zirpf9unv6tk72twdyvi">
+            <w:hyperlink w:history="1" r:id="rIdknob5xwlpmefabvylbdwa">
               <w:r>
                 <w:rPr>
                   <w:rFonts w:ascii="Arial" w:cs="Arial" w:eastAsia="Arial" w:hAnsi="Arial"/>
@@ -3470,7 +3470,7 @@
               <w:spacing w:after="10" w:before="0"/>
               <w:ind w:left="120"/>
             </w:pPr>
-            <w:hyperlink w:history="1" r:id="rIdswg8jqe_abve6b_e4zjka">
+            <w:hyperlink w:history="1" r:id="rId7m_scpblsow-vhaaexwpu">
               <w:r>
                 <w:rPr>
                   <w:rFonts w:ascii="Arial" w:cs="Arial" w:eastAsia="Arial" w:hAnsi="Arial"/>
@@ -3515,7 +3515,7 @@
             <w:pPr>
               <w:spacing w:after="20" w:before="0"/>
             </w:pPr>
-            <w:hyperlink w:history="1" r:id="rIdt6mvhzwflo-ibliklpag0">
+            <w:hyperlink w:history="1" r:id="rIdnl7hcbfpsejb3eo0snm_u">
               <w:r>
                 <w:rPr>
                   <w:rFonts w:ascii="Arial" w:cs="Arial" w:eastAsia="Arial" w:hAnsi="Arial"/>
@@ -3548,7 +3548,7 @@
               <w:spacing w:after="10" w:before="0"/>
               <w:ind w:left="120"/>
             </w:pPr>
-            <w:hyperlink w:history="1" r:id="rIdekrxjssl4kqsawve5xryp">
+            <w:hyperlink w:history="1" r:id="rIdimwjqxyalpdvs6oynkzr8">
               <w:r>
                 <w:rPr>
                   <w:rFonts w:ascii="Arial" w:cs="Arial" w:eastAsia="Arial" w:hAnsi="Arial"/>
@@ -3748,7 +3748,7 @@
             <w:pPr>
               <w:spacing w:after="20" w:before="0"/>
             </w:pPr>
-            <w:hyperlink w:history="1" r:id="rIdiu1iers3kgabudgbjrpox">
+            <w:hyperlink w:history="1" r:id="rId9k0uccqp0l8wthruwxysn">
               <w:r>
                 <w:rPr>
                   <w:rFonts w:ascii="Arial" w:cs="Arial" w:eastAsia="Arial" w:hAnsi="Arial"/>
@@ -3781,7 +3781,7 @@
               <w:spacing w:after="10" w:before="0"/>
               <w:ind w:left="120"/>
             </w:pPr>
-            <w:hyperlink w:history="1" r:id="rIdv07b5ckveh8do0t8uhhi8">
+            <w:hyperlink w:history="1" r:id="rIdyc3pxocwh_2vpeudguta0">
               <w:r>
                 <w:rPr>
                   <w:rFonts w:ascii="Arial" w:cs="Arial" w:eastAsia="Arial" w:hAnsi="Arial"/>
@@ -3826,7 +3826,7 @@
             <w:pPr>
               <w:spacing w:after="20" w:before="0"/>
             </w:pPr>
-            <w:hyperlink w:history="1" r:id="rIddy2cigxkkggmkkj-mkb9q">
+            <w:hyperlink w:history="1" r:id="rIdqvbwdvvkwjcy2x3nylee8">
               <w:r>
                 <w:rPr>
                   <w:rFonts w:ascii="Arial" w:cs="Arial" w:eastAsia="Arial" w:hAnsi="Arial"/>
@@ -3859,7 +3859,7 @@
               <w:spacing w:after="10" w:before="0"/>
               <w:ind w:left="120"/>
             </w:pPr>
-            <w:hyperlink w:history="1" r:id="rId4rv1-roftemwrrxgbqq0p">
+            <w:hyperlink w:history="1" r:id="rIdj0qwj8jqb2eno_puipdku">
               <w:r>
                 <w:rPr>
                   <w:rFonts w:ascii="Arial" w:cs="Arial" w:eastAsia="Arial" w:hAnsi="Arial"/>
@@ -4059,7 +4059,7 @@
             <w:pPr>
               <w:spacing w:after="20" w:before="0"/>
             </w:pPr>
-            <w:hyperlink w:history="1" r:id="rIdi8fxvxir51kvfjcsz2cke">
+            <w:hyperlink w:history="1" r:id="rId3yootgbk2zkfv0tcmghcn">
               <w:r>
                 <w:rPr>
                   <w:rFonts w:ascii="Arial" w:cs="Arial" w:eastAsia="Arial" w:hAnsi="Arial"/>
@@ -4092,7 +4092,7 @@
               <w:spacing w:after="10" w:before="0"/>
               <w:ind w:left="120"/>
             </w:pPr>
-            <w:hyperlink w:history="1" r:id="rId3wi_wbnqse9n2d_mbbfsf">
+            <w:hyperlink w:history="1" r:id="rIdlard3cj0hadfdmkz8xdvq">
               <w:r>
                 <w:rPr>
                   <w:rFonts w:ascii="Arial" w:cs="Arial" w:eastAsia="Arial" w:hAnsi="Arial"/>
@@ -4137,7 +4137,7 @@
             <w:pPr>
               <w:spacing w:after="20" w:before="0"/>
             </w:pPr>
-            <w:hyperlink w:history="1" r:id="rId-y-swtv3sny8vgtwt3rhh">
+            <w:hyperlink w:history="1" r:id="rId9ifwezrmeonv4z8fy37sz">
               <w:r>
                 <w:rPr>
                   <w:rFonts w:ascii="Arial" w:cs="Arial" w:eastAsia="Arial" w:hAnsi="Arial"/>
@@ -4186,7 +4186,7 @@
               <w:spacing w:after="10" w:before="0"/>
               <w:ind w:left="120"/>
             </w:pPr>
-            <w:hyperlink w:history="1" r:id="rIdreffvet1iwcwk4o330aho">
+            <w:hyperlink w:history="1" r:id="rIdvazylmcb1cvagaljjgt-i">
               <w:r>
                 <w:rPr>
                   <w:rFonts w:ascii="Arial" w:cs="Arial" w:eastAsia="Arial" w:hAnsi="Arial"/>
@@ -4386,7 +4386,7 @@
             <w:pPr>
               <w:spacing w:after="20" w:before="0"/>
             </w:pPr>
-            <w:hyperlink w:history="1" r:id="rIdgiapysuyompj9jdelgd4a">
+            <w:hyperlink w:history="1" r:id="rIdmdvlqtkuxp1uvcoojgv-e">
               <w:r>
                 <w:rPr>
                   <w:rFonts w:ascii="Arial" w:cs="Arial" w:eastAsia="Arial" w:hAnsi="Arial"/>
@@ -4419,7 +4419,7 @@
               <w:spacing w:after="10" w:before="0"/>
               <w:ind w:left="120"/>
             </w:pPr>
-            <w:hyperlink w:history="1" r:id="rIdr4ckcqqgrg7kcwz0aqwfw">
+            <w:hyperlink w:history="1" r:id="rId6djcvryem3n5fchc6uwek">
               <w:r>
                 <w:rPr>
                   <w:rFonts w:ascii="Arial" w:cs="Arial" w:eastAsia="Arial" w:hAnsi="Arial"/>
@@ -4464,7 +4464,7 @@
             <w:pPr>
               <w:spacing w:after="20" w:before="0"/>
             </w:pPr>
-            <w:hyperlink w:history="1" r:id="rIdsaymr_kbooexrblxy8aua">
+            <w:hyperlink w:history="1" r:id="rIdamhk12ndoqlslis6wclbv">
               <w:r>
                 <w:rPr>
                   <w:rFonts w:ascii="Arial" w:cs="Arial" w:eastAsia="Arial" w:hAnsi="Arial"/>
@@ -4513,7 +4513,7 @@
               <w:spacing w:after="10" w:before="0"/>
               <w:ind w:left="120"/>
             </w:pPr>
-            <w:hyperlink w:history="1" r:id="rIda6hgwwmb7ghu6yjb0zdfu">
+            <w:hyperlink w:history="1" r:id="rIdb2siqh-r4u4laj2dotq0u">
               <w:r>
                 <w:rPr>
                   <w:rFonts w:ascii="Arial" w:cs="Arial" w:eastAsia="Arial" w:hAnsi="Arial"/>
@@ -4713,7 +4713,7 @@
             <w:pPr>
               <w:spacing w:after="20" w:before="0"/>
             </w:pPr>
-            <w:hyperlink w:history="1" r:id="rIdxxais0oxao7qyhf3udiny">
+            <w:hyperlink w:history="1" r:id="rIdybn-pf8e6isfbzmi1ozux">
               <w:r>
                 <w:rPr>
                   <w:rFonts w:ascii="Arial" w:cs="Arial" w:eastAsia="Arial" w:hAnsi="Arial"/>
@@ -4746,7 +4746,7 @@
               <w:spacing w:after="10" w:before="0"/>
               <w:ind w:left="120"/>
             </w:pPr>
-            <w:hyperlink w:history="1" r:id="rIdyn-shwp3fscen2s71iy8w">
+            <w:hyperlink w:history="1" r:id="rId-doicspy81vjnkv1hnrvt">
               <w:r>
                 <w:rPr>
                   <w:rFonts w:ascii="Arial" w:cs="Arial" w:eastAsia="Arial" w:hAnsi="Arial"/>
@@ -4791,7 +4791,7 @@
             <w:pPr>
               <w:spacing w:after="20" w:before="0"/>
             </w:pPr>
-            <w:hyperlink w:history="1" r:id="rIdcuvbacfhsmzx0g1tkhqt5">
+            <w:hyperlink w:history="1" r:id="rIddcixxbba9ldvk4fztipxe">
               <w:r>
                 <w:rPr>
                   <w:rFonts w:ascii="Arial" w:cs="Arial" w:eastAsia="Arial" w:hAnsi="Arial"/>
@@ -4840,7 +4840,7 @@
               <w:spacing w:after="10" w:before="0"/>
               <w:ind w:left="120"/>
             </w:pPr>
-            <w:hyperlink w:history="1" r:id="rIdi1ve9waywsnwedv6ip8bh">
+            <w:hyperlink w:history="1" r:id="rId6htcxwn7qesqlpsfkh60t">
               <w:r>
                 <w:rPr>
                   <w:rFonts w:ascii="Arial" w:cs="Arial" w:eastAsia="Arial" w:hAnsi="Arial"/>
@@ -5365,7 +5365,7 @@
         </w:rPr>
         <w:t xml:space="preserve">© 2026 SeaVuria and ARES. Aligned with KICD objectives. Developed by SeaVuria; technical implementation by ARES (with AI assistance from Claude). Licensed under </w:t>
       </w:r>
-      <w:hyperlink w:history="1" r:id="rIdivtmydgq0t4cm7tuc3fe4">
+      <w:hyperlink w:history="1" r:id="rIdyya-mgaimdupxrrm9l1rw">
         <w:r>
           <w:rPr>
             <w:rFonts w:ascii="Arial" w:cs="Arial" w:eastAsia="Arial" w:hAnsi="Arial"/>
@@ -5386,7 +5386,7 @@
         </w:rPr>
         <w:t xml:space="preserve"> (</w:t>
       </w:r>
-      <w:hyperlink w:history="1" r:id="rIdhzjp6rehunmlclc7y3bgp">
+      <w:hyperlink w:history="1" r:id="rId05vzkzvhsxonhtlyt3_7s">
         <w:r>
           <w:rPr>
             <w:rFonts w:ascii="Arial" w:cs="Arial" w:eastAsia="Arial" w:hAnsi="Arial"/>
@@ -6426,7 +6426,7 @@
             <w:pPr>
               <w:spacing w:after="20" w:before="0"/>
             </w:pPr>
-            <w:hyperlink w:history="1" r:id="rId8ogzaboy-cdhp4na7r1ig">
+            <w:hyperlink w:history="1" r:id="rId-meiimlwluwvmwjcaupca">
               <w:r>
                 <w:rPr>
                   <w:rFonts w:ascii="Arial" w:cs="Arial" w:eastAsia="Arial" w:hAnsi="Arial"/>
@@ -6459,7 +6459,7 @@
               <w:spacing w:after="10" w:before="0"/>
               <w:ind w:left="120"/>
             </w:pPr>
-            <w:hyperlink w:history="1" r:id="rIdvnbn7ahimt-mzpss5o4-g">
+            <w:hyperlink w:history="1" r:id="rIdghchp2l-651-raxdlvux-">
               <w:r>
                 <w:rPr>
                   <w:rFonts w:ascii="Arial" w:cs="Arial" w:eastAsia="Arial" w:hAnsi="Arial"/>
@@ -6504,7 +6504,7 @@
             <w:pPr>
               <w:spacing w:after="20" w:before="0"/>
             </w:pPr>
-            <w:hyperlink w:history="1" r:id="rIdvadewxhyg9mu3ifwbdmhq">
+            <w:hyperlink w:history="1" r:id="rIdimtvff1ubgw0opa4m3qhh">
               <w:r>
                 <w:rPr>
                   <w:rFonts w:ascii="Arial" w:cs="Arial" w:eastAsia="Arial" w:hAnsi="Arial"/>
@@ -6537,7 +6537,7 @@
               <w:spacing w:after="10" w:before="0"/>
               <w:ind w:left="120"/>
             </w:pPr>
-            <w:hyperlink w:history="1" r:id="rIdhxfgnciqtwjo1ffipqpof">
+            <w:hyperlink w:history="1" r:id="rIdj0xxde4vxbf9zhf_ktvxi">
               <w:r>
                 <w:rPr>
                   <w:rFonts w:ascii="Arial" w:cs="Arial" w:eastAsia="Arial" w:hAnsi="Arial"/>
@@ -6737,7 +6737,7 @@
             <w:pPr>
               <w:spacing w:after="20" w:before="0"/>
             </w:pPr>
-            <w:hyperlink w:history="1" r:id="rIdk5u7sk-b_lqst5dhu_rwg">
+            <w:hyperlink w:history="1" r:id="rIda1tjnlstqayiuxwwqidca">
               <w:r>
                 <w:rPr>
                   <w:rFonts w:ascii="Arial" w:cs="Arial" w:eastAsia="Arial" w:hAnsi="Arial"/>
@@ -6770,7 +6770,7 @@
               <w:spacing w:after="10" w:before="0"/>
               <w:ind w:left="120"/>
             </w:pPr>
-            <w:hyperlink w:history="1" r:id="rIdap5vhnw4ktojovy-qxwoj">
+            <w:hyperlink w:history="1" r:id="rIdc-tx4olgsp3iwaqkbxmlw">
               <w:r>
                 <w:rPr>
                   <w:rFonts w:ascii="Arial" w:cs="Arial" w:eastAsia="Arial" w:hAnsi="Arial"/>
@@ -6815,7 +6815,7 @@
             <w:pPr>
               <w:spacing w:after="20" w:before="0"/>
             </w:pPr>
-            <w:hyperlink w:history="1" r:id="rIdptxxcu4eowyc9duua8qut">
+            <w:hyperlink w:history="1" r:id="rIdo3fbumuvm09qbrll5auiu">
               <w:r>
                 <w:rPr>
                   <w:rFonts w:ascii="Arial" w:cs="Arial" w:eastAsia="Arial" w:hAnsi="Arial"/>
@@ -6848,7 +6848,7 @@
               <w:spacing w:after="10" w:before="0"/>
               <w:ind w:left="120"/>
             </w:pPr>
-            <w:hyperlink w:history="1" r:id="rId9_kfvuonfm1_kahkckhn5">
+            <w:hyperlink w:history="1" r:id="rIdsg_eard7boyqfcu-tfzaw">
               <w:r>
                 <w:rPr>
                   <w:rFonts w:ascii="Arial" w:cs="Arial" w:eastAsia="Arial" w:hAnsi="Arial"/>
@@ -7048,7 +7048,7 @@
             <w:pPr>
               <w:spacing w:after="20" w:before="0"/>
             </w:pPr>
-            <w:hyperlink w:history="1" r:id="rIdiiy7xbz4atxwsidreo2wi">
+            <w:hyperlink w:history="1" r:id="rId03hll_cof-6acnr_ekthc">
               <w:r>
                 <w:rPr>
                   <w:rFonts w:ascii="Arial" w:cs="Arial" w:eastAsia="Arial" w:hAnsi="Arial"/>
@@ -7097,7 +7097,7 @@
               <w:spacing w:after="10" w:before="0"/>
               <w:ind w:left="120"/>
             </w:pPr>
-            <w:hyperlink w:history="1" r:id="rId2vjltk6nbaynvvutda3g-">
+            <w:hyperlink w:history="1" r:id="rId97gpq3qd7effwxh5j1n54">
               <w:r>
                 <w:rPr>
                   <w:rFonts w:ascii="Arial" w:cs="Arial" w:eastAsia="Arial" w:hAnsi="Arial"/>
@@ -7142,7 +7142,7 @@
             <w:pPr>
               <w:spacing w:after="20" w:before="0"/>
             </w:pPr>
-            <w:hyperlink w:history="1" r:id="rIdxmtvn8qmj4syt1dsfj3vu">
+            <w:hyperlink w:history="1" r:id="rIdvrli0xb5qzy-t91xpohwf">
               <w:r>
                 <w:rPr>
                   <w:rFonts w:ascii="Arial" w:cs="Arial" w:eastAsia="Arial" w:hAnsi="Arial"/>
@@ -7191,7 +7191,7 @@
               <w:spacing w:after="10" w:before="0"/>
               <w:ind w:left="120"/>
             </w:pPr>
-            <w:hyperlink w:history="1" r:id="rIdiqjze2tblesq4zkb1ovy0">
+            <w:hyperlink w:history="1" r:id="rIdvfmmfvkcd2bxw_jhwjrsb">
               <w:r>
                 <w:rPr>
                   <w:rFonts w:ascii="Arial" w:cs="Arial" w:eastAsia="Arial" w:hAnsi="Arial"/>
@@ -7391,7 +7391,7 @@
             <w:pPr>
               <w:spacing w:after="20" w:before="0"/>
             </w:pPr>
-            <w:hyperlink w:history="1" r:id="rIdg0ol9prlyi9jyw9buridr">
+            <w:hyperlink w:history="1" r:id="rId4rf8mgc63yga_rdvsx8ev">
               <w:r>
                 <w:rPr>
                   <w:rFonts w:ascii="Arial" w:cs="Arial" w:eastAsia="Arial" w:hAnsi="Arial"/>
@@ -7440,7 +7440,7 @@
               <w:spacing w:after="10" w:before="0"/>
               <w:ind w:left="120"/>
             </w:pPr>
-            <w:hyperlink w:history="1" r:id="rId0tqmfba5wxhylfbulf6gi">
+            <w:hyperlink w:history="1" r:id="rIdkv4cgshuhjp-ud6s_jngm">
               <w:r>
                 <w:rPr>
                   <w:rFonts w:ascii="Arial" w:cs="Arial" w:eastAsia="Arial" w:hAnsi="Arial"/>
@@ -7485,7 +7485,7 @@
             <w:pPr>
               <w:spacing w:after="20" w:before="0"/>
             </w:pPr>
-            <w:hyperlink w:history="1" r:id="rIdwlpp2p4ms7u2qvh_2_ay8">
+            <w:hyperlink w:history="1" r:id="rIdfu5f-gfkrhfxpmnfecaj2">
               <w:r>
                 <w:rPr>
                   <w:rFonts w:ascii="Arial" w:cs="Arial" w:eastAsia="Arial" w:hAnsi="Arial"/>
@@ -7534,7 +7534,7 @@
               <w:spacing w:after="10" w:before="0"/>
               <w:ind w:left="120"/>
             </w:pPr>
-            <w:hyperlink w:history="1" r:id="rId8mdvuegywfiqp90scr11a">
+            <w:hyperlink w:history="1" r:id="rIdd88hcn15z3zr5nqp7ofdd">
               <w:r>
                 <w:rPr>
                   <w:rFonts w:ascii="Arial" w:cs="Arial" w:eastAsia="Arial" w:hAnsi="Arial"/>
@@ -7734,7 +7734,7 @@
             <w:pPr>
               <w:spacing w:after="20" w:before="0"/>
             </w:pPr>
-            <w:hyperlink w:history="1" r:id="rIdjolxz1mj1milx8pygnvhn">
+            <w:hyperlink w:history="1" r:id="rIdnrubn_eqjvczy8ok1msi3">
               <w:r>
                 <w:rPr>
                   <w:rFonts w:ascii="Arial" w:cs="Arial" w:eastAsia="Arial" w:hAnsi="Arial"/>
@@ -7783,7 +7783,7 @@
               <w:spacing w:after="10" w:before="0"/>
               <w:ind w:left="120"/>
             </w:pPr>
-            <w:hyperlink w:history="1" r:id="rId-mv3aoauulx_6j1-2xpfz">
+            <w:hyperlink w:history="1" r:id="rIddwb_tl1ixmyv3l8ikgigw">
               <w:r>
                 <w:rPr>
                   <w:rFonts w:ascii="Arial" w:cs="Arial" w:eastAsia="Arial" w:hAnsi="Arial"/>
@@ -7828,7 +7828,7 @@
             <w:pPr>
               <w:spacing w:after="20" w:before="0"/>
             </w:pPr>
-            <w:hyperlink w:history="1" r:id="rIdgsefnpbfamh9hnufo3amv">
+            <w:hyperlink w:history="1" r:id="rIdarsx10hufx8kuodk3p7wv">
               <w:r>
                 <w:rPr>
                   <w:rFonts w:ascii="Arial" w:cs="Arial" w:eastAsia="Arial" w:hAnsi="Arial"/>
@@ -7877,7 +7877,7 @@
               <w:spacing w:after="10" w:before="0"/>
               <w:ind w:left="120"/>
             </w:pPr>
-            <w:hyperlink w:history="1" r:id="rIdemkmerkmvw7ud7eiywfx9">
+            <w:hyperlink w:history="1" r:id="rIdgrliben06z9hmhjti3oe-">
               <w:r>
                 <w:rPr>
                   <w:rFonts w:ascii="Arial" w:cs="Arial" w:eastAsia="Arial" w:hAnsi="Arial"/>
@@ -8402,7 +8402,7 @@
         </w:rPr>
         <w:t xml:space="preserve">© 2026 SeaVuria and ARES. Aligned with KICD objectives. Developed by SeaVuria; technical implementation by ARES (with AI assistance from Claude). Licensed under </w:t>
       </w:r>
-      <w:hyperlink w:history="1" r:id="rId23_hnicbn142zvoo37k5f">
+      <w:hyperlink w:history="1" r:id="rIdpdktmcizsegvwd75iroid">
         <w:r>
           <w:rPr>
             <w:rFonts w:ascii="Arial" w:cs="Arial" w:eastAsia="Arial" w:hAnsi="Arial"/>
@@ -8423,7 +8423,7 @@
         </w:rPr>
         <w:t xml:space="preserve"> (</w:t>
       </w:r>
-      <w:hyperlink w:history="1" r:id="rIdbuhssejyn7seis39tf20q">
+      <w:hyperlink w:history="1" r:id="rIdwl8ytjyvhjschwbyyevgs">
         <w:r>
           <w:rPr>
             <w:rFonts w:ascii="Arial" w:cs="Arial" w:eastAsia="Arial" w:hAnsi="Arial"/>
@@ -9463,7 +9463,7 @@
             <w:pPr>
               <w:spacing w:after="20" w:before="0"/>
             </w:pPr>
-            <w:hyperlink w:history="1" r:id="rIdawabuiztoavuapiwyassn">
+            <w:hyperlink w:history="1" r:id="rIdizkdtc8or2ref40tmpszk">
               <w:r>
                 <w:rPr>
                   <w:rFonts w:ascii="Arial" w:cs="Arial" w:eastAsia="Arial" w:hAnsi="Arial"/>
@@ -9496,7 +9496,7 @@
               <w:spacing w:after="10" w:before="0"/>
               <w:ind w:left="120"/>
             </w:pPr>
-            <w:hyperlink w:history="1" r:id="rIdoraebeojzow0radcha3p6">
+            <w:hyperlink w:history="1" r:id="rIdt_4ufc0tfp1zha2p8czjt">
               <w:r>
                 <w:rPr>
                   <w:rFonts w:ascii="Arial" w:cs="Arial" w:eastAsia="Arial" w:hAnsi="Arial"/>
@@ -9541,7 +9541,7 @@
             <w:pPr>
               <w:spacing w:after="20" w:before="0"/>
             </w:pPr>
-            <w:hyperlink w:history="1" r:id="rIdndecnruq-qnuj32fnulgl">
+            <w:hyperlink w:history="1" r:id="rIdicmc3qnhadvxlihv4coia">
               <w:r>
                 <w:rPr>
                   <w:rFonts w:ascii="Arial" w:cs="Arial" w:eastAsia="Arial" w:hAnsi="Arial"/>
@@ -9574,7 +9574,7 @@
               <w:spacing w:after="10" w:before="0"/>
               <w:ind w:left="120"/>
             </w:pPr>
-            <w:hyperlink w:history="1" r:id="rIdyiplafefw_7jhjw_s5e9p">
+            <w:hyperlink w:history="1" r:id="rId_st8gn9k0mngualcxa9gg">
               <w:r>
                 <w:rPr>
                   <w:rFonts w:ascii="Arial" w:cs="Arial" w:eastAsia="Arial" w:hAnsi="Arial"/>
@@ -9774,7 +9774,7 @@
             <w:pPr>
               <w:spacing w:after="20" w:before="0"/>
             </w:pPr>
-            <w:hyperlink w:history="1" r:id="rIddcy2sgwkly4msh_f7dxzg">
+            <w:hyperlink w:history="1" r:id="rIdlqsry_gh_2uqzrn3xqlv2">
               <w:r>
                 <w:rPr>
                   <w:rFonts w:ascii="Arial" w:cs="Arial" w:eastAsia="Arial" w:hAnsi="Arial"/>
@@ -9807,7 +9807,7 @@
               <w:spacing w:after="10" w:before="0"/>
               <w:ind w:left="120"/>
             </w:pPr>
-            <w:hyperlink w:history="1" r:id="rId0jnraqtklxlbbko41mas2">
+            <w:hyperlink w:history="1" r:id="rIdbx0kmrr92zzlpcm3zkhle">
               <w:r>
                 <w:rPr>
                   <w:rFonts w:ascii="Arial" w:cs="Arial" w:eastAsia="Arial" w:hAnsi="Arial"/>
@@ -9852,7 +9852,7 @@
             <w:pPr>
               <w:spacing w:after="20" w:before="0"/>
             </w:pPr>
-            <w:hyperlink w:history="1" r:id="rId7pkrifxhlnl39ynkban2z">
+            <w:hyperlink w:history="1" r:id="rIdkxs1ulg3pdkdwszeek2lt">
               <w:r>
                 <w:rPr>
                   <w:rFonts w:ascii="Arial" w:cs="Arial" w:eastAsia="Arial" w:hAnsi="Arial"/>
@@ -9885,7 +9885,7 @@
               <w:spacing w:after="10" w:before="0"/>
               <w:ind w:left="120"/>
             </w:pPr>
-            <w:hyperlink w:history="1" r:id="rIdm9zdgti5pvv4vx2dfgmfx">
+            <w:hyperlink w:history="1" r:id="rIdz2_8lh4yojpvht1i4sy1i">
               <w:r>
                 <w:rPr>
                   <w:rFonts w:ascii="Arial" w:cs="Arial" w:eastAsia="Arial" w:hAnsi="Arial"/>
@@ -10085,7 +10085,7 @@
             <w:pPr>
               <w:spacing w:after="20" w:before="0"/>
             </w:pPr>
-            <w:hyperlink w:history="1" r:id="rIdewt-oljwduv5prgxm8jhx">
+            <w:hyperlink w:history="1" r:id="rIdnx7xdwcduiv5bcodwhkdr">
               <w:r>
                 <w:rPr>
                   <w:rFonts w:ascii="Arial" w:cs="Arial" w:eastAsia="Arial" w:hAnsi="Arial"/>
@@ -10134,7 +10134,7 @@
               <w:spacing w:after="10" w:before="0"/>
               <w:ind w:left="120"/>
             </w:pPr>
-            <w:hyperlink w:history="1" r:id="rIdflgyvhlahzo1cjuaafi5b">
+            <w:hyperlink w:history="1" r:id="rIdimpboefnbn05penmot_kf">
               <w:r>
                 <w:rPr>
                   <w:rFonts w:ascii="Arial" w:cs="Arial" w:eastAsia="Arial" w:hAnsi="Arial"/>
@@ -10179,7 +10179,7 @@
             <w:pPr>
               <w:spacing w:after="20" w:before="0"/>
             </w:pPr>
-            <w:hyperlink w:history="1" r:id="rIdbvmufazkqtg7jdvtqa2ny">
+            <w:hyperlink w:history="1" r:id="rIdynumxl0rvtx9jlki_vneh">
               <w:r>
                 <w:rPr>
                   <w:rFonts w:ascii="Arial" w:cs="Arial" w:eastAsia="Arial" w:hAnsi="Arial"/>
@@ -10212,7 +10212,7 @@
               <w:spacing w:after="10" w:before="0"/>
               <w:ind w:left="120"/>
             </w:pPr>
-            <w:hyperlink w:history="1" r:id="rId6bujeckbeoe5sx2vypipw">
+            <w:hyperlink w:history="1" r:id="rIdamrlxom9olkhvoht4d4e4">
               <w:r>
                 <w:rPr>
                   <w:rFonts w:ascii="Arial" w:cs="Arial" w:eastAsia="Arial" w:hAnsi="Arial"/>
@@ -10412,7 +10412,7 @@
             <w:pPr>
               <w:spacing w:after="20" w:before="0"/>
             </w:pPr>
-            <w:hyperlink w:history="1" r:id="rIdzt43ofbwps57zmyqcngsu">
+            <w:hyperlink w:history="1" r:id="rId9h004yonr17m0rzevhne0">
               <w:r>
                 <w:rPr>
                   <w:rFonts w:ascii="Arial" w:cs="Arial" w:eastAsia="Arial" w:hAnsi="Arial"/>
@@ -10461,7 +10461,7 @@
               <w:spacing w:after="10" w:before="0"/>
               <w:ind w:left="120"/>
             </w:pPr>
-            <w:hyperlink w:history="1" r:id="rIdz2x1fyaviz14ajfgid_u-">
+            <w:hyperlink w:history="1" r:id="rIdv6znxj1xxpoxmjn_ii4rk">
               <w:r>
                 <w:rPr>
                   <w:rFonts w:ascii="Arial" w:cs="Arial" w:eastAsia="Arial" w:hAnsi="Arial"/>
@@ -10506,7 +10506,7 @@
             <w:pPr>
               <w:spacing w:after="20" w:before="0"/>
             </w:pPr>
-            <w:hyperlink w:history="1" r:id="rIdnzarncy3kqwfncvioasyt">
+            <w:hyperlink w:history="1" r:id="rIdbm8dwri4ykoaaljm-81bu">
               <w:r>
                 <w:rPr>
                   <w:rFonts w:ascii="Arial" w:cs="Arial" w:eastAsia="Arial" w:hAnsi="Arial"/>
@@ -10539,7 +10539,7 @@
               <w:spacing w:after="10" w:before="0"/>
               <w:ind w:left="120"/>
             </w:pPr>
-            <w:hyperlink w:history="1" r:id="rIdxyvkstvzkwcue4ntxknv7">
+            <w:hyperlink w:history="1" r:id="rIdfocwtrwjl8ahrm7wiyi6m">
               <w:r>
                 <w:rPr>
                   <w:rFonts w:ascii="Arial" w:cs="Arial" w:eastAsia="Arial" w:hAnsi="Arial"/>
@@ -10739,7 +10739,7 @@
             <w:pPr>
               <w:spacing w:after="20" w:before="0"/>
             </w:pPr>
-            <w:hyperlink w:history="1" r:id="rId8gchasrcq9jw5ggvrqohr">
+            <w:hyperlink w:history="1" r:id="rIdbt3b8pmoenoa-ylpzvy_6">
               <w:r>
                 <w:rPr>
                   <w:rFonts w:ascii="Arial" w:cs="Arial" w:eastAsia="Arial" w:hAnsi="Arial"/>
@@ -10788,7 +10788,7 @@
               <w:spacing w:after="10" w:before="0"/>
               <w:ind w:left="120"/>
             </w:pPr>
-            <w:hyperlink w:history="1" r:id="rId5cb2msbwxvei7b_kqk4mf">
+            <w:hyperlink w:history="1" r:id="rIdybaosjo7xcow82czjtmcn">
               <w:r>
                 <w:rPr>
                   <w:rFonts w:ascii="Arial" w:cs="Arial" w:eastAsia="Arial" w:hAnsi="Arial"/>
@@ -10833,7 +10833,7 @@
             <w:pPr>
               <w:spacing w:after="20" w:before="0"/>
             </w:pPr>
-            <w:hyperlink w:history="1" r:id="rIdl9lgcypuil8ve8og0aczm">
+            <w:hyperlink w:history="1" r:id="rIdecegculiv1ycj8xdxne4b">
               <w:r>
                 <w:rPr>
                   <w:rFonts w:ascii="Arial" w:cs="Arial" w:eastAsia="Arial" w:hAnsi="Arial"/>
@@ -10866,7 +10866,7 @@
               <w:spacing w:after="10" w:before="0"/>
               <w:ind w:left="120"/>
             </w:pPr>
-            <w:hyperlink w:history="1" r:id="rIdkok1hdbiliwkd_l6tsw-p">
+            <w:hyperlink w:history="1" r:id="rIdyuewfxvayk80usoxub2rv">
               <w:r>
                 <w:rPr>
                   <w:rFonts w:ascii="Arial" w:cs="Arial" w:eastAsia="Arial" w:hAnsi="Arial"/>
@@ -11391,7 +11391,7 @@
         </w:rPr>
         <w:t xml:space="preserve">© 2026 SeaVuria and ARES. Aligned with KICD objectives. Developed by SeaVuria; technical implementation by ARES (with AI assistance from Claude). Licensed under </w:t>
       </w:r>
-      <w:hyperlink w:history="1" r:id="rId3c1otgc2l73uu3keuajmg">
+      <w:hyperlink w:history="1" r:id="rIdwcj1dtujklyjn7vb22kmy">
         <w:r>
           <w:rPr>
             <w:rFonts w:ascii="Arial" w:cs="Arial" w:eastAsia="Arial" w:hAnsi="Arial"/>
@@ -11412,7 +11412,7 @@
         </w:rPr>
         <w:t xml:space="preserve"> (</w:t>
       </w:r>
-      <w:hyperlink w:history="1" r:id="rIdics_ohdwmwoi5ptjs-o6m">
+      <w:hyperlink w:history="1" r:id="rIdrmeorccaptresgmxb-sz2">
         <w:r>
           <w:rPr>
             <w:rFonts w:ascii="Arial" w:cs="Arial" w:eastAsia="Arial" w:hAnsi="Arial"/>
@@ -12452,7 +12452,7 @@
             <w:pPr>
               <w:spacing w:after="20" w:before="0"/>
             </w:pPr>
-            <w:hyperlink w:history="1" r:id="rIdsa_sp4hr3q6ebzebzi1dz">
+            <w:hyperlink w:history="1" r:id="rIdatrxfv4qhqz7h_lsd810y">
               <w:r>
                 <w:rPr>
                   <w:rFonts w:ascii="Arial" w:cs="Arial" w:eastAsia="Arial" w:hAnsi="Arial"/>
@@ -12485,7 +12485,7 @@
               <w:spacing w:after="10" w:before="0"/>
               <w:ind w:left="120"/>
             </w:pPr>
-            <w:hyperlink w:history="1" r:id="rIdotgptuikj2oyllxpblvlg">
+            <w:hyperlink w:history="1" r:id="rIdovdono2a8_7lrqbj0xz3c">
               <w:r>
                 <w:rPr>
                   <w:rFonts w:ascii="Arial" w:cs="Arial" w:eastAsia="Arial" w:hAnsi="Arial"/>
@@ -12530,7 +12530,7 @@
             <w:pPr>
               <w:spacing w:after="20" w:before="0"/>
             </w:pPr>
-            <w:hyperlink w:history="1" r:id="rIdxwscgs5oh9geps7iqz0yv">
+            <w:hyperlink w:history="1" r:id="rIdxam82em7w8ymvcmn7li24">
               <w:r>
                 <w:rPr>
                   <w:rFonts w:ascii="Arial" w:cs="Arial" w:eastAsia="Arial" w:hAnsi="Arial"/>
@@ -12563,7 +12563,7 @@
               <w:spacing w:after="10" w:before="0"/>
               <w:ind w:left="120"/>
             </w:pPr>
-            <w:hyperlink w:history="1" r:id="rIdoxpnd1g01lwdn0-lvxrrd">
+            <w:hyperlink w:history="1" r:id="rIdtbdtd8fu_bo2-xgxh-b-z">
               <w:r>
                 <w:rPr>
                   <w:rFonts w:ascii="Arial" w:cs="Arial" w:eastAsia="Arial" w:hAnsi="Arial"/>
@@ -12763,7 +12763,7 @@
             <w:pPr>
               <w:spacing w:after="20" w:before="0"/>
             </w:pPr>
-            <w:hyperlink w:history="1" r:id="rIdtvuo6ccfqkvhnto8h9t76">
+            <w:hyperlink w:history="1" r:id="rIdmlgtfdpqv6t3uqsfm24gu">
               <w:r>
                 <w:rPr>
                   <w:rFonts w:ascii="Arial" w:cs="Arial" w:eastAsia="Arial" w:hAnsi="Arial"/>
@@ -12796,7 +12796,7 @@
               <w:spacing w:after="10" w:before="0"/>
               <w:ind w:left="120"/>
             </w:pPr>
-            <w:hyperlink w:history="1" r:id="rIdesvomnyzwctexjcx8zzoh">
+            <w:hyperlink w:history="1" r:id="rIdxpkv_o-lafpdin3ygt85m">
               <w:r>
                 <w:rPr>
                   <w:rFonts w:ascii="Arial" w:cs="Arial" w:eastAsia="Arial" w:hAnsi="Arial"/>
@@ -12841,7 +12841,7 @@
             <w:pPr>
               <w:spacing w:after="20" w:before="0"/>
             </w:pPr>
-            <w:hyperlink w:history="1" r:id="rIdeyrivg28zcwktuxc-dr0b">
+            <w:hyperlink w:history="1" r:id="rIdrgvrfygsv_mxdn-whzdfz">
               <w:r>
                 <w:rPr>
                   <w:rFonts w:ascii="Arial" w:cs="Arial" w:eastAsia="Arial" w:hAnsi="Arial"/>
@@ -12874,7 +12874,7 @@
               <w:spacing w:after="10" w:before="0"/>
               <w:ind w:left="120"/>
             </w:pPr>
-            <w:hyperlink w:history="1" r:id="rIdbzttyidodtcd_di0zliu1">
+            <w:hyperlink w:history="1" r:id="rIdp8cd48k26poabor-kgm25">
               <w:r>
                 <w:rPr>
                   <w:rFonts w:ascii="Arial" w:cs="Arial" w:eastAsia="Arial" w:hAnsi="Arial"/>
@@ -13074,7 +13074,7 @@
             <w:pPr>
               <w:spacing w:after="20" w:before="0"/>
             </w:pPr>
-            <w:hyperlink w:history="1" r:id="rIdw22xuzkiiit9zob7tg44-">
+            <w:hyperlink w:history="1" r:id="rIdy8c-gwgextah6nfqlw5pd">
               <w:r>
                 <w:rPr>
                   <w:rFonts w:ascii="Arial" w:cs="Arial" w:eastAsia="Arial" w:hAnsi="Arial"/>
@@ -13107,7 +13107,7 @@
               <w:spacing w:after="10" w:before="0"/>
               <w:ind w:left="120"/>
             </w:pPr>
-            <w:hyperlink w:history="1" r:id="rIdle6qpktgnrxyenz-gcngi">
+            <w:hyperlink w:history="1" r:id="rIdlrpjvobsrifu3yh36k_wr">
               <w:r>
                 <w:rPr>
                   <w:rFonts w:ascii="Arial" w:cs="Arial" w:eastAsia="Arial" w:hAnsi="Arial"/>
@@ -13152,7 +13152,7 @@
             <w:pPr>
               <w:spacing w:after="20" w:before="0"/>
             </w:pPr>
-            <w:hyperlink w:history="1" r:id="rIdhq_pkmuslcmjblc81ve0w">
+            <w:hyperlink w:history="1" r:id="rIdgwvsowkropdrh6uyviny2">
               <w:r>
                 <w:rPr>
                   <w:rFonts w:ascii="Arial" w:cs="Arial" w:eastAsia="Arial" w:hAnsi="Arial"/>
@@ -13185,7 +13185,7 @@
               <w:spacing w:after="10" w:before="0"/>
               <w:ind w:left="120"/>
             </w:pPr>
-            <w:hyperlink w:history="1" r:id="rIdff5yxovazom7naqilgymr">
+            <w:hyperlink w:history="1" r:id="rIdvbp27dpb8abmz2xgrsq7x">
               <w:r>
                 <w:rPr>
                   <w:rFonts w:ascii="Arial" w:cs="Arial" w:eastAsia="Arial" w:hAnsi="Arial"/>
@@ -13385,7 +13385,7 @@
             <w:pPr>
               <w:spacing w:after="20" w:before="0"/>
             </w:pPr>
-            <w:hyperlink w:history="1" r:id="rIdiscgka23aoeaesbikwlio">
+            <w:hyperlink w:history="1" r:id="rIdm3eiss7odc8z61b7rfmqu">
               <w:r>
                 <w:rPr>
                   <w:rFonts w:ascii="Arial" w:cs="Arial" w:eastAsia="Arial" w:hAnsi="Arial"/>
@@ -13418,7 +13418,7 @@
               <w:spacing w:after="10" w:before="0"/>
               <w:ind w:left="120"/>
             </w:pPr>
-            <w:hyperlink w:history="1" r:id="rIdubucjs9kls3nnbea2fwhe">
+            <w:hyperlink w:history="1" r:id="rIdozw-hh129yrscemcpra9k">
               <w:r>
                 <w:rPr>
                   <w:rFonts w:ascii="Arial" w:cs="Arial" w:eastAsia="Arial" w:hAnsi="Arial"/>
@@ -13463,7 +13463,7 @@
             <w:pPr>
               <w:spacing w:after="20" w:before="0"/>
             </w:pPr>
-            <w:hyperlink w:history="1" r:id="rIdxdbiim5xrqbmccifz1pxl">
+            <w:hyperlink w:history="1" r:id="rIdq_uduv483b5ck4kuujyfn">
               <w:r>
                 <w:rPr>
                   <w:rFonts w:ascii="Arial" w:cs="Arial" w:eastAsia="Arial" w:hAnsi="Arial"/>
@@ -13496,7 +13496,7 @@
               <w:spacing w:after="10" w:before="0"/>
               <w:ind w:left="120"/>
             </w:pPr>
-            <w:hyperlink w:history="1" r:id="rIdw0zg9bqiqrmf8z5lp6atx">
+            <w:hyperlink w:history="1" r:id="rIdvgvlg39ohzggykzqh-hv1">
               <w:r>
                 <w:rPr>
                   <w:rFonts w:ascii="Arial" w:cs="Arial" w:eastAsia="Arial" w:hAnsi="Arial"/>
@@ -13696,7 +13696,7 @@
             <w:pPr>
               <w:spacing w:after="20" w:before="0"/>
             </w:pPr>
-            <w:hyperlink w:history="1" r:id="rIdqmzrbuva9ntz1ebbcnbhk">
+            <w:hyperlink w:history="1" r:id="rIdtmn3qg2c-7riv9bdkrizk">
               <w:r>
                 <w:rPr>
                   <w:rFonts w:ascii="Arial" w:cs="Arial" w:eastAsia="Arial" w:hAnsi="Arial"/>
@@ -13729,7 +13729,7 @@
               <w:spacing w:after="10" w:before="0"/>
               <w:ind w:left="120"/>
             </w:pPr>
-            <w:hyperlink w:history="1" r:id="rId4s06mq5s_hxwavgbgz95l">
+            <w:hyperlink w:history="1" r:id="rIdulk73to2z2pz28fryanaq">
               <w:r>
                 <w:rPr>
                   <w:rFonts w:ascii="Arial" w:cs="Arial" w:eastAsia="Arial" w:hAnsi="Arial"/>
@@ -13774,7 +13774,7 @@
             <w:pPr>
               <w:spacing w:after="20" w:before="0"/>
             </w:pPr>
-            <w:hyperlink w:history="1" r:id="rIdoab8roncfwveeabi8dw72">
+            <w:hyperlink w:history="1" r:id="rIddmy0j8pvsgyj-ccpbeg7i">
               <w:r>
                 <w:rPr>
                   <w:rFonts w:ascii="Arial" w:cs="Arial" w:eastAsia="Arial" w:hAnsi="Arial"/>
@@ -13823,7 +13823,7 @@
               <w:spacing w:after="10" w:before="0"/>
               <w:ind w:left="120"/>
             </w:pPr>
-            <w:hyperlink w:history="1" r:id="rIdxzkqhmq9itgg36-zgpkov">
+            <w:hyperlink w:history="1" r:id="rId-dntq62awn4dfwvgzyw6f">
               <w:r>
                 <w:rPr>
                   <w:rFonts w:ascii="Arial" w:cs="Arial" w:eastAsia="Arial" w:hAnsi="Arial"/>
@@ -14348,7 +14348,7 @@
         </w:rPr>
         <w:t xml:space="preserve">© 2026 SeaVuria and ARES. Aligned with KICD objectives. Developed by SeaVuria; technical implementation by ARES (with AI assistance from Claude). Licensed under </w:t>
       </w:r>
-      <w:hyperlink w:history="1" r:id="rIdpabdas-nuw-at8xc9sz02">
+      <w:hyperlink w:history="1" r:id="rIdc2ffyqn92sqrow9zxcc-c">
         <w:r>
           <w:rPr>
             <w:rFonts w:ascii="Arial" w:cs="Arial" w:eastAsia="Arial" w:hAnsi="Arial"/>
@@ -14369,7 +14369,7 @@
         </w:rPr>
         <w:t xml:space="preserve"> (</w:t>
       </w:r>
-      <w:hyperlink w:history="1" r:id="rIdijeagzcizggh8aepbovdu">
+      <w:hyperlink w:history="1" r:id="rIdmzqlrdcbhgpetllxb9moe">
         <w:r>
           <w:rPr>
             <w:rFonts w:ascii="Arial" w:cs="Arial" w:eastAsia="Arial" w:hAnsi="Arial"/>
@@ -15409,7 +15409,7 @@
             <w:pPr>
               <w:spacing w:after="20" w:before="0"/>
             </w:pPr>
-            <w:hyperlink w:history="1" r:id="rIdinr0jwmsczgewidafqcw-">
+            <w:hyperlink w:history="1" r:id="rId1fsbrvrp1ew5pvqbhh_az">
               <w:r>
                 <w:rPr>
                   <w:rFonts w:ascii="Arial" w:cs="Arial" w:eastAsia="Arial" w:hAnsi="Arial"/>
@@ -15442,7 +15442,7 @@
               <w:spacing w:after="10" w:before="0"/>
               <w:ind w:left="120"/>
             </w:pPr>
-            <w:hyperlink w:history="1" r:id="rIdafwl7tk2vdw3_eidtweqa">
+            <w:hyperlink w:history="1" r:id="rIdktqjbye4gox_1r1dmebrd">
               <w:r>
                 <w:rPr>
                   <w:rFonts w:ascii="Arial" w:cs="Arial" w:eastAsia="Arial" w:hAnsi="Arial"/>
@@ -15487,7 +15487,7 @@
             <w:pPr>
               <w:spacing w:after="20" w:before="0"/>
             </w:pPr>
-            <w:hyperlink w:history="1" r:id="rId5mwxdm9-tb27wbgid9pxa">
+            <w:hyperlink w:history="1" r:id="rIdpgrxulwsdgga7fsz8h3si">
               <w:r>
                 <w:rPr>
                   <w:rFonts w:ascii="Arial" w:cs="Arial" w:eastAsia="Arial" w:hAnsi="Arial"/>
@@ -15536,7 +15536,7 @@
               <w:spacing w:after="10" w:before="0"/>
               <w:ind w:left="120"/>
             </w:pPr>
-            <w:hyperlink w:history="1" r:id="rId6mpbuxslwbnu_cm5waxqt">
+            <w:hyperlink w:history="1" r:id="rIdv-v34awolt18ou14wtamc">
               <w:r>
                 <w:rPr>
                   <w:rFonts w:ascii="Arial" w:cs="Arial" w:eastAsia="Arial" w:hAnsi="Arial"/>
@@ -15736,7 +15736,7 @@
             <w:pPr>
               <w:spacing w:after="20" w:before="0"/>
             </w:pPr>
-            <w:hyperlink w:history="1" r:id="rIdfgzmi1q7lmjq4yxadocfy">
+            <w:hyperlink w:history="1" r:id="rIdah0-mntfxwxlxcrn4uhll">
               <w:r>
                 <w:rPr>
                   <w:rFonts w:ascii="Arial" w:cs="Arial" w:eastAsia="Arial" w:hAnsi="Arial"/>
@@ -15769,7 +15769,7 @@
               <w:spacing w:after="10" w:before="0"/>
               <w:ind w:left="120"/>
             </w:pPr>
-            <w:hyperlink w:history="1" r:id="rIdef2pmpgagqlnxoxw2wrlr">
+            <w:hyperlink w:history="1" r:id="rIdcpujc5onba8e2nmr8m16z">
               <w:r>
                 <w:rPr>
                   <w:rFonts w:ascii="Arial" w:cs="Arial" w:eastAsia="Arial" w:hAnsi="Arial"/>
@@ -15814,7 +15814,7 @@
             <w:pPr>
               <w:spacing w:after="20" w:before="0"/>
             </w:pPr>
-            <w:hyperlink w:history="1" r:id="rIdqbeswbxz5u9pvjypvntwk">
+            <w:hyperlink w:history="1" r:id="rIdjvsgmjy97biyfsulcr6kk">
               <w:r>
                 <w:rPr>
                   <w:rFonts w:ascii="Arial" w:cs="Arial" w:eastAsia="Arial" w:hAnsi="Arial"/>
@@ -15863,7 +15863,7 @@
               <w:spacing w:after="10" w:before="0"/>
               <w:ind w:left="120"/>
             </w:pPr>
-            <w:hyperlink w:history="1" r:id="rIdgrgr1wvsiqwbrdxzlrjn8">
+            <w:hyperlink w:history="1" r:id="rIdidik92do4gwrldmos6ndd">
               <w:r>
                 <w:rPr>
                   <w:rFonts w:ascii="Arial" w:cs="Arial" w:eastAsia="Arial" w:hAnsi="Arial"/>
@@ -16063,7 +16063,7 @@
             <w:pPr>
               <w:spacing w:after="20" w:before="0"/>
             </w:pPr>
-            <w:hyperlink w:history="1" r:id="rIdgrrjmdebew0myrn956zd7">
+            <w:hyperlink w:history="1" r:id="rIdcfiypoemivtmordf9p4fi">
               <w:r>
                 <w:rPr>
                   <w:rFonts w:ascii="Arial" w:cs="Arial" w:eastAsia="Arial" w:hAnsi="Arial"/>
@@ -16096,7 +16096,7 @@
               <w:spacing w:after="10" w:before="0"/>
               <w:ind w:left="120"/>
             </w:pPr>
-            <w:hyperlink w:history="1" r:id="rIdmbtbozovs7orhv18brxmj">
+            <w:hyperlink w:history="1" r:id="rIdf6nuo52s8tcc-i8prv2qy">
               <w:r>
                 <w:rPr>
                   <w:rFonts w:ascii="Arial" w:cs="Arial" w:eastAsia="Arial" w:hAnsi="Arial"/>
@@ -16141,7 +16141,7 @@
             <w:pPr>
               <w:spacing w:after="20" w:before="0"/>
             </w:pPr>
-            <w:hyperlink w:history="1" r:id="rIdnr6089uvuavcbtsaew6sa">
+            <w:hyperlink w:history="1" r:id="rIdbmafs3hzoluxkmzmybx27">
               <w:r>
                 <w:rPr>
                   <w:rFonts w:ascii="Arial" w:cs="Arial" w:eastAsia="Arial" w:hAnsi="Arial"/>
@@ -16190,7 +16190,7 @@
               <w:spacing w:after="10" w:before="0"/>
               <w:ind w:left="120"/>
             </w:pPr>
-            <w:hyperlink w:history="1" r:id="rIdxdf4jej9r2akh1z7augx9">
+            <w:hyperlink w:history="1" r:id="rIdkayfsmc0ns-6j2sr2cpit">
               <w:r>
                 <w:rPr>
                   <w:rFonts w:ascii="Arial" w:cs="Arial" w:eastAsia="Arial" w:hAnsi="Arial"/>
@@ -16390,7 +16390,7 @@
             <w:pPr>
               <w:spacing w:after="20" w:before="0"/>
             </w:pPr>
-            <w:hyperlink w:history="1" r:id="rIdfqgnw2mvhfrwmhfjdsomh">
+            <w:hyperlink w:history="1" r:id="rIdeniczgblmgn51knzqdp2m">
               <w:r>
                 <w:rPr>
                   <w:rFonts w:ascii="Arial" w:cs="Arial" w:eastAsia="Arial" w:hAnsi="Arial"/>
@@ -16423,7 +16423,7 @@
               <w:spacing w:after="10" w:before="0"/>
               <w:ind w:left="120"/>
             </w:pPr>
-            <w:hyperlink w:history="1" r:id="rIdjdxvuqzcv3jxirw8oxypd">
+            <w:hyperlink w:history="1" r:id="rIdiqusyx5pcu0jyouavk9sz">
               <w:r>
                 <w:rPr>
                   <w:rFonts w:ascii="Arial" w:cs="Arial" w:eastAsia="Arial" w:hAnsi="Arial"/>
@@ -16468,7 +16468,7 @@
             <w:pPr>
               <w:spacing w:after="20" w:before="0"/>
             </w:pPr>
-            <w:hyperlink w:history="1" r:id="rIdulkqblyso-piilpvchrpp">
+            <w:hyperlink w:history="1" r:id="rIdphdkzz0bon4bfnpv15wvu">
               <w:r>
                 <w:rPr>
                   <w:rFonts w:ascii="Arial" w:cs="Arial" w:eastAsia="Arial" w:hAnsi="Arial"/>
@@ -16517,7 +16517,7 @@
               <w:spacing w:after="10" w:before="0"/>
               <w:ind w:left="120"/>
             </w:pPr>
-            <w:hyperlink w:history="1" r:id="rId51rcoebzld-w_gejgtq7f">
+            <w:hyperlink w:history="1" r:id="rIdkupptq9zxpdxujcf_rlu9">
               <w:r>
                 <w:rPr>
                   <w:rFonts w:ascii="Arial" w:cs="Arial" w:eastAsia="Arial" w:hAnsi="Arial"/>
@@ -16717,7 +16717,7 @@
             <w:pPr>
               <w:spacing w:after="20" w:before="0"/>
             </w:pPr>
-            <w:hyperlink w:history="1" r:id="rIdfegjtj6btrjx4aej5oltz">
+            <w:hyperlink w:history="1" r:id="rIddqlfushsbks36ux2hwkg_">
               <w:r>
                 <w:rPr>
                   <w:rFonts w:ascii="Arial" w:cs="Arial" w:eastAsia="Arial" w:hAnsi="Arial"/>
@@ -16766,7 +16766,7 @@
               <w:spacing w:after="10" w:before="0"/>
               <w:ind w:left="120"/>
             </w:pPr>
-            <w:hyperlink w:history="1" r:id="rIdziikwysavg_-de8u3txdv">
+            <w:hyperlink w:history="1" r:id="rIdvmx55jitdlkxxml7qvj6t">
               <w:r>
                 <w:rPr>
                   <w:rFonts w:ascii="Arial" w:cs="Arial" w:eastAsia="Arial" w:hAnsi="Arial"/>
@@ -16811,7 +16811,7 @@
             <w:pPr>
               <w:spacing w:after="20" w:before="0"/>
             </w:pPr>
-            <w:hyperlink w:history="1" r:id="rId0efl6zxdeqiiw6i6q-yiq">
+            <w:hyperlink w:history="1" r:id="rIdzsoanht_x9iklpybyldl1">
               <w:r>
                 <w:rPr>
                   <w:rFonts w:ascii="Arial" w:cs="Arial" w:eastAsia="Arial" w:hAnsi="Arial"/>
@@ -16860,7 +16860,7 @@
               <w:spacing w:after="10" w:before="0"/>
               <w:ind w:left="120"/>
             </w:pPr>
-            <w:hyperlink w:history="1" r:id="rIdgl8mfkhjc7dnn93konyic">
+            <w:hyperlink w:history="1" r:id="rIdf6kfehvj6fwdqfgarmdoj">
               <w:r>
                 <w:rPr>
                   <w:rFonts w:ascii="Arial" w:cs="Arial" w:eastAsia="Arial" w:hAnsi="Arial"/>
@@ -17385,7 +17385,7 @@
         </w:rPr>
         <w:t xml:space="preserve">© 2026 SeaVuria and ARES. Aligned with KICD objectives. Developed by SeaVuria; technical implementation by ARES (with AI assistance from Claude). Licensed under </w:t>
       </w:r>
-      <w:hyperlink w:history="1" r:id="rIda0k9gndraqywce6inemrg">
+      <w:hyperlink w:history="1" r:id="rIdm8qelm9cszjvyn3txucvi">
         <w:r>
           <w:rPr>
             <w:rFonts w:ascii="Arial" w:cs="Arial" w:eastAsia="Arial" w:hAnsi="Arial"/>
@@ -17406,7 +17406,7 @@
         </w:rPr>
         <w:t xml:space="preserve"> (</w:t>
       </w:r>
-      <w:hyperlink w:history="1" r:id="rIdicspcgvipw_et4sazt3-s">
+      <w:hyperlink w:history="1" r:id="rId8p2je_yyw9m3pjm64uoyq">
         <w:r>
           <w:rPr>
             <w:rFonts w:ascii="Arial" w:cs="Arial" w:eastAsia="Arial" w:hAnsi="Arial"/>
@@ -18446,7 +18446,7 @@
             <w:pPr>
               <w:spacing w:after="20" w:before="0"/>
             </w:pPr>
-            <w:hyperlink w:history="1" r:id="rIdkw0k0ftx7u7nnozns81rj">
+            <w:hyperlink w:history="1" r:id="rId4r_z-weuxlr00jqd9ul3w">
               <w:r>
                 <w:rPr>
                   <w:rFonts w:ascii="Arial" w:cs="Arial" w:eastAsia="Arial" w:hAnsi="Arial"/>
@@ -18479,7 +18479,7 @@
               <w:spacing w:after="10" w:before="0"/>
               <w:ind w:left="120"/>
             </w:pPr>
-            <w:hyperlink w:history="1" r:id="rIdxqldyvxjl1yiicxhn2dnq">
+            <w:hyperlink w:history="1" r:id="rIdmgutbagflpf0-c-vhdpov">
               <w:r>
                 <w:rPr>
                   <w:rFonts w:ascii="Arial" w:cs="Arial" w:eastAsia="Arial" w:hAnsi="Arial"/>
@@ -18524,7 +18524,7 @@
             <w:pPr>
               <w:spacing w:after="20" w:before="0"/>
             </w:pPr>
-            <w:hyperlink w:history="1" r:id="rIdsziiwc0mne03ubylx7qjz">
+            <w:hyperlink w:history="1" r:id="rIdijvpxfifdbh8glcgc-dvs">
               <w:r>
                 <w:rPr>
                   <w:rFonts w:ascii="Arial" w:cs="Arial" w:eastAsia="Arial" w:hAnsi="Arial"/>
@@ -18573,7 +18573,7 @@
               <w:spacing w:after="10" w:before="0"/>
               <w:ind w:left="120"/>
             </w:pPr>
-            <w:hyperlink w:history="1" r:id="rIdgapxfbz0ojgkv1lnkstff">
+            <w:hyperlink w:history="1" r:id="rIdkljgowtc-cwk99zw45cx2">
               <w:r>
                 <w:rPr>
                   <w:rFonts w:ascii="Arial" w:cs="Arial" w:eastAsia="Arial" w:hAnsi="Arial"/>
@@ -18773,7 +18773,7 @@
             <w:pPr>
               <w:spacing w:after="20" w:before="0"/>
             </w:pPr>
-            <w:hyperlink w:history="1" r:id="rId2vgogp_6o5vyhmislt1i0">
+            <w:hyperlink w:history="1" r:id="rIdlchy9loouyd68wyz-fwns">
               <w:r>
                 <w:rPr>
                   <w:rFonts w:ascii="Arial" w:cs="Arial" w:eastAsia="Arial" w:hAnsi="Arial"/>
@@ -18806,7 +18806,7 @@
               <w:spacing w:after="10" w:before="0"/>
               <w:ind w:left="120"/>
             </w:pPr>
-            <w:hyperlink w:history="1" r:id="rIdri33x8caivxvv3dvrpf4j">
+            <w:hyperlink w:history="1" r:id="rId7bdzeeiqedc0reg-nwmin">
               <w:r>
                 <w:rPr>
                   <w:rFonts w:ascii="Arial" w:cs="Arial" w:eastAsia="Arial" w:hAnsi="Arial"/>
@@ -18851,7 +18851,7 @@
             <w:pPr>
               <w:spacing w:after="20" w:before="0"/>
             </w:pPr>
-            <w:hyperlink w:history="1" r:id="rId6uminnf56rxqqfuzhoqk1">
+            <w:hyperlink w:history="1" r:id="rIddaqfqbof80qq2-j_bxjto">
               <w:r>
                 <w:rPr>
                   <w:rFonts w:ascii="Arial" w:cs="Arial" w:eastAsia="Arial" w:hAnsi="Arial"/>
@@ -18900,7 +18900,7 @@
               <w:spacing w:after="10" w:before="0"/>
               <w:ind w:left="120"/>
             </w:pPr>
-            <w:hyperlink w:history="1" r:id="rIdk4c1eksv8-bmajr0ivfty">
+            <w:hyperlink w:history="1" r:id="rIditrltznhbevxoavsx4klz">
               <w:r>
                 <w:rPr>
                   <w:rFonts w:ascii="Arial" w:cs="Arial" w:eastAsia="Arial" w:hAnsi="Arial"/>
@@ -19100,7 +19100,7 @@
             <w:pPr>
               <w:spacing w:after="20" w:before="0"/>
             </w:pPr>
-            <w:hyperlink w:history="1" r:id="rIdo6fgspzto2ldimhro1qjj">
+            <w:hyperlink w:history="1" r:id="rIdhcw-r18rsmdojmkmfzyw3">
               <w:r>
                 <w:rPr>
                   <w:rFonts w:ascii="Arial" w:cs="Arial" w:eastAsia="Arial" w:hAnsi="Arial"/>
@@ -19149,7 +19149,7 @@
               <w:spacing w:after="10" w:before="0"/>
               <w:ind w:left="120"/>
             </w:pPr>
-            <w:hyperlink w:history="1" r:id="rIdku1cbmqlctr7rkeq7_uso">
+            <w:hyperlink w:history="1" r:id="rId2egg-xxecv5n3mrpanmn8">
               <w:r>
                 <w:rPr>
                   <w:rFonts w:ascii="Arial" w:cs="Arial" w:eastAsia="Arial" w:hAnsi="Arial"/>
@@ -19194,7 +19194,7 @@
             <w:pPr>
               <w:spacing w:after="20" w:before="0"/>
             </w:pPr>
-            <w:hyperlink w:history="1" r:id="rIdqufmhkitkrej2wg0xul6s">
+            <w:hyperlink w:history="1" r:id="rIdszz-lnct5axoc8wro06ha">
               <w:r>
                 <w:rPr>
                   <w:rFonts w:ascii="Arial" w:cs="Arial" w:eastAsia="Arial" w:hAnsi="Arial"/>
@@ -19243,7 +19243,7 @@
               <w:spacing w:after="10" w:before="0"/>
               <w:ind w:left="120"/>
             </w:pPr>
-            <w:hyperlink w:history="1" r:id="rIdzumxim7q0vxczsy-eqxaj">
+            <w:hyperlink w:history="1" r:id="rIdipazisjtlabijjn_sleny">
               <w:r>
                 <w:rPr>
                   <w:rFonts w:ascii="Arial" w:cs="Arial" w:eastAsia="Arial" w:hAnsi="Arial"/>
@@ -19443,7 +19443,7 @@
             <w:pPr>
               <w:spacing w:after="20" w:before="0"/>
             </w:pPr>
-            <w:hyperlink w:history="1" r:id="rId2oajtbrm0vmgoxmk7u-b7">
+            <w:hyperlink w:history="1" r:id="rIdt132u2fkdqhjskigcwiko">
               <w:r>
                 <w:rPr>
                   <w:rFonts w:ascii="Arial" w:cs="Arial" w:eastAsia="Arial" w:hAnsi="Arial"/>
@@ -19492,7 +19492,7 @@
               <w:spacing w:after="10" w:before="0"/>
               <w:ind w:left="120"/>
             </w:pPr>
-            <w:hyperlink w:history="1" r:id="rIdq5mumye3sfbosxvwq5eor">
+            <w:hyperlink w:history="1" r:id="rIduexmp42ukj2iomqw7m_yf">
               <w:r>
                 <w:rPr>
                   <w:rFonts w:ascii="Arial" w:cs="Arial" w:eastAsia="Arial" w:hAnsi="Arial"/>
@@ -19537,7 +19537,7 @@
             <w:pPr>
               <w:spacing w:after="20" w:before="0"/>
             </w:pPr>
-            <w:hyperlink w:history="1" r:id="rIdx-4ggew54kt6vadchpjxb">
+            <w:hyperlink w:history="1" r:id="rIdqdt4oc4tngyejf6_-jorc">
               <w:r>
                 <w:rPr>
                   <w:rFonts w:ascii="Arial" w:cs="Arial" w:eastAsia="Arial" w:hAnsi="Arial"/>
@@ -19586,7 +19586,7 @@
               <w:spacing w:after="10" w:before="0"/>
               <w:ind w:left="120"/>
             </w:pPr>
-            <w:hyperlink w:history="1" r:id="rIdz4hbxx9w0gvt1k3y6rwsu">
+            <w:hyperlink w:history="1" r:id="rId0kecpblhajzssqsc3wtj0">
               <w:r>
                 <w:rPr>
                   <w:rFonts w:ascii="Arial" w:cs="Arial" w:eastAsia="Arial" w:hAnsi="Arial"/>
@@ -19786,7 +19786,7 @@
             <w:pPr>
               <w:spacing w:after="20" w:before="0"/>
             </w:pPr>
-            <w:hyperlink w:history="1" r:id="rIdyjsxycohlc-oosyvnfvne">
+            <w:hyperlink w:history="1" r:id="rId9nysjuucvrtofmx7_pski">
               <w:r>
                 <w:rPr>
                   <w:rFonts w:ascii="Arial" w:cs="Arial" w:eastAsia="Arial" w:hAnsi="Arial"/>
@@ -19835,7 +19835,7 @@
               <w:spacing w:after="10" w:before="0"/>
               <w:ind w:left="120"/>
             </w:pPr>
-            <w:hyperlink w:history="1" r:id="rIdekuev-_wdlgcfyxnzveup">
+            <w:hyperlink w:history="1" r:id="rIdz1cpexcuery7xhcszdrl8">
               <w:r>
                 <w:rPr>
                   <w:rFonts w:ascii="Arial" w:cs="Arial" w:eastAsia="Arial" w:hAnsi="Arial"/>
@@ -19880,7 +19880,7 @@
             <w:pPr>
               <w:spacing w:after="20" w:before="0"/>
             </w:pPr>
-            <w:hyperlink w:history="1" r:id="rIdhlqonvmsquymglivuc3zw">
+            <w:hyperlink w:history="1" r:id="rId2rfdjhyehtjhy1-bjdfdz">
               <w:r>
                 <w:rPr>
                   <w:rFonts w:ascii="Arial" w:cs="Arial" w:eastAsia="Arial" w:hAnsi="Arial"/>
@@ -19929,7 +19929,7 @@
               <w:spacing w:after="10" w:before="0"/>
               <w:ind w:left="120"/>
             </w:pPr>
-            <w:hyperlink w:history="1" r:id="rIdweplrz6awdhul_dvgffxo">
+            <w:hyperlink w:history="1" r:id="rIdsf0p0vgvny1pgs3mybcwj">
               <w:r>
                 <w:rPr>
                   <w:rFonts w:ascii="Arial" w:cs="Arial" w:eastAsia="Arial" w:hAnsi="Arial"/>
@@ -20454,7 +20454,7 @@
         </w:rPr>
         <w:t xml:space="preserve">© 2026 SeaVuria and ARES. Aligned with KICD objectives. Developed by SeaVuria; technical implementation by ARES (with AI assistance from Claude). Licensed under </w:t>
       </w:r>
-      <w:hyperlink w:history="1" r:id="rIdyzkarmnhlv1u4s5cxhmj7">
+      <w:hyperlink w:history="1" r:id="rIdmk5vp0xodfxsrafz58e-d">
         <w:r>
           <w:rPr>
             <w:rFonts w:ascii="Arial" w:cs="Arial" w:eastAsia="Arial" w:hAnsi="Arial"/>
@@ -20475,7 +20475,7 @@
         </w:rPr>
         <w:t xml:space="preserve"> (</w:t>
       </w:r>
-      <w:hyperlink w:history="1" r:id="rIdydzypayfs1hoxjhevj7ta">
+      <w:hyperlink w:history="1" r:id="rIdxhxiwydypmaog8pfxoxw4">
         <w:r>
           <w:rPr>
             <w:rFonts w:ascii="Arial" w:cs="Arial" w:eastAsia="Arial" w:hAnsi="Arial"/>
@@ -21515,7 +21515,7 @@
             <w:pPr>
               <w:spacing w:after="20" w:before="0"/>
             </w:pPr>
-            <w:hyperlink w:history="1" r:id="rIdiovs3gfy_jqbgfehfc7i1">
+            <w:hyperlink w:history="1" r:id="rIdxuxvaf7u-rg_1wq-qbzh_">
               <w:r>
                 <w:rPr>
                   <w:rFonts w:ascii="Arial" w:cs="Arial" w:eastAsia="Arial" w:hAnsi="Arial"/>
@@ -21548,7 +21548,7 @@
               <w:spacing w:after="10" w:before="0"/>
               <w:ind w:left="120"/>
             </w:pPr>
-            <w:hyperlink w:history="1" r:id="rIdffosliyljghk6508my5cs">
+            <w:hyperlink w:history="1" r:id="rIdv4jtdg6d9axmqtn-fkd4p">
               <w:r>
                 <w:rPr>
                   <w:rFonts w:ascii="Arial" w:cs="Arial" w:eastAsia="Arial" w:hAnsi="Arial"/>
@@ -21593,7 +21593,7 @@
             <w:pPr>
               <w:spacing w:after="20" w:before="0"/>
             </w:pPr>
-            <w:hyperlink w:history="1" r:id="rIdxvk1stq7uwq1ycunurww3">
+            <w:hyperlink w:history="1" r:id="rIdvk96hsrz1ycepaf43pzw4">
               <w:r>
                 <w:rPr>
                   <w:rFonts w:ascii="Arial" w:cs="Arial" w:eastAsia="Arial" w:hAnsi="Arial"/>
@@ -21626,7 +21626,7 @@
               <w:spacing w:after="10" w:before="0"/>
               <w:ind w:left="120"/>
             </w:pPr>
-            <w:hyperlink w:history="1" r:id="rIdxjqatvtyj1e7jxcgn6ptz">
+            <w:hyperlink w:history="1" r:id="rId7zev1lgi6wpkbkikgdcim">
               <w:r>
                 <w:rPr>
                   <w:rFonts w:ascii="Arial" w:cs="Arial" w:eastAsia="Arial" w:hAnsi="Arial"/>
@@ -21826,7 +21826,7 @@
             <w:pPr>
               <w:spacing w:after="20" w:before="0"/>
             </w:pPr>
-            <w:hyperlink w:history="1" r:id="rIdbvhydfh5f_uyk2pkfc_rg">
+            <w:hyperlink w:history="1" r:id="rId8xtiifcryzys2o7y8hkof">
               <w:r>
                 <w:rPr>
                   <w:rFonts w:ascii="Arial" w:cs="Arial" w:eastAsia="Arial" w:hAnsi="Arial"/>
@@ -21859,7 +21859,7 @@
               <w:spacing w:after="10" w:before="0"/>
               <w:ind w:left="120"/>
             </w:pPr>
-            <w:hyperlink w:history="1" r:id="rIddfowumhlj-n4_s_eca9wj">
+            <w:hyperlink w:history="1" r:id="rIdkfgni5mzllfozerjrznlf">
               <w:r>
                 <w:rPr>
                   <w:rFonts w:ascii="Arial" w:cs="Arial" w:eastAsia="Arial" w:hAnsi="Arial"/>
@@ -21904,7 +21904,7 @@
             <w:pPr>
               <w:spacing w:after="20" w:before="0"/>
             </w:pPr>
-            <w:hyperlink w:history="1" r:id="rIdel_weyawqphgjhqv1ghsy">
+            <w:hyperlink w:history="1" r:id="rId81ekbgk1eym_clgqajtnh">
               <w:r>
                 <w:rPr>
                   <w:rFonts w:ascii="Arial" w:cs="Arial" w:eastAsia="Arial" w:hAnsi="Arial"/>
@@ -21937,7 +21937,7 @@
               <w:spacing w:after="10" w:before="0"/>
               <w:ind w:left="120"/>
             </w:pPr>
-            <w:hyperlink w:history="1" r:id="rIdesjb6t84uw6tj8jjw0z6g">
+            <w:hyperlink w:history="1" r:id="rIdhariwl21-rpnhma5_0u8z">
               <w:r>
                 <w:rPr>
                   <w:rFonts w:ascii="Arial" w:cs="Arial" w:eastAsia="Arial" w:hAnsi="Arial"/>
@@ -22137,7 +22137,7 @@
             <w:pPr>
               <w:spacing w:after="20" w:before="0"/>
             </w:pPr>
-            <w:hyperlink w:history="1" r:id="rIdb8uyu8itxr0pcf7clxe62">
+            <w:hyperlink w:history="1" r:id="rIdxbespaqjjvcp1l2mrpera">
               <w:r>
                 <w:rPr>
                   <w:rFonts w:ascii="Arial" w:cs="Arial" w:eastAsia="Arial" w:hAnsi="Arial"/>
@@ -22170,7 +22170,7 @@
               <w:spacing w:after="10" w:before="0"/>
               <w:ind w:left="120"/>
             </w:pPr>
-            <w:hyperlink w:history="1" r:id="rIdgrslhknil6hmz-ppikjso">
+            <w:hyperlink w:history="1" r:id="rIdk3sc-8h3xh19u74fsq-wl">
               <w:r>
                 <w:rPr>
                   <w:rFonts w:ascii="Arial" w:cs="Arial" w:eastAsia="Arial" w:hAnsi="Arial"/>
@@ -22215,7 +22215,7 @@
             <w:pPr>
               <w:spacing w:after="20" w:before="0"/>
             </w:pPr>
-            <w:hyperlink w:history="1" r:id="rIdzzyieachlxua1t8pvs4w9">
+            <w:hyperlink w:history="1" r:id="rIduhwtzknnpwe8fabfd6xow">
               <w:r>
                 <w:rPr>
                   <w:rFonts w:ascii="Arial" w:cs="Arial" w:eastAsia="Arial" w:hAnsi="Arial"/>
@@ -22248,7 +22248,7 @@
               <w:spacing w:after="10" w:before="0"/>
               <w:ind w:left="120"/>
             </w:pPr>
-            <w:hyperlink w:history="1" r:id="rIdfq_u5spno674r6aallr5g">
+            <w:hyperlink w:history="1" r:id="rIdxxuq9nb_oqwqngslorq_c">
               <w:r>
                 <w:rPr>
                   <w:rFonts w:ascii="Arial" w:cs="Arial" w:eastAsia="Arial" w:hAnsi="Arial"/>
@@ -22448,7 +22448,7 @@
             <w:pPr>
               <w:spacing w:after="20" w:before="0"/>
             </w:pPr>
-            <w:hyperlink w:history="1" r:id="rIdjth4zwjj3_lxitrr44czm">
+            <w:hyperlink w:history="1" r:id="rIdslsjdlbuql0ilkgta-abw">
               <w:r>
                 <w:rPr>
                   <w:rFonts w:ascii="Arial" w:cs="Arial" w:eastAsia="Arial" w:hAnsi="Arial"/>
@@ -22481,7 +22481,7 @@
               <w:spacing w:after="10" w:before="0"/>
               <w:ind w:left="120"/>
             </w:pPr>
-            <w:hyperlink w:history="1" r:id="rIdnejgx2hfhb9y5yjqt_hkh">
+            <w:hyperlink w:history="1" r:id="rIdifamrejp9_qrgc_kwpc01">
               <w:r>
                 <w:rPr>
                   <w:rFonts w:ascii="Arial" w:cs="Arial" w:eastAsia="Arial" w:hAnsi="Arial"/>
@@ -22526,7 +22526,7 @@
             <w:pPr>
               <w:spacing w:after="20" w:before="0"/>
             </w:pPr>
-            <w:hyperlink w:history="1" r:id="rIdm6m4-cnfo250lga8iy1zl">
+            <w:hyperlink w:history="1" r:id="rIdn6pmdkzjhtdlxpyqfastx">
               <w:r>
                 <w:rPr>
                   <w:rFonts w:ascii="Arial" w:cs="Arial" w:eastAsia="Arial" w:hAnsi="Arial"/>
@@ -22559,7 +22559,7 @@
               <w:spacing w:after="10" w:before="0"/>
               <w:ind w:left="120"/>
             </w:pPr>
-            <w:hyperlink w:history="1" r:id="rId7fsy3mpeuiyb0xdajcsas">
+            <w:hyperlink w:history="1" r:id="rIdq2upa_ppqyvwyswerywme">
               <w:r>
                 <w:rPr>
                   <w:rFonts w:ascii="Arial" w:cs="Arial" w:eastAsia="Arial" w:hAnsi="Arial"/>
@@ -22759,7 +22759,7 @@
             <w:pPr>
               <w:spacing w:after="20" w:before="0"/>
             </w:pPr>
-            <w:hyperlink w:history="1" r:id="rIdiikfjgcyia7vnhrefxfyr">
+            <w:hyperlink w:history="1" r:id="rIdlklxf31j1d6ave-bnqhnh">
               <w:r>
                 <w:rPr>
                   <w:rFonts w:ascii="Arial" w:cs="Arial" w:eastAsia="Arial" w:hAnsi="Arial"/>
@@ -22808,7 +22808,7 @@
               <w:spacing w:after="10" w:before="0"/>
               <w:ind w:left="120"/>
             </w:pPr>
-            <w:hyperlink w:history="1" r:id="rIdssybdjrh1strtu866b6dr">
+            <w:hyperlink w:history="1" r:id="rIdwgbpjysgsndnqu-nddbc3">
               <w:r>
                 <w:rPr>
                   <w:rFonts w:ascii="Arial" w:cs="Arial" w:eastAsia="Arial" w:hAnsi="Arial"/>
@@ -22853,7 +22853,7 @@
             <w:pPr>
               <w:spacing w:after="20" w:before="0"/>
             </w:pPr>
-            <w:hyperlink w:history="1" r:id="rId6y_ecfid5jbrjdjtwojxv">
+            <w:hyperlink w:history="1" r:id="rIdk4cuk820tseepzk83_qge">
               <w:r>
                 <w:rPr>
                   <w:rFonts w:ascii="Arial" w:cs="Arial" w:eastAsia="Arial" w:hAnsi="Arial"/>
@@ -22902,7 +22902,7 @@
               <w:spacing w:after="10" w:before="0"/>
               <w:ind w:left="120"/>
             </w:pPr>
-            <w:hyperlink w:history="1" r:id="rId33_zzjmyjbbsmupjpqz5w">
+            <w:hyperlink w:history="1" r:id="rId1txyl8kt8t0zirkpiqep-">
               <w:r>
                 <w:rPr>
                   <w:rFonts w:ascii="Arial" w:cs="Arial" w:eastAsia="Arial" w:hAnsi="Arial"/>
@@ -23427,7 +23427,7 @@
         </w:rPr>
         <w:t xml:space="preserve">© 2026 SeaVuria and ARES. Aligned with KICD objectives. Developed by SeaVuria; technical implementation by ARES (with AI assistance from Claude). Licensed under </w:t>
       </w:r>
-      <w:hyperlink w:history="1" r:id="rIdlnwuc7_xwcmxwy1_jigkh">
+      <w:hyperlink w:history="1" r:id="rId7o3nksqm2mcoblnpv46rm">
         <w:r>
           <w:rPr>
             <w:rFonts w:ascii="Arial" w:cs="Arial" w:eastAsia="Arial" w:hAnsi="Arial"/>
@@ -23448,7 +23448,7 @@
         </w:rPr>
         <w:t xml:space="preserve"> (</w:t>
       </w:r>
-      <w:hyperlink w:history="1" r:id="rIdd79imzomif5o9rqvmjt4l">
+      <w:hyperlink w:history="1" r:id="rIdeln5ftoonjbbrrjvxohtw">
         <w:r>
           <w:rPr>
             <w:rFonts w:ascii="Arial" w:cs="Arial" w:eastAsia="Arial" w:hAnsi="Arial"/>
@@ -24488,7 +24488,7 @@
             <w:pPr>
               <w:spacing w:after="20" w:before="0"/>
             </w:pPr>
-            <w:hyperlink w:history="1" r:id="rIdmjmoryqttgvhklw0gjeft">
+            <w:hyperlink w:history="1" r:id="rIdz97cdc70hrgcjlpmqhjuv">
               <w:r>
                 <w:rPr>
                   <w:rFonts w:ascii="Arial" w:cs="Arial" w:eastAsia="Arial" w:hAnsi="Arial"/>
@@ -24521,7 +24521,7 @@
               <w:spacing w:after="10" w:before="0"/>
               <w:ind w:left="120"/>
             </w:pPr>
-            <w:hyperlink w:history="1" r:id="rIdvjrt6bbrutx5tujwy04wn">
+            <w:hyperlink w:history="1" r:id="rIdu67ksoka0w13vthp2aaue">
               <w:r>
                 <w:rPr>
                   <w:rFonts w:ascii="Arial" w:cs="Arial" w:eastAsia="Arial" w:hAnsi="Arial"/>
@@ -24566,7 +24566,7 @@
             <w:pPr>
               <w:spacing w:after="20" w:before="0"/>
             </w:pPr>
-            <w:hyperlink w:history="1" r:id="rIdqqz6ahcwigalu7l74gclt">
+            <w:hyperlink w:history="1" r:id="rIdpns6c_chuerxsi7ebqbwt">
               <w:r>
                 <w:rPr>
                   <w:rFonts w:ascii="Arial" w:cs="Arial" w:eastAsia="Arial" w:hAnsi="Arial"/>
@@ -24599,7 +24599,7 @@
               <w:spacing w:after="10" w:before="0"/>
               <w:ind w:left="120"/>
             </w:pPr>
-            <w:hyperlink w:history="1" r:id="rIdc_avsfy1xukzrkbwatho6">
+            <w:hyperlink w:history="1" r:id="rIdekv2zrfa5qd4hokjx8mpd">
               <w:r>
                 <w:rPr>
                   <w:rFonts w:ascii="Arial" w:cs="Arial" w:eastAsia="Arial" w:hAnsi="Arial"/>
@@ -24799,7 +24799,7 @@
             <w:pPr>
               <w:spacing w:after="20" w:before="0"/>
             </w:pPr>
-            <w:hyperlink w:history="1" r:id="rIdixoudc10hy8bj8d_0dq3f">
+            <w:hyperlink w:history="1" r:id="rIdplfzb5bhaeeqsjrcdqwjb">
               <w:r>
                 <w:rPr>
                   <w:rFonts w:ascii="Arial" w:cs="Arial" w:eastAsia="Arial" w:hAnsi="Arial"/>
@@ -24832,7 +24832,7 @@
               <w:spacing w:after="10" w:before="0"/>
               <w:ind w:left="120"/>
             </w:pPr>
-            <w:hyperlink w:history="1" r:id="rIdui9-mubpq6pg6edfc2iot">
+            <w:hyperlink w:history="1" r:id="rIdm7mt5r0hht7rujwcj6qus">
               <w:r>
                 <w:rPr>
                   <w:rFonts w:ascii="Arial" w:cs="Arial" w:eastAsia="Arial" w:hAnsi="Arial"/>
@@ -24877,7 +24877,7 @@
             <w:pPr>
               <w:spacing w:after="20" w:before="0"/>
             </w:pPr>
-            <w:hyperlink w:history="1" r:id="rIdlvtitpopkbpvyrae4l-0q">
+            <w:hyperlink w:history="1" r:id="rIdupdcqhovqi6bws3rx00ug">
               <w:r>
                 <w:rPr>
                   <w:rFonts w:ascii="Arial" w:cs="Arial" w:eastAsia="Arial" w:hAnsi="Arial"/>
@@ -24910,7 +24910,7 @@
               <w:spacing w:after="10" w:before="0"/>
               <w:ind w:left="120"/>
             </w:pPr>
-            <w:hyperlink w:history="1" r:id="rIdlfgdk_mdp6vs0f7mayhyp">
+            <w:hyperlink w:history="1" r:id="rIdd0mtpq-jbeoay79h_cavg">
               <w:r>
                 <w:rPr>
                   <w:rFonts w:ascii="Arial" w:cs="Arial" w:eastAsia="Arial" w:hAnsi="Arial"/>
@@ -25110,7 +25110,7 @@
             <w:pPr>
               <w:spacing w:after="20" w:before="0"/>
             </w:pPr>
-            <w:hyperlink w:history="1" r:id="rId58-udnjnoqxqouzcoxppo">
+            <w:hyperlink w:history="1" r:id="rIdn5amjc__vueudywegzgki">
               <w:r>
                 <w:rPr>
                   <w:rFonts w:ascii="Arial" w:cs="Arial" w:eastAsia="Arial" w:hAnsi="Arial"/>
@@ -25143,7 +25143,7 @@
               <w:spacing w:after="10" w:before="0"/>
               <w:ind w:left="120"/>
             </w:pPr>
-            <w:hyperlink w:history="1" r:id="rIdeh1quc-rdpci26wxz33l_">
+            <w:hyperlink w:history="1" r:id="rIdge9aalett68thspr8st6q">
               <w:r>
                 <w:rPr>
                   <w:rFonts w:ascii="Arial" w:cs="Arial" w:eastAsia="Arial" w:hAnsi="Arial"/>
@@ -25188,7 +25188,7 @@
             <w:pPr>
               <w:spacing w:after="20" w:before="0"/>
             </w:pPr>
-            <w:hyperlink w:history="1" r:id="rId1g9qtprvcjfixizyf7-tn">
+            <w:hyperlink w:history="1" r:id="rIdzyd_v0kjq-zqsu08nwxhr">
               <w:r>
                 <w:rPr>
                   <w:rFonts w:ascii="Arial" w:cs="Arial" w:eastAsia="Arial" w:hAnsi="Arial"/>
@@ -25221,7 +25221,7 @@
               <w:spacing w:after="10" w:before="0"/>
               <w:ind w:left="120"/>
             </w:pPr>
-            <w:hyperlink w:history="1" r:id="rIdiinggv6qhypofkozojhf-">
+            <w:hyperlink w:history="1" r:id="rIdiz6wyh24vv3p2snkosdnn">
               <w:r>
                 <w:rPr>
                   <w:rFonts w:ascii="Arial" w:cs="Arial" w:eastAsia="Arial" w:hAnsi="Arial"/>
@@ -25421,7 +25421,7 @@
             <w:pPr>
               <w:spacing w:after="20" w:before="0"/>
             </w:pPr>
-            <w:hyperlink w:history="1" r:id="rIdb7mbsihp0d_mcggtra-mj">
+            <w:hyperlink w:history="1" r:id="rIdkbgfs0r-a1ezhbjv3xn1z">
               <w:r>
                 <w:rPr>
                   <w:rFonts w:ascii="Arial" w:cs="Arial" w:eastAsia="Arial" w:hAnsi="Arial"/>
@@ -25454,7 +25454,7 @@
               <w:spacing w:after="10" w:before="0"/>
               <w:ind w:left="120"/>
             </w:pPr>
-            <w:hyperlink w:history="1" r:id="rIdpuuz8kotgufgs0_tozzzk">
+            <w:hyperlink w:history="1" r:id="rIdmxvkl3531jvjlicwm31b0">
               <w:r>
                 <w:rPr>
                   <w:rFonts w:ascii="Arial" w:cs="Arial" w:eastAsia="Arial" w:hAnsi="Arial"/>
@@ -25499,7 +25499,7 @@
             <w:pPr>
               <w:spacing w:after="20" w:before="0"/>
             </w:pPr>
-            <w:hyperlink w:history="1" r:id="rId1u0dbd4sjw66wodgavn7h">
+            <w:hyperlink w:history="1" r:id="rIdwwftf3ejibjkglp7m40ta">
               <w:r>
                 <w:rPr>
                   <w:rFonts w:ascii="Arial" w:cs="Arial" w:eastAsia="Arial" w:hAnsi="Arial"/>
@@ -25532,7 +25532,7 @@
               <w:spacing w:after="10" w:before="0"/>
               <w:ind w:left="120"/>
             </w:pPr>
-            <w:hyperlink w:history="1" r:id="rIdcdyxid1er0kwhfxhmk-c2">
+            <w:hyperlink w:history="1" r:id="rIdizjwzcxvnudj-pdvucvw2">
               <w:r>
                 <w:rPr>
                   <w:rFonts w:ascii="Arial" w:cs="Arial" w:eastAsia="Arial" w:hAnsi="Arial"/>
@@ -25732,7 +25732,7 @@
             <w:pPr>
               <w:spacing w:after="20" w:before="0"/>
             </w:pPr>
-            <w:hyperlink w:history="1" r:id="rIdvhttcb1uusbeasqqexnc9">
+            <w:hyperlink w:history="1" r:id="rIdnts7tghmw4pjpbmlo9rjj">
               <w:r>
                 <w:rPr>
                   <w:rFonts w:ascii="Arial" w:cs="Arial" w:eastAsia="Arial" w:hAnsi="Arial"/>
@@ -25765,7 +25765,7 @@
               <w:spacing w:after="10" w:before="0"/>
               <w:ind w:left="120"/>
             </w:pPr>
-            <w:hyperlink w:history="1" r:id="rId9ywpstocxedyqeq87udzk">
+            <w:hyperlink w:history="1" r:id="rIda9bdixrdllshbzp_jj9it">
               <w:r>
                 <w:rPr>
                   <w:rFonts w:ascii="Arial" w:cs="Arial" w:eastAsia="Arial" w:hAnsi="Arial"/>
@@ -25810,7 +25810,7 @@
             <w:pPr>
               <w:spacing w:after="20" w:before="0"/>
             </w:pPr>
-            <w:hyperlink w:history="1" r:id="rIdz31dtsicwavunuknftul0">
+            <w:hyperlink w:history="1" r:id="rIdp1q1joxgvshaptcjr6mrq">
               <w:r>
                 <w:rPr>
                   <w:rFonts w:ascii="Arial" w:cs="Arial" w:eastAsia="Arial" w:hAnsi="Arial"/>
@@ -25843,7 +25843,7 @@
               <w:spacing w:after="10" w:before="0"/>
               <w:ind w:left="120"/>
             </w:pPr>
-            <w:hyperlink w:history="1" r:id="rId0vyk1lzqeyejbvmpahj4v">
+            <w:hyperlink w:history="1" r:id="rIdrggf_br8mrqgeqnu5ggpw">
               <w:r>
                 <w:rPr>
                   <w:rFonts w:ascii="Arial" w:cs="Arial" w:eastAsia="Arial" w:hAnsi="Arial"/>
@@ -26368,7 +26368,7 @@
         </w:rPr>
         <w:t xml:space="preserve">© 2026 SeaVuria and ARES. Aligned with KICD objectives. Developed by SeaVuria; technical implementation by ARES (with AI assistance from Claude). Licensed under </w:t>
       </w:r>
-      <w:hyperlink w:history="1" r:id="rIdlqya64c4yr3gksk5ux4pz">
+      <w:hyperlink w:history="1" r:id="rIdy9aoyzpvrowh6355mrzfq">
         <w:r>
           <w:rPr>
             <w:rFonts w:ascii="Arial" w:cs="Arial" w:eastAsia="Arial" w:hAnsi="Arial"/>
@@ -26389,7 +26389,7 @@
         </w:rPr>
         <w:t xml:space="preserve"> (</w:t>
       </w:r>
-      <w:hyperlink w:history="1" r:id="rIdtexj__j-6pg85t-ovoqno">
+      <w:hyperlink w:history="1" r:id="rId0a90rjqzcjmijhtds5bbd">
         <w:r>
           <w:rPr>
             <w:rFonts w:ascii="Arial" w:cs="Arial" w:eastAsia="Arial" w:hAnsi="Arial"/>
